--- a/Programming Language/Problem_Solving.docx
+++ b/Programming Language/Problem_Solving.docx
@@ -469,119 +469,316 @@
         </w:rPr>
         <w:t>Solution:</w:t>
       </w:r>
-      <w:r>
-        <w:rPr>
-          <w:rFonts w:ascii="Arial" w:hAnsi="Arial" w:cs="Arial"/>
-          <w:color w:val="1F1F1F"/>
-          <w:sz w:val="21"/>
-          <w:szCs w:val="21"/>
-          <w:shd w:val="clear" w:color="auto" w:fill="FFFFFF"/>
-        </w:rPr>
-        <w:br/>
-      </w:r>
-      <w:r>
-        <w:rPr>
-          <w:highlight w:val="yellow"/>
-        </w:rPr>
-        <w:t>Problem: Given a list of unsorted integers, find the largest number without using built-in functions.</w:t>
-      </w:r>
     </w:p>
     <w:p>
-      <w:proofErr w:type="spellStart"/>
-      <w:r>
-        <w:t>def</w:t>
-      </w:r>
-      <w:proofErr w:type="spellEnd"/>
-      <w:r>
+      <w:pPr>
+        <w:rPr>
+          <w:color w:val="FF0000"/>
+        </w:rPr>
+      </w:pPr>
+      <w:r>
+        <w:rPr>
+          <w:color w:val="FF0000"/>
+          <w:highlight w:val="yellow"/>
+        </w:rPr>
+        <w:t xml:space="preserve">1. </w:t>
+      </w:r>
+      <w:r>
+        <w:rPr>
+          <w:color w:val="FF0000"/>
+          <w:highlight w:val="yellow"/>
+        </w:rPr>
+        <w:t>Write a program that asks for a user's birth year and calculates their current age.</w:t>
+      </w:r>
+      <w:r>
+        <w:rPr>
+          <w:color w:val="FF0000"/>
+        </w:rPr>
         <w:t xml:space="preserve"> </w:t>
-      </w:r>
-      <w:proofErr w:type="spellStart"/>
-      <w:r>
-        <w:t>find_max</w:t>
-      </w:r>
-      <w:proofErr w:type="spellEnd"/>
-      <w:r>
-        <w:t>(numbers):</w:t>
       </w:r>
     </w:p>
     <w:p>
       <w:r>
-        <w:t xml:space="preserve">    maximum = </w:t>
-      </w:r>
-      <w:proofErr w:type="gramStart"/>
-      <w:r>
-        <w:t>numbers[</w:t>
-      </w:r>
-      <w:proofErr w:type="gramEnd"/>
-      <w:r>
-        <w:t>0]</w:t>
+        <w:t xml:space="preserve">from </w:t>
+      </w:r>
+      <w:proofErr w:type="spellStart"/>
+      <w:r>
+        <w:t>datetime</w:t>
+      </w:r>
+      <w:proofErr w:type="spellEnd"/>
+      <w:r>
+        <w:t xml:space="preserve"> import </w:t>
+      </w:r>
+      <w:proofErr w:type="spellStart"/>
+      <w:r>
+        <w:t>datetime</w:t>
+      </w:r>
+      <w:proofErr w:type="spellEnd"/>
+      <w:r>
+        <w:br/>
+      </w:r>
+      <w:proofErr w:type="spellStart"/>
+      <w:r>
+        <w:t>birth_year</w:t>
+      </w:r>
+      <w:proofErr w:type="spellEnd"/>
+      <w:r>
+        <w:t xml:space="preserve"> = </w:t>
+      </w:r>
+      <w:proofErr w:type="spellStart"/>
+      <w:r>
+        <w:t>int</w:t>
+      </w:r>
+      <w:proofErr w:type="spellEnd"/>
+      <w:r>
+        <w:t>(input("Enter your birth year: "))</w:t>
+      </w:r>
+      <w:r>
+        <w:br/>
+      </w:r>
+      <w:proofErr w:type="spellStart"/>
+      <w:r>
+        <w:t>current_year</w:t>
+      </w:r>
+      <w:proofErr w:type="spellEnd"/>
+      <w:r>
+        <w:t xml:space="preserve"> = </w:t>
+      </w:r>
+      <w:proofErr w:type="spellStart"/>
+      <w:r>
+        <w:t>datetime.now</w:t>
+      </w:r>
+      <w:proofErr w:type="spellEnd"/>
+      <w:r>
+        <w:t>().year</w:t>
+      </w:r>
+      <w:r>
+        <w:br/>
+      </w:r>
+      <w:r>
+        <w:t xml:space="preserve">age = </w:t>
+      </w:r>
+      <w:proofErr w:type="spellStart"/>
+      <w:r>
+        <w:t>current_year</w:t>
+      </w:r>
+      <w:proofErr w:type="spellEnd"/>
+      <w:r>
+        <w:t xml:space="preserve"> - </w:t>
+      </w:r>
+      <w:proofErr w:type="spellStart"/>
+      <w:r>
+        <w:t>birth_year</w:t>
+      </w:r>
+      <w:proofErr w:type="spellEnd"/>
+      <w:r>
+        <w:br/>
+      </w:r>
+      <w:r>
+        <w:t>print("Your current age is:", age)</w:t>
+      </w:r>
+    </w:p>
+    <w:p/>
+    <w:p>
+      <w:pPr>
+        <w:rPr>
+          <w:color w:val="FF0000"/>
+        </w:rPr>
+      </w:pPr>
+      <w:r>
+        <w:rPr>
+          <w:color w:val="FF0000"/>
+          <w:highlight w:val="yellow"/>
+        </w:rPr>
+        <w:t>2. Write a program that takes a year as input and determines if it is a leap year.</w:t>
       </w:r>
     </w:p>
     <w:p>
       <w:r>
-        <w:t xml:space="preserve">    for </w:t>
-      </w:r>
-      <w:proofErr w:type="spellStart"/>
-      <w:r>
-        <w:t>num</w:t>
-      </w:r>
-      <w:proofErr w:type="spellEnd"/>
-      <w:r>
-        <w:t xml:space="preserve"> in numbers:</w:t>
+        <w:t xml:space="preserve">year = </w:t>
+      </w:r>
+      <w:proofErr w:type="spellStart"/>
+      <w:r>
+        <w:t>int</w:t>
+      </w:r>
+      <w:proofErr w:type="spellEnd"/>
+      <w:r>
+        <w:t>(input("Enter a year: "))</w:t>
+      </w:r>
+      <w:r>
+        <w:br/>
+      </w:r>
+      <w:r>
+        <w:t>if (year % 4 == 0 and year % 100 != 0) or (year % 400 == 0):</w:t>
+      </w:r>
+      <w:r>
+        <w:br/>
+      </w:r>
+      <w:r>
+        <w:lastRenderedPageBreak/>
+        <w:t xml:space="preserve">    print(year, "is a leap year.")</w:t>
+      </w:r>
+      <w:r>
+        <w:br/>
+      </w:r>
+      <w:r>
+        <w:t>else:</w:t>
+      </w:r>
+      <w:r>
+        <w:br/>
+      </w:r>
+      <w:r>
+        <w:t xml:space="preserve">    print(year, "is not a leap year.")</w:t>
       </w:r>
     </w:p>
     <w:p>
-      <w:r>
-        <w:t xml:space="preserve">        if </w:t>
-      </w:r>
-      <w:proofErr w:type="spellStart"/>
-      <w:r>
-        <w:t>num</w:t>
-      </w:r>
-      <w:proofErr w:type="spellEnd"/>
-      <w:r>
-        <w:t xml:space="preserve"> &gt; maximum:</w:t>
+      <w:pPr>
+        <w:rPr>
+          <w:b/>
+        </w:rPr>
+      </w:pPr>
+      <w:r>
+        <w:rPr>
+          <w:b/>
+          <w:highlight w:val="yellow"/>
+        </w:rPr>
+        <w:t>3. Write a program that prints the first 10 numbers of the Fibonacci sequence using a loop.</w:t>
       </w:r>
     </w:p>
     <w:p>
-      <w:r>
-        <w:t xml:space="preserve">            maximum = </w:t>
-      </w:r>
-      <w:proofErr w:type="spellStart"/>
-      <w:r>
-        <w:t>num</w:t>
-      </w:r>
-      <w:proofErr w:type="spellEnd"/>
-      <w:r>
-        <w:t xml:space="preserve"> </w:t>
+      <w:pPr>
+        <w:rPr>
+          <w:b/>
+        </w:rPr>
+      </w:pPr>
+      <w:r>
+        <w:rPr>
+          <w:b/>
+        </w:rPr>
+        <w:t>n = 10</w:t>
+      </w:r>
+      <w:r>
+        <w:rPr>
+          <w:b/>
+        </w:rPr>
+        <w:br/>
+        <w:t>a = 0</w:t>
+      </w:r>
+      <w:r>
+        <w:rPr>
+          <w:b/>
+        </w:rPr>
+        <w:br/>
+        <w:t>b = 1</w:t>
+      </w:r>
+      <w:r>
+        <w:rPr>
+          <w:b/>
+        </w:rPr>
+        <w:br/>
+        <w:t>print("Fibonacci sequence:")</w:t>
+      </w:r>
+      <w:r>
+        <w:rPr>
+          <w:b/>
+        </w:rPr>
+        <w:br/>
+      </w:r>
+      <w:r>
+        <w:rPr>
+          <w:b/>
+        </w:rPr>
+        <w:t xml:space="preserve">for </w:t>
+      </w:r>
+      <w:proofErr w:type="spellStart"/>
+      <w:r>
+        <w:rPr>
+          <w:b/>
+        </w:rPr>
+        <w:t>i</w:t>
+      </w:r>
+      <w:proofErr w:type="spellEnd"/>
+      <w:r>
+        <w:rPr>
+          <w:b/>
+        </w:rPr>
+        <w:t xml:space="preserve"> in range(n):</w:t>
+      </w:r>
+      <w:r>
+        <w:rPr>
+          <w:b/>
+        </w:rPr>
+        <w:br/>
+      </w:r>
+      <w:r>
+        <w:rPr>
+          <w:b/>
+        </w:rPr>
+        <w:t xml:space="preserve">    print(a, end=" ")</w:t>
+      </w:r>
+      <w:r>
+        <w:rPr>
+          <w:b/>
+        </w:rPr>
+        <w:br/>
+      </w:r>
+      <w:r>
+        <w:rPr>
+          <w:b/>
+        </w:rPr>
+        <w:t xml:space="preserve">    temp = a + b</w:t>
+      </w:r>
+      <w:r>
+        <w:rPr>
+          <w:b/>
+        </w:rPr>
+        <w:br/>
+        <w:t xml:space="preserve">    a = b</w:t>
+      </w:r>
+      <w:r>
+        <w:rPr>
+          <w:b/>
+        </w:rPr>
+        <w:br/>
+      </w:r>
+      <w:r>
+        <w:rPr>
+          <w:b/>
+        </w:rPr>
+        <w:t xml:space="preserve">    b = temp    </w:t>
       </w:r>
     </w:p>
     <w:p>
-      <w:r>
-        <w:t xml:space="preserve">    return maximum</w:t>
-      </w:r>
-    </w:p>
-    <w:p/>
-    <w:p/>
-    <w:p>
-      <w:r>
-        <w:lastRenderedPageBreak/>
-        <w:t xml:space="preserve"># start here </w:t>
-      </w:r>
+      <w:pPr>
+        <w:rPr>
+          <w:b/>
+        </w:rPr>
+      </w:pPr>
     </w:p>
     <w:p>
-      <w:proofErr w:type="spellStart"/>
-      <w:r>
-        <w:t>arr</w:t>
-      </w:r>
-      <w:proofErr w:type="spellEnd"/>
-      <w:r>
-        <w:t xml:space="preserve"> = [10, 45, 2, 89, 33, 100, 67]</w:t>
+      <w:r>
+        <w:rPr>
+          <w:color w:val="FF0000"/>
+          <w:highlight w:val="yellow"/>
+        </w:rPr>
+        <w:t xml:space="preserve">4. </w:t>
+      </w:r>
+      <w:r>
+        <w:rPr>
+          <w:color w:val="FF0000"/>
+          <w:highlight w:val="yellow"/>
+        </w:rPr>
+        <w:t>Problem: Given a list of unsorted integers, find the largest number without using built-in functions.</w:t>
       </w:r>
     </w:p>
     <w:p>
-      <w:r>
-        <w:t xml:space="preserve">result = </w:t>
+      <w:proofErr w:type="spellStart"/>
+      <w:r>
+        <w:t>def</w:t>
+      </w:r>
+      <w:proofErr w:type="spellEnd"/>
+      <w:r>
+        <w:t xml:space="preserve"> </w:t>
       </w:r>
       <w:proofErr w:type="spellStart"/>
       <w:r>
@@ -589,30 +786,453 @@
       </w:r>
       <w:proofErr w:type="spellEnd"/>
       <w:r>
-        <w:t>(</w:t>
-      </w:r>
-      <w:proofErr w:type="spellStart"/>
-      <w:r>
-        <w:t>arr</w:t>
-      </w:r>
-      <w:proofErr w:type="spellEnd"/>
-      <w:r>
-        <w:t xml:space="preserve">) </w:t>
+        <w:t>(numbers):</w:t>
+      </w:r>
+      <w:r>
+        <w:br/>
+      </w:r>
+      <w:r>
+        <w:t xml:space="preserve">    maximum = numbers[0]</w:t>
+      </w:r>
+      <w:r>
+        <w:br/>
+      </w:r>
+      <w:r>
+        <w:t xml:space="preserve">    for </w:t>
+      </w:r>
+      <w:proofErr w:type="spellStart"/>
+      <w:r>
+        <w:t>num</w:t>
+      </w:r>
+      <w:proofErr w:type="spellEnd"/>
+      <w:r>
+        <w:t xml:space="preserve"> in numbers:</w:t>
+      </w:r>
+      <w:r>
+        <w:br/>
+      </w:r>
+      <w:r>
+        <w:t xml:space="preserve">        if </w:t>
+      </w:r>
+      <w:proofErr w:type="spellStart"/>
+      <w:r>
+        <w:t>num</w:t>
+      </w:r>
+      <w:proofErr w:type="spellEnd"/>
+      <w:r>
+        <w:t xml:space="preserve"> &gt; maximum:</w:t>
+      </w:r>
+      <w:r>
+        <w:br/>
+      </w:r>
+      <w:r>
+        <w:t xml:space="preserve">            maximum = </w:t>
+      </w:r>
+      <w:proofErr w:type="spellStart"/>
+      <w:r>
+        <w:t>num</w:t>
+      </w:r>
+      <w:proofErr w:type="spellEnd"/>
+      <w:r>
+        <w:t xml:space="preserve"> </w:t>
+      </w:r>
+      <w:r>
+        <w:br/>
+      </w:r>
+      <w:r>
+        <w:t xml:space="preserve">    return maximum</w:t>
+      </w:r>
+      <w:r>
+        <w:br/>
       </w:r>
     </w:p>
     <w:p>
-      <w:proofErr w:type="gramStart"/>
-      <w:r>
-        <w:t>print(</w:t>
-      </w:r>
-      <w:proofErr w:type="gramEnd"/>
-      <w:r>
-        <w:t>"Maximum value is:", result)</w:t>
+      <w:r>
+        <w:t xml:space="preserve"># start here </w:t>
+      </w:r>
+      <w:r>
+        <w:br/>
+      </w:r>
+      <w:proofErr w:type="spellStart"/>
+      <w:r>
+        <w:t>arr</w:t>
+      </w:r>
+      <w:proofErr w:type="spellEnd"/>
+      <w:r>
+        <w:t xml:space="preserve"> = [10, 45, 2, 89, 33, 100, 67]</w:t>
+      </w:r>
+      <w:r>
+        <w:br/>
+      </w:r>
+      <w:r>
+        <w:t xml:space="preserve">result = </w:t>
+      </w:r>
+      <w:proofErr w:type="spellStart"/>
+      <w:r>
+        <w:t>find_max</w:t>
+      </w:r>
+      <w:proofErr w:type="spellEnd"/>
+      <w:r>
+        <w:t>(</w:t>
+      </w:r>
+      <w:proofErr w:type="spellStart"/>
+      <w:r>
+        <w:t>arr</w:t>
+      </w:r>
+      <w:proofErr w:type="spellEnd"/>
+      <w:r>
+        <w:t xml:space="preserve">) </w:t>
+      </w:r>
+      <w:r>
+        <w:br/>
+      </w:r>
+      <w:r>
+        <w:t>print("Maximum value is:", result)</w:t>
       </w:r>
     </w:p>
     <w:p>
+      <w:pPr>
+        <w:rPr>
+          <w:b/>
+        </w:rPr>
+      </w:pPr>
+    </w:p>
+    <w:p>
+      <w:pPr>
+        <w:rPr>
+          <w:rFonts w:ascii="Arial" w:hAnsi="Arial" w:cs="Arial"/>
+          <w:color w:val="1F1F1F"/>
+          <w:sz w:val="21"/>
+          <w:szCs w:val="21"/>
+          <w:shd w:val="clear" w:color="auto" w:fill="FFFFFF"/>
+        </w:rPr>
+      </w:pPr>
+      <w:r>
+        <w:rPr>
+          <w:rFonts w:ascii="Arial" w:hAnsi="Arial" w:cs="Arial"/>
+          <w:color w:val="1F1F1F"/>
+          <w:sz w:val="21"/>
+          <w:szCs w:val="21"/>
+          <w:shd w:val="clear" w:color="auto" w:fill="FFFFFF"/>
+        </w:rPr>
+        <w:t>5. Write a function that takes a string and returns a dictionary or map showing how many times each character appears.</w:t>
+      </w:r>
+    </w:p>
+    <w:p>
+      <w:pPr>
+        <w:rPr>
+          <w:rFonts w:ascii="Arial" w:hAnsi="Arial" w:cs="Arial"/>
+          <w:color w:val="1F1F1F"/>
+          <w:sz w:val="21"/>
+          <w:szCs w:val="21"/>
+        </w:rPr>
+      </w:pPr>
+      <w:proofErr w:type="spellStart"/>
+      <w:r>
+        <w:rPr>
+          <w:rFonts w:ascii="Arial" w:hAnsi="Arial" w:cs="Arial"/>
+          <w:color w:val="1F1F1F"/>
+          <w:sz w:val="21"/>
+          <w:szCs w:val="21"/>
+        </w:rPr>
+        <w:t>def</w:t>
+      </w:r>
+      <w:proofErr w:type="spellEnd"/>
+      <w:r>
+        <w:rPr>
+          <w:rFonts w:ascii="Arial" w:hAnsi="Arial" w:cs="Arial"/>
+          <w:color w:val="1F1F1F"/>
+          <w:sz w:val="21"/>
+          <w:szCs w:val="21"/>
+        </w:rPr>
+        <w:t xml:space="preserve"> </w:t>
+      </w:r>
+      <w:proofErr w:type="spellStart"/>
+      <w:r>
+        <w:rPr>
+          <w:rFonts w:ascii="Arial" w:hAnsi="Arial" w:cs="Arial"/>
+          <w:color w:val="1F1F1F"/>
+          <w:sz w:val="21"/>
+          <w:szCs w:val="21"/>
+        </w:rPr>
+        <w:t>char_count</w:t>
+      </w:r>
+      <w:proofErr w:type="spellEnd"/>
+      <w:r>
+        <w:rPr>
+          <w:rFonts w:ascii="Arial" w:hAnsi="Arial" w:cs="Arial"/>
+          <w:color w:val="1F1F1F"/>
+          <w:sz w:val="21"/>
+          <w:szCs w:val="21"/>
+        </w:rPr>
+        <w:t>(text):</w:t>
+      </w:r>
+      <w:r>
+        <w:rPr>
+          <w:rFonts w:ascii="Arial" w:hAnsi="Arial" w:cs="Arial"/>
+          <w:color w:val="1F1F1F"/>
+          <w:sz w:val="21"/>
+          <w:szCs w:val="21"/>
+        </w:rPr>
+        <w:br/>
+      </w:r>
+      <w:r>
+        <w:rPr>
+          <w:rFonts w:ascii="Arial" w:hAnsi="Arial" w:cs="Arial"/>
+          <w:color w:val="1F1F1F"/>
+          <w:sz w:val="21"/>
+          <w:szCs w:val="21"/>
+        </w:rPr>
+        <w:t xml:space="preserve">    result = {}</w:t>
+      </w:r>
+      <w:r>
+        <w:rPr>
+          <w:rFonts w:ascii="Arial" w:hAnsi="Arial" w:cs="Arial"/>
+          <w:color w:val="1F1F1F"/>
+          <w:sz w:val="21"/>
+          <w:szCs w:val="21"/>
+        </w:rPr>
+        <w:br/>
+      </w:r>
+      <w:r>
+        <w:rPr>
+          <w:rFonts w:ascii="Arial" w:hAnsi="Arial" w:cs="Arial"/>
+          <w:color w:val="1F1F1F"/>
+          <w:sz w:val="21"/>
+          <w:szCs w:val="21"/>
+        </w:rPr>
+        <w:t xml:space="preserve">    for char in text:</w:t>
+      </w:r>
+      <w:r>
+        <w:rPr>
+          <w:rFonts w:ascii="Arial" w:hAnsi="Arial" w:cs="Arial"/>
+          <w:color w:val="1F1F1F"/>
+          <w:sz w:val="21"/>
+          <w:szCs w:val="21"/>
+        </w:rPr>
+        <w:br/>
+      </w:r>
+      <w:r>
+        <w:rPr>
+          <w:rFonts w:ascii="Arial" w:hAnsi="Arial" w:cs="Arial"/>
+          <w:color w:val="1F1F1F"/>
+          <w:sz w:val="21"/>
+          <w:szCs w:val="21"/>
+        </w:rPr>
+        <w:t xml:space="preserve">        if char in result:</w:t>
+      </w:r>
+      <w:r>
+        <w:rPr>
+          <w:rFonts w:ascii="Arial" w:hAnsi="Arial" w:cs="Arial"/>
+          <w:color w:val="1F1F1F"/>
+          <w:sz w:val="21"/>
+          <w:szCs w:val="21"/>
+        </w:rPr>
+        <w:br/>
+      </w:r>
+      <w:r>
+        <w:rPr>
+          <w:rFonts w:ascii="Arial" w:hAnsi="Arial" w:cs="Arial"/>
+          <w:color w:val="1F1F1F"/>
+          <w:sz w:val="21"/>
+          <w:szCs w:val="21"/>
+        </w:rPr>
+        <w:t xml:space="preserve">            result[char] += 1</w:t>
+      </w:r>
+      <w:r>
+        <w:rPr>
+          <w:rFonts w:ascii="Arial" w:hAnsi="Arial" w:cs="Arial"/>
+          <w:color w:val="1F1F1F"/>
+          <w:sz w:val="21"/>
+          <w:szCs w:val="21"/>
+        </w:rPr>
+        <w:br/>
+      </w:r>
+      <w:r>
+        <w:rPr>
+          <w:rFonts w:ascii="Arial" w:hAnsi="Arial" w:cs="Arial"/>
+          <w:color w:val="1F1F1F"/>
+          <w:sz w:val="21"/>
+          <w:szCs w:val="21"/>
+        </w:rPr>
+        <w:t xml:space="preserve">        else:</w:t>
+      </w:r>
+      <w:r>
+        <w:rPr>
+          <w:rFonts w:ascii="Arial" w:hAnsi="Arial" w:cs="Arial"/>
+          <w:color w:val="1F1F1F"/>
+          <w:sz w:val="21"/>
+          <w:szCs w:val="21"/>
+        </w:rPr>
+        <w:br/>
+      </w:r>
+      <w:r>
+        <w:rPr>
+          <w:rFonts w:ascii="Arial" w:hAnsi="Arial" w:cs="Arial"/>
+          <w:color w:val="1F1F1F"/>
+          <w:sz w:val="21"/>
+          <w:szCs w:val="21"/>
+        </w:rPr>
+        <w:t xml:space="preserve">            result[char] = 1</w:t>
+      </w:r>
+      <w:r>
+        <w:rPr>
+          <w:rFonts w:ascii="Arial" w:hAnsi="Arial" w:cs="Arial"/>
+          <w:color w:val="1F1F1F"/>
+          <w:sz w:val="21"/>
+          <w:szCs w:val="21"/>
+        </w:rPr>
+        <w:br/>
+      </w:r>
+      <w:r>
+        <w:rPr>
+          <w:rFonts w:ascii="Arial" w:hAnsi="Arial" w:cs="Arial"/>
+          <w:color w:val="1F1F1F"/>
+          <w:sz w:val="21"/>
+          <w:szCs w:val="21"/>
+        </w:rPr>
+        <w:t xml:space="preserve">    return result</w:t>
+      </w:r>
       <w:bookmarkStart w:id="0" w:name="_GoBack"/>
       <w:bookmarkEnd w:id="0"/>
+      <w:r>
+        <w:rPr>
+          <w:rFonts w:ascii="Arial" w:hAnsi="Arial" w:cs="Arial"/>
+          <w:color w:val="1F1F1F"/>
+          <w:sz w:val="21"/>
+          <w:szCs w:val="21"/>
+        </w:rPr>
+        <w:br/>
+      </w:r>
+      <w:r>
+        <w:rPr>
+          <w:rFonts w:ascii="Arial" w:hAnsi="Arial" w:cs="Arial"/>
+          <w:color w:val="1F1F1F"/>
+          <w:sz w:val="21"/>
+          <w:szCs w:val="21"/>
+        </w:rPr>
+        <w:br/>
+      </w:r>
+      <w:r>
+        <w:rPr>
+          <w:rFonts w:ascii="Arial" w:hAnsi="Arial" w:cs="Arial"/>
+          <w:color w:val="1F1F1F"/>
+          <w:sz w:val="21"/>
+          <w:szCs w:val="21"/>
+        </w:rPr>
+        <w:t># Example usage</w:t>
+      </w:r>
+      <w:r>
+        <w:rPr>
+          <w:rFonts w:ascii="Arial" w:hAnsi="Arial" w:cs="Arial"/>
+          <w:color w:val="1F1F1F"/>
+          <w:sz w:val="21"/>
+          <w:szCs w:val="21"/>
+        </w:rPr>
+        <w:br/>
+      </w:r>
+      <w:r>
+        <w:rPr>
+          <w:rFonts w:ascii="Arial" w:hAnsi="Arial" w:cs="Arial"/>
+          <w:color w:val="1F1F1F"/>
+          <w:sz w:val="21"/>
+          <w:szCs w:val="21"/>
+        </w:rPr>
+        <w:t>string = input("Enter a string: ")</w:t>
+      </w:r>
+      <w:r>
+        <w:rPr>
+          <w:rFonts w:ascii="Arial" w:hAnsi="Arial" w:cs="Arial"/>
+          <w:color w:val="1F1F1F"/>
+          <w:sz w:val="21"/>
+          <w:szCs w:val="21"/>
+        </w:rPr>
+        <w:br/>
+      </w:r>
+      <w:r>
+        <w:rPr>
+          <w:rFonts w:ascii="Arial" w:hAnsi="Arial" w:cs="Arial"/>
+          <w:color w:val="1F1F1F"/>
+          <w:sz w:val="21"/>
+          <w:szCs w:val="21"/>
+        </w:rPr>
+        <w:t>print(</w:t>
+      </w:r>
+      <w:proofErr w:type="spellStart"/>
+      <w:r>
+        <w:rPr>
+          <w:rFonts w:ascii="Arial" w:hAnsi="Arial" w:cs="Arial"/>
+          <w:color w:val="1F1F1F"/>
+          <w:sz w:val="21"/>
+          <w:szCs w:val="21"/>
+        </w:rPr>
+        <w:t>char_count</w:t>
+      </w:r>
+      <w:proofErr w:type="spellEnd"/>
+      <w:r>
+        <w:rPr>
+          <w:rFonts w:ascii="Arial" w:hAnsi="Arial" w:cs="Arial"/>
+          <w:color w:val="1F1F1F"/>
+          <w:sz w:val="21"/>
+          <w:szCs w:val="21"/>
+        </w:rPr>
+        <w:t>(string))</w:t>
+      </w:r>
+    </w:p>
+    <w:p>
+      <w:pPr>
+        <w:rPr>
+          <w:rFonts w:ascii="Arial" w:hAnsi="Arial" w:cs="Arial"/>
+          <w:color w:val="1F1F1F"/>
+          <w:sz w:val="21"/>
+          <w:szCs w:val="21"/>
+        </w:rPr>
+      </w:pPr>
+    </w:p>
+    <w:p>
+      <w:pPr>
+        <w:rPr>
+          <w:b/>
+        </w:rPr>
+      </w:pPr>
+      <w:r>
+        <w:rPr>
+          <w:rFonts w:ascii="Arial" w:hAnsi="Arial" w:cs="Arial"/>
+          <w:color w:val="1F1F1F"/>
+          <w:sz w:val="21"/>
+          <w:szCs w:val="21"/>
+        </w:rPr>
+        <w:br/>
+      </w:r>
+      <w:r>
+        <w:rPr>
+          <w:rFonts w:ascii="Arial" w:hAnsi="Arial" w:cs="Arial"/>
+          <w:color w:val="1F1F1F"/>
+          <w:sz w:val="21"/>
+          <w:szCs w:val="21"/>
+          <w:shd w:val="clear" w:color="auto" w:fill="FFFFFF"/>
+        </w:rPr>
+        <w:t>6. Define a Student class with attributes for name, ID, and a list of grades, including a method to calculate the average grade.</w:t>
+      </w:r>
+      <w:r>
+        <w:rPr>
+          <w:rFonts w:ascii="Arial" w:hAnsi="Arial" w:cs="Arial"/>
+          <w:color w:val="1F1F1F"/>
+          <w:sz w:val="21"/>
+          <w:szCs w:val="21"/>
+        </w:rPr>
+        <w:br/>
+      </w:r>
+      <w:r>
+        <w:rPr>
+          <w:rFonts w:ascii="Arial" w:hAnsi="Arial" w:cs="Arial"/>
+          <w:color w:val="1F1F1F"/>
+          <w:sz w:val="21"/>
+          <w:szCs w:val="21"/>
+          <w:shd w:val="clear" w:color="auto" w:fill="FFFFFF"/>
+        </w:rPr>
+        <w:t>7. Implement a linear search function that finds and returns the index of a target name in a list of names.</w:t>
+      </w:r>
     </w:p>
     <w:sectPr>
       <w:pgSz w:w="12240" w:h="15840"/>

--- a/Programming Language/Problem_Solving.docx
+++ b/Programming Language/Problem_Solving.docx
@@ -1093,101 +1093,1003 @@
         </w:rPr>
         <w:t xml:space="preserve">    return result</w:t>
       </w:r>
+      <w:r>
+        <w:rPr>
+          <w:rFonts w:ascii="Arial" w:hAnsi="Arial" w:cs="Arial"/>
+          <w:color w:val="1F1F1F"/>
+          <w:sz w:val="21"/>
+          <w:szCs w:val="21"/>
+        </w:rPr>
+        <w:br/>
+      </w:r>
+      <w:r>
+        <w:rPr>
+          <w:rFonts w:ascii="Arial" w:hAnsi="Arial" w:cs="Arial"/>
+          <w:color w:val="1F1F1F"/>
+          <w:sz w:val="21"/>
+          <w:szCs w:val="21"/>
+        </w:rPr>
+        <w:br/>
+      </w:r>
+      <w:r>
+        <w:rPr>
+          <w:rFonts w:ascii="Arial" w:hAnsi="Arial" w:cs="Arial"/>
+          <w:color w:val="1F1F1F"/>
+          <w:sz w:val="21"/>
+          <w:szCs w:val="21"/>
+        </w:rPr>
+        <w:t># Example usage</w:t>
+      </w:r>
+      <w:r>
+        <w:rPr>
+          <w:rFonts w:ascii="Arial" w:hAnsi="Arial" w:cs="Arial"/>
+          <w:color w:val="1F1F1F"/>
+          <w:sz w:val="21"/>
+          <w:szCs w:val="21"/>
+        </w:rPr>
+        <w:br/>
+      </w:r>
+      <w:r>
+        <w:rPr>
+          <w:rFonts w:ascii="Arial" w:hAnsi="Arial" w:cs="Arial"/>
+          <w:color w:val="1F1F1F"/>
+          <w:sz w:val="21"/>
+          <w:szCs w:val="21"/>
+        </w:rPr>
+        <w:t>string = input("Enter a string: ")</w:t>
+      </w:r>
+      <w:r>
+        <w:rPr>
+          <w:rFonts w:ascii="Arial" w:hAnsi="Arial" w:cs="Arial"/>
+          <w:color w:val="1F1F1F"/>
+          <w:sz w:val="21"/>
+          <w:szCs w:val="21"/>
+        </w:rPr>
+        <w:br/>
+      </w:r>
+      <w:r>
+        <w:rPr>
+          <w:rFonts w:ascii="Arial" w:hAnsi="Arial" w:cs="Arial"/>
+          <w:color w:val="1F1F1F"/>
+          <w:sz w:val="21"/>
+          <w:szCs w:val="21"/>
+        </w:rPr>
+        <w:t>print(</w:t>
+      </w:r>
+      <w:proofErr w:type="spellStart"/>
+      <w:r>
+        <w:rPr>
+          <w:rFonts w:ascii="Arial" w:hAnsi="Arial" w:cs="Arial"/>
+          <w:color w:val="1F1F1F"/>
+          <w:sz w:val="21"/>
+          <w:szCs w:val="21"/>
+        </w:rPr>
+        <w:t>char_count</w:t>
+      </w:r>
+      <w:proofErr w:type="spellEnd"/>
+      <w:r>
+        <w:rPr>
+          <w:rFonts w:ascii="Arial" w:hAnsi="Arial" w:cs="Arial"/>
+          <w:color w:val="1F1F1F"/>
+          <w:sz w:val="21"/>
+          <w:szCs w:val="21"/>
+        </w:rPr>
+        <w:t>(string))</w:t>
+      </w:r>
+    </w:p>
+    <w:p>
+      <w:pPr>
+        <w:rPr>
+          <w:rFonts w:ascii="Arial" w:hAnsi="Arial" w:cs="Arial"/>
+          <w:color w:val="1F1F1F"/>
+          <w:sz w:val="21"/>
+          <w:szCs w:val="21"/>
+        </w:rPr>
+      </w:pPr>
+    </w:p>
+    <w:p>
+      <w:pPr>
+        <w:rPr>
+          <w:rFonts w:ascii="Arial" w:hAnsi="Arial" w:cs="Arial"/>
+          <w:color w:val="1F1F1F"/>
+          <w:sz w:val="21"/>
+          <w:szCs w:val="21"/>
+          <w:shd w:val="clear" w:color="auto" w:fill="FFFFFF"/>
+        </w:rPr>
+      </w:pPr>
+      <w:r>
+        <w:rPr>
+          <w:rFonts w:ascii="Arial" w:hAnsi="Arial" w:cs="Arial"/>
+          <w:color w:val="1F1F1F"/>
+          <w:sz w:val="21"/>
+          <w:szCs w:val="21"/>
+        </w:rPr>
+        <w:br/>
+      </w:r>
+      <w:r>
+        <w:rPr>
+          <w:rFonts w:ascii="Arial" w:hAnsi="Arial" w:cs="Arial"/>
+          <w:color w:val="1F1F1F"/>
+          <w:sz w:val="21"/>
+          <w:szCs w:val="21"/>
+          <w:shd w:val="clear" w:color="auto" w:fill="FFFFFF"/>
+        </w:rPr>
+        <w:t>6. Define a Student class with attributes for name, ID, and a list of grades, including a method to calculate the average grade.</w:t>
+      </w:r>
+    </w:p>
+    <w:p>
+      <w:pPr>
+        <w:rPr>
+          <w:rFonts w:ascii="Arial" w:hAnsi="Arial" w:cs="Arial"/>
+          <w:color w:val="1F1F1F"/>
+          <w:sz w:val="21"/>
+          <w:szCs w:val="21"/>
+        </w:rPr>
+      </w:pPr>
+      <w:r>
+        <w:rPr>
+          <w:rFonts w:ascii="Arial" w:hAnsi="Arial" w:cs="Arial"/>
+          <w:color w:val="1F1F1F"/>
+          <w:sz w:val="21"/>
+          <w:szCs w:val="21"/>
+        </w:rPr>
+        <w:t>class Student:</w:t>
+      </w:r>
+    </w:p>
+    <w:p>
+      <w:pPr>
+        <w:rPr>
+          <w:rFonts w:ascii="Arial" w:hAnsi="Arial" w:cs="Arial"/>
+          <w:color w:val="1F1F1F"/>
+          <w:sz w:val="21"/>
+          <w:szCs w:val="21"/>
+        </w:rPr>
+      </w:pPr>
+      <w:r>
+        <w:rPr>
+          <w:rFonts w:ascii="Arial" w:hAnsi="Arial" w:cs="Arial"/>
+          <w:color w:val="1F1F1F"/>
+          <w:sz w:val="21"/>
+          <w:szCs w:val="21"/>
+        </w:rPr>
+        <w:t xml:space="preserve">    </w:t>
+      </w:r>
+      <w:proofErr w:type="spellStart"/>
+      <w:r>
+        <w:rPr>
+          <w:rFonts w:ascii="Arial" w:hAnsi="Arial" w:cs="Arial"/>
+          <w:color w:val="1F1F1F"/>
+          <w:sz w:val="21"/>
+          <w:szCs w:val="21"/>
+        </w:rPr>
+        <w:t>def</w:t>
+      </w:r>
+      <w:proofErr w:type="spellEnd"/>
+      <w:r>
+        <w:rPr>
+          <w:rFonts w:ascii="Arial" w:hAnsi="Arial" w:cs="Arial"/>
+          <w:color w:val="1F1F1F"/>
+          <w:sz w:val="21"/>
+          <w:szCs w:val="21"/>
+        </w:rPr>
+        <w:t xml:space="preserve"> __</w:t>
+      </w:r>
+      <w:proofErr w:type="spellStart"/>
+      <w:r>
+        <w:rPr>
+          <w:rFonts w:ascii="Arial" w:hAnsi="Arial" w:cs="Arial"/>
+          <w:color w:val="1F1F1F"/>
+          <w:sz w:val="21"/>
+          <w:szCs w:val="21"/>
+        </w:rPr>
+        <w:t>init</w:t>
+      </w:r>
+      <w:proofErr w:type="spellEnd"/>
+      <w:r>
+        <w:rPr>
+          <w:rFonts w:ascii="Arial" w:hAnsi="Arial" w:cs="Arial"/>
+          <w:color w:val="1F1F1F"/>
+          <w:sz w:val="21"/>
+          <w:szCs w:val="21"/>
+        </w:rPr>
+        <w:t>_</w:t>
+      </w:r>
+      <w:proofErr w:type="gramStart"/>
+      <w:r>
+        <w:rPr>
+          <w:rFonts w:ascii="Arial" w:hAnsi="Arial" w:cs="Arial"/>
+          <w:color w:val="1F1F1F"/>
+          <w:sz w:val="21"/>
+          <w:szCs w:val="21"/>
+        </w:rPr>
+        <w:t>_(</w:t>
+      </w:r>
+      <w:proofErr w:type="gramEnd"/>
+      <w:r>
+        <w:rPr>
+          <w:rFonts w:ascii="Arial" w:hAnsi="Arial" w:cs="Arial"/>
+          <w:color w:val="1F1F1F"/>
+          <w:sz w:val="21"/>
+          <w:szCs w:val="21"/>
+        </w:rPr>
+        <w:t xml:space="preserve">self, name, </w:t>
+      </w:r>
+      <w:proofErr w:type="spellStart"/>
+      <w:r>
+        <w:rPr>
+          <w:rFonts w:ascii="Arial" w:hAnsi="Arial" w:cs="Arial"/>
+          <w:color w:val="1F1F1F"/>
+          <w:sz w:val="21"/>
+          <w:szCs w:val="21"/>
+        </w:rPr>
+        <w:t>student_id</w:t>
+      </w:r>
+      <w:proofErr w:type="spellEnd"/>
+      <w:r>
+        <w:rPr>
+          <w:rFonts w:ascii="Arial" w:hAnsi="Arial" w:cs="Arial"/>
+          <w:color w:val="1F1F1F"/>
+          <w:sz w:val="21"/>
+          <w:szCs w:val="21"/>
+        </w:rPr>
+        <w:t>, grades=None):</w:t>
+      </w:r>
+    </w:p>
+    <w:p>
+      <w:pPr>
+        <w:rPr>
+          <w:rFonts w:ascii="Arial" w:hAnsi="Arial" w:cs="Arial"/>
+          <w:color w:val="1F1F1F"/>
+          <w:sz w:val="21"/>
+          <w:szCs w:val="21"/>
+        </w:rPr>
+      </w:pPr>
+      <w:r>
+        <w:rPr>
+          <w:rFonts w:ascii="Arial" w:hAnsi="Arial" w:cs="Arial"/>
+          <w:color w:val="1F1F1F"/>
+          <w:sz w:val="21"/>
+          <w:szCs w:val="21"/>
+        </w:rPr>
+        <w:t xml:space="preserve">        self.name = name</w:t>
+      </w:r>
+    </w:p>
+    <w:p>
+      <w:pPr>
+        <w:rPr>
+          <w:rFonts w:ascii="Arial" w:hAnsi="Arial" w:cs="Arial"/>
+          <w:color w:val="1F1F1F"/>
+          <w:sz w:val="21"/>
+          <w:szCs w:val="21"/>
+        </w:rPr>
+      </w:pPr>
+      <w:r>
+        <w:rPr>
+          <w:rFonts w:ascii="Arial" w:hAnsi="Arial" w:cs="Arial"/>
+          <w:color w:val="1F1F1F"/>
+          <w:sz w:val="21"/>
+          <w:szCs w:val="21"/>
+        </w:rPr>
+        <w:t xml:space="preserve">        </w:t>
+      </w:r>
+      <w:proofErr w:type="spellStart"/>
+      <w:proofErr w:type="gramStart"/>
+      <w:r>
+        <w:rPr>
+          <w:rFonts w:ascii="Arial" w:hAnsi="Arial" w:cs="Arial"/>
+          <w:color w:val="1F1F1F"/>
+          <w:sz w:val="21"/>
+          <w:szCs w:val="21"/>
+        </w:rPr>
+        <w:t>self.student</w:t>
+      </w:r>
+      <w:proofErr w:type="gramEnd"/>
+      <w:r>
+        <w:rPr>
+          <w:rFonts w:ascii="Arial" w:hAnsi="Arial" w:cs="Arial"/>
+          <w:color w:val="1F1F1F"/>
+          <w:sz w:val="21"/>
+          <w:szCs w:val="21"/>
+        </w:rPr>
+        <w:t>_id</w:t>
+      </w:r>
+      <w:proofErr w:type="spellEnd"/>
+      <w:r>
+        <w:rPr>
+          <w:rFonts w:ascii="Arial" w:hAnsi="Arial" w:cs="Arial"/>
+          <w:color w:val="1F1F1F"/>
+          <w:sz w:val="21"/>
+          <w:szCs w:val="21"/>
+        </w:rPr>
+        <w:t xml:space="preserve"> = </w:t>
+      </w:r>
+      <w:proofErr w:type="spellStart"/>
+      <w:r>
+        <w:rPr>
+          <w:rFonts w:ascii="Arial" w:hAnsi="Arial" w:cs="Arial"/>
+          <w:color w:val="1F1F1F"/>
+          <w:sz w:val="21"/>
+          <w:szCs w:val="21"/>
+        </w:rPr>
+        <w:t>student_id</w:t>
+      </w:r>
+      <w:proofErr w:type="spellEnd"/>
+    </w:p>
+    <w:p>
+      <w:pPr>
+        <w:rPr>
+          <w:rFonts w:ascii="Arial" w:hAnsi="Arial" w:cs="Arial"/>
+          <w:color w:val="1F1F1F"/>
+          <w:sz w:val="21"/>
+          <w:szCs w:val="21"/>
+        </w:rPr>
+      </w:pPr>
+      <w:r>
+        <w:rPr>
+          <w:rFonts w:ascii="Arial" w:hAnsi="Arial" w:cs="Arial"/>
+          <w:color w:val="1F1F1F"/>
+          <w:sz w:val="21"/>
+          <w:szCs w:val="21"/>
+        </w:rPr>
+        <w:t xml:space="preserve">        </w:t>
+      </w:r>
+      <w:proofErr w:type="spellStart"/>
+      <w:proofErr w:type="gramStart"/>
+      <w:r>
+        <w:rPr>
+          <w:rFonts w:ascii="Arial" w:hAnsi="Arial" w:cs="Arial"/>
+          <w:color w:val="1F1F1F"/>
+          <w:sz w:val="21"/>
+          <w:szCs w:val="21"/>
+        </w:rPr>
+        <w:t>self.grades</w:t>
+      </w:r>
+      <w:proofErr w:type="spellEnd"/>
+      <w:proofErr w:type="gramEnd"/>
+      <w:r>
+        <w:rPr>
+          <w:rFonts w:ascii="Arial" w:hAnsi="Arial" w:cs="Arial"/>
+          <w:color w:val="1F1F1F"/>
+          <w:sz w:val="21"/>
+          <w:szCs w:val="21"/>
+        </w:rPr>
+        <w:t xml:space="preserve"> = grade</w:t>
+      </w:r>
+      <w:r>
+        <w:rPr>
+          <w:rFonts w:ascii="Arial" w:hAnsi="Arial" w:cs="Arial"/>
+          <w:color w:val="1F1F1F"/>
+          <w:sz w:val="21"/>
+          <w:szCs w:val="21"/>
+        </w:rPr>
+        <w:t>s if grades is not None else []</w:t>
+      </w:r>
+    </w:p>
+    <w:p>
+      <w:pPr>
+        <w:rPr>
+          <w:rFonts w:ascii="Arial" w:hAnsi="Arial" w:cs="Arial"/>
+          <w:color w:val="1F1F1F"/>
+          <w:sz w:val="21"/>
+          <w:szCs w:val="21"/>
+        </w:rPr>
+      </w:pPr>
+      <w:r>
+        <w:rPr>
+          <w:rFonts w:ascii="Arial" w:hAnsi="Arial" w:cs="Arial"/>
+          <w:color w:val="1F1F1F"/>
+          <w:sz w:val="21"/>
+          <w:szCs w:val="21"/>
+        </w:rPr>
+        <w:t xml:space="preserve">    </w:t>
+      </w:r>
+      <w:proofErr w:type="spellStart"/>
+      <w:r>
+        <w:rPr>
+          <w:rFonts w:ascii="Arial" w:hAnsi="Arial" w:cs="Arial"/>
+          <w:color w:val="1F1F1F"/>
+          <w:sz w:val="21"/>
+          <w:szCs w:val="21"/>
+        </w:rPr>
+        <w:t>def</w:t>
+      </w:r>
+      <w:proofErr w:type="spellEnd"/>
+      <w:r>
+        <w:rPr>
+          <w:rFonts w:ascii="Arial" w:hAnsi="Arial" w:cs="Arial"/>
+          <w:color w:val="1F1F1F"/>
+          <w:sz w:val="21"/>
+          <w:szCs w:val="21"/>
+        </w:rPr>
+        <w:t xml:space="preserve"> </w:t>
+      </w:r>
+      <w:proofErr w:type="spellStart"/>
+      <w:r>
+        <w:rPr>
+          <w:rFonts w:ascii="Arial" w:hAnsi="Arial" w:cs="Arial"/>
+          <w:color w:val="1F1F1F"/>
+          <w:sz w:val="21"/>
+          <w:szCs w:val="21"/>
+        </w:rPr>
+        <w:t>add_</w:t>
+      </w:r>
+      <w:proofErr w:type="gramStart"/>
+      <w:r>
+        <w:rPr>
+          <w:rFonts w:ascii="Arial" w:hAnsi="Arial" w:cs="Arial"/>
+          <w:color w:val="1F1F1F"/>
+          <w:sz w:val="21"/>
+          <w:szCs w:val="21"/>
+        </w:rPr>
+        <w:t>grade</w:t>
+      </w:r>
+      <w:proofErr w:type="spellEnd"/>
+      <w:r>
+        <w:rPr>
+          <w:rFonts w:ascii="Arial" w:hAnsi="Arial" w:cs="Arial"/>
+          <w:color w:val="1F1F1F"/>
+          <w:sz w:val="21"/>
+          <w:szCs w:val="21"/>
+        </w:rPr>
+        <w:t>(</w:t>
+      </w:r>
+      <w:proofErr w:type="gramEnd"/>
+      <w:r>
+        <w:rPr>
+          <w:rFonts w:ascii="Arial" w:hAnsi="Arial" w:cs="Arial"/>
+          <w:color w:val="1F1F1F"/>
+          <w:sz w:val="21"/>
+          <w:szCs w:val="21"/>
+        </w:rPr>
+        <w:t>self, grade):</w:t>
+      </w:r>
+    </w:p>
+    <w:p>
+      <w:pPr>
+        <w:rPr>
+          <w:rFonts w:ascii="Arial" w:hAnsi="Arial" w:cs="Arial"/>
+          <w:color w:val="1F1F1F"/>
+          <w:sz w:val="21"/>
+          <w:szCs w:val="21"/>
+        </w:rPr>
+      </w:pPr>
+      <w:r>
+        <w:rPr>
+          <w:rFonts w:ascii="Arial" w:hAnsi="Arial" w:cs="Arial"/>
+          <w:color w:val="1F1F1F"/>
+          <w:sz w:val="21"/>
+          <w:szCs w:val="21"/>
+        </w:rPr>
+        <w:t xml:space="preserve">        </w:t>
+      </w:r>
+      <w:proofErr w:type="spellStart"/>
+      <w:proofErr w:type="gramStart"/>
+      <w:r>
+        <w:rPr>
+          <w:rFonts w:ascii="Arial" w:hAnsi="Arial" w:cs="Arial"/>
+          <w:color w:val="1F1F1F"/>
+          <w:sz w:val="21"/>
+          <w:szCs w:val="21"/>
+        </w:rPr>
+        <w:t>self.grades</w:t>
+      </w:r>
+      <w:proofErr w:type="gramEnd"/>
+      <w:r>
+        <w:rPr>
+          <w:rFonts w:ascii="Arial" w:hAnsi="Arial" w:cs="Arial"/>
+          <w:color w:val="1F1F1F"/>
+          <w:sz w:val="21"/>
+          <w:szCs w:val="21"/>
+        </w:rPr>
+        <w:t>.append</w:t>
+      </w:r>
+      <w:proofErr w:type="spellEnd"/>
+      <w:r>
+        <w:rPr>
+          <w:rFonts w:ascii="Arial" w:hAnsi="Arial" w:cs="Arial"/>
+          <w:color w:val="1F1F1F"/>
+          <w:sz w:val="21"/>
+          <w:szCs w:val="21"/>
+        </w:rPr>
+        <w:t>(grade)</w:t>
+      </w:r>
+      <w:r>
+        <w:rPr>
+          <w:rFonts w:ascii="Arial" w:hAnsi="Arial" w:cs="Arial"/>
+          <w:color w:val="1F1F1F"/>
+          <w:sz w:val="21"/>
+          <w:szCs w:val="21"/>
+        </w:rPr>
+        <w:t xml:space="preserve"> </w:t>
+      </w:r>
+    </w:p>
+    <w:p>
+      <w:pPr>
+        <w:rPr>
+          <w:rFonts w:ascii="Arial" w:hAnsi="Arial" w:cs="Arial"/>
+          <w:color w:val="1F1F1F"/>
+          <w:sz w:val="21"/>
+          <w:szCs w:val="21"/>
+        </w:rPr>
+      </w:pPr>
+      <w:r>
+        <w:rPr>
+          <w:rFonts w:ascii="Arial" w:hAnsi="Arial" w:cs="Arial"/>
+          <w:color w:val="1F1F1F"/>
+          <w:sz w:val="21"/>
+          <w:szCs w:val="21"/>
+        </w:rPr>
+        <w:t xml:space="preserve">    </w:t>
+      </w:r>
+      <w:proofErr w:type="spellStart"/>
+      <w:r>
+        <w:rPr>
+          <w:rFonts w:ascii="Arial" w:hAnsi="Arial" w:cs="Arial"/>
+          <w:color w:val="1F1F1F"/>
+          <w:sz w:val="21"/>
+          <w:szCs w:val="21"/>
+        </w:rPr>
+        <w:t>def</w:t>
+      </w:r>
+      <w:proofErr w:type="spellEnd"/>
+      <w:r>
+        <w:rPr>
+          <w:rFonts w:ascii="Arial" w:hAnsi="Arial" w:cs="Arial"/>
+          <w:color w:val="1F1F1F"/>
+          <w:sz w:val="21"/>
+          <w:szCs w:val="21"/>
+        </w:rPr>
+        <w:t xml:space="preserve"> </w:t>
+      </w:r>
+      <w:proofErr w:type="spellStart"/>
+      <w:r>
+        <w:rPr>
+          <w:rFonts w:ascii="Arial" w:hAnsi="Arial" w:cs="Arial"/>
+          <w:color w:val="1F1F1F"/>
+          <w:sz w:val="21"/>
+          <w:szCs w:val="21"/>
+        </w:rPr>
+        <w:t>calculate_average</w:t>
+      </w:r>
+      <w:proofErr w:type="spellEnd"/>
+      <w:r>
+        <w:rPr>
+          <w:rFonts w:ascii="Arial" w:hAnsi="Arial" w:cs="Arial"/>
+          <w:color w:val="1F1F1F"/>
+          <w:sz w:val="21"/>
+          <w:szCs w:val="21"/>
+        </w:rPr>
+        <w:t>(self):</w:t>
+      </w:r>
+    </w:p>
+    <w:p>
+      <w:pPr>
+        <w:rPr>
+          <w:rFonts w:ascii="Arial" w:hAnsi="Arial" w:cs="Arial"/>
+          <w:color w:val="1F1F1F"/>
+          <w:sz w:val="21"/>
+          <w:szCs w:val="21"/>
+        </w:rPr>
+      </w:pPr>
+      <w:r>
+        <w:rPr>
+          <w:rFonts w:ascii="Arial" w:hAnsi="Arial" w:cs="Arial"/>
+          <w:color w:val="1F1F1F"/>
+          <w:sz w:val="21"/>
+          <w:szCs w:val="21"/>
+        </w:rPr>
+        <w:t xml:space="preserve">        if not </w:t>
+      </w:r>
+      <w:proofErr w:type="spellStart"/>
+      <w:proofErr w:type="gramStart"/>
+      <w:r>
+        <w:rPr>
+          <w:rFonts w:ascii="Arial" w:hAnsi="Arial" w:cs="Arial"/>
+          <w:color w:val="1F1F1F"/>
+          <w:sz w:val="21"/>
+          <w:szCs w:val="21"/>
+        </w:rPr>
+        <w:t>self.grades</w:t>
+      </w:r>
+      <w:proofErr w:type="spellEnd"/>
+      <w:proofErr w:type="gramEnd"/>
+      <w:r>
+        <w:rPr>
+          <w:rFonts w:ascii="Arial" w:hAnsi="Arial" w:cs="Arial"/>
+          <w:color w:val="1F1F1F"/>
+          <w:sz w:val="21"/>
+          <w:szCs w:val="21"/>
+        </w:rPr>
+        <w:t>:</w:t>
+      </w:r>
+    </w:p>
+    <w:p>
+      <w:pPr>
+        <w:rPr>
+          <w:rFonts w:ascii="Arial" w:hAnsi="Arial" w:cs="Arial"/>
+          <w:color w:val="1F1F1F"/>
+          <w:sz w:val="21"/>
+          <w:szCs w:val="21"/>
+        </w:rPr>
+      </w:pPr>
+      <w:r>
+        <w:rPr>
+          <w:rFonts w:ascii="Arial" w:hAnsi="Arial" w:cs="Arial"/>
+          <w:color w:val="1F1F1F"/>
+          <w:sz w:val="21"/>
+          <w:szCs w:val="21"/>
+        </w:rPr>
+        <w:t xml:space="preserve">            return 0</w:t>
+      </w:r>
+    </w:p>
+    <w:p>
+      <w:pPr>
+        <w:rPr>
+          <w:rFonts w:ascii="Arial" w:hAnsi="Arial" w:cs="Arial"/>
+          <w:color w:val="1F1F1F"/>
+          <w:sz w:val="21"/>
+          <w:szCs w:val="21"/>
+        </w:rPr>
+      </w:pPr>
+      <w:r>
+        <w:rPr>
+          <w:rFonts w:ascii="Arial" w:hAnsi="Arial" w:cs="Arial"/>
+          <w:color w:val="1F1F1F"/>
+          <w:sz w:val="21"/>
+          <w:szCs w:val="21"/>
+        </w:rPr>
+        <w:t xml:space="preserve">        return sum(</w:t>
+      </w:r>
+      <w:proofErr w:type="spellStart"/>
+      <w:proofErr w:type="gramStart"/>
+      <w:r>
+        <w:rPr>
+          <w:rFonts w:ascii="Arial" w:hAnsi="Arial" w:cs="Arial"/>
+          <w:color w:val="1F1F1F"/>
+          <w:sz w:val="21"/>
+          <w:szCs w:val="21"/>
+        </w:rPr>
+        <w:t>self.grades</w:t>
+      </w:r>
+      <w:proofErr w:type="spellEnd"/>
+      <w:proofErr w:type="gramEnd"/>
+      <w:r>
+        <w:rPr>
+          <w:rFonts w:ascii="Arial" w:hAnsi="Arial" w:cs="Arial"/>
+          <w:color w:val="1F1F1F"/>
+          <w:sz w:val="21"/>
+          <w:szCs w:val="21"/>
+        </w:rPr>
+        <w:t xml:space="preserve">) / </w:t>
+      </w:r>
+      <w:proofErr w:type="spellStart"/>
+      <w:r>
+        <w:rPr>
+          <w:rFonts w:ascii="Arial" w:hAnsi="Arial" w:cs="Arial"/>
+          <w:color w:val="1F1F1F"/>
+          <w:sz w:val="21"/>
+          <w:szCs w:val="21"/>
+        </w:rPr>
+        <w:t>len</w:t>
+      </w:r>
+      <w:proofErr w:type="spellEnd"/>
+      <w:r>
+        <w:rPr>
+          <w:rFonts w:ascii="Arial" w:hAnsi="Arial" w:cs="Arial"/>
+          <w:color w:val="1F1F1F"/>
+          <w:sz w:val="21"/>
+          <w:szCs w:val="21"/>
+        </w:rPr>
+        <w:t>(</w:t>
+      </w:r>
+      <w:proofErr w:type="spellStart"/>
+      <w:r>
+        <w:rPr>
+          <w:rFonts w:ascii="Arial" w:hAnsi="Arial" w:cs="Arial"/>
+          <w:color w:val="1F1F1F"/>
+          <w:sz w:val="21"/>
+          <w:szCs w:val="21"/>
+        </w:rPr>
+        <w:t>self.grades</w:t>
+      </w:r>
+      <w:proofErr w:type="spellEnd"/>
+      <w:r>
+        <w:rPr>
+          <w:rFonts w:ascii="Arial" w:hAnsi="Arial" w:cs="Arial"/>
+          <w:color w:val="1F1F1F"/>
+          <w:sz w:val="21"/>
+          <w:szCs w:val="21"/>
+        </w:rPr>
+        <w:t>)</w:t>
+      </w:r>
+    </w:p>
+    <w:p>
+      <w:pPr>
+        <w:rPr>
+          <w:rFonts w:ascii="Arial" w:hAnsi="Arial" w:cs="Arial"/>
+          <w:color w:val="1F1F1F"/>
+          <w:sz w:val="21"/>
+          <w:szCs w:val="21"/>
+        </w:rPr>
+      </w:pPr>
+    </w:p>
+    <w:p>
+      <w:pPr>
+        <w:rPr>
+          <w:rFonts w:ascii="Arial" w:hAnsi="Arial" w:cs="Arial"/>
+          <w:color w:val="1F1F1F"/>
+          <w:sz w:val="21"/>
+          <w:szCs w:val="21"/>
+        </w:rPr>
+      </w:pPr>
+      <w:r>
+        <w:rPr>
+          <w:rFonts w:ascii="Arial" w:hAnsi="Arial" w:cs="Arial"/>
+          <w:color w:val="1F1F1F"/>
+          <w:sz w:val="21"/>
+          <w:szCs w:val="21"/>
+        </w:rPr>
+        <w:t># Example usage</w:t>
+      </w:r>
+    </w:p>
+    <w:p>
+      <w:pPr>
+        <w:rPr>
+          <w:rFonts w:ascii="Arial" w:hAnsi="Arial" w:cs="Arial"/>
+          <w:color w:val="1F1F1F"/>
+          <w:sz w:val="21"/>
+          <w:szCs w:val="21"/>
+        </w:rPr>
+      </w:pPr>
+      <w:r>
+        <w:rPr>
+          <w:rFonts w:ascii="Arial" w:hAnsi="Arial" w:cs="Arial"/>
+          <w:color w:val="1F1F1F"/>
+          <w:sz w:val="21"/>
+          <w:szCs w:val="21"/>
+        </w:rPr>
+        <w:t xml:space="preserve">student1 = </w:t>
+      </w:r>
+      <w:proofErr w:type="gramStart"/>
+      <w:r>
+        <w:rPr>
+          <w:rFonts w:ascii="Arial" w:hAnsi="Arial" w:cs="Arial"/>
+          <w:color w:val="1F1F1F"/>
+          <w:sz w:val="21"/>
+          <w:szCs w:val="21"/>
+        </w:rPr>
+        <w:t>Student(</w:t>
+      </w:r>
+      <w:proofErr w:type="gramEnd"/>
+      <w:r>
+        <w:rPr>
+          <w:rFonts w:ascii="Arial" w:hAnsi="Arial" w:cs="Arial"/>
+          <w:color w:val="1F1F1F"/>
+          <w:sz w:val="21"/>
+          <w:szCs w:val="21"/>
+        </w:rPr>
+        <w:t>"Rahim", "S101", [80, 85, 90])</w:t>
+      </w:r>
+    </w:p>
+    <w:p>
+      <w:pPr>
+        <w:rPr>
+          <w:rFonts w:ascii="Arial" w:hAnsi="Arial" w:cs="Arial"/>
+          <w:color w:val="1F1F1F"/>
+          <w:sz w:val="21"/>
+          <w:szCs w:val="21"/>
+        </w:rPr>
+      </w:pPr>
+      <w:proofErr w:type="gramStart"/>
+      <w:r>
+        <w:rPr>
+          <w:rFonts w:ascii="Arial" w:hAnsi="Arial" w:cs="Arial"/>
+          <w:color w:val="1F1F1F"/>
+          <w:sz w:val="21"/>
+          <w:szCs w:val="21"/>
+        </w:rPr>
+        <w:t>print(</w:t>
+      </w:r>
+      <w:proofErr w:type="gramEnd"/>
+      <w:r>
+        <w:rPr>
+          <w:rFonts w:ascii="Arial" w:hAnsi="Arial" w:cs="Arial"/>
+          <w:color w:val="1F1F1F"/>
+          <w:sz w:val="21"/>
+          <w:szCs w:val="21"/>
+        </w:rPr>
+        <w:t>"Name:", student1.name)</w:t>
+      </w:r>
+    </w:p>
+    <w:p>
+      <w:pPr>
+        <w:rPr>
+          <w:rFonts w:ascii="Arial" w:hAnsi="Arial" w:cs="Arial"/>
+          <w:color w:val="1F1F1F"/>
+          <w:sz w:val="21"/>
+          <w:szCs w:val="21"/>
+        </w:rPr>
+      </w:pPr>
+      <w:proofErr w:type="gramStart"/>
+      <w:r>
+        <w:rPr>
+          <w:rFonts w:ascii="Arial" w:hAnsi="Arial" w:cs="Arial"/>
+          <w:color w:val="1F1F1F"/>
+          <w:sz w:val="21"/>
+          <w:szCs w:val="21"/>
+        </w:rPr>
+        <w:t>print(</w:t>
+      </w:r>
+      <w:proofErr w:type="gramEnd"/>
+      <w:r>
+        <w:rPr>
+          <w:rFonts w:ascii="Arial" w:hAnsi="Arial" w:cs="Arial"/>
+          <w:color w:val="1F1F1F"/>
+          <w:sz w:val="21"/>
+          <w:szCs w:val="21"/>
+        </w:rPr>
+        <w:t>"ID:", student1.student_id)</w:t>
+      </w:r>
+    </w:p>
+    <w:p>
+      <w:pPr>
+        <w:rPr>
+          <w:rFonts w:ascii="Arial" w:hAnsi="Arial" w:cs="Arial"/>
+          <w:color w:val="1F1F1F"/>
+          <w:sz w:val="21"/>
+          <w:szCs w:val="21"/>
+        </w:rPr>
+      </w:pPr>
+      <w:proofErr w:type="gramStart"/>
+      <w:r>
+        <w:rPr>
+          <w:rFonts w:ascii="Arial" w:hAnsi="Arial" w:cs="Arial"/>
+          <w:color w:val="1F1F1F"/>
+          <w:sz w:val="21"/>
+          <w:szCs w:val="21"/>
+        </w:rPr>
+        <w:t>print(</w:t>
+      </w:r>
+      <w:proofErr w:type="gramEnd"/>
+      <w:r>
+        <w:rPr>
+          <w:rFonts w:ascii="Arial" w:hAnsi="Arial" w:cs="Arial"/>
+          <w:color w:val="1F1F1F"/>
+          <w:sz w:val="21"/>
+          <w:szCs w:val="21"/>
+        </w:rPr>
+        <w:t>"Grades:", student1.grades)</w:t>
+      </w:r>
+    </w:p>
+    <w:p>
+      <w:pPr>
+        <w:rPr>
+          <w:rFonts w:ascii="Arial" w:hAnsi="Arial" w:cs="Arial"/>
+          <w:color w:val="1F1F1F"/>
+          <w:sz w:val="21"/>
+          <w:szCs w:val="21"/>
+        </w:rPr>
+      </w:pPr>
+      <w:proofErr w:type="gramStart"/>
+      <w:r>
+        <w:rPr>
+          <w:rFonts w:ascii="Arial" w:hAnsi="Arial" w:cs="Arial"/>
+          <w:color w:val="1F1F1F"/>
+          <w:sz w:val="21"/>
+          <w:szCs w:val="21"/>
+        </w:rPr>
+        <w:t>print(</w:t>
+      </w:r>
+      <w:proofErr w:type="gramEnd"/>
+      <w:r>
+        <w:rPr>
+          <w:rFonts w:ascii="Arial" w:hAnsi="Arial" w:cs="Arial"/>
+          <w:color w:val="1F1F1F"/>
+          <w:sz w:val="21"/>
+          <w:szCs w:val="21"/>
+        </w:rPr>
+        <w:t>"Average:", student1.calculate_average())</w:t>
+      </w:r>
+    </w:p>
+    <w:p>
+      <w:pPr>
+        <w:rPr>
+          <w:rFonts w:ascii="Arial" w:hAnsi="Arial" w:cs="Arial"/>
+          <w:color w:val="1F1F1F"/>
+          <w:sz w:val="21"/>
+          <w:szCs w:val="21"/>
+        </w:rPr>
+      </w:pPr>
+    </w:p>
+    <w:p>
+      <w:pPr>
+        <w:rPr>
+          <w:rFonts w:ascii="Arial" w:hAnsi="Arial" w:cs="Arial"/>
+          <w:color w:val="1F1F1F"/>
+          <w:sz w:val="21"/>
+          <w:szCs w:val="21"/>
+        </w:rPr>
+      </w:pPr>
+      <w:r>
+        <w:rPr>
+          <w:rFonts w:ascii="Arial" w:hAnsi="Arial" w:cs="Arial"/>
+          <w:color w:val="1F1F1F"/>
+          <w:sz w:val="21"/>
+          <w:szCs w:val="21"/>
+        </w:rPr>
+        <w:t># Adding a new grade</w:t>
+      </w:r>
+    </w:p>
+    <w:p>
+      <w:pPr>
+        <w:rPr>
+          <w:rFonts w:ascii="Arial" w:hAnsi="Arial" w:cs="Arial"/>
+          <w:color w:val="1F1F1F"/>
+          <w:sz w:val="21"/>
+          <w:szCs w:val="21"/>
+        </w:rPr>
+      </w:pPr>
+      <w:r>
+        <w:rPr>
+          <w:rFonts w:ascii="Arial" w:hAnsi="Arial" w:cs="Arial"/>
+          <w:color w:val="1F1F1F"/>
+          <w:sz w:val="21"/>
+          <w:szCs w:val="21"/>
+        </w:rPr>
+        <w:t>student1.add_</w:t>
+      </w:r>
+      <w:proofErr w:type="gramStart"/>
+      <w:r>
+        <w:rPr>
+          <w:rFonts w:ascii="Arial" w:hAnsi="Arial" w:cs="Arial"/>
+          <w:color w:val="1F1F1F"/>
+          <w:sz w:val="21"/>
+          <w:szCs w:val="21"/>
+        </w:rPr>
+        <w:t>grade(</w:t>
+      </w:r>
+      <w:proofErr w:type="gramEnd"/>
+      <w:r>
+        <w:rPr>
+          <w:rFonts w:ascii="Arial" w:hAnsi="Arial" w:cs="Arial"/>
+          <w:color w:val="1F1F1F"/>
+          <w:sz w:val="21"/>
+          <w:szCs w:val="21"/>
+        </w:rPr>
+        <w:t>95)</w:t>
+      </w:r>
+    </w:p>
+    <w:p>
+      <w:pPr>
+        <w:rPr>
+          <w:rFonts w:ascii="Arial" w:hAnsi="Arial" w:cs="Arial"/>
+          <w:color w:val="1F1F1F"/>
+          <w:sz w:val="21"/>
+          <w:szCs w:val="21"/>
+        </w:rPr>
+      </w:pPr>
+      <w:proofErr w:type="gramStart"/>
+      <w:r>
+        <w:rPr>
+          <w:rFonts w:ascii="Arial" w:hAnsi="Arial" w:cs="Arial"/>
+          <w:color w:val="1F1F1F"/>
+          <w:sz w:val="21"/>
+          <w:szCs w:val="21"/>
+        </w:rPr>
+        <w:t>print(</w:t>
+      </w:r>
+      <w:proofErr w:type="gramEnd"/>
+      <w:r>
+        <w:rPr>
+          <w:rFonts w:ascii="Arial" w:hAnsi="Arial" w:cs="Arial"/>
+          <w:color w:val="1F1F1F"/>
+          <w:sz w:val="21"/>
+          <w:szCs w:val="21"/>
+        </w:rPr>
+        <w:t>"Updated Average:", student1.calculate_average())</w:t>
+      </w:r>
       <w:bookmarkStart w:id="0" w:name="_GoBack"/>
       <w:bookmarkEnd w:id="0"/>
-      <w:r>
-        <w:rPr>
-          <w:rFonts w:ascii="Arial" w:hAnsi="Arial" w:cs="Arial"/>
-          <w:color w:val="1F1F1F"/>
-          <w:sz w:val="21"/>
-          <w:szCs w:val="21"/>
-        </w:rPr>
-        <w:br/>
-      </w:r>
-      <w:r>
-        <w:rPr>
-          <w:rFonts w:ascii="Arial" w:hAnsi="Arial" w:cs="Arial"/>
-          <w:color w:val="1F1F1F"/>
-          <w:sz w:val="21"/>
-          <w:szCs w:val="21"/>
-        </w:rPr>
-        <w:br/>
-      </w:r>
-      <w:r>
-        <w:rPr>
-          <w:rFonts w:ascii="Arial" w:hAnsi="Arial" w:cs="Arial"/>
-          <w:color w:val="1F1F1F"/>
-          <w:sz w:val="21"/>
-          <w:szCs w:val="21"/>
-        </w:rPr>
-        <w:t># Example usage</w:t>
-      </w:r>
-      <w:r>
-        <w:rPr>
-          <w:rFonts w:ascii="Arial" w:hAnsi="Arial" w:cs="Arial"/>
-          <w:color w:val="1F1F1F"/>
-          <w:sz w:val="21"/>
-          <w:szCs w:val="21"/>
-        </w:rPr>
-        <w:br/>
-      </w:r>
-      <w:r>
-        <w:rPr>
-          <w:rFonts w:ascii="Arial" w:hAnsi="Arial" w:cs="Arial"/>
-          <w:color w:val="1F1F1F"/>
-          <w:sz w:val="21"/>
-          <w:szCs w:val="21"/>
-        </w:rPr>
-        <w:t>string = input("Enter a string: ")</w:t>
-      </w:r>
-      <w:r>
-        <w:rPr>
-          <w:rFonts w:ascii="Arial" w:hAnsi="Arial" w:cs="Arial"/>
-          <w:color w:val="1F1F1F"/>
-          <w:sz w:val="21"/>
-          <w:szCs w:val="21"/>
-        </w:rPr>
-        <w:br/>
-      </w:r>
-      <w:r>
-        <w:rPr>
-          <w:rFonts w:ascii="Arial" w:hAnsi="Arial" w:cs="Arial"/>
-          <w:color w:val="1F1F1F"/>
-          <w:sz w:val="21"/>
-          <w:szCs w:val="21"/>
-        </w:rPr>
-        <w:t>print(</w:t>
-      </w:r>
-      <w:proofErr w:type="spellStart"/>
-      <w:r>
-        <w:rPr>
-          <w:rFonts w:ascii="Arial" w:hAnsi="Arial" w:cs="Arial"/>
-          <w:color w:val="1F1F1F"/>
-          <w:sz w:val="21"/>
-          <w:szCs w:val="21"/>
-        </w:rPr>
-        <w:t>char_count</w:t>
-      </w:r>
-      <w:proofErr w:type="spellEnd"/>
-      <w:r>
-        <w:rPr>
-          <w:rFonts w:ascii="Arial" w:hAnsi="Arial" w:cs="Arial"/>
-          <w:color w:val="1F1F1F"/>
-          <w:sz w:val="21"/>
-          <w:szCs w:val="21"/>
-        </w:rPr>
-        <w:t>(string))</w:t>
-      </w:r>
-    </w:p>
-    <w:p>
-      <w:pPr>
-        <w:rPr>
-          <w:rFonts w:ascii="Arial" w:hAnsi="Arial" w:cs="Arial"/>
-          <w:color w:val="1F1F1F"/>
-          <w:sz w:val="21"/>
-          <w:szCs w:val="21"/>
-        </w:rPr>
-      </w:pPr>
     </w:p>
     <w:p>
       <w:pPr>
@@ -1207,28 +2109,10 @@
       <w:r>
         <w:rPr>
           <w:rFonts w:ascii="Arial" w:hAnsi="Arial" w:cs="Arial"/>
-          <w:color w:val="1F1F1F"/>
-          <w:sz w:val="21"/>
-          <w:szCs w:val="21"/>
-          <w:shd w:val="clear" w:color="auto" w:fill="FFFFFF"/>
-        </w:rPr>
-        <w:t>6. Define a Student class with attributes for name, ID, and a list of grades, including a method to calculate the average grade.</w:t>
-      </w:r>
-      <w:r>
-        <w:rPr>
-          <w:rFonts w:ascii="Arial" w:hAnsi="Arial" w:cs="Arial"/>
-          <w:color w:val="1F1F1F"/>
-          <w:sz w:val="21"/>
-          <w:szCs w:val="21"/>
-        </w:rPr>
-        <w:br/>
-      </w:r>
-      <w:r>
-        <w:rPr>
-          <w:rFonts w:ascii="Arial" w:hAnsi="Arial" w:cs="Arial"/>
-          <w:color w:val="1F1F1F"/>
-          <w:sz w:val="21"/>
-          <w:szCs w:val="21"/>
+          <w:color w:val="FF0000"/>
+          <w:sz w:val="21"/>
+          <w:szCs w:val="21"/>
+          <w:highlight w:val="yellow"/>
           <w:shd w:val="clear" w:color="auto" w:fill="FFFFFF"/>
         </w:rPr>
         <w:t>7. Implement a linear search function that finds and returns the index of a target name in a list of names.</w:t>

--- a/Programming Language/Problem_Solving.docx
+++ b/Programming Language/Problem_Solving.docx
@@ -456,11 +456,16 @@
       </w:r>
     </w:p>
     <w:p>
-      <w:r>
-        <w:rPr>
-          <w:rFonts w:ascii="Arial" w:hAnsi="Arial" w:cs="Arial"/>
-          <w:b/>
-          <w:color w:val="FF0000"/>
+      <w:pPr>
+        <w:rPr>
+          <w:color w:val="C00000"/>
+        </w:rPr>
+      </w:pPr>
+      <w:r>
+        <w:rPr>
+          <w:rFonts w:ascii="Arial" w:hAnsi="Arial" w:cs="Arial"/>
+          <w:b/>
+          <w:color w:val="C00000"/>
           <w:sz w:val="21"/>
           <w:szCs w:val="21"/>
           <w:highlight w:val="yellow"/>
@@ -473,26 +478,30 @@
     <w:p>
       <w:pPr>
         <w:rPr>
-          <w:color w:val="FF0000"/>
+          <w:b/>
+          <w:color w:val="C00000"/>
         </w:rPr>
       </w:pPr>
       <w:r>
         <w:rPr>
-          <w:color w:val="FF0000"/>
+          <w:b/>
+          <w:color w:val="C00000"/>
           <w:highlight w:val="yellow"/>
         </w:rPr>
         <w:t xml:space="preserve">1. </w:t>
       </w:r>
       <w:r>
         <w:rPr>
-          <w:color w:val="FF0000"/>
+          <w:b/>
+          <w:color w:val="C00000"/>
           <w:highlight w:val="yellow"/>
         </w:rPr>
         <w:t>Write a program that asks for a user's birth year and calculates their current age.</w:t>
       </w:r>
       <w:r>
         <w:rPr>
-          <w:color w:val="FF0000"/>
+          <w:b/>
+          <w:color w:val="C00000"/>
         </w:rPr>
         <w:t xml:space="preserve"> </w:t>
       </w:r>
@@ -582,12 +591,14 @@
     <w:p>
       <w:pPr>
         <w:rPr>
-          <w:color w:val="FF0000"/>
+          <w:b/>
+          <w:color w:val="C00000"/>
         </w:rPr>
       </w:pPr>
       <w:r>
         <w:rPr>
-          <w:color w:val="FF0000"/>
+          <w:b/>
+          <w:color w:val="C00000"/>
           <w:highlight w:val="yellow"/>
         </w:rPr>
         <w:t>2. Write a program that takes a year as input and determines if it is a leap year.</w:t>
@@ -635,11 +646,13 @@
       <w:pPr>
         <w:rPr>
           <w:b/>
+          <w:color w:val="C00000"/>
         </w:rPr>
       </w:pPr>
       <w:r>
         <w:rPr>
           <w:b/>
+          <w:color w:val="C00000"/>
           <w:highlight w:val="yellow"/>
         </w:rPr>
         <w:t>3. Write a program that prints the first 10 numbers of the Fibonacci sequence using a loop.</w:t>
@@ -746,148 +759,6 @@
           <w:b/>
         </w:rPr>
         <w:t xml:space="preserve">    b = temp    </w:t>
-      </w:r>
-    </w:p>
-    <w:p>
-      <w:pPr>
-        <w:rPr>
-          <w:b/>
-        </w:rPr>
-      </w:pPr>
-    </w:p>
-    <w:p>
-      <w:r>
-        <w:rPr>
-          <w:color w:val="FF0000"/>
-          <w:highlight w:val="yellow"/>
-        </w:rPr>
-        <w:t xml:space="preserve">4. </w:t>
-      </w:r>
-      <w:r>
-        <w:rPr>
-          <w:color w:val="FF0000"/>
-          <w:highlight w:val="yellow"/>
-        </w:rPr>
-        <w:t>Problem: Given a list of unsorted integers, find the largest number without using built-in functions.</w:t>
-      </w:r>
-    </w:p>
-    <w:p>
-      <w:proofErr w:type="spellStart"/>
-      <w:r>
-        <w:t>def</w:t>
-      </w:r>
-      <w:proofErr w:type="spellEnd"/>
-      <w:r>
-        <w:t xml:space="preserve"> </w:t>
-      </w:r>
-      <w:proofErr w:type="spellStart"/>
-      <w:r>
-        <w:t>find_max</w:t>
-      </w:r>
-      <w:proofErr w:type="spellEnd"/>
-      <w:r>
-        <w:t>(numbers):</w:t>
-      </w:r>
-      <w:r>
-        <w:br/>
-      </w:r>
-      <w:r>
-        <w:t xml:space="preserve">    maximum = numbers[0]</w:t>
-      </w:r>
-      <w:r>
-        <w:br/>
-      </w:r>
-      <w:r>
-        <w:t xml:space="preserve">    for </w:t>
-      </w:r>
-      <w:proofErr w:type="spellStart"/>
-      <w:r>
-        <w:t>num</w:t>
-      </w:r>
-      <w:proofErr w:type="spellEnd"/>
-      <w:r>
-        <w:t xml:space="preserve"> in numbers:</w:t>
-      </w:r>
-      <w:r>
-        <w:br/>
-      </w:r>
-      <w:r>
-        <w:t xml:space="preserve">        if </w:t>
-      </w:r>
-      <w:proofErr w:type="spellStart"/>
-      <w:r>
-        <w:t>num</w:t>
-      </w:r>
-      <w:proofErr w:type="spellEnd"/>
-      <w:r>
-        <w:t xml:space="preserve"> &gt; maximum:</w:t>
-      </w:r>
-      <w:r>
-        <w:br/>
-      </w:r>
-      <w:r>
-        <w:t xml:space="preserve">            maximum = </w:t>
-      </w:r>
-      <w:proofErr w:type="spellStart"/>
-      <w:r>
-        <w:t>num</w:t>
-      </w:r>
-      <w:proofErr w:type="spellEnd"/>
-      <w:r>
-        <w:t xml:space="preserve"> </w:t>
-      </w:r>
-      <w:r>
-        <w:br/>
-      </w:r>
-      <w:r>
-        <w:t xml:space="preserve">    return maximum</w:t>
-      </w:r>
-      <w:r>
-        <w:br/>
-      </w:r>
-    </w:p>
-    <w:p>
-      <w:r>
-        <w:t xml:space="preserve"># start here </w:t>
-      </w:r>
-      <w:r>
-        <w:br/>
-      </w:r>
-      <w:proofErr w:type="spellStart"/>
-      <w:r>
-        <w:t>arr</w:t>
-      </w:r>
-      <w:proofErr w:type="spellEnd"/>
-      <w:r>
-        <w:t xml:space="preserve"> = [10, 45, 2, 89, 33, 100, 67]</w:t>
-      </w:r>
-      <w:r>
-        <w:br/>
-      </w:r>
-      <w:r>
-        <w:t xml:space="preserve">result = </w:t>
-      </w:r>
-      <w:proofErr w:type="spellStart"/>
-      <w:r>
-        <w:t>find_max</w:t>
-      </w:r>
-      <w:proofErr w:type="spellEnd"/>
-      <w:r>
-        <w:t>(</w:t>
-      </w:r>
-      <w:proofErr w:type="spellStart"/>
-      <w:r>
-        <w:t>arr</w:t>
-      </w:r>
-      <w:proofErr w:type="spellEnd"/>
-      <w:r>
-        <w:t xml:space="preserve">) </w:t>
-      </w:r>
-      <w:r>
-        <w:br/>
-      </w:r>
-      <w:r>
-        <w:t>print("Maximum value is:", result)</w:t>
       </w:r>
     </w:p>
     <w:p>
@@ -900,33 +771,179 @@
     <w:p>
       <w:pPr>
         <w:rPr>
-          <w:rFonts w:ascii="Arial" w:hAnsi="Arial" w:cs="Arial"/>
-          <w:color w:val="1F1F1F"/>
-          <w:sz w:val="21"/>
-          <w:szCs w:val="21"/>
-          <w:shd w:val="clear" w:color="auto" w:fill="FFFFFF"/>
+          <w:b/>
+          <w:color w:val="C00000"/>
         </w:rPr>
       </w:pPr>
       <w:r>
         <w:rPr>
-          <w:rFonts w:ascii="Arial" w:hAnsi="Arial" w:cs="Arial"/>
-          <w:color w:val="1F1F1F"/>
-          <w:sz w:val="21"/>
-          <w:szCs w:val="21"/>
-          <w:shd w:val="clear" w:color="auto" w:fill="FFFFFF"/>
-        </w:rPr>
-        <w:t>5. Write a function that takes a string and returns a dictionary or map showing how many times each character appears.</w:t>
+          <w:b/>
+          <w:color w:val="C00000"/>
+          <w:highlight w:val="yellow"/>
+        </w:rPr>
+        <w:t xml:space="preserve">4. </w:t>
+      </w:r>
+      <w:r>
+        <w:rPr>
+          <w:b/>
+          <w:color w:val="C00000"/>
+          <w:highlight w:val="yellow"/>
+        </w:rPr>
+        <w:t>Problem: Given a list of unsorted integers, find the largest number without using built-in functions.</w:t>
+      </w:r>
+    </w:p>
+    <w:p>
+      <w:proofErr w:type="spellStart"/>
+      <w:r>
+        <w:t>def</w:t>
+      </w:r>
+      <w:proofErr w:type="spellEnd"/>
+      <w:r>
+        <w:t xml:space="preserve"> </w:t>
+      </w:r>
+      <w:proofErr w:type="spellStart"/>
+      <w:r>
+        <w:t>find_max</w:t>
+      </w:r>
+      <w:proofErr w:type="spellEnd"/>
+      <w:r>
+        <w:t>(numbers):</w:t>
+      </w:r>
+      <w:r>
+        <w:br/>
+      </w:r>
+      <w:r>
+        <w:t xml:space="preserve">    maximum = numbers[0]</w:t>
+      </w:r>
+      <w:r>
+        <w:br/>
+      </w:r>
+      <w:r>
+        <w:t xml:space="preserve">    for </w:t>
+      </w:r>
+      <w:proofErr w:type="spellStart"/>
+      <w:r>
+        <w:t>num</w:t>
+      </w:r>
+      <w:proofErr w:type="spellEnd"/>
+      <w:r>
+        <w:t xml:space="preserve"> in numbers:</w:t>
+      </w:r>
+      <w:r>
+        <w:br/>
+      </w:r>
+      <w:r>
+        <w:t xml:space="preserve">        if </w:t>
+      </w:r>
+      <w:proofErr w:type="spellStart"/>
+      <w:r>
+        <w:t>num</w:t>
+      </w:r>
+      <w:proofErr w:type="spellEnd"/>
+      <w:r>
+        <w:t xml:space="preserve"> &gt; maximum:</w:t>
+      </w:r>
+      <w:r>
+        <w:br/>
+      </w:r>
+      <w:r>
+        <w:t xml:space="preserve">            maximum = </w:t>
+      </w:r>
+      <w:proofErr w:type="spellStart"/>
+      <w:r>
+        <w:t>num</w:t>
+      </w:r>
+      <w:proofErr w:type="spellEnd"/>
+      <w:r>
+        <w:t xml:space="preserve"> </w:t>
+      </w:r>
+      <w:r>
+        <w:br/>
+      </w:r>
+      <w:r>
+        <w:t xml:space="preserve">    return maximum</w:t>
+      </w:r>
+      <w:r>
+        <w:br/>
+      </w:r>
+    </w:p>
+    <w:p>
+      <w:r>
+        <w:t xml:space="preserve"># start here </w:t>
+      </w:r>
+      <w:r>
+        <w:br/>
+      </w:r>
+      <w:proofErr w:type="spellStart"/>
+      <w:r>
+        <w:t>arr</w:t>
+      </w:r>
+      <w:proofErr w:type="spellEnd"/>
+      <w:r>
+        <w:t xml:space="preserve"> = [10, 45, 2, 89, 33, 100, 67]</w:t>
+      </w:r>
+      <w:r>
+        <w:br/>
+      </w:r>
+      <w:r>
+        <w:t xml:space="preserve">result = </w:t>
+      </w:r>
+      <w:proofErr w:type="spellStart"/>
+      <w:r>
+        <w:t>find_max</w:t>
+      </w:r>
+      <w:proofErr w:type="spellEnd"/>
+      <w:r>
+        <w:t>(</w:t>
+      </w:r>
+      <w:proofErr w:type="spellStart"/>
+      <w:r>
+        <w:t>arr</w:t>
+      </w:r>
+      <w:proofErr w:type="spellEnd"/>
+      <w:r>
+        <w:t xml:space="preserve">) </w:t>
+      </w:r>
+      <w:r>
+        <w:br/>
+      </w:r>
+      <w:r>
+        <w:t>print("Maximum value is:", result)</w:t>
       </w:r>
     </w:p>
     <w:p>
       <w:pPr>
         <w:rPr>
           <w:rFonts w:ascii="Arial" w:hAnsi="Arial" w:cs="Arial"/>
-          <w:color w:val="1F1F1F"/>
-          <w:sz w:val="21"/>
-          <w:szCs w:val="21"/>
+          <w:b/>
+          <w:color w:val="C00000"/>
+          <w:sz w:val="21"/>
+          <w:szCs w:val="21"/>
+          <w:shd w:val="clear" w:color="auto" w:fill="FFFFFF"/>
         </w:rPr>
       </w:pPr>
+      <w:r>
+        <w:rPr>
+          <w:rFonts w:ascii="Arial" w:hAnsi="Arial" w:cs="Arial"/>
+          <w:b/>
+          <w:color w:val="C00000"/>
+          <w:sz w:val="21"/>
+          <w:szCs w:val="21"/>
+          <w:highlight w:val="yellow"/>
+          <w:shd w:val="clear" w:color="auto" w:fill="FFFFFF"/>
+        </w:rPr>
+        <w:t>5. Write a function that takes a string and returns a dictionary or map showing how many times each character appears.</w:t>
+      </w:r>
+    </w:p>
+    <w:p>
+      <w:pPr>
+        <w:rPr>
+          <w:rFonts w:ascii="Arial" w:hAnsi="Arial" w:cs="Arial"/>
+          <w:color w:val="1F1F1F"/>
+          <w:sz w:val="21"/>
+          <w:szCs w:val="21"/>
+        </w:rPr>
+      </w:pPr>
       <w:proofErr w:type="spellStart"/>
       <w:r>
         <w:rPr>
@@ -1175,6 +1192,616 @@
           <w:szCs w:val="21"/>
         </w:rPr>
         <w:t>(string))</w:t>
+      </w:r>
+    </w:p>
+    <w:p>
+      <w:pPr>
+        <w:rPr>
+          <w:rFonts w:ascii="Arial" w:hAnsi="Arial" w:cs="Arial"/>
+          <w:b/>
+          <w:color w:val="C00000"/>
+          <w:sz w:val="21"/>
+          <w:szCs w:val="21"/>
+        </w:rPr>
+      </w:pPr>
+      <w:r>
+        <w:rPr>
+          <w:rFonts w:ascii="Arial" w:hAnsi="Arial" w:cs="Arial"/>
+          <w:b/>
+          <w:color w:val="C00000"/>
+          <w:sz w:val="21"/>
+          <w:szCs w:val="21"/>
+          <w:highlight w:val="yellow"/>
+          <w:shd w:val="clear" w:color="auto" w:fill="FFFFFF"/>
+        </w:rPr>
+        <w:lastRenderedPageBreak/>
+        <w:t>6. Define a Student class with attributes for name, ID, and a list of grades, including a method to calculate the average grade.</w:t>
+      </w:r>
+    </w:p>
+    <w:p>
+      <w:pPr>
+        <w:rPr>
+          <w:rFonts w:ascii="Arial" w:hAnsi="Arial" w:cs="Arial"/>
+          <w:color w:val="1F1F1F"/>
+          <w:sz w:val="21"/>
+          <w:szCs w:val="21"/>
+        </w:rPr>
+      </w:pPr>
+      <w:r>
+        <w:rPr>
+          <w:rFonts w:ascii="Arial" w:hAnsi="Arial" w:cs="Arial"/>
+          <w:color w:val="1F1F1F"/>
+          <w:sz w:val="21"/>
+          <w:szCs w:val="21"/>
+        </w:rPr>
+        <w:t>class Student:</w:t>
+      </w:r>
+    </w:p>
+    <w:p>
+      <w:pPr>
+        <w:rPr>
+          <w:rFonts w:ascii="Arial" w:hAnsi="Arial" w:cs="Arial"/>
+          <w:color w:val="1F1F1F"/>
+          <w:sz w:val="21"/>
+          <w:szCs w:val="21"/>
+        </w:rPr>
+      </w:pPr>
+      <w:r>
+        <w:rPr>
+          <w:rFonts w:ascii="Arial" w:hAnsi="Arial" w:cs="Arial"/>
+          <w:color w:val="1F1F1F"/>
+          <w:sz w:val="21"/>
+          <w:szCs w:val="21"/>
+        </w:rPr>
+        <w:t xml:space="preserve">    </w:t>
+      </w:r>
+      <w:proofErr w:type="spellStart"/>
+      <w:r>
+        <w:rPr>
+          <w:rFonts w:ascii="Arial" w:hAnsi="Arial" w:cs="Arial"/>
+          <w:color w:val="1F1F1F"/>
+          <w:sz w:val="21"/>
+          <w:szCs w:val="21"/>
+        </w:rPr>
+        <w:t>def</w:t>
+      </w:r>
+      <w:proofErr w:type="spellEnd"/>
+      <w:r>
+        <w:rPr>
+          <w:rFonts w:ascii="Arial" w:hAnsi="Arial" w:cs="Arial"/>
+          <w:color w:val="1F1F1F"/>
+          <w:sz w:val="21"/>
+          <w:szCs w:val="21"/>
+        </w:rPr>
+        <w:t xml:space="preserve"> __</w:t>
+      </w:r>
+      <w:proofErr w:type="spellStart"/>
+      <w:r>
+        <w:rPr>
+          <w:rFonts w:ascii="Arial" w:hAnsi="Arial" w:cs="Arial"/>
+          <w:color w:val="1F1F1F"/>
+          <w:sz w:val="21"/>
+          <w:szCs w:val="21"/>
+        </w:rPr>
+        <w:t>init</w:t>
+      </w:r>
+      <w:proofErr w:type="spellEnd"/>
+      <w:r>
+        <w:rPr>
+          <w:rFonts w:ascii="Arial" w:hAnsi="Arial" w:cs="Arial"/>
+          <w:color w:val="1F1F1F"/>
+          <w:sz w:val="21"/>
+          <w:szCs w:val="21"/>
+        </w:rPr>
+        <w:t>_</w:t>
+      </w:r>
+      <w:proofErr w:type="gramStart"/>
+      <w:r>
+        <w:rPr>
+          <w:rFonts w:ascii="Arial" w:hAnsi="Arial" w:cs="Arial"/>
+          <w:color w:val="1F1F1F"/>
+          <w:sz w:val="21"/>
+          <w:szCs w:val="21"/>
+        </w:rPr>
+        <w:t>_(</w:t>
+      </w:r>
+      <w:proofErr w:type="gramEnd"/>
+      <w:r>
+        <w:rPr>
+          <w:rFonts w:ascii="Arial" w:hAnsi="Arial" w:cs="Arial"/>
+          <w:color w:val="1F1F1F"/>
+          <w:sz w:val="21"/>
+          <w:szCs w:val="21"/>
+        </w:rPr>
+        <w:t xml:space="preserve">self, name, </w:t>
+      </w:r>
+      <w:proofErr w:type="spellStart"/>
+      <w:r>
+        <w:rPr>
+          <w:rFonts w:ascii="Arial" w:hAnsi="Arial" w:cs="Arial"/>
+          <w:color w:val="1F1F1F"/>
+          <w:sz w:val="21"/>
+          <w:szCs w:val="21"/>
+        </w:rPr>
+        <w:t>student_id</w:t>
+      </w:r>
+      <w:proofErr w:type="spellEnd"/>
+      <w:r>
+        <w:rPr>
+          <w:rFonts w:ascii="Arial" w:hAnsi="Arial" w:cs="Arial"/>
+          <w:color w:val="1F1F1F"/>
+          <w:sz w:val="21"/>
+          <w:szCs w:val="21"/>
+        </w:rPr>
+        <w:t>, grades=None):</w:t>
+      </w:r>
+    </w:p>
+    <w:p>
+      <w:pPr>
+        <w:rPr>
+          <w:rFonts w:ascii="Arial" w:hAnsi="Arial" w:cs="Arial"/>
+          <w:color w:val="1F1F1F"/>
+          <w:sz w:val="21"/>
+          <w:szCs w:val="21"/>
+        </w:rPr>
+      </w:pPr>
+      <w:r>
+        <w:rPr>
+          <w:rFonts w:ascii="Arial" w:hAnsi="Arial" w:cs="Arial"/>
+          <w:color w:val="1F1F1F"/>
+          <w:sz w:val="21"/>
+          <w:szCs w:val="21"/>
+        </w:rPr>
+        <w:t xml:space="preserve">        self.name = name</w:t>
+      </w:r>
+    </w:p>
+    <w:p>
+      <w:pPr>
+        <w:rPr>
+          <w:rFonts w:ascii="Arial" w:hAnsi="Arial" w:cs="Arial"/>
+          <w:color w:val="1F1F1F"/>
+          <w:sz w:val="21"/>
+          <w:szCs w:val="21"/>
+        </w:rPr>
+      </w:pPr>
+      <w:r>
+        <w:rPr>
+          <w:rFonts w:ascii="Arial" w:hAnsi="Arial" w:cs="Arial"/>
+          <w:color w:val="1F1F1F"/>
+          <w:sz w:val="21"/>
+          <w:szCs w:val="21"/>
+        </w:rPr>
+        <w:t xml:space="preserve">        </w:t>
+      </w:r>
+      <w:proofErr w:type="spellStart"/>
+      <w:proofErr w:type="gramStart"/>
+      <w:r>
+        <w:rPr>
+          <w:rFonts w:ascii="Arial" w:hAnsi="Arial" w:cs="Arial"/>
+          <w:color w:val="1F1F1F"/>
+          <w:sz w:val="21"/>
+          <w:szCs w:val="21"/>
+        </w:rPr>
+        <w:t>self.student</w:t>
+      </w:r>
+      <w:proofErr w:type="gramEnd"/>
+      <w:r>
+        <w:rPr>
+          <w:rFonts w:ascii="Arial" w:hAnsi="Arial" w:cs="Arial"/>
+          <w:color w:val="1F1F1F"/>
+          <w:sz w:val="21"/>
+          <w:szCs w:val="21"/>
+        </w:rPr>
+        <w:t>_id</w:t>
+      </w:r>
+      <w:proofErr w:type="spellEnd"/>
+      <w:r>
+        <w:rPr>
+          <w:rFonts w:ascii="Arial" w:hAnsi="Arial" w:cs="Arial"/>
+          <w:color w:val="1F1F1F"/>
+          <w:sz w:val="21"/>
+          <w:szCs w:val="21"/>
+        </w:rPr>
+        <w:t xml:space="preserve"> = </w:t>
+      </w:r>
+      <w:proofErr w:type="spellStart"/>
+      <w:r>
+        <w:rPr>
+          <w:rFonts w:ascii="Arial" w:hAnsi="Arial" w:cs="Arial"/>
+          <w:color w:val="1F1F1F"/>
+          <w:sz w:val="21"/>
+          <w:szCs w:val="21"/>
+        </w:rPr>
+        <w:t>student_id</w:t>
+      </w:r>
+      <w:proofErr w:type="spellEnd"/>
+    </w:p>
+    <w:p>
+      <w:pPr>
+        <w:rPr>
+          <w:rFonts w:ascii="Arial" w:hAnsi="Arial" w:cs="Arial"/>
+          <w:color w:val="1F1F1F"/>
+          <w:sz w:val="21"/>
+          <w:szCs w:val="21"/>
+        </w:rPr>
+      </w:pPr>
+      <w:r>
+        <w:rPr>
+          <w:rFonts w:ascii="Arial" w:hAnsi="Arial" w:cs="Arial"/>
+          <w:color w:val="1F1F1F"/>
+          <w:sz w:val="21"/>
+          <w:szCs w:val="21"/>
+        </w:rPr>
+        <w:t xml:space="preserve">        </w:t>
+      </w:r>
+      <w:proofErr w:type="spellStart"/>
+      <w:proofErr w:type="gramStart"/>
+      <w:r>
+        <w:rPr>
+          <w:rFonts w:ascii="Arial" w:hAnsi="Arial" w:cs="Arial"/>
+          <w:color w:val="1F1F1F"/>
+          <w:sz w:val="21"/>
+          <w:szCs w:val="21"/>
+        </w:rPr>
+        <w:t>self.grades</w:t>
+      </w:r>
+      <w:proofErr w:type="spellEnd"/>
+      <w:proofErr w:type="gramEnd"/>
+      <w:r>
+        <w:rPr>
+          <w:rFonts w:ascii="Arial" w:hAnsi="Arial" w:cs="Arial"/>
+          <w:color w:val="1F1F1F"/>
+          <w:sz w:val="21"/>
+          <w:szCs w:val="21"/>
+        </w:rPr>
+        <w:t xml:space="preserve"> = grade</w:t>
+      </w:r>
+      <w:r>
+        <w:rPr>
+          <w:rFonts w:ascii="Arial" w:hAnsi="Arial" w:cs="Arial"/>
+          <w:color w:val="1F1F1F"/>
+          <w:sz w:val="21"/>
+          <w:szCs w:val="21"/>
+        </w:rPr>
+        <w:t>s if grades is not None else []</w:t>
+      </w:r>
+    </w:p>
+    <w:p>
+      <w:pPr>
+        <w:rPr>
+          <w:rFonts w:ascii="Arial" w:hAnsi="Arial" w:cs="Arial"/>
+          <w:color w:val="1F1F1F"/>
+          <w:sz w:val="21"/>
+          <w:szCs w:val="21"/>
+        </w:rPr>
+      </w:pPr>
+      <w:r>
+        <w:rPr>
+          <w:rFonts w:ascii="Arial" w:hAnsi="Arial" w:cs="Arial"/>
+          <w:color w:val="1F1F1F"/>
+          <w:sz w:val="21"/>
+          <w:szCs w:val="21"/>
+        </w:rPr>
+        <w:t xml:space="preserve">    </w:t>
+      </w:r>
+      <w:proofErr w:type="spellStart"/>
+      <w:r>
+        <w:rPr>
+          <w:rFonts w:ascii="Arial" w:hAnsi="Arial" w:cs="Arial"/>
+          <w:color w:val="1F1F1F"/>
+          <w:sz w:val="21"/>
+          <w:szCs w:val="21"/>
+        </w:rPr>
+        <w:t>def</w:t>
+      </w:r>
+      <w:proofErr w:type="spellEnd"/>
+      <w:r>
+        <w:rPr>
+          <w:rFonts w:ascii="Arial" w:hAnsi="Arial" w:cs="Arial"/>
+          <w:color w:val="1F1F1F"/>
+          <w:sz w:val="21"/>
+          <w:szCs w:val="21"/>
+        </w:rPr>
+        <w:t xml:space="preserve"> </w:t>
+      </w:r>
+      <w:proofErr w:type="spellStart"/>
+      <w:r>
+        <w:rPr>
+          <w:rFonts w:ascii="Arial" w:hAnsi="Arial" w:cs="Arial"/>
+          <w:color w:val="1F1F1F"/>
+          <w:sz w:val="21"/>
+          <w:szCs w:val="21"/>
+        </w:rPr>
+        <w:t>add_</w:t>
+      </w:r>
+      <w:proofErr w:type="gramStart"/>
+      <w:r>
+        <w:rPr>
+          <w:rFonts w:ascii="Arial" w:hAnsi="Arial" w:cs="Arial"/>
+          <w:color w:val="1F1F1F"/>
+          <w:sz w:val="21"/>
+          <w:szCs w:val="21"/>
+        </w:rPr>
+        <w:t>grade</w:t>
+      </w:r>
+      <w:proofErr w:type="spellEnd"/>
+      <w:r>
+        <w:rPr>
+          <w:rFonts w:ascii="Arial" w:hAnsi="Arial" w:cs="Arial"/>
+          <w:color w:val="1F1F1F"/>
+          <w:sz w:val="21"/>
+          <w:szCs w:val="21"/>
+        </w:rPr>
+        <w:t>(</w:t>
+      </w:r>
+      <w:proofErr w:type="gramEnd"/>
+      <w:r>
+        <w:rPr>
+          <w:rFonts w:ascii="Arial" w:hAnsi="Arial" w:cs="Arial"/>
+          <w:color w:val="1F1F1F"/>
+          <w:sz w:val="21"/>
+          <w:szCs w:val="21"/>
+        </w:rPr>
+        <w:t>self, grade):</w:t>
+      </w:r>
+    </w:p>
+    <w:p>
+      <w:pPr>
+        <w:rPr>
+          <w:rFonts w:ascii="Arial" w:hAnsi="Arial" w:cs="Arial"/>
+          <w:color w:val="1F1F1F"/>
+          <w:sz w:val="21"/>
+          <w:szCs w:val="21"/>
+        </w:rPr>
+      </w:pPr>
+      <w:r>
+        <w:rPr>
+          <w:rFonts w:ascii="Arial" w:hAnsi="Arial" w:cs="Arial"/>
+          <w:color w:val="1F1F1F"/>
+          <w:sz w:val="21"/>
+          <w:szCs w:val="21"/>
+        </w:rPr>
+        <w:t xml:space="preserve">        </w:t>
+      </w:r>
+      <w:proofErr w:type="spellStart"/>
+      <w:proofErr w:type="gramStart"/>
+      <w:r>
+        <w:rPr>
+          <w:rFonts w:ascii="Arial" w:hAnsi="Arial" w:cs="Arial"/>
+          <w:color w:val="1F1F1F"/>
+          <w:sz w:val="21"/>
+          <w:szCs w:val="21"/>
+        </w:rPr>
+        <w:t>self.grades</w:t>
+      </w:r>
+      <w:proofErr w:type="gramEnd"/>
+      <w:r>
+        <w:rPr>
+          <w:rFonts w:ascii="Arial" w:hAnsi="Arial" w:cs="Arial"/>
+          <w:color w:val="1F1F1F"/>
+          <w:sz w:val="21"/>
+          <w:szCs w:val="21"/>
+        </w:rPr>
+        <w:t>.append</w:t>
+      </w:r>
+      <w:proofErr w:type="spellEnd"/>
+      <w:r>
+        <w:rPr>
+          <w:rFonts w:ascii="Arial" w:hAnsi="Arial" w:cs="Arial"/>
+          <w:color w:val="1F1F1F"/>
+          <w:sz w:val="21"/>
+          <w:szCs w:val="21"/>
+        </w:rPr>
+        <w:t>(grade)</w:t>
+      </w:r>
+      <w:r>
+        <w:rPr>
+          <w:rFonts w:ascii="Arial" w:hAnsi="Arial" w:cs="Arial"/>
+          <w:color w:val="1F1F1F"/>
+          <w:sz w:val="21"/>
+          <w:szCs w:val="21"/>
+        </w:rPr>
+        <w:t xml:space="preserve"> </w:t>
+      </w:r>
+    </w:p>
+    <w:p>
+      <w:pPr>
+        <w:rPr>
+          <w:rFonts w:ascii="Arial" w:hAnsi="Arial" w:cs="Arial"/>
+          <w:color w:val="1F1F1F"/>
+          <w:sz w:val="21"/>
+          <w:szCs w:val="21"/>
+        </w:rPr>
+      </w:pPr>
+      <w:r>
+        <w:rPr>
+          <w:rFonts w:ascii="Arial" w:hAnsi="Arial" w:cs="Arial"/>
+          <w:color w:val="1F1F1F"/>
+          <w:sz w:val="21"/>
+          <w:szCs w:val="21"/>
+        </w:rPr>
+        <w:t xml:space="preserve">    </w:t>
+      </w:r>
+      <w:proofErr w:type="spellStart"/>
+      <w:r>
+        <w:rPr>
+          <w:rFonts w:ascii="Arial" w:hAnsi="Arial" w:cs="Arial"/>
+          <w:color w:val="1F1F1F"/>
+          <w:sz w:val="21"/>
+          <w:szCs w:val="21"/>
+        </w:rPr>
+        <w:t>def</w:t>
+      </w:r>
+      <w:proofErr w:type="spellEnd"/>
+      <w:r>
+        <w:rPr>
+          <w:rFonts w:ascii="Arial" w:hAnsi="Arial" w:cs="Arial"/>
+          <w:color w:val="1F1F1F"/>
+          <w:sz w:val="21"/>
+          <w:szCs w:val="21"/>
+        </w:rPr>
+        <w:t xml:space="preserve"> </w:t>
+      </w:r>
+      <w:proofErr w:type="spellStart"/>
+      <w:r>
+        <w:rPr>
+          <w:rFonts w:ascii="Arial" w:hAnsi="Arial" w:cs="Arial"/>
+          <w:color w:val="1F1F1F"/>
+          <w:sz w:val="21"/>
+          <w:szCs w:val="21"/>
+        </w:rPr>
+        <w:t>calculate_average</w:t>
+      </w:r>
+      <w:proofErr w:type="spellEnd"/>
+      <w:r>
+        <w:rPr>
+          <w:rFonts w:ascii="Arial" w:hAnsi="Arial" w:cs="Arial"/>
+          <w:color w:val="1F1F1F"/>
+          <w:sz w:val="21"/>
+          <w:szCs w:val="21"/>
+        </w:rPr>
+        <w:t>(self):</w:t>
+      </w:r>
+    </w:p>
+    <w:p>
+      <w:pPr>
+        <w:rPr>
+          <w:rFonts w:ascii="Arial" w:hAnsi="Arial" w:cs="Arial"/>
+          <w:color w:val="1F1F1F"/>
+          <w:sz w:val="21"/>
+          <w:szCs w:val="21"/>
+        </w:rPr>
+      </w:pPr>
+      <w:r>
+        <w:rPr>
+          <w:rFonts w:ascii="Arial" w:hAnsi="Arial" w:cs="Arial"/>
+          <w:color w:val="1F1F1F"/>
+          <w:sz w:val="21"/>
+          <w:szCs w:val="21"/>
+        </w:rPr>
+        <w:t xml:space="preserve">        if not </w:t>
+      </w:r>
+      <w:proofErr w:type="spellStart"/>
+      <w:proofErr w:type="gramStart"/>
+      <w:r>
+        <w:rPr>
+          <w:rFonts w:ascii="Arial" w:hAnsi="Arial" w:cs="Arial"/>
+          <w:color w:val="1F1F1F"/>
+          <w:sz w:val="21"/>
+          <w:szCs w:val="21"/>
+        </w:rPr>
+        <w:t>self.grades</w:t>
+      </w:r>
+      <w:proofErr w:type="spellEnd"/>
+      <w:proofErr w:type="gramEnd"/>
+      <w:r>
+        <w:rPr>
+          <w:rFonts w:ascii="Arial" w:hAnsi="Arial" w:cs="Arial"/>
+          <w:color w:val="1F1F1F"/>
+          <w:sz w:val="21"/>
+          <w:szCs w:val="21"/>
+        </w:rPr>
+        <w:t>:</w:t>
+      </w:r>
+    </w:p>
+    <w:p>
+      <w:pPr>
+        <w:rPr>
+          <w:rFonts w:ascii="Arial" w:hAnsi="Arial" w:cs="Arial"/>
+          <w:color w:val="1F1F1F"/>
+          <w:sz w:val="21"/>
+          <w:szCs w:val="21"/>
+        </w:rPr>
+      </w:pPr>
+      <w:r>
+        <w:rPr>
+          <w:rFonts w:ascii="Arial" w:hAnsi="Arial" w:cs="Arial"/>
+          <w:color w:val="1F1F1F"/>
+          <w:sz w:val="21"/>
+          <w:szCs w:val="21"/>
+        </w:rPr>
+        <w:t xml:space="preserve">            return 0</w:t>
+      </w:r>
+    </w:p>
+    <w:p>
+      <w:pPr>
+        <w:rPr>
+          <w:rFonts w:ascii="Arial" w:hAnsi="Arial" w:cs="Arial"/>
+          <w:color w:val="1F1F1F"/>
+          <w:sz w:val="21"/>
+          <w:szCs w:val="21"/>
+        </w:rPr>
+      </w:pPr>
+      <w:r>
+        <w:rPr>
+          <w:rFonts w:ascii="Arial" w:hAnsi="Arial" w:cs="Arial"/>
+          <w:color w:val="1F1F1F"/>
+          <w:sz w:val="21"/>
+          <w:szCs w:val="21"/>
+        </w:rPr>
+        <w:t xml:space="preserve">        return sum(</w:t>
+      </w:r>
+      <w:proofErr w:type="spellStart"/>
+      <w:proofErr w:type="gramStart"/>
+      <w:r>
+        <w:rPr>
+          <w:rFonts w:ascii="Arial" w:hAnsi="Arial" w:cs="Arial"/>
+          <w:color w:val="1F1F1F"/>
+          <w:sz w:val="21"/>
+          <w:szCs w:val="21"/>
+        </w:rPr>
+        <w:t>self.grades</w:t>
+      </w:r>
+      <w:proofErr w:type="spellEnd"/>
+      <w:proofErr w:type="gramEnd"/>
+      <w:r>
+        <w:rPr>
+          <w:rFonts w:ascii="Arial" w:hAnsi="Arial" w:cs="Arial"/>
+          <w:color w:val="1F1F1F"/>
+          <w:sz w:val="21"/>
+          <w:szCs w:val="21"/>
+        </w:rPr>
+        <w:t xml:space="preserve">) / </w:t>
+      </w:r>
+      <w:proofErr w:type="spellStart"/>
+      <w:r>
+        <w:rPr>
+          <w:rFonts w:ascii="Arial" w:hAnsi="Arial" w:cs="Arial"/>
+          <w:color w:val="1F1F1F"/>
+          <w:sz w:val="21"/>
+          <w:szCs w:val="21"/>
+        </w:rPr>
+        <w:t>len</w:t>
+      </w:r>
+      <w:proofErr w:type="spellEnd"/>
+      <w:r>
+        <w:rPr>
+          <w:rFonts w:ascii="Arial" w:hAnsi="Arial" w:cs="Arial"/>
+          <w:color w:val="1F1F1F"/>
+          <w:sz w:val="21"/>
+          <w:szCs w:val="21"/>
+        </w:rPr>
+        <w:t>(</w:t>
+      </w:r>
+      <w:proofErr w:type="spellStart"/>
+      <w:r>
+        <w:rPr>
+          <w:rFonts w:ascii="Arial" w:hAnsi="Arial" w:cs="Arial"/>
+          <w:color w:val="1F1F1F"/>
+          <w:sz w:val="21"/>
+          <w:szCs w:val="21"/>
+        </w:rPr>
+        <w:t>self.grades</w:t>
+      </w:r>
+      <w:proofErr w:type="spellEnd"/>
+      <w:r>
+        <w:rPr>
+          <w:rFonts w:ascii="Arial" w:hAnsi="Arial" w:cs="Arial"/>
+          <w:color w:val="1F1F1F"/>
+          <w:sz w:val="21"/>
+          <w:szCs w:val="21"/>
+        </w:rPr>
+        <w:t>)</w:t>
       </w:r>
     </w:p>
     <w:p>
@@ -1194,7 +1821,6 @@
           <w:color w:val="1F1F1F"/>
           <w:sz w:val="21"/>
           <w:szCs w:val="21"/>
-          <w:shd w:val="clear" w:color="auto" w:fill="FFFFFF"/>
         </w:rPr>
       </w:pPr>
       <w:r>
@@ -1204,17 +1830,7 @@
           <w:sz w:val="21"/>
           <w:szCs w:val="21"/>
         </w:rPr>
-        <w:br/>
-      </w:r>
-      <w:r>
-        <w:rPr>
-          <w:rFonts w:ascii="Arial" w:hAnsi="Arial" w:cs="Arial"/>
-          <w:color w:val="1F1F1F"/>
-          <w:sz w:val="21"/>
-          <w:szCs w:val="21"/>
-          <w:shd w:val="clear" w:color="auto" w:fill="FFFFFF"/>
-        </w:rPr>
-        <w:t>6. Define a Student class with attributes for name, ID, and a list of grades, including a method to calculate the average grade.</w:t>
+        <w:t># Example usage</w:t>
       </w:r>
     </w:p>
     <w:p>
@@ -1233,7 +1849,27 @@
           <w:sz w:val="21"/>
           <w:szCs w:val="21"/>
         </w:rPr>
-        <w:t>class Student:</w:t>
+        <w:t xml:space="preserve">student1 = </w:t>
+      </w:r>
+      <w:proofErr w:type="gramStart"/>
+      <w:r>
+        <w:rPr>
+          <w:rFonts w:ascii="Arial" w:hAnsi="Arial" w:cs="Arial"/>
+          <w:color w:val="1F1F1F"/>
+          <w:sz w:val="21"/>
+          <w:szCs w:val="21"/>
+        </w:rPr>
+        <w:t>Student(</w:t>
+      </w:r>
+      <w:proofErr w:type="gramEnd"/>
+      <w:r>
+        <w:rPr>
+          <w:rFonts w:ascii="Arial" w:hAnsi="Arial" w:cs="Arial"/>
+          <w:color w:val="1F1F1F"/>
+          <w:sz w:val="21"/>
+          <w:szCs w:val="21"/>
+        </w:rPr>
+        <w:t>"Rahim", "S101", [80, 85, 90])</w:t>
       </w:r>
     </w:p>
     <w:p>
@@ -1245,55 +1881,6 @@
           <w:szCs w:val="21"/>
         </w:rPr>
       </w:pPr>
-      <w:r>
-        <w:rPr>
-          <w:rFonts w:ascii="Arial" w:hAnsi="Arial" w:cs="Arial"/>
-          <w:color w:val="1F1F1F"/>
-          <w:sz w:val="21"/>
-          <w:szCs w:val="21"/>
-        </w:rPr>
-        <w:t xml:space="preserve">    </w:t>
-      </w:r>
-      <w:proofErr w:type="spellStart"/>
-      <w:r>
-        <w:rPr>
-          <w:rFonts w:ascii="Arial" w:hAnsi="Arial" w:cs="Arial"/>
-          <w:color w:val="1F1F1F"/>
-          <w:sz w:val="21"/>
-          <w:szCs w:val="21"/>
-        </w:rPr>
-        <w:t>def</w:t>
-      </w:r>
-      <w:proofErr w:type="spellEnd"/>
-      <w:r>
-        <w:rPr>
-          <w:rFonts w:ascii="Arial" w:hAnsi="Arial" w:cs="Arial"/>
-          <w:color w:val="1F1F1F"/>
-          <w:sz w:val="21"/>
-          <w:szCs w:val="21"/>
-        </w:rPr>
-        <w:t xml:space="preserve"> __</w:t>
-      </w:r>
-      <w:proofErr w:type="spellStart"/>
-      <w:r>
-        <w:rPr>
-          <w:rFonts w:ascii="Arial" w:hAnsi="Arial" w:cs="Arial"/>
-          <w:color w:val="1F1F1F"/>
-          <w:sz w:val="21"/>
-          <w:szCs w:val="21"/>
-        </w:rPr>
-        <w:t>init</w:t>
-      </w:r>
-      <w:proofErr w:type="spellEnd"/>
-      <w:r>
-        <w:rPr>
-          <w:rFonts w:ascii="Arial" w:hAnsi="Arial" w:cs="Arial"/>
-          <w:color w:val="1F1F1F"/>
-          <w:sz w:val="21"/>
-          <w:szCs w:val="21"/>
-        </w:rPr>
-        <w:t>_</w:t>
-      </w:r>
       <w:proofErr w:type="gramStart"/>
       <w:r>
         <w:rPr>
@@ -1302,7 +1889,7 @@
           <w:sz w:val="21"/>
           <w:szCs w:val="21"/>
         </w:rPr>
-        <w:t>_(</w:t>
+        <w:t>print(</w:t>
       </w:r>
       <w:proofErr w:type="gramEnd"/>
       <w:r>
@@ -1312,27 +1899,7 @@
           <w:sz w:val="21"/>
           <w:szCs w:val="21"/>
         </w:rPr>
-        <w:t xml:space="preserve">self, name, </w:t>
-      </w:r>
-      <w:proofErr w:type="spellStart"/>
-      <w:r>
-        <w:rPr>
-          <w:rFonts w:ascii="Arial" w:hAnsi="Arial" w:cs="Arial"/>
-          <w:color w:val="1F1F1F"/>
-          <w:sz w:val="21"/>
-          <w:szCs w:val="21"/>
-        </w:rPr>
-        <w:t>student_id</w:t>
-      </w:r>
-      <w:proofErr w:type="spellEnd"/>
-      <w:r>
-        <w:rPr>
-          <w:rFonts w:ascii="Arial" w:hAnsi="Arial" w:cs="Arial"/>
-          <w:color w:val="1F1F1F"/>
-          <w:sz w:val="21"/>
-          <w:szCs w:val="21"/>
-        </w:rPr>
-        <w:t>, grades=None):</w:t>
+        <w:t>"Name:", student1.name)</w:t>
       </w:r>
     </w:p>
     <w:p>
@@ -1344,14 +1911,25 @@
           <w:szCs w:val="21"/>
         </w:rPr>
       </w:pPr>
-      <w:r>
-        <w:rPr>
-          <w:rFonts w:ascii="Arial" w:hAnsi="Arial" w:cs="Arial"/>
-          <w:color w:val="1F1F1F"/>
-          <w:sz w:val="21"/>
-          <w:szCs w:val="21"/>
-        </w:rPr>
-        <w:t xml:space="preserve">        self.name = name</w:t>
+      <w:proofErr w:type="gramStart"/>
+      <w:r>
+        <w:rPr>
+          <w:rFonts w:ascii="Arial" w:hAnsi="Arial" w:cs="Arial"/>
+          <w:color w:val="1F1F1F"/>
+          <w:sz w:val="21"/>
+          <w:szCs w:val="21"/>
+        </w:rPr>
+        <w:t>print(</w:t>
+      </w:r>
+      <w:proofErr w:type="gramEnd"/>
+      <w:r>
+        <w:rPr>
+          <w:rFonts w:ascii="Arial" w:hAnsi="Arial" w:cs="Arial"/>
+          <w:color w:val="1F1F1F"/>
+          <w:sz w:val="21"/>
+          <w:szCs w:val="21"/>
+        </w:rPr>
+        <w:t>"ID:", student1.student_id)</w:t>
       </w:r>
     </w:p>
     <w:p>
@@ -1363,16 +1941,6 @@
           <w:szCs w:val="21"/>
         </w:rPr>
       </w:pPr>
-      <w:r>
-        <w:rPr>
-          <w:rFonts w:ascii="Arial" w:hAnsi="Arial" w:cs="Arial"/>
-          <w:color w:val="1F1F1F"/>
-          <w:sz w:val="21"/>
-          <w:szCs w:val="21"/>
-        </w:rPr>
-        <w:t xml:space="preserve">        </w:t>
-      </w:r>
-      <w:proofErr w:type="spellStart"/>
       <w:proofErr w:type="gramStart"/>
       <w:r>
         <w:rPr>
@@ -1381,7 +1949,7 @@
           <w:sz w:val="21"/>
           <w:szCs w:val="21"/>
         </w:rPr>
-        <w:t>self.student</w:t>
+        <w:t>print(</w:t>
       </w:r>
       <w:proofErr w:type="gramEnd"/>
       <w:r>
@@ -1391,29 +1959,8 @@
           <w:sz w:val="21"/>
           <w:szCs w:val="21"/>
         </w:rPr>
-        <w:t>_id</w:t>
-      </w:r>
-      <w:proofErr w:type="spellEnd"/>
-      <w:r>
-        <w:rPr>
-          <w:rFonts w:ascii="Arial" w:hAnsi="Arial" w:cs="Arial"/>
-          <w:color w:val="1F1F1F"/>
-          <w:sz w:val="21"/>
-          <w:szCs w:val="21"/>
-        </w:rPr>
-        <w:t xml:space="preserve"> = </w:t>
-      </w:r>
-      <w:proofErr w:type="spellStart"/>
-      <w:r>
-        <w:rPr>
-          <w:rFonts w:ascii="Arial" w:hAnsi="Arial" w:cs="Arial"/>
-          <w:color w:val="1F1F1F"/>
-          <w:sz w:val="21"/>
-          <w:szCs w:val="21"/>
-        </w:rPr>
-        <w:t>student_id</w:t>
-      </w:r>
-      <w:proofErr w:type="spellEnd"/>
+        <w:t>"Grades:", student1.grades)</w:t>
+      </w:r>
     </w:p>
     <w:p>
       <w:pPr>
@@ -1424,16 +1971,6 @@
           <w:szCs w:val="21"/>
         </w:rPr>
       </w:pPr>
-      <w:r>
-        <w:rPr>
-          <w:rFonts w:ascii="Arial" w:hAnsi="Arial" w:cs="Arial"/>
-          <w:color w:val="1F1F1F"/>
-          <w:sz w:val="21"/>
-          <w:szCs w:val="21"/>
-        </w:rPr>
-        <w:t xml:space="preserve">        </w:t>
-      </w:r>
-      <w:proofErr w:type="spellStart"/>
       <w:proofErr w:type="gramStart"/>
       <w:r>
         <w:rPr>
@@ -1442,9 +1979,8 @@
           <w:sz w:val="21"/>
           <w:szCs w:val="21"/>
         </w:rPr>
-        <w:t>self.grades</w:t>
-      </w:r>
-      <w:proofErr w:type="spellEnd"/>
+        <w:t>print(</w:t>
+      </w:r>
       <w:proofErr w:type="gramEnd"/>
       <w:r>
         <w:rPr>
@@ -1453,16 +1989,7 @@
           <w:sz w:val="21"/>
           <w:szCs w:val="21"/>
         </w:rPr>
-        <w:t xml:space="preserve"> = grade</w:t>
-      </w:r>
-      <w:r>
-        <w:rPr>
-          <w:rFonts w:ascii="Arial" w:hAnsi="Arial" w:cs="Arial"/>
-          <w:color w:val="1F1F1F"/>
-          <w:sz w:val="21"/>
-          <w:szCs w:val="21"/>
-        </w:rPr>
-        <w:t>s if grades is not None else []</w:t>
+        <w:t>"Average:", student1.calculate_average())</w:t>
       </w:r>
     </w:p>
     <w:p>
@@ -1481,67 +2008,16 @@
           <w:sz w:val="21"/>
           <w:szCs w:val="21"/>
         </w:rPr>
-        <w:t xml:space="preserve">    </w:t>
-      </w:r>
-      <w:proofErr w:type="spellStart"/>
-      <w:r>
-        <w:rPr>
-          <w:rFonts w:ascii="Arial" w:hAnsi="Arial" w:cs="Arial"/>
-          <w:color w:val="1F1F1F"/>
-          <w:sz w:val="21"/>
-          <w:szCs w:val="21"/>
-        </w:rPr>
-        <w:t>def</w:t>
-      </w:r>
-      <w:proofErr w:type="spellEnd"/>
-      <w:r>
-        <w:rPr>
-          <w:rFonts w:ascii="Arial" w:hAnsi="Arial" w:cs="Arial"/>
-          <w:color w:val="1F1F1F"/>
-          <w:sz w:val="21"/>
-          <w:szCs w:val="21"/>
-        </w:rPr>
-        <w:t xml:space="preserve"> </w:t>
-      </w:r>
-      <w:proofErr w:type="spellStart"/>
-      <w:r>
-        <w:rPr>
-          <w:rFonts w:ascii="Arial" w:hAnsi="Arial" w:cs="Arial"/>
-          <w:color w:val="1F1F1F"/>
-          <w:sz w:val="21"/>
-          <w:szCs w:val="21"/>
-        </w:rPr>
-        <w:t>add_</w:t>
-      </w:r>
-      <w:proofErr w:type="gramStart"/>
-      <w:r>
-        <w:rPr>
-          <w:rFonts w:ascii="Arial" w:hAnsi="Arial" w:cs="Arial"/>
-          <w:color w:val="1F1F1F"/>
-          <w:sz w:val="21"/>
-          <w:szCs w:val="21"/>
-        </w:rPr>
-        <w:t>grade</w:t>
-      </w:r>
-      <w:proofErr w:type="spellEnd"/>
-      <w:r>
-        <w:rPr>
-          <w:rFonts w:ascii="Arial" w:hAnsi="Arial" w:cs="Arial"/>
-          <w:color w:val="1F1F1F"/>
-          <w:sz w:val="21"/>
-          <w:szCs w:val="21"/>
-        </w:rPr>
-        <w:t>(</w:t>
-      </w:r>
-      <w:proofErr w:type="gramEnd"/>
-      <w:r>
-        <w:rPr>
-          <w:rFonts w:ascii="Arial" w:hAnsi="Arial" w:cs="Arial"/>
-          <w:color w:val="1F1F1F"/>
-          <w:sz w:val="21"/>
-          <w:szCs w:val="21"/>
-        </w:rPr>
-        <w:t>self, grade):</w:t>
+        <w:br/>
+      </w:r>
+      <w:r>
+        <w:rPr>
+          <w:rFonts w:ascii="Arial" w:hAnsi="Arial" w:cs="Arial"/>
+          <w:color w:val="1F1F1F"/>
+          <w:sz w:val="21"/>
+          <w:szCs w:val="21"/>
+        </w:rPr>
+        <w:t># Adding a new grade</w:t>
       </w:r>
     </w:p>
     <w:p>
@@ -1560,9 +2036,8 @@
           <w:sz w:val="21"/>
           <w:szCs w:val="21"/>
         </w:rPr>
-        <w:t xml:space="preserve">        </w:t>
-      </w:r>
-      <w:proofErr w:type="spellStart"/>
+        <w:t>student1.add_</w:t>
+      </w:r>
       <w:proofErr w:type="gramStart"/>
       <w:r>
         <w:rPr>
@@ -1571,7 +2046,7 @@
           <w:sz w:val="21"/>
           <w:szCs w:val="21"/>
         </w:rPr>
-        <w:t>self.grades</w:t>
+        <w:t>grade(</w:t>
       </w:r>
       <w:proofErr w:type="gramEnd"/>
       <w:r>
@@ -1581,35 +2056,17 @@
           <w:sz w:val="21"/>
           <w:szCs w:val="21"/>
         </w:rPr>
-        <w:t>.append</w:t>
-      </w:r>
-      <w:proofErr w:type="spellEnd"/>
-      <w:r>
-        <w:rPr>
-          <w:rFonts w:ascii="Arial" w:hAnsi="Arial" w:cs="Arial"/>
-          <w:color w:val="1F1F1F"/>
-          <w:sz w:val="21"/>
-          <w:szCs w:val="21"/>
-        </w:rPr>
-        <w:t>(grade)</w:t>
-      </w:r>
-      <w:r>
-        <w:rPr>
-          <w:rFonts w:ascii="Arial" w:hAnsi="Arial" w:cs="Arial"/>
-          <w:color w:val="1F1F1F"/>
-          <w:sz w:val="21"/>
-          <w:szCs w:val="21"/>
-        </w:rPr>
-        <w:t xml:space="preserve"> </w:t>
+        <w:t>95)</w:t>
       </w:r>
     </w:p>
     <w:p>
       <w:pPr>
         <w:rPr>
           <w:rFonts w:ascii="Arial" w:hAnsi="Arial" w:cs="Arial"/>
-          <w:color w:val="1F1F1F"/>
-          <w:sz w:val="21"/>
-          <w:szCs w:val="21"/>
+          <w:color w:val="FF0000"/>
+          <w:sz w:val="21"/>
+          <w:szCs w:val="21"/>
+          <w:shd w:val="clear" w:color="auto" w:fill="FFFFFF"/>
         </w:rPr>
       </w:pPr>
       <w:r>
@@ -1619,47 +2076,28 @@
           <w:sz w:val="21"/>
           <w:szCs w:val="21"/>
         </w:rPr>
-        <w:t xml:space="preserve">    </w:t>
-      </w:r>
-      <w:proofErr w:type="spellStart"/>
-      <w:r>
-        <w:rPr>
-          <w:rFonts w:ascii="Arial" w:hAnsi="Arial" w:cs="Arial"/>
-          <w:color w:val="1F1F1F"/>
-          <w:sz w:val="21"/>
-          <w:szCs w:val="21"/>
-        </w:rPr>
-        <w:t>def</w:t>
-      </w:r>
-      <w:proofErr w:type="spellEnd"/>
-      <w:r>
-        <w:rPr>
-          <w:rFonts w:ascii="Arial" w:hAnsi="Arial" w:cs="Arial"/>
-          <w:color w:val="1F1F1F"/>
-          <w:sz w:val="21"/>
-          <w:szCs w:val="21"/>
-        </w:rPr>
-        <w:t xml:space="preserve"> </w:t>
-      </w:r>
-      <w:proofErr w:type="spellStart"/>
-      <w:r>
-        <w:rPr>
-          <w:rFonts w:ascii="Arial" w:hAnsi="Arial" w:cs="Arial"/>
-          <w:color w:val="1F1F1F"/>
-          <w:sz w:val="21"/>
-          <w:szCs w:val="21"/>
-        </w:rPr>
-        <w:t>calculate_average</w:t>
-      </w:r>
-      <w:proofErr w:type="spellEnd"/>
-      <w:r>
-        <w:rPr>
-          <w:rFonts w:ascii="Arial" w:hAnsi="Arial" w:cs="Arial"/>
-          <w:color w:val="1F1F1F"/>
-          <w:sz w:val="21"/>
-          <w:szCs w:val="21"/>
-        </w:rPr>
-        <w:t>(self):</w:t>
+        <w:t>print("Updated Average:", student1.calculate_average())</w:t>
+      </w:r>
+      <w:r>
+        <w:rPr>
+          <w:rFonts w:ascii="Arial" w:hAnsi="Arial" w:cs="Arial"/>
+          <w:color w:val="1F1F1F"/>
+          <w:sz w:val="21"/>
+          <w:szCs w:val="21"/>
+        </w:rPr>
+        <w:br/>
+      </w:r>
+      <w:r>
+        <w:rPr>
+          <w:rFonts w:ascii="Arial" w:hAnsi="Arial" w:cs="Arial"/>
+          <w:b/>
+          <w:color w:val="C00000"/>
+          <w:sz w:val="21"/>
+          <w:szCs w:val="21"/>
+          <w:highlight w:val="yellow"/>
+          <w:shd w:val="clear" w:color="auto" w:fill="FFFFFF"/>
+        </w:rPr>
+        <w:t>7. Implement a linear search function that finds and returns the index of a target name in a list of names.</w:t>
       </w:r>
     </w:p>
     <w:p>
@@ -1671,36 +2109,81 @@
           <w:szCs w:val="21"/>
         </w:rPr>
       </w:pPr>
-      <w:r>
-        <w:rPr>
-          <w:rFonts w:ascii="Arial" w:hAnsi="Arial" w:cs="Arial"/>
-          <w:color w:val="1F1F1F"/>
-          <w:sz w:val="21"/>
-          <w:szCs w:val="21"/>
-        </w:rPr>
-        <w:t xml:space="preserve">        if not </w:t>
-      </w:r>
-      <w:proofErr w:type="spellStart"/>
-      <w:proofErr w:type="gramStart"/>
-      <w:r>
-        <w:rPr>
-          <w:rFonts w:ascii="Arial" w:hAnsi="Arial" w:cs="Arial"/>
-          <w:color w:val="1F1F1F"/>
-          <w:sz w:val="21"/>
-          <w:szCs w:val="21"/>
-        </w:rPr>
-        <w:t>self.grades</w:t>
-      </w:r>
-      <w:proofErr w:type="spellEnd"/>
-      <w:proofErr w:type="gramEnd"/>
-      <w:r>
-        <w:rPr>
-          <w:rFonts w:ascii="Arial" w:hAnsi="Arial" w:cs="Arial"/>
-          <w:color w:val="1F1F1F"/>
-          <w:sz w:val="21"/>
-          <w:szCs w:val="21"/>
-        </w:rPr>
-        <w:t>:</w:t>
+      <w:proofErr w:type="spellStart"/>
+      <w:r>
+        <w:rPr>
+          <w:rFonts w:ascii="Arial" w:hAnsi="Arial" w:cs="Arial"/>
+          <w:color w:val="1F1F1F"/>
+          <w:sz w:val="21"/>
+          <w:szCs w:val="21"/>
+        </w:rPr>
+        <w:t>def</w:t>
+      </w:r>
+      <w:proofErr w:type="spellEnd"/>
+      <w:r>
+        <w:rPr>
+          <w:rFonts w:ascii="Arial" w:hAnsi="Arial" w:cs="Arial"/>
+          <w:color w:val="1F1F1F"/>
+          <w:sz w:val="21"/>
+          <w:szCs w:val="21"/>
+        </w:rPr>
+        <w:t xml:space="preserve"> </w:t>
+      </w:r>
+      <w:proofErr w:type="spellStart"/>
+      <w:r>
+        <w:rPr>
+          <w:rFonts w:ascii="Arial" w:hAnsi="Arial" w:cs="Arial"/>
+          <w:color w:val="1F1F1F"/>
+          <w:sz w:val="21"/>
+          <w:szCs w:val="21"/>
+        </w:rPr>
+        <w:t>linear_search</w:t>
+      </w:r>
+      <w:proofErr w:type="spellEnd"/>
+      <w:r>
+        <w:rPr>
+          <w:rFonts w:ascii="Arial" w:hAnsi="Arial" w:cs="Arial"/>
+          <w:color w:val="1F1F1F"/>
+          <w:sz w:val="21"/>
+          <w:szCs w:val="21"/>
+        </w:rPr>
+        <w:t>(names, target):</w:t>
+      </w:r>
+      <w:r>
+        <w:rPr>
+          <w:rFonts w:ascii="Arial" w:hAnsi="Arial" w:cs="Arial"/>
+          <w:color w:val="1F1F1F"/>
+          <w:sz w:val="21"/>
+          <w:szCs w:val="21"/>
+        </w:rPr>
+        <w:br/>
+      </w:r>
+      <w:r>
+        <w:rPr>
+          <w:rFonts w:ascii="Arial" w:hAnsi="Arial" w:cs="Arial"/>
+          <w:color w:val="1F1F1F"/>
+          <w:sz w:val="21"/>
+          <w:szCs w:val="21"/>
+        </w:rPr>
+        <w:t xml:space="preserve">    for index, name in enumerate(names):</w:t>
+      </w:r>
+      <w:r>
+        <w:rPr>
+          <w:rFonts w:ascii="Arial" w:hAnsi="Arial" w:cs="Arial"/>
+          <w:color w:val="1F1F1F"/>
+          <w:sz w:val="21"/>
+          <w:szCs w:val="21"/>
+        </w:rPr>
+        <w:br/>
+      </w:r>
+      <w:r>
+        <w:rPr>
+          <w:rFonts w:ascii="Arial" w:hAnsi="Arial" w:cs="Arial"/>
+          <w:color w:val="1F1F1F"/>
+          <w:sz w:val="21"/>
+          <w:szCs w:val="21"/>
+        </w:rPr>
+        <w:t xml:space="preserve">        if name == target:</w:t>
       </w:r>
     </w:p>
     <w:p>
@@ -1719,7 +2202,25 @@
           <w:sz w:val="21"/>
           <w:szCs w:val="21"/>
         </w:rPr>
-        <w:t xml:space="preserve">            return 0</w:t>
+        <w:t xml:space="preserve">            return index</w:t>
+      </w:r>
+      <w:r>
+        <w:rPr>
+          <w:rFonts w:ascii="Arial" w:hAnsi="Arial" w:cs="Arial"/>
+          <w:color w:val="1F1F1F"/>
+          <w:sz w:val="21"/>
+          <w:szCs w:val="21"/>
+        </w:rPr>
+        <w:br/>
+      </w:r>
+      <w:r>
+        <w:rPr>
+          <w:rFonts w:ascii="Arial" w:hAnsi="Arial" w:cs="Arial"/>
+          <w:color w:val="1F1F1F"/>
+          <w:sz w:val="21"/>
+          <w:szCs w:val="21"/>
+        </w:rPr>
+        <w:t xml:space="preserve">    return -1</w:t>
       </w:r>
     </w:p>
     <w:p>
@@ -1738,9 +2239,2514 @@
           <w:sz w:val="21"/>
           <w:szCs w:val="21"/>
         </w:rPr>
-        <w:t xml:space="preserve">        return sum(</w:t>
-      </w:r>
-      <w:proofErr w:type="spellStart"/>
+        <w:t># Example usage</w:t>
+      </w:r>
+    </w:p>
+    <w:p>
+      <w:pPr>
+        <w:rPr>
+          <w:rFonts w:ascii="Arial" w:hAnsi="Arial" w:cs="Arial"/>
+          <w:color w:val="1F1F1F"/>
+          <w:sz w:val="21"/>
+          <w:szCs w:val="21"/>
+        </w:rPr>
+      </w:pPr>
+      <w:r>
+        <w:rPr>
+          <w:rFonts w:ascii="Arial" w:hAnsi="Arial" w:cs="Arial"/>
+          <w:color w:val="1F1F1F"/>
+          <w:sz w:val="21"/>
+          <w:szCs w:val="21"/>
+        </w:rPr>
+        <w:lastRenderedPageBreak/>
+        <w:t>names = ["Rahim", "Karim", "Habib", "Ayesha"]</w:t>
+      </w:r>
+      <w:r>
+        <w:rPr>
+          <w:rFonts w:ascii="Arial" w:hAnsi="Arial" w:cs="Arial"/>
+          <w:color w:val="1F1F1F"/>
+          <w:sz w:val="21"/>
+          <w:szCs w:val="21"/>
+        </w:rPr>
+        <w:br/>
+      </w:r>
+      <w:r>
+        <w:rPr>
+          <w:rFonts w:ascii="Arial" w:hAnsi="Arial" w:cs="Arial"/>
+          <w:color w:val="1F1F1F"/>
+          <w:sz w:val="21"/>
+          <w:szCs w:val="21"/>
+        </w:rPr>
+        <w:t xml:space="preserve">result = </w:t>
+      </w:r>
+      <w:proofErr w:type="spellStart"/>
+      <w:r>
+        <w:rPr>
+          <w:rFonts w:ascii="Arial" w:hAnsi="Arial" w:cs="Arial"/>
+          <w:color w:val="1F1F1F"/>
+          <w:sz w:val="21"/>
+          <w:szCs w:val="21"/>
+        </w:rPr>
+        <w:t>linear_search</w:t>
+      </w:r>
+      <w:proofErr w:type="spellEnd"/>
+      <w:r>
+        <w:rPr>
+          <w:rFonts w:ascii="Arial" w:hAnsi="Arial" w:cs="Arial"/>
+          <w:color w:val="1F1F1F"/>
+          <w:sz w:val="21"/>
+          <w:szCs w:val="21"/>
+        </w:rPr>
+        <w:t>(names, "Habib")</w:t>
+      </w:r>
+      <w:r>
+        <w:rPr>
+          <w:rFonts w:ascii="Arial" w:hAnsi="Arial" w:cs="Arial"/>
+          <w:color w:val="1F1F1F"/>
+          <w:sz w:val="21"/>
+          <w:szCs w:val="21"/>
+        </w:rPr>
+        <w:br/>
+      </w:r>
+      <w:r>
+        <w:rPr>
+          <w:rFonts w:ascii="Arial" w:hAnsi="Arial" w:cs="Arial"/>
+          <w:color w:val="1F1F1F"/>
+          <w:sz w:val="21"/>
+          <w:szCs w:val="21"/>
+        </w:rPr>
+        <w:t>print(result)  # Output: 2</w:t>
+      </w:r>
+    </w:p>
+    <w:p>
+      <w:pPr>
+        <w:rPr>
+          <w:rFonts w:ascii="Arial" w:hAnsi="Arial" w:cs="Arial"/>
+          <w:color w:val="1F1F1F"/>
+          <w:sz w:val="21"/>
+          <w:szCs w:val="21"/>
+          <w:shd w:val="clear" w:color="auto" w:fill="FFFFFF"/>
+        </w:rPr>
+      </w:pPr>
+      <w:r>
+        <w:rPr>
+          <w:rFonts w:ascii="Arial" w:hAnsi="Arial" w:cs="Arial"/>
+          <w:color w:val="1F1F1F"/>
+          <w:sz w:val="21"/>
+          <w:szCs w:val="21"/>
+        </w:rPr>
+        <w:br/>
+      </w:r>
+      <w:r>
+        <w:rPr>
+          <w:rFonts w:ascii="Arial" w:hAnsi="Arial" w:cs="Arial"/>
+          <w:color w:val="C00000"/>
+          <w:sz w:val="21"/>
+          <w:szCs w:val="21"/>
+          <w:highlight w:val="yellow"/>
+          <w:shd w:val="clear" w:color="auto" w:fill="FFFFFF"/>
+        </w:rPr>
+        <w:t xml:space="preserve">8. </w:t>
+      </w:r>
+      <w:r>
+        <w:rPr>
+          <w:rFonts w:ascii="Arial" w:hAnsi="Arial" w:cs="Arial"/>
+          <w:b/>
+          <w:color w:val="C00000"/>
+          <w:sz w:val="21"/>
+          <w:szCs w:val="21"/>
+          <w:highlight w:val="yellow"/>
+          <w:shd w:val="clear" w:color="auto" w:fill="FFFFFF"/>
+        </w:rPr>
+        <w:t>Implement the selection sort algorithm to sort an array of integers in ascending order.</w:t>
+      </w:r>
+    </w:p>
+    <w:p>
+      <w:pPr>
+        <w:rPr>
+          <w:rFonts w:ascii="Arial" w:hAnsi="Arial" w:cs="Arial"/>
+          <w:color w:val="1F1F1F"/>
+          <w:sz w:val="21"/>
+          <w:szCs w:val="21"/>
+        </w:rPr>
+      </w:pPr>
+      <w:proofErr w:type="spellStart"/>
+      <w:r>
+        <w:rPr>
+          <w:rFonts w:ascii="Arial" w:hAnsi="Arial" w:cs="Arial"/>
+          <w:color w:val="1F1F1F"/>
+          <w:sz w:val="21"/>
+          <w:szCs w:val="21"/>
+        </w:rPr>
+        <w:t>def</w:t>
+      </w:r>
+      <w:proofErr w:type="spellEnd"/>
+      <w:r>
+        <w:rPr>
+          <w:rFonts w:ascii="Arial" w:hAnsi="Arial" w:cs="Arial"/>
+          <w:color w:val="1F1F1F"/>
+          <w:sz w:val="21"/>
+          <w:szCs w:val="21"/>
+        </w:rPr>
+        <w:t xml:space="preserve"> </w:t>
+      </w:r>
+      <w:proofErr w:type="spellStart"/>
+      <w:r>
+        <w:rPr>
+          <w:rFonts w:ascii="Arial" w:hAnsi="Arial" w:cs="Arial"/>
+          <w:color w:val="1F1F1F"/>
+          <w:sz w:val="21"/>
+          <w:szCs w:val="21"/>
+        </w:rPr>
+        <w:t>selection_sort</w:t>
+      </w:r>
+      <w:proofErr w:type="spellEnd"/>
+      <w:r>
+        <w:rPr>
+          <w:rFonts w:ascii="Arial" w:hAnsi="Arial" w:cs="Arial"/>
+          <w:color w:val="1F1F1F"/>
+          <w:sz w:val="21"/>
+          <w:szCs w:val="21"/>
+        </w:rPr>
+        <w:t>(</w:t>
+      </w:r>
+      <w:proofErr w:type="spellStart"/>
+      <w:r>
+        <w:rPr>
+          <w:rFonts w:ascii="Arial" w:hAnsi="Arial" w:cs="Arial"/>
+          <w:color w:val="1F1F1F"/>
+          <w:sz w:val="21"/>
+          <w:szCs w:val="21"/>
+        </w:rPr>
+        <w:t>arr</w:t>
+      </w:r>
+      <w:proofErr w:type="spellEnd"/>
+      <w:r>
+        <w:rPr>
+          <w:rFonts w:ascii="Arial" w:hAnsi="Arial" w:cs="Arial"/>
+          <w:color w:val="1F1F1F"/>
+          <w:sz w:val="21"/>
+          <w:szCs w:val="21"/>
+        </w:rPr>
+        <w:t>):</w:t>
+      </w:r>
+    </w:p>
+    <w:p>
+      <w:pPr>
+        <w:rPr>
+          <w:rFonts w:ascii="Arial" w:hAnsi="Arial" w:cs="Arial"/>
+          <w:color w:val="1F1F1F"/>
+          <w:sz w:val="21"/>
+          <w:szCs w:val="21"/>
+        </w:rPr>
+      </w:pPr>
+      <w:r>
+        <w:rPr>
+          <w:rFonts w:ascii="Arial" w:hAnsi="Arial" w:cs="Arial"/>
+          <w:color w:val="1F1F1F"/>
+          <w:sz w:val="21"/>
+          <w:szCs w:val="21"/>
+        </w:rPr>
+        <w:t xml:space="preserve">    n = </w:t>
+      </w:r>
+      <w:proofErr w:type="spellStart"/>
+      <w:r>
+        <w:rPr>
+          <w:rFonts w:ascii="Arial" w:hAnsi="Arial" w:cs="Arial"/>
+          <w:color w:val="1F1F1F"/>
+          <w:sz w:val="21"/>
+          <w:szCs w:val="21"/>
+        </w:rPr>
+        <w:t>len</w:t>
+      </w:r>
+      <w:proofErr w:type="spellEnd"/>
+      <w:r>
+        <w:rPr>
+          <w:rFonts w:ascii="Arial" w:hAnsi="Arial" w:cs="Arial"/>
+          <w:color w:val="1F1F1F"/>
+          <w:sz w:val="21"/>
+          <w:szCs w:val="21"/>
+        </w:rPr>
+        <w:t>(</w:t>
+      </w:r>
+      <w:proofErr w:type="spellStart"/>
+      <w:r>
+        <w:rPr>
+          <w:rFonts w:ascii="Arial" w:hAnsi="Arial" w:cs="Arial"/>
+          <w:color w:val="1F1F1F"/>
+          <w:sz w:val="21"/>
+          <w:szCs w:val="21"/>
+        </w:rPr>
+        <w:t>arr</w:t>
+      </w:r>
+      <w:proofErr w:type="spellEnd"/>
+      <w:r>
+        <w:rPr>
+          <w:rFonts w:ascii="Arial" w:hAnsi="Arial" w:cs="Arial"/>
+          <w:color w:val="1F1F1F"/>
+          <w:sz w:val="21"/>
+          <w:szCs w:val="21"/>
+        </w:rPr>
+        <w:t xml:space="preserve">)   </w:t>
+      </w:r>
+    </w:p>
+    <w:p>
+      <w:pPr>
+        <w:rPr>
+          <w:rFonts w:ascii="Arial" w:hAnsi="Arial" w:cs="Arial"/>
+          <w:color w:val="1F1F1F"/>
+          <w:sz w:val="21"/>
+          <w:szCs w:val="21"/>
+        </w:rPr>
+      </w:pPr>
+      <w:r>
+        <w:rPr>
+          <w:rFonts w:ascii="Arial" w:hAnsi="Arial" w:cs="Arial"/>
+          <w:color w:val="1F1F1F"/>
+          <w:sz w:val="21"/>
+          <w:szCs w:val="21"/>
+        </w:rPr>
+        <w:t xml:space="preserve">    for </w:t>
+      </w:r>
+      <w:proofErr w:type="spellStart"/>
+      <w:r>
+        <w:rPr>
+          <w:rFonts w:ascii="Arial" w:hAnsi="Arial" w:cs="Arial"/>
+          <w:color w:val="1F1F1F"/>
+          <w:sz w:val="21"/>
+          <w:szCs w:val="21"/>
+        </w:rPr>
+        <w:t>i</w:t>
+      </w:r>
+      <w:proofErr w:type="spellEnd"/>
+      <w:r>
+        <w:rPr>
+          <w:rFonts w:ascii="Arial" w:hAnsi="Arial" w:cs="Arial"/>
+          <w:color w:val="1F1F1F"/>
+          <w:sz w:val="21"/>
+          <w:szCs w:val="21"/>
+        </w:rPr>
+        <w:t xml:space="preserve"> in range(n - 1):</w:t>
+      </w:r>
+      <w:r>
+        <w:rPr>
+          <w:rFonts w:ascii="Arial" w:hAnsi="Arial" w:cs="Arial"/>
+          <w:color w:val="1F1F1F"/>
+          <w:sz w:val="21"/>
+          <w:szCs w:val="21"/>
+        </w:rPr>
+        <w:br/>
+      </w:r>
+      <w:r>
+        <w:rPr>
+          <w:rFonts w:ascii="Arial" w:hAnsi="Arial" w:cs="Arial"/>
+          <w:color w:val="1F1F1F"/>
+          <w:sz w:val="21"/>
+          <w:szCs w:val="21"/>
+        </w:rPr>
+        <w:t xml:space="preserve">        </w:t>
+      </w:r>
+      <w:proofErr w:type="spellStart"/>
+      <w:r>
+        <w:rPr>
+          <w:rFonts w:ascii="Arial" w:hAnsi="Arial" w:cs="Arial"/>
+          <w:color w:val="1F1F1F"/>
+          <w:sz w:val="21"/>
+          <w:szCs w:val="21"/>
+        </w:rPr>
+        <w:t>min_index</w:t>
+      </w:r>
+      <w:proofErr w:type="spellEnd"/>
+      <w:r>
+        <w:rPr>
+          <w:rFonts w:ascii="Arial" w:hAnsi="Arial" w:cs="Arial"/>
+          <w:color w:val="1F1F1F"/>
+          <w:sz w:val="21"/>
+          <w:szCs w:val="21"/>
+        </w:rPr>
+        <w:t xml:space="preserve"> = </w:t>
+      </w:r>
+      <w:proofErr w:type="spellStart"/>
+      <w:r>
+        <w:rPr>
+          <w:rFonts w:ascii="Arial" w:hAnsi="Arial" w:cs="Arial"/>
+          <w:color w:val="1F1F1F"/>
+          <w:sz w:val="21"/>
+          <w:szCs w:val="21"/>
+        </w:rPr>
+        <w:t>i</w:t>
+      </w:r>
+      <w:proofErr w:type="spellEnd"/>
+      <w:r>
+        <w:rPr>
+          <w:rFonts w:ascii="Arial" w:hAnsi="Arial" w:cs="Arial"/>
+          <w:color w:val="1F1F1F"/>
+          <w:sz w:val="21"/>
+          <w:szCs w:val="21"/>
+        </w:rPr>
+        <w:t xml:space="preserve">       </w:t>
+      </w:r>
+    </w:p>
+    <w:p>
+      <w:pPr>
+        <w:rPr>
+          <w:rFonts w:ascii="Arial" w:hAnsi="Arial" w:cs="Arial"/>
+          <w:color w:val="1F1F1F"/>
+          <w:sz w:val="21"/>
+          <w:szCs w:val="21"/>
+        </w:rPr>
+      </w:pPr>
+      <w:r>
+        <w:rPr>
+          <w:rFonts w:ascii="Arial" w:hAnsi="Arial" w:cs="Arial"/>
+          <w:color w:val="1F1F1F"/>
+          <w:sz w:val="21"/>
+          <w:szCs w:val="21"/>
+        </w:rPr>
+        <w:t xml:space="preserve">        for j in range(</w:t>
+      </w:r>
+      <w:proofErr w:type="spellStart"/>
+      <w:r>
+        <w:rPr>
+          <w:rFonts w:ascii="Arial" w:hAnsi="Arial" w:cs="Arial"/>
+          <w:color w:val="1F1F1F"/>
+          <w:sz w:val="21"/>
+          <w:szCs w:val="21"/>
+        </w:rPr>
+        <w:t>i</w:t>
+      </w:r>
+      <w:proofErr w:type="spellEnd"/>
+      <w:r>
+        <w:rPr>
+          <w:rFonts w:ascii="Arial" w:hAnsi="Arial" w:cs="Arial"/>
+          <w:color w:val="1F1F1F"/>
+          <w:sz w:val="21"/>
+          <w:szCs w:val="21"/>
+        </w:rPr>
+        <w:t xml:space="preserve"> + 1, n):</w:t>
+      </w:r>
+      <w:r>
+        <w:rPr>
+          <w:rFonts w:ascii="Arial" w:hAnsi="Arial" w:cs="Arial"/>
+          <w:color w:val="1F1F1F"/>
+          <w:sz w:val="21"/>
+          <w:szCs w:val="21"/>
+        </w:rPr>
+        <w:br/>
+      </w:r>
+      <w:r>
+        <w:rPr>
+          <w:rFonts w:ascii="Arial" w:hAnsi="Arial" w:cs="Arial"/>
+          <w:color w:val="1F1F1F"/>
+          <w:sz w:val="21"/>
+          <w:szCs w:val="21"/>
+        </w:rPr>
+        <w:t xml:space="preserve">            if </w:t>
+      </w:r>
+      <w:proofErr w:type="spellStart"/>
+      <w:r>
+        <w:rPr>
+          <w:rFonts w:ascii="Arial" w:hAnsi="Arial" w:cs="Arial"/>
+          <w:color w:val="1F1F1F"/>
+          <w:sz w:val="21"/>
+          <w:szCs w:val="21"/>
+        </w:rPr>
+        <w:t>arr</w:t>
+      </w:r>
+      <w:proofErr w:type="spellEnd"/>
+      <w:r>
+        <w:rPr>
+          <w:rFonts w:ascii="Arial" w:hAnsi="Arial" w:cs="Arial"/>
+          <w:color w:val="1F1F1F"/>
+          <w:sz w:val="21"/>
+          <w:szCs w:val="21"/>
+        </w:rPr>
+        <w:t xml:space="preserve">[j] &lt; </w:t>
+      </w:r>
+      <w:proofErr w:type="spellStart"/>
+      <w:r>
+        <w:rPr>
+          <w:rFonts w:ascii="Arial" w:hAnsi="Arial" w:cs="Arial"/>
+          <w:color w:val="1F1F1F"/>
+          <w:sz w:val="21"/>
+          <w:szCs w:val="21"/>
+        </w:rPr>
+        <w:t>arr</w:t>
+      </w:r>
+      <w:proofErr w:type="spellEnd"/>
+      <w:r>
+        <w:rPr>
+          <w:rFonts w:ascii="Arial" w:hAnsi="Arial" w:cs="Arial"/>
+          <w:color w:val="1F1F1F"/>
+          <w:sz w:val="21"/>
+          <w:szCs w:val="21"/>
+        </w:rPr>
+        <w:t>[</w:t>
+      </w:r>
+      <w:proofErr w:type="spellStart"/>
+      <w:r>
+        <w:rPr>
+          <w:rFonts w:ascii="Arial" w:hAnsi="Arial" w:cs="Arial"/>
+          <w:color w:val="1F1F1F"/>
+          <w:sz w:val="21"/>
+          <w:szCs w:val="21"/>
+        </w:rPr>
+        <w:t>min_index</w:t>
+      </w:r>
+      <w:proofErr w:type="spellEnd"/>
+      <w:r>
+        <w:rPr>
+          <w:rFonts w:ascii="Arial" w:hAnsi="Arial" w:cs="Arial"/>
+          <w:color w:val="1F1F1F"/>
+          <w:sz w:val="21"/>
+          <w:szCs w:val="21"/>
+        </w:rPr>
+        <w:t>]:</w:t>
+      </w:r>
+      <w:r>
+        <w:rPr>
+          <w:rFonts w:ascii="Arial" w:hAnsi="Arial" w:cs="Arial"/>
+          <w:color w:val="1F1F1F"/>
+          <w:sz w:val="21"/>
+          <w:szCs w:val="21"/>
+        </w:rPr>
+        <w:br/>
+      </w:r>
+      <w:r>
+        <w:rPr>
+          <w:rFonts w:ascii="Arial" w:hAnsi="Arial" w:cs="Arial"/>
+          <w:color w:val="1F1F1F"/>
+          <w:sz w:val="21"/>
+          <w:szCs w:val="21"/>
+        </w:rPr>
+        <w:t xml:space="preserve">                </w:t>
+      </w:r>
+      <w:proofErr w:type="spellStart"/>
+      <w:r>
+        <w:rPr>
+          <w:rFonts w:ascii="Arial" w:hAnsi="Arial" w:cs="Arial"/>
+          <w:color w:val="1F1F1F"/>
+          <w:sz w:val="21"/>
+          <w:szCs w:val="21"/>
+        </w:rPr>
+        <w:t>min_index</w:t>
+      </w:r>
+      <w:proofErr w:type="spellEnd"/>
+      <w:r>
+        <w:rPr>
+          <w:rFonts w:ascii="Arial" w:hAnsi="Arial" w:cs="Arial"/>
+          <w:color w:val="1F1F1F"/>
+          <w:sz w:val="21"/>
+          <w:szCs w:val="21"/>
+        </w:rPr>
+        <w:t xml:space="preserve"> = j       </w:t>
+      </w:r>
+    </w:p>
+    <w:p>
+      <w:pPr>
+        <w:rPr>
+          <w:rFonts w:ascii="Arial" w:hAnsi="Arial" w:cs="Arial"/>
+          <w:color w:val="1F1F1F"/>
+          <w:sz w:val="21"/>
+          <w:szCs w:val="21"/>
+        </w:rPr>
+      </w:pPr>
+      <w:r>
+        <w:rPr>
+          <w:rFonts w:ascii="Arial" w:hAnsi="Arial" w:cs="Arial"/>
+          <w:color w:val="1F1F1F"/>
+          <w:sz w:val="21"/>
+          <w:szCs w:val="21"/>
+        </w:rPr>
+        <w:t xml:space="preserve">        # swap</w:t>
+      </w:r>
+      <w:r>
+        <w:rPr>
+          <w:rFonts w:ascii="Arial" w:hAnsi="Arial" w:cs="Arial"/>
+          <w:color w:val="1F1F1F"/>
+          <w:sz w:val="21"/>
+          <w:szCs w:val="21"/>
+        </w:rPr>
+        <w:br/>
+      </w:r>
+      <w:r>
+        <w:rPr>
+          <w:rFonts w:ascii="Arial" w:hAnsi="Arial" w:cs="Arial"/>
+          <w:color w:val="1F1F1F"/>
+          <w:sz w:val="21"/>
+          <w:szCs w:val="21"/>
+        </w:rPr>
+        <w:t xml:space="preserve">        </w:t>
+      </w:r>
+      <w:proofErr w:type="spellStart"/>
+      <w:r>
+        <w:rPr>
+          <w:rFonts w:ascii="Arial" w:hAnsi="Arial" w:cs="Arial"/>
+          <w:color w:val="1F1F1F"/>
+          <w:sz w:val="21"/>
+          <w:szCs w:val="21"/>
+        </w:rPr>
+        <w:t>arr</w:t>
+      </w:r>
+      <w:proofErr w:type="spellEnd"/>
+      <w:r>
+        <w:rPr>
+          <w:rFonts w:ascii="Arial" w:hAnsi="Arial" w:cs="Arial"/>
+          <w:color w:val="1F1F1F"/>
+          <w:sz w:val="21"/>
+          <w:szCs w:val="21"/>
+        </w:rPr>
+        <w:t>[</w:t>
+      </w:r>
+      <w:proofErr w:type="spellStart"/>
+      <w:r>
+        <w:rPr>
+          <w:rFonts w:ascii="Arial" w:hAnsi="Arial" w:cs="Arial"/>
+          <w:color w:val="1F1F1F"/>
+          <w:sz w:val="21"/>
+          <w:szCs w:val="21"/>
+        </w:rPr>
+        <w:t>i</w:t>
+      </w:r>
+      <w:proofErr w:type="spellEnd"/>
+      <w:r>
+        <w:rPr>
+          <w:rFonts w:ascii="Arial" w:hAnsi="Arial" w:cs="Arial"/>
+          <w:color w:val="1F1F1F"/>
+          <w:sz w:val="21"/>
+          <w:szCs w:val="21"/>
+        </w:rPr>
+        <w:t xml:space="preserve">], </w:t>
+      </w:r>
+      <w:proofErr w:type="spellStart"/>
+      <w:r>
+        <w:rPr>
+          <w:rFonts w:ascii="Arial" w:hAnsi="Arial" w:cs="Arial"/>
+          <w:color w:val="1F1F1F"/>
+          <w:sz w:val="21"/>
+          <w:szCs w:val="21"/>
+        </w:rPr>
+        <w:t>arr</w:t>
+      </w:r>
+      <w:proofErr w:type="spellEnd"/>
+      <w:r>
+        <w:rPr>
+          <w:rFonts w:ascii="Arial" w:hAnsi="Arial" w:cs="Arial"/>
+          <w:color w:val="1F1F1F"/>
+          <w:sz w:val="21"/>
+          <w:szCs w:val="21"/>
+        </w:rPr>
+        <w:t>[</w:t>
+      </w:r>
+      <w:proofErr w:type="spellStart"/>
+      <w:r>
+        <w:rPr>
+          <w:rFonts w:ascii="Arial" w:hAnsi="Arial" w:cs="Arial"/>
+          <w:color w:val="1F1F1F"/>
+          <w:sz w:val="21"/>
+          <w:szCs w:val="21"/>
+        </w:rPr>
+        <w:t>min_index</w:t>
+      </w:r>
+      <w:proofErr w:type="spellEnd"/>
+      <w:r>
+        <w:rPr>
+          <w:rFonts w:ascii="Arial" w:hAnsi="Arial" w:cs="Arial"/>
+          <w:color w:val="1F1F1F"/>
+          <w:sz w:val="21"/>
+          <w:szCs w:val="21"/>
+        </w:rPr>
+        <w:t xml:space="preserve">] = </w:t>
+      </w:r>
+      <w:proofErr w:type="spellStart"/>
+      <w:r>
+        <w:rPr>
+          <w:rFonts w:ascii="Arial" w:hAnsi="Arial" w:cs="Arial"/>
+          <w:color w:val="1F1F1F"/>
+          <w:sz w:val="21"/>
+          <w:szCs w:val="21"/>
+        </w:rPr>
+        <w:t>arr</w:t>
+      </w:r>
+      <w:proofErr w:type="spellEnd"/>
+      <w:r>
+        <w:rPr>
+          <w:rFonts w:ascii="Arial" w:hAnsi="Arial" w:cs="Arial"/>
+          <w:color w:val="1F1F1F"/>
+          <w:sz w:val="21"/>
+          <w:szCs w:val="21"/>
+        </w:rPr>
+        <w:t>[</w:t>
+      </w:r>
+      <w:proofErr w:type="spellStart"/>
+      <w:r>
+        <w:rPr>
+          <w:rFonts w:ascii="Arial" w:hAnsi="Arial" w:cs="Arial"/>
+          <w:color w:val="1F1F1F"/>
+          <w:sz w:val="21"/>
+          <w:szCs w:val="21"/>
+        </w:rPr>
+        <w:t>min_index</w:t>
+      </w:r>
+      <w:proofErr w:type="spellEnd"/>
+      <w:r>
+        <w:rPr>
+          <w:rFonts w:ascii="Arial" w:hAnsi="Arial" w:cs="Arial"/>
+          <w:color w:val="1F1F1F"/>
+          <w:sz w:val="21"/>
+          <w:szCs w:val="21"/>
+        </w:rPr>
+        <w:t xml:space="preserve">], </w:t>
+      </w:r>
+      <w:proofErr w:type="spellStart"/>
+      <w:r>
+        <w:rPr>
+          <w:rFonts w:ascii="Arial" w:hAnsi="Arial" w:cs="Arial"/>
+          <w:color w:val="1F1F1F"/>
+          <w:sz w:val="21"/>
+          <w:szCs w:val="21"/>
+        </w:rPr>
+        <w:t>arr</w:t>
+      </w:r>
+      <w:proofErr w:type="spellEnd"/>
+      <w:r>
+        <w:rPr>
+          <w:rFonts w:ascii="Arial" w:hAnsi="Arial" w:cs="Arial"/>
+          <w:color w:val="1F1F1F"/>
+          <w:sz w:val="21"/>
+          <w:szCs w:val="21"/>
+        </w:rPr>
+        <w:t>[</w:t>
+      </w:r>
+      <w:proofErr w:type="spellStart"/>
+      <w:r>
+        <w:rPr>
+          <w:rFonts w:ascii="Arial" w:hAnsi="Arial" w:cs="Arial"/>
+          <w:color w:val="1F1F1F"/>
+          <w:sz w:val="21"/>
+          <w:szCs w:val="21"/>
+        </w:rPr>
+        <w:t>i</w:t>
+      </w:r>
+      <w:proofErr w:type="spellEnd"/>
+      <w:r>
+        <w:rPr>
+          <w:rFonts w:ascii="Arial" w:hAnsi="Arial" w:cs="Arial"/>
+          <w:color w:val="1F1F1F"/>
+          <w:sz w:val="21"/>
+          <w:szCs w:val="21"/>
+        </w:rPr>
+        <w:t>]</w:t>
+      </w:r>
+    </w:p>
+    <w:p>
+      <w:pPr>
+        <w:rPr>
+          <w:rFonts w:ascii="Arial" w:hAnsi="Arial" w:cs="Arial"/>
+          <w:color w:val="1F1F1F"/>
+          <w:sz w:val="21"/>
+          <w:szCs w:val="21"/>
+        </w:rPr>
+      </w:pPr>
+      <w:r>
+        <w:rPr>
+          <w:rFonts w:ascii="Arial" w:hAnsi="Arial" w:cs="Arial"/>
+          <w:color w:val="1F1F1F"/>
+          <w:sz w:val="21"/>
+          <w:szCs w:val="21"/>
+        </w:rPr>
+        <w:t xml:space="preserve">    return </w:t>
+      </w:r>
+      <w:proofErr w:type="spellStart"/>
+      <w:r>
+        <w:rPr>
+          <w:rFonts w:ascii="Arial" w:hAnsi="Arial" w:cs="Arial"/>
+          <w:color w:val="1F1F1F"/>
+          <w:sz w:val="21"/>
+          <w:szCs w:val="21"/>
+        </w:rPr>
+        <w:t>arr</w:t>
+      </w:r>
+      <w:proofErr w:type="spellEnd"/>
+    </w:p>
+    <w:p>
+      <w:pPr>
+        <w:rPr>
+          <w:rFonts w:ascii="Arial" w:hAnsi="Arial" w:cs="Arial"/>
+          <w:color w:val="1F1F1F"/>
+          <w:sz w:val="21"/>
+          <w:szCs w:val="21"/>
+        </w:rPr>
+      </w:pPr>
+      <w:r>
+        <w:rPr>
+          <w:rFonts w:ascii="Arial" w:hAnsi="Arial" w:cs="Arial"/>
+          <w:color w:val="1F1F1F"/>
+          <w:sz w:val="21"/>
+          <w:szCs w:val="21"/>
+        </w:rPr>
+        <w:t># Example</w:t>
+      </w:r>
+    </w:p>
+    <w:p>
+      <w:r>
+        <w:rPr>
+          <w:rFonts w:ascii="Arial" w:hAnsi="Arial" w:cs="Arial"/>
+          <w:color w:val="1F1F1F"/>
+          <w:sz w:val="21"/>
+          <w:szCs w:val="21"/>
+        </w:rPr>
+        <w:t>numbers = [10, 20, 3, 40, 2, 1, 90]</w:t>
+      </w:r>
+      <w:r>
+        <w:rPr>
+          <w:rFonts w:ascii="Arial" w:hAnsi="Arial" w:cs="Arial"/>
+          <w:color w:val="1F1F1F"/>
+          <w:sz w:val="21"/>
+          <w:szCs w:val="21"/>
+        </w:rPr>
+        <w:br/>
+      </w:r>
+      <w:proofErr w:type="spellStart"/>
+      <w:r>
+        <w:rPr>
+          <w:rFonts w:ascii="Arial" w:hAnsi="Arial" w:cs="Arial"/>
+          <w:color w:val="1F1F1F"/>
+          <w:sz w:val="21"/>
+          <w:szCs w:val="21"/>
+        </w:rPr>
+        <w:t>sorted_numbers</w:t>
+      </w:r>
+      <w:proofErr w:type="spellEnd"/>
+      <w:r>
+        <w:rPr>
+          <w:rFonts w:ascii="Arial" w:hAnsi="Arial" w:cs="Arial"/>
+          <w:color w:val="1F1F1F"/>
+          <w:sz w:val="21"/>
+          <w:szCs w:val="21"/>
+        </w:rPr>
+        <w:t xml:space="preserve"> = </w:t>
+      </w:r>
+      <w:proofErr w:type="spellStart"/>
+      <w:r>
+        <w:rPr>
+          <w:rFonts w:ascii="Arial" w:hAnsi="Arial" w:cs="Arial"/>
+          <w:color w:val="1F1F1F"/>
+          <w:sz w:val="21"/>
+          <w:szCs w:val="21"/>
+        </w:rPr>
+        <w:t>selection_sort</w:t>
+      </w:r>
+      <w:proofErr w:type="spellEnd"/>
+      <w:r>
+        <w:rPr>
+          <w:rFonts w:ascii="Arial" w:hAnsi="Arial" w:cs="Arial"/>
+          <w:color w:val="1F1F1F"/>
+          <w:sz w:val="21"/>
+          <w:szCs w:val="21"/>
+        </w:rPr>
+        <w:t>(numbers)</w:t>
+      </w:r>
+      <w:r>
+        <w:rPr>
+          <w:rFonts w:ascii="Arial" w:hAnsi="Arial" w:cs="Arial"/>
+          <w:color w:val="1F1F1F"/>
+          <w:sz w:val="21"/>
+          <w:szCs w:val="21"/>
+        </w:rPr>
+        <w:br/>
+      </w:r>
+      <w:r>
+        <w:rPr>
+          <w:rFonts w:ascii="Arial" w:hAnsi="Arial" w:cs="Arial"/>
+          <w:color w:val="1F1F1F"/>
+          <w:sz w:val="21"/>
+          <w:szCs w:val="21"/>
+        </w:rPr>
+        <w:t>print(</w:t>
+      </w:r>
+      <w:proofErr w:type="spellStart"/>
+      <w:r>
+        <w:rPr>
+          <w:rFonts w:ascii="Arial" w:hAnsi="Arial" w:cs="Arial"/>
+          <w:color w:val="1F1F1F"/>
+          <w:sz w:val="21"/>
+          <w:szCs w:val="21"/>
+        </w:rPr>
+        <w:t>sorted_numbers</w:t>
+      </w:r>
+      <w:proofErr w:type="spellEnd"/>
+      <w:r>
+        <w:rPr>
+          <w:rFonts w:ascii="Arial" w:hAnsi="Arial" w:cs="Arial"/>
+          <w:color w:val="1F1F1F"/>
+          <w:sz w:val="21"/>
+          <w:szCs w:val="21"/>
+        </w:rPr>
+        <w:t>)</w:t>
+      </w:r>
+      <w:r>
+        <w:rPr>
+          <w:rFonts w:ascii="Arial" w:hAnsi="Arial" w:cs="Arial"/>
+          <w:color w:val="1F1F1F"/>
+          <w:sz w:val="21"/>
+          <w:szCs w:val="21"/>
+        </w:rPr>
+        <w:br/>
+      </w:r>
+      <w:r>
+        <w:rPr>
+          <w:rFonts w:ascii="Arial" w:hAnsi="Arial" w:cs="Arial"/>
+          <w:color w:val="1F1F1F"/>
+          <w:sz w:val="21"/>
+          <w:szCs w:val="21"/>
+        </w:rPr>
+        <w:br/>
+      </w:r>
+      <w:r>
+        <w:rPr>
+          <w:rFonts w:ascii="Arial" w:hAnsi="Arial" w:cs="Arial"/>
+          <w:b/>
+          <w:color w:val="C00000"/>
+          <w:sz w:val="21"/>
+          <w:szCs w:val="21"/>
+          <w:highlight w:val="yellow"/>
+          <w:shd w:val="clear" w:color="auto" w:fill="FFFFFF"/>
+        </w:rPr>
+        <w:t>9. Write a program using a stack data structure to check if a string of mathematical parentheses is perfectly balanced.</w:t>
+      </w:r>
+    </w:p>
+    <w:p>
+      <w:pPr>
+        <w:rPr>
+          <w:rFonts w:ascii="Arial" w:hAnsi="Arial" w:cs="Arial"/>
+          <w:color w:val="1F1F1F"/>
+          <w:sz w:val="21"/>
+          <w:szCs w:val="21"/>
+        </w:rPr>
+      </w:pPr>
+      <w:proofErr w:type="spellStart"/>
+      <w:r>
+        <w:rPr>
+          <w:rFonts w:ascii="Arial" w:hAnsi="Arial" w:cs="Arial"/>
+          <w:color w:val="1F1F1F"/>
+          <w:sz w:val="21"/>
+          <w:szCs w:val="21"/>
+        </w:rPr>
+        <w:t>def</w:t>
+      </w:r>
+      <w:proofErr w:type="spellEnd"/>
+      <w:r>
+        <w:rPr>
+          <w:rFonts w:ascii="Arial" w:hAnsi="Arial" w:cs="Arial"/>
+          <w:color w:val="1F1F1F"/>
+          <w:sz w:val="21"/>
+          <w:szCs w:val="21"/>
+        </w:rPr>
+        <w:t xml:space="preserve"> </w:t>
+      </w:r>
+      <w:proofErr w:type="spellStart"/>
+      <w:r>
+        <w:rPr>
+          <w:rFonts w:ascii="Arial" w:hAnsi="Arial" w:cs="Arial"/>
+          <w:color w:val="1F1F1F"/>
+          <w:sz w:val="21"/>
+          <w:szCs w:val="21"/>
+        </w:rPr>
+        <w:t>is_balanced</w:t>
+      </w:r>
+      <w:proofErr w:type="spellEnd"/>
+      <w:r>
+        <w:rPr>
+          <w:rFonts w:ascii="Arial" w:hAnsi="Arial" w:cs="Arial"/>
+          <w:color w:val="1F1F1F"/>
+          <w:sz w:val="21"/>
+          <w:szCs w:val="21"/>
+        </w:rPr>
+        <w:t>(s):</w:t>
+      </w:r>
+      <w:r>
+        <w:rPr>
+          <w:rFonts w:ascii="Arial" w:hAnsi="Arial" w:cs="Arial"/>
+          <w:color w:val="1F1F1F"/>
+          <w:sz w:val="21"/>
+          <w:szCs w:val="21"/>
+        </w:rPr>
+        <w:br/>
+      </w:r>
+      <w:r>
+        <w:rPr>
+          <w:rFonts w:ascii="Arial" w:hAnsi="Arial" w:cs="Arial"/>
+          <w:color w:val="1F1F1F"/>
+          <w:sz w:val="21"/>
+          <w:szCs w:val="21"/>
+        </w:rPr>
+        <w:t xml:space="preserve">    stack = []</w:t>
+      </w:r>
+      <w:r>
+        <w:rPr>
+          <w:rFonts w:ascii="Arial" w:hAnsi="Arial" w:cs="Arial"/>
+          <w:color w:val="1F1F1F"/>
+          <w:sz w:val="21"/>
+          <w:szCs w:val="21"/>
+        </w:rPr>
+        <w:br/>
+      </w:r>
+      <w:r>
+        <w:rPr>
+          <w:rFonts w:ascii="Arial" w:hAnsi="Arial" w:cs="Arial"/>
+          <w:color w:val="1F1F1F"/>
+          <w:sz w:val="21"/>
+          <w:szCs w:val="21"/>
+        </w:rPr>
+        <w:t xml:space="preserve">    for </w:t>
+      </w:r>
+      <w:proofErr w:type="spellStart"/>
+      <w:r>
+        <w:rPr>
+          <w:rFonts w:ascii="Arial" w:hAnsi="Arial" w:cs="Arial"/>
+          <w:color w:val="1F1F1F"/>
+          <w:sz w:val="21"/>
+          <w:szCs w:val="21"/>
+        </w:rPr>
+        <w:t>ch</w:t>
+      </w:r>
+      <w:proofErr w:type="spellEnd"/>
+      <w:r>
+        <w:rPr>
+          <w:rFonts w:ascii="Arial" w:hAnsi="Arial" w:cs="Arial"/>
+          <w:color w:val="1F1F1F"/>
+          <w:sz w:val="21"/>
+          <w:szCs w:val="21"/>
+        </w:rPr>
+        <w:t xml:space="preserve"> in s:</w:t>
+      </w:r>
+      <w:r>
+        <w:rPr>
+          <w:rFonts w:ascii="Arial" w:hAnsi="Arial" w:cs="Arial"/>
+          <w:color w:val="1F1F1F"/>
+          <w:sz w:val="21"/>
+          <w:szCs w:val="21"/>
+        </w:rPr>
+        <w:br/>
+      </w:r>
+      <w:r>
+        <w:rPr>
+          <w:rFonts w:ascii="Arial" w:hAnsi="Arial" w:cs="Arial"/>
+          <w:color w:val="1F1F1F"/>
+          <w:sz w:val="21"/>
+          <w:szCs w:val="21"/>
+        </w:rPr>
+        <w:t xml:space="preserve">        if </w:t>
+      </w:r>
+      <w:proofErr w:type="spellStart"/>
+      <w:r>
+        <w:rPr>
+          <w:rFonts w:ascii="Arial" w:hAnsi="Arial" w:cs="Arial"/>
+          <w:color w:val="1F1F1F"/>
+          <w:sz w:val="21"/>
+          <w:szCs w:val="21"/>
+        </w:rPr>
+        <w:t>ch</w:t>
+      </w:r>
+      <w:proofErr w:type="spellEnd"/>
+      <w:r>
+        <w:rPr>
+          <w:rFonts w:ascii="Arial" w:hAnsi="Arial" w:cs="Arial"/>
+          <w:color w:val="1F1F1F"/>
+          <w:sz w:val="21"/>
+          <w:szCs w:val="21"/>
+        </w:rPr>
+        <w:t xml:space="preserve"> == '(' or </w:t>
+      </w:r>
+      <w:proofErr w:type="spellStart"/>
+      <w:r>
+        <w:rPr>
+          <w:rFonts w:ascii="Arial" w:hAnsi="Arial" w:cs="Arial"/>
+          <w:color w:val="1F1F1F"/>
+          <w:sz w:val="21"/>
+          <w:szCs w:val="21"/>
+        </w:rPr>
+        <w:t>ch</w:t>
+      </w:r>
+      <w:proofErr w:type="spellEnd"/>
+      <w:r>
+        <w:rPr>
+          <w:rFonts w:ascii="Arial" w:hAnsi="Arial" w:cs="Arial"/>
+          <w:color w:val="1F1F1F"/>
+          <w:sz w:val="21"/>
+          <w:szCs w:val="21"/>
+        </w:rPr>
+        <w:t xml:space="preserve"> == '{' or </w:t>
+      </w:r>
+      <w:proofErr w:type="spellStart"/>
+      <w:r>
+        <w:rPr>
+          <w:rFonts w:ascii="Arial" w:hAnsi="Arial" w:cs="Arial"/>
+          <w:color w:val="1F1F1F"/>
+          <w:sz w:val="21"/>
+          <w:szCs w:val="21"/>
+        </w:rPr>
+        <w:t>ch</w:t>
+      </w:r>
+      <w:proofErr w:type="spellEnd"/>
+      <w:r>
+        <w:rPr>
+          <w:rFonts w:ascii="Arial" w:hAnsi="Arial" w:cs="Arial"/>
+          <w:color w:val="1F1F1F"/>
+          <w:sz w:val="21"/>
+          <w:szCs w:val="21"/>
+        </w:rPr>
+        <w:t xml:space="preserve"> == '[':</w:t>
+      </w:r>
+      <w:r>
+        <w:rPr>
+          <w:rFonts w:ascii="Arial" w:hAnsi="Arial" w:cs="Arial"/>
+          <w:color w:val="1F1F1F"/>
+          <w:sz w:val="21"/>
+          <w:szCs w:val="21"/>
+        </w:rPr>
+        <w:br/>
+      </w:r>
+      <w:r>
+        <w:rPr>
+          <w:rFonts w:ascii="Arial" w:hAnsi="Arial" w:cs="Arial"/>
+          <w:color w:val="1F1F1F"/>
+          <w:sz w:val="21"/>
+          <w:szCs w:val="21"/>
+        </w:rPr>
+        <w:t xml:space="preserve">            </w:t>
+      </w:r>
+      <w:proofErr w:type="spellStart"/>
+      <w:r>
+        <w:rPr>
+          <w:rFonts w:ascii="Arial" w:hAnsi="Arial" w:cs="Arial"/>
+          <w:color w:val="1F1F1F"/>
+          <w:sz w:val="21"/>
+          <w:szCs w:val="21"/>
+        </w:rPr>
+        <w:t>stack.append</w:t>
+      </w:r>
+      <w:proofErr w:type="spellEnd"/>
+      <w:r>
+        <w:rPr>
+          <w:rFonts w:ascii="Arial" w:hAnsi="Arial" w:cs="Arial"/>
+          <w:color w:val="1F1F1F"/>
+          <w:sz w:val="21"/>
+          <w:szCs w:val="21"/>
+        </w:rPr>
+        <w:t>(</w:t>
+      </w:r>
+      <w:proofErr w:type="spellStart"/>
+      <w:r>
+        <w:rPr>
+          <w:rFonts w:ascii="Arial" w:hAnsi="Arial" w:cs="Arial"/>
+          <w:color w:val="1F1F1F"/>
+          <w:sz w:val="21"/>
+          <w:szCs w:val="21"/>
+        </w:rPr>
+        <w:t>ch</w:t>
+      </w:r>
+      <w:proofErr w:type="spellEnd"/>
+      <w:r>
+        <w:rPr>
+          <w:rFonts w:ascii="Arial" w:hAnsi="Arial" w:cs="Arial"/>
+          <w:color w:val="1F1F1F"/>
+          <w:sz w:val="21"/>
+          <w:szCs w:val="21"/>
+        </w:rPr>
+        <w:t>)</w:t>
+      </w:r>
+      <w:r>
+        <w:rPr>
+          <w:rFonts w:ascii="Arial" w:hAnsi="Arial" w:cs="Arial"/>
+          <w:color w:val="1F1F1F"/>
+          <w:sz w:val="21"/>
+          <w:szCs w:val="21"/>
+        </w:rPr>
+        <w:br/>
+      </w:r>
+      <w:r>
+        <w:rPr>
+          <w:rFonts w:ascii="Arial" w:hAnsi="Arial" w:cs="Arial"/>
+          <w:color w:val="1F1F1F"/>
+          <w:sz w:val="21"/>
+          <w:szCs w:val="21"/>
+        </w:rPr>
+        <w:t xml:space="preserve">        else:</w:t>
+      </w:r>
+      <w:r>
+        <w:rPr>
+          <w:rFonts w:ascii="Arial" w:hAnsi="Arial" w:cs="Arial"/>
+          <w:color w:val="1F1F1F"/>
+          <w:sz w:val="21"/>
+          <w:szCs w:val="21"/>
+        </w:rPr>
+        <w:br/>
+      </w:r>
+      <w:r>
+        <w:rPr>
+          <w:rFonts w:ascii="Arial" w:hAnsi="Arial" w:cs="Arial"/>
+          <w:color w:val="1F1F1F"/>
+          <w:sz w:val="21"/>
+          <w:szCs w:val="21"/>
+        </w:rPr>
+        <w:t xml:space="preserve">            if not stack:</w:t>
+      </w:r>
+      <w:r>
+        <w:rPr>
+          <w:rFonts w:ascii="Arial" w:hAnsi="Arial" w:cs="Arial"/>
+          <w:color w:val="1F1F1F"/>
+          <w:sz w:val="21"/>
+          <w:szCs w:val="21"/>
+        </w:rPr>
+        <w:br/>
+      </w:r>
+      <w:r>
+        <w:rPr>
+          <w:rFonts w:ascii="Arial" w:hAnsi="Arial" w:cs="Arial"/>
+          <w:color w:val="1F1F1F"/>
+          <w:sz w:val="21"/>
+          <w:szCs w:val="21"/>
+        </w:rPr>
+        <w:t xml:space="preserve">                return False</w:t>
+      </w:r>
+      <w:r>
+        <w:rPr>
+          <w:rFonts w:ascii="Arial" w:hAnsi="Arial" w:cs="Arial"/>
+          <w:color w:val="1F1F1F"/>
+          <w:sz w:val="21"/>
+          <w:szCs w:val="21"/>
+        </w:rPr>
+        <w:br/>
+      </w:r>
+      <w:r>
+        <w:rPr>
+          <w:rFonts w:ascii="Arial" w:hAnsi="Arial" w:cs="Arial"/>
+          <w:color w:val="1F1F1F"/>
+          <w:sz w:val="21"/>
+          <w:szCs w:val="21"/>
+        </w:rPr>
+        <w:t xml:space="preserve">            top = </w:t>
+      </w:r>
+      <w:proofErr w:type="spellStart"/>
+      <w:r>
+        <w:rPr>
+          <w:rFonts w:ascii="Arial" w:hAnsi="Arial" w:cs="Arial"/>
+          <w:color w:val="1F1F1F"/>
+          <w:sz w:val="21"/>
+          <w:szCs w:val="21"/>
+        </w:rPr>
+        <w:t>stack.pop</w:t>
+      </w:r>
+      <w:proofErr w:type="spellEnd"/>
+      <w:r>
+        <w:rPr>
+          <w:rFonts w:ascii="Arial" w:hAnsi="Arial" w:cs="Arial"/>
+          <w:color w:val="1F1F1F"/>
+          <w:sz w:val="21"/>
+          <w:szCs w:val="21"/>
+        </w:rPr>
+        <w:t>()</w:t>
+      </w:r>
+      <w:r>
+        <w:rPr>
+          <w:rFonts w:ascii="Arial" w:hAnsi="Arial" w:cs="Arial"/>
+          <w:color w:val="1F1F1F"/>
+          <w:sz w:val="21"/>
+          <w:szCs w:val="21"/>
+        </w:rPr>
+        <w:br/>
+      </w:r>
+      <w:r>
+        <w:rPr>
+          <w:rFonts w:ascii="Arial" w:hAnsi="Arial" w:cs="Arial"/>
+          <w:color w:val="1F1F1F"/>
+          <w:sz w:val="21"/>
+          <w:szCs w:val="21"/>
+        </w:rPr>
+        <w:t xml:space="preserve">            if (</w:t>
+      </w:r>
+      <w:proofErr w:type="spellStart"/>
+      <w:r>
+        <w:rPr>
+          <w:rFonts w:ascii="Arial" w:hAnsi="Arial" w:cs="Arial"/>
+          <w:color w:val="1F1F1F"/>
+          <w:sz w:val="21"/>
+          <w:szCs w:val="21"/>
+        </w:rPr>
+        <w:t>ch</w:t>
+      </w:r>
+      <w:proofErr w:type="spellEnd"/>
+      <w:r>
+        <w:rPr>
+          <w:rFonts w:ascii="Arial" w:hAnsi="Arial" w:cs="Arial"/>
+          <w:color w:val="1F1F1F"/>
+          <w:sz w:val="21"/>
+          <w:szCs w:val="21"/>
+        </w:rPr>
+        <w:t xml:space="preserve"> == ')' and top != '(') or \</w:t>
+      </w:r>
+      <w:r>
+        <w:rPr>
+          <w:rFonts w:ascii="Arial" w:hAnsi="Arial" w:cs="Arial"/>
+          <w:color w:val="1F1F1F"/>
+          <w:sz w:val="21"/>
+          <w:szCs w:val="21"/>
+        </w:rPr>
+        <w:br/>
+      </w:r>
+      <w:r>
+        <w:rPr>
+          <w:rFonts w:ascii="Arial" w:hAnsi="Arial" w:cs="Arial"/>
+          <w:color w:val="1F1F1F"/>
+          <w:sz w:val="21"/>
+          <w:szCs w:val="21"/>
+        </w:rPr>
+        <w:t xml:space="preserve">               (</w:t>
+      </w:r>
+      <w:proofErr w:type="spellStart"/>
+      <w:r>
+        <w:rPr>
+          <w:rFonts w:ascii="Arial" w:hAnsi="Arial" w:cs="Arial"/>
+          <w:color w:val="1F1F1F"/>
+          <w:sz w:val="21"/>
+          <w:szCs w:val="21"/>
+        </w:rPr>
+        <w:t>ch</w:t>
+      </w:r>
+      <w:proofErr w:type="spellEnd"/>
+      <w:r>
+        <w:rPr>
+          <w:rFonts w:ascii="Arial" w:hAnsi="Arial" w:cs="Arial"/>
+          <w:color w:val="1F1F1F"/>
+          <w:sz w:val="21"/>
+          <w:szCs w:val="21"/>
+        </w:rPr>
+        <w:t xml:space="preserve"> == '}' and top != '{') or \</w:t>
+      </w:r>
+      <w:r>
+        <w:rPr>
+          <w:rFonts w:ascii="Arial" w:hAnsi="Arial" w:cs="Arial"/>
+          <w:color w:val="1F1F1F"/>
+          <w:sz w:val="21"/>
+          <w:szCs w:val="21"/>
+        </w:rPr>
+        <w:br/>
+      </w:r>
+      <w:r>
+        <w:rPr>
+          <w:rFonts w:ascii="Arial" w:hAnsi="Arial" w:cs="Arial"/>
+          <w:color w:val="1F1F1F"/>
+          <w:sz w:val="21"/>
+          <w:szCs w:val="21"/>
+        </w:rPr>
+        <w:t xml:space="preserve">               (</w:t>
+      </w:r>
+      <w:proofErr w:type="spellStart"/>
+      <w:r>
+        <w:rPr>
+          <w:rFonts w:ascii="Arial" w:hAnsi="Arial" w:cs="Arial"/>
+          <w:color w:val="1F1F1F"/>
+          <w:sz w:val="21"/>
+          <w:szCs w:val="21"/>
+        </w:rPr>
+        <w:t>ch</w:t>
+      </w:r>
+      <w:proofErr w:type="spellEnd"/>
+      <w:r>
+        <w:rPr>
+          <w:rFonts w:ascii="Arial" w:hAnsi="Arial" w:cs="Arial"/>
+          <w:color w:val="1F1F1F"/>
+          <w:sz w:val="21"/>
+          <w:szCs w:val="21"/>
+        </w:rPr>
+        <w:t xml:space="preserve"> == ']' and top != '['):</w:t>
+      </w:r>
+      <w:r>
+        <w:rPr>
+          <w:rFonts w:ascii="Arial" w:hAnsi="Arial" w:cs="Arial"/>
+          <w:color w:val="1F1F1F"/>
+          <w:sz w:val="21"/>
+          <w:szCs w:val="21"/>
+        </w:rPr>
+        <w:br/>
+      </w:r>
+      <w:r>
+        <w:rPr>
+          <w:rFonts w:ascii="Arial" w:hAnsi="Arial" w:cs="Arial"/>
+          <w:color w:val="1F1F1F"/>
+          <w:sz w:val="21"/>
+          <w:szCs w:val="21"/>
+        </w:rPr>
+        <w:t xml:space="preserve">                return False</w:t>
+      </w:r>
+      <w:r>
+        <w:rPr>
+          <w:rFonts w:ascii="Arial" w:hAnsi="Arial" w:cs="Arial"/>
+          <w:color w:val="1F1F1F"/>
+          <w:sz w:val="21"/>
+          <w:szCs w:val="21"/>
+        </w:rPr>
+        <w:br/>
+      </w:r>
+      <w:r>
+        <w:rPr>
+          <w:rFonts w:ascii="Arial" w:hAnsi="Arial" w:cs="Arial"/>
+          <w:color w:val="1F1F1F"/>
+          <w:sz w:val="21"/>
+          <w:szCs w:val="21"/>
+        </w:rPr>
+        <w:t xml:space="preserve">    return </w:t>
+      </w:r>
+      <w:proofErr w:type="spellStart"/>
+      <w:r>
+        <w:rPr>
+          <w:rFonts w:ascii="Arial" w:hAnsi="Arial" w:cs="Arial"/>
+          <w:color w:val="1F1F1F"/>
+          <w:sz w:val="21"/>
+          <w:szCs w:val="21"/>
+        </w:rPr>
+        <w:t>len</w:t>
+      </w:r>
+      <w:proofErr w:type="spellEnd"/>
+      <w:r>
+        <w:rPr>
+          <w:rFonts w:ascii="Arial" w:hAnsi="Arial" w:cs="Arial"/>
+          <w:color w:val="1F1F1F"/>
+          <w:sz w:val="21"/>
+          <w:szCs w:val="21"/>
+        </w:rPr>
+        <w:t>(stack) == 0</w:t>
+      </w:r>
+    </w:p>
+    <w:p>
+      <w:pPr>
+        <w:rPr>
+          <w:rFonts w:ascii="Arial" w:hAnsi="Arial" w:cs="Arial"/>
+          <w:color w:val="1F1F1F"/>
+          <w:sz w:val="21"/>
+          <w:szCs w:val="21"/>
+        </w:rPr>
+      </w:pPr>
+      <w:r>
+        <w:rPr>
+          <w:rFonts w:ascii="Arial" w:hAnsi="Arial" w:cs="Arial"/>
+          <w:color w:val="1F1F1F"/>
+          <w:sz w:val="21"/>
+          <w:szCs w:val="21"/>
+        </w:rPr>
+        <w:t># Example</w:t>
+      </w:r>
+      <w:r>
+        <w:rPr>
+          <w:rFonts w:ascii="Arial" w:hAnsi="Arial" w:cs="Arial"/>
+          <w:color w:val="1F1F1F"/>
+          <w:sz w:val="21"/>
+          <w:szCs w:val="21"/>
+        </w:rPr>
+        <w:br/>
+      </w:r>
+      <w:r>
+        <w:rPr>
+          <w:rFonts w:ascii="Arial" w:hAnsi="Arial" w:cs="Arial"/>
+          <w:color w:val="1F1F1F"/>
+          <w:sz w:val="21"/>
+          <w:szCs w:val="21"/>
+        </w:rPr>
+        <w:t>expr = "{[()]}"</w:t>
+      </w:r>
+      <w:r>
+        <w:rPr>
+          <w:rFonts w:ascii="Arial" w:hAnsi="Arial" w:cs="Arial"/>
+          <w:color w:val="1F1F1F"/>
+          <w:sz w:val="21"/>
+          <w:szCs w:val="21"/>
+        </w:rPr>
+        <w:br/>
+      </w:r>
+      <w:r>
+        <w:rPr>
+          <w:rFonts w:ascii="Arial" w:hAnsi="Arial" w:cs="Arial"/>
+          <w:color w:val="1F1F1F"/>
+          <w:sz w:val="21"/>
+          <w:szCs w:val="21"/>
+        </w:rPr>
+        <w:t xml:space="preserve">if </w:t>
+      </w:r>
+      <w:proofErr w:type="spellStart"/>
+      <w:r>
+        <w:rPr>
+          <w:rFonts w:ascii="Arial" w:hAnsi="Arial" w:cs="Arial"/>
+          <w:color w:val="1F1F1F"/>
+          <w:sz w:val="21"/>
+          <w:szCs w:val="21"/>
+        </w:rPr>
+        <w:t>is_balanced</w:t>
+      </w:r>
+      <w:proofErr w:type="spellEnd"/>
+      <w:r>
+        <w:rPr>
+          <w:rFonts w:ascii="Arial" w:hAnsi="Arial" w:cs="Arial"/>
+          <w:color w:val="1F1F1F"/>
+          <w:sz w:val="21"/>
+          <w:szCs w:val="21"/>
+        </w:rPr>
+        <w:t>(expr) == True:</w:t>
+      </w:r>
+      <w:r>
+        <w:rPr>
+          <w:rFonts w:ascii="Arial" w:hAnsi="Arial" w:cs="Arial"/>
+          <w:color w:val="1F1F1F"/>
+          <w:sz w:val="21"/>
+          <w:szCs w:val="21"/>
+        </w:rPr>
+        <w:br/>
+      </w:r>
+      <w:r>
+        <w:rPr>
+          <w:rFonts w:ascii="Arial" w:hAnsi="Arial" w:cs="Arial"/>
+          <w:color w:val="1F1F1F"/>
+          <w:sz w:val="21"/>
+          <w:szCs w:val="21"/>
+        </w:rPr>
+        <w:t xml:space="preserve">    print("Balanced")</w:t>
+      </w:r>
+      <w:r>
+        <w:rPr>
+          <w:rFonts w:ascii="Arial" w:hAnsi="Arial" w:cs="Arial"/>
+          <w:color w:val="1F1F1F"/>
+          <w:sz w:val="21"/>
+          <w:szCs w:val="21"/>
+        </w:rPr>
+        <w:br/>
+      </w:r>
+      <w:r>
+        <w:rPr>
+          <w:rFonts w:ascii="Arial" w:hAnsi="Arial" w:cs="Arial"/>
+          <w:color w:val="1F1F1F"/>
+          <w:sz w:val="21"/>
+          <w:szCs w:val="21"/>
+        </w:rPr>
+        <w:t>else:</w:t>
+      </w:r>
+      <w:r>
+        <w:rPr>
+          <w:rFonts w:ascii="Arial" w:hAnsi="Arial" w:cs="Arial"/>
+          <w:color w:val="1F1F1F"/>
+          <w:sz w:val="21"/>
+          <w:szCs w:val="21"/>
+        </w:rPr>
+        <w:br/>
+      </w:r>
+      <w:r>
+        <w:rPr>
+          <w:rFonts w:ascii="Arial" w:hAnsi="Arial" w:cs="Arial"/>
+          <w:color w:val="1F1F1F"/>
+          <w:sz w:val="21"/>
+          <w:szCs w:val="21"/>
+        </w:rPr>
+        <w:t xml:space="preserve">    print("Imbalanced")</w:t>
+      </w:r>
+      <w:r>
+        <w:rPr>
+          <w:rFonts w:ascii="Arial" w:hAnsi="Arial" w:cs="Arial"/>
+          <w:color w:val="1F1F1F"/>
+          <w:sz w:val="21"/>
+          <w:szCs w:val="21"/>
+        </w:rPr>
+        <w:br/>
+      </w:r>
+    </w:p>
+    <w:p>
+      <w:pPr>
+        <w:rPr>
+          <w:rFonts w:ascii="Arial" w:hAnsi="Arial" w:cs="Arial"/>
+          <w:b/>
+          <w:color w:val="C00000"/>
+          <w:sz w:val="21"/>
+          <w:szCs w:val="21"/>
+          <w:shd w:val="clear" w:color="auto" w:fill="FFFFFF"/>
+        </w:rPr>
+      </w:pPr>
+      <w:r>
+        <w:rPr>
+          <w:rFonts w:ascii="Arial" w:hAnsi="Arial" w:cs="Arial"/>
+          <w:b/>
+          <w:color w:val="C00000"/>
+          <w:sz w:val="21"/>
+          <w:szCs w:val="21"/>
+          <w:highlight w:val="yellow"/>
+          <w:shd w:val="clear" w:color="auto" w:fill="FFFFFF"/>
+        </w:rPr>
+        <w:lastRenderedPageBreak/>
+        <w:t xml:space="preserve">10. Write a program that simulates memory allocation by finding contiguous available blocks in a </w:t>
+      </w:r>
+      <w:proofErr w:type="spellStart"/>
+      <w:r>
+        <w:rPr>
+          <w:rFonts w:ascii="Arial" w:hAnsi="Arial" w:cs="Arial"/>
+          <w:b/>
+          <w:color w:val="C00000"/>
+          <w:sz w:val="21"/>
+          <w:szCs w:val="21"/>
+          <w:highlight w:val="yellow"/>
+          <w:shd w:val="clear" w:color="auto" w:fill="FFFFFF"/>
+        </w:rPr>
+        <w:t>boolean</w:t>
+      </w:r>
+      <w:proofErr w:type="spellEnd"/>
+      <w:r>
+        <w:rPr>
+          <w:rFonts w:ascii="Arial" w:hAnsi="Arial" w:cs="Arial"/>
+          <w:b/>
+          <w:color w:val="C00000"/>
+          <w:sz w:val="21"/>
+          <w:szCs w:val="21"/>
+          <w:highlight w:val="yellow"/>
+          <w:shd w:val="clear" w:color="auto" w:fill="FFFFFF"/>
+        </w:rPr>
+        <w:t xml:space="preserve"> array and marking them as used.</w:t>
+      </w:r>
+    </w:p>
+    <w:p>
+      <w:pPr>
+        <w:rPr>
+          <w:rFonts w:ascii="Arial" w:hAnsi="Arial" w:cs="Arial"/>
+          <w:color w:val="1F1F1F"/>
+          <w:sz w:val="21"/>
+          <w:szCs w:val="21"/>
+          <w:shd w:val="clear" w:color="auto" w:fill="FFFFFF"/>
+        </w:rPr>
+      </w:pPr>
+      <w:proofErr w:type="spellStart"/>
+      <w:r>
+        <w:rPr>
+          <w:rFonts w:ascii="Arial" w:hAnsi="Arial" w:cs="Arial"/>
+          <w:color w:val="1F1F1F"/>
+          <w:sz w:val="21"/>
+          <w:szCs w:val="21"/>
+          <w:shd w:val="clear" w:color="auto" w:fill="FFFFFF"/>
+        </w:rPr>
+        <w:t>def</w:t>
+      </w:r>
+      <w:proofErr w:type="spellEnd"/>
+      <w:r>
+        <w:rPr>
+          <w:rFonts w:ascii="Arial" w:hAnsi="Arial" w:cs="Arial"/>
+          <w:color w:val="1F1F1F"/>
+          <w:sz w:val="21"/>
+          <w:szCs w:val="21"/>
+          <w:shd w:val="clear" w:color="auto" w:fill="FFFFFF"/>
+        </w:rPr>
+        <w:t xml:space="preserve"> </w:t>
+      </w:r>
+      <w:proofErr w:type="spellStart"/>
+      <w:r>
+        <w:rPr>
+          <w:rFonts w:ascii="Arial" w:hAnsi="Arial" w:cs="Arial"/>
+          <w:color w:val="1F1F1F"/>
+          <w:sz w:val="21"/>
+          <w:szCs w:val="21"/>
+          <w:shd w:val="clear" w:color="auto" w:fill="FFFFFF"/>
+        </w:rPr>
+        <w:t>allocate_memory</w:t>
+      </w:r>
+      <w:proofErr w:type="spellEnd"/>
+      <w:r>
+        <w:rPr>
+          <w:rFonts w:ascii="Arial" w:hAnsi="Arial" w:cs="Arial"/>
+          <w:color w:val="1F1F1F"/>
+          <w:sz w:val="21"/>
+          <w:szCs w:val="21"/>
+          <w:shd w:val="clear" w:color="auto" w:fill="FFFFFF"/>
+        </w:rPr>
+        <w:t>(memory, size):</w:t>
+      </w:r>
+      <w:r>
+        <w:rPr>
+          <w:rFonts w:ascii="Arial" w:hAnsi="Arial" w:cs="Arial"/>
+          <w:color w:val="1F1F1F"/>
+          <w:sz w:val="21"/>
+          <w:szCs w:val="21"/>
+          <w:shd w:val="clear" w:color="auto" w:fill="FFFFFF"/>
+        </w:rPr>
+        <w:br/>
+      </w:r>
+      <w:r>
+        <w:rPr>
+          <w:rFonts w:ascii="Arial" w:hAnsi="Arial" w:cs="Arial"/>
+          <w:color w:val="1F1F1F"/>
+          <w:sz w:val="21"/>
+          <w:szCs w:val="21"/>
+          <w:shd w:val="clear" w:color="auto" w:fill="FFFFFF"/>
+        </w:rPr>
+        <w:t xml:space="preserve">    n = </w:t>
+      </w:r>
+      <w:proofErr w:type="spellStart"/>
+      <w:r>
+        <w:rPr>
+          <w:rFonts w:ascii="Arial" w:hAnsi="Arial" w:cs="Arial"/>
+          <w:color w:val="1F1F1F"/>
+          <w:sz w:val="21"/>
+          <w:szCs w:val="21"/>
+          <w:shd w:val="clear" w:color="auto" w:fill="FFFFFF"/>
+        </w:rPr>
+        <w:t>len</w:t>
+      </w:r>
+      <w:proofErr w:type="spellEnd"/>
+      <w:r>
+        <w:rPr>
+          <w:rFonts w:ascii="Arial" w:hAnsi="Arial" w:cs="Arial"/>
+          <w:color w:val="1F1F1F"/>
+          <w:sz w:val="21"/>
+          <w:szCs w:val="21"/>
+          <w:shd w:val="clear" w:color="auto" w:fill="FFFFFF"/>
+        </w:rPr>
+        <w:t>(memory)</w:t>
+      </w:r>
+      <w:r>
+        <w:rPr>
+          <w:rFonts w:ascii="Arial" w:hAnsi="Arial" w:cs="Arial"/>
+          <w:color w:val="1F1F1F"/>
+          <w:sz w:val="21"/>
+          <w:szCs w:val="21"/>
+          <w:shd w:val="clear" w:color="auto" w:fill="FFFFFF"/>
+        </w:rPr>
+        <w:br/>
+      </w:r>
+      <w:r>
+        <w:rPr>
+          <w:rFonts w:ascii="Arial" w:hAnsi="Arial" w:cs="Arial"/>
+          <w:color w:val="1F1F1F"/>
+          <w:sz w:val="21"/>
+          <w:szCs w:val="21"/>
+          <w:shd w:val="clear" w:color="auto" w:fill="FFFFFF"/>
+        </w:rPr>
+        <w:t xml:space="preserve">    for </w:t>
+      </w:r>
+      <w:proofErr w:type="spellStart"/>
+      <w:r>
+        <w:rPr>
+          <w:rFonts w:ascii="Arial" w:hAnsi="Arial" w:cs="Arial"/>
+          <w:color w:val="1F1F1F"/>
+          <w:sz w:val="21"/>
+          <w:szCs w:val="21"/>
+          <w:shd w:val="clear" w:color="auto" w:fill="FFFFFF"/>
+        </w:rPr>
+        <w:t>i</w:t>
+      </w:r>
+      <w:proofErr w:type="spellEnd"/>
+      <w:r>
+        <w:rPr>
+          <w:rFonts w:ascii="Arial" w:hAnsi="Arial" w:cs="Arial"/>
+          <w:color w:val="1F1F1F"/>
+          <w:sz w:val="21"/>
+          <w:szCs w:val="21"/>
+          <w:shd w:val="clear" w:color="auto" w:fill="FFFFFF"/>
+        </w:rPr>
+        <w:t xml:space="preserve"> in range(n - size + 1):</w:t>
+      </w:r>
+      <w:r>
+        <w:rPr>
+          <w:rFonts w:ascii="Arial" w:hAnsi="Arial" w:cs="Arial"/>
+          <w:color w:val="1F1F1F"/>
+          <w:sz w:val="21"/>
+          <w:szCs w:val="21"/>
+          <w:shd w:val="clear" w:color="auto" w:fill="FFFFFF"/>
+        </w:rPr>
+        <w:br/>
+      </w:r>
+      <w:r>
+        <w:rPr>
+          <w:rFonts w:ascii="Arial" w:hAnsi="Arial" w:cs="Arial"/>
+          <w:color w:val="1F1F1F"/>
+          <w:sz w:val="21"/>
+          <w:szCs w:val="21"/>
+          <w:shd w:val="clear" w:color="auto" w:fill="FFFFFF"/>
+        </w:rPr>
+        <w:t xml:space="preserve">        </w:t>
+      </w:r>
+      <w:proofErr w:type="spellStart"/>
+      <w:r>
+        <w:rPr>
+          <w:rFonts w:ascii="Arial" w:hAnsi="Arial" w:cs="Arial"/>
+          <w:color w:val="1F1F1F"/>
+          <w:sz w:val="21"/>
+          <w:szCs w:val="21"/>
+          <w:shd w:val="clear" w:color="auto" w:fill="FFFFFF"/>
+        </w:rPr>
+        <w:t>can_allocate</w:t>
+      </w:r>
+      <w:proofErr w:type="spellEnd"/>
+      <w:r>
+        <w:rPr>
+          <w:rFonts w:ascii="Arial" w:hAnsi="Arial" w:cs="Arial"/>
+          <w:color w:val="1F1F1F"/>
+          <w:sz w:val="21"/>
+          <w:szCs w:val="21"/>
+          <w:shd w:val="clear" w:color="auto" w:fill="FFFFFF"/>
+        </w:rPr>
+        <w:t xml:space="preserve"> = True</w:t>
+      </w:r>
+      <w:r>
+        <w:rPr>
+          <w:rFonts w:ascii="Arial" w:hAnsi="Arial" w:cs="Arial"/>
+          <w:color w:val="1F1F1F"/>
+          <w:sz w:val="21"/>
+          <w:szCs w:val="21"/>
+          <w:shd w:val="clear" w:color="auto" w:fill="FFFFFF"/>
+        </w:rPr>
+        <w:br/>
+      </w:r>
+      <w:r>
+        <w:rPr>
+          <w:rFonts w:ascii="Arial" w:hAnsi="Arial" w:cs="Arial"/>
+          <w:color w:val="1F1F1F"/>
+          <w:sz w:val="21"/>
+          <w:szCs w:val="21"/>
+          <w:shd w:val="clear" w:color="auto" w:fill="FFFFFF"/>
+        </w:rPr>
+        <w:t xml:space="preserve">        # check continuous block</w:t>
+      </w:r>
+    </w:p>
+    <w:p>
+      <w:pPr>
+        <w:rPr>
+          <w:rFonts w:ascii="Arial" w:hAnsi="Arial" w:cs="Arial"/>
+          <w:color w:val="1F1F1F"/>
+          <w:sz w:val="21"/>
+          <w:szCs w:val="21"/>
+          <w:shd w:val="clear" w:color="auto" w:fill="FFFFFF"/>
+        </w:rPr>
+      </w:pPr>
+      <w:r>
+        <w:rPr>
+          <w:rFonts w:ascii="Arial" w:hAnsi="Arial" w:cs="Arial"/>
+          <w:color w:val="1F1F1F"/>
+          <w:sz w:val="21"/>
+          <w:szCs w:val="21"/>
+          <w:shd w:val="clear" w:color="auto" w:fill="FFFFFF"/>
+        </w:rPr>
+        <w:t xml:space="preserve">        for j in range(</w:t>
+      </w:r>
+      <w:proofErr w:type="spellStart"/>
+      <w:r>
+        <w:rPr>
+          <w:rFonts w:ascii="Arial" w:hAnsi="Arial" w:cs="Arial"/>
+          <w:color w:val="1F1F1F"/>
+          <w:sz w:val="21"/>
+          <w:szCs w:val="21"/>
+          <w:shd w:val="clear" w:color="auto" w:fill="FFFFFF"/>
+        </w:rPr>
+        <w:t>i</w:t>
+      </w:r>
+      <w:proofErr w:type="spellEnd"/>
+      <w:r>
+        <w:rPr>
+          <w:rFonts w:ascii="Arial" w:hAnsi="Arial" w:cs="Arial"/>
+          <w:color w:val="1F1F1F"/>
+          <w:sz w:val="21"/>
+          <w:szCs w:val="21"/>
+          <w:shd w:val="clear" w:color="auto" w:fill="FFFFFF"/>
+        </w:rPr>
+        <w:t xml:space="preserve">, </w:t>
+      </w:r>
+      <w:proofErr w:type="spellStart"/>
+      <w:r>
+        <w:rPr>
+          <w:rFonts w:ascii="Arial" w:hAnsi="Arial" w:cs="Arial"/>
+          <w:color w:val="1F1F1F"/>
+          <w:sz w:val="21"/>
+          <w:szCs w:val="21"/>
+          <w:shd w:val="clear" w:color="auto" w:fill="FFFFFF"/>
+        </w:rPr>
+        <w:t>i</w:t>
+      </w:r>
+      <w:proofErr w:type="spellEnd"/>
+      <w:r>
+        <w:rPr>
+          <w:rFonts w:ascii="Arial" w:hAnsi="Arial" w:cs="Arial"/>
+          <w:color w:val="1F1F1F"/>
+          <w:sz w:val="21"/>
+          <w:szCs w:val="21"/>
+          <w:shd w:val="clear" w:color="auto" w:fill="FFFFFF"/>
+        </w:rPr>
+        <w:t xml:space="preserve"> + size):</w:t>
+      </w:r>
+      <w:r>
+        <w:rPr>
+          <w:rFonts w:ascii="Arial" w:hAnsi="Arial" w:cs="Arial"/>
+          <w:color w:val="1F1F1F"/>
+          <w:sz w:val="21"/>
+          <w:szCs w:val="21"/>
+          <w:shd w:val="clear" w:color="auto" w:fill="FFFFFF"/>
+        </w:rPr>
+        <w:br/>
+      </w:r>
+      <w:r>
+        <w:rPr>
+          <w:rFonts w:ascii="Arial" w:hAnsi="Arial" w:cs="Arial"/>
+          <w:color w:val="1F1F1F"/>
+          <w:sz w:val="21"/>
+          <w:szCs w:val="21"/>
+          <w:shd w:val="clear" w:color="auto" w:fill="FFFFFF"/>
+        </w:rPr>
+        <w:t xml:space="preserve">            if memory[j] == True:</w:t>
+      </w:r>
+      <w:r>
+        <w:rPr>
+          <w:rFonts w:ascii="Arial" w:hAnsi="Arial" w:cs="Arial"/>
+          <w:color w:val="1F1F1F"/>
+          <w:sz w:val="21"/>
+          <w:szCs w:val="21"/>
+          <w:shd w:val="clear" w:color="auto" w:fill="FFFFFF"/>
+        </w:rPr>
+        <w:br/>
+      </w:r>
+      <w:r>
+        <w:rPr>
+          <w:rFonts w:ascii="Arial" w:hAnsi="Arial" w:cs="Arial"/>
+          <w:color w:val="1F1F1F"/>
+          <w:sz w:val="21"/>
+          <w:szCs w:val="21"/>
+          <w:shd w:val="clear" w:color="auto" w:fill="FFFFFF"/>
+        </w:rPr>
+        <w:t xml:space="preserve">                </w:t>
+      </w:r>
+      <w:proofErr w:type="spellStart"/>
+      <w:r>
+        <w:rPr>
+          <w:rFonts w:ascii="Arial" w:hAnsi="Arial" w:cs="Arial"/>
+          <w:color w:val="1F1F1F"/>
+          <w:sz w:val="21"/>
+          <w:szCs w:val="21"/>
+          <w:shd w:val="clear" w:color="auto" w:fill="FFFFFF"/>
+        </w:rPr>
+        <w:t>can_allocate</w:t>
+      </w:r>
+      <w:proofErr w:type="spellEnd"/>
+      <w:r>
+        <w:rPr>
+          <w:rFonts w:ascii="Arial" w:hAnsi="Arial" w:cs="Arial"/>
+          <w:color w:val="1F1F1F"/>
+          <w:sz w:val="21"/>
+          <w:szCs w:val="21"/>
+          <w:shd w:val="clear" w:color="auto" w:fill="FFFFFF"/>
+        </w:rPr>
+        <w:t xml:space="preserve"> = False</w:t>
+      </w:r>
+      <w:r>
+        <w:rPr>
+          <w:rFonts w:ascii="Arial" w:hAnsi="Arial" w:cs="Arial"/>
+          <w:color w:val="1F1F1F"/>
+          <w:sz w:val="21"/>
+          <w:szCs w:val="21"/>
+          <w:shd w:val="clear" w:color="auto" w:fill="FFFFFF"/>
+        </w:rPr>
+        <w:br/>
+      </w:r>
+      <w:r>
+        <w:rPr>
+          <w:rFonts w:ascii="Arial" w:hAnsi="Arial" w:cs="Arial"/>
+          <w:color w:val="1F1F1F"/>
+          <w:sz w:val="21"/>
+          <w:szCs w:val="21"/>
+          <w:shd w:val="clear" w:color="auto" w:fill="FFFFFF"/>
+        </w:rPr>
+        <w:t xml:space="preserve">                break</w:t>
+      </w:r>
+      <w:r>
+        <w:rPr>
+          <w:rFonts w:ascii="Arial" w:hAnsi="Arial" w:cs="Arial"/>
+          <w:color w:val="1F1F1F"/>
+          <w:sz w:val="21"/>
+          <w:szCs w:val="21"/>
+          <w:shd w:val="clear" w:color="auto" w:fill="FFFFFF"/>
+        </w:rPr>
+        <w:br/>
+      </w:r>
+      <w:r>
+        <w:rPr>
+          <w:rFonts w:ascii="Arial" w:hAnsi="Arial" w:cs="Arial"/>
+          <w:color w:val="1F1F1F"/>
+          <w:sz w:val="21"/>
+          <w:szCs w:val="21"/>
+          <w:shd w:val="clear" w:color="auto" w:fill="FFFFFF"/>
+        </w:rPr>
+        <w:br/>
+      </w:r>
+      <w:r>
+        <w:rPr>
+          <w:rFonts w:ascii="Arial" w:hAnsi="Arial" w:cs="Arial"/>
+          <w:color w:val="1F1F1F"/>
+          <w:sz w:val="21"/>
+          <w:szCs w:val="21"/>
+          <w:shd w:val="clear" w:color="auto" w:fill="FFFFFF"/>
+        </w:rPr>
+        <w:t xml:space="preserve">        # if found free block</w:t>
+      </w:r>
+      <w:r>
+        <w:rPr>
+          <w:rFonts w:ascii="Arial" w:hAnsi="Arial" w:cs="Arial"/>
+          <w:color w:val="1F1F1F"/>
+          <w:sz w:val="21"/>
+          <w:szCs w:val="21"/>
+          <w:shd w:val="clear" w:color="auto" w:fill="FFFFFF"/>
+        </w:rPr>
+        <w:br/>
+      </w:r>
+      <w:r>
+        <w:rPr>
+          <w:rFonts w:ascii="Arial" w:hAnsi="Arial" w:cs="Arial"/>
+          <w:color w:val="1F1F1F"/>
+          <w:sz w:val="21"/>
+          <w:szCs w:val="21"/>
+          <w:shd w:val="clear" w:color="auto" w:fill="FFFFFF"/>
+        </w:rPr>
+        <w:t xml:space="preserve">        if </w:t>
+      </w:r>
+      <w:proofErr w:type="spellStart"/>
+      <w:r>
+        <w:rPr>
+          <w:rFonts w:ascii="Arial" w:hAnsi="Arial" w:cs="Arial"/>
+          <w:color w:val="1F1F1F"/>
+          <w:sz w:val="21"/>
+          <w:szCs w:val="21"/>
+          <w:shd w:val="clear" w:color="auto" w:fill="FFFFFF"/>
+        </w:rPr>
+        <w:t>can_allocate</w:t>
+      </w:r>
+      <w:proofErr w:type="spellEnd"/>
+      <w:r>
+        <w:rPr>
+          <w:rFonts w:ascii="Arial" w:hAnsi="Arial" w:cs="Arial"/>
+          <w:color w:val="1F1F1F"/>
+          <w:sz w:val="21"/>
+          <w:szCs w:val="21"/>
+          <w:shd w:val="clear" w:color="auto" w:fill="FFFFFF"/>
+        </w:rPr>
+        <w:t>:</w:t>
+      </w:r>
+      <w:r>
+        <w:rPr>
+          <w:rFonts w:ascii="Arial" w:hAnsi="Arial" w:cs="Arial"/>
+          <w:color w:val="1F1F1F"/>
+          <w:sz w:val="21"/>
+          <w:szCs w:val="21"/>
+          <w:shd w:val="clear" w:color="auto" w:fill="FFFFFF"/>
+        </w:rPr>
+        <w:br/>
+      </w:r>
+      <w:r>
+        <w:rPr>
+          <w:rFonts w:ascii="Arial" w:hAnsi="Arial" w:cs="Arial"/>
+          <w:color w:val="1F1F1F"/>
+          <w:sz w:val="21"/>
+          <w:szCs w:val="21"/>
+          <w:shd w:val="clear" w:color="auto" w:fill="FFFFFF"/>
+        </w:rPr>
+        <w:t xml:space="preserve">            for j in range(</w:t>
+      </w:r>
+      <w:proofErr w:type="spellStart"/>
+      <w:r>
+        <w:rPr>
+          <w:rFonts w:ascii="Arial" w:hAnsi="Arial" w:cs="Arial"/>
+          <w:color w:val="1F1F1F"/>
+          <w:sz w:val="21"/>
+          <w:szCs w:val="21"/>
+          <w:shd w:val="clear" w:color="auto" w:fill="FFFFFF"/>
+        </w:rPr>
+        <w:t>i</w:t>
+      </w:r>
+      <w:proofErr w:type="spellEnd"/>
+      <w:r>
+        <w:rPr>
+          <w:rFonts w:ascii="Arial" w:hAnsi="Arial" w:cs="Arial"/>
+          <w:color w:val="1F1F1F"/>
+          <w:sz w:val="21"/>
+          <w:szCs w:val="21"/>
+          <w:shd w:val="clear" w:color="auto" w:fill="FFFFFF"/>
+        </w:rPr>
+        <w:t xml:space="preserve">, </w:t>
+      </w:r>
+      <w:proofErr w:type="spellStart"/>
+      <w:r>
+        <w:rPr>
+          <w:rFonts w:ascii="Arial" w:hAnsi="Arial" w:cs="Arial"/>
+          <w:color w:val="1F1F1F"/>
+          <w:sz w:val="21"/>
+          <w:szCs w:val="21"/>
+          <w:shd w:val="clear" w:color="auto" w:fill="FFFFFF"/>
+        </w:rPr>
+        <w:t>i</w:t>
+      </w:r>
+      <w:proofErr w:type="spellEnd"/>
+      <w:r>
+        <w:rPr>
+          <w:rFonts w:ascii="Arial" w:hAnsi="Arial" w:cs="Arial"/>
+          <w:color w:val="1F1F1F"/>
+          <w:sz w:val="21"/>
+          <w:szCs w:val="21"/>
+          <w:shd w:val="clear" w:color="auto" w:fill="FFFFFF"/>
+        </w:rPr>
+        <w:t xml:space="preserve"> + size):</w:t>
+      </w:r>
+      <w:r>
+        <w:rPr>
+          <w:rFonts w:ascii="Arial" w:hAnsi="Arial" w:cs="Arial"/>
+          <w:color w:val="1F1F1F"/>
+          <w:sz w:val="21"/>
+          <w:szCs w:val="21"/>
+          <w:shd w:val="clear" w:color="auto" w:fill="FFFFFF"/>
+        </w:rPr>
+        <w:br/>
+      </w:r>
+      <w:r>
+        <w:rPr>
+          <w:rFonts w:ascii="Arial" w:hAnsi="Arial" w:cs="Arial"/>
+          <w:color w:val="1F1F1F"/>
+          <w:sz w:val="21"/>
+          <w:szCs w:val="21"/>
+          <w:shd w:val="clear" w:color="auto" w:fill="FFFFFF"/>
+        </w:rPr>
+        <w:t xml:space="preserve">                memory[j] = True</w:t>
+      </w:r>
+      <w:r>
+        <w:rPr>
+          <w:rFonts w:ascii="Arial" w:hAnsi="Arial" w:cs="Arial"/>
+          <w:color w:val="1F1F1F"/>
+          <w:sz w:val="21"/>
+          <w:szCs w:val="21"/>
+          <w:shd w:val="clear" w:color="auto" w:fill="FFFFFF"/>
+        </w:rPr>
+        <w:br/>
+      </w:r>
+      <w:r>
+        <w:rPr>
+          <w:rFonts w:ascii="Arial" w:hAnsi="Arial" w:cs="Arial"/>
+          <w:color w:val="1F1F1F"/>
+          <w:sz w:val="21"/>
+          <w:szCs w:val="21"/>
+          <w:shd w:val="clear" w:color="auto" w:fill="FFFFFF"/>
+        </w:rPr>
+        <w:t xml:space="preserve">            return </w:t>
+      </w:r>
+      <w:proofErr w:type="spellStart"/>
+      <w:r>
+        <w:rPr>
+          <w:rFonts w:ascii="Arial" w:hAnsi="Arial" w:cs="Arial"/>
+          <w:color w:val="1F1F1F"/>
+          <w:sz w:val="21"/>
+          <w:szCs w:val="21"/>
+          <w:shd w:val="clear" w:color="auto" w:fill="FFFFFF"/>
+        </w:rPr>
+        <w:t>i</w:t>
+      </w:r>
+      <w:proofErr w:type="spellEnd"/>
+      <w:r>
+        <w:rPr>
+          <w:rFonts w:ascii="Arial" w:hAnsi="Arial" w:cs="Arial"/>
+          <w:color w:val="1F1F1F"/>
+          <w:sz w:val="21"/>
+          <w:szCs w:val="21"/>
+          <w:shd w:val="clear" w:color="auto" w:fill="FFFFFF"/>
+        </w:rPr>
+        <w:t xml:space="preserve">   # starting index of allocation</w:t>
+      </w:r>
+      <w:r>
+        <w:rPr>
+          <w:rFonts w:ascii="Arial" w:hAnsi="Arial" w:cs="Arial"/>
+          <w:color w:val="1F1F1F"/>
+          <w:sz w:val="21"/>
+          <w:szCs w:val="21"/>
+          <w:shd w:val="clear" w:color="auto" w:fill="FFFFFF"/>
+        </w:rPr>
+        <w:br/>
+      </w:r>
+      <w:r>
+        <w:rPr>
+          <w:rFonts w:ascii="Arial" w:hAnsi="Arial" w:cs="Arial"/>
+          <w:color w:val="1F1F1F"/>
+          <w:sz w:val="21"/>
+          <w:szCs w:val="21"/>
+          <w:shd w:val="clear" w:color="auto" w:fill="FFFFFF"/>
+        </w:rPr>
+        <w:t xml:space="preserve">    return -1  # not found</w:t>
+      </w:r>
+      <w:r>
+        <w:rPr>
+          <w:rFonts w:ascii="Arial" w:hAnsi="Arial" w:cs="Arial"/>
+          <w:color w:val="1F1F1F"/>
+          <w:sz w:val="21"/>
+          <w:szCs w:val="21"/>
+          <w:shd w:val="clear" w:color="auto" w:fill="FFFFFF"/>
+        </w:rPr>
+        <w:br/>
+      </w:r>
+    </w:p>
+    <w:p>
+      <w:pPr>
+        <w:rPr>
+          <w:rFonts w:ascii="Arial" w:hAnsi="Arial" w:cs="Arial"/>
+          <w:color w:val="1F1F1F"/>
+          <w:sz w:val="21"/>
+          <w:szCs w:val="21"/>
+          <w:shd w:val="clear" w:color="auto" w:fill="FFFFFF"/>
+        </w:rPr>
+      </w:pPr>
+      <w:r>
+        <w:rPr>
+          <w:rFonts w:ascii="Arial" w:hAnsi="Arial" w:cs="Arial"/>
+          <w:color w:val="1F1F1F"/>
+          <w:sz w:val="21"/>
+          <w:szCs w:val="21"/>
+          <w:shd w:val="clear" w:color="auto" w:fill="FFFFFF"/>
+        </w:rPr>
+        <w:t># Example usage</w:t>
+      </w:r>
+    </w:p>
+    <w:p>
+      <w:pPr>
+        <w:rPr>
+          <w:rFonts w:ascii="Arial" w:hAnsi="Arial" w:cs="Arial"/>
+          <w:color w:val="1F1F1F"/>
+          <w:sz w:val="21"/>
+          <w:szCs w:val="21"/>
+          <w:shd w:val="clear" w:color="auto" w:fill="FFFFFF"/>
+        </w:rPr>
+      </w:pPr>
+      <w:r>
+        <w:rPr>
+          <w:rFonts w:ascii="Arial" w:hAnsi="Arial" w:cs="Arial"/>
+          <w:color w:val="1F1F1F"/>
+          <w:sz w:val="21"/>
+          <w:szCs w:val="21"/>
+          <w:shd w:val="clear" w:color="auto" w:fill="FFFFFF"/>
+        </w:rPr>
+        <w:t>memory = [False, True, False, False]</w:t>
+      </w:r>
+      <w:r>
+        <w:rPr>
+          <w:rFonts w:ascii="Arial" w:hAnsi="Arial" w:cs="Arial"/>
+          <w:color w:val="1F1F1F"/>
+          <w:sz w:val="21"/>
+          <w:szCs w:val="21"/>
+          <w:shd w:val="clear" w:color="auto" w:fill="FFFFFF"/>
+        </w:rPr>
+        <w:br/>
+      </w:r>
+      <w:r>
+        <w:rPr>
+          <w:rFonts w:ascii="Arial" w:hAnsi="Arial" w:cs="Arial"/>
+          <w:color w:val="1F1F1F"/>
+          <w:sz w:val="21"/>
+          <w:szCs w:val="21"/>
+          <w:shd w:val="clear" w:color="auto" w:fill="FFFFFF"/>
+        </w:rPr>
+        <w:t>size = 2</w:t>
+      </w:r>
+      <w:r>
+        <w:rPr>
+          <w:rFonts w:ascii="Arial" w:hAnsi="Arial" w:cs="Arial"/>
+          <w:color w:val="1F1F1F"/>
+          <w:sz w:val="21"/>
+          <w:szCs w:val="21"/>
+          <w:shd w:val="clear" w:color="auto" w:fill="FFFFFF"/>
+        </w:rPr>
+        <w:br/>
+      </w:r>
+      <w:r>
+        <w:rPr>
+          <w:rFonts w:ascii="Arial" w:hAnsi="Arial" w:cs="Arial"/>
+          <w:color w:val="1F1F1F"/>
+          <w:sz w:val="21"/>
+          <w:szCs w:val="21"/>
+          <w:shd w:val="clear" w:color="auto" w:fill="FFFFFF"/>
+        </w:rPr>
+        <w:t xml:space="preserve">index = </w:t>
+      </w:r>
+      <w:proofErr w:type="spellStart"/>
+      <w:r>
+        <w:rPr>
+          <w:rFonts w:ascii="Arial" w:hAnsi="Arial" w:cs="Arial"/>
+          <w:color w:val="1F1F1F"/>
+          <w:sz w:val="21"/>
+          <w:szCs w:val="21"/>
+          <w:shd w:val="clear" w:color="auto" w:fill="FFFFFF"/>
+        </w:rPr>
+        <w:t>allocate_memory</w:t>
+      </w:r>
+      <w:proofErr w:type="spellEnd"/>
+      <w:r>
+        <w:rPr>
+          <w:rFonts w:ascii="Arial" w:hAnsi="Arial" w:cs="Arial"/>
+          <w:color w:val="1F1F1F"/>
+          <w:sz w:val="21"/>
+          <w:szCs w:val="21"/>
+          <w:shd w:val="clear" w:color="auto" w:fill="FFFFFF"/>
+        </w:rPr>
+        <w:t>(memory, size)</w:t>
+      </w:r>
+      <w:r>
+        <w:rPr>
+          <w:rFonts w:ascii="Arial" w:hAnsi="Arial" w:cs="Arial"/>
+          <w:color w:val="1F1F1F"/>
+          <w:sz w:val="21"/>
+          <w:szCs w:val="21"/>
+          <w:shd w:val="clear" w:color="auto" w:fill="FFFFFF"/>
+        </w:rPr>
+        <w:br/>
+      </w:r>
+      <w:r>
+        <w:rPr>
+          <w:rFonts w:ascii="Arial" w:hAnsi="Arial" w:cs="Arial"/>
+          <w:color w:val="1F1F1F"/>
+          <w:sz w:val="21"/>
+          <w:szCs w:val="21"/>
+          <w:shd w:val="clear" w:color="auto" w:fill="FFFFFF"/>
+        </w:rPr>
+        <w:t>print("Allocated at index:", index)</w:t>
+      </w:r>
+      <w:r>
+        <w:rPr>
+          <w:rFonts w:ascii="Arial" w:hAnsi="Arial" w:cs="Arial"/>
+          <w:color w:val="1F1F1F"/>
+          <w:sz w:val="21"/>
+          <w:szCs w:val="21"/>
+          <w:shd w:val="clear" w:color="auto" w:fill="FFFFFF"/>
+        </w:rPr>
+        <w:br/>
+      </w:r>
+      <w:r>
+        <w:rPr>
+          <w:rFonts w:ascii="Arial" w:hAnsi="Arial" w:cs="Arial"/>
+          <w:color w:val="1F1F1F"/>
+          <w:sz w:val="21"/>
+          <w:szCs w:val="21"/>
+          <w:shd w:val="clear" w:color="auto" w:fill="FFFFFF"/>
+        </w:rPr>
+        <w:t>print("Updated memory:", memory)</w:t>
+      </w:r>
+    </w:p>
+    <w:p>
+      <w:pPr>
+        <w:rPr>
+          <w:rFonts w:ascii="Arial" w:hAnsi="Arial" w:cs="Arial"/>
+          <w:color w:val="1F1F1F"/>
+          <w:sz w:val="21"/>
+          <w:szCs w:val="21"/>
+        </w:rPr>
+      </w:pPr>
+      <w:r>
+        <w:rPr>
+          <w:rFonts w:ascii="Arial" w:hAnsi="Arial" w:cs="Arial"/>
+          <w:color w:val="1F1F1F"/>
+          <w:sz w:val="21"/>
+          <w:szCs w:val="21"/>
+        </w:rPr>
+        <w:br/>
+      </w:r>
+      <w:r>
+        <w:rPr>
+          <w:rFonts w:ascii="Arial" w:hAnsi="Arial" w:cs="Arial"/>
+          <w:b/>
+          <w:color w:val="C00000"/>
+          <w:sz w:val="21"/>
+          <w:szCs w:val="21"/>
+          <w:highlight w:val="yellow"/>
+          <w:shd w:val="clear" w:color="auto" w:fill="FFFFFF"/>
+        </w:rPr>
+        <w:t xml:space="preserve">11. Draw the recursion tree for calculating the 5th Fibonacci number and identify the overlapping </w:t>
+      </w:r>
+      <w:proofErr w:type="spellStart"/>
+      <w:r>
+        <w:rPr>
+          <w:rFonts w:ascii="Arial" w:hAnsi="Arial" w:cs="Arial"/>
+          <w:b/>
+          <w:color w:val="C00000"/>
+          <w:sz w:val="21"/>
+          <w:szCs w:val="21"/>
+          <w:highlight w:val="yellow"/>
+          <w:shd w:val="clear" w:color="auto" w:fill="FFFFFF"/>
+        </w:rPr>
+        <w:t>subproblems</w:t>
+      </w:r>
+      <w:proofErr w:type="spellEnd"/>
+      <w:r>
+        <w:rPr>
+          <w:rFonts w:ascii="Arial" w:hAnsi="Arial" w:cs="Arial"/>
+          <w:b/>
+          <w:color w:val="C00000"/>
+          <w:sz w:val="21"/>
+          <w:szCs w:val="21"/>
+          <w:highlight w:val="yellow"/>
+          <w:shd w:val="clear" w:color="auto" w:fill="FFFFFF"/>
+        </w:rPr>
+        <w:t>.</w:t>
+      </w:r>
+      <w:r>
+        <w:rPr>
+          <w:rFonts w:ascii="Arial" w:hAnsi="Arial" w:cs="Arial"/>
+          <w:color w:val="1F1F1F"/>
+          <w:sz w:val="21"/>
+          <w:szCs w:val="21"/>
+          <w:shd w:val="clear" w:color="auto" w:fill="FFFFFF"/>
+        </w:rPr>
+        <w:t xml:space="preserve"> </w:t>
+      </w:r>
+      <w:r>
+        <w:rPr>
+          <w:rFonts w:ascii="Arial" w:hAnsi="Arial" w:cs="Arial"/>
+          <w:color w:val="1F1F1F"/>
+          <w:sz w:val="21"/>
+          <w:szCs w:val="21"/>
+          <w:shd w:val="clear" w:color="auto" w:fill="FFFFFF"/>
+        </w:rPr>
+        <w:br/>
+      </w:r>
+      <w:r>
+        <w:rPr>
+          <w:rFonts w:ascii="Arial" w:hAnsi="Arial" w:cs="Arial"/>
+          <w:color w:val="1F1F1F"/>
+          <w:sz w:val="21"/>
+          <w:szCs w:val="21"/>
+        </w:rPr>
+        <w:br/>
+      </w:r>
+      <w:proofErr w:type="spellStart"/>
+      <w:r>
+        <w:rPr>
+          <w:rFonts w:ascii="Arial" w:hAnsi="Arial" w:cs="Arial"/>
+          <w:color w:val="1F1F1F"/>
+          <w:sz w:val="21"/>
+          <w:szCs w:val="21"/>
+        </w:rPr>
+        <w:t>def</w:t>
+      </w:r>
+      <w:proofErr w:type="spellEnd"/>
+      <w:r>
+        <w:rPr>
+          <w:rFonts w:ascii="Arial" w:hAnsi="Arial" w:cs="Arial"/>
+          <w:color w:val="1F1F1F"/>
+          <w:sz w:val="21"/>
+          <w:szCs w:val="21"/>
+        </w:rPr>
+        <w:t xml:space="preserve"> fib(n):</w:t>
+      </w:r>
+    </w:p>
+    <w:p>
+      <w:pPr>
+        <w:rPr>
+          <w:rFonts w:ascii="Arial" w:hAnsi="Arial" w:cs="Arial"/>
+          <w:color w:val="1F1F1F"/>
+          <w:sz w:val="21"/>
+          <w:szCs w:val="21"/>
+        </w:rPr>
+      </w:pPr>
+      <w:r>
+        <w:rPr>
+          <w:rFonts w:ascii="Arial" w:hAnsi="Arial" w:cs="Arial"/>
+          <w:color w:val="1F1F1F"/>
+          <w:sz w:val="21"/>
+          <w:szCs w:val="21"/>
+        </w:rPr>
+        <w:t xml:space="preserve">    if n &lt;= 1:</w:t>
+      </w:r>
+    </w:p>
+    <w:p>
+      <w:pPr>
+        <w:rPr>
+          <w:rFonts w:ascii="Arial" w:hAnsi="Arial" w:cs="Arial"/>
+          <w:color w:val="1F1F1F"/>
+          <w:sz w:val="21"/>
+          <w:szCs w:val="21"/>
+        </w:rPr>
+      </w:pPr>
+      <w:r>
+        <w:rPr>
+          <w:rFonts w:ascii="Arial" w:hAnsi="Arial" w:cs="Arial"/>
+          <w:color w:val="1F1F1F"/>
+          <w:sz w:val="21"/>
+          <w:szCs w:val="21"/>
+        </w:rPr>
+        <w:t xml:space="preserve">        return n</w:t>
+      </w:r>
+    </w:p>
+    <w:p>
+      <w:pPr>
+        <w:rPr>
+          <w:rFonts w:ascii="Arial" w:hAnsi="Arial" w:cs="Arial"/>
+          <w:color w:val="1F1F1F"/>
+          <w:sz w:val="21"/>
+          <w:szCs w:val="21"/>
+        </w:rPr>
+      </w:pPr>
+      <w:r>
+        <w:rPr>
+          <w:rFonts w:ascii="Arial" w:hAnsi="Arial" w:cs="Arial"/>
+          <w:color w:val="1F1F1F"/>
+          <w:sz w:val="21"/>
+          <w:szCs w:val="21"/>
+        </w:rPr>
+        <w:t xml:space="preserve">    a = 0</w:t>
+      </w:r>
+      <w:r>
+        <w:rPr>
+          <w:rFonts w:ascii="Arial" w:hAnsi="Arial" w:cs="Arial"/>
+          <w:color w:val="1F1F1F"/>
+          <w:sz w:val="21"/>
+          <w:szCs w:val="21"/>
+        </w:rPr>
+        <w:br/>
+      </w:r>
+      <w:r>
+        <w:rPr>
+          <w:rFonts w:ascii="Arial" w:hAnsi="Arial" w:cs="Arial"/>
+          <w:color w:val="1F1F1F"/>
+          <w:sz w:val="21"/>
+          <w:szCs w:val="21"/>
+        </w:rPr>
+        <w:t xml:space="preserve">    b = 1</w:t>
+      </w:r>
+    </w:p>
+    <w:p>
+      <w:pPr>
+        <w:rPr>
+          <w:rFonts w:ascii="Times New Roman" w:eastAsia="Times New Roman" w:hAnsi="Times New Roman" w:cs="Times New Roman"/>
+          <w:sz w:val="24"/>
+          <w:szCs w:val="24"/>
+        </w:rPr>
+      </w:pPr>
+      <w:r>
+        <w:rPr>
+          <w:rFonts w:ascii="Arial" w:hAnsi="Arial" w:cs="Arial"/>
+          <w:color w:val="1F1F1F"/>
+          <w:sz w:val="21"/>
+          <w:szCs w:val="21"/>
+        </w:rPr>
+        <w:t xml:space="preserve">    for </w:t>
+      </w:r>
+      <w:proofErr w:type="spellStart"/>
+      <w:r>
+        <w:rPr>
+          <w:rFonts w:ascii="Arial" w:hAnsi="Arial" w:cs="Arial"/>
+          <w:color w:val="1F1F1F"/>
+          <w:sz w:val="21"/>
+          <w:szCs w:val="21"/>
+        </w:rPr>
+        <w:t>i</w:t>
+      </w:r>
+      <w:proofErr w:type="spellEnd"/>
+      <w:r>
+        <w:rPr>
+          <w:rFonts w:ascii="Arial" w:hAnsi="Arial" w:cs="Arial"/>
+          <w:color w:val="1F1F1F"/>
+          <w:sz w:val="21"/>
+          <w:szCs w:val="21"/>
+        </w:rPr>
+        <w:t xml:space="preserve"> in </w:t>
+      </w:r>
       <w:proofErr w:type="gramStart"/>
       <w:r>
         <w:rPr>
@@ -1749,9 +4755,8 @@
           <w:sz w:val="21"/>
           <w:szCs w:val="21"/>
         </w:rPr>
-        <w:t>self.grades</w:t>
-      </w:r>
-      <w:proofErr w:type="spellEnd"/>
+        <w:t>range(</w:t>
+      </w:r>
       <w:proofErr w:type="gramEnd"/>
       <w:r>
         <w:rPr>
@@ -1760,47 +4765,462 @@
           <w:sz w:val="21"/>
           <w:szCs w:val="21"/>
         </w:rPr>
-        <w:t xml:space="preserve">) / </w:t>
-      </w:r>
-      <w:proofErr w:type="spellStart"/>
-      <w:r>
-        <w:rPr>
-          <w:rFonts w:ascii="Arial" w:hAnsi="Arial" w:cs="Arial"/>
-          <w:color w:val="1F1F1F"/>
-          <w:sz w:val="21"/>
-          <w:szCs w:val="21"/>
-        </w:rPr>
-        <w:t>len</w:t>
-      </w:r>
-      <w:proofErr w:type="spellEnd"/>
-      <w:r>
-        <w:rPr>
-          <w:rFonts w:ascii="Arial" w:hAnsi="Arial" w:cs="Arial"/>
-          <w:color w:val="1F1F1F"/>
-          <w:sz w:val="21"/>
-          <w:szCs w:val="21"/>
-        </w:rPr>
-        <w:t>(</w:t>
-      </w:r>
-      <w:proofErr w:type="spellStart"/>
-      <w:r>
-        <w:rPr>
-          <w:rFonts w:ascii="Arial" w:hAnsi="Arial" w:cs="Arial"/>
-          <w:color w:val="1F1F1F"/>
-          <w:sz w:val="21"/>
-          <w:szCs w:val="21"/>
-        </w:rPr>
-        <w:t>self.grades</w:t>
-      </w:r>
-      <w:proofErr w:type="spellEnd"/>
-      <w:r>
-        <w:rPr>
-          <w:rFonts w:ascii="Arial" w:hAnsi="Arial" w:cs="Arial"/>
-          <w:color w:val="1F1F1F"/>
-          <w:sz w:val="21"/>
-          <w:szCs w:val="21"/>
-        </w:rPr>
-        <w:t>)</w:t>
+        <w:t>2, n + 1):</w:t>
+      </w:r>
+      <w:r>
+        <w:rPr>
+          <w:rFonts w:ascii="Arial" w:hAnsi="Arial" w:cs="Arial"/>
+          <w:color w:val="1F1F1F"/>
+          <w:sz w:val="21"/>
+          <w:szCs w:val="21"/>
+        </w:rPr>
+        <w:t xml:space="preserve">     </w:t>
+      </w:r>
+      <w:r>
+        <w:rPr>
+          <w:rFonts w:ascii="Arial" w:hAnsi="Arial" w:cs="Arial"/>
+          <w:b/>
+          <w:color w:val="C00000"/>
+          <w:sz w:val="21"/>
+          <w:szCs w:val="21"/>
+        </w:rPr>
+        <w:t>Example: like C++:</w:t>
+      </w:r>
+      <w:r>
+        <w:rPr>
+          <w:rFonts w:ascii="Arial" w:hAnsi="Arial" w:cs="Arial"/>
+          <w:color w:val="C00000"/>
+          <w:sz w:val="21"/>
+          <w:szCs w:val="21"/>
+        </w:rPr>
+        <w:t xml:space="preserve"> </w:t>
+      </w:r>
+      <w:r>
+        <w:rPr>
+          <w:rFonts w:ascii="Times New Roman" w:eastAsia="Times New Roman" w:hAnsi="Times New Roman" w:cs="Times New Roman"/>
+          <w:sz w:val="24"/>
+          <w:szCs w:val="24"/>
+        </w:rPr>
+        <w:t xml:space="preserve"> for (</w:t>
+      </w:r>
+      <w:proofErr w:type="spellStart"/>
+      <w:r>
+        <w:rPr>
+          <w:rFonts w:ascii="Times New Roman" w:eastAsia="Times New Roman" w:hAnsi="Times New Roman" w:cs="Times New Roman"/>
+          <w:sz w:val="24"/>
+          <w:szCs w:val="24"/>
+        </w:rPr>
+        <w:t>int</w:t>
+      </w:r>
+      <w:proofErr w:type="spellEnd"/>
+      <w:r>
+        <w:rPr>
+          <w:rFonts w:ascii="Times New Roman" w:eastAsia="Times New Roman" w:hAnsi="Times New Roman" w:cs="Times New Roman"/>
+          <w:sz w:val="24"/>
+          <w:szCs w:val="24"/>
+        </w:rPr>
+        <w:t xml:space="preserve"> </w:t>
+      </w:r>
+      <w:proofErr w:type="spellStart"/>
+      <w:r>
+        <w:rPr>
+          <w:rFonts w:ascii="Times New Roman" w:eastAsia="Times New Roman" w:hAnsi="Times New Roman" w:cs="Times New Roman"/>
+          <w:sz w:val="24"/>
+          <w:szCs w:val="24"/>
+        </w:rPr>
+        <w:t>i</w:t>
+      </w:r>
+      <w:proofErr w:type="spellEnd"/>
+      <w:r>
+        <w:rPr>
+          <w:rFonts w:ascii="Times New Roman" w:eastAsia="Times New Roman" w:hAnsi="Times New Roman" w:cs="Times New Roman"/>
+          <w:sz w:val="24"/>
+          <w:szCs w:val="24"/>
+        </w:rPr>
+        <w:t xml:space="preserve"> = 2; </w:t>
+      </w:r>
+      <w:proofErr w:type="spellStart"/>
+      <w:r>
+        <w:rPr>
+          <w:rFonts w:ascii="Times New Roman" w:eastAsia="Times New Roman" w:hAnsi="Times New Roman" w:cs="Times New Roman"/>
+          <w:sz w:val="24"/>
+          <w:szCs w:val="24"/>
+        </w:rPr>
+        <w:t>i</w:t>
+      </w:r>
+      <w:proofErr w:type="spellEnd"/>
+      <w:r>
+        <w:rPr>
+          <w:rFonts w:ascii="Times New Roman" w:eastAsia="Times New Roman" w:hAnsi="Times New Roman" w:cs="Times New Roman"/>
+          <w:sz w:val="24"/>
+          <w:szCs w:val="24"/>
+        </w:rPr>
+        <w:t xml:space="preserve"> &lt;= n; </w:t>
+      </w:r>
+      <w:proofErr w:type="spellStart"/>
+      <w:r>
+        <w:rPr>
+          <w:rFonts w:ascii="Times New Roman" w:eastAsia="Times New Roman" w:hAnsi="Times New Roman" w:cs="Times New Roman"/>
+          <w:sz w:val="24"/>
+          <w:szCs w:val="24"/>
+        </w:rPr>
+        <w:t>i</w:t>
+      </w:r>
+      <w:proofErr w:type="spellEnd"/>
+      <w:r>
+        <w:rPr>
+          <w:rFonts w:ascii="Times New Roman" w:eastAsia="Times New Roman" w:hAnsi="Times New Roman" w:cs="Times New Roman"/>
+          <w:sz w:val="24"/>
+          <w:szCs w:val="24"/>
+        </w:rPr>
+        <w:t>++)</w:t>
+      </w:r>
+    </w:p>
+    <w:p>
+      <w:pPr>
+        <w:rPr>
+          <w:rFonts w:ascii="Arial" w:hAnsi="Arial" w:cs="Arial"/>
+          <w:color w:val="1F1F1F"/>
+          <w:sz w:val="21"/>
+          <w:szCs w:val="21"/>
+        </w:rPr>
+      </w:pPr>
+      <w:r>
+        <w:rPr>
+          <w:rFonts w:ascii="Arial" w:hAnsi="Arial" w:cs="Arial"/>
+          <w:color w:val="1F1F1F"/>
+          <w:sz w:val="21"/>
+          <w:szCs w:val="21"/>
+        </w:rPr>
+        <w:t xml:space="preserve">        temp = a + b</w:t>
+      </w:r>
+      <w:r>
+        <w:rPr>
+          <w:rFonts w:ascii="Arial" w:hAnsi="Arial" w:cs="Arial"/>
+          <w:color w:val="1F1F1F"/>
+          <w:sz w:val="21"/>
+          <w:szCs w:val="21"/>
+        </w:rPr>
+        <w:br/>
+      </w:r>
+      <w:r>
+        <w:rPr>
+          <w:rFonts w:ascii="Arial" w:hAnsi="Arial" w:cs="Arial"/>
+          <w:color w:val="1F1F1F"/>
+          <w:sz w:val="21"/>
+          <w:szCs w:val="21"/>
+        </w:rPr>
+        <w:t xml:space="preserve">        a = b</w:t>
+      </w:r>
+      <w:r>
+        <w:rPr>
+          <w:rFonts w:ascii="Arial" w:hAnsi="Arial" w:cs="Arial"/>
+          <w:color w:val="1F1F1F"/>
+          <w:sz w:val="21"/>
+          <w:szCs w:val="21"/>
+        </w:rPr>
+        <w:br/>
+      </w:r>
+      <w:r>
+        <w:rPr>
+          <w:rFonts w:ascii="Arial" w:hAnsi="Arial" w:cs="Arial"/>
+          <w:color w:val="1F1F1F"/>
+          <w:sz w:val="21"/>
+          <w:szCs w:val="21"/>
+        </w:rPr>
+        <w:t xml:space="preserve">        b = temp</w:t>
+      </w:r>
+    </w:p>
+    <w:p>
+      <w:pPr>
+        <w:rPr>
+          <w:rFonts w:ascii="Arial" w:hAnsi="Arial" w:cs="Arial"/>
+          <w:color w:val="1F1F1F"/>
+          <w:sz w:val="21"/>
+          <w:szCs w:val="21"/>
+        </w:rPr>
+      </w:pPr>
+      <w:r>
+        <w:rPr>
+          <w:rFonts w:ascii="Arial" w:hAnsi="Arial" w:cs="Arial"/>
+          <w:color w:val="1F1F1F"/>
+          <w:sz w:val="21"/>
+          <w:szCs w:val="21"/>
+        </w:rPr>
+        <w:t xml:space="preserve">    return b</w:t>
+      </w:r>
+    </w:p>
+    <w:p>
+      <w:pPr>
+        <w:rPr>
+          <w:rFonts w:ascii="Arial" w:hAnsi="Arial" w:cs="Arial"/>
+          <w:color w:val="1F1F1F"/>
+          <w:sz w:val="21"/>
+          <w:szCs w:val="21"/>
+        </w:rPr>
+      </w:pPr>
+      <w:r>
+        <w:rPr>
+          <w:rFonts w:ascii="Arial" w:hAnsi="Arial" w:cs="Arial"/>
+          <w:color w:val="1F1F1F"/>
+          <w:sz w:val="21"/>
+          <w:szCs w:val="21"/>
+        </w:rPr>
+        <w:t>print("</w:t>
+      </w:r>
+      <w:proofErr w:type="gramStart"/>
+      <w:r>
+        <w:rPr>
+          <w:rFonts w:ascii="Arial" w:hAnsi="Arial" w:cs="Arial"/>
+          <w:color w:val="1F1F1F"/>
+          <w:sz w:val="21"/>
+          <w:szCs w:val="21"/>
+        </w:rPr>
+        <w:t>F(</w:t>
+      </w:r>
+      <w:proofErr w:type="gramEnd"/>
+      <w:r>
+        <w:rPr>
+          <w:rFonts w:ascii="Arial" w:hAnsi="Arial" w:cs="Arial"/>
+          <w:color w:val="1F1F1F"/>
+          <w:sz w:val="21"/>
+          <w:szCs w:val="21"/>
+        </w:rPr>
+        <w:t>5) =", fib(5))</w:t>
+      </w:r>
+    </w:p>
+    <w:p>
+      <w:pPr>
+        <w:rPr>
+          <w:rFonts w:ascii="Arial" w:hAnsi="Arial" w:cs="Arial"/>
+          <w:b/>
+          <w:color w:val="C00000"/>
+          <w:sz w:val="21"/>
+          <w:szCs w:val="21"/>
+          <w:shd w:val="clear" w:color="auto" w:fill="FFFFFF"/>
+        </w:rPr>
+      </w:pPr>
+      <w:r>
+        <w:rPr>
+          <w:rFonts w:ascii="Arial" w:hAnsi="Arial" w:cs="Arial"/>
+          <w:b/>
+          <w:color w:val="C00000"/>
+          <w:sz w:val="21"/>
+          <w:szCs w:val="21"/>
+          <w:highlight w:val="yellow"/>
+          <w:shd w:val="clear" w:color="auto" w:fill="FFFFFF"/>
+        </w:rPr>
+        <w:lastRenderedPageBreak/>
+        <w:t>12. Draw the recursion tree showing all possible paths to make change for the amount 4 using coin denominations of 1, 2, and 3.</w:t>
+      </w:r>
+    </w:p>
+    <w:p>
+      <w:pPr>
+        <w:rPr>
+          <w:rFonts w:ascii="Arial" w:hAnsi="Arial" w:cs="Arial"/>
+          <w:color w:val="1F1F1F"/>
+          <w:sz w:val="21"/>
+          <w:szCs w:val="21"/>
+        </w:rPr>
+      </w:pPr>
+      <w:r>
+        <w:rPr>
+          <w:rFonts w:ascii="Arial" w:hAnsi="Arial" w:cs="Arial"/>
+          <w:color w:val="1F1F1F"/>
+          <w:sz w:val="21"/>
+          <w:szCs w:val="21"/>
+        </w:rPr>
+        <w:t xml:space="preserve">                                </w:t>
+      </w:r>
+      <w:r>
+        <w:rPr>
+          <w:rFonts w:ascii="Arial" w:hAnsi="Arial" w:cs="Arial"/>
+          <w:color w:val="1F1F1F"/>
+          <w:sz w:val="21"/>
+          <w:szCs w:val="21"/>
+        </w:rPr>
+        <w:t xml:space="preserve">   </w:t>
+      </w:r>
+      <w:r>
+        <w:rPr>
+          <w:rFonts w:ascii="Arial" w:hAnsi="Arial" w:cs="Arial"/>
+          <w:color w:val="1F1F1F"/>
+          <w:sz w:val="21"/>
+          <w:szCs w:val="21"/>
+        </w:rPr>
+        <w:t>4</w:t>
+      </w:r>
+    </w:p>
+    <w:p>
+      <w:pPr>
+        <w:rPr>
+          <w:rFonts w:ascii="Arial" w:hAnsi="Arial" w:cs="Arial"/>
+          <w:color w:val="1F1F1F"/>
+          <w:sz w:val="21"/>
+          <w:szCs w:val="21"/>
+        </w:rPr>
+      </w:pPr>
+      <w:r>
+        <w:rPr>
+          <w:rFonts w:ascii="Arial" w:hAnsi="Arial" w:cs="Arial"/>
+          <w:color w:val="1F1F1F"/>
+          <w:sz w:val="21"/>
+          <w:szCs w:val="21"/>
+        </w:rPr>
+        <w:t xml:space="preserve">               /----------------|----------------\</w:t>
+      </w:r>
+    </w:p>
+    <w:p>
+      <w:pPr>
+        <w:rPr>
+          <w:rFonts w:ascii="Arial" w:hAnsi="Arial" w:cs="Arial"/>
+          <w:color w:val="1F1F1F"/>
+          <w:sz w:val="21"/>
+          <w:szCs w:val="21"/>
+        </w:rPr>
+      </w:pPr>
+      <w:r>
+        <w:rPr>
+          <w:rFonts w:ascii="Arial" w:hAnsi="Arial" w:cs="Arial"/>
+          <w:color w:val="1F1F1F"/>
+          <w:sz w:val="21"/>
+          <w:szCs w:val="21"/>
+        </w:rPr>
+        <w:t xml:space="preserve">              3                 2                 1</w:t>
+      </w:r>
+    </w:p>
+    <w:p>
+      <w:pPr>
+        <w:rPr>
+          <w:rFonts w:ascii="Arial" w:hAnsi="Arial" w:cs="Arial"/>
+          <w:color w:val="1F1F1F"/>
+          <w:sz w:val="21"/>
+          <w:szCs w:val="21"/>
+        </w:rPr>
+      </w:pPr>
+      <w:r>
+        <w:rPr>
+          <w:rFonts w:ascii="Arial" w:hAnsi="Arial" w:cs="Arial"/>
+          <w:color w:val="1F1F1F"/>
+          <w:sz w:val="21"/>
+          <w:szCs w:val="21"/>
+        </w:rPr>
+        <w:t xml:space="preserve">        /-----|-----\     /-----|-----\     /-----|-----\</w:t>
+      </w:r>
+    </w:p>
+    <w:p>
+      <w:pPr>
+        <w:rPr>
+          <w:rFonts w:ascii="Arial" w:hAnsi="Arial" w:cs="Arial"/>
+          <w:color w:val="1F1F1F"/>
+          <w:sz w:val="21"/>
+          <w:szCs w:val="21"/>
+        </w:rPr>
+      </w:pPr>
+      <w:r>
+        <w:rPr>
+          <w:rFonts w:ascii="Arial" w:hAnsi="Arial" w:cs="Arial"/>
+          <w:color w:val="1F1F1F"/>
+          <w:sz w:val="21"/>
+          <w:szCs w:val="21"/>
+        </w:rPr>
+        <w:t xml:space="preserve">       2      1      0   1      0     -1   0     -1    -2</w:t>
+      </w:r>
+    </w:p>
+    <w:p>
+      <w:pPr>
+        <w:rPr>
+          <w:rFonts w:ascii="Arial" w:hAnsi="Arial" w:cs="Arial"/>
+          <w:color w:val="1F1F1F"/>
+          <w:sz w:val="21"/>
+          <w:szCs w:val="21"/>
+        </w:rPr>
+      </w:pPr>
+      <w:r>
+        <w:rPr>
+          <w:rFonts w:ascii="Arial" w:hAnsi="Arial" w:cs="Arial"/>
+          <w:color w:val="1F1F1F"/>
+          <w:sz w:val="21"/>
+          <w:szCs w:val="21"/>
+        </w:rPr>
+        <w:t xml:space="preserve">   /---|---\   |        /|\</w:t>
+      </w:r>
+    </w:p>
+    <w:p>
+      <w:pPr>
+        <w:rPr>
+          <w:rFonts w:ascii="Arial" w:hAnsi="Arial" w:cs="Arial"/>
+          <w:color w:val="1F1F1F"/>
+          <w:sz w:val="21"/>
+          <w:szCs w:val="21"/>
+        </w:rPr>
+      </w:pPr>
+      <w:r>
+        <w:rPr>
+          <w:rFonts w:ascii="Arial" w:hAnsi="Arial" w:cs="Arial"/>
+          <w:color w:val="1F1F1F"/>
+          <w:sz w:val="21"/>
+          <w:szCs w:val="21"/>
+        </w:rPr>
+        <w:t xml:space="preserve">  1    0   -</w:t>
+      </w:r>
+      <w:proofErr w:type="gramStart"/>
+      <w:r>
+        <w:rPr>
+          <w:rFonts w:ascii="Arial" w:hAnsi="Arial" w:cs="Arial"/>
+          <w:color w:val="1F1F1F"/>
+          <w:sz w:val="21"/>
+          <w:szCs w:val="21"/>
+        </w:rPr>
+        <w:t>1  0</w:t>
+      </w:r>
+      <w:proofErr w:type="gramEnd"/>
+      <w:r>
+        <w:rPr>
+          <w:rFonts w:ascii="Arial" w:hAnsi="Arial" w:cs="Arial"/>
+          <w:color w:val="1F1F1F"/>
+          <w:sz w:val="21"/>
+          <w:szCs w:val="21"/>
+        </w:rPr>
+        <w:t xml:space="preserve">       0 -1 -2</w:t>
+      </w:r>
+    </w:p>
+    <w:p>
+      <w:pPr>
+        <w:rPr>
+          <w:rFonts w:ascii="Arial" w:hAnsi="Arial" w:cs="Arial"/>
+          <w:color w:val="1F1F1F"/>
+          <w:sz w:val="21"/>
+          <w:szCs w:val="21"/>
+        </w:rPr>
+      </w:pPr>
+      <w:r>
+        <w:rPr>
+          <w:rFonts w:ascii="Arial" w:hAnsi="Arial" w:cs="Arial"/>
+          <w:color w:val="1F1F1F"/>
+          <w:sz w:val="21"/>
+          <w:szCs w:val="21"/>
+        </w:rPr>
+        <w:t xml:space="preserve"> /|\</w:t>
+      </w:r>
+    </w:p>
+    <w:p>
+      <w:pPr>
+        <w:rPr>
+          <w:rFonts w:ascii="Arial" w:hAnsi="Arial" w:cs="Arial"/>
+          <w:color w:val="1F1F1F"/>
+          <w:sz w:val="21"/>
+          <w:szCs w:val="21"/>
+        </w:rPr>
+      </w:pPr>
+      <w:r>
+        <w:rPr>
+          <w:rFonts w:ascii="Arial" w:hAnsi="Arial" w:cs="Arial"/>
+          <w:color w:val="1F1F1F"/>
+          <w:sz w:val="21"/>
+          <w:szCs w:val="21"/>
+        </w:rPr>
+        <w:t>0 -1 -2</w:t>
       </w:r>
     </w:p>
     <w:p>
@@ -1822,14 +5242,117 @@
           <w:szCs w:val="21"/>
         </w:rPr>
       </w:pPr>
-      <w:r>
-        <w:rPr>
-          <w:rFonts w:ascii="Arial" w:hAnsi="Arial" w:cs="Arial"/>
-          <w:color w:val="1F1F1F"/>
-          <w:sz w:val="21"/>
-          <w:szCs w:val="21"/>
-        </w:rPr>
-        <w:t># Example usage</w:t>
+      <w:proofErr w:type="spellStart"/>
+      <w:r>
+        <w:rPr>
+          <w:rFonts w:ascii="Arial" w:hAnsi="Arial" w:cs="Arial"/>
+          <w:color w:val="1F1F1F"/>
+          <w:sz w:val="21"/>
+          <w:szCs w:val="21"/>
+        </w:rPr>
+        <w:t>def</w:t>
+      </w:r>
+      <w:proofErr w:type="spellEnd"/>
+      <w:r>
+        <w:rPr>
+          <w:rFonts w:ascii="Arial" w:hAnsi="Arial" w:cs="Arial"/>
+          <w:color w:val="1F1F1F"/>
+          <w:sz w:val="21"/>
+          <w:szCs w:val="21"/>
+        </w:rPr>
+        <w:t xml:space="preserve"> </w:t>
+      </w:r>
+      <w:proofErr w:type="spellStart"/>
+      <w:r>
+        <w:rPr>
+          <w:rFonts w:ascii="Arial" w:hAnsi="Arial" w:cs="Arial"/>
+          <w:color w:val="1F1F1F"/>
+          <w:sz w:val="21"/>
+          <w:szCs w:val="21"/>
+        </w:rPr>
+        <w:t>count_ways</w:t>
+      </w:r>
+      <w:proofErr w:type="spellEnd"/>
+      <w:r>
+        <w:rPr>
+          <w:rFonts w:ascii="Arial" w:hAnsi="Arial" w:cs="Arial"/>
+          <w:color w:val="1F1F1F"/>
+          <w:sz w:val="21"/>
+          <w:szCs w:val="21"/>
+        </w:rPr>
+        <w:t>(n):</w:t>
+      </w:r>
+      <w:r>
+        <w:rPr>
+          <w:rFonts w:ascii="Arial" w:hAnsi="Arial" w:cs="Arial"/>
+          <w:color w:val="1F1F1F"/>
+          <w:sz w:val="21"/>
+          <w:szCs w:val="21"/>
+        </w:rPr>
+        <w:br/>
+      </w:r>
+      <w:r>
+        <w:rPr>
+          <w:rFonts w:ascii="Arial" w:hAnsi="Arial" w:cs="Arial"/>
+          <w:color w:val="1F1F1F"/>
+          <w:sz w:val="21"/>
+          <w:szCs w:val="21"/>
+        </w:rPr>
+        <w:t xml:space="preserve">    if n == 0:</w:t>
+      </w:r>
+      <w:r>
+        <w:rPr>
+          <w:rFonts w:ascii="Arial" w:hAnsi="Arial" w:cs="Arial"/>
+          <w:color w:val="1F1F1F"/>
+          <w:sz w:val="21"/>
+          <w:szCs w:val="21"/>
+        </w:rPr>
+        <w:br/>
+      </w:r>
+      <w:r>
+        <w:rPr>
+          <w:rFonts w:ascii="Arial" w:hAnsi="Arial" w:cs="Arial"/>
+          <w:color w:val="1F1F1F"/>
+          <w:sz w:val="21"/>
+          <w:szCs w:val="21"/>
+        </w:rPr>
+        <w:t xml:space="preserve">        return 1</w:t>
+      </w:r>
+      <w:r>
+        <w:rPr>
+          <w:rFonts w:ascii="Arial" w:hAnsi="Arial" w:cs="Arial"/>
+          <w:color w:val="1F1F1F"/>
+          <w:sz w:val="21"/>
+          <w:szCs w:val="21"/>
+        </w:rPr>
+        <w:br/>
+      </w:r>
+      <w:r>
+        <w:rPr>
+          <w:rFonts w:ascii="Arial" w:hAnsi="Arial" w:cs="Arial"/>
+          <w:color w:val="1F1F1F"/>
+          <w:sz w:val="21"/>
+          <w:szCs w:val="21"/>
+        </w:rPr>
+        <w:t xml:space="preserve">    if n &lt; 0:</w:t>
+      </w:r>
+      <w:r>
+        <w:rPr>
+          <w:rFonts w:ascii="Arial" w:hAnsi="Arial" w:cs="Arial"/>
+          <w:color w:val="1F1F1F"/>
+          <w:sz w:val="21"/>
+          <w:szCs w:val="21"/>
+        </w:rPr>
+        <w:br/>
+      </w:r>
+      <w:r>
+        <w:rPr>
+          <w:rFonts w:ascii="Arial" w:hAnsi="Arial" w:cs="Arial"/>
+          <w:color w:val="1F1F1F"/>
+          <w:sz w:val="21"/>
+          <w:szCs w:val="21"/>
+        </w:rPr>
+        <w:t xml:space="preserve">        return 0</w:t>
       </w:r>
     </w:p>
     <w:p>
@@ -1848,27 +5371,76 @@
           <w:sz w:val="21"/>
           <w:szCs w:val="21"/>
         </w:rPr>
-        <w:t xml:space="preserve">student1 = </w:t>
-      </w:r>
-      <w:proofErr w:type="gramStart"/>
-      <w:r>
-        <w:rPr>
-          <w:rFonts w:ascii="Arial" w:hAnsi="Arial" w:cs="Arial"/>
-          <w:color w:val="1F1F1F"/>
-          <w:sz w:val="21"/>
-          <w:szCs w:val="21"/>
-        </w:rPr>
-        <w:t>Student(</w:t>
-      </w:r>
-      <w:proofErr w:type="gramEnd"/>
-      <w:r>
-        <w:rPr>
-          <w:rFonts w:ascii="Arial" w:hAnsi="Arial" w:cs="Arial"/>
-          <w:color w:val="1F1F1F"/>
-          <w:sz w:val="21"/>
-          <w:szCs w:val="21"/>
-        </w:rPr>
-        <w:t>"Rahim", "S101", [80, 85, 90])</w:t>
+        <w:t xml:space="preserve">    return </w:t>
+      </w:r>
+      <w:proofErr w:type="spellStart"/>
+      <w:r>
+        <w:rPr>
+          <w:rFonts w:ascii="Arial" w:hAnsi="Arial" w:cs="Arial"/>
+          <w:color w:val="1F1F1F"/>
+          <w:sz w:val="21"/>
+          <w:szCs w:val="21"/>
+        </w:rPr>
+        <w:t>count_ways</w:t>
+      </w:r>
+      <w:proofErr w:type="spellEnd"/>
+      <w:r>
+        <w:rPr>
+          <w:rFonts w:ascii="Arial" w:hAnsi="Arial" w:cs="Arial"/>
+          <w:color w:val="1F1F1F"/>
+          <w:sz w:val="21"/>
+          <w:szCs w:val="21"/>
+        </w:rPr>
+        <w:t xml:space="preserve">(n-1) + </w:t>
+      </w:r>
+      <w:proofErr w:type="spellStart"/>
+      <w:r>
+        <w:rPr>
+          <w:rFonts w:ascii="Arial" w:hAnsi="Arial" w:cs="Arial"/>
+          <w:color w:val="1F1F1F"/>
+          <w:sz w:val="21"/>
+          <w:szCs w:val="21"/>
+        </w:rPr>
+        <w:t>co</w:t>
+      </w:r>
+      <w:r>
+        <w:rPr>
+          <w:rFonts w:ascii="Arial" w:hAnsi="Arial" w:cs="Arial"/>
+          <w:color w:val="1F1F1F"/>
+          <w:sz w:val="21"/>
+          <w:szCs w:val="21"/>
+        </w:rPr>
+        <w:t>unt_ways</w:t>
+      </w:r>
+      <w:proofErr w:type="spellEnd"/>
+      <w:r>
+        <w:rPr>
+          <w:rFonts w:ascii="Arial" w:hAnsi="Arial" w:cs="Arial"/>
+          <w:color w:val="1F1F1F"/>
+          <w:sz w:val="21"/>
+          <w:szCs w:val="21"/>
+        </w:rPr>
+        <w:t xml:space="preserve">(n-2) + </w:t>
+      </w:r>
+      <w:proofErr w:type="spellStart"/>
+      <w:r>
+        <w:rPr>
+          <w:rFonts w:ascii="Arial" w:hAnsi="Arial" w:cs="Arial"/>
+          <w:color w:val="1F1F1F"/>
+          <w:sz w:val="21"/>
+          <w:szCs w:val="21"/>
+        </w:rPr>
+        <w:t>count_ways</w:t>
+      </w:r>
+      <w:proofErr w:type="spellEnd"/>
+      <w:r>
+        <w:rPr>
+          <w:rFonts w:ascii="Arial" w:hAnsi="Arial" w:cs="Arial"/>
+          <w:color w:val="1F1F1F"/>
+          <w:sz w:val="21"/>
+          <w:szCs w:val="21"/>
+        </w:rPr>
+        <w:t>(n-3)</w:t>
       </w:r>
     </w:p>
     <w:p>
@@ -1880,7 +5452,24 @@
           <w:szCs w:val="21"/>
         </w:rPr>
       </w:pPr>
-      <w:proofErr w:type="gramStart"/>
+      <w:r>
+        <w:rPr>
+          <w:rFonts w:ascii="Arial" w:hAnsi="Arial" w:cs="Arial"/>
+          <w:color w:val="1F1F1F"/>
+          <w:sz w:val="21"/>
+          <w:szCs w:val="21"/>
+        </w:rPr>
+        <w:t># Example</w:t>
+      </w:r>
+      <w:r>
+        <w:rPr>
+          <w:rFonts w:ascii="Arial" w:hAnsi="Arial" w:cs="Arial"/>
+          <w:color w:val="1F1F1F"/>
+          <w:sz w:val="21"/>
+          <w:szCs w:val="21"/>
+        </w:rPr>
+        <w:br/>
+      </w:r>
       <w:r>
         <w:rPr>
           <w:rFonts w:ascii="Arial" w:hAnsi="Arial" w:cs="Arial"/>
@@ -1890,15 +5479,25 @@
         </w:rPr>
         <w:t>print(</w:t>
       </w:r>
-      <w:proofErr w:type="gramEnd"/>
-      <w:r>
-        <w:rPr>
-          <w:rFonts w:ascii="Arial" w:hAnsi="Arial" w:cs="Arial"/>
-          <w:color w:val="1F1F1F"/>
-          <w:sz w:val="21"/>
-          <w:szCs w:val="21"/>
-        </w:rPr>
-        <w:t>"Name:", student1.name)</w:t>
+      <w:proofErr w:type="spellStart"/>
+      <w:r>
+        <w:rPr>
+          <w:rFonts w:ascii="Arial" w:hAnsi="Arial" w:cs="Arial"/>
+          <w:color w:val="1F1F1F"/>
+          <w:sz w:val="21"/>
+          <w:szCs w:val="21"/>
+        </w:rPr>
+        <w:t>count_ways</w:t>
+      </w:r>
+      <w:proofErr w:type="spellEnd"/>
+      <w:r>
+        <w:rPr>
+          <w:rFonts w:ascii="Arial" w:hAnsi="Arial" w:cs="Arial"/>
+          <w:color w:val="1F1F1F"/>
+          <w:sz w:val="21"/>
+          <w:szCs w:val="21"/>
+        </w:rPr>
+        <w:t>(4))</w:t>
       </w:r>
     </w:p>
     <w:p>
@@ -1910,25 +5509,163 @@
           <w:szCs w:val="21"/>
         </w:rPr>
       </w:pPr>
-      <w:proofErr w:type="gramStart"/>
-      <w:r>
-        <w:rPr>
-          <w:rFonts w:ascii="Arial" w:hAnsi="Arial" w:cs="Arial"/>
-          <w:color w:val="1F1F1F"/>
-          <w:sz w:val="21"/>
-          <w:szCs w:val="21"/>
-        </w:rPr>
-        <w:t>print(</w:t>
-      </w:r>
-      <w:proofErr w:type="gramEnd"/>
-      <w:r>
-        <w:rPr>
-          <w:rFonts w:ascii="Arial" w:hAnsi="Arial" w:cs="Arial"/>
-          <w:color w:val="1F1F1F"/>
-          <w:sz w:val="21"/>
-          <w:szCs w:val="21"/>
-        </w:rPr>
-        <w:t>"ID:", student1.student_id)</w:t>
+      <w:r>
+        <w:rPr>
+          <w:rFonts w:ascii="Arial" w:hAnsi="Arial" w:cs="Arial"/>
+          <w:color w:val="1F1F1F"/>
+          <w:sz w:val="21"/>
+          <w:szCs w:val="21"/>
+        </w:rPr>
+        <w:br/>
+      </w:r>
+      <w:r>
+        <w:rPr>
+          <w:rFonts w:ascii="Arial" w:hAnsi="Arial" w:cs="Arial"/>
+          <w:b/>
+          <w:color w:val="C00000"/>
+          <w:sz w:val="21"/>
+          <w:szCs w:val="21"/>
+          <w:highlight w:val="yellow"/>
+          <w:shd w:val="clear" w:color="auto" w:fill="FFFFFF"/>
+        </w:rPr>
+        <w:t>13. Draw the recursion tree for the possible paths a robot can take to reach the bottom-right corner of a 3x3 grid, moving only right and down.</w:t>
+      </w:r>
+      <w:r>
+        <w:rPr>
+          <w:rFonts w:ascii="Arial" w:hAnsi="Arial" w:cs="Arial"/>
+          <w:b/>
+          <w:color w:val="C00000"/>
+          <w:sz w:val="21"/>
+          <w:szCs w:val="21"/>
+          <w:shd w:val="clear" w:color="auto" w:fill="FFFFFF"/>
+        </w:rPr>
+        <w:br/>
+      </w:r>
+      <w:r>
+        <w:rPr>
+          <w:rFonts w:ascii="Arial" w:hAnsi="Arial" w:cs="Arial"/>
+          <w:color w:val="1F1F1F"/>
+          <w:sz w:val="21"/>
+          <w:szCs w:val="21"/>
+          <w:shd w:val="clear" w:color="auto" w:fill="FFFFFF"/>
+        </w:rPr>
+        <w:br/>
+      </w:r>
+      <w:proofErr w:type="spellStart"/>
+      <w:r>
+        <w:rPr>
+          <w:rFonts w:ascii="Arial" w:hAnsi="Arial" w:cs="Arial"/>
+          <w:color w:val="1F1F1F"/>
+          <w:sz w:val="21"/>
+          <w:szCs w:val="21"/>
+        </w:rPr>
+        <w:t>def</w:t>
+      </w:r>
+      <w:proofErr w:type="spellEnd"/>
+      <w:r>
+        <w:rPr>
+          <w:rFonts w:ascii="Arial" w:hAnsi="Arial" w:cs="Arial"/>
+          <w:color w:val="1F1F1F"/>
+          <w:sz w:val="21"/>
+          <w:szCs w:val="21"/>
+        </w:rPr>
+        <w:t xml:space="preserve"> </w:t>
+      </w:r>
+      <w:proofErr w:type="spellStart"/>
+      <w:r>
+        <w:rPr>
+          <w:rFonts w:ascii="Arial" w:hAnsi="Arial" w:cs="Arial"/>
+          <w:color w:val="1F1F1F"/>
+          <w:sz w:val="21"/>
+          <w:szCs w:val="21"/>
+        </w:rPr>
+        <w:t>count_paths</w:t>
+      </w:r>
+      <w:proofErr w:type="spellEnd"/>
+      <w:r>
+        <w:rPr>
+          <w:rFonts w:ascii="Arial" w:hAnsi="Arial" w:cs="Arial"/>
+          <w:color w:val="1F1F1F"/>
+          <w:sz w:val="21"/>
+          <w:szCs w:val="21"/>
+        </w:rPr>
+        <w:t>(</w:t>
+      </w:r>
+      <w:proofErr w:type="spellStart"/>
+      <w:r>
+        <w:rPr>
+          <w:rFonts w:ascii="Arial" w:hAnsi="Arial" w:cs="Arial"/>
+          <w:color w:val="1F1F1F"/>
+          <w:sz w:val="21"/>
+          <w:szCs w:val="21"/>
+        </w:rPr>
+        <w:t>i</w:t>
+      </w:r>
+      <w:proofErr w:type="spellEnd"/>
+      <w:r>
+        <w:rPr>
+          <w:rFonts w:ascii="Arial" w:hAnsi="Arial" w:cs="Arial"/>
+          <w:color w:val="1F1F1F"/>
+          <w:sz w:val="21"/>
+          <w:szCs w:val="21"/>
+        </w:rPr>
+        <w:t>, j, n, m):</w:t>
+      </w:r>
+      <w:r>
+        <w:rPr>
+          <w:rFonts w:ascii="Arial" w:hAnsi="Arial" w:cs="Arial"/>
+          <w:color w:val="1F1F1F"/>
+          <w:sz w:val="21"/>
+          <w:szCs w:val="21"/>
+        </w:rPr>
+        <w:br/>
+      </w:r>
+      <w:r>
+        <w:rPr>
+          <w:rFonts w:ascii="Arial" w:hAnsi="Arial" w:cs="Arial"/>
+          <w:color w:val="1F1F1F"/>
+          <w:sz w:val="21"/>
+          <w:szCs w:val="21"/>
+        </w:rPr>
+        <w:t xml:space="preserve">    if </w:t>
+      </w:r>
+      <w:proofErr w:type="spellStart"/>
+      <w:r>
+        <w:rPr>
+          <w:rFonts w:ascii="Arial" w:hAnsi="Arial" w:cs="Arial"/>
+          <w:color w:val="1F1F1F"/>
+          <w:sz w:val="21"/>
+          <w:szCs w:val="21"/>
+        </w:rPr>
+        <w:t>i</w:t>
+      </w:r>
+      <w:proofErr w:type="spellEnd"/>
+      <w:r>
+        <w:rPr>
+          <w:rFonts w:ascii="Arial" w:hAnsi="Arial" w:cs="Arial"/>
+          <w:color w:val="1F1F1F"/>
+          <w:sz w:val="21"/>
+          <w:szCs w:val="21"/>
+        </w:rPr>
+        <w:t xml:space="preserve"> == n - 1 and j == m - 1:</w:t>
+      </w:r>
+      <w:r>
+        <w:rPr>
+          <w:rFonts w:ascii="Arial" w:hAnsi="Arial" w:cs="Arial"/>
+          <w:color w:val="1F1F1F"/>
+          <w:sz w:val="21"/>
+          <w:szCs w:val="21"/>
+        </w:rPr>
+        <w:br/>
+      </w:r>
+      <w:r>
+        <w:rPr>
+          <w:rFonts w:ascii="Arial" w:hAnsi="Arial" w:cs="Arial"/>
+          <w:color w:val="1F1F1F"/>
+          <w:sz w:val="21"/>
+          <w:szCs w:val="21"/>
+        </w:rPr>
+        <w:t xml:space="preserve">        return 1</w:t>
       </w:r>
     </w:p>
     <w:p>
@@ -1940,25 +5677,52 @@
           <w:szCs w:val="21"/>
         </w:rPr>
       </w:pPr>
-      <w:proofErr w:type="gramStart"/>
-      <w:r>
-        <w:rPr>
-          <w:rFonts w:ascii="Arial" w:hAnsi="Arial" w:cs="Arial"/>
-          <w:color w:val="1F1F1F"/>
-          <w:sz w:val="21"/>
-          <w:szCs w:val="21"/>
-        </w:rPr>
-        <w:t>print(</w:t>
-      </w:r>
-      <w:proofErr w:type="gramEnd"/>
-      <w:r>
-        <w:rPr>
-          <w:rFonts w:ascii="Arial" w:hAnsi="Arial" w:cs="Arial"/>
-          <w:color w:val="1F1F1F"/>
-          <w:sz w:val="21"/>
-          <w:szCs w:val="21"/>
-        </w:rPr>
-        <w:t>"Grades:", student1.grades)</w:t>
+      <w:r>
+        <w:rPr>
+          <w:rFonts w:ascii="Arial" w:hAnsi="Arial" w:cs="Arial"/>
+          <w:color w:val="1F1F1F"/>
+          <w:sz w:val="21"/>
+          <w:szCs w:val="21"/>
+        </w:rPr>
+        <w:t xml:space="preserve">    if </w:t>
+      </w:r>
+      <w:proofErr w:type="spellStart"/>
+      <w:r>
+        <w:rPr>
+          <w:rFonts w:ascii="Arial" w:hAnsi="Arial" w:cs="Arial"/>
+          <w:color w:val="1F1F1F"/>
+          <w:sz w:val="21"/>
+          <w:szCs w:val="21"/>
+        </w:rPr>
+        <w:t>i</w:t>
+      </w:r>
+      <w:proofErr w:type="spellEnd"/>
+      <w:r>
+        <w:rPr>
+          <w:rFonts w:ascii="Arial" w:hAnsi="Arial" w:cs="Arial"/>
+          <w:color w:val="1F1F1F"/>
+          <w:sz w:val="21"/>
+          <w:szCs w:val="21"/>
+        </w:rPr>
+        <w:t xml:space="preserve"> &gt;= n or j &gt;= m:</w:t>
+      </w:r>
+      <w:r>
+        <w:rPr>
+          <w:rFonts w:ascii="Arial" w:hAnsi="Arial" w:cs="Arial"/>
+          <w:color w:val="1F1F1F"/>
+          <w:sz w:val="21"/>
+          <w:szCs w:val="21"/>
+        </w:rPr>
+        <w:br/>
+      </w:r>
+      <w:r>
+        <w:rPr>
+          <w:rFonts w:ascii="Arial" w:hAnsi="Arial" w:cs="Arial"/>
+          <w:color w:val="1F1F1F"/>
+          <w:sz w:val="21"/>
+          <w:szCs w:val="21"/>
+        </w:rPr>
+        <w:t xml:space="preserve">        return 0</w:t>
       </w:r>
     </w:p>
     <w:p>
@@ -1970,29 +5734,184 @@
           <w:szCs w:val="21"/>
         </w:rPr>
       </w:pPr>
-      <w:proofErr w:type="gramStart"/>
-      <w:r>
-        <w:rPr>
-          <w:rFonts w:ascii="Arial" w:hAnsi="Arial" w:cs="Arial"/>
-          <w:color w:val="1F1F1F"/>
-          <w:sz w:val="21"/>
-          <w:szCs w:val="21"/>
-        </w:rPr>
-        <w:t>print(</w:t>
-      </w:r>
-      <w:proofErr w:type="gramEnd"/>
-      <w:r>
-        <w:rPr>
-          <w:rFonts w:ascii="Arial" w:hAnsi="Arial" w:cs="Arial"/>
-          <w:color w:val="1F1F1F"/>
-          <w:sz w:val="21"/>
-          <w:szCs w:val="21"/>
-        </w:rPr>
-        <w:t>"Average:", student1.calculate_average())</w:t>
+      <w:r>
+        <w:rPr>
+          <w:rFonts w:ascii="Arial" w:hAnsi="Arial" w:cs="Arial"/>
+          <w:color w:val="1F1F1F"/>
+          <w:sz w:val="21"/>
+          <w:szCs w:val="21"/>
+        </w:rPr>
+        <w:t xml:space="preserve">    right = </w:t>
+      </w:r>
+      <w:proofErr w:type="spellStart"/>
+      <w:r>
+        <w:rPr>
+          <w:rFonts w:ascii="Arial" w:hAnsi="Arial" w:cs="Arial"/>
+          <w:color w:val="1F1F1F"/>
+          <w:sz w:val="21"/>
+          <w:szCs w:val="21"/>
+        </w:rPr>
+        <w:t>count_paths</w:t>
+      </w:r>
+      <w:proofErr w:type="spellEnd"/>
+      <w:r>
+        <w:rPr>
+          <w:rFonts w:ascii="Arial" w:hAnsi="Arial" w:cs="Arial"/>
+          <w:color w:val="1F1F1F"/>
+          <w:sz w:val="21"/>
+          <w:szCs w:val="21"/>
+        </w:rPr>
+        <w:t>(</w:t>
+      </w:r>
+      <w:proofErr w:type="spellStart"/>
+      <w:r>
+        <w:rPr>
+          <w:rFonts w:ascii="Arial" w:hAnsi="Arial" w:cs="Arial"/>
+          <w:color w:val="1F1F1F"/>
+          <w:sz w:val="21"/>
+          <w:szCs w:val="21"/>
+        </w:rPr>
+        <w:t>i</w:t>
+      </w:r>
+      <w:proofErr w:type="spellEnd"/>
+      <w:r>
+        <w:rPr>
+          <w:rFonts w:ascii="Arial" w:hAnsi="Arial" w:cs="Arial"/>
+          <w:color w:val="1F1F1F"/>
+          <w:sz w:val="21"/>
+          <w:szCs w:val="21"/>
+        </w:rPr>
+        <w:t>, j + 1, n, m)</w:t>
+      </w:r>
+      <w:r>
+        <w:rPr>
+          <w:rFonts w:ascii="Arial" w:hAnsi="Arial" w:cs="Arial"/>
+          <w:color w:val="1F1F1F"/>
+          <w:sz w:val="21"/>
+          <w:szCs w:val="21"/>
+        </w:rPr>
+        <w:br/>
+      </w:r>
+      <w:r>
+        <w:rPr>
+          <w:rFonts w:ascii="Arial" w:hAnsi="Arial" w:cs="Arial"/>
+          <w:color w:val="1F1F1F"/>
+          <w:sz w:val="21"/>
+          <w:szCs w:val="21"/>
+        </w:rPr>
+        <w:t xml:space="preserve">    down = </w:t>
+      </w:r>
+      <w:proofErr w:type="spellStart"/>
+      <w:r>
+        <w:rPr>
+          <w:rFonts w:ascii="Arial" w:hAnsi="Arial" w:cs="Arial"/>
+          <w:color w:val="1F1F1F"/>
+          <w:sz w:val="21"/>
+          <w:szCs w:val="21"/>
+        </w:rPr>
+        <w:t>count_paths</w:t>
+      </w:r>
+      <w:proofErr w:type="spellEnd"/>
+      <w:r>
+        <w:rPr>
+          <w:rFonts w:ascii="Arial" w:hAnsi="Arial" w:cs="Arial"/>
+          <w:color w:val="1F1F1F"/>
+          <w:sz w:val="21"/>
+          <w:szCs w:val="21"/>
+        </w:rPr>
+        <w:t>(</w:t>
+      </w:r>
+      <w:proofErr w:type="spellStart"/>
+      <w:r>
+        <w:rPr>
+          <w:rFonts w:ascii="Arial" w:hAnsi="Arial" w:cs="Arial"/>
+          <w:color w:val="1F1F1F"/>
+          <w:sz w:val="21"/>
+          <w:szCs w:val="21"/>
+        </w:rPr>
+        <w:t>i</w:t>
+      </w:r>
+      <w:proofErr w:type="spellEnd"/>
+      <w:r>
+        <w:rPr>
+          <w:rFonts w:ascii="Arial" w:hAnsi="Arial" w:cs="Arial"/>
+          <w:color w:val="1F1F1F"/>
+          <w:sz w:val="21"/>
+          <w:szCs w:val="21"/>
+        </w:rPr>
+        <w:t xml:space="preserve"> + 1, j, n, m)</w:t>
       </w:r>
     </w:p>
     <w:p>
       <w:pPr>
+        <w:pStyle w:val="NormalWeb"/>
+        <w:rPr>
+          <w:rFonts w:ascii="Arial" w:hAnsi="Arial" w:cs="Arial"/>
+          <w:color w:val="1F1F1F"/>
+          <w:sz w:val="21"/>
+          <w:szCs w:val="21"/>
+        </w:rPr>
+      </w:pPr>
+      <w:r>
+        <w:rPr>
+          <w:rFonts w:ascii="Arial" w:hAnsi="Arial" w:cs="Arial"/>
+          <w:color w:val="1F1F1F"/>
+          <w:sz w:val="21"/>
+          <w:szCs w:val="21"/>
+        </w:rPr>
+        <w:t xml:space="preserve">    return right + down</w:t>
+      </w:r>
+      <w:r>
+        <w:rPr>
+          <w:rFonts w:ascii="Arial" w:hAnsi="Arial" w:cs="Arial"/>
+          <w:color w:val="1F1F1F"/>
+          <w:sz w:val="21"/>
+          <w:szCs w:val="21"/>
+        </w:rPr>
+        <w:br/>
+      </w:r>
+      <w:r>
+        <w:rPr>
+          <w:rFonts w:ascii="Arial" w:hAnsi="Arial" w:cs="Arial"/>
+          <w:color w:val="1F1F1F"/>
+          <w:sz w:val="21"/>
+          <w:szCs w:val="21"/>
+        </w:rPr>
+        <w:t>print(</w:t>
+      </w:r>
+      <w:proofErr w:type="spellStart"/>
+      <w:r>
+        <w:rPr>
+          <w:rFonts w:ascii="Arial" w:hAnsi="Arial" w:cs="Arial"/>
+          <w:color w:val="1F1F1F"/>
+          <w:sz w:val="21"/>
+          <w:szCs w:val="21"/>
+        </w:rPr>
+        <w:t>count_paths</w:t>
+      </w:r>
+      <w:proofErr w:type="spellEnd"/>
+      <w:r>
+        <w:rPr>
+          <w:rFonts w:ascii="Arial" w:hAnsi="Arial" w:cs="Arial"/>
+          <w:color w:val="1F1F1F"/>
+          <w:sz w:val="21"/>
+          <w:szCs w:val="21"/>
+        </w:rPr>
+        <w:t>(0, 0, 3, 3))</w:t>
+      </w:r>
+      <w:r>
+        <w:rPr>
+          <w:rFonts w:ascii="Arial" w:hAnsi="Arial" w:cs="Arial"/>
+          <w:color w:val="1F1F1F"/>
+          <w:sz w:val="21"/>
+          <w:szCs w:val="21"/>
+        </w:rPr>
+        <w:br/>
+      </w:r>
+    </w:p>
+    <w:p>
+      <w:pPr>
+        <w:pStyle w:val="NormalWeb"/>
         <w:rPr>
           <w:rFonts w:ascii="Arial" w:hAnsi="Arial" w:cs="Arial"/>
           <w:color w:val="1F1F1F"/>
@@ -2003,6 +5922,7 @@
     </w:p>
     <w:p>
       <w:pPr>
+        <w:pStyle w:val="NormalWeb"/>
         <w:rPr>
           <w:rFonts w:ascii="Arial" w:hAnsi="Arial" w:cs="Arial"/>
           <w:color w:val="1F1F1F"/>
@@ -2017,106 +5937,2428 @@
           <w:sz w:val="21"/>
           <w:szCs w:val="21"/>
         </w:rPr>
-        <w:t># Adding a new grade</w:t>
+        <w:br/>
+      </w:r>
+      <w:r>
+        <w:rPr>
+          <w:rFonts w:ascii="Arial" w:hAnsi="Arial" w:cs="Arial"/>
+          <w:color w:val="1F1F1F"/>
+          <w:sz w:val="21"/>
+          <w:szCs w:val="21"/>
+        </w:rPr>
+        <w:br/>
+      </w:r>
+      <w:r>
+        <w:rPr>
+          <w:rFonts w:ascii="Arial" w:hAnsi="Arial" w:cs="Arial"/>
+          <w:b/>
+          <w:color w:val="C00000"/>
+          <w:sz w:val="21"/>
+          <w:szCs w:val="21"/>
+          <w:highlight w:val="yellow"/>
+          <w:shd w:val="clear" w:color="auto" w:fill="FFFFFF"/>
+        </w:rPr>
+        <w:lastRenderedPageBreak/>
+        <w:t>14. Trace the step-by-step execution flow and variable states for a loop that determines if the number 7 is prime.</w:t>
+      </w:r>
+      <w:r>
+        <w:rPr>
+          <w:rFonts w:ascii="Arial" w:hAnsi="Arial" w:cs="Arial"/>
+          <w:color w:val="1F1F1F"/>
+          <w:sz w:val="21"/>
+          <w:szCs w:val="21"/>
+          <w:shd w:val="clear" w:color="auto" w:fill="FFFFFF"/>
+        </w:rPr>
+        <w:br/>
+      </w:r>
+      <w:r>
+        <w:rPr>
+          <w:rFonts w:ascii="Arial" w:hAnsi="Arial" w:cs="Arial"/>
+          <w:color w:val="1F1F1F"/>
+          <w:sz w:val="21"/>
+          <w:szCs w:val="21"/>
+        </w:rPr>
+        <w:t>n = 7</w:t>
+      </w:r>
+      <w:r>
+        <w:rPr>
+          <w:rFonts w:ascii="Arial" w:hAnsi="Arial" w:cs="Arial"/>
+          <w:color w:val="1F1F1F"/>
+          <w:sz w:val="21"/>
+          <w:szCs w:val="21"/>
+        </w:rPr>
+        <w:br/>
+      </w:r>
+      <w:r>
+        <w:rPr>
+          <w:rFonts w:ascii="Arial" w:hAnsi="Arial" w:cs="Arial"/>
+          <w:color w:val="1F1F1F"/>
+          <w:sz w:val="21"/>
+          <w:szCs w:val="21"/>
+        </w:rPr>
+        <w:t>prime = True</w:t>
+      </w:r>
+      <w:r>
+        <w:rPr>
+          <w:rFonts w:ascii="Arial" w:hAnsi="Arial" w:cs="Arial"/>
+          <w:color w:val="1F1F1F"/>
+          <w:sz w:val="21"/>
+          <w:szCs w:val="21"/>
+        </w:rPr>
+        <w:br/>
+      </w:r>
+      <w:r>
+        <w:rPr>
+          <w:rFonts w:ascii="Arial" w:hAnsi="Arial" w:cs="Arial"/>
+          <w:color w:val="1F1F1F"/>
+          <w:sz w:val="21"/>
+          <w:szCs w:val="21"/>
+        </w:rPr>
+        <w:t xml:space="preserve">for </w:t>
+      </w:r>
+      <w:proofErr w:type="spellStart"/>
+      <w:r>
+        <w:rPr>
+          <w:rFonts w:ascii="Arial" w:hAnsi="Arial" w:cs="Arial"/>
+          <w:color w:val="1F1F1F"/>
+          <w:sz w:val="21"/>
+          <w:szCs w:val="21"/>
+        </w:rPr>
+        <w:t>i</w:t>
+      </w:r>
+      <w:proofErr w:type="spellEnd"/>
+      <w:r>
+        <w:rPr>
+          <w:rFonts w:ascii="Arial" w:hAnsi="Arial" w:cs="Arial"/>
+          <w:color w:val="1F1F1F"/>
+          <w:sz w:val="21"/>
+          <w:szCs w:val="21"/>
+        </w:rPr>
+        <w:t xml:space="preserve"> in range(2, n):</w:t>
+      </w:r>
+      <w:r>
+        <w:rPr>
+          <w:rFonts w:ascii="Arial" w:hAnsi="Arial" w:cs="Arial"/>
+          <w:color w:val="1F1F1F"/>
+          <w:sz w:val="21"/>
+          <w:szCs w:val="21"/>
+        </w:rPr>
+        <w:br/>
+      </w:r>
+      <w:r>
+        <w:rPr>
+          <w:rFonts w:ascii="Arial" w:hAnsi="Arial" w:cs="Arial"/>
+          <w:color w:val="1F1F1F"/>
+          <w:sz w:val="21"/>
+          <w:szCs w:val="21"/>
+        </w:rPr>
+        <w:t xml:space="preserve">    if n % </w:t>
+      </w:r>
+      <w:proofErr w:type="spellStart"/>
+      <w:r>
+        <w:rPr>
+          <w:rFonts w:ascii="Arial" w:hAnsi="Arial" w:cs="Arial"/>
+          <w:color w:val="1F1F1F"/>
+          <w:sz w:val="21"/>
+          <w:szCs w:val="21"/>
+        </w:rPr>
+        <w:t>i</w:t>
+      </w:r>
+      <w:proofErr w:type="spellEnd"/>
+      <w:r>
+        <w:rPr>
+          <w:rFonts w:ascii="Arial" w:hAnsi="Arial" w:cs="Arial"/>
+          <w:color w:val="1F1F1F"/>
+          <w:sz w:val="21"/>
+          <w:szCs w:val="21"/>
+        </w:rPr>
+        <w:t xml:space="preserve"> == 0:</w:t>
+      </w:r>
+      <w:r>
+        <w:rPr>
+          <w:rFonts w:ascii="Arial" w:hAnsi="Arial" w:cs="Arial"/>
+          <w:color w:val="1F1F1F"/>
+          <w:sz w:val="21"/>
+          <w:szCs w:val="21"/>
+        </w:rPr>
+        <w:br/>
+      </w:r>
+      <w:r>
+        <w:rPr>
+          <w:rFonts w:ascii="Arial" w:hAnsi="Arial" w:cs="Arial"/>
+          <w:color w:val="1F1F1F"/>
+          <w:sz w:val="21"/>
+          <w:szCs w:val="21"/>
+        </w:rPr>
+        <w:t xml:space="preserve">        prime = False</w:t>
+      </w:r>
+      <w:r>
+        <w:rPr>
+          <w:rFonts w:ascii="Arial" w:hAnsi="Arial" w:cs="Arial"/>
+          <w:color w:val="1F1F1F"/>
+          <w:sz w:val="21"/>
+          <w:szCs w:val="21"/>
+        </w:rPr>
+        <w:br/>
+      </w:r>
+      <w:r>
+        <w:rPr>
+          <w:rFonts w:ascii="Arial" w:hAnsi="Arial" w:cs="Arial"/>
+          <w:color w:val="1F1F1F"/>
+          <w:sz w:val="21"/>
+          <w:szCs w:val="21"/>
+        </w:rPr>
+        <w:t xml:space="preserve">        break</w:t>
+      </w:r>
+      <w:r>
+        <w:rPr>
+          <w:rFonts w:ascii="Arial" w:hAnsi="Arial" w:cs="Arial"/>
+          <w:color w:val="1F1F1F"/>
+          <w:sz w:val="21"/>
+          <w:szCs w:val="21"/>
+        </w:rPr>
+        <w:br/>
+      </w:r>
+      <w:r>
+        <w:rPr>
+          <w:rFonts w:ascii="Arial" w:hAnsi="Arial" w:cs="Arial"/>
+          <w:color w:val="1F1F1F"/>
+          <w:sz w:val="21"/>
+          <w:szCs w:val="21"/>
+        </w:rPr>
+        <w:t>if prime:</w:t>
+      </w:r>
+      <w:r>
+        <w:rPr>
+          <w:rFonts w:ascii="Arial" w:hAnsi="Arial" w:cs="Arial"/>
+          <w:color w:val="1F1F1F"/>
+          <w:sz w:val="21"/>
+          <w:szCs w:val="21"/>
+        </w:rPr>
+        <w:br/>
+      </w:r>
+      <w:r>
+        <w:rPr>
+          <w:rFonts w:ascii="Arial" w:hAnsi="Arial" w:cs="Arial"/>
+          <w:color w:val="1F1F1F"/>
+          <w:sz w:val="21"/>
+          <w:szCs w:val="21"/>
+        </w:rPr>
+        <w:t xml:space="preserve">    print("Prime")</w:t>
+      </w:r>
+      <w:r>
+        <w:rPr>
+          <w:rFonts w:ascii="Arial" w:hAnsi="Arial" w:cs="Arial"/>
+          <w:color w:val="1F1F1F"/>
+          <w:sz w:val="21"/>
+          <w:szCs w:val="21"/>
+        </w:rPr>
+        <w:br/>
+      </w:r>
+      <w:r>
+        <w:rPr>
+          <w:rFonts w:ascii="Arial" w:hAnsi="Arial" w:cs="Arial"/>
+          <w:color w:val="1F1F1F"/>
+          <w:sz w:val="21"/>
+          <w:szCs w:val="21"/>
+        </w:rPr>
+        <w:t>else:</w:t>
+      </w:r>
+      <w:r>
+        <w:rPr>
+          <w:rFonts w:ascii="Arial" w:hAnsi="Arial" w:cs="Arial"/>
+          <w:color w:val="1F1F1F"/>
+          <w:sz w:val="21"/>
+          <w:szCs w:val="21"/>
+        </w:rPr>
+        <w:br/>
+      </w:r>
+      <w:r>
+        <w:rPr>
+          <w:rFonts w:ascii="Arial" w:hAnsi="Arial" w:cs="Arial"/>
+          <w:color w:val="1F1F1F"/>
+          <w:sz w:val="21"/>
+          <w:szCs w:val="21"/>
+        </w:rPr>
+        <w:t xml:space="preserve">    print("Not Prime")</w:t>
+      </w:r>
+    </w:p>
+    <w:tbl>
+      <w:tblPr>
+        <w:tblW w:w="0" w:type="auto"/>
+        <w:tblCellSpacing w:w="15" w:type="dxa"/>
+        <w:tblCellMar>
+          <w:top w:w="15" w:type="dxa"/>
+          <w:left w:w="15" w:type="dxa"/>
+          <w:bottom w:w="15" w:type="dxa"/>
+          <w:right w:w="15" w:type="dxa"/>
+        </w:tblCellMar>
+        <w:tblLook w:val="04A0" w:firstRow="1" w:lastRow="0" w:firstColumn="1" w:lastColumn="0" w:noHBand="0" w:noVBand="1"/>
+      </w:tblPr>
+      <w:tblGrid>
+        <w:gridCol w:w="195"/>
+        <w:gridCol w:w="861"/>
+        <w:gridCol w:w="1195"/>
+      </w:tblGrid>
+      <w:tr>
+        <w:trPr>
+          <w:tblHeader/>
+          <w:tblCellSpacing w:w="15" w:type="dxa"/>
+        </w:trPr>
+        <w:tc>
+          <w:tcPr>
+            <w:tcW w:w="0" w:type="auto"/>
+            <w:vAlign w:val="center"/>
+            <w:hideMark/>
+          </w:tcPr>
+          <w:p>
+            <w:pPr>
+              <w:spacing w:after="0" w:line="240" w:lineRule="auto"/>
+              <w:jc w:val="center"/>
+              <w:rPr>
+                <w:rFonts w:ascii="Times New Roman" w:eastAsia="Times New Roman" w:hAnsi="Times New Roman" w:cs="Times New Roman"/>
+                <w:b/>
+                <w:bCs/>
+                <w:sz w:val="24"/>
+                <w:szCs w:val="24"/>
+              </w:rPr>
+            </w:pPr>
+            <w:proofErr w:type="spellStart"/>
+            <w:r>
+              <w:rPr>
+                <w:rFonts w:ascii="Times New Roman" w:eastAsia="Times New Roman" w:hAnsi="Times New Roman" w:cs="Times New Roman"/>
+                <w:b/>
+                <w:bCs/>
+                <w:sz w:val="24"/>
+                <w:szCs w:val="24"/>
+              </w:rPr>
+              <w:t>i</w:t>
+            </w:r>
+            <w:proofErr w:type="spellEnd"/>
+          </w:p>
+        </w:tc>
+        <w:tc>
+          <w:tcPr>
+            <w:tcW w:w="0" w:type="auto"/>
+            <w:vAlign w:val="center"/>
+            <w:hideMark/>
+          </w:tcPr>
+          <w:p>
+            <w:pPr>
+              <w:spacing w:after="0" w:line="240" w:lineRule="auto"/>
+              <w:jc w:val="center"/>
+              <w:rPr>
+                <w:rFonts w:ascii="Times New Roman" w:eastAsia="Times New Roman" w:hAnsi="Times New Roman" w:cs="Times New Roman"/>
+                <w:b/>
+                <w:bCs/>
+                <w:sz w:val="24"/>
+                <w:szCs w:val="24"/>
+              </w:rPr>
+            </w:pPr>
+            <w:r>
+              <w:rPr>
+                <w:rFonts w:ascii="Times New Roman" w:eastAsia="Times New Roman" w:hAnsi="Times New Roman" w:cs="Times New Roman"/>
+                <w:b/>
+                <w:bCs/>
+                <w:sz w:val="24"/>
+                <w:szCs w:val="24"/>
+              </w:rPr>
+              <w:t xml:space="preserve">    </w:t>
+            </w:r>
+            <w:r>
+              <w:rPr>
+                <w:rFonts w:ascii="Times New Roman" w:eastAsia="Times New Roman" w:hAnsi="Times New Roman" w:cs="Times New Roman"/>
+                <w:b/>
+                <w:bCs/>
+                <w:sz w:val="24"/>
+                <w:szCs w:val="24"/>
+              </w:rPr>
+              <w:t xml:space="preserve">n % </w:t>
+            </w:r>
+            <w:proofErr w:type="spellStart"/>
+            <w:r>
+              <w:rPr>
+                <w:rFonts w:ascii="Times New Roman" w:eastAsia="Times New Roman" w:hAnsi="Times New Roman" w:cs="Times New Roman"/>
+                <w:b/>
+                <w:bCs/>
+                <w:sz w:val="24"/>
+                <w:szCs w:val="24"/>
+              </w:rPr>
+              <w:t>i</w:t>
+            </w:r>
+            <w:proofErr w:type="spellEnd"/>
+          </w:p>
+        </w:tc>
+        <w:tc>
+          <w:tcPr>
+            <w:tcW w:w="0" w:type="auto"/>
+            <w:vAlign w:val="center"/>
+            <w:hideMark/>
+          </w:tcPr>
+          <w:p>
+            <w:pPr>
+              <w:spacing w:after="0" w:line="240" w:lineRule="auto"/>
+              <w:jc w:val="center"/>
+              <w:rPr>
+                <w:rFonts w:ascii="Times New Roman" w:eastAsia="Times New Roman" w:hAnsi="Times New Roman" w:cs="Times New Roman"/>
+                <w:b/>
+                <w:bCs/>
+                <w:sz w:val="24"/>
+                <w:szCs w:val="24"/>
+              </w:rPr>
+            </w:pPr>
+            <w:r>
+              <w:rPr>
+                <w:rFonts w:ascii="Times New Roman" w:eastAsia="Times New Roman" w:hAnsi="Times New Roman" w:cs="Times New Roman"/>
+                <w:b/>
+                <w:bCs/>
+                <w:sz w:val="24"/>
+                <w:szCs w:val="24"/>
+              </w:rPr>
+              <w:t xml:space="preserve">   </w:t>
+            </w:r>
+            <w:r>
+              <w:rPr>
+                <w:rFonts w:ascii="Times New Roman" w:eastAsia="Times New Roman" w:hAnsi="Times New Roman" w:cs="Times New Roman"/>
+                <w:b/>
+                <w:bCs/>
+                <w:sz w:val="24"/>
+                <w:szCs w:val="24"/>
+              </w:rPr>
+              <w:t>Result</w:t>
+            </w:r>
+          </w:p>
+        </w:tc>
+      </w:tr>
+      <w:tr>
+        <w:trPr>
+          <w:tblCellSpacing w:w="15" w:type="dxa"/>
+        </w:trPr>
+        <w:tc>
+          <w:tcPr>
+            <w:tcW w:w="0" w:type="auto"/>
+            <w:vAlign w:val="center"/>
+            <w:hideMark/>
+          </w:tcPr>
+          <w:p>
+            <w:pPr>
+              <w:spacing w:after="0" w:line="240" w:lineRule="auto"/>
+              <w:rPr>
+                <w:rFonts w:ascii="Times New Roman" w:eastAsia="Times New Roman" w:hAnsi="Times New Roman" w:cs="Times New Roman"/>
+                <w:sz w:val="24"/>
+                <w:szCs w:val="24"/>
+              </w:rPr>
+            </w:pPr>
+            <w:r>
+              <w:rPr>
+                <w:rFonts w:ascii="Times New Roman" w:eastAsia="Times New Roman" w:hAnsi="Times New Roman" w:cs="Times New Roman"/>
+                <w:sz w:val="24"/>
+                <w:szCs w:val="24"/>
+              </w:rPr>
+              <w:t>2</w:t>
+            </w:r>
+          </w:p>
+        </w:tc>
+        <w:tc>
+          <w:tcPr>
+            <w:tcW w:w="0" w:type="auto"/>
+            <w:vAlign w:val="center"/>
+            <w:hideMark/>
+          </w:tcPr>
+          <w:p>
+            <w:pPr>
+              <w:spacing w:after="0" w:line="240" w:lineRule="auto"/>
+              <w:rPr>
+                <w:rFonts w:ascii="Times New Roman" w:eastAsia="Times New Roman" w:hAnsi="Times New Roman" w:cs="Times New Roman"/>
+                <w:sz w:val="24"/>
+                <w:szCs w:val="24"/>
+              </w:rPr>
+            </w:pPr>
+            <w:r>
+              <w:rPr>
+                <w:rFonts w:ascii="Times New Roman" w:eastAsia="Times New Roman" w:hAnsi="Times New Roman" w:cs="Times New Roman"/>
+                <w:sz w:val="24"/>
+                <w:szCs w:val="24"/>
+              </w:rPr>
+              <w:t xml:space="preserve">    </w:t>
+            </w:r>
+            <w:r>
+              <w:rPr>
+                <w:rFonts w:ascii="Times New Roman" w:eastAsia="Times New Roman" w:hAnsi="Times New Roman" w:cs="Times New Roman"/>
+                <w:sz w:val="24"/>
+                <w:szCs w:val="24"/>
+              </w:rPr>
+              <w:t xml:space="preserve">  </w:t>
+            </w:r>
+            <w:r>
+              <w:rPr>
+                <w:rFonts w:ascii="Times New Roman" w:eastAsia="Times New Roman" w:hAnsi="Times New Roman" w:cs="Times New Roman"/>
+                <w:sz w:val="24"/>
+                <w:szCs w:val="24"/>
+              </w:rPr>
+              <w:t>1</w:t>
+            </w:r>
+          </w:p>
+        </w:tc>
+        <w:tc>
+          <w:tcPr>
+            <w:tcW w:w="0" w:type="auto"/>
+            <w:vAlign w:val="center"/>
+            <w:hideMark/>
+          </w:tcPr>
+          <w:p>
+            <w:pPr>
+              <w:spacing w:after="0" w:line="240" w:lineRule="auto"/>
+              <w:rPr>
+                <w:rFonts w:ascii="Times New Roman" w:eastAsia="Times New Roman" w:hAnsi="Times New Roman" w:cs="Times New Roman"/>
+                <w:sz w:val="24"/>
+                <w:szCs w:val="24"/>
+              </w:rPr>
+            </w:pPr>
+            <w:r>
+              <w:rPr>
+                <w:rFonts w:ascii="Times New Roman" w:eastAsia="Times New Roman" w:hAnsi="Times New Roman" w:cs="Times New Roman"/>
+                <w:sz w:val="24"/>
+                <w:szCs w:val="24"/>
+              </w:rPr>
+              <w:t xml:space="preserve">    </w:t>
+            </w:r>
+            <w:r>
+              <w:rPr>
+                <w:rFonts w:ascii="Times New Roman" w:eastAsia="Times New Roman" w:hAnsi="Times New Roman" w:cs="Times New Roman"/>
+                <w:sz w:val="24"/>
+                <w:szCs w:val="24"/>
+              </w:rPr>
+              <w:t>Continue</w:t>
+            </w:r>
+          </w:p>
+        </w:tc>
+      </w:tr>
+      <w:tr>
+        <w:trPr>
+          <w:tblCellSpacing w:w="15" w:type="dxa"/>
+        </w:trPr>
+        <w:tc>
+          <w:tcPr>
+            <w:tcW w:w="0" w:type="auto"/>
+            <w:vAlign w:val="center"/>
+            <w:hideMark/>
+          </w:tcPr>
+          <w:p>
+            <w:pPr>
+              <w:spacing w:after="0" w:line="240" w:lineRule="auto"/>
+              <w:rPr>
+                <w:rFonts w:ascii="Times New Roman" w:eastAsia="Times New Roman" w:hAnsi="Times New Roman" w:cs="Times New Roman"/>
+                <w:sz w:val="24"/>
+                <w:szCs w:val="24"/>
+              </w:rPr>
+            </w:pPr>
+            <w:r>
+              <w:rPr>
+                <w:rFonts w:ascii="Times New Roman" w:eastAsia="Times New Roman" w:hAnsi="Times New Roman" w:cs="Times New Roman"/>
+                <w:sz w:val="24"/>
+                <w:szCs w:val="24"/>
+              </w:rPr>
+              <w:t>3</w:t>
+            </w:r>
+          </w:p>
+        </w:tc>
+        <w:tc>
+          <w:tcPr>
+            <w:tcW w:w="0" w:type="auto"/>
+            <w:vAlign w:val="center"/>
+            <w:hideMark/>
+          </w:tcPr>
+          <w:p>
+            <w:pPr>
+              <w:spacing w:after="0" w:line="240" w:lineRule="auto"/>
+              <w:rPr>
+                <w:rFonts w:ascii="Times New Roman" w:eastAsia="Times New Roman" w:hAnsi="Times New Roman" w:cs="Times New Roman"/>
+                <w:sz w:val="24"/>
+                <w:szCs w:val="24"/>
+              </w:rPr>
+            </w:pPr>
+            <w:r>
+              <w:rPr>
+                <w:rFonts w:ascii="Times New Roman" w:eastAsia="Times New Roman" w:hAnsi="Times New Roman" w:cs="Times New Roman"/>
+                <w:sz w:val="24"/>
+                <w:szCs w:val="24"/>
+              </w:rPr>
+              <w:t xml:space="preserve">    </w:t>
+            </w:r>
+            <w:r>
+              <w:rPr>
+                <w:rFonts w:ascii="Times New Roman" w:eastAsia="Times New Roman" w:hAnsi="Times New Roman" w:cs="Times New Roman"/>
+                <w:sz w:val="24"/>
+                <w:szCs w:val="24"/>
+              </w:rPr>
+              <w:t xml:space="preserve">  </w:t>
+            </w:r>
+            <w:r>
+              <w:rPr>
+                <w:rFonts w:ascii="Times New Roman" w:eastAsia="Times New Roman" w:hAnsi="Times New Roman" w:cs="Times New Roman"/>
+                <w:sz w:val="24"/>
+                <w:szCs w:val="24"/>
+              </w:rPr>
+              <w:t>1</w:t>
+            </w:r>
+          </w:p>
+        </w:tc>
+        <w:tc>
+          <w:tcPr>
+            <w:tcW w:w="0" w:type="auto"/>
+            <w:vAlign w:val="center"/>
+            <w:hideMark/>
+          </w:tcPr>
+          <w:p>
+            <w:pPr>
+              <w:spacing w:after="0" w:line="240" w:lineRule="auto"/>
+              <w:rPr>
+                <w:rFonts w:ascii="Times New Roman" w:eastAsia="Times New Roman" w:hAnsi="Times New Roman" w:cs="Times New Roman"/>
+                <w:sz w:val="24"/>
+                <w:szCs w:val="24"/>
+              </w:rPr>
+            </w:pPr>
+            <w:r>
+              <w:rPr>
+                <w:rFonts w:ascii="Times New Roman" w:eastAsia="Times New Roman" w:hAnsi="Times New Roman" w:cs="Times New Roman"/>
+                <w:sz w:val="24"/>
+                <w:szCs w:val="24"/>
+              </w:rPr>
+              <w:t xml:space="preserve">    </w:t>
+            </w:r>
+            <w:r>
+              <w:rPr>
+                <w:rFonts w:ascii="Times New Roman" w:eastAsia="Times New Roman" w:hAnsi="Times New Roman" w:cs="Times New Roman"/>
+                <w:sz w:val="24"/>
+                <w:szCs w:val="24"/>
+              </w:rPr>
+              <w:t>Continue</w:t>
+            </w:r>
+          </w:p>
+        </w:tc>
+      </w:tr>
+      <w:tr>
+        <w:trPr>
+          <w:tblCellSpacing w:w="15" w:type="dxa"/>
+        </w:trPr>
+        <w:tc>
+          <w:tcPr>
+            <w:tcW w:w="0" w:type="auto"/>
+            <w:vAlign w:val="center"/>
+            <w:hideMark/>
+          </w:tcPr>
+          <w:p>
+            <w:pPr>
+              <w:spacing w:after="0" w:line="240" w:lineRule="auto"/>
+              <w:rPr>
+                <w:rFonts w:ascii="Times New Roman" w:eastAsia="Times New Roman" w:hAnsi="Times New Roman" w:cs="Times New Roman"/>
+                <w:sz w:val="24"/>
+                <w:szCs w:val="24"/>
+              </w:rPr>
+            </w:pPr>
+            <w:r>
+              <w:rPr>
+                <w:rFonts w:ascii="Times New Roman" w:eastAsia="Times New Roman" w:hAnsi="Times New Roman" w:cs="Times New Roman"/>
+                <w:sz w:val="24"/>
+                <w:szCs w:val="24"/>
+              </w:rPr>
+              <w:t>4</w:t>
+            </w:r>
+          </w:p>
+        </w:tc>
+        <w:tc>
+          <w:tcPr>
+            <w:tcW w:w="0" w:type="auto"/>
+            <w:vAlign w:val="center"/>
+            <w:hideMark/>
+          </w:tcPr>
+          <w:p>
+            <w:pPr>
+              <w:spacing w:after="0" w:line="240" w:lineRule="auto"/>
+              <w:rPr>
+                <w:rFonts w:ascii="Times New Roman" w:eastAsia="Times New Roman" w:hAnsi="Times New Roman" w:cs="Times New Roman"/>
+                <w:sz w:val="24"/>
+                <w:szCs w:val="24"/>
+              </w:rPr>
+            </w:pPr>
+            <w:r>
+              <w:rPr>
+                <w:rFonts w:ascii="Times New Roman" w:eastAsia="Times New Roman" w:hAnsi="Times New Roman" w:cs="Times New Roman"/>
+                <w:sz w:val="24"/>
+                <w:szCs w:val="24"/>
+              </w:rPr>
+              <w:t xml:space="preserve">    </w:t>
+            </w:r>
+            <w:r>
+              <w:rPr>
+                <w:rFonts w:ascii="Times New Roman" w:eastAsia="Times New Roman" w:hAnsi="Times New Roman" w:cs="Times New Roman"/>
+                <w:sz w:val="24"/>
+                <w:szCs w:val="24"/>
+              </w:rPr>
+              <w:t xml:space="preserve">  </w:t>
+            </w:r>
+            <w:r>
+              <w:rPr>
+                <w:rFonts w:ascii="Times New Roman" w:eastAsia="Times New Roman" w:hAnsi="Times New Roman" w:cs="Times New Roman"/>
+                <w:sz w:val="24"/>
+                <w:szCs w:val="24"/>
+              </w:rPr>
+              <w:t>3</w:t>
+            </w:r>
+          </w:p>
+        </w:tc>
+        <w:tc>
+          <w:tcPr>
+            <w:tcW w:w="0" w:type="auto"/>
+            <w:vAlign w:val="center"/>
+            <w:hideMark/>
+          </w:tcPr>
+          <w:p>
+            <w:pPr>
+              <w:spacing w:after="0" w:line="240" w:lineRule="auto"/>
+              <w:rPr>
+                <w:rFonts w:ascii="Times New Roman" w:eastAsia="Times New Roman" w:hAnsi="Times New Roman" w:cs="Times New Roman"/>
+                <w:sz w:val="24"/>
+                <w:szCs w:val="24"/>
+              </w:rPr>
+            </w:pPr>
+            <w:r>
+              <w:rPr>
+                <w:rFonts w:ascii="Times New Roman" w:eastAsia="Times New Roman" w:hAnsi="Times New Roman" w:cs="Times New Roman"/>
+                <w:sz w:val="24"/>
+                <w:szCs w:val="24"/>
+              </w:rPr>
+              <w:t xml:space="preserve">    </w:t>
+            </w:r>
+            <w:r>
+              <w:rPr>
+                <w:rFonts w:ascii="Times New Roman" w:eastAsia="Times New Roman" w:hAnsi="Times New Roman" w:cs="Times New Roman"/>
+                <w:sz w:val="24"/>
+                <w:szCs w:val="24"/>
+              </w:rPr>
+              <w:t>Continue</w:t>
+            </w:r>
+          </w:p>
+        </w:tc>
+      </w:tr>
+      <w:tr>
+        <w:trPr>
+          <w:tblCellSpacing w:w="15" w:type="dxa"/>
+        </w:trPr>
+        <w:tc>
+          <w:tcPr>
+            <w:tcW w:w="0" w:type="auto"/>
+            <w:vAlign w:val="center"/>
+            <w:hideMark/>
+          </w:tcPr>
+          <w:p>
+            <w:pPr>
+              <w:spacing w:after="0" w:line="240" w:lineRule="auto"/>
+              <w:rPr>
+                <w:rFonts w:ascii="Times New Roman" w:eastAsia="Times New Roman" w:hAnsi="Times New Roman" w:cs="Times New Roman"/>
+                <w:sz w:val="24"/>
+                <w:szCs w:val="24"/>
+              </w:rPr>
+            </w:pPr>
+            <w:r>
+              <w:rPr>
+                <w:rFonts w:ascii="Times New Roman" w:eastAsia="Times New Roman" w:hAnsi="Times New Roman" w:cs="Times New Roman"/>
+                <w:sz w:val="24"/>
+                <w:szCs w:val="24"/>
+              </w:rPr>
+              <w:t>5</w:t>
+            </w:r>
+          </w:p>
+        </w:tc>
+        <w:tc>
+          <w:tcPr>
+            <w:tcW w:w="0" w:type="auto"/>
+            <w:vAlign w:val="center"/>
+            <w:hideMark/>
+          </w:tcPr>
+          <w:p>
+            <w:pPr>
+              <w:spacing w:after="0" w:line="240" w:lineRule="auto"/>
+              <w:rPr>
+                <w:rFonts w:ascii="Times New Roman" w:eastAsia="Times New Roman" w:hAnsi="Times New Roman" w:cs="Times New Roman"/>
+                <w:sz w:val="24"/>
+                <w:szCs w:val="24"/>
+              </w:rPr>
+            </w:pPr>
+            <w:r>
+              <w:rPr>
+                <w:rFonts w:ascii="Times New Roman" w:eastAsia="Times New Roman" w:hAnsi="Times New Roman" w:cs="Times New Roman"/>
+                <w:sz w:val="24"/>
+                <w:szCs w:val="24"/>
+              </w:rPr>
+              <w:t xml:space="preserve">    </w:t>
+            </w:r>
+            <w:r>
+              <w:rPr>
+                <w:rFonts w:ascii="Times New Roman" w:eastAsia="Times New Roman" w:hAnsi="Times New Roman" w:cs="Times New Roman"/>
+                <w:sz w:val="24"/>
+                <w:szCs w:val="24"/>
+              </w:rPr>
+              <w:t xml:space="preserve">  </w:t>
+            </w:r>
+            <w:r>
+              <w:rPr>
+                <w:rFonts w:ascii="Times New Roman" w:eastAsia="Times New Roman" w:hAnsi="Times New Roman" w:cs="Times New Roman"/>
+                <w:sz w:val="24"/>
+                <w:szCs w:val="24"/>
+              </w:rPr>
+              <w:t>2</w:t>
+            </w:r>
+          </w:p>
+        </w:tc>
+        <w:tc>
+          <w:tcPr>
+            <w:tcW w:w="0" w:type="auto"/>
+            <w:vAlign w:val="center"/>
+            <w:hideMark/>
+          </w:tcPr>
+          <w:p>
+            <w:pPr>
+              <w:spacing w:after="0" w:line="240" w:lineRule="auto"/>
+              <w:rPr>
+                <w:rFonts w:ascii="Times New Roman" w:eastAsia="Times New Roman" w:hAnsi="Times New Roman" w:cs="Times New Roman"/>
+                <w:sz w:val="24"/>
+                <w:szCs w:val="24"/>
+              </w:rPr>
+            </w:pPr>
+            <w:r>
+              <w:rPr>
+                <w:rFonts w:ascii="Times New Roman" w:eastAsia="Times New Roman" w:hAnsi="Times New Roman" w:cs="Times New Roman"/>
+                <w:sz w:val="24"/>
+                <w:szCs w:val="24"/>
+              </w:rPr>
+              <w:t xml:space="preserve">    </w:t>
+            </w:r>
+            <w:r>
+              <w:rPr>
+                <w:rFonts w:ascii="Times New Roman" w:eastAsia="Times New Roman" w:hAnsi="Times New Roman" w:cs="Times New Roman"/>
+                <w:sz w:val="24"/>
+                <w:szCs w:val="24"/>
+              </w:rPr>
+              <w:t>Continue</w:t>
+            </w:r>
+          </w:p>
+        </w:tc>
+      </w:tr>
+      <w:tr>
+        <w:trPr>
+          <w:tblCellSpacing w:w="15" w:type="dxa"/>
+        </w:trPr>
+        <w:tc>
+          <w:tcPr>
+            <w:tcW w:w="0" w:type="auto"/>
+            <w:vAlign w:val="center"/>
+            <w:hideMark/>
+          </w:tcPr>
+          <w:p>
+            <w:pPr>
+              <w:spacing w:after="0" w:line="240" w:lineRule="auto"/>
+              <w:rPr>
+                <w:rFonts w:ascii="Times New Roman" w:eastAsia="Times New Roman" w:hAnsi="Times New Roman" w:cs="Times New Roman"/>
+                <w:sz w:val="24"/>
+                <w:szCs w:val="24"/>
+              </w:rPr>
+            </w:pPr>
+            <w:r>
+              <w:rPr>
+                <w:rFonts w:ascii="Times New Roman" w:eastAsia="Times New Roman" w:hAnsi="Times New Roman" w:cs="Times New Roman"/>
+                <w:sz w:val="24"/>
+                <w:szCs w:val="24"/>
+              </w:rPr>
+              <w:t>6</w:t>
+            </w:r>
+          </w:p>
+        </w:tc>
+        <w:tc>
+          <w:tcPr>
+            <w:tcW w:w="0" w:type="auto"/>
+            <w:vAlign w:val="center"/>
+            <w:hideMark/>
+          </w:tcPr>
+          <w:p>
+            <w:pPr>
+              <w:spacing w:after="0" w:line="240" w:lineRule="auto"/>
+              <w:rPr>
+                <w:rFonts w:ascii="Times New Roman" w:eastAsia="Times New Roman" w:hAnsi="Times New Roman" w:cs="Times New Roman"/>
+                <w:sz w:val="24"/>
+                <w:szCs w:val="24"/>
+              </w:rPr>
+            </w:pPr>
+            <w:r>
+              <w:rPr>
+                <w:rFonts w:ascii="Times New Roman" w:eastAsia="Times New Roman" w:hAnsi="Times New Roman" w:cs="Times New Roman"/>
+                <w:sz w:val="24"/>
+                <w:szCs w:val="24"/>
+              </w:rPr>
+              <w:t xml:space="preserve">    </w:t>
+            </w:r>
+            <w:r>
+              <w:rPr>
+                <w:rFonts w:ascii="Times New Roman" w:eastAsia="Times New Roman" w:hAnsi="Times New Roman" w:cs="Times New Roman"/>
+                <w:sz w:val="24"/>
+                <w:szCs w:val="24"/>
+              </w:rPr>
+              <w:t xml:space="preserve">  </w:t>
+            </w:r>
+            <w:r>
+              <w:rPr>
+                <w:rFonts w:ascii="Times New Roman" w:eastAsia="Times New Roman" w:hAnsi="Times New Roman" w:cs="Times New Roman"/>
+                <w:sz w:val="24"/>
+                <w:szCs w:val="24"/>
+              </w:rPr>
+              <w:t>1</w:t>
+            </w:r>
+          </w:p>
+        </w:tc>
+        <w:tc>
+          <w:tcPr>
+            <w:tcW w:w="0" w:type="auto"/>
+            <w:vAlign w:val="center"/>
+            <w:hideMark/>
+          </w:tcPr>
+          <w:p>
+            <w:pPr>
+              <w:spacing w:after="0" w:line="240" w:lineRule="auto"/>
+              <w:rPr>
+                <w:rFonts w:ascii="Times New Roman" w:eastAsia="Times New Roman" w:hAnsi="Times New Roman" w:cs="Times New Roman"/>
+                <w:sz w:val="24"/>
+                <w:szCs w:val="24"/>
+              </w:rPr>
+            </w:pPr>
+            <w:r>
+              <w:rPr>
+                <w:rFonts w:ascii="Times New Roman" w:eastAsia="Times New Roman" w:hAnsi="Times New Roman" w:cs="Times New Roman"/>
+                <w:sz w:val="24"/>
+                <w:szCs w:val="24"/>
+              </w:rPr>
+              <w:t xml:space="preserve">    </w:t>
+            </w:r>
+            <w:r>
+              <w:rPr>
+                <w:rFonts w:ascii="Times New Roman" w:eastAsia="Times New Roman" w:hAnsi="Times New Roman" w:cs="Times New Roman"/>
+                <w:sz w:val="24"/>
+                <w:szCs w:val="24"/>
+              </w:rPr>
+              <w:t>Continue</w:t>
+            </w:r>
+          </w:p>
+        </w:tc>
+      </w:tr>
+    </w:tbl>
+    <w:p>
+      <w:pPr>
+        <w:pStyle w:val="NormalWeb"/>
+        <w:rPr>
+          <w:rFonts w:ascii="Arial" w:hAnsi="Arial" w:cs="Arial"/>
+          <w:color w:val="1F1F1F"/>
+          <w:sz w:val="21"/>
+          <w:szCs w:val="21"/>
+          <w:shd w:val="clear" w:color="auto" w:fill="FFFFFF"/>
+        </w:rPr>
+      </w:pPr>
+      <w:r>
+        <w:rPr>
+          <w:rFonts w:ascii="Arial" w:hAnsi="Arial" w:cs="Arial"/>
+          <w:b/>
+          <w:color w:val="C00000"/>
+          <w:sz w:val="21"/>
+          <w:szCs w:val="21"/>
+          <w:highlight w:val="yellow"/>
+          <w:shd w:val="clear" w:color="auto" w:fill="FFFFFF"/>
+        </w:rPr>
+        <w:t>15. Track the step-by-step execution path, including low, mid, and high index values, when performing a binary search for the number 14 in the sorted array [3, 8, 14, 22, 35, 41, 56, 78].</w:t>
+      </w:r>
+      <w:r>
+        <w:rPr>
+          <w:rFonts w:ascii="Arial" w:hAnsi="Arial" w:cs="Arial"/>
+          <w:color w:val="1F1F1F"/>
+          <w:sz w:val="21"/>
+          <w:szCs w:val="21"/>
+          <w:shd w:val="clear" w:color="auto" w:fill="FFFFFF"/>
+        </w:rPr>
+        <w:br/>
+      </w:r>
+      <w:bookmarkStart w:id="0" w:name="_GoBack"/>
+      <w:bookmarkEnd w:id="0"/>
+      <w:r>
+        <w:rPr>
+          <w:rFonts w:ascii="Arial" w:hAnsi="Arial" w:cs="Arial"/>
+          <w:color w:val="1F1F1F"/>
+          <w:sz w:val="21"/>
+          <w:szCs w:val="21"/>
+          <w:shd w:val="clear" w:color="auto" w:fill="FFFFFF"/>
+        </w:rPr>
+        <w:t>Given Array list:</w:t>
+      </w:r>
+      <w:r>
+        <w:rPr>
+          <w:rFonts w:ascii="Arial" w:hAnsi="Arial" w:cs="Arial"/>
+          <w:color w:val="1F1F1F"/>
+          <w:sz w:val="21"/>
+          <w:szCs w:val="21"/>
+          <w:shd w:val="clear" w:color="auto" w:fill="FFFFFF"/>
+        </w:rPr>
+        <w:br/>
+      </w:r>
+      <w:r>
+        <w:rPr>
+          <w:rFonts w:ascii="Arial" w:hAnsi="Arial" w:cs="Arial"/>
+          <w:color w:val="1F1F1F"/>
+          <w:sz w:val="21"/>
+          <w:szCs w:val="21"/>
+          <w:shd w:val="clear" w:color="auto" w:fill="FFFFFF"/>
+        </w:rPr>
+        <w:t>[3, 8, 14, 22, 35, 41, 56, 78]</w:t>
       </w:r>
     </w:p>
     <w:p>
       <w:pPr>
         <w:rPr>
-          <w:rFonts w:ascii="Arial" w:hAnsi="Arial" w:cs="Arial"/>
-          <w:color w:val="1F1F1F"/>
-          <w:sz w:val="21"/>
-          <w:szCs w:val="21"/>
+          <w:b/>
         </w:rPr>
       </w:pPr>
-      <w:r>
-        <w:rPr>
-          <w:rFonts w:ascii="Arial" w:hAnsi="Arial" w:cs="Arial"/>
-          <w:color w:val="1F1F1F"/>
-          <w:sz w:val="21"/>
-          <w:szCs w:val="21"/>
-        </w:rPr>
-        <w:t>student1.add_</w:t>
-      </w:r>
-      <w:proofErr w:type="gramStart"/>
-      <w:r>
-        <w:rPr>
-          <w:rFonts w:ascii="Arial" w:hAnsi="Arial" w:cs="Arial"/>
-          <w:color w:val="1F1F1F"/>
-          <w:sz w:val="21"/>
-          <w:szCs w:val="21"/>
-        </w:rPr>
-        <w:t>grade(</w:t>
-      </w:r>
-      <w:proofErr w:type="gramEnd"/>
-      <w:r>
-        <w:rPr>
-          <w:rFonts w:ascii="Arial" w:hAnsi="Arial" w:cs="Arial"/>
-          <w:color w:val="1F1F1F"/>
-          <w:sz w:val="21"/>
-          <w:szCs w:val="21"/>
-        </w:rPr>
-        <w:t>95)</w:t>
+      <w:proofErr w:type="spellStart"/>
+      <w:r>
+        <w:rPr>
+          <w:b/>
+        </w:rPr>
+        <w:t>def</w:t>
+      </w:r>
+      <w:proofErr w:type="spellEnd"/>
+      <w:r>
+        <w:rPr>
+          <w:b/>
+        </w:rPr>
+        <w:t xml:space="preserve"> </w:t>
+      </w:r>
+      <w:proofErr w:type="spellStart"/>
+      <w:r>
+        <w:rPr>
+          <w:b/>
+        </w:rPr>
+        <w:t>binary_search</w:t>
+      </w:r>
+      <w:proofErr w:type="spellEnd"/>
+      <w:r>
+        <w:rPr>
+          <w:b/>
+        </w:rPr>
+        <w:t>(</w:t>
+      </w:r>
+      <w:proofErr w:type="spellStart"/>
+      <w:r>
+        <w:rPr>
+          <w:b/>
+        </w:rPr>
+        <w:t>arr</w:t>
+      </w:r>
+      <w:proofErr w:type="spellEnd"/>
+      <w:r>
+        <w:rPr>
+          <w:b/>
+        </w:rPr>
+        <w:t>, target):</w:t>
+      </w:r>
+      <w:r>
+        <w:rPr>
+          <w:b/>
+        </w:rPr>
+        <w:br/>
+      </w:r>
+      <w:r>
+        <w:rPr>
+          <w:b/>
+        </w:rPr>
+        <w:t xml:space="preserve">    low = 0</w:t>
+      </w:r>
+      <w:r>
+        <w:rPr>
+          <w:b/>
+        </w:rPr>
+        <w:br/>
+      </w:r>
+      <w:r>
+        <w:rPr>
+          <w:b/>
+        </w:rPr>
+        <w:t xml:space="preserve">    high = </w:t>
+      </w:r>
+      <w:proofErr w:type="spellStart"/>
+      <w:r>
+        <w:rPr>
+          <w:b/>
+        </w:rPr>
+        <w:t>len</w:t>
+      </w:r>
+      <w:proofErr w:type="spellEnd"/>
+      <w:r>
+        <w:rPr>
+          <w:b/>
+        </w:rPr>
+        <w:t>(</w:t>
+      </w:r>
+      <w:proofErr w:type="spellStart"/>
+      <w:r>
+        <w:rPr>
+          <w:b/>
+        </w:rPr>
+        <w:t>arr</w:t>
+      </w:r>
+      <w:proofErr w:type="spellEnd"/>
+      <w:r>
+        <w:rPr>
+          <w:b/>
+        </w:rPr>
+        <w:t xml:space="preserve">) </w:t>
+      </w:r>
+      <w:r>
+        <w:rPr>
+          <w:b/>
+        </w:rPr>
+        <w:t>–</w:t>
+      </w:r>
+      <w:r>
+        <w:rPr>
+          <w:b/>
+        </w:rPr>
+        <w:t xml:space="preserve"> 1</w:t>
+      </w:r>
+      <w:r>
+        <w:rPr>
+          <w:b/>
+        </w:rPr>
+        <w:br/>
+      </w:r>
+      <w:r>
+        <w:rPr>
+          <w:b/>
+        </w:rPr>
+        <w:t xml:space="preserve">    while low &lt;= high:</w:t>
+      </w:r>
+      <w:r>
+        <w:rPr>
+          <w:b/>
+        </w:rPr>
+        <w:br/>
+      </w:r>
+      <w:r>
+        <w:rPr>
+          <w:b/>
+        </w:rPr>
+        <w:t xml:space="preserve">        mid = (low + high)</w:t>
+      </w:r>
+      <w:r>
+        <w:rPr>
+          <w:b/>
+        </w:rPr>
+        <w:br/>
+      </w:r>
+      <w:r>
+        <w:rPr>
+          <w:b/>
+        </w:rPr>
+        <w:t xml:space="preserve">        if </w:t>
+      </w:r>
+      <w:proofErr w:type="spellStart"/>
+      <w:r>
+        <w:rPr>
+          <w:b/>
+        </w:rPr>
+        <w:t>arr</w:t>
+      </w:r>
+      <w:proofErr w:type="spellEnd"/>
+      <w:r>
+        <w:rPr>
+          <w:b/>
+        </w:rPr>
+        <w:t>[mid] == target:</w:t>
+      </w:r>
+      <w:r>
+        <w:rPr>
+          <w:b/>
+        </w:rPr>
+        <w:br/>
+      </w:r>
+      <w:r>
+        <w:rPr>
+          <w:b/>
+        </w:rPr>
+        <w:t xml:space="preserve">            return True</w:t>
+      </w:r>
+      <w:r>
+        <w:rPr>
+          <w:b/>
+        </w:rPr>
+        <w:br/>
+      </w:r>
+      <w:r>
+        <w:rPr>
+          <w:b/>
+        </w:rPr>
+        <w:t xml:space="preserve">        </w:t>
+      </w:r>
+      <w:proofErr w:type="spellStart"/>
+      <w:r>
+        <w:rPr>
+          <w:b/>
+        </w:rPr>
+        <w:t>elif</w:t>
+      </w:r>
+      <w:proofErr w:type="spellEnd"/>
+      <w:r>
+        <w:rPr>
+          <w:b/>
+        </w:rPr>
+        <w:t xml:space="preserve"> </w:t>
+      </w:r>
+      <w:proofErr w:type="spellStart"/>
+      <w:r>
+        <w:rPr>
+          <w:b/>
+        </w:rPr>
+        <w:t>arr</w:t>
+      </w:r>
+      <w:proofErr w:type="spellEnd"/>
+      <w:r>
+        <w:rPr>
+          <w:b/>
+        </w:rPr>
+        <w:t>[mid] &lt; target:</w:t>
+      </w:r>
+      <w:r>
+        <w:rPr>
+          <w:b/>
+        </w:rPr>
+        <w:br/>
+      </w:r>
+      <w:r>
+        <w:rPr>
+          <w:b/>
+        </w:rPr>
+        <w:t xml:space="preserve">            low = mid + 1</w:t>
+      </w:r>
+      <w:r>
+        <w:rPr>
+          <w:b/>
+        </w:rPr>
+        <w:br/>
+      </w:r>
+      <w:r>
+        <w:rPr>
+          <w:b/>
+        </w:rPr>
+        <w:t xml:space="preserve">        else:</w:t>
+      </w:r>
+      <w:r>
+        <w:rPr>
+          <w:b/>
+        </w:rPr>
+        <w:br/>
+      </w:r>
+      <w:r>
+        <w:rPr>
+          <w:b/>
+        </w:rPr>
+        <w:t xml:space="preserve">            high = mid </w:t>
+      </w:r>
+      <w:r>
+        <w:rPr>
+          <w:b/>
+        </w:rPr>
+        <w:t>–</w:t>
+      </w:r>
+      <w:r>
+        <w:rPr>
+          <w:b/>
+        </w:rPr>
+        <w:t xml:space="preserve"> 1</w:t>
+      </w:r>
+      <w:r>
+        <w:rPr>
+          <w:b/>
+        </w:rPr>
+        <w:br/>
+      </w:r>
+      <w:r>
+        <w:rPr>
+          <w:b/>
+        </w:rPr>
+        <w:t xml:space="preserve">    return False</w:t>
       </w:r>
     </w:p>
     <w:p>
       <w:pPr>
         <w:rPr>
-          <w:rFonts w:ascii="Arial" w:hAnsi="Arial" w:cs="Arial"/>
-          <w:color w:val="1F1F1F"/>
-          <w:sz w:val="21"/>
-          <w:szCs w:val="21"/>
+          <w:b/>
         </w:rPr>
       </w:pPr>
-      <w:proofErr w:type="gramStart"/>
-      <w:r>
-        <w:rPr>
-          <w:rFonts w:ascii="Arial" w:hAnsi="Arial" w:cs="Arial"/>
-          <w:color w:val="1F1F1F"/>
-          <w:sz w:val="21"/>
-          <w:szCs w:val="21"/>
-        </w:rPr>
-        <w:t>print(</w:t>
-      </w:r>
-      <w:proofErr w:type="gramEnd"/>
-      <w:r>
-        <w:rPr>
-          <w:rFonts w:ascii="Arial" w:hAnsi="Arial" w:cs="Arial"/>
-          <w:color w:val="1F1F1F"/>
-          <w:sz w:val="21"/>
-          <w:szCs w:val="21"/>
-        </w:rPr>
-        <w:t>"Updated Average:", student1.calculate_average())</w:t>
-      </w:r>
-      <w:bookmarkStart w:id="0" w:name="_GoBack"/>
-      <w:bookmarkEnd w:id="0"/>
+      <w:r>
+        <w:rPr>
+          <w:b/>
+        </w:rPr>
+        <w:t># Only pass the array here</w:t>
+      </w:r>
+      <w:r>
+        <w:rPr>
+          <w:b/>
+        </w:rPr>
+        <w:br/>
+      </w:r>
+      <w:proofErr w:type="spellStart"/>
+      <w:r>
+        <w:rPr>
+          <w:b/>
+        </w:rPr>
+        <w:t>arr</w:t>
+      </w:r>
+      <w:proofErr w:type="spellEnd"/>
+      <w:r>
+        <w:rPr>
+          <w:b/>
+        </w:rPr>
+        <w:t xml:space="preserve"> = [3, 8, 14, 22, 35, 41, 56, 78]</w:t>
+      </w:r>
+      <w:r>
+        <w:rPr>
+          <w:b/>
+        </w:rPr>
+        <w:br/>
+      </w:r>
+      <w:r>
+        <w:rPr>
+          <w:b/>
+        </w:rPr>
+        <w:t>target = 14</w:t>
+      </w:r>
+      <w:r>
+        <w:rPr>
+          <w:b/>
+        </w:rPr>
+        <w:br/>
+      </w:r>
+      <w:r>
+        <w:rPr>
+          <w:b/>
+        </w:rPr>
+        <w:t xml:space="preserve">if </w:t>
+      </w:r>
+      <w:proofErr w:type="spellStart"/>
+      <w:r>
+        <w:rPr>
+          <w:b/>
+        </w:rPr>
+        <w:t>binary_search</w:t>
+      </w:r>
+      <w:proofErr w:type="spellEnd"/>
+      <w:r>
+        <w:rPr>
+          <w:b/>
+        </w:rPr>
+        <w:t>(</w:t>
+      </w:r>
+      <w:proofErr w:type="spellStart"/>
+      <w:r>
+        <w:rPr>
+          <w:b/>
+        </w:rPr>
+        <w:t>arr</w:t>
+      </w:r>
+      <w:proofErr w:type="spellEnd"/>
+      <w:r>
+        <w:rPr>
+          <w:b/>
+        </w:rPr>
+        <w:t>, target):</w:t>
+      </w:r>
+      <w:r>
+        <w:rPr>
+          <w:b/>
+        </w:rPr>
+        <w:br/>
+      </w:r>
+      <w:r>
+        <w:rPr>
+          <w:b/>
+        </w:rPr>
+        <w:t xml:space="preserve">    print("FOUND </w:t>
+      </w:r>
+      <w:r>
+        <w:rPr>
+          <w:rFonts w:ascii="Segoe UI Symbol" w:hAnsi="Segoe UI Symbol" w:cs="Segoe UI Symbol"/>
+          <w:b/>
+        </w:rPr>
+        <w:t>✅</w:t>
+      </w:r>
+      <w:r>
+        <w:rPr>
+          <w:b/>
+        </w:rPr>
+        <w:t>")</w:t>
+      </w:r>
+      <w:r>
+        <w:rPr>
+          <w:b/>
+        </w:rPr>
+        <w:br/>
+      </w:r>
+      <w:r>
+        <w:rPr>
+          <w:b/>
+        </w:rPr>
+        <w:t>else:</w:t>
+      </w:r>
+      <w:r>
+        <w:rPr>
+          <w:b/>
+        </w:rPr>
+        <w:br/>
+      </w:r>
+      <w:r>
+        <w:rPr>
+          <w:b/>
+        </w:rPr>
+        <w:t xml:space="preserve">    print("NOT FOUND </w:t>
+      </w:r>
+      <w:r>
+        <w:rPr>
+          <w:rFonts w:ascii="Segoe UI Symbol" w:hAnsi="Segoe UI Symbol" w:cs="Segoe UI Symbol"/>
+          <w:b/>
+        </w:rPr>
+        <w:t>❌</w:t>
+      </w:r>
+      <w:r>
+        <w:rPr>
+          <w:b/>
+        </w:rPr>
+        <w:t>")</w:t>
+      </w:r>
+      <w:r>
+        <w:rPr>
+          <w:b/>
+        </w:rPr>
+        <w:br/>
+      </w:r>
     </w:p>
+    <w:tbl>
+      <w:tblPr>
+        <w:tblW w:w="0" w:type="auto"/>
+        <w:tblCellSpacing w:w="15" w:type="dxa"/>
+        <w:tblCellMar>
+          <w:top w:w="15" w:type="dxa"/>
+          <w:left w:w="15" w:type="dxa"/>
+          <w:bottom w:w="15" w:type="dxa"/>
+          <w:right w:w="15" w:type="dxa"/>
+        </w:tblCellMar>
+        <w:tblLook w:val="04A0" w:firstRow="1" w:lastRow="0" w:firstColumn="1" w:lastColumn="0" w:noHBand="0" w:noVBand="1"/>
+      </w:tblPr>
+      <w:tblGrid>
+        <w:gridCol w:w="462"/>
+        <w:gridCol w:w="694"/>
+        <w:gridCol w:w="747"/>
+        <w:gridCol w:w="667"/>
+        <w:gridCol w:w="1647"/>
+        <w:gridCol w:w="1587"/>
+        <w:gridCol w:w="2366"/>
+      </w:tblGrid>
+      <w:tr>
+        <w:trPr>
+          <w:tblHeader/>
+          <w:tblCellSpacing w:w="15" w:type="dxa"/>
+        </w:trPr>
+        <w:tc>
+          <w:tcPr>
+            <w:tcW w:w="0" w:type="auto"/>
+            <w:vAlign w:val="center"/>
+            <w:hideMark/>
+          </w:tcPr>
+          <w:p>
+            <w:pPr>
+              <w:spacing w:after="0" w:line="240" w:lineRule="auto"/>
+              <w:jc w:val="center"/>
+              <w:rPr>
+                <w:rFonts w:ascii="Times New Roman" w:eastAsia="Times New Roman" w:hAnsi="Times New Roman" w:cs="Times New Roman"/>
+                <w:b/>
+                <w:bCs/>
+                <w:sz w:val="24"/>
+                <w:szCs w:val="24"/>
+              </w:rPr>
+            </w:pPr>
+            <w:proofErr w:type="spellStart"/>
+            <w:r>
+              <w:rPr>
+                <w:rFonts w:ascii="Times New Roman" w:eastAsia="Times New Roman" w:hAnsi="Times New Roman" w:cs="Times New Roman"/>
+                <w:b/>
+                <w:bCs/>
+                <w:sz w:val="24"/>
+                <w:szCs w:val="24"/>
+              </w:rPr>
+              <w:lastRenderedPageBreak/>
+              <w:t>Iter</w:t>
+            </w:r>
+            <w:proofErr w:type="spellEnd"/>
+          </w:p>
+        </w:tc>
+        <w:tc>
+          <w:tcPr>
+            <w:tcW w:w="0" w:type="auto"/>
+            <w:vAlign w:val="center"/>
+            <w:hideMark/>
+          </w:tcPr>
+          <w:p>
+            <w:pPr>
+              <w:spacing w:after="0" w:line="240" w:lineRule="auto"/>
+              <w:jc w:val="center"/>
+              <w:rPr>
+                <w:rFonts w:ascii="Times New Roman" w:eastAsia="Times New Roman" w:hAnsi="Times New Roman" w:cs="Times New Roman"/>
+                <w:b/>
+                <w:bCs/>
+                <w:sz w:val="24"/>
+                <w:szCs w:val="24"/>
+              </w:rPr>
+            </w:pPr>
+            <w:r>
+              <w:rPr>
+                <w:rFonts w:ascii="Times New Roman" w:eastAsia="Times New Roman" w:hAnsi="Times New Roman" w:cs="Times New Roman"/>
+                <w:b/>
+                <w:bCs/>
+                <w:sz w:val="24"/>
+                <w:szCs w:val="24"/>
+              </w:rPr>
+              <w:t xml:space="preserve">   </w:t>
+            </w:r>
+            <w:r>
+              <w:rPr>
+                <w:rFonts w:ascii="Times New Roman" w:eastAsia="Times New Roman" w:hAnsi="Times New Roman" w:cs="Times New Roman"/>
+                <w:b/>
+                <w:bCs/>
+                <w:sz w:val="24"/>
+                <w:szCs w:val="24"/>
+              </w:rPr>
+              <w:t>Low</w:t>
+            </w:r>
+          </w:p>
+        </w:tc>
+        <w:tc>
+          <w:tcPr>
+            <w:tcW w:w="0" w:type="auto"/>
+            <w:vAlign w:val="center"/>
+            <w:hideMark/>
+          </w:tcPr>
+          <w:p>
+            <w:pPr>
+              <w:spacing w:after="0" w:line="240" w:lineRule="auto"/>
+              <w:jc w:val="center"/>
+              <w:rPr>
+                <w:rFonts w:ascii="Times New Roman" w:eastAsia="Times New Roman" w:hAnsi="Times New Roman" w:cs="Times New Roman"/>
+                <w:b/>
+                <w:bCs/>
+                <w:sz w:val="24"/>
+                <w:szCs w:val="24"/>
+              </w:rPr>
+            </w:pPr>
+            <w:r>
+              <w:rPr>
+                <w:rFonts w:ascii="Times New Roman" w:eastAsia="Times New Roman" w:hAnsi="Times New Roman" w:cs="Times New Roman"/>
+                <w:b/>
+                <w:bCs/>
+                <w:sz w:val="24"/>
+                <w:szCs w:val="24"/>
+              </w:rPr>
+              <w:t xml:space="preserve">   </w:t>
+            </w:r>
+            <w:r>
+              <w:rPr>
+                <w:rFonts w:ascii="Times New Roman" w:eastAsia="Times New Roman" w:hAnsi="Times New Roman" w:cs="Times New Roman"/>
+                <w:b/>
+                <w:bCs/>
+                <w:sz w:val="24"/>
+                <w:szCs w:val="24"/>
+              </w:rPr>
+              <w:t>High</w:t>
+            </w:r>
+          </w:p>
+        </w:tc>
+        <w:tc>
+          <w:tcPr>
+            <w:tcW w:w="0" w:type="auto"/>
+            <w:vAlign w:val="center"/>
+            <w:hideMark/>
+          </w:tcPr>
+          <w:p>
+            <w:pPr>
+              <w:spacing w:after="0" w:line="240" w:lineRule="auto"/>
+              <w:jc w:val="center"/>
+              <w:rPr>
+                <w:rFonts w:ascii="Times New Roman" w:eastAsia="Times New Roman" w:hAnsi="Times New Roman" w:cs="Times New Roman"/>
+                <w:b/>
+                <w:bCs/>
+                <w:sz w:val="24"/>
+                <w:szCs w:val="24"/>
+              </w:rPr>
+            </w:pPr>
+            <w:r>
+              <w:rPr>
+                <w:rFonts w:ascii="Times New Roman" w:eastAsia="Times New Roman" w:hAnsi="Times New Roman" w:cs="Times New Roman"/>
+                <w:b/>
+                <w:bCs/>
+                <w:sz w:val="24"/>
+                <w:szCs w:val="24"/>
+              </w:rPr>
+              <w:t xml:space="preserve">   </w:t>
+            </w:r>
+            <w:r>
+              <w:rPr>
+                <w:rFonts w:ascii="Times New Roman" w:eastAsia="Times New Roman" w:hAnsi="Times New Roman" w:cs="Times New Roman"/>
+                <w:b/>
+                <w:bCs/>
+                <w:sz w:val="24"/>
+                <w:szCs w:val="24"/>
+              </w:rPr>
+              <w:t>Mid</w:t>
+            </w:r>
+          </w:p>
+        </w:tc>
+        <w:tc>
+          <w:tcPr>
+            <w:tcW w:w="0" w:type="auto"/>
+            <w:vAlign w:val="center"/>
+            <w:hideMark/>
+          </w:tcPr>
+          <w:p>
+            <w:pPr>
+              <w:spacing w:after="0" w:line="240" w:lineRule="auto"/>
+              <w:jc w:val="center"/>
+              <w:rPr>
+                <w:rFonts w:ascii="Times New Roman" w:eastAsia="Times New Roman" w:hAnsi="Times New Roman" w:cs="Times New Roman"/>
+                <w:b/>
+                <w:bCs/>
+                <w:sz w:val="24"/>
+                <w:szCs w:val="24"/>
+              </w:rPr>
+            </w:pPr>
+            <w:r>
+              <w:rPr>
+                <w:rFonts w:ascii="Times New Roman" w:eastAsia="Times New Roman" w:hAnsi="Times New Roman" w:cs="Times New Roman"/>
+                <w:b/>
+                <w:bCs/>
+                <w:sz w:val="24"/>
+                <w:szCs w:val="24"/>
+              </w:rPr>
+              <w:t xml:space="preserve">    </w:t>
+            </w:r>
+            <w:r>
+              <w:rPr>
+                <w:rFonts w:ascii="Times New Roman" w:eastAsia="Times New Roman" w:hAnsi="Times New Roman" w:cs="Times New Roman"/>
+                <w:b/>
+                <w:bCs/>
+                <w:sz w:val="24"/>
+                <w:szCs w:val="24"/>
+              </w:rPr>
+              <w:t>Value at Mid</w:t>
+            </w:r>
+          </w:p>
+        </w:tc>
+        <w:tc>
+          <w:tcPr>
+            <w:tcW w:w="0" w:type="auto"/>
+            <w:vAlign w:val="center"/>
+            <w:hideMark/>
+          </w:tcPr>
+          <w:p>
+            <w:pPr>
+              <w:spacing w:after="0" w:line="240" w:lineRule="auto"/>
+              <w:jc w:val="center"/>
+              <w:rPr>
+                <w:rFonts w:ascii="Times New Roman" w:eastAsia="Times New Roman" w:hAnsi="Times New Roman" w:cs="Times New Roman"/>
+                <w:b/>
+                <w:bCs/>
+                <w:sz w:val="24"/>
+                <w:szCs w:val="24"/>
+              </w:rPr>
+            </w:pPr>
+            <w:r>
+              <w:rPr>
+                <w:rFonts w:ascii="Times New Roman" w:eastAsia="Times New Roman" w:hAnsi="Times New Roman" w:cs="Times New Roman"/>
+                <w:b/>
+                <w:bCs/>
+                <w:sz w:val="24"/>
+                <w:szCs w:val="24"/>
+              </w:rPr>
+              <w:t xml:space="preserve">    </w:t>
+            </w:r>
+            <w:r>
+              <w:rPr>
+                <w:rFonts w:ascii="Times New Roman" w:eastAsia="Times New Roman" w:hAnsi="Times New Roman" w:cs="Times New Roman"/>
+                <w:b/>
+                <w:bCs/>
+                <w:sz w:val="24"/>
+                <w:szCs w:val="24"/>
+              </w:rPr>
+              <w:t>Logic Check</w:t>
+            </w:r>
+          </w:p>
+        </w:tc>
+        <w:tc>
+          <w:tcPr>
+            <w:tcW w:w="0" w:type="auto"/>
+            <w:vAlign w:val="center"/>
+            <w:hideMark/>
+          </w:tcPr>
+          <w:p>
+            <w:pPr>
+              <w:spacing w:after="0" w:line="240" w:lineRule="auto"/>
+              <w:rPr>
+                <w:rFonts w:ascii="Times New Roman" w:eastAsia="Times New Roman" w:hAnsi="Times New Roman" w:cs="Times New Roman"/>
+                <w:b/>
+                <w:bCs/>
+                <w:sz w:val="24"/>
+                <w:szCs w:val="24"/>
+              </w:rPr>
+            </w:pPr>
+            <w:r>
+              <w:rPr>
+                <w:rFonts w:ascii="Times New Roman" w:eastAsia="Times New Roman" w:hAnsi="Times New Roman" w:cs="Times New Roman"/>
+                <w:b/>
+                <w:bCs/>
+                <w:sz w:val="24"/>
+                <w:szCs w:val="24"/>
+              </w:rPr>
+              <w:t xml:space="preserve">        </w:t>
+            </w:r>
+            <w:r>
+              <w:rPr>
+                <w:rFonts w:ascii="Times New Roman" w:eastAsia="Times New Roman" w:hAnsi="Times New Roman" w:cs="Times New Roman"/>
+                <w:b/>
+                <w:bCs/>
+                <w:sz w:val="24"/>
+                <w:szCs w:val="24"/>
+              </w:rPr>
+              <w:t>Next Action</w:t>
+            </w:r>
+          </w:p>
+        </w:tc>
+      </w:tr>
+      <w:tr>
+        <w:trPr>
+          <w:tblCellSpacing w:w="15" w:type="dxa"/>
+        </w:trPr>
+        <w:tc>
+          <w:tcPr>
+            <w:tcW w:w="0" w:type="auto"/>
+            <w:vAlign w:val="center"/>
+            <w:hideMark/>
+          </w:tcPr>
+          <w:p>
+            <w:pPr>
+              <w:spacing w:after="0" w:line="240" w:lineRule="auto"/>
+              <w:rPr>
+                <w:rFonts w:ascii="Times New Roman" w:eastAsia="Times New Roman" w:hAnsi="Times New Roman" w:cs="Times New Roman"/>
+                <w:sz w:val="24"/>
+                <w:szCs w:val="24"/>
+              </w:rPr>
+            </w:pPr>
+            <w:r>
+              <w:rPr>
+                <w:rFonts w:ascii="Times New Roman" w:eastAsia="Times New Roman" w:hAnsi="Times New Roman" w:cs="Times New Roman"/>
+                <w:sz w:val="24"/>
+                <w:szCs w:val="24"/>
+              </w:rPr>
+              <w:t>1</w:t>
+            </w:r>
+          </w:p>
+        </w:tc>
+        <w:tc>
+          <w:tcPr>
+            <w:tcW w:w="0" w:type="auto"/>
+            <w:vAlign w:val="center"/>
+            <w:hideMark/>
+          </w:tcPr>
+          <w:p>
+            <w:pPr>
+              <w:spacing w:after="0" w:line="240" w:lineRule="auto"/>
+              <w:rPr>
+                <w:rFonts w:ascii="Times New Roman" w:eastAsia="Times New Roman" w:hAnsi="Times New Roman" w:cs="Times New Roman"/>
+                <w:sz w:val="24"/>
+                <w:szCs w:val="24"/>
+              </w:rPr>
+            </w:pPr>
+            <w:r>
+              <w:rPr>
+                <w:rFonts w:ascii="Times New Roman" w:eastAsia="Times New Roman" w:hAnsi="Times New Roman" w:cs="Times New Roman"/>
+                <w:sz w:val="24"/>
+                <w:szCs w:val="24"/>
+              </w:rPr>
+              <w:t xml:space="preserve">     </w:t>
+            </w:r>
+            <w:r>
+              <w:rPr>
+                <w:rFonts w:ascii="Times New Roman" w:eastAsia="Times New Roman" w:hAnsi="Times New Roman" w:cs="Times New Roman"/>
+                <w:sz w:val="24"/>
+                <w:szCs w:val="24"/>
+              </w:rPr>
+              <w:t>0</w:t>
+            </w:r>
+          </w:p>
+        </w:tc>
+        <w:tc>
+          <w:tcPr>
+            <w:tcW w:w="0" w:type="auto"/>
+            <w:vAlign w:val="center"/>
+            <w:hideMark/>
+          </w:tcPr>
+          <w:p>
+            <w:pPr>
+              <w:spacing w:after="0" w:line="240" w:lineRule="auto"/>
+              <w:rPr>
+                <w:rFonts w:ascii="Times New Roman" w:eastAsia="Times New Roman" w:hAnsi="Times New Roman" w:cs="Times New Roman"/>
+                <w:sz w:val="24"/>
+                <w:szCs w:val="24"/>
+              </w:rPr>
+            </w:pPr>
+            <w:r>
+              <w:rPr>
+                <w:rFonts w:ascii="Times New Roman" w:eastAsia="Times New Roman" w:hAnsi="Times New Roman" w:cs="Times New Roman"/>
+                <w:sz w:val="24"/>
+                <w:szCs w:val="24"/>
+              </w:rPr>
+              <w:t xml:space="preserve">    </w:t>
+            </w:r>
+            <w:r>
+              <w:rPr>
+                <w:rFonts w:ascii="Times New Roman" w:eastAsia="Times New Roman" w:hAnsi="Times New Roman" w:cs="Times New Roman"/>
+                <w:sz w:val="24"/>
+                <w:szCs w:val="24"/>
+              </w:rPr>
+              <w:t>7</w:t>
+            </w:r>
+          </w:p>
+        </w:tc>
+        <w:tc>
+          <w:tcPr>
+            <w:tcW w:w="0" w:type="auto"/>
+            <w:vAlign w:val="center"/>
+            <w:hideMark/>
+          </w:tcPr>
+          <w:p>
+            <w:pPr>
+              <w:spacing w:after="0" w:line="240" w:lineRule="auto"/>
+              <w:rPr>
+                <w:rFonts w:ascii="Times New Roman" w:eastAsia="Times New Roman" w:hAnsi="Times New Roman" w:cs="Times New Roman"/>
+                <w:sz w:val="24"/>
+                <w:szCs w:val="24"/>
+              </w:rPr>
+            </w:pPr>
+            <w:r>
+              <w:rPr>
+                <w:rFonts w:ascii="Times New Roman" w:eastAsia="Times New Roman" w:hAnsi="Times New Roman" w:cs="Times New Roman"/>
+                <w:sz w:val="24"/>
+                <w:szCs w:val="24"/>
+              </w:rPr>
+              <w:t xml:space="preserve">     </w:t>
+            </w:r>
+            <w:r>
+              <w:rPr>
+                <w:rFonts w:ascii="Times New Roman" w:eastAsia="Times New Roman" w:hAnsi="Times New Roman" w:cs="Times New Roman"/>
+                <w:sz w:val="24"/>
+                <w:szCs w:val="24"/>
+              </w:rPr>
+              <w:t>3</w:t>
+            </w:r>
+          </w:p>
+        </w:tc>
+        <w:tc>
+          <w:tcPr>
+            <w:tcW w:w="0" w:type="auto"/>
+            <w:vAlign w:val="center"/>
+            <w:hideMark/>
+          </w:tcPr>
+          <w:p>
+            <w:pPr>
+              <w:spacing w:after="0" w:line="240" w:lineRule="auto"/>
+              <w:rPr>
+                <w:rFonts w:ascii="Times New Roman" w:eastAsia="Times New Roman" w:hAnsi="Times New Roman" w:cs="Times New Roman"/>
+                <w:sz w:val="24"/>
+                <w:szCs w:val="24"/>
+              </w:rPr>
+            </w:pPr>
+            <w:r>
+              <w:rPr>
+                <w:rFonts w:ascii="Times New Roman" w:eastAsia="Times New Roman" w:hAnsi="Times New Roman" w:cs="Times New Roman"/>
+                <w:sz w:val="24"/>
+                <w:szCs w:val="24"/>
+              </w:rPr>
+              <w:t xml:space="preserve">             </w:t>
+            </w:r>
+            <w:r>
+              <w:rPr>
+                <w:rFonts w:ascii="Times New Roman" w:eastAsia="Times New Roman" w:hAnsi="Times New Roman" w:cs="Times New Roman"/>
+                <w:sz w:val="24"/>
+                <w:szCs w:val="24"/>
+              </w:rPr>
+              <w:t>22</w:t>
+            </w:r>
+          </w:p>
+        </w:tc>
+        <w:tc>
+          <w:tcPr>
+            <w:tcW w:w="0" w:type="auto"/>
+            <w:vAlign w:val="center"/>
+            <w:hideMark/>
+          </w:tcPr>
+          <w:p>
+            <w:pPr>
+              <w:spacing w:after="0" w:line="240" w:lineRule="auto"/>
+              <w:rPr>
+                <w:rFonts w:ascii="Times New Roman" w:eastAsia="Times New Roman" w:hAnsi="Times New Roman" w:cs="Times New Roman"/>
+                <w:sz w:val="24"/>
+                <w:szCs w:val="24"/>
+              </w:rPr>
+            </w:pPr>
+            <w:r>
+              <w:rPr>
+                <w:rFonts w:ascii="Times New Roman" w:eastAsia="Times New Roman" w:hAnsi="Times New Roman" w:cs="Times New Roman"/>
+                <w:sz w:val="24"/>
+                <w:szCs w:val="24"/>
+              </w:rPr>
+              <w:t xml:space="preserve">       </w:t>
+            </w:r>
+            <w:r>
+              <w:rPr>
+                <w:rFonts w:ascii="Times New Roman" w:eastAsia="Times New Roman" w:hAnsi="Times New Roman" w:cs="Times New Roman"/>
+                <w:sz w:val="24"/>
+                <w:szCs w:val="24"/>
+              </w:rPr>
+              <w:t>14 &lt; 22</w:t>
+            </w:r>
+          </w:p>
+        </w:tc>
+        <w:tc>
+          <w:tcPr>
+            <w:tcW w:w="0" w:type="auto"/>
+            <w:vAlign w:val="center"/>
+            <w:hideMark/>
+          </w:tcPr>
+          <w:p>
+            <w:pPr>
+              <w:spacing w:after="0" w:line="240" w:lineRule="auto"/>
+              <w:rPr>
+                <w:rFonts w:ascii="Times New Roman" w:eastAsia="Times New Roman" w:hAnsi="Times New Roman" w:cs="Times New Roman"/>
+                <w:sz w:val="24"/>
+                <w:szCs w:val="24"/>
+              </w:rPr>
+            </w:pPr>
+            <w:r>
+              <w:rPr>
+                <w:rFonts w:ascii="Times New Roman" w:eastAsia="Times New Roman" w:hAnsi="Times New Roman" w:cs="Times New Roman"/>
+                <w:sz w:val="24"/>
+                <w:szCs w:val="24"/>
+              </w:rPr>
+              <w:t xml:space="preserve">         </w:t>
+            </w:r>
+            <w:r>
+              <w:rPr>
+                <w:rFonts w:ascii="Times New Roman" w:eastAsia="Times New Roman" w:hAnsi="Times New Roman" w:cs="Times New Roman"/>
+                <w:sz w:val="24"/>
+                <w:szCs w:val="24"/>
+              </w:rPr>
+              <w:t>high = mid - 1 = 2</w:t>
+            </w:r>
+          </w:p>
+        </w:tc>
+      </w:tr>
+      <w:tr>
+        <w:trPr>
+          <w:tblCellSpacing w:w="15" w:type="dxa"/>
+        </w:trPr>
+        <w:tc>
+          <w:tcPr>
+            <w:tcW w:w="0" w:type="auto"/>
+            <w:vAlign w:val="center"/>
+            <w:hideMark/>
+          </w:tcPr>
+          <w:p>
+            <w:pPr>
+              <w:spacing w:after="0" w:line="240" w:lineRule="auto"/>
+              <w:rPr>
+                <w:rFonts w:ascii="Times New Roman" w:eastAsia="Times New Roman" w:hAnsi="Times New Roman" w:cs="Times New Roman"/>
+                <w:sz w:val="24"/>
+                <w:szCs w:val="24"/>
+              </w:rPr>
+            </w:pPr>
+            <w:r>
+              <w:rPr>
+                <w:rFonts w:ascii="Times New Roman" w:eastAsia="Times New Roman" w:hAnsi="Times New Roman" w:cs="Times New Roman"/>
+                <w:sz w:val="24"/>
+                <w:szCs w:val="24"/>
+              </w:rPr>
+              <w:t>2</w:t>
+            </w:r>
+          </w:p>
+        </w:tc>
+        <w:tc>
+          <w:tcPr>
+            <w:tcW w:w="0" w:type="auto"/>
+            <w:vAlign w:val="center"/>
+            <w:hideMark/>
+          </w:tcPr>
+          <w:p>
+            <w:pPr>
+              <w:spacing w:after="0" w:line="240" w:lineRule="auto"/>
+              <w:rPr>
+                <w:rFonts w:ascii="Times New Roman" w:eastAsia="Times New Roman" w:hAnsi="Times New Roman" w:cs="Times New Roman"/>
+                <w:sz w:val="24"/>
+                <w:szCs w:val="24"/>
+              </w:rPr>
+            </w:pPr>
+            <w:r>
+              <w:rPr>
+                <w:rFonts w:ascii="Times New Roman" w:eastAsia="Times New Roman" w:hAnsi="Times New Roman" w:cs="Times New Roman"/>
+                <w:sz w:val="24"/>
+                <w:szCs w:val="24"/>
+              </w:rPr>
+              <w:t xml:space="preserve">     </w:t>
+            </w:r>
+            <w:r>
+              <w:rPr>
+                <w:rFonts w:ascii="Times New Roman" w:eastAsia="Times New Roman" w:hAnsi="Times New Roman" w:cs="Times New Roman"/>
+                <w:sz w:val="24"/>
+                <w:szCs w:val="24"/>
+              </w:rPr>
+              <w:t>0</w:t>
+            </w:r>
+          </w:p>
+        </w:tc>
+        <w:tc>
+          <w:tcPr>
+            <w:tcW w:w="0" w:type="auto"/>
+            <w:vAlign w:val="center"/>
+            <w:hideMark/>
+          </w:tcPr>
+          <w:p>
+            <w:pPr>
+              <w:spacing w:after="0" w:line="240" w:lineRule="auto"/>
+              <w:rPr>
+                <w:rFonts w:ascii="Times New Roman" w:eastAsia="Times New Roman" w:hAnsi="Times New Roman" w:cs="Times New Roman"/>
+                <w:sz w:val="24"/>
+                <w:szCs w:val="24"/>
+              </w:rPr>
+            </w:pPr>
+            <w:r>
+              <w:rPr>
+                <w:rFonts w:ascii="Times New Roman" w:eastAsia="Times New Roman" w:hAnsi="Times New Roman" w:cs="Times New Roman"/>
+                <w:sz w:val="24"/>
+                <w:szCs w:val="24"/>
+              </w:rPr>
+              <w:t xml:space="preserve">    </w:t>
+            </w:r>
+            <w:r>
+              <w:rPr>
+                <w:rFonts w:ascii="Times New Roman" w:eastAsia="Times New Roman" w:hAnsi="Times New Roman" w:cs="Times New Roman"/>
+                <w:sz w:val="24"/>
+                <w:szCs w:val="24"/>
+              </w:rPr>
+              <w:t>2</w:t>
+            </w:r>
+          </w:p>
+        </w:tc>
+        <w:tc>
+          <w:tcPr>
+            <w:tcW w:w="0" w:type="auto"/>
+            <w:vAlign w:val="center"/>
+            <w:hideMark/>
+          </w:tcPr>
+          <w:p>
+            <w:pPr>
+              <w:spacing w:after="0" w:line="240" w:lineRule="auto"/>
+              <w:rPr>
+                <w:rFonts w:ascii="Times New Roman" w:eastAsia="Times New Roman" w:hAnsi="Times New Roman" w:cs="Times New Roman"/>
+                <w:sz w:val="24"/>
+                <w:szCs w:val="24"/>
+              </w:rPr>
+            </w:pPr>
+            <w:r>
+              <w:rPr>
+                <w:rFonts w:ascii="Times New Roman" w:eastAsia="Times New Roman" w:hAnsi="Times New Roman" w:cs="Times New Roman"/>
+                <w:sz w:val="24"/>
+                <w:szCs w:val="24"/>
+              </w:rPr>
+              <w:t xml:space="preserve">     </w:t>
+            </w:r>
+            <w:r>
+              <w:rPr>
+                <w:rFonts w:ascii="Times New Roman" w:eastAsia="Times New Roman" w:hAnsi="Times New Roman" w:cs="Times New Roman"/>
+                <w:sz w:val="24"/>
+                <w:szCs w:val="24"/>
+              </w:rPr>
+              <w:t>1</w:t>
+            </w:r>
+          </w:p>
+        </w:tc>
+        <w:tc>
+          <w:tcPr>
+            <w:tcW w:w="0" w:type="auto"/>
+            <w:vAlign w:val="center"/>
+            <w:hideMark/>
+          </w:tcPr>
+          <w:p>
+            <w:pPr>
+              <w:spacing w:after="0" w:line="240" w:lineRule="auto"/>
+              <w:rPr>
+                <w:rFonts w:ascii="Times New Roman" w:eastAsia="Times New Roman" w:hAnsi="Times New Roman" w:cs="Times New Roman"/>
+                <w:sz w:val="24"/>
+                <w:szCs w:val="24"/>
+              </w:rPr>
+            </w:pPr>
+            <w:r>
+              <w:rPr>
+                <w:rFonts w:ascii="Times New Roman" w:eastAsia="Times New Roman" w:hAnsi="Times New Roman" w:cs="Times New Roman"/>
+                <w:sz w:val="24"/>
+                <w:szCs w:val="24"/>
+              </w:rPr>
+              <w:t xml:space="preserve">              </w:t>
+            </w:r>
+            <w:r>
+              <w:rPr>
+                <w:rFonts w:ascii="Times New Roman" w:eastAsia="Times New Roman" w:hAnsi="Times New Roman" w:cs="Times New Roman"/>
+                <w:sz w:val="24"/>
+                <w:szCs w:val="24"/>
+              </w:rPr>
+              <w:t>8</w:t>
+            </w:r>
+          </w:p>
+        </w:tc>
+        <w:tc>
+          <w:tcPr>
+            <w:tcW w:w="0" w:type="auto"/>
+            <w:vAlign w:val="center"/>
+            <w:hideMark/>
+          </w:tcPr>
+          <w:p>
+            <w:pPr>
+              <w:spacing w:after="0" w:line="240" w:lineRule="auto"/>
+              <w:rPr>
+                <w:rFonts w:ascii="Times New Roman" w:eastAsia="Times New Roman" w:hAnsi="Times New Roman" w:cs="Times New Roman"/>
+                <w:sz w:val="24"/>
+                <w:szCs w:val="24"/>
+              </w:rPr>
+            </w:pPr>
+            <w:r>
+              <w:rPr>
+                <w:rFonts w:ascii="Times New Roman" w:eastAsia="Times New Roman" w:hAnsi="Times New Roman" w:cs="Times New Roman"/>
+                <w:sz w:val="24"/>
+                <w:szCs w:val="24"/>
+              </w:rPr>
+              <w:t xml:space="preserve">       </w:t>
+            </w:r>
+            <w:r>
+              <w:rPr>
+                <w:rFonts w:ascii="Times New Roman" w:eastAsia="Times New Roman" w:hAnsi="Times New Roman" w:cs="Times New Roman"/>
+                <w:sz w:val="24"/>
+                <w:szCs w:val="24"/>
+              </w:rPr>
+              <w:t>14 &gt; 8</w:t>
+            </w:r>
+          </w:p>
+        </w:tc>
+        <w:tc>
+          <w:tcPr>
+            <w:tcW w:w="0" w:type="auto"/>
+            <w:vAlign w:val="center"/>
+            <w:hideMark/>
+          </w:tcPr>
+          <w:p>
+            <w:pPr>
+              <w:spacing w:after="0" w:line="240" w:lineRule="auto"/>
+              <w:rPr>
+                <w:rFonts w:ascii="Times New Roman" w:eastAsia="Times New Roman" w:hAnsi="Times New Roman" w:cs="Times New Roman"/>
+                <w:sz w:val="24"/>
+                <w:szCs w:val="24"/>
+              </w:rPr>
+            </w:pPr>
+            <w:r>
+              <w:rPr>
+                <w:rFonts w:ascii="Times New Roman" w:eastAsia="Times New Roman" w:hAnsi="Times New Roman" w:cs="Times New Roman"/>
+                <w:sz w:val="24"/>
+                <w:szCs w:val="24"/>
+              </w:rPr>
+              <w:t xml:space="preserve">         </w:t>
+            </w:r>
+            <w:r>
+              <w:rPr>
+                <w:rFonts w:ascii="Times New Roman" w:eastAsia="Times New Roman" w:hAnsi="Times New Roman" w:cs="Times New Roman"/>
+                <w:sz w:val="24"/>
+                <w:szCs w:val="24"/>
+              </w:rPr>
+              <w:t>low = mid + 1 = 2</w:t>
+            </w:r>
+          </w:p>
+        </w:tc>
+      </w:tr>
+      <w:tr>
+        <w:trPr>
+          <w:tblCellSpacing w:w="15" w:type="dxa"/>
+        </w:trPr>
+        <w:tc>
+          <w:tcPr>
+            <w:tcW w:w="0" w:type="auto"/>
+            <w:vAlign w:val="center"/>
+            <w:hideMark/>
+          </w:tcPr>
+          <w:p>
+            <w:pPr>
+              <w:spacing w:after="0" w:line="240" w:lineRule="auto"/>
+              <w:rPr>
+                <w:rFonts w:ascii="Times New Roman" w:eastAsia="Times New Roman" w:hAnsi="Times New Roman" w:cs="Times New Roman"/>
+                <w:sz w:val="24"/>
+                <w:szCs w:val="24"/>
+              </w:rPr>
+            </w:pPr>
+            <w:r>
+              <w:rPr>
+                <w:rFonts w:ascii="Times New Roman" w:eastAsia="Times New Roman" w:hAnsi="Times New Roman" w:cs="Times New Roman"/>
+                <w:sz w:val="24"/>
+                <w:szCs w:val="24"/>
+              </w:rPr>
+              <w:t>3</w:t>
+            </w:r>
+          </w:p>
+        </w:tc>
+        <w:tc>
+          <w:tcPr>
+            <w:tcW w:w="0" w:type="auto"/>
+            <w:vAlign w:val="center"/>
+            <w:hideMark/>
+          </w:tcPr>
+          <w:p>
+            <w:pPr>
+              <w:spacing w:after="0" w:line="240" w:lineRule="auto"/>
+              <w:rPr>
+                <w:rFonts w:ascii="Times New Roman" w:eastAsia="Times New Roman" w:hAnsi="Times New Roman" w:cs="Times New Roman"/>
+                <w:sz w:val="24"/>
+                <w:szCs w:val="24"/>
+              </w:rPr>
+            </w:pPr>
+            <w:r>
+              <w:rPr>
+                <w:rFonts w:ascii="Times New Roman" w:eastAsia="Times New Roman" w:hAnsi="Times New Roman" w:cs="Times New Roman"/>
+                <w:sz w:val="24"/>
+                <w:szCs w:val="24"/>
+              </w:rPr>
+              <w:t xml:space="preserve">     </w:t>
+            </w:r>
+            <w:r>
+              <w:rPr>
+                <w:rFonts w:ascii="Times New Roman" w:eastAsia="Times New Roman" w:hAnsi="Times New Roman" w:cs="Times New Roman"/>
+                <w:sz w:val="24"/>
+                <w:szCs w:val="24"/>
+              </w:rPr>
+              <w:t>2</w:t>
+            </w:r>
+          </w:p>
+        </w:tc>
+        <w:tc>
+          <w:tcPr>
+            <w:tcW w:w="0" w:type="auto"/>
+            <w:vAlign w:val="center"/>
+            <w:hideMark/>
+          </w:tcPr>
+          <w:p>
+            <w:pPr>
+              <w:spacing w:after="0" w:line="240" w:lineRule="auto"/>
+              <w:rPr>
+                <w:rFonts w:ascii="Times New Roman" w:eastAsia="Times New Roman" w:hAnsi="Times New Roman" w:cs="Times New Roman"/>
+                <w:sz w:val="24"/>
+                <w:szCs w:val="24"/>
+              </w:rPr>
+            </w:pPr>
+            <w:r>
+              <w:rPr>
+                <w:rFonts w:ascii="Times New Roman" w:eastAsia="Times New Roman" w:hAnsi="Times New Roman" w:cs="Times New Roman"/>
+                <w:sz w:val="24"/>
+                <w:szCs w:val="24"/>
+              </w:rPr>
+              <w:t xml:space="preserve">    </w:t>
+            </w:r>
+            <w:r>
+              <w:rPr>
+                <w:rFonts w:ascii="Times New Roman" w:eastAsia="Times New Roman" w:hAnsi="Times New Roman" w:cs="Times New Roman"/>
+                <w:sz w:val="24"/>
+                <w:szCs w:val="24"/>
+              </w:rPr>
+              <w:t>2</w:t>
+            </w:r>
+          </w:p>
+        </w:tc>
+        <w:tc>
+          <w:tcPr>
+            <w:tcW w:w="0" w:type="auto"/>
+            <w:vAlign w:val="center"/>
+            <w:hideMark/>
+          </w:tcPr>
+          <w:p>
+            <w:pPr>
+              <w:spacing w:after="0" w:line="240" w:lineRule="auto"/>
+              <w:rPr>
+                <w:rFonts w:ascii="Times New Roman" w:eastAsia="Times New Roman" w:hAnsi="Times New Roman" w:cs="Times New Roman"/>
+                <w:sz w:val="24"/>
+                <w:szCs w:val="24"/>
+              </w:rPr>
+            </w:pPr>
+            <w:r>
+              <w:rPr>
+                <w:rFonts w:ascii="Times New Roman" w:eastAsia="Times New Roman" w:hAnsi="Times New Roman" w:cs="Times New Roman"/>
+                <w:sz w:val="24"/>
+                <w:szCs w:val="24"/>
+              </w:rPr>
+              <w:t xml:space="preserve">     </w:t>
+            </w:r>
+            <w:r>
+              <w:rPr>
+                <w:rFonts w:ascii="Times New Roman" w:eastAsia="Times New Roman" w:hAnsi="Times New Roman" w:cs="Times New Roman"/>
+                <w:sz w:val="24"/>
+                <w:szCs w:val="24"/>
+              </w:rPr>
+              <w:t>2</w:t>
+            </w:r>
+          </w:p>
+        </w:tc>
+        <w:tc>
+          <w:tcPr>
+            <w:tcW w:w="0" w:type="auto"/>
+            <w:vAlign w:val="center"/>
+            <w:hideMark/>
+          </w:tcPr>
+          <w:p>
+            <w:pPr>
+              <w:spacing w:after="0" w:line="240" w:lineRule="auto"/>
+              <w:rPr>
+                <w:rFonts w:ascii="Times New Roman" w:eastAsia="Times New Roman" w:hAnsi="Times New Roman" w:cs="Times New Roman"/>
+                <w:sz w:val="24"/>
+                <w:szCs w:val="24"/>
+              </w:rPr>
+            </w:pPr>
+            <w:r>
+              <w:rPr>
+                <w:rFonts w:ascii="Times New Roman" w:eastAsia="Times New Roman" w:hAnsi="Times New Roman" w:cs="Times New Roman"/>
+                <w:sz w:val="24"/>
+                <w:szCs w:val="24"/>
+              </w:rPr>
+              <w:t xml:space="preserve">             </w:t>
+            </w:r>
+            <w:r>
+              <w:rPr>
+                <w:rFonts w:ascii="Times New Roman" w:eastAsia="Times New Roman" w:hAnsi="Times New Roman" w:cs="Times New Roman"/>
+                <w:sz w:val="24"/>
+                <w:szCs w:val="24"/>
+              </w:rPr>
+              <w:t>14</w:t>
+            </w:r>
+          </w:p>
+        </w:tc>
+        <w:tc>
+          <w:tcPr>
+            <w:tcW w:w="0" w:type="auto"/>
+            <w:vAlign w:val="center"/>
+            <w:hideMark/>
+          </w:tcPr>
+          <w:p>
+            <w:pPr>
+              <w:spacing w:after="0" w:line="240" w:lineRule="auto"/>
+              <w:rPr>
+                <w:rFonts w:ascii="Times New Roman" w:eastAsia="Times New Roman" w:hAnsi="Times New Roman" w:cs="Times New Roman"/>
+                <w:sz w:val="24"/>
+                <w:szCs w:val="24"/>
+              </w:rPr>
+            </w:pPr>
+            <w:r>
+              <w:rPr>
+                <w:rFonts w:ascii="Times New Roman" w:eastAsia="Times New Roman" w:hAnsi="Times New Roman" w:cs="Times New Roman"/>
+                <w:sz w:val="24"/>
+                <w:szCs w:val="24"/>
+              </w:rPr>
+              <w:t xml:space="preserve">       </w:t>
+            </w:r>
+            <w:r>
+              <w:rPr>
+                <w:rFonts w:ascii="Times New Roman" w:eastAsia="Times New Roman" w:hAnsi="Times New Roman" w:cs="Times New Roman"/>
+                <w:sz w:val="24"/>
+                <w:szCs w:val="24"/>
+              </w:rPr>
+              <w:t>14 == 14</w:t>
+            </w:r>
+          </w:p>
+        </w:tc>
+        <w:tc>
+          <w:tcPr>
+            <w:tcW w:w="0" w:type="auto"/>
+            <w:vAlign w:val="center"/>
+            <w:hideMark/>
+          </w:tcPr>
+          <w:p>
+            <w:pPr>
+              <w:spacing w:after="0" w:line="240" w:lineRule="auto"/>
+              <w:rPr>
+                <w:rFonts w:ascii="Times New Roman" w:eastAsia="Times New Roman" w:hAnsi="Times New Roman" w:cs="Times New Roman"/>
+                <w:sz w:val="24"/>
+                <w:szCs w:val="24"/>
+              </w:rPr>
+            </w:pPr>
+            <w:r>
+              <w:rPr>
+                <w:rFonts w:ascii="Times New Roman" w:eastAsia="Times New Roman" w:hAnsi="Times New Roman" w:cs="Times New Roman"/>
+                <w:sz w:val="24"/>
+                <w:szCs w:val="24"/>
+              </w:rPr>
+              <w:t xml:space="preserve">         </w:t>
+            </w:r>
+            <w:r>
+              <w:rPr>
+                <w:rFonts w:ascii="Times New Roman" w:eastAsia="Times New Roman" w:hAnsi="Times New Roman" w:cs="Times New Roman"/>
+                <w:sz w:val="24"/>
+                <w:szCs w:val="24"/>
+              </w:rPr>
+              <w:t xml:space="preserve">FOUND </w:t>
+            </w:r>
+            <w:r>
+              <w:rPr>
+                <w:rFonts w:ascii="Segoe UI Symbol" w:eastAsia="Times New Roman" w:hAnsi="Segoe UI Symbol" w:cs="Segoe UI Symbol"/>
+                <w:sz w:val="24"/>
+                <w:szCs w:val="24"/>
+              </w:rPr>
+              <w:t>✅</w:t>
+            </w:r>
+            <w:r>
+              <w:rPr>
+                <w:rFonts w:ascii="Segoe UI Symbol" w:eastAsia="Times New Roman" w:hAnsi="Segoe UI Symbol" w:cs="Segoe UI Symbol"/>
+                <w:sz w:val="24"/>
+                <w:szCs w:val="24"/>
+              </w:rPr>
+              <w:t xml:space="preserve"> </w:t>
+            </w:r>
+            <w:r>
+              <w:rPr>
+                <w:rFonts w:ascii="Segoe UI Symbol" w:eastAsia="Times New Roman" w:hAnsi="Segoe UI Symbol" w:cs="Segoe UI Symbol"/>
+                <w:sz w:val="24"/>
+                <w:szCs w:val="24"/>
+              </w:rPr>
+              <w:t xml:space="preserve"> </w:t>
+            </w:r>
+          </w:p>
+        </w:tc>
+      </w:tr>
+    </w:tbl>
     <w:p>
       <w:pPr>
         <w:rPr>
           <w:b/>
         </w:rPr>
       </w:pPr>
-      <w:r>
-        <w:rPr>
-          <w:rFonts w:ascii="Arial" w:hAnsi="Arial" w:cs="Arial"/>
-          <w:color w:val="1F1F1F"/>
-          <w:sz w:val="21"/>
-          <w:szCs w:val="21"/>
-        </w:rPr>
-        <w:br/>
-      </w:r>
-      <w:r>
-        <w:rPr>
-          <w:rFonts w:ascii="Arial" w:hAnsi="Arial" w:cs="Arial"/>
-          <w:color w:val="FF0000"/>
-          <w:sz w:val="21"/>
-          <w:szCs w:val="21"/>
-          <w:highlight w:val="yellow"/>
-          <w:shd w:val="clear" w:color="auto" w:fill="FFFFFF"/>
-        </w:rPr>
-        <w:t>7. Implement a linear search function that finds and returns the index of a target name in a list of names.</w:t>
-      </w:r>
     </w:p>
     <w:sectPr>
       <w:pgSz w:w="12240" w:h="15840"/>
@@ -2549,6 +8791,37 @@
     <w:semiHidden/>
     <w:unhideWhenUsed/>
   </w:style>
+  <w:style w:type="character" w:customStyle="1" w:styleId="8">
+    <w:name w:val="ͼ8"/>
+    <w:basedOn w:val="DefaultParagraphFont"/>
+    <w:rsid w:val="0014746B"/>
+  </w:style>
+  <w:style w:type="character" w:customStyle="1" w:styleId="e">
+    <w:name w:val="ͼe"/>
+    <w:basedOn w:val="DefaultParagraphFont"/>
+    <w:rsid w:val="0014746B"/>
+  </w:style>
+  <w:style w:type="character" w:customStyle="1" w:styleId="b">
+    <w:name w:val="ͼb"/>
+    <w:basedOn w:val="DefaultParagraphFont"/>
+    <w:rsid w:val="0014746B"/>
+  </w:style>
+  <w:style w:type="paragraph" w:styleId="NormalWeb">
+    <w:name w:val="Normal (Web)"/>
+    <w:basedOn w:val="Normal"/>
+    <w:uiPriority w:val="99"/>
+    <w:semiHidden/>
+    <w:unhideWhenUsed/>
+    <w:rsid w:val="00A9740D"/>
+    <w:pPr>
+      <w:spacing w:before="100" w:beforeAutospacing="1" w:after="100" w:afterAutospacing="1" w:line="240" w:lineRule="auto"/>
+    </w:pPr>
+    <w:rPr>
+      <w:rFonts w:ascii="Times New Roman" w:eastAsia="Times New Roman" w:hAnsi="Times New Roman" w:cs="Times New Roman"/>
+      <w:sz w:val="24"/>
+      <w:szCs w:val="24"/>
+    </w:rPr>
+  </w:style>
 </w:styles>
 </file>
 

--- a/Programming Language/Problem_Solving.docx
+++ b/Programming Language/Problem_Solving.docx
@@ -1454,16 +1454,7 @@
           <w:sz w:val="21"/>
           <w:szCs w:val="21"/>
         </w:rPr>
-        <w:t xml:space="preserve"> = grade</w:t>
-      </w:r>
-      <w:r>
-        <w:rPr>
-          <w:rFonts w:ascii="Arial" w:hAnsi="Arial" w:cs="Arial"/>
-          <w:color w:val="1F1F1F"/>
-          <w:sz w:val="21"/>
-          <w:szCs w:val="21"/>
-        </w:rPr>
-        <w:t>s if grades is not None else []</w:t>
+        <w:t xml:space="preserve"> = grades if grades is not None else []</w:t>
       </w:r>
     </w:p>
     <w:p>
@@ -1592,16 +1583,7 @@
           <w:sz w:val="21"/>
           <w:szCs w:val="21"/>
         </w:rPr>
-        <w:t>(grade)</w:t>
-      </w:r>
-      <w:r>
-        <w:rPr>
-          <w:rFonts w:ascii="Arial" w:hAnsi="Arial" w:cs="Arial"/>
-          <w:color w:val="1F1F1F"/>
-          <w:sz w:val="21"/>
-          <w:szCs w:val="21"/>
-        </w:rPr>
-        <w:t xml:space="preserve"> </w:t>
+        <w:t xml:space="preserve">(grade) </w:t>
       </w:r>
     </w:p>
     <w:p>
@@ -1849,7 +1831,7 @@
           <w:sz w:val="21"/>
           <w:szCs w:val="21"/>
         </w:rPr>
-        <w:t xml:space="preserve">student1 = </w:t>
+        <w:t xml:space="preserve">student = </w:t>
       </w:r>
       <w:proofErr w:type="gramStart"/>
       <w:r>
@@ -1899,7 +1881,7 @@
           <w:sz w:val="21"/>
           <w:szCs w:val="21"/>
         </w:rPr>
-        <w:t>"Name:", student1.name)</w:t>
+        <w:t>"Name:", student.name)</w:t>
       </w:r>
     </w:p>
     <w:p>
@@ -1929,7 +1911,27 @@
           <w:sz w:val="21"/>
           <w:szCs w:val="21"/>
         </w:rPr>
-        <w:t>"ID:", student1.student_id)</w:t>
+        <w:t xml:space="preserve">"ID:", </w:t>
+      </w:r>
+      <w:proofErr w:type="spellStart"/>
+      <w:r>
+        <w:rPr>
+          <w:rFonts w:ascii="Arial" w:hAnsi="Arial" w:cs="Arial"/>
+          <w:color w:val="1F1F1F"/>
+          <w:sz w:val="21"/>
+          <w:szCs w:val="21"/>
+        </w:rPr>
+        <w:t>student.student_id</w:t>
+      </w:r>
+      <w:proofErr w:type="spellEnd"/>
+      <w:r>
+        <w:rPr>
+          <w:rFonts w:ascii="Arial" w:hAnsi="Arial" w:cs="Arial"/>
+          <w:color w:val="1F1F1F"/>
+          <w:sz w:val="21"/>
+          <w:szCs w:val="21"/>
+        </w:rPr>
+        <w:t>)</w:t>
       </w:r>
     </w:p>
     <w:p>
@@ -1959,7 +1961,27 @@
           <w:sz w:val="21"/>
           <w:szCs w:val="21"/>
         </w:rPr>
-        <w:t>"Grades:", student1.grades)</w:t>
+        <w:t xml:space="preserve">"Grades:", </w:t>
+      </w:r>
+      <w:proofErr w:type="spellStart"/>
+      <w:r>
+        <w:rPr>
+          <w:rFonts w:ascii="Arial" w:hAnsi="Arial" w:cs="Arial"/>
+          <w:color w:val="1F1F1F"/>
+          <w:sz w:val="21"/>
+          <w:szCs w:val="21"/>
+        </w:rPr>
+        <w:t>student.grades</w:t>
+      </w:r>
+      <w:proofErr w:type="spellEnd"/>
+      <w:r>
+        <w:rPr>
+          <w:rFonts w:ascii="Arial" w:hAnsi="Arial" w:cs="Arial"/>
+          <w:color w:val="1F1F1F"/>
+          <w:sz w:val="21"/>
+          <w:szCs w:val="21"/>
+        </w:rPr>
+        <w:t>)</w:t>
       </w:r>
     </w:p>
     <w:p>
@@ -1989,16 +2011,37 @@
           <w:sz w:val="21"/>
           <w:szCs w:val="21"/>
         </w:rPr>
-        <w:t>"Average:", student1.calculate_average())</w:t>
+        <w:t xml:space="preserve">"Average:", </w:t>
+      </w:r>
+      <w:proofErr w:type="spellStart"/>
+      <w:r>
+        <w:rPr>
+          <w:rFonts w:ascii="Arial" w:hAnsi="Arial" w:cs="Arial"/>
+          <w:color w:val="1F1F1F"/>
+          <w:sz w:val="21"/>
+          <w:szCs w:val="21"/>
+        </w:rPr>
+        <w:t>student.calculate_average</w:t>
+      </w:r>
+      <w:proofErr w:type="spellEnd"/>
+      <w:r>
+        <w:rPr>
+          <w:rFonts w:ascii="Arial" w:hAnsi="Arial" w:cs="Arial"/>
+          <w:color w:val="1F1F1F"/>
+          <w:sz w:val="21"/>
+          <w:szCs w:val="21"/>
+        </w:rPr>
+        <w:t>())</w:t>
       </w:r>
     </w:p>
     <w:p>
       <w:pPr>
         <w:rPr>
           <w:rFonts w:ascii="Arial" w:hAnsi="Arial" w:cs="Arial"/>
-          <w:color w:val="1F1F1F"/>
-          <w:sz w:val="21"/>
-          <w:szCs w:val="21"/>
+          <w:color w:val="FF0000"/>
+          <w:sz w:val="21"/>
+          <w:szCs w:val="21"/>
+          <w:shd w:val="clear" w:color="auto" w:fill="FFFFFF"/>
         </w:rPr>
       </w:pPr>
       <w:r>
@@ -2013,11 +2056,14 @@
       <w:r>
         <w:rPr>
           <w:rFonts w:ascii="Arial" w:hAnsi="Arial" w:cs="Arial"/>
-          <w:color w:val="1F1F1F"/>
-          <w:sz w:val="21"/>
-          <w:szCs w:val="21"/>
-        </w:rPr>
-        <w:t># Adding a new grade</w:t>
+          <w:b/>
+          <w:color w:val="C00000"/>
+          <w:sz w:val="21"/>
+          <w:szCs w:val="21"/>
+          <w:highlight w:val="yellow"/>
+          <w:shd w:val="clear" w:color="auto" w:fill="FFFFFF"/>
+        </w:rPr>
+        <w:t>7. Implement a linear search function that finds and returns the index of a target name in a list of names.</w:t>
       </w:r>
     </w:p>
     <w:p>
@@ -2036,37 +2082,81 @@
           <w:sz w:val="21"/>
           <w:szCs w:val="21"/>
         </w:rPr>
-        <w:t>student1.add_</w:t>
-      </w:r>
-      <w:proofErr w:type="gramStart"/>
-      <w:r>
-        <w:rPr>
-          <w:rFonts w:ascii="Arial" w:hAnsi="Arial" w:cs="Arial"/>
-          <w:color w:val="1F1F1F"/>
-          <w:sz w:val="21"/>
-          <w:szCs w:val="21"/>
-        </w:rPr>
-        <w:t>grade(</w:t>
-      </w:r>
-      <w:proofErr w:type="gramEnd"/>
-      <w:r>
-        <w:rPr>
-          <w:rFonts w:ascii="Arial" w:hAnsi="Arial" w:cs="Arial"/>
-          <w:color w:val="1F1F1F"/>
-          <w:sz w:val="21"/>
-          <w:szCs w:val="21"/>
-        </w:rPr>
-        <w:t>95)</w:t>
+        <w:t>D</w:t>
+      </w:r>
+      <w:r>
+        <w:rPr>
+          <w:rFonts w:ascii="Arial" w:hAnsi="Arial" w:cs="Arial"/>
+          <w:color w:val="1F1F1F"/>
+          <w:sz w:val="21"/>
+          <w:szCs w:val="21"/>
+        </w:rPr>
+        <w:t xml:space="preserve">ef </w:t>
+      </w:r>
+      <w:proofErr w:type="spellStart"/>
+      <w:r>
+        <w:rPr>
+          <w:rFonts w:ascii="Arial" w:hAnsi="Arial" w:cs="Arial"/>
+          <w:color w:val="1F1F1F"/>
+          <w:sz w:val="21"/>
+          <w:szCs w:val="21"/>
+        </w:rPr>
+        <w:t>linear_search</w:t>
+      </w:r>
+      <w:proofErr w:type="spellEnd"/>
+      <w:r>
+        <w:rPr>
+          <w:rFonts w:ascii="Arial" w:hAnsi="Arial" w:cs="Arial"/>
+          <w:color w:val="1F1F1F"/>
+          <w:sz w:val="21"/>
+          <w:szCs w:val="21"/>
+        </w:rPr>
+        <w:t>(names, target):</w:t>
+      </w:r>
+      <w:r>
+        <w:rPr>
+          <w:rFonts w:ascii="Arial" w:hAnsi="Arial" w:cs="Arial"/>
+          <w:color w:val="1F1F1F"/>
+          <w:sz w:val="21"/>
+          <w:szCs w:val="21"/>
+        </w:rPr>
+        <w:br/>
+      </w:r>
+      <w:r>
+        <w:rPr>
+          <w:rFonts w:ascii="Arial" w:hAnsi="Arial" w:cs="Arial"/>
+          <w:color w:val="1F1F1F"/>
+          <w:sz w:val="21"/>
+          <w:szCs w:val="21"/>
+        </w:rPr>
+        <w:t xml:space="preserve">    for index, name in enumerate(names):</w:t>
+      </w:r>
+      <w:r>
+        <w:rPr>
+          <w:rFonts w:ascii="Arial" w:hAnsi="Arial" w:cs="Arial"/>
+          <w:color w:val="1F1F1F"/>
+          <w:sz w:val="21"/>
+          <w:szCs w:val="21"/>
+        </w:rPr>
+        <w:br/>
+      </w:r>
+      <w:r>
+        <w:rPr>
+          <w:rFonts w:ascii="Arial" w:hAnsi="Arial" w:cs="Arial"/>
+          <w:color w:val="1F1F1F"/>
+          <w:sz w:val="21"/>
+          <w:szCs w:val="21"/>
+        </w:rPr>
+        <w:t xml:space="preserve">        if name == target:</w:t>
       </w:r>
     </w:p>
     <w:p>
       <w:pPr>
         <w:rPr>
           <w:rFonts w:ascii="Arial" w:hAnsi="Arial" w:cs="Arial"/>
-          <w:color w:val="FF0000"/>
-          <w:sz w:val="21"/>
-          <w:szCs w:val="21"/>
-          <w:shd w:val="clear" w:color="auto" w:fill="FFFFFF"/>
+          <w:color w:val="1F1F1F"/>
+          <w:sz w:val="21"/>
+          <w:szCs w:val="21"/>
         </w:rPr>
       </w:pPr>
       <w:r>
@@ -2076,28 +2166,25 @@
           <w:sz w:val="21"/>
           <w:szCs w:val="21"/>
         </w:rPr>
-        <w:t>print("Updated Average:", student1.calculate_average())</w:t>
-      </w:r>
-      <w:r>
-        <w:rPr>
-          <w:rFonts w:ascii="Arial" w:hAnsi="Arial" w:cs="Arial"/>
-          <w:color w:val="1F1F1F"/>
-          <w:sz w:val="21"/>
-          <w:szCs w:val="21"/>
-        </w:rPr>
-        <w:br/>
-      </w:r>
-      <w:r>
-        <w:rPr>
-          <w:rFonts w:ascii="Arial" w:hAnsi="Arial" w:cs="Arial"/>
-          <w:b/>
-          <w:color w:val="C00000"/>
-          <w:sz w:val="21"/>
-          <w:szCs w:val="21"/>
-          <w:highlight w:val="yellow"/>
-          <w:shd w:val="clear" w:color="auto" w:fill="FFFFFF"/>
-        </w:rPr>
-        <w:t>7. Implement a linear search function that finds and returns the index of a target name in a list of names.</w:t>
+        <w:t xml:space="preserve">            return index</w:t>
+      </w:r>
+      <w:r>
+        <w:rPr>
+          <w:rFonts w:ascii="Arial" w:hAnsi="Arial" w:cs="Arial"/>
+          <w:color w:val="1F1F1F"/>
+          <w:sz w:val="21"/>
+          <w:szCs w:val="21"/>
+        </w:rPr>
+        <w:br/>
+      </w:r>
+      <w:r>
+        <w:rPr>
+          <w:rFonts w:ascii="Arial" w:hAnsi="Arial" w:cs="Arial"/>
+          <w:color w:val="1F1F1F"/>
+          <w:sz w:val="21"/>
+          <w:szCs w:val="21"/>
+        </w:rPr>
+        <w:t xml:space="preserve">    return -1</w:t>
       </w:r>
     </w:p>
     <w:p>
@@ -2109,81 +2196,14 @@
           <w:szCs w:val="21"/>
         </w:rPr>
       </w:pPr>
-      <w:proofErr w:type="spellStart"/>
-      <w:r>
-        <w:rPr>
-          <w:rFonts w:ascii="Arial" w:hAnsi="Arial" w:cs="Arial"/>
-          <w:color w:val="1F1F1F"/>
-          <w:sz w:val="21"/>
-          <w:szCs w:val="21"/>
-        </w:rPr>
-        <w:t>def</w:t>
-      </w:r>
-      <w:proofErr w:type="spellEnd"/>
-      <w:r>
-        <w:rPr>
-          <w:rFonts w:ascii="Arial" w:hAnsi="Arial" w:cs="Arial"/>
-          <w:color w:val="1F1F1F"/>
-          <w:sz w:val="21"/>
-          <w:szCs w:val="21"/>
-        </w:rPr>
-        <w:t xml:space="preserve"> </w:t>
-      </w:r>
-      <w:proofErr w:type="spellStart"/>
-      <w:r>
-        <w:rPr>
-          <w:rFonts w:ascii="Arial" w:hAnsi="Arial" w:cs="Arial"/>
-          <w:color w:val="1F1F1F"/>
-          <w:sz w:val="21"/>
-          <w:szCs w:val="21"/>
-        </w:rPr>
-        <w:t>linear_search</w:t>
-      </w:r>
-      <w:proofErr w:type="spellEnd"/>
-      <w:r>
-        <w:rPr>
-          <w:rFonts w:ascii="Arial" w:hAnsi="Arial" w:cs="Arial"/>
-          <w:color w:val="1F1F1F"/>
-          <w:sz w:val="21"/>
-          <w:szCs w:val="21"/>
-        </w:rPr>
-        <w:t>(names, target):</w:t>
-      </w:r>
-      <w:r>
-        <w:rPr>
-          <w:rFonts w:ascii="Arial" w:hAnsi="Arial" w:cs="Arial"/>
-          <w:color w:val="1F1F1F"/>
-          <w:sz w:val="21"/>
-          <w:szCs w:val="21"/>
-        </w:rPr>
-        <w:br/>
-      </w:r>
-      <w:r>
-        <w:rPr>
-          <w:rFonts w:ascii="Arial" w:hAnsi="Arial" w:cs="Arial"/>
-          <w:color w:val="1F1F1F"/>
-          <w:sz w:val="21"/>
-          <w:szCs w:val="21"/>
-        </w:rPr>
-        <w:t xml:space="preserve">    for index, name in enumerate(names):</w:t>
-      </w:r>
-      <w:r>
-        <w:rPr>
-          <w:rFonts w:ascii="Arial" w:hAnsi="Arial" w:cs="Arial"/>
-          <w:color w:val="1F1F1F"/>
-          <w:sz w:val="21"/>
-          <w:szCs w:val="21"/>
-        </w:rPr>
-        <w:br/>
-      </w:r>
-      <w:r>
-        <w:rPr>
-          <w:rFonts w:ascii="Arial" w:hAnsi="Arial" w:cs="Arial"/>
-          <w:color w:val="1F1F1F"/>
-          <w:sz w:val="21"/>
-          <w:szCs w:val="21"/>
-        </w:rPr>
-        <w:t xml:space="preserve">        if name == target:</w:t>
+      <w:r>
+        <w:rPr>
+          <w:rFonts w:ascii="Arial" w:hAnsi="Arial" w:cs="Arial"/>
+          <w:color w:val="1F1F1F"/>
+          <w:sz w:val="21"/>
+          <w:szCs w:val="21"/>
+        </w:rPr>
+        <w:t># Example usage</w:t>
       </w:r>
     </w:p>
     <w:p>
@@ -2202,25 +2222,243 @@
           <w:sz w:val="21"/>
           <w:szCs w:val="21"/>
         </w:rPr>
-        <w:t xml:space="preserve">            return index</w:t>
-      </w:r>
-      <w:r>
-        <w:rPr>
-          <w:rFonts w:ascii="Arial" w:hAnsi="Arial" w:cs="Arial"/>
-          <w:color w:val="1F1F1F"/>
-          <w:sz w:val="21"/>
-          <w:szCs w:val="21"/>
-        </w:rPr>
-        <w:br/>
-      </w:r>
-      <w:r>
-        <w:rPr>
-          <w:rFonts w:ascii="Arial" w:hAnsi="Arial" w:cs="Arial"/>
-          <w:color w:val="1F1F1F"/>
-          <w:sz w:val="21"/>
-          <w:szCs w:val="21"/>
-        </w:rPr>
-        <w:t xml:space="preserve">    return -1</w:t>
+        <w:t>names = [</w:t>
+      </w:r>
+      <w:r>
+        <w:rPr>
+          <w:rFonts w:ascii="Arial" w:hAnsi="Arial" w:cs="Arial"/>
+          <w:color w:val="1F1F1F"/>
+          <w:sz w:val="21"/>
+          <w:szCs w:val="21"/>
+        </w:rPr>
+        <w:t>“</w:t>
+      </w:r>
+      <w:r>
+        <w:rPr>
+          <w:rFonts w:ascii="Arial" w:hAnsi="Arial" w:cs="Arial"/>
+          <w:color w:val="1F1F1F"/>
+          <w:sz w:val="21"/>
+          <w:szCs w:val="21"/>
+        </w:rPr>
+        <w:t>Rahim</w:t>
+      </w:r>
+      <w:r>
+        <w:rPr>
+          <w:rFonts w:ascii="Arial" w:hAnsi="Arial" w:cs="Arial"/>
+          <w:color w:val="1F1F1F"/>
+          <w:sz w:val="21"/>
+          <w:szCs w:val="21"/>
+        </w:rPr>
+        <w:t>”</w:t>
+      </w:r>
+      <w:r>
+        <w:rPr>
+          <w:rFonts w:ascii="Arial" w:hAnsi="Arial" w:cs="Arial"/>
+          <w:color w:val="1F1F1F"/>
+          <w:sz w:val="21"/>
+          <w:szCs w:val="21"/>
+        </w:rPr>
+        <w:t xml:space="preserve">, </w:t>
+      </w:r>
+      <w:r>
+        <w:rPr>
+          <w:rFonts w:ascii="Arial" w:hAnsi="Arial" w:cs="Arial"/>
+          <w:color w:val="1F1F1F"/>
+          <w:sz w:val="21"/>
+          <w:szCs w:val="21"/>
+        </w:rPr>
+        <w:t>“</w:t>
+      </w:r>
+      <w:r>
+        <w:rPr>
+          <w:rFonts w:ascii="Arial" w:hAnsi="Arial" w:cs="Arial"/>
+          <w:color w:val="1F1F1F"/>
+          <w:sz w:val="21"/>
+          <w:szCs w:val="21"/>
+        </w:rPr>
+        <w:t>Karim</w:t>
+      </w:r>
+      <w:r>
+        <w:rPr>
+          <w:rFonts w:ascii="Arial" w:hAnsi="Arial" w:cs="Arial"/>
+          <w:color w:val="1F1F1F"/>
+          <w:sz w:val="21"/>
+          <w:szCs w:val="21"/>
+        </w:rPr>
+        <w:t>”</w:t>
+      </w:r>
+      <w:r>
+        <w:rPr>
+          <w:rFonts w:ascii="Arial" w:hAnsi="Arial" w:cs="Arial"/>
+          <w:color w:val="1F1F1F"/>
+          <w:sz w:val="21"/>
+          <w:szCs w:val="21"/>
+        </w:rPr>
+        <w:t xml:space="preserve">, </w:t>
+      </w:r>
+      <w:r>
+        <w:rPr>
+          <w:rFonts w:ascii="Arial" w:hAnsi="Arial" w:cs="Arial"/>
+          <w:color w:val="1F1F1F"/>
+          <w:sz w:val="21"/>
+          <w:szCs w:val="21"/>
+        </w:rPr>
+        <w:t>“</w:t>
+      </w:r>
+      <w:r>
+        <w:rPr>
+          <w:rFonts w:ascii="Arial" w:hAnsi="Arial" w:cs="Arial"/>
+          <w:color w:val="1F1F1F"/>
+          <w:sz w:val="21"/>
+          <w:szCs w:val="21"/>
+        </w:rPr>
+        <w:t>Habib</w:t>
+      </w:r>
+      <w:r>
+        <w:rPr>
+          <w:rFonts w:ascii="Arial" w:hAnsi="Arial" w:cs="Arial"/>
+          <w:color w:val="1F1F1F"/>
+          <w:sz w:val="21"/>
+          <w:szCs w:val="21"/>
+        </w:rPr>
+        <w:t>”</w:t>
+      </w:r>
+      <w:r>
+        <w:rPr>
+          <w:rFonts w:ascii="Arial" w:hAnsi="Arial" w:cs="Arial"/>
+          <w:color w:val="1F1F1F"/>
+          <w:sz w:val="21"/>
+          <w:szCs w:val="21"/>
+        </w:rPr>
+        <w:t xml:space="preserve">, </w:t>
+      </w:r>
+      <w:r>
+        <w:rPr>
+          <w:rFonts w:ascii="Arial" w:hAnsi="Arial" w:cs="Arial"/>
+          <w:color w:val="1F1F1F"/>
+          <w:sz w:val="21"/>
+          <w:szCs w:val="21"/>
+        </w:rPr>
+        <w:t>“</w:t>
+      </w:r>
+      <w:r>
+        <w:rPr>
+          <w:rFonts w:ascii="Arial" w:hAnsi="Arial" w:cs="Arial"/>
+          <w:color w:val="1F1F1F"/>
+          <w:sz w:val="21"/>
+          <w:szCs w:val="21"/>
+        </w:rPr>
+        <w:t>Ayesha</w:t>
+      </w:r>
+      <w:r>
+        <w:rPr>
+          <w:rFonts w:ascii="Arial" w:hAnsi="Arial" w:cs="Arial"/>
+          <w:color w:val="1F1F1F"/>
+          <w:sz w:val="21"/>
+          <w:szCs w:val="21"/>
+        </w:rPr>
+        <w:t>”</w:t>
+      </w:r>
+      <w:r>
+        <w:rPr>
+          <w:rFonts w:ascii="Arial" w:hAnsi="Arial" w:cs="Arial"/>
+          <w:color w:val="1F1F1F"/>
+          <w:sz w:val="21"/>
+          <w:szCs w:val="21"/>
+        </w:rPr>
+        <w:t>]</w:t>
+      </w:r>
+      <w:r>
+        <w:rPr>
+          <w:rFonts w:ascii="Arial" w:hAnsi="Arial" w:cs="Arial"/>
+          <w:color w:val="1F1F1F"/>
+          <w:sz w:val="21"/>
+          <w:szCs w:val="21"/>
+        </w:rPr>
+        <w:br/>
+      </w:r>
+      <w:r>
+        <w:rPr>
+          <w:rFonts w:ascii="Arial" w:hAnsi="Arial" w:cs="Arial"/>
+          <w:color w:val="1F1F1F"/>
+          <w:sz w:val="21"/>
+          <w:szCs w:val="21"/>
+        </w:rPr>
+        <w:t xml:space="preserve">result = </w:t>
+      </w:r>
+      <w:proofErr w:type="spellStart"/>
+      <w:r>
+        <w:rPr>
+          <w:rFonts w:ascii="Arial" w:hAnsi="Arial" w:cs="Arial"/>
+          <w:color w:val="1F1F1F"/>
+          <w:sz w:val="21"/>
+          <w:szCs w:val="21"/>
+        </w:rPr>
+        <w:t>linear_search</w:t>
+      </w:r>
+      <w:proofErr w:type="spellEnd"/>
+      <w:r>
+        <w:rPr>
+          <w:rFonts w:ascii="Arial" w:hAnsi="Arial" w:cs="Arial"/>
+          <w:color w:val="1F1F1F"/>
+          <w:sz w:val="21"/>
+          <w:szCs w:val="21"/>
+        </w:rPr>
+        <w:t xml:space="preserve">(names, </w:t>
+      </w:r>
+      <w:r>
+        <w:rPr>
+          <w:rFonts w:ascii="Arial" w:hAnsi="Arial" w:cs="Arial"/>
+          <w:color w:val="1F1F1F"/>
+          <w:sz w:val="21"/>
+          <w:szCs w:val="21"/>
+        </w:rPr>
+        <w:t>“</w:t>
+      </w:r>
+      <w:r>
+        <w:rPr>
+          <w:rFonts w:ascii="Arial" w:hAnsi="Arial" w:cs="Arial"/>
+          <w:color w:val="1F1F1F"/>
+          <w:sz w:val="21"/>
+          <w:szCs w:val="21"/>
+        </w:rPr>
+        <w:t>Habib</w:t>
+      </w:r>
+      <w:r>
+        <w:rPr>
+          <w:rFonts w:ascii="Arial" w:hAnsi="Arial" w:cs="Arial"/>
+          <w:color w:val="1F1F1F"/>
+          <w:sz w:val="21"/>
+          <w:szCs w:val="21"/>
+        </w:rPr>
+        <w:t>”</w:t>
+      </w:r>
+      <w:r>
+        <w:rPr>
+          <w:rFonts w:ascii="Arial" w:hAnsi="Arial" w:cs="Arial"/>
+          <w:color w:val="1F1F1F"/>
+          <w:sz w:val="21"/>
+          <w:szCs w:val="21"/>
+        </w:rPr>
+        <w:t>)</w:t>
+      </w:r>
+      <w:r>
+        <w:rPr>
+          <w:rFonts w:ascii="Arial" w:hAnsi="Arial" w:cs="Arial"/>
+          <w:color w:val="1F1F1F"/>
+          <w:sz w:val="21"/>
+          <w:szCs w:val="21"/>
+        </w:rPr>
+        <w:br/>
+      </w:r>
+      <w:r>
+        <w:rPr>
+          <w:rFonts w:ascii="Arial" w:hAnsi="Arial" w:cs="Arial"/>
+          <w:color w:val="1F1F1F"/>
+          <w:sz w:val="21"/>
+          <w:szCs w:val="21"/>
+        </w:rPr>
+        <w:t>print(result)  # Output: 2</w:t>
       </w:r>
     </w:p>
     <w:p>
@@ -2230,6 +2468,7 @@
           <w:color w:val="1F1F1F"/>
           <w:sz w:val="21"/>
           <w:szCs w:val="21"/>
+          <w:shd w:val="clear" w:color="auto" w:fill="FFFFFF"/>
         </w:rPr>
       </w:pPr>
       <w:r>
@@ -2239,7 +2478,30 @@
           <w:sz w:val="21"/>
           <w:szCs w:val="21"/>
         </w:rPr>
-        <w:t># Example usage</w:t>
+        <w:br/>
+      </w:r>
+      <w:r>
+        <w:rPr>
+          <w:rFonts w:ascii="Arial" w:hAnsi="Arial" w:cs="Arial"/>
+          <w:color w:val="C00000"/>
+          <w:sz w:val="21"/>
+          <w:szCs w:val="21"/>
+          <w:highlight w:val="yellow"/>
+          <w:shd w:val="clear" w:color="auto" w:fill="FFFFFF"/>
+        </w:rPr>
+        <w:t xml:space="preserve">8. </w:t>
+      </w:r>
+      <w:r>
+        <w:rPr>
+          <w:rFonts w:ascii="Arial" w:hAnsi="Arial" w:cs="Arial"/>
+          <w:b/>
+          <w:color w:val="C00000"/>
+          <w:sz w:val="21"/>
+          <w:szCs w:val="21"/>
+          <w:highlight w:val="yellow"/>
+          <w:shd w:val="clear" w:color="auto" w:fill="FFFFFF"/>
+        </w:rPr>
+        <w:t>Implement the selection sort algorithm to sort an array of integers in ascending order.</w:t>
       </w:r>
     </w:p>
     <w:p>
@@ -2259,63 +2521,56 @@
           <w:szCs w:val="21"/>
         </w:rPr>
         <w:lastRenderedPageBreak/>
-        <w:t>names = ["Rahim", "Karim", "Habib", "Ayesha"]</w:t>
-      </w:r>
-      <w:r>
-        <w:rPr>
-          <w:rFonts w:ascii="Arial" w:hAnsi="Arial" w:cs="Arial"/>
-          <w:color w:val="1F1F1F"/>
-          <w:sz w:val="21"/>
-          <w:szCs w:val="21"/>
-        </w:rPr>
-        <w:br/>
-      </w:r>
-      <w:r>
-        <w:rPr>
-          <w:rFonts w:ascii="Arial" w:hAnsi="Arial" w:cs="Arial"/>
-          <w:color w:val="1F1F1F"/>
-          <w:sz w:val="21"/>
-          <w:szCs w:val="21"/>
-        </w:rPr>
-        <w:t xml:space="preserve">result = </w:t>
-      </w:r>
-      <w:proofErr w:type="spellStart"/>
-      <w:r>
-        <w:rPr>
-          <w:rFonts w:ascii="Arial" w:hAnsi="Arial" w:cs="Arial"/>
-          <w:color w:val="1F1F1F"/>
-          <w:sz w:val="21"/>
-          <w:szCs w:val="21"/>
-        </w:rPr>
-        <w:t>linear_search</w:t>
-      </w:r>
-      <w:proofErr w:type="spellEnd"/>
-      <w:r>
-        <w:rPr>
-          <w:rFonts w:ascii="Arial" w:hAnsi="Arial" w:cs="Arial"/>
-          <w:color w:val="1F1F1F"/>
-          <w:sz w:val="21"/>
-          <w:szCs w:val="21"/>
-        </w:rPr>
-        <w:t>(names, "Habib")</w:t>
-      </w:r>
-      <w:r>
-        <w:rPr>
-          <w:rFonts w:ascii="Arial" w:hAnsi="Arial" w:cs="Arial"/>
-          <w:color w:val="1F1F1F"/>
-          <w:sz w:val="21"/>
-          <w:szCs w:val="21"/>
-        </w:rPr>
-        <w:br/>
-      </w:r>
-      <w:r>
-        <w:rPr>
-          <w:rFonts w:ascii="Arial" w:hAnsi="Arial" w:cs="Arial"/>
-          <w:color w:val="1F1F1F"/>
-          <w:sz w:val="21"/>
-          <w:szCs w:val="21"/>
-        </w:rPr>
-        <w:t>print(result)  # Output: 2</w:t>
+        <w:t>D</w:t>
+      </w:r>
+      <w:r>
+        <w:rPr>
+          <w:rFonts w:ascii="Arial" w:hAnsi="Arial" w:cs="Arial"/>
+          <w:color w:val="1F1F1F"/>
+          <w:sz w:val="21"/>
+          <w:szCs w:val="21"/>
+        </w:rPr>
+        <w:t xml:space="preserve">ef </w:t>
+      </w:r>
+      <w:proofErr w:type="spellStart"/>
+      <w:r>
+        <w:rPr>
+          <w:rFonts w:ascii="Arial" w:hAnsi="Arial" w:cs="Arial"/>
+          <w:color w:val="1F1F1F"/>
+          <w:sz w:val="21"/>
+          <w:szCs w:val="21"/>
+        </w:rPr>
+        <w:t>selection_sort</w:t>
+      </w:r>
+      <w:proofErr w:type="spellEnd"/>
+      <w:r>
+        <w:rPr>
+          <w:rFonts w:ascii="Arial" w:hAnsi="Arial" w:cs="Arial"/>
+          <w:color w:val="1F1F1F"/>
+          <w:sz w:val="21"/>
+          <w:szCs w:val="21"/>
+        </w:rPr>
+        <w:t>(</w:t>
+      </w:r>
+      <w:proofErr w:type="spellStart"/>
+      <w:r>
+        <w:rPr>
+          <w:rFonts w:ascii="Arial" w:hAnsi="Arial" w:cs="Arial"/>
+          <w:color w:val="1F1F1F"/>
+          <w:sz w:val="21"/>
+          <w:szCs w:val="21"/>
+        </w:rPr>
+        <w:t>arr</w:t>
+      </w:r>
+      <w:proofErr w:type="spellEnd"/>
+      <w:r>
+        <w:rPr>
+          <w:rFonts w:ascii="Arial" w:hAnsi="Arial" w:cs="Arial"/>
+          <w:color w:val="1F1F1F"/>
+          <w:sz w:val="21"/>
+          <w:szCs w:val="21"/>
+        </w:rPr>
+        <w:t>):</w:t>
       </w:r>
     </w:p>
     <w:p>
@@ -2325,7 +2580,6 @@
           <w:color w:val="1F1F1F"/>
           <w:sz w:val="21"/>
           <w:szCs w:val="21"/>
-          <w:shd w:val="clear" w:color="auto" w:fill="FFFFFF"/>
         </w:rPr>
       </w:pPr>
       <w:r>
@@ -2335,30 +2589,47 @@
           <w:sz w:val="21"/>
           <w:szCs w:val="21"/>
         </w:rPr>
-        <w:br/>
-      </w:r>
-      <w:r>
-        <w:rPr>
-          <w:rFonts w:ascii="Arial" w:hAnsi="Arial" w:cs="Arial"/>
-          <w:color w:val="C00000"/>
-          <w:sz w:val="21"/>
-          <w:szCs w:val="21"/>
-          <w:highlight w:val="yellow"/>
-          <w:shd w:val="clear" w:color="auto" w:fill="FFFFFF"/>
-        </w:rPr>
-        <w:t xml:space="preserve">8. </w:t>
-      </w:r>
-      <w:r>
-        <w:rPr>
-          <w:rFonts w:ascii="Arial" w:hAnsi="Arial" w:cs="Arial"/>
-          <w:b/>
-          <w:color w:val="C00000"/>
-          <w:sz w:val="21"/>
-          <w:szCs w:val="21"/>
-          <w:highlight w:val="yellow"/>
-          <w:shd w:val="clear" w:color="auto" w:fill="FFFFFF"/>
-        </w:rPr>
-        <w:t>Implement the selection sort algorithm to sort an array of integers in ascending order.</w:t>
+        <w:t xml:space="preserve">    n = </w:t>
+      </w:r>
+      <w:proofErr w:type="spellStart"/>
+      <w:r>
+        <w:rPr>
+          <w:rFonts w:ascii="Arial" w:hAnsi="Arial" w:cs="Arial"/>
+          <w:color w:val="1F1F1F"/>
+          <w:sz w:val="21"/>
+          <w:szCs w:val="21"/>
+        </w:rPr>
+        <w:t>len</w:t>
+      </w:r>
+      <w:proofErr w:type="spellEnd"/>
+      <w:r>
+        <w:rPr>
+          <w:rFonts w:ascii="Arial" w:hAnsi="Arial" w:cs="Arial"/>
+          <w:color w:val="1F1F1F"/>
+          <w:sz w:val="21"/>
+          <w:szCs w:val="21"/>
+        </w:rPr>
+        <w:t>(</w:t>
+      </w:r>
+      <w:proofErr w:type="spellStart"/>
+      <w:r>
+        <w:rPr>
+          <w:rFonts w:ascii="Arial" w:hAnsi="Arial" w:cs="Arial"/>
+          <w:color w:val="1F1F1F"/>
+          <w:sz w:val="21"/>
+          <w:szCs w:val="21"/>
+        </w:rPr>
+        <w:t>arr</w:t>
+      </w:r>
+      <w:proofErr w:type="spellEnd"/>
+      <w:r>
+        <w:rPr>
+          <w:rFonts w:ascii="Arial" w:hAnsi="Arial" w:cs="Arial"/>
+          <w:color w:val="1F1F1F"/>
+          <w:sz w:val="21"/>
+          <w:szCs w:val="21"/>
+        </w:rPr>
+        <w:t xml:space="preserve">)   </w:t>
       </w:r>
     </w:p>
     <w:p>
@@ -2370,65 +2641,106 @@
           <w:szCs w:val="21"/>
         </w:rPr>
       </w:pPr>
-      <w:proofErr w:type="spellStart"/>
-      <w:r>
-        <w:rPr>
-          <w:rFonts w:ascii="Arial" w:hAnsi="Arial" w:cs="Arial"/>
-          <w:color w:val="1F1F1F"/>
-          <w:sz w:val="21"/>
-          <w:szCs w:val="21"/>
-        </w:rPr>
-        <w:t>def</w:t>
-      </w:r>
-      <w:proofErr w:type="spellEnd"/>
-      <w:r>
-        <w:rPr>
-          <w:rFonts w:ascii="Arial" w:hAnsi="Arial" w:cs="Arial"/>
-          <w:color w:val="1F1F1F"/>
-          <w:sz w:val="21"/>
-          <w:szCs w:val="21"/>
-        </w:rPr>
-        <w:t xml:space="preserve"> </w:t>
-      </w:r>
-      <w:proofErr w:type="spellStart"/>
-      <w:r>
-        <w:rPr>
-          <w:rFonts w:ascii="Arial" w:hAnsi="Arial" w:cs="Arial"/>
-          <w:color w:val="1F1F1F"/>
-          <w:sz w:val="21"/>
-          <w:szCs w:val="21"/>
-        </w:rPr>
-        <w:t>selection_sort</w:t>
-      </w:r>
-      <w:proofErr w:type="spellEnd"/>
-      <w:r>
-        <w:rPr>
-          <w:rFonts w:ascii="Arial" w:hAnsi="Arial" w:cs="Arial"/>
-          <w:color w:val="1F1F1F"/>
-          <w:sz w:val="21"/>
-          <w:szCs w:val="21"/>
-        </w:rPr>
-        <w:t>(</w:t>
-      </w:r>
-      <w:proofErr w:type="spellStart"/>
-      <w:r>
-        <w:rPr>
-          <w:rFonts w:ascii="Arial" w:hAnsi="Arial" w:cs="Arial"/>
-          <w:color w:val="1F1F1F"/>
-          <w:sz w:val="21"/>
-          <w:szCs w:val="21"/>
-        </w:rPr>
-        <w:t>arr</w:t>
-      </w:r>
-      <w:proofErr w:type="spellEnd"/>
-      <w:r>
-        <w:rPr>
-          <w:rFonts w:ascii="Arial" w:hAnsi="Arial" w:cs="Arial"/>
-          <w:color w:val="1F1F1F"/>
-          <w:sz w:val="21"/>
-          <w:szCs w:val="21"/>
-        </w:rPr>
-        <w:t>):</w:t>
+      <w:r>
+        <w:rPr>
+          <w:rFonts w:ascii="Arial" w:hAnsi="Arial" w:cs="Arial"/>
+          <w:color w:val="1F1F1F"/>
+          <w:sz w:val="21"/>
+          <w:szCs w:val="21"/>
+        </w:rPr>
+        <w:t xml:space="preserve">    for </w:t>
+      </w:r>
+      <w:r>
+        <w:rPr>
+          <w:rFonts w:ascii="Arial" w:hAnsi="Arial" w:cs="Arial"/>
+          <w:color w:val="1F1F1F"/>
+          <w:sz w:val="21"/>
+          <w:szCs w:val="21"/>
+        </w:rPr>
+        <w:t>I</w:t>
+      </w:r>
+      <w:r>
+        <w:rPr>
+          <w:rFonts w:ascii="Arial" w:hAnsi="Arial" w:cs="Arial"/>
+          <w:color w:val="1F1F1F"/>
+          <w:sz w:val="21"/>
+          <w:szCs w:val="21"/>
+        </w:rPr>
+        <w:t xml:space="preserve"> in range(n </w:t>
+      </w:r>
+      <w:r>
+        <w:rPr>
+          <w:rFonts w:ascii="Arial" w:hAnsi="Arial" w:cs="Arial"/>
+          <w:color w:val="1F1F1F"/>
+          <w:sz w:val="21"/>
+          <w:szCs w:val="21"/>
+        </w:rPr>
+        <w:t>–</w:t>
+      </w:r>
+      <w:r>
+        <w:rPr>
+          <w:rFonts w:ascii="Arial" w:hAnsi="Arial" w:cs="Arial"/>
+          <w:color w:val="1F1F1F"/>
+          <w:sz w:val="21"/>
+          <w:szCs w:val="21"/>
+        </w:rPr>
+        <w:t xml:space="preserve"> 1):</w:t>
+      </w:r>
+      <w:r>
+        <w:rPr>
+          <w:rFonts w:ascii="Arial" w:hAnsi="Arial" w:cs="Arial"/>
+          <w:color w:val="1F1F1F"/>
+          <w:sz w:val="21"/>
+          <w:szCs w:val="21"/>
+        </w:rPr>
+        <w:br/>
+      </w:r>
+      <w:r>
+        <w:rPr>
+          <w:rFonts w:ascii="Arial" w:hAnsi="Arial" w:cs="Arial"/>
+          <w:color w:val="1F1F1F"/>
+          <w:sz w:val="21"/>
+          <w:szCs w:val="21"/>
+        </w:rPr>
+        <w:t xml:space="preserve">        </w:t>
+      </w:r>
+      <w:proofErr w:type="spellStart"/>
+      <w:r>
+        <w:rPr>
+          <w:rFonts w:ascii="Arial" w:hAnsi="Arial" w:cs="Arial"/>
+          <w:color w:val="1F1F1F"/>
+          <w:sz w:val="21"/>
+          <w:szCs w:val="21"/>
+        </w:rPr>
+        <w:t>min_index</w:t>
+      </w:r>
+      <w:proofErr w:type="spellEnd"/>
+      <w:r>
+        <w:rPr>
+          <w:rFonts w:ascii="Arial" w:hAnsi="Arial" w:cs="Arial"/>
+          <w:color w:val="1F1F1F"/>
+          <w:sz w:val="21"/>
+          <w:szCs w:val="21"/>
+        </w:rPr>
+        <w:t xml:space="preserve"> = </w:t>
+      </w:r>
+      <w:r>
+        <w:rPr>
+          <w:rFonts w:ascii="Arial" w:hAnsi="Arial" w:cs="Arial"/>
+          <w:color w:val="1F1F1F"/>
+          <w:sz w:val="21"/>
+          <w:szCs w:val="21"/>
+        </w:rPr>
+        <w:t>I</w:t>
+      </w:r>
+      <w:r>
+        <w:rPr>
+          <w:rFonts w:ascii="Arial" w:hAnsi="Arial" w:cs="Arial"/>
+          <w:color w:val="1F1F1F"/>
+          <w:sz w:val="21"/>
+          <w:szCs w:val="21"/>
+        </w:rPr>
+        <w:t xml:space="preserve">       </w:t>
       </w:r>
     </w:p>
     <w:p>
@@ -2447,27 +2759,43 @@
           <w:sz w:val="21"/>
           <w:szCs w:val="21"/>
         </w:rPr>
-        <w:t xml:space="preserve">    n = </w:t>
-      </w:r>
-      <w:proofErr w:type="spellStart"/>
-      <w:r>
-        <w:rPr>
-          <w:rFonts w:ascii="Arial" w:hAnsi="Arial" w:cs="Arial"/>
-          <w:color w:val="1F1F1F"/>
-          <w:sz w:val="21"/>
-          <w:szCs w:val="21"/>
-        </w:rPr>
-        <w:t>len</w:t>
-      </w:r>
-      <w:proofErr w:type="spellEnd"/>
-      <w:r>
-        <w:rPr>
-          <w:rFonts w:ascii="Arial" w:hAnsi="Arial" w:cs="Arial"/>
-          <w:color w:val="1F1F1F"/>
-          <w:sz w:val="21"/>
-          <w:szCs w:val="21"/>
-        </w:rPr>
-        <w:t>(</w:t>
+        <w:t xml:space="preserve">        for j in range(</w:t>
+      </w:r>
+      <w:r>
+        <w:rPr>
+          <w:rFonts w:ascii="Arial" w:hAnsi="Arial" w:cs="Arial"/>
+          <w:color w:val="1F1F1F"/>
+          <w:sz w:val="21"/>
+          <w:szCs w:val="21"/>
+        </w:rPr>
+        <w:t>I</w:t>
+      </w:r>
+      <w:r>
+        <w:rPr>
+          <w:rFonts w:ascii="Arial" w:hAnsi="Arial" w:cs="Arial"/>
+          <w:color w:val="1F1F1F"/>
+          <w:sz w:val="21"/>
+          <w:szCs w:val="21"/>
+        </w:rPr>
+        <w:t xml:space="preserve"> + 1, n):</w:t>
+      </w:r>
+      <w:r>
+        <w:rPr>
+          <w:rFonts w:ascii="Arial" w:hAnsi="Arial" w:cs="Arial"/>
+          <w:color w:val="1F1F1F"/>
+          <w:sz w:val="21"/>
+          <w:szCs w:val="21"/>
+        </w:rPr>
+        <w:br/>
+      </w:r>
+      <w:r>
+        <w:rPr>
+          <w:rFonts w:ascii="Arial" w:hAnsi="Arial" w:cs="Arial"/>
+          <w:color w:val="1F1F1F"/>
+          <w:sz w:val="21"/>
+          <w:szCs w:val="21"/>
+        </w:rPr>
+        <w:t xml:space="preserve">            if </w:t>
       </w:r>
       <w:proofErr w:type="spellStart"/>
       <w:r>
@@ -2487,7 +2815,85 @@
           <w:sz w:val="21"/>
           <w:szCs w:val="21"/>
         </w:rPr>
-        <w:t xml:space="preserve">)   </w:t>
+        <w:t xml:space="preserve">[j] &lt; </w:t>
+      </w:r>
+      <w:proofErr w:type="spellStart"/>
+      <w:r>
+        <w:rPr>
+          <w:rFonts w:ascii="Arial" w:hAnsi="Arial" w:cs="Arial"/>
+          <w:color w:val="1F1F1F"/>
+          <w:sz w:val="21"/>
+          <w:szCs w:val="21"/>
+        </w:rPr>
+        <w:t>arr</w:t>
+      </w:r>
+      <w:proofErr w:type="spellEnd"/>
+      <w:r>
+        <w:rPr>
+          <w:rFonts w:ascii="Arial" w:hAnsi="Arial" w:cs="Arial"/>
+          <w:color w:val="1F1F1F"/>
+          <w:sz w:val="21"/>
+          <w:szCs w:val="21"/>
+        </w:rPr>
+        <w:t>[</w:t>
+      </w:r>
+      <w:proofErr w:type="spellStart"/>
+      <w:r>
+        <w:rPr>
+          <w:rFonts w:ascii="Arial" w:hAnsi="Arial" w:cs="Arial"/>
+          <w:color w:val="1F1F1F"/>
+          <w:sz w:val="21"/>
+          <w:szCs w:val="21"/>
+        </w:rPr>
+        <w:t>min_index</w:t>
+      </w:r>
+      <w:proofErr w:type="spellEnd"/>
+      <w:r>
+        <w:rPr>
+          <w:rFonts w:ascii="Arial" w:hAnsi="Arial" w:cs="Arial"/>
+          <w:color w:val="1F1F1F"/>
+          <w:sz w:val="21"/>
+          <w:szCs w:val="21"/>
+        </w:rPr>
+        <w:t>]:</w:t>
+      </w:r>
+      <w:r>
+        <w:rPr>
+          <w:rFonts w:ascii="Arial" w:hAnsi="Arial" w:cs="Arial"/>
+          <w:color w:val="1F1F1F"/>
+          <w:sz w:val="21"/>
+          <w:szCs w:val="21"/>
+        </w:rPr>
+        <w:br/>
+      </w:r>
+      <w:r>
+        <w:rPr>
+          <w:rFonts w:ascii="Arial" w:hAnsi="Arial" w:cs="Arial"/>
+          <w:color w:val="1F1F1F"/>
+          <w:sz w:val="21"/>
+          <w:szCs w:val="21"/>
+        </w:rPr>
+        <w:t xml:space="preserve">                </w:t>
+      </w:r>
+      <w:proofErr w:type="spellStart"/>
+      <w:r>
+        <w:rPr>
+          <w:rFonts w:ascii="Arial" w:hAnsi="Arial" w:cs="Arial"/>
+          <w:color w:val="1F1F1F"/>
+          <w:sz w:val="21"/>
+          <w:szCs w:val="21"/>
+        </w:rPr>
+        <w:t>min_index</w:t>
+      </w:r>
+      <w:proofErr w:type="spellEnd"/>
+      <w:r>
+        <w:rPr>
+          <w:rFonts w:ascii="Arial" w:hAnsi="Arial" w:cs="Arial"/>
+          <w:color w:val="1F1F1F"/>
+          <w:sz w:val="21"/>
+          <w:szCs w:val="21"/>
+        </w:rPr>
+        <w:t xml:space="preserve"> = j       </w:t>
       </w:r>
     </w:p>
     <w:p>
@@ -2506,7 +2912,45 @@
           <w:sz w:val="21"/>
           <w:szCs w:val="21"/>
         </w:rPr>
-        <w:t xml:space="preserve">    for </w:t>
+        <w:t xml:space="preserve">        # swap</w:t>
+      </w:r>
+      <w:r>
+        <w:rPr>
+          <w:rFonts w:ascii="Arial" w:hAnsi="Arial" w:cs="Arial"/>
+          <w:color w:val="1F1F1F"/>
+          <w:sz w:val="21"/>
+          <w:szCs w:val="21"/>
+        </w:rPr>
+        <w:br/>
+      </w:r>
+      <w:r>
+        <w:rPr>
+          <w:rFonts w:ascii="Arial" w:hAnsi="Arial" w:cs="Arial"/>
+          <w:color w:val="1F1F1F"/>
+          <w:sz w:val="21"/>
+          <w:szCs w:val="21"/>
+        </w:rPr>
+        <w:t xml:space="preserve">        </w:t>
+      </w:r>
+      <w:proofErr w:type="spellStart"/>
+      <w:r>
+        <w:rPr>
+          <w:rFonts w:ascii="Arial" w:hAnsi="Arial" w:cs="Arial"/>
+          <w:color w:val="1F1F1F"/>
+          <w:sz w:val="21"/>
+          <w:szCs w:val="21"/>
+        </w:rPr>
+        <w:t>arr</w:t>
+      </w:r>
+      <w:proofErr w:type="spellEnd"/>
+      <w:r>
+        <w:rPr>
+          <w:rFonts w:ascii="Arial" w:hAnsi="Arial" w:cs="Arial"/>
+          <w:color w:val="1F1F1F"/>
+          <w:sz w:val="21"/>
+          <w:szCs w:val="21"/>
+        </w:rPr>
+        <w:t>[</w:t>
       </w:r>
       <w:proofErr w:type="spellStart"/>
       <w:r>
@@ -2526,25 +2970,27 @@
           <w:sz w:val="21"/>
           <w:szCs w:val="21"/>
         </w:rPr>
-        <w:t xml:space="preserve"> in range(n - 1):</w:t>
-      </w:r>
-      <w:r>
-        <w:rPr>
-          <w:rFonts w:ascii="Arial" w:hAnsi="Arial" w:cs="Arial"/>
-          <w:color w:val="1F1F1F"/>
-          <w:sz w:val="21"/>
-          <w:szCs w:val="21"/>
-        </w:rPr>
-        <w:br/>
-      </w:r>
-      <w:r>
-        <w:rPr>
-          <w:rFonts w:ascii="Arial" w:hAnsi="Arial" w:cs="Arial"/>
-          <w:color w:val="1F1F1F"/>
-          <w:sz w:val="21"/>
-          <w:szCs w:val="21"/>
-        </w:rPr>
-        <w:t xml:space="preserve">        </w:t>
+        <w:t xml:space="preserve">], </w:t>
+      </w:r>
+      <w:proofErr w:type="spellStart"/>
+      <w:r>
+        <w:rPr>
+          <w:rFonts w:ascii="Arial" w:hAnsi="Arial" w:cs="Arial"/>
+          <w:color w:val="1F1F1F"/>
+          <w:sz w:val="21"/>
+          <w:szCs w:val="21"/>
+        </w:rPr>
+        <w:t>arr</w:t>
+      </w:r>
+      <w:proofErr w:type="spellEnd"/>
+      <w:r>
+        <w:rPr>
+          <w:rFonts w:ascii="Arial" w:hAnsi="Arial" w:cs="Arial"/>
+          <w:color w:val="1F1F1F"/>
+          <w:sz w:val="21"/>
+          <w:szCs w:val="21"/>
+        </w:rPr>
+        <w:t>[</w:t>
       </w:r>
       <w:proofErr w:type="spellStart"/>
       <w:r>
@@ -2564,7 +3010,67 @@
           <w:sz w:val="21"/>
           <w:szCs w:val="21"/>
         </w:rPr>
-        <w:t xml:space="preserve"> = </w:t>
+        <w:t xml:space="preserve">] = </w:t>
+      </w:r>
+      <w:proofErr w:type="spellStart"/>
+      <w:r>
+        <w:rPr>
+          <w:rFonts w:ascii="Arial" w:hAnsi="Arial" w:cs="Arial"/>
+          <w:color w:val="1F1F1F"/>
+          <w:sz w:val="21"/>
+          <w:szCs w:val="21"/>
+        </w:rPr>
+        <w:t>arr</w:t>
+      </w:r>
+      <w:proofErr w:type="spellEnd"/>
+      <w:r>
+        <w:rPr>
+          <w:rFonts w:ascii="Arial" w:hAnsi="Arial" w:cs="Arial"/>
+          <w:color w:val="1F1F1F"/>
+          <w:sz w:val="21"/>
+          <w:szCs w:val="21"/>
+        </w:rPr>
+        <w:t>[</w:t>
+      </w:r>
+      <w:proofErr w:type="spellStart"/>
+      <w:r>
+        <w:rPr>
+          <w:rFonts w:ascii="Arial" w:hAnsi="Arial" w:cs="Arial"/>
+          <w:color w:val="1F1F1F"/>
+          <w:sz w:val="21"/>
+          <w:szCs w:val="21"/>
+        </w:rPr>
+        <w:t>min_index</w:t>
+      </w:r>
+      <w:proofErr w:type="spellEnd"/>
+      <w:r>
+        <w:rPr>
+          <w:rFonts w:ascii="Arial" w:hAnsi="Arial" w:cs="Arial"/>
+          <w:color w:val="1F1F1F"/>
+          <w:sz w:val="21"/>
+          <w:szCs w:val="21"/>
+        </w:rPr>
+        <w:t xml:space="preserve">], </w:t>
+      </w:r>
+      <w:proofErr w:type="spellStart"/>
+      <w:r>
+        <w:rPr>
+          <w:rFonts w:ascii="Arial" w:hAnsi="Arial" w:cs="Arial"/>
+          <w:color w:val="1F1F1F"/>
+          <w:sz w:val="21"/>
+          <w:szCs w:val="21"/>
+        </w:rPr>
+        <w:t>arr</w:t>
+      </w:r>
+      <w:proofErr w:type="spellEnd"/>
+      <w:r>
+        <w:rPr>
+          <w:rFonts w:ascii="Arial" w:hAnsi="Arial" w:cs="Arial"/>
+          <w:color w:val="1F1F1F"/>
+          <w:sz w:val="21"/>
+          <w:szCs w:val="21"/>
+        </w:rPr>
+        <w:t>[</w:t>
       </w:r>
       <w:proofErr w:type="spellStart"/>
       <w:r>
@@ -2584,7 +3090,7 @@
           <w:sz w:val="21"/>
           <w:szCs w:val="21"/>
         </w:rPr>
-        <w:t xml:space="preserve">       </w:t>
+        <w:t>]</w:t>
       </w:r>
     </w:p>
     <w:p>
@@ -2603,45 +3109,7 @@
           <w:sz w:val="21"/>
           <w:szCs w:val="21"/>
         </w:rPr>
-        <w:t xml:space="preserve">        for j in range(</w:t>
-      </w:r>
-      <w:proofErr w:type="spellStart"/>
-      <w:r>
-        <w:rPr>
-          <w:rFonts w:ascii="Arial" w:hAnsi="Arial" w:cs="Arial"/>
-          <w:color w:val="1F1F1F"/>
-          <w:sz w:val="21"/>
-          <w:szCs w:val="21"/>
-        </w:rPr>
-        <w:t>i</w:t>
-      </w:r>
-      <w:proofErr w:type="spellEnd"/>
-      <w:r>
-        <w:rPr>
-          <w:rFonts w:ascii="Arial" w:hAnsi="Arial" w:cs="Arial"/>
-          <w:color w:val="1F1F1F"/>
-          <w:sz w:val="21"/>
-          <w:szCs w:val="21"/>
-        </w:rPr>
-        <w:t xml:space="preserve"> + 1, n):</w:t>
-      </w:r>
-      <w:r>
-        <w:rPr>
-          <w:rFonts w:ascii="Arial" w:hAnsi="Arial" w:cs="Arial"/>
-          <w:color w:val="1F1F1F"/>
-          <w:sz w:val="21"/>
-          <w:szCs w:val="21"/>
-        </w:rPr>
-        <w:br/>
-      </w:r>
-      <w:r>
-        <w:rPr>
-          <w:rFonts w:ascii="Arial" w:hAnsi="Arial" w:cs="Arial"/>
-          <w:color w:val="1F1F1F"/>
-          <w:sz w:val="21"/>
-          <w:szCs w:val="21"/>
-        </w:rPr>
-        <w:t xml:space="preserve">            if </w:t>
+        <w:t xml:space="preserve">    return </w:t>
       </w:r>
       <w:proofErr w:type="spellStart"/>
       <w:r>
@@ -2654,93 +3122,6 @@
         <w:t>arr</w:t>
       </w:r>
       <w:proofErr w:type="spellEnd"/>
-      <w:r>
-        <w:rPr>
-          <w:rFonts w:ascii="Arial" w:hAnsi="Arial" w:cs="Arial"/>
-          <w:color w:val="1F1F1F"/>
-          <w:sz w:val="21"/>
-          <w:szCs w:val="21"/>
-        </w:rPr>
-        <w:t xml:space="preserve">[j] &lt; </w:t>
-      </w:r>
-      <w:proofErr w:type="spellStart"/>
-      <w:r>
-        <w:rPr>
-          <w:rFonts w:ascii="Arial" w:hAnsi="Arial" w:cs="Arial"/>
-          <w:color w:val="1F1F1F"/>
-          <w:sz w:val="21"/>
-          <w:szCs w:val="21"/>
-        </w:rPr>
-        <w:t>arr</w:t>
-      </w:r>
-      <w:proofErr w:type="spellEnd"/>
-      <w:r>
-        <w:rPr>
-          <w:rFonts w:ascii="Arial" w:hAnsi="Arial" w:cs="Arial"/>
-          <w:color w:val="1F1F1F"/>
-          <w:sz w:val="21"/>
-          <w:szCs w:val="21"/>
-        </w:rPr>
-        <w:t>[</w:t>
-      </w:r>
-      <w:proofErr w:type="spellStart"/>
-      <w:r>
-        <w:rPr>
-          <w:rFonts w:ascii="Arial" w:hAnsi="Arial" w:cs="Arial"/>
-          <w:color w:val="1F1F1F"/>
-          <w:sz w:val="21"/>
-          <w:szCs w:val="21"/>
-        </w:rPr>
-        <w:t>min_index</w:t>
-      </w:r>
-      <w:proofErr w:type="spellEnd"/>
-      <w:r>
-        <w:rPr>
-          <w:rFonts w:ascii="Arial" w:hAnsi="Arial" w:cs="Arial"/>
-          <w:color w:val="1F1F1F"/>
-          <w:sz w:val="21"/>
-          <w:szCs w:val="21"/>
-        </w:rPr>
-        <w:t>]:</w:t>
-      </w:r>
-      <w:r>
-        <w:rPr>
-          <w:rFonts w:ascii="Arial" w:hAnsi="Arial" w:cs="Arial"/>
-          <w:color w:val="1F1F1F"/>
-          <w:sz w:val="21"/>
-          <w:szCs w:val="21"/>
-        </w:rPr>
-        <w:br/>
-      </w:r>
-      <w:r>
-        <w:rPr>
-          <w:rFonts w:ascii="Arial" w:hAnsi="Arial" w:cs="Arial"/>
-          <w:color w:val="1F1F1F"/>
-          <w:sz w:val="21"/>
-          <w:szCs w:val="21"/>
-        </w:rPr>
-        <w:t xml:space="preserve">                </w:t>
-      </w:r>
-      <w:proofErr w:type="spellStart"/>
-      <w:r>
-        <w:rPr>
-          <w:rFonts w:ascii="Arial" w:hAnsi="Arial" w:cs="Arial"/>
-          <w:color w:val="1F1F1F"/>
-          <w:sz w:val="21"/>
-          <w:szCs w:val="21"/>
-        </w:rPr>
-        <w:t>min_index</w:t>
-      </w:r>
-      <w:proofErr w:type="spellEnd"/>
-      <w:r>
-        <w:rPr>
-          <w:rFonts w:ascii="Arial" w:hAnsi="Arial" w:cs="Arial"/>
-          <w:color w:val="1F1F1F"/>
-          <w:sz w:val="21"/>
-          <w:szCs w:val="21"/>
-        </w:rPr>
-        <w:t xml:space="preserve"> = j       </w:t>
-      </w:r>
     </w:p>
     <w:p>
       <w:pPr>
@@ -2758,185 +3139,135 @@
           <w:sz w:val="21"/>
           <w:szCs w:val="21"/>
         </w:rPr>
-        <w:t xml:space="preserve">        # swap</w:t>
-      </w:r>
-      <w:r>
-        <w:rPr>
-          <w:rFonts w:ascii="Arial" w:hAnsi="Arial" w:cs="Arial"/>
-          <w:color w:val="1F1F1F"/>
-          <w:sz w:val="21"/>
-          <w:szCs w:val="21"/>
-        </w:rPr>
-        <w:br/>
-      </w:r>
-      <w:r>
-        <w:rPr>
-          <w:rFonts w:ascii="Arial" w:hAnsi="Arial" w:cs="Arial"/>
-          <w:color w:val="1F1F1F"/>
-          <w:sz w:val="21"/>
-          <w:szCs w:val="21"/>
-        </w:rPr>
-        <w:t xml:space="preserve">        </w:t>
-      </w:r>
-      <w:proofErr w:type="spellStart"/>
-      <w:r>
-        <w:rPr>
-          <w:rFonts w:ascii="Arial" w:hAnsi="Arial" w:cs="Arial"/>
-          <w:color w:val="1F1F1F"/>
-          <w:sz w:val="21"/>
-          <w:szCs w:val="21"/>
-        </w:rPr>
-        <w:t>arr</w:t>
-      </w:r>
-      <w:proofErr w:type="spellEnd"/>
-      <w:r>
-        <w:rPr>
-          <w:rFonts w:ascii="Arial" w:hAnsi="Arial" w:cs="Arial"/>
-          <w:color w:val="1F1F1F"/>
-          <w:sz w:val="21"/>
-          <w:szCs w:val="21"/>
-        </w:rPr>
-        <w:t>[</w:t>
-      </w:r>
-      <w:proofErr w:type="spellStart"/>
-      <w:r>
-        <w:rPr>
-          <w:rFonts w:ascii="Arial" w:hAnsi="Arial" w:cs="Arial"/>
-          <w:color w:val="1F1F1F"/>
-          <w:sz w:val="21"/>
-          <w:szCs w:val="21"/>
-        </w:rPr>
-        <w:t>i</w:t>
-      </w:r>
-      <w:proofErr w:type="spellEnd"/>
-      <w:r>
-        <w:rPr>
-          <w:rFonts w:ascii="Arial" w:hAnsi="Arial" w:cs="Arial"/>
-          <w:color w:val="1F1F1F"/>
-          <w:sz w:val="21"/>
-          <w:szCs w:val="21"/>
-        </w:rPr>
-        <w:t xml:space="preserve">], </w:t>
-      </w:r>
-      <w:proofErr w:type="spellStart"/>
-      <w:r>
-        <w:rPr>
-          <w:rFonts w:ascii="Arial" w:hAnsi="Arial" w:cs="Arial"/>
-          <w:color w:val="1F1F1F"/>
-          <w:sz w:val="21"/>
-          <w:szCs w:val="21"/>
-        </w:rPr>
-        <w:t>arr</w:t>
-      </w:r>
-      <w:proofErr w:type="spellEnd"/>
-      <w:r>
-        <w:rPr>
-          <w:rFonts w:ascii="Arial" w:hAnsi="Arial" w:cs="Arial"/>
-          <w:color w:val="1F1F1F"/>
-          <w:sz w:val="21"/>
-          <w:szCs w:val="21"/>
-        </w:rPr>
-        <w:t>[</w:t>
-      </w:r>
-      <w:proofErr w:type="spellStart"/>
-      <w:r>
-        <w:rPr>
-          <w:rFonts w:ascii="Arial" w:hAnsi="Arial" w:cs="Arial"/>
-          <w:color w:val="1F1F1F"/>
-          <w:sz w:val="21"/>
-          <w:szCs w:val="21"/>
-        </w:rPr>
-        <w:t>min_index</w:t>
-      </w:r>
-      <w:proofErr w:type="spellEnd"/>
-      <w:r>
-        <w:rPr>
-          <w:rFonts w:ascii="Arial" w:hAnsi="Arial" w:cs="Arial"/>
-          <w:color w:val="1F1F1F"/>
-          <w:sz w:val="21"/>
-          <w:szCs w:val="21"/>
-        </w:rPr>
-        <w:t xml:space="preserve">] = </w:t>
-      </w:r>
-      <w:proofErr w:type="spellStart"/>
-      <w:r>
-        <w:rPr>
-          <w:rFonts w:ascii="Arial" w:hAnsi="Arial" w:cs="Arial"/>
-          <w:color w:val="1F1F1F"/>
-          <w:sz w:val="21"/>
-          <w:szCs w:val="21"/>
-        </w:rPr>
-        <w:t>arr</w:t>
-      </w:r>
-      <w:proofErr w:type="spellEnd"/>
-      <w:r>
-        <w:rPr>
-          <w:rFonts w:ascii="Arial" w:hAnsi="Arial" w:cs="Arial"/>
-          <w:color w:val="1F1F1F"/>
-          <w:sz w:val="21"/>
-          <w:szCs w:val="21"/>
-        </w:rPr>
-        <w:t>[</w:t>
-      </w:r>
-      <w:proofErr w:type="spellStart"/>
-      <w:r>
-        <w:rPr>
-          <w:rFonts w:ascii="Arial" w:hAnsi="Arial" w:cs="Arial"/>
-          <w:color w:val="1F1F1F"/>
-          <w:sz w:val="21"/>
-          <w:szCs w:val="21"/>
-        </w:rPr>
-        <w:t>min_index</w:t>
-      </w:r>
-      <w:proofErr w:type="spellEnd"/>
-      <w:r>
-        <w:rPr>
-          <w:rFonts w:ascii="Arial" w:hAnsi="Arial" w:cs="Arial"/>
-          <w:color w:val="1F1F1F"/>
-          <w:sz w:val="21"/>
-          <w:szCs w:val="21"/>
-        </w:rPr>
-        <w:t xml:space="preserve">], </w:t>
-      </w:r>
-      <w:proofErr w:type="spellStart"/>
-      <w:r>
-        <w:rPr>
-          <w:rFonts w:ascii="Arial" w:hAnsi="Arial" w:cs="Arial"/>
-          <w:color w:val="1F1F1F"/>
-          <w:sz w:val="21"/>
-          <w:szCs w:val="21"/>
-        </w:rPr>
-        <w:t>arr</w:t>
-      </w:r>
-      <w:proofErr w:type="spellEnd"/>
-      <w:r>
-        <w:rPr>
-          <w:rFonts w:ascii="Arial" w:hAnsi="Arial" w:cs="Arial"/>
-          <w:color w:val="1F1F1F"/>
-          <w:sz w:val="21"/>
-          <w:szCs w:val="21"/>
-        </w:rPr>
-        <w:t>[</w:t>
-      </w:r>
-      <w:proofErr w:type="spellStart"/>
-      <w:r>
-        <w:rPr>
-          <w:rFonts w:ascii="Arial" w:hAnsi="Arial" w:cs="Arial"/>
-          <w:color w:val="1F1F1F"/>
-          <w:sz w:val="21"/>
-          <w:szCs w:val="21"/>
-        </w:rPr>
-        <w:t>i</w:t>
-      </w:r>
-      <w:proofErr w:type="spellEnd"/>
-      <w:r>
-        <w:rPr>
-          <w:rFonts w:ascii="Arial" w:hAnsi="Arial" w:cs="Arial"/>
-          <w:color w:val="1F1F1F"/>
-          <w:sz w:val="21"/>
-          <w:szCs w:val="21"/>
-        </w:rPr>
-        <w:t>]</w:t>
+        <w:t># Example</w:t>
+      </w:r>
+    </w:p>
+    <w:p>
+      <w:r>
+        <w:rPr>
+          <w:rFonts w:ascii="Arial" w:hAnsi="Arial" w:cs="Arial"/>
+          <w:color w:val="1F1F1F"/>
+          <w:sz w:val="21"/>
+          <w:szCs w:val="21"/>
+        </w:rPr>
+        <w:t>numbers = [10, 20, 3, 40, 2, 1, 90]</w:t>
+      </w:r>
+      <w:r>
+        <w:rPr>
+          <w:rFonts w:ascii="Arial" w:hAnsi="Arial" w:cs="Arial"/>
+          <w:color w:val="1F1F1F"/>
+          <w:sz w:val="21"/>
+          <w:szCs w:val="21"/>
+        </w:rPr>
+        <w:br/>
+      </w:r>
+      <w:proofErr w:type="spellStart"/>
+      <w:r>
+        <w:rPr>
+          <w:rFonts w:ascii="Arial" w:hAnsi="Arial" w:cs="Arial"/>
+          <w:color w:val="1F1F1F"/>
+          <w:sz w:val="21"/>
+          <w:szCs w:val="21"/>
+        </w:rPr>
+        <w:t>sorted_numbers</w:t>
+      </w:r>
+      <w:proofErr w:type="spellEnd"/>
+      <w:r>
+        <w:rPr>
+          <w:rFonts w:ascii="Arial" w:hAnsi="Arial" w:cs="Arial"/>
+          <w:color w:val="1F1F1F"/>
+          <w:sz w:val="21"/>
+          <w:szCs w:val="21"/>
+        </w:rPr>
+        <w:t xml:space="preserve"> = </w:t>
+      </w:r>
+      <w:proofErr w:type="spellStart"/>
+      <w:r>
+        <w:rPr>
+          <w:rFonts w:ascii="Arial" w:hAnsi="Arial" w:cs="Arial"/>
+          <w:color w:val="1F1F1F"/>
+          <w:sz w:val="21"/>
+          <w:szCs w:val="21"/>
+        </w:rPr>
+        <w:t>selection_sort</w:t>
+      </w:r>
+      <w:proofErr w:type="spellEnd"/>
+      <w:r>
+        <w:rPr>
+          <w:rFonts w:ascii="Arial" w:hAnsi="Arial" w:cs="Arial"/>
+          <w:color w:val="1F1F1F"/>
+          <w:sz w:val="21"/>
+          <w:szCs w:val="21"/>
+        </w:rPr>
+        <w:t>(numbers)</w:t>
+      </w:r>
+      <w:r>
+        <w:rPr>
+          <w:rFonts w:ascii="Arial" w:hAnsi="Arial" w:cs="Arial"/>
+          <w:color w:val="1F1F1F"/>
+          <w:sz w:val="21"/>
+          <w:szCs w:val="21"/>
+        </w:rPr>
+        <w:br/>
+      </w:r>
+      <w:r>
+        <w:rPr>
+          <w:rFonts w:ascii="Arial" w:hAnsi="Arial" w:cs="Arial"/>
+          <w:color w:val="1F1F1F"/>
+          <w:sz w:val="21"/>
+          <w:szCs w:val="21"/>
+        </w:rPr>
+        <w:t>print(</w:t>
+      </w:r>
+      <w:proofErr w:type="spellStart"/>
+      <w:r>
+        <w:rPr>
+          <w:rFonts w:ascii="Arial" w:hAnsi="Arial" w:cs="Arial"/>
+          <w:color w:val="1F1F1F"/>
+          <w:sz w:val="21"/>
+          <w:szCs w:val="21"/>
+        </w:rPr>
+        <w:t>sorted_numbers</w:t>
+      </w:r>
+      <w:proofErr w:type="spellEnd"/>
+      <w:r>
+        <w:rPr>
+          <w:rFonts w:ascii="Arial" w:hAnsi="Arial" w:cs="Arial"/>
+          <w:color w:val="1F1F1F"/>
+          <w:sz w:val="21"/>
+          <w:szCs w:val="21"/>
+        </w:rPr>
+        <w:t>)</w:t>
+      </w:r>
+      <w:r>
+        <w:rPr>
+          <w:rFonts w:ascii="Arial" w:hAnsi="Arial" w:cs="Arial"/>
+          <w:color w:val="1F1F1F"/>
+          <w:sz w:val="21"/>
+          <w:szCs w:val="21"/>
+        </w:rPr>
+        <w:br/>
+      </w:r>
+      <w:r>
+        <w:rPr>
+          <w:rFonts w:ascii="Arial" w:hAnsi="Arial" w:cs="Arial"/>
+          <w:color w:val="1F1F1F"/>
+          <w:sz w:val="21"/>
+          <w:szCs w:val="21"/>
+        </w:rPr>
+        <w:br/>
+      </w:r>
+      <w:r>
+        <w:rPr>
+          <w:rFonts w:ascii="Arial" w:hAnsi="Arial" w:cs="Arial"/>
+          <w:b/>
+          <w:color w:val="C00000"/>
+          <w:sz w:val="21"/>
+          <w:szCs w:val="21"/>
+          <w:highlight w:val="yellow"/>
+          <w:shd w:val="clear" w:color="auto" w:fill="FFFFFF"/>
+        </w:rPr>
+        <w:t>9. Write a program using a stack data structure to check if a string of mathematical parentheses is perfectly balanced.</w:t>
       </w:r>
     </w:p>
     <w:p>
@@ -2955,6 +3286,793 @@
           <w:sz w:val="21"/>
           <w:szCs w:val="21"/>
         </w:rPr>
+        <w:t>D</w:t>
+      </w:r>
+      <w:r>
+        <w:rPr>
+          <w:rFonts w:ascii="Arial" w:hAnsi="Arial" w:cs="Arial"/>
+          <w:color w:val="1F1F1F"/>
+          <w:sz w:val="21"/>
+          <w:szCs w:val="21"/>
+        </w:rPr>
+        <w:t xml:space="preserve">ef </w:t>
+      </w:r>
+      <w:proofErr w:type="spellStart"/>
+      <w:r>
+        <w:rPr>
+          <w:rFonts w:ascii="Arial" w:hAnsi="Arial" w:cs="Arial"/>
+          <w:color w:val="1F1F1F"/>
+          <w:sz w:val="21"/>
+          <w:szCs w:val="21"/>
+        </w:rPr>
+        <w:t>is_balanced</w:t>
+      </w:r>
+      <w:proofErr w:type="spellEnd"/>
+      <w:r>
+        <w:rPr>
+          <w:rFonts w:ascii="Arial" w:hAnsi="Arial" w:cs="Arial"/>
+          <w:color w:val="1F1F1F"/>
+          <w:sz w:val="21"/>
+          <w:szCs w:val="21"/>
+        </w:rPr>
+        <w:t>(s):</w:t>
+      </w:r>
+      <w:r>
+        <w:rPr>
+          <w:rFonts w:ascii="Arial" w:hAnsi="Arial" w:cs="Arial"/>
+          <w:color w:val="1F1F1F"/>
+          <w:sz w:val="21"/>
+          <w:szCs w:val="21"/>
+        </w:rPr>
+        <w:br/>
+      </w:r>
+      <w:r>
+        <w:rPr>
+          <w:rFonts w:ascii="Arial" w:hAnsi="Arial" w:cs="Arial"/>
+          <w:color w:val="1F1F1F"/>
+          <w:sz w:val="21"/>
+          <w:szCs w:val="21"/>
+        </w:rPr>
+        <w:t xml:space="preserve">    stack = []</w:t>
+      </w:r>
+      <w:r>
+        <w:rPr>
+          <w:rFonts w:ascii="Arial" w:hAnsi="Arial" w:cs="Arial"/>
+          <w:color w:val="1F1F1F"/>
+          <w:sz w:val="21"/>
+          <w:szCs w:val="21"/>
+        </w:rPr>
+        <w:br/>
+      </w:r>
+      <w:r>
+        <w:rPr>
+          <w:rFonts w:ascii="Arial" w:hAnsi="Arial" w:cs="Arial"/>
+          <w:color w:val="1F1F1F"/>
+          <w:sz w:val="21"/>
+          <w:szCs w:val="21"/>
+        </w:rPr>
+        <w:t xml:space="preserve">    for </w:t>
+      </w:r>
+      <w:proofErr w:type="spellStart"/>
+      <w:r>
+        <w:rPr>
+          <w:rFonts w:ascii="Arial" w:hAnsi="Arial" w:cs="Arial"/>
+          <w:color w:val="1F1F1F"/>
+          <w:sz w:val="21"/>
+          <w:szCs w:val="21"/>
+        </w:rPr>
+        <w:t>ch</w:t>
+      </w:r>
+      <w:proofErr w:type="spellEnd"/>
+      <w:r>
+        <w:rPr>
+          <w:rFonts w:ascii="Arial" w:hAnsi="Arial" w:cs="Arial"/>
+          <w:color w:val="1F1F1F"/>
+          <w:sz w:val="21"/>
+          <w:szCs w:val="21"/>
+        </w:rPr>
+        <w:t xml:space="preserve"> in s:</w:t>
+      </w:r>
+      <w:r>
+        <w:rPr>
+          <w:rFonts w:ascii="Arial" w:hAnsi="Arial" w:cs="Arial"/>
+          <w:color w:val="1F1F1F"/>
+          <w:sz w:val="21"/>
+          <w:szCs w:val="21"/>
+        </w:rPr>
+        <w:br/>
+      </w:r>
+      <w:r>
+        <w:rPr>
+          <w:rFonts w:ascii="Arial" w:hAnsi="Arial" w:cs="Arial"/>
+          <w:color w:val="1F1F1F"/>
+          <w:sz w:val="21"/>
+          <w:szCs w:val="21"/>
+        </w:rPr>
+        <w:t xml:space="preserve">        if </w:t>
+      </w:r>
+      <w:proofErr w:type="spellStart"/>
+      <w:r>
+        <w:rPr>
+          <w:rFonts w:ascii="Arial" w:hAnsi="Arial" w:cs="Arial"/>
+          <w:color w:val="1F1F1F"/>
+          <w:sz w:val="21"/>
+          <w:szCs w:val="21"/>
+        </w:rPr>
+        <w:t>ch</w:t>
+      </w:r>
+      <w:proofErr w:type="spellEnd"/>
+      <w:r>
+        <w:rPr>
+          <w:rFonts w:ascii="Arial" w:hAnsi="Arial" w:cs="Arial"/>
+          <w:color w:val="1F1F1F"/>
+          <w:sz w:val="21"/>
+          <w:szCs w:val="21"/>
+        </w:rPr>
+        <w:t xml:space="preserve"> == </w:t>
+      </w:r>
+      <w:r>
+        <w:rPr>
+          <w:rFonts w:ascii="Arial" w:hAnsi="Arial" w:cs="Arial"/>
+          <w:color w:val="1F1F1F"/>
+          <w:sz w:val="21"/>
+          <w:szCs w:val="21"/>
+        </w:rPr>
+        <w:t>‘</w:t>
+      </w:r>
+      <w:r>
+        <w:rPr>
+          <w:rFonts w:ascii="Arial" w:hAnsi="Arial" w:cs="Arial"/>
+          <w:color w:val="1F1F1F"/>
+          <w:sz w:val="21"/>
+          <w:szCs w:val="21"/>
+        </w:rPr>
+        <w:t>(</w:t>
+      </w:r>
+      <w:r>
+        <w:rPr>
+          <w:rFonts w:ascii="Arial" w:hAnsi="Arial" w:cs="Arial"/>
+          <w:color w:val="1F1F1F"/>
+          <w:sz w:val="21"/>
+          <w:szCs w:val="21"/>
+        </w:rPr>
+        <w:t>‘</w:t>
+      </w:r>
+      <w:r>
+        <w:rPr>
+          <w:rFonts w:ascii="Arial" w:hAnsi="Arial" w:cs="Arial"/>
+          <w:color w:val="1F1F1F"/>
+          <w:sz w:val="21"/>
+          <w:szCs w:val="21"/>
+        </w:rPr>
+        <w:t xml:space="preserve"> or </w:t>
+      </w:r>
+      <w:proofErr w:type="spellStart"/>
+      <w:r>
+        <w:rPr>
+          <w:rFonts w:ascii="Arial" w:hAnsi="Arial" w:cs="Arial"/>
+          <w:color w:val="1F1F1F"/>
+          <w:sz w:val="21"/>
+          <w:szCs w:val="21"/>
+        </w:rPr>
+        <w:t>ch</w:t>
+      </w:r>
+      <w:proofErr w:type="spellEnd"/>
+      <w:r>
+        <w:rPr>
+          <w:rFonts w:ascii="Arial" w:hAnsi="Arial" w:cs="Arial"/>
+          <w:color w:val="1F1F1F"/>
+          <w:sz w:val="21"/>
+          <w:szCs w:val="21"/>
+        </w:rPr>
+        <w:t xml:space="preserve"> == </w:t>
+      </w:r>
+      <w:r>
+        <w:rPr>
+          <w:rFonts w:ascii="Arial" w:hAnsi="Arial" w:cs="Arial"/>
+          <w:color w:val="1F1F1F"/>
+          <w:sz w:val="21"/>
+          <w:szCs w:val="21"/>
+        </w:rPr>
+        <w:t>‘</w:t>
+      </w:r>
+      <w:r>
+        <w:rPr>
+          <w:rFonts w:ascii="Arial" w:hAnsi="Arial" w:cs="Arial"/>
+          <w:color w:val="1F1F1F"/>
+          <w:sz w:val="21"/>
+          <w:szCs w:val="21"/>
+        </w:rPr>
+        <w:t>{</w:t>
+      </w:r>
+      <w:r>
+        <w:rPr>
+          <w:rFonts w:ascii="Arial" w:hAnsi="Arial" w:cs="Arial"/>
+          <w:color w:val="1F1F1F"/>
+          <w:sz w:val="21"/>
+          <w:szCs w:val="21"/>
+        </w:rPr>
+        <w:t>‘</w:t>
+      </w:r>
+      <w:r>
+        <w:rPr>
+          <w:rFonts w:ascii="Arial" w:hAnsi="Arial" w:cs="Arial"/>
+          <w:color w:val="1F1F1F"/>
+          <w:sz w:val="21"/>
+          <w:szCs w:val="21"/>
+        </w:rPr>
+        <w:t xml:space="preserve"> or </w:t>
+      </w:r>
+      <w:proofErr w:type="spellStart"/>
+      <w:r>
+        <w:rPr>
+          <w:rFonts w:ascii="Arial" w:hAnsi="Arial" w:cs="Arial"/>
+          <w:color w:val="1F1F1F"/>
+          <w:sz w:val="21"/>
+          <w:szCs w:val="21"/>
+        </w:rPr>
+        <w:t>ch</w:t>
+      </w:r>
+      <w:proofErr w:type="spellEnd"/>
+      <w:r>
+        <w:rPr>
+          <w:rFonts w:ascii="Arial" w:hAnsi="Arial" w:cs="Arial"/>
+          <w:color w:val="1F1F1F"/>
+          <w:sz w:val="21"/>
+          <w:szCs w:val="21"/>
+        </w:rPr>
+        <w:t xml:space="preserve"> == </w:t>
+      </w:r>
+      <w:r>
+        <w:rPr>
+          <w:rFonts w:ascii="Arial" w:hAnsi="Arial" w:cs="Arial"/>
+          <w:color w:val="1F1F1F"/>
+          <w:sz w:val="21"/>
+          <w:szCs w:val="21"/>
+        </w:rPr>
+        <w:t>‘</w:t>
+      </w:r>
+      <w:r>
+        <w:rPr>
+          <w:rFonts w:ascii="Arial" w:hAnsi="Arial" w:cs="Arial"/>
+          <w:color w:val="1F1F1F"/>
+          <w:sz w:val="21"/>
+          <w:szCs w:val="21"/>
+        </w:rPr>
+        <w:t>[</w:t>
+      </w:r>
+      <w:r>
+        <w:rPr>
+          <w:rFonts w:ascii="Arial" w:hAnsi="Arial" w:cs="Arial"/>
+          <w:color w:val="1F1F1F"/>
+          <w:sz w:val="21"/>
+          <w:szCs w:val="21"/>
+        </w:rPr>
+        <w:t>‘</w:t>
+      </w:r>
+      <w:r>
+        <w:rPr>
+          <w:rFonts w:ascii="Arial" w:hAnsi="Arial" w:cs="Arial"/>
+          <w:color w:val="1F1F1F"/>
+          <w:sz w:val="21"/>
+          <w:szCs w:val="21"/>
+        </w:rPr>
+        <w:t>:</w:t>
+      </w:r>
+      <w:r>
+        <w:rPr>
+          <w:rFonts w:ascii="Arial" w:hAnsi="Arial" w:cs="Arial"/>
+          <w:color w:val="1F1F1F"/>
+          <w:sz w:val="21"/>
+          <w:szCs w:val="21"/>
+        </w:rPr>
+        <w:br/>
+      </w:r>
+      <w:r>
+        <w:rPr>
+          <w:rFonts w:ascii="Arial" w:hAnsi="Arial" w:cs="Arial"/>
+          <w:color w:val="1F1F1F"/>
+          <w:sz w:val="21"/>
+          <w:szCs w:val="21"/>
+        </w:rPr>
+        <w:t xml:space="preserve">            </w:t>
+      </w:r>
+      <w:proofErr w:type="spellStart"/>
+      <w:r>
+        <w:rPr>
+          <w:rFonts w:ascii="Arial" w:hAnsi="Arial" w:cs="Arial"/>
+          <w:color w:val="1F1F1F"/>
+          <w:sz w:val="21"/>
+          <w:szCs w:val="21"/>
+        </w:rPr>
+        <w:t>stack.append</w:t>
+      </w:r>
+      <w:proofErr w:type="spellEnd"/>
+      <w:r>
+        <w:rPr>
+          <w:rFonts w:ascii="Arial" w:hAnsi="Arial" w:cs="Arial"/>
+          <w:color w:val="1F1F1F"/>
+          <w:sz w:val="21"/>
+          <w:szCs w:val="21"/>
+        </w:rPr>
+        <w:t>(</w:t>
+      </w:r>
+      <w:proofErr w:type="spellStart"/>
+      <w:r>
+        <w:rPr>
+          <w:rFonts w:ascii="Arial" w:hAnsi="Arial" w:cs="Arial"/>
+          <w:color w:val="1F1F1F"/>
+          <w:sz w:val="21"/>
+          <w:szCs w:val="21"/>
+        </w:rPr>
+        <w:t>ch</w:t>
+      </w:r>
+      <w:proofErr w:type="spellEnd"/>
+      <w:r>
+        <w:rPr>
+          <w:rFonts w:ascii="Arial" w:hAnsi="Arial" w:cs="Arial"/>
+          <w:color w:val="1F1F1F"/>
+          <w:sz w:val="21"/>
+          <w:szCs w:val="21"/>
+        </w:rPr>
+        <w:t>)</w:t>
+      </w:r>
+      <w:r>
+        <w:rPr>
+          <w:rFonts w:ascii="Arial" w:hAnsi="Arial" w:cs="Arial"/>
+          <w:color w:val="1F1F1F"/>
+          <w:sz w:val="21"/>
+          <w:szCs w:val="21"/>
+        </w:rPr>
+        <w:br/>
+      </w:r>
+      <w:r>
+        <w:rPr>
+          <w:rFonts w:ascii="Arial" w:hAnsi="Arial" w:cs="Arial"/>
+          <w:color w:val="1F1F1F"/>
+          <w:sz w:val="21"/>
+          <w:szCs w:val="21"/>
+        </w:rPr>
+        <w:t xml:space="preserve">        else:</w:t>
+      </w:r>
+      <w:r>
+        <w:rPr>
+          <w:rFonts w:ascii="Arial" w:hAnsi="Arial" w:cs="Arial"/>
+          <w:color w:val="1F1F1F"/>
+          <w:sz w:val="21"/>
+          <w:szCs w:val="21"/>
+        </w:rPr>
+        <w:br/>
+      </w:r>
+      <w:r>
+        <w:rPr>
+          <w:rFonts w:ascii="Arial" w:hAnsi="Arial" w:cs="Arial"/>
+          <w:color w:val="1F1F1F"/>
+          <w:sz w:val="21"/>
+          <w:szCs w:val="21"/>
+        </w:rPr>
+        <w:t xml:space="preserve">            if not stack:</w:t>
+      </w:r>
+      <w:r>
+        <w:rPr>
+          <w:rFonts w:ascii="Arial" w:hAnsi="Arial" w:cs="Arial"/>
+          <w:color w:val="1F1F1F"/>
+          <w:sz w:val="21"/>
+          <w:szCs w:val="21"/>
+        </w:rPr>
+        <w:br/>
+      </w:r>
+      <w:r>
+        <w:rPr>
+          <w:rFonts w:ascii="Arial" w:hAnsi="Arial" w:cs="Arial"/>
+          <w:color w:val="1F1F1F"/>
+          <w:sz w:val="21"/>
+          <w:szCs w:val="21"/>
+        </w:rPr>
+        <w:t xml:space="preserve">                return False</w:t>
+      </w:r>
+      <w:r>
+        <w:rPr>
+          <w:rFonts w:ascii="Arial" w:hAnsi="Arial" w:cs="Arial"/>
+          <w:color w:val="1F1F1F"/>
+          <w:sz w:val="21"/>
+          <w:szCs w:val="21"/>
+        </w:rPr>
+        <w:br/>
+      </w:r>
+      <w:r>
+        <w:rPr>
+          <w:rFonts w:ascii="Arial" w:hAnsi="Arial" w:cs="Arial"/>
+          <w:color w:val="1F1F1F"/>
+          <w:sz w:val="21"/>
+          <w:szCs w:val="21"/>
+        </w:rPr>
+        <w:t xml:space="preserve">            top = </w:t>
+      </w:r>
+      <w:proofErr w:type="spellStart"/>
+      <w:r>
+        <w:rPr>
+          <w:rFonts w:ascii="Arial" w:hAnsi="Arial" w:cs="Arial"/>
+          <w:color w:val="1F1F1F"/>
+          <w:sz w:val="21"/>
+          <w:szCs w:val="21"/>
+        </w:rPr>
+        <w:t>stack.pop</w:t>
+      </w:r>
+      <w:proofErr w:type="spellEnd"/>
+      <w:r>
+        <w:rPr>
+          <w:rFonts w:ascii="Arial" w:hAnsi="Arial" w:cs="Arial"/>
+          <w:color w:val="1F1F1F"/>
+          <w:sz w:val="21"/>
+          <w:szCs w:val="21"/>
+        </w:rPr>
+        <w:t>()</w:t>
+      </w:r>
+      <w:r>
+        <w:rPr>
+          <w:rFonts w:ascii="Arial" w:hAnsi="Arial" w:cs="Arial"/>
+          <w:color w:val="1F1F1F"/>
+          <w:sz w:val="21"/>
+          <w:szCs w:val="21"/>
+        </w:rPr>
+        <w:br/>
+      </w:r>
+      <w:r>
+        <w:rPr>
+          <w:rFonts w:ascii="Arial" w:hAnsi="Arial" w:cs="Arial"/>
+          <w:color w:val="1F1F1F"/>
+          <w:sz w:val="21"/>
+          <w:szCs w:val="21"/>
+        </w:rPr>
+        <w:t xml:space="preserve">            if (</w:t>
+      </w:r>
+      <w:proofErr w:type="spellStart"/>
+      <w:r>
+        <w:rPr>
+          <w:rFonts w:ascii="Arial" w:hAnsi="Arial" w:cs="Arial"/>
+          <w:color w:val="1F1F1F"/>
+          <w:sz w:val="21"/>
+          <w:szCs w:val="21"/>
+        </w:rPr>
+        <w:t>ch</w:t>
+      </w:r>
+      <w:proofErr w:type="spellEnd"/>
+      <w:r>
+        <w:rPr>
+          <w:rFonts w:ascii="Arial" w:hAnsi="Arial" w:cs="Arial"/>
+          <w:color w:val="1F1F1F"/>
+          <w:sz w:val="21"/>
+          <w:szCs w:val="21"/>
+        </w:rPr>
+        <w:t xml:space="preserve"> == </w:t>
+      </w:r>
+      <w:r>
+        <w:rPr>
+          <w:rFonts w:ascii="Arial" w:hAnsi="Arial" w:cs="Arial"/>
+          <w:color w:val="1F1F1F"/>
+          <w:sz w:val="21"/>
+          <w:szCs w:val="21"/>
+        </w:rPr>
+        <w:t>‘</w:t>
+      </w:r>
+      <w:r>
+        <w:rPr>
+          <w:rFonts w:ascii="Arial" w:hAnsi="Arial" w:cs="Arial"/>
+          <w:color w:val="1F1F1F"/>
+          <w:sz w:val="21"/>
+          <w:szCs w:val="21"/>
+        </w:rPr>
+        <w:t>)</w:t>
+      </w:r>
+      <w:r>
+        <w:rPr>
+          <w:rFonts w:ascii="Arial" w:hAnsi="Arial" w:cs="Arial"/>
+          <w:color w:val="1F1F1F"/>
+          <w:sz w:val="21"/>
+          <w:szCs w:val="21"/>
+        </w:rPr>
+        <w:t>’</w:t>
+      </w:r>
+      <w:r>
+        <w:rPr>
+          <w:rFonts w:ascii="Arial" w:hAnsi="Arial" w:cs="Arial"/>
+          <w:color w:val="1F1F1F"/>
+          <w:sz w:val="21"/>
+          <w:szCs w:val="21"/>
+        </w:rPr>
+        <w:t xml:space="preserve"> and top != </w:t>
+      </w:r>
+      <w:r>
+        <w:rPr>
+          <w:rFonts w:ascii="Arial" w:hAnsi="Arial" w:cs="Arial"/>
+          <w:color w:val="1F1F1F"/>
+          <w:sz w:val="21"/>
+          <w:szCs w:val="21"/>
+        </w:rPr>
+        <w:t>‘</w:t>
+      </w:r>
+      <w:r>
+        <w:rPr>
+          <w:rFonts w:ascii="Arial" w:hAnsi="Arial" w:cs="Arial"/>
+          <w:color w:val="1F1F1F"/>
+          <w:sz w:val="21"/>
+          <w:szCs w:val="21"/>
+        </w:rPr>
+        <w:t>(</w:t>
+      </w:r>
+      <w:r>
+        <w:rPr>
+          <w:rFonts w:ascii="Arial" w:hAnsi="Arial" w:cs="Arial"/>
+          <w:color w:val="1F1F1F"/>
+          <w:sz w:val="21"/>
+          <w:szCs w:val="21"/>
+        </w:rPr>
+        <w:t>‘</w:t>
+      </w:r>
+      <w:r>
+        <w:rPr>
+          <w:rFonts w:ascii="Arial" w:hAnsi="Arial" w:cs="Arial"/>
+          <w:color w:val="1F1F1F"/>
+          <w:sz w:val="21"/>
+          <w:szCs w:val="21"/>
+        </w:rPr>
+        <w:t>) or \</w:t>
+      </w:r>
+      <w:r>
+        <w:rPr>
+          <w:rFonts w:ascii="Arial" w:hAnsi="Arial" w:cs="Arial"/>
+          <w:color w:val="1F1F1F"/>
+          <w:sz w:val="21"/>
+          <w:szCs w:val="21"/>
+        </w:rPr>
+        <w:br/>
+      </w:r>
+      <w:r>
+        <w:rPr>
+          <w:rFonts w:ascii="Arial" w:hAnsi="Arial" w:cs="Arial"/>
+          <w:color w:val="1F1F1F"/>
+          <w:sz w:val="21"/>
+          <w:szCs w:val="21"/>
+        </w:rPr>
+        <w:t xml:space="preserve">               (</w:t>
+      </w:r>
+      <w:proofErr w:type="spellStart"/>
+      <w:r>
+        <w:rPr>
+          <w:rFonts w:ascii="Arial" w:hAnsi="Arial" w:cs="Arial"/>
+          <w:color w:val="1F1F1F"/>
+          <w:sz w:val="21"/>
+          <w:szCs w:val="21"/>
+        </w:rPr>
+        <w:t>ch</w:t>
+      </w:r>
+      <w:proofErr w:type="spellEnd"/>
+      <w:r>
+        <w:rPr>
+          <w:rFonts w:ascii="Arial" w:hAnsi="Arial" w:cs="Arial"/>
+          <w:color w:val="1F1F1F"/>
+          <w:sz w:val="21"/>
+          <w:szCs w:val="21"/>
+        </w:rPr>
+        <w:t xml:space="preserve"> == </w:t>
+      </w:r>
+      <w:r>
+        <w:rPr>
+          <w:rFonts w:ascii="Arial" w:hAnsi="Arial" w:cs="Arial"/>
+          <w:color w:val="1F1F1F"/>
+          <w:sz w:val="21"/>
+          <w:szCs w:val="21"/>
+        </w:rPr>
+        <w:t>‘</w:t>
+      </w:r>
+      <w:r>
+        <w:rPr>
+          <w:rFonts w:ascii="Arial" w:hAnsi="Arial" w:cs="Arial"/>
+          <w:color w:val="1F1F1F"/>
+          <w:sz w:val="21"/>
+          <w:szCs w:val="21"/>
+        </w:rPr>
+        <w:t>}</w:t>
+      </w:r>
+      <w:r>
+        <w:rPr>
+          <w:rFonts w:ascii="Arial" w:hAnsi="Arial" w:cs="Arial"/>
+          <w:color w:val="1F1F1F"/>
+          <w:sz w:val="21"/>
+          <w:szCs w:val="21"/>
+        </w:rPr>
+        <w:t>’</w:t>
+      </w:r>
+      <w:r>
+        <w:rPr>
+          <w:rFonts w:ascii="Arial" w:hAnsi="Arial" w:cs="Arial"/>
+          <w:color w:val="1F1F1F"/>
+          <w:sz w:val="21"/>
+          <w:szCs w:val="21"/>
+        </w:rPr>
+        <w:t xml:space="preserve"> and top != </w:t>
+      </w:r>
+      <w:r>
+        <w:rPr>
+          <w:rFonts w:ascii="Arial" w:hAnsi="Arial" w:cs="Arial"/>
+          <w:color w:val="1F1F1F"/>
+          <w:sz w:val="21"/>
+          <w:szCs w:val="21"/>
+        </w:rPr>
+        <w:t>‘</w:t>
+      </w:r>
+      <w:r>
+        <w:rPr>
+          <w:rFonts w:ascii="Arial" w:hAnsi="Arial" w:cs="Arial"/>
+          <w:color w:val="1F1F1F"/>
+          <w:sz w:val="21"/>
+          <w:szCs w:val="21"/>
+        </w:rPr>
+        <w:t>{</w:t>
+      </w:r>
+      <w:r>
+        <w:rPr>
+          <w:rFonts w:ascii="Arial" w:hAnsi="Arial" w:cs="Arial"/>
+          <w:color w:val="1F1F1F"/>
+          <w:sz w:val="21"/>
+          <w:szCs w:val="21"/>
+        </w:rPr>
+        <w:t>‘</w:t>
+      </w:r>
+      <w:r>
+        <w:rPr>
+          <w:rFonts w:ascii="Arial" w:hAnsi="Arial" w:cs="Arial"/>
+          <w:color w:val="1F1F1F"/>
+          <w:sz w:val="21"/>
+          <w:szCs w:val="21"/>
+        </w:rPr>
+        <w:t>) or \</w:t>
+      </w:r>
+      <w:r>
+        <w:rPr>
+          <w:rFonts w:ascii="Arial" w:hAnsi="Arial" w:cs="Arial"/>
+          <w:color w:val="1F1F1F"/>
+          <w:sz w:val="21"/>
+          <w:szCs w:val="21"/>
+        </w:rPr>
+        <w:br/>
+      </w:r>
+      <w:r>
+        <w:rPr>
+          <w:rFonts w:ascii="Arial" w:hAnsi="Arial" w:cs="Arial"/>
+          <w:color w:val="1F1F1F"/>
+          <w:sz w:val="21"/>
+          <w:szCs w:val="21"/>
+        </w:rPr>
+        <w:t xml:space="preserve">               (</w:t>
+      </w:r>
+      <w:proofErr w:type="spellStart"/>
+      <w:r>
+        <w:rPr>
+          <w:rFonts w:ascii="Arial" w:hAnsi="Arial" w:cs="Arial"/>
+          <w:color w:val="1F1F1F"/>
+          <w:sz w:val="21"/>
+          <w:szCs w:val="21"/>
+        </w:rPr>
+        <w:t>ch</w:t>
+      </w:r>
+      <w:proofErr w:type="spellEnd"/>
+      <w:r>
+        <w:rPr>
+          <w:rFonts w:ascii="Arial" w:hAnsi="Arial" w:cs="Arial"/>
+          <w:color w:val="1F1F1F"/>
+          <w:sz w:val="21"/>
+          <w:szCs w:val="21"/>
+        </w:rPr>
+        <w:t xml:space="preserve"> == </w:t>
+      </w:r>
+      <w:r>
+        <w:rPr>
+          <w:rFonts w:ascii="Arial" w:hAnsi="Arial" w:cs="Arial"/>
+          <w:color w:val="1F1F1F"/>
+          <w:sz w:val="21"/>
+          <w:szCs w:val="21"/>
+        </w:rPr>
+        <w:t>‘</w:t>
+      </w:r>
+      <w:r>
+        <w:rPr>
+          <w:rFonts w:ascii="Arial" w:hAnsi="Arial" w:cs="Arial"/>
+          <w:color w:val="1F1F1F"/>
+          <w:sz w:val="21"/>
+          <w:szCs w:val="21"/>
+        </w:rPr>
+        <w:t>]</w:t>
+      </w:r>
+      <w:r>
+        <w:rPr>
+          <w:rFonts w:ascii="Arial" w:hAnsi="Arial" w:cs="Arial"/>
+          <w:color w:val="1F1F1F"/>
+          <w:sz w:val="21"/>
+          <w:szCs w:val="21"/>
+        </w:rPr>
+        <w:t>’</w:t>
+      </w:r>
+      <w:r>
+        <w:rPr>
+          <w:rFonts w:ascii="Arial" w:hAnsi="Arial" w:cs="Arial"/>
+          <w:color w:val="1F1F1F"/>
+          <w:sz w:val="21"/>
+          <w:szCs w:val="21"/>
+        </w:rPr>
+        <w:t xml:space="preserve"> and top != </w:t>
+      </w:r>
+      <w:r>
+        <w:rPr>
+          <w:rFonts w:ascii="Arial" w:hAnsi="Arial" w:cs="Arial"/>
+          <w:color w:val="1F1F1F"/>
+          <w:sz w:val="21"/>
+          <w:szCs w:val="21"/>
+        </w:rPr>
+        <w:t>‘</w:t>
+      </w:r>
+      <w:r>
+        <w:rPr>
+          <w:rFonts w:ascii="Arial" w:hAnsi="Arial" w:cs="Arial"/>
+          <w:color w:val="1F1F1F"/>
+          <w:sz w:val="21"/>
+          <w:szCs w:val="21"/>
+        </w:rPr>
+        <w:t>[</w:t>
+      </w:r>
+      <w:r>
+        <w:rPr>
+          <w:rFonts w:ascii="Arial" w:hAnsi="Arial" w:cs="Arial"/>
+          <w:color w:val="1F1F1F"/>
+          <w:sz w:val="21"/>
+          <w:szCs w:val="21"/>
+        </w:rPr>
+        <w:t>‘</w:t>
+      </w:r>
+      <w:r>
+        <w:rPr>
+          <w:rFonts w:ascii="Arial" w:hAnsi="Arial" w:cs="Arial"/>
+          <w:color w:val="1F1F1F"/>
+          <w:sz w:val="21"/>
+          <w:szCs w:val="21"/>
+        </w:rPr>
+        <w:t>):</w:t>
+      </w:r>
+      <w:r>
+        <w:rPr>
+          <w:rFonts w:ascii="Arial" w:hAnsi="Arial" w:cs="Arial"/>
+          <w:color w:val="1F1F1F"/>
+          <w:sz w:val="21"/>
+          <w:szCs w:val="21"/>
+        </w:rPr>
+        <w:br/>
+      </w:r>
+      <w:r>
+        <w:rPr>
+          <w:rFonts w:ascii="Arial" w:hAnsi="Arial" w:cs="Arial"/>
+          <w:color w:val="1F1F1F"/>
+          <w:sz w:val="21"/>
+          <w:szCs w:val="21"/>
+        </w:rPr>
+        <w:t xml:space="preserve">                return False</w:t>
+      </w:r>
+      <w:r>
+        <w:rPr>
+          <w:rFonts w:ascii="Arial" w:hAnsi="Arial" w:cs="Arial"/>
+          <w:color w:val="1F1F1F"/>
+          <w:sz w:val="21"/>
+          <w:szCs w:val="21"/>
+        </w:rPr>
+        <w:br/>
+      </w:r>
+      <w:r>
+        <w:rPr>
+          <w:rFonts w:ascii="Arial" w:hAnsi="Arial" w:cs="Arial"/>
+          <w:color w:val="1F1F1F"/>
+          <w:sz w:val="21"/>
+          <w:szCs w:val="21"/>
+        </w:rPr>
         <w:t xml:space="preserve">    return </w:t>
       </w:r>
       <w:proofErr w:type="spellStart"/>
@@ -2965,9 +4083,18 @@
           <w:sz w:val="21"/>
           <w:szCs w:val="21"/>
         </w:rPr>
-        <w:t>arr</w:t>
-      </w:r>
-      <w:proofErr w:type="spellEnd"/>
+        <w:t>len</w:t>
+      </w:r>
+      <w:proofErr w:type="spellEnd"/>
+      <w:r>
+        <w:rPr>
+          <w:rFonts w:ascii="Arial" w:hAnsi="Arial" w:cs="Arial"/>
+          <w:color w:val="1F1F1F"/>
+          <w:sz w:val="21"/>
+          <w:szCs w:val="21"/>
+        </w:rPr>
+        <w:t>(stack) == 0</w:t>
+      </w:r>
     </w:p>
     <w:p>
       <w:pPr>
@@ -2987,95 +4114,134 @@
         </w:rPr>
         <w:t># Example</w:t>
       </w:r>
-    </w:p>
-    <w:p>
-      <w:r>
-        <w:rPr>
-          <w:rFonts w:ascii="Arial" w:hAnsi="Arial" w:cs="Arial"/>
-          <w:color w:val="1F1F1F"/>
-          <w:sz w:val="21"/>
-          <w:szCs w:val="21"/>
-        </w:rPr>
-        <w:t>numbers = [10, 20, 3, 40, 2, 1, 90]</w:t>
-      </w:r>
-      <w:r>
-        <w:rPr>
-          <w:rFonts w:ascii="Arial" w:hAnsi="Arial" w:cs="Arial"/>
-          <w:color w:val="1F1F1F"/>
-          <w:sz w:val="21"/>
-          <w:szCs w:val="21"/>
-        </w:rPr>
-        <w:br/>
-      </w:r>
-      <w:proofErr w:type="spellStart"/>
-      <w:r>
-        <w:rPr>
-          <w:rFonts w:ascii="Arial" w:hAnsi="Arial" w:cs="Arial"/>
-          <w:color w:val="1F1F1F"/>
-          <w:sz w:val="21"/>
-          <w:szCs w:val="21"/>
-        </w:rPr>
-        <w:t>sorted_numbers</w:t>
-      </w:r>
-      <w:proofErr w:type="spellEnd"/>
-      <w:r>
-        <w:rPr>
-          <w:rFonts w:ascii="Arial" w:hAnsi="Arial" w:cs="Arial"/>
-          <w:color w:val="1F1F1F"/>
-          <w:sz w:val="21"/>
-          <w:szCs w:val="21"/>
-        </w:rPr>
-        <w:t xml:space="preserve"> = </w:t>
-      </w:r>
-      <w:proofErr w:type="spellStart"/>
-      <w:r>
-        <w:rPr>
-          <w:rFonts w:ascii="Arial" w:hAnsi="Arial" w:cs="Arial"/>
-          <w:color w:val="1F1F1F"/>
-          <w:sz w:val="21"/>
-          <w:szCs w:val="21"/>
-        </w:rPr>
-        <w:t>selection_sort</w:t>
-      </w:r>
-      <w:proofErr w:type="spellEnd"/>
-      <w:r>
-        <w:rPr>
-          <w:rFonts w:ascii="Arial" w:hAnsi="Arial" w:cs="Arial"/>
-          <w:color w:val="1F1F1F"/>
-          <w:sz w:val="21"/>
-          <w:szCs w:val="21"/>
-        </w:rPr>
-        <w:t>(numbers)</w:t>
-      </w:r>
-      <w:r>
-        <w:rPr>
-          <w:rFonts w:ascii="Arial" w:hAnsi="Arial" w:cs="Arial"/>
-          <w:color w:val="1F1F1F"/>
-          <w:sz w:val="21"/>
-          <w:szCs w:val="21"/>
-        </w:rPr>
-        <w:br/>
-      </w:r>
-      <w:r>
-        <w:rPr>
-          <w:rFonts w:ascii="Arial" w:hAnsi="Arial" w:cs="Arial"/>
-          <w:color w:val="1F1F1F"/>
-          <w:sz w:val="21"/>
-          <w:szCs w:val="21"/>
-        </w:rPr>
-        <w:t>print(</w:t>
-      </w:r>
-      <w:proofErr w:type="spellStart"/>
-      <w:r>
-        <w:rPr>
-          <w:rFonts w:ascii="Arial" w:hAnsi="Arial" w:cs="Arial"/>
-          <w:color w:val="1F1F1F"/>
-          <w:sz w:val="21"/>
-          <w:szCs w:val="21"/>
-        </w:rPr>
-        <w:t>sorted_numbers</w:t>
-      </w:r>
-      <w:proofErr w:type="spellEnd"/>
+      <w:r>
+        <w:rPr>
+          <w:rFonts w:ascii="Arial" w:hAnsi="Arial" w:cs="Arial"/>
+          <w:color w:val="1F1F1F"/>
+          <w:sz w:val="21"/>
+          <w:szCs w:val="21"/>
+        </w:rPr>
+        <w:br/>
+      </w:r>
+      <w:r>
+        <w:rPr>
+          <w:rFonts w:ascii="Arial" w:hAnsi="Arial" w:cs="Arial"/>
+          <w:color w:val="1F1F1F"/>
+          <w:sz w:val="21"/>
+          <w:szCs w:val="21"/>
+        </w:rPr>
+        <w:t xml:space="preserve">expr = </w:t>
+      </w:r>
+      <w:r>
+        <w:rPr>
+          <w:rFonts w:ascii="Arial" w:hAnsi="Arial" w:cs="Arial"/>
+          <w:color w:val="1F1F1F"/>
+          <w:sz w:val="21"/>
+          <w:szCs w:val="21"/>
+        </w:rPr>
+        <w:t>“</w:t>
+      </w:r>
+      <w:r>
+        <w:rPr>
+          <w:rFonts w:ascii="Arial" w:hAnsi="Arial" w:cs="Arial"/>
+          <w:color w:val="1F1F1F"/>
+          <w:sz w:val="21"/>
+          <w:szCs w:val="21"/>
+        </w:rPr>
+        <w:t>{[()]}</w:t>
+      </w:r>
+      <w:r>
+        <w:rPr>
+          <w:rFonts w:ascii="Arial" w:hAnsi="Arial" w:cs="Arial"/>
+          <w:color w:val="1F1F1F"/>
+          <w:sz w:val="21"/>
+          <w:szCs w:val="21"/>
+        </w:rPr>
+        <w:t>”</w:t>
+      </w:r>
+      <w:r>
+        <w:rPr>
+          <w:rFonts w:ascii="Arial" w:hAnsi="Arial" w:cs="Arial"/>
+          <w:color w:val="1F1F1F"/>
+          <w:sz w:val="21"/>
+          <w:szCs w:val="21"/>
+        </w:rPr>
+        <w:br/>
+      </w:r>
+      <w:r>
+        <w:rPr>
+          <w:rFonts w:ascii="Arial" w:hAnsi="Arial" w:cs="Arial"/>
+          <w:color w:val="1F1F1F"/>
+          <w:sz w:val="21"/>
+          <w:szCs w:val="21"/>
+        </w:rPr>
+        <w:t xml:space="preserve">if </w:t>
+      </w:r>
+      <w:proofErr w:type="spellStart"/>
+      <w:r>
+        <w:rPr>
+          <w:rFonts w:ascii="Arial" w:hAnsi="Arial" w:cs="Arial"/>
+          <w:color w:val="1F1F1F"/>
+          <w:sz w:val="21"/>
+          <w:szCs w:val="21"/>
+        </w:rPr>
+        <w:t>is_balanced</w:t>
+      </w:r>
+      <w:proofErr w:type="spellEnd"/>
+      <w:r>
+        <w:rPr>
+          <w:rFonts w:ascii="Arial" w:hAnsi="Arial" w:cs="Arial"/>
+          <w:color w:val="1F1F1F"/>
+          <w:sz w:val="21"/>
+          <w:szCs w:val="21"/>
+        </w:rPr>
+        <w:t>(expr) == True:</w:t>
+      </w:r>
+      <w:r>
+        <w:rPr>
+          <w:rFonts w:ascii="Arial" w:hAnsi="Arial" w:cs="Arial"/>
+          <w:color w:val="1F1F1F"/>
+          <w:sz w:val="21"/>
+          <w:szCs w:val="21"/>
+        </w:rPr>
+        <w:br/>
+      </w:r>
+      <w:r>
+        <w:rPr>
+          <w:rFonts w:ascii="Arial" w:hAnsi="Arial" w:cs="Arial"/>
+          <w:color w:val="1F1F1F"/>
+          <w:sz w:val="21"/>
+          <w:szCs w:val="21"/>
+        </w:rPr>
+        <w:t xml:space="preserve">    print(</w:t>
+      </w:r>
+      <w:r>
+        <w:rPr>
+          <w:rFonts w:ascii="Arial" w:hAnsi="Arial" w:cs="Arial"/>
+          <w:color w:val="1F1F1F"/>
+          <w:sz w:val="21"/>
+          <w:szCs w:val="21"/>
+        </w:rPr>
+        <w:t>“</w:t>
+      </w:r>
+      <w:r>
+        <w:rPr>
+          <w:rFonts w:ascii="Arial" w:hAnsi="Arial" w:cs="Arial"/>
+          <w:color w:val="1F1F1F"/>
+          <w:sz w:val="21"/>
+          <w:szCs w:val="21"/>
+        </w:rPr>
+        <w:t>Balanced</w:t>
+      </w:r>
+      <w:r>
+        <w:rPr>
+          <w:rFonts w:ascii="Arial" w:hAnsi="Arial" w:cs="Arial"/>
+          <w:color w:val="1F1F1F"/>
+          <w:sz w:val="21"/>
+          <w:szCs w:val="21"/>
+        </w:rPr>
+        <w:t>”</w:t>
+      </w:r>
       <w:r>
         <w:rPr>
           <w:rFonts w:ascii="Arial" w:hAnsi="Arial" w:cs="Arial"/>
@@ -3101,523 +4267,132 @@
           <w:sz w:val="21"/>
           <w:szCs w:val="21"/>
         </w:rPr>
-        <w:br/>
-      </w:r>
-      <w:r>
-        <w:rPr>
-          <w:rFonts w:ascii="Arial" w:hAnsi="Arial" w:cs="Arial"/>
-          <w:b/>
-          <w:color w:val="C00000"/>
-          <w:sz w:val="21"/>
-          <w:szCs w:val="21"/>
-          <w:highlight w:val="yellow"/>
-          <w:shd w:val="clear" w:color="auto" w:fill="FFFFFF"/>
-        </w:rPr>
-        <w:t>9. Write a program using a stack data structure to check if a string of mathematical parentheses is perfectly balanced.</w:t>
+        <w:t>else:</w:t>
+      </w:r>
+      <w:r>
+        <w:rPr>
+          <w:rFonts w:ascii="Arial" w:hAnsi="Arial" w:cs="Arial"/>
+          <w:color w:val="1F1F1F"/>
+          <w:sz w:val="21"/>
+          <w:szCs w:val="21"/>
+        </w:rPr>
+        <w:br/>
+      </w:r>
+      <w:r>
+        <w:rPr>
+          <w:rFonts w:ascii="Arial" w:hAnsi="Arial" w:cs="Arial"/>
+          <w:color w:val="1F1F1F"/>
+          <w:sz w:val="21"/>
+          <w:szCs w:val="21"/>
+        </w:rPr>
+        <w:t xml:space="preserve">    print(</w:t>
+      </w:r>
+      <w:r>
+        <w:rPr>
+          <w:rFonts w:ascii="Arial" w:hAnsi="Arial" w:cs="Arial"/>
+          <w:color w:val="1F1F1F"/>
+          <w:sz w:val="21"/>
+          <w:szCs w:val="21"/>
+        </w:rPr>
+        <w:t>“</w:t>
+      </w:r>
+      <w:r>
+        <w:rPr>
+          <w:rFonts w:ascii="Arial" w:hAnsi="Arial" w:cs="Arial"/>
+          <w:color w:val="1F1F1F"/>
+          <w:sz w:val="21"/>
+          <w:szCs w:val="21"/>
+        </w:rPr>
+        <w:t>Imbalanced</w:t>
+      </w:r>
+      <w:r>
+        <w:rPr>
+          <w:rFonts w:ascii="Arial" w:hAnsi="Arial" w:cs="Arial"/>
+          <w:color w:val="1F1F1F"/>
+          <w:sz w:val="21"/>
+          <w:szCs w:val="21"/>
+        </w:rPr>
+        <w:t>”</w:t>
+      </w:r>
+      <w:r>
+        <w:rPr>
+          <w:rFonts w:ascii="Arial" w:hAnsi="Arial" w:cs="Arial"/>
+          <w:color w:val="1F1F1F"/>
+          <w:sz w:val="21"/>
+          <w:szCs w:val="21"/>
+        </w:rPr>
+        <w:t>)</w:t>
+      </w:r>
+      <w:r>
+        <w:rPr>
+          <w:rFonts w:ascii="Arial" w:hAnsi="Arial" w:cs="Arial"/>
+          <w:color w:val="1F1F1F"/>
+          <w:sz w:val="21"/>
+          <w:szCs w:val="21"/>
+        </w:rPr>
+        <w:br/>
       </w:r>
     </w:p>
     <w:p>
       <w:pPr>
         <w:rPr>
           <w:rFonts w:ascii="Arial" w:hAnsi="Arial" w:cs="Arial"/>
-          <w:color w:val="1F1F1F"/>
-          <w:sz w:val="21"/>
-          <w:szCs w:val="21"/>
+          <w:b/>
+          <w:color w:val="C00000"/>
+          <w:sz w:val="21"/>
+          <w:szCs w:val="21"/>
+          <w:shd w:val="clear" w:color="auto" w:fill="FFFFFF"/>
         </w:rPr>
       </w:pPr>
-      <w:proofErr w:type="spellStart"/>
-      <w:r>
-        <w:rPr>
-          <w:rFonts w:ascii="Arial" w:hAnsi="Arial" w:cs="Arial"/>
-          <w:color w:val="1F1F1F"/>
-          <w:sz w:val="21"/>
-          <w:szCs w:val="21"/>
-        </w:rPr>
-        <w:t>def</w:t>
-      </w:r>
-      <w:proofErr w:type="spellEnd"/>
-      <w:r>
-        <w:rPr>
-          <w:rFonts w:ascii="Arial" w:hAnsi="Arial" w:cs="Arial"/>
-          <w:color w:val="1F1F1F"/>
-          <w:sz w:val="21"/>
-          <w:szCs w:val="21"/>
-        </w:rPr>
-        <w:t xml:space="preserve"> </w:t>
-      </w:r>
-      <w:proofErr w:type="spellStart"/>
-      <w:r>
-        <w:rPr>
-          <w:rFonts w:ascii="Arial" w:hAnsi="Arial" w:cs="Arial"/>
-          <w:color w:val="1F1F1F"/>
-          <w:sz w:val="21"/>
-          <w:szCs w:val="21"/>
-        </w:rPr>
-        <w:t>is_balanced</w:t>
-      </w:r>
-      <w:proofErr w:type="spellEnd"/>
-      <w:r>
-        <w:rPr>
-          <w:rFonts w:ascii="Arial" w:hAnsi="Arial" w:cs="Arial"/>
-          <w:color w:val="1F1F1F"/>
-          <w:sz w:val="21"/>
-          <w:szCs w:val="21"/>
-        </w:rPr>
-        <w:t>(s):</w:t>
-      </w:r>
-      <w:r>
-        <w:rPr>
-          <w:rFonts w:ascii="Arial" w:hAnsi="Arial" w:cs="Arial"/>
-          <w:color w:val="1F1F1F"/>
-          <w:sz w:val="21"/>
-          <w:szCs w:val="21"/>
-        </w:rPr>
-        <w:br/>
-      </w:r>
-      <w:r>
-        <w:rPr>
-          <w:rFonts w:ascii="Arial" w:hAnsi="Arial" w:cs="Arial"/>
-          <w:color w:val="1F1F1F"/>
-          <w:sz w:val="21"/>
-          <w:szCs w:val="21"/>
-        </w:rPr>
-        <w:t xml:space="preserve">    stack = []</w:t>
-      </w:r>
-      <w:r>
-        <w:rPr>
-          <w:rFonts w:ascii="Arial" w:hAnsi="Arial" w:cs="Arial"/>
-          <w:color w:val="1F1F1F"/>
-          <w:sz w:val="21"/>
-          <w:szCs w:val="21"/>
-        </w:rPr>
-        <w:br/>
-      </w:r>
-      <w:r>
-        <w:rPr>
-          <w:rFonts w:ascii="Arial" w:hAnsi="Arial" w:cs="Arial"/>
-          <w:color w:val="1F1F1F"/>
-          <w:sz w:val="21"/>
-          <w:szCs w:val="21"/>
-        </w:rPr>
-        <w:t xml:space="preserve">    for </w:t>
-      </w:r>
-      <w:proofErr w:type="spellStart"/>
-      <w:r>
-        <w:rPr>
-          <w:rFonts w:ascii="Arial" w:hAnsi="Arial" w:cs="Arial"/>
-          <w:color w:val="1F1F1F"/>
-          <w:sz w:val="21"/>
-          <w:szCs w:val="21"/>
-        </w:rPr>
-        <w:t>ch</w:t>
-      </w:r>
-      <w:proofErr w:type="spellEnd"/>
-      <w:r>
-        <w:rPr>
-          <w:rFonts w:ascii="Arial" w:hAnsi="Arial" w:cs="Arial"/>
-          <w:color w:val="1F1F1F"/>
-          <w:sz w:val="21"/>
-          <w:szCs w:val="21"/>
-        </w:rPr>
-        <w:t xml:space="preserve"> in s:</w:t>
-      </w:r>
-      <w:r>
-        <w:rPr>
-          <w:rFonts w:ascii="Arial" w:hAnsi="Arial" w:cs="Arial"/>
-          <w:color w:val="1F1F1F"/>
-          <w:sz w:val="21"/>
-          <w:szCs w:val="21"/>
-        </w:rPr>
-        <w:br/>
-      </w:r>
-      <w:r>
-        <w:rPr>
-          <w:rFonts w:ascii="Arial" w:hAnsi="Arial" w:cs="Arial"/>
-          <w:color w:val="1F1F1F"/>
-          <w:sz w:val="21"/>
-          <w:szCs w:val="21"/>
-        </w:rPr>
-        <w:t xml:space="preserve">        if </w:t>
-      </w:r>
-      <w:proofErr w:type="spellStart"/>
-      <w:r>
-        <w:rPr>
-          <w:rFonts w:ascii="Arial" w:hAnsi="Arial" w:cs="Arial"/>
-          <w:color w:val="1F1F1F"/>
-          <w:sz w:val="21"/>
-          <w:szCs w:val="21"/>
-        </w:rPr>
-        <w:t>ch</w:t>
-      </w:r>
-      <w:proofErr w:type="spellEnd"/>
-      <w:r>
-        <w:rPr>
-          <w:rFonts w:ascii="Arial" w:hAnsi="Arial" w:cs="Arial"/>
-          <w:color w:val="1F1F1F"/>
-          <w:sz w:val="21"/>
-          <w:szCs w:val="21"/>
-        </w:rPr>
-        <w:t xml:space="preserve"> == '(' or </w:t>
-      </w:r>
-      <w:proofErr w:type="spellStart"/>
-      <w:r>
-        <w:rPr>
-          <w:rFonts w:ascii="Arial" w:hAnsi="Arial" w:cs="Arial"/>
-          <w:color w:val="1F1F1F"/>
-          <w:sz w:val="21"/>
-          <w:szCs w:val="21"/>
-        </w:rPr>
-        <w:t>ch</w:t>
-      </w:r>
-      <w:proofErr w:type="spellEnd"/>
-      <w:r>
-        <w:rPr>
-          <w:rFonts w:ascii="Arial" w:hAnsi="Arial" w:cs="Arial"/>
-          <w:color w:val="1F1F1F"/>
-          <w:sz w:val="21"/>
-          <w:szCs w:val="21"/>
-        </w:rPr>
-        <w:t xml:space="preserve"> == '{' or </w:t>
-      </w:r>
-      <w:proofErr w:type="spellStart"/>
-      <w:r>
-        <w:rPr>
-          <w:rFonts w:ascii="Arial" w:hAnsi="Arial" w:cs="Arial"/>
-          <w:color w:val="1F1F1F"/>
-          <w:sz w:val="21"/>
-          <w:szCs w:val="21"/>
-        </w:rPr>
-        <w:t>ch</w:t>
-      </w:r>
-      <w:proofErr w:type="spellEnd"/>
-      <w:r>
-        <w:rPr>
-          <w:rFonts w:ascii="Arial" w:hAnsi="Arial" w:cs="Arial"/>
-          <w:color w:val="1F1F1F"/>
-          <w:sz w:val="21"/>
-          <w:szCs w:val="21"/>
-        </w:rPr>
-        <w:t xml:space="preserve"> == '[':</w:t>
-      </w:r>
-      <w:r>
-        <w:rPr>
-          <w:rFonts w:ascii="Arial" w:hAnsi="Arial" w:cs="Arial"/>
-          <w:color w:val="1F1F1F"/>
-          <w:sz w:val="21"/>
-          <w:szCs w:val="21"/>
-        </w:rPr>
-        <w:br/>
-      </w:r>
-      <w:r>
-        <w:rPr>
-          <w:rFonts w:ascii="Arial" w:hAnsi="Arial" w:cs="Arial"/>
-          <w:color w:val="1F1F1F"/>
-          <w:sz w:val="21"/>
-          <w:szCs w:val="21"/>
-        </w:rPr>
-        <w:t xml:space="preserve">            </w:t>
-      </w:r>
-      <w:proofErr w:type="spellStart"/>
-      <w:r>
-        <w:rPr>
-          <w:rFonts w:ascii="Arial" w:hAnsi="Arial" w:cs="Arial"/>
-          <w:color w:val="1F1F1F"/>
-          <w:sz w:val="21"/>
-          <w:szCs w:val="21"/>
-        </w:rPr>
-        <w:t>stack.append</w:t>
-      </w:r>
-      <w:proofErr w:type="spellEnd"/>
-      <w:r>
-        <w:rPr>
-          <w:rFonts w:ascii="Arial" w:hAnsi="Arial" w:cs="Arial"/>
-          <w:color w:val="1F1F1F"/>
-          <w:sz w:val="21"/>
-          <w:szCs w:val="21"/>
-        </w:rPr>
-        <w:t>(</w:t>
-      </w:r>
-      <w:proofErr w:type="spellStart"/>
-      <w:r>
-        <w:rPr>
-          <w:rFonts w:ascii="Arial" w:hAnsi="Arial" w:cs="Arial"/>
-          <w:color w:val="1F1F1F"/>
-          <w:sz w:val="21"/>
-          <w:szCs w:val="21"/>
-        </w:rPr>
-        <w:t>ch</w:t>
-      </w:r>
-      <w:proofErr w:type="spellEnd"/>
-      <w:r>
-        <w:rPr>
-          <w:rFonts w:ascii="Arial" w:hAnsi="Arial" w:cs="Arial"/>
-          <w:color w:val="1F1F1F"/>
-          <w:sz w:val="21"/>
-          <w:szCs w:val="21"/>
-        </w:rPr>
-        <w:t>)</w:t>
-      </w:r>
-      <w:r>
-        <w:rPr>
-          <w:rFonts w:ascii="Arial" w:hAnsi="Arial" w:cs="Arial"/>
-          <w:color w:val="1F1F1F"/>
-          <w:sz w:val="21"/>
-          <w:szCs w:val="21"/>
-        </w:rPr>
-        <w:br/>
-      </w:r>
-      <w:r>
-        <w:rPr>
-          <w:rFonts w:ascii="Arial" w:hAnsi="Arial" w:cs="Arial"/>
-          <w:color w:val="1F1F1F"/>
-          <w:sz w:val="21"/>
-          <w:szCs w:val="21"/>
-        </w:rPr>
-        <w:t xml:space="preserve">        else:</w:t>
-      </w:r>
-      <w:r>
-        <w:rPr>
-          <w:rFonts w:ascii="Arial" w:hAnsi="Arial" w:cs="Arial"/>
-          <w:color w:val="1F1F1F"/>
-          <w:sz w:val="21"/>
-          <w:szCs w:val="21"/>
-        </w:rPr>
-        <w:br/>
-      </w:r>
-      <w:r>
-        <w:rPr>
-          <w:rFonts w:ascii="Arial" w:hAnsi="Arial" w:cs="Arial"/>
-          <w:color w:val="1F1F1F"/>
-          <w:sz w:val="21"/>
-          <w:szCs w:val="21"/>
-        </w:rPr>
-        <w:t xml:space="preserve">            if not stack:</w:t>
-      </w:r>
-      <w:r>
-        <w:rPr>
-          <w:rFonts w:ascii="Arial" w:hAnsi="Arial" w:cs="Arial"/>
-          <w:color w:val="1F1F1F"/>
-          <w:sz w:val="21"/>
-          <w:szCs w:val="21"/>
-        </w:rPr>
-        <w:br/>
-      </w:r>
-      <w:r>
-        <w:rPr>
-          <w:rFonts w:ascii="Arial" w:hAnsi="Arial" w:cs="Arial"/>
-          <w:color w:val="1F1F1F"/>
-          <w:sz w:val="21"/>
-          <w:szCs w:val="21"/>
-        </w:rPr>
-        <w:t xml:space="preserve">                return False</w:t>
-      </w:r>
-      <w:r>
-        <w:rPr>
-          <w:rFonts w:ascii="Arial" w:hAnsi="Arial" w:cs="Arial"/>
-          <w:color w:val="1F1F1F"/>
-          <w:sz w:val="21"/>
-          <w:szCs w:val="21"/>
-        </w:rPr>
-        <w:br/>
-      </w:r>
-      <w:r>
-        <w:rPr>
-          <w:rFonts w:ascii="Arial" w:hAnsi="Arial" w:cs="Arial"/>
-          <w:color w:val="1F1F1F"/>
-          <w:sz w:val="21"/>
-          <w:szCs w:val="21"/>
-        </w:rPr>
-        <w:t xml:space="preserve">            top = </w:t>
-      </w:r>
-      <w:proofErr w:type="spellStart"/>
-      <w:r>
-        <w:rPr>
-          <w:rFonts w:ascii="Arial" w:hAnsi="Arial" w:cs="Arial"/>
-          <w:color w:val="1F1F1F"/>
-          <w:sz w:val="21"/>
-          <w:szCs w:val="21"/>
-        </w:rPr>
-        <w:t>stack.pop</w:t>
-      </w:r>
-      <w:proofErr w:type="spellEnd"/>
-      <w:r>
-        <w:rPr>
-          <w:rFonts w:ascii="Arial" w:hAnsi="Arial" w:cs="Arial"/>
-          <w:color w:val="1F1F1F"/>
-          <w:sz w:val="21"/>
-          <w:szCs w:val="21"/>
-        </w:rPr>
-        <w:t>()</w:t>
-      </w:r>
-      <w:r>
-        <w:rPr>
-          <w:rFonts w:ascii="Arial" w:hAnsi="Arial" w:cs="Arial"/>
-          <w:color w:val="1F1F1F"/>
-          <w:sz w:val="21"/>
-          <w:szCs w:val="21"/>
-        </w:rPr>
-        <w:br/>
-      </w:r>
-      <w:r>
-        <w:rPr>
-          <w:rFonts w:ascii="Arial" w:hAnsi="Arial" w:cs="Arial"/>
-          <w:color w:val="1F1F1F"/>
-          <w:sz w:val="21"/>
-          <w:szCs w:val="21"/>
-        </w:rPr>
-        <w:t xml:space="preserve">            if (</w:t>
-      </w:r>
-      <w:proofErr w:type="spellStart"/>
-      <w:r>
-        <w:rPr>
-          <w:rFonts w:ascii="Arial" w:hAnsi="Arial" w:cs="Arial"/>
-          <w:color w:val="1F1F1F"/>
-          <w:sz w:val="21"/>
-          <w:szCs w:val="21"/>
-        </w:rPr>
-        <w:t>ch</w:t>
-      </w:r>
-      <w:proofErr w:type="spellEnd"/>
-      <w:r>
-        <w:rPr>
-          <w:rFonts w:ascii="Arial" w:hAnsi="Arial" w:cs="Arial"/>
-          <w:color w:val="1F1F1F"/>
-          <w:sz w:val="21"/>
-          <w:szCs w:val="21"/>
-        </w:rPr>
-        <w:t xml:space="preserve"> == ')' and top != '(') or \</w:t>
-      </w:r>
-      <w:r>
-        <w:rPr>
-          <w:rFonts w:ascii="Arial" w:hAnsi="Arial" w:cs="Arial"/>
-          <w:color w:val="1F1F1F"/>
-          <w:sz w:val="21"/>
-          <w:szCs w:val="21"/>
-        </w:rPr>
-        <w:br/>
-      </w:r>
-      <w:r>
-        <w:rPr>
-          <w:rFonts w:ascii="Arial" w:hAnsi="Arial" w:cs="Arial"/>
-          <w:color w:val="1F1F1F"/>
-          <w:sz w:val="21"/>
-          <w:szCs w:val="21"/>
-        </w:rPr>
-        <w:t xml:space="preserve">               (</w:t>
-      </w:r>
-      <w:proofErr w:type="spellStart"/>
-      <w:r>
-        <w:rPr>
-          <w:rFonts w:ascii="Arial" w:hAnsi="Arial" w:cs="Arial"/>
-          <w:color w:val="1F1F1F"/>
-          <w:sz w:val="21"/>
-          <w:szCs w:val="21"/>
-        </w:rPr>
-        <w:t>ch</w:t>
-      </w:r>
-      <w:proofErr w:type="spellEnd"/>
-      <w:r>
-        <w:rPr>
-          <w:rFonts w:ascii="Arial" w:hAnsi="Arial" w:cs="Arial"/>
-          <w:color w:val="1F1F1F"/>
-          <w:sz w:val="21"/>
-          <w:szCs w:val="21"/>
-        </w:rPr>
-        <w:t xml:space="preserve"> == '}' and top != '{') or \</w:t>
-      </w:r>
-      <w:r>
-        <w:rPr>
-          <w:rFonts w:ascii="Arial" w:hAnsi="Arial" w:cs="Arial"/>
-          <w:color w:val="1F1F1F"/>
-          <w:sz w:val="21"/>
-          <w:szCs w:val="21"/>
-        </w:rPr>
-        <w:br/>
-      </w:r>
-      <w:r>
-        <w:rPr>
-          <w:rFonts w:ascii="Arial" w:hAnsi="Arial" w:cs="Arial"/>
-          <w:color w:val="1F1F1F"/>
-          <w:sz w:val="21"/>
-          <w:szCs w:val="21"/>
-        </w:rPr>
-        <w:t xml:space="preserve">               (</w:t>
-      </w:r>
-      <w:proofErr w:type="spellStart"/>
-      <w:r>
-        <w:rPr>
-          <w:rFonts w:ascii="Arial" w:hAnsi="Arial" w:cs="Arial"/>
-          <w:color w:val="1F1F1F"/>
-          <w:sz w:val="21"/>
-          <w:szCs w:val="21"/>
-        </w:rPr>
-        <w:t>ch</w:t>
-      </w:r>
-      <w:proofErr w:type="spellEnd"/>
-      <w:r>
-        <w:rPr>
-          <w:rFonts w:ascii="Arial" w:hAnsi="Arial" w:cs="Arial"/>
-          <w:color w:val="1F1F1F"/>
-          <w:sz w:val="21"/>
-          <w:szCs w:val="21"/>
-        </w:rPr>
-        <w:t xml:space="preserve"> == ']' and top != '['):</w:t>
-      </w:r>
-      <w:r>
-        <w:rPr>
-          <w:rFonts w:ascii="Arial" w:hAnsi="Arial" w:cs="Arial"/>
-          <w:color w:val="1F1F1F"/>
-          <w:sz w:val="21"/>
-          <w:szCs w:val="21"/>
-        </w:rPr>
-        <w:br/>
-      </w:r>
-      <w:r>
-        <w:rPr>
-          <w:rFonts w:ascii="Arial" w:hAnsi="Arial" w:cs="Arial"/>
-          <w:color w:val="1F1F1F"/>
-          <w:sz w:val="21"/>
-          <w:szCs w:val="21"/>
-        </w:rPr>
-        <w:t xml:space="preserve">                return False</w:t>
-      </w:r>
-      <w:r>
-        <w:rPr>
-          <w:rFonts w:ascii="Arial" w:hAnsi="Arial" w:cs="Arial"/>
-          <w:color w:val="1F1F1F"/>
-          <w:sz w:val="21"/>
-          <w:szCs w:val="21"/>
-        </w:rPr>
-        <w:br/>
-      </w:r>
-      <w:r>
-        <w:rPr>
-          <w:rFonts w:ascii="Arial" w:hAnsi="Arial" w:cs="Arial"/>
-          <w:color w:val="1F1F1F"/>
-          <w:sz w:val="21"/>
-          <w:szCs w:val="21"/>
-        </w:rPr>
-        <w:t xml:space="preserve">    return </w:t>
-      </w:r>
-      <w:proofErr w:type="spellStart"/>
-      <w:r>
-        <w:rPr>
-          <w:rFonts w:ascii="Arial" w:hAnsi="Arial" w:cs="Arial"/>
-          <w:color w:val="1F1F1F"/>
-          <w:sz w:val="21"/>
-          <w:szCs w:val="21"/>
-        </w:rPr>
-        <w:t>len</w:t>
-      </w:r>
-      <w:proofErr w:type="spellEnd"/>
-      <w:r>
-        <w:rPr>
-          <w:rFonts w:ascii="Arial" w:hAnsi="Arial" w:cs="Arial"/>
-          <w:color w:val="1F1F1F"/>
-          <w:sz w:val="21"/>
-          <w:szCs w:val="21"/>
-        </w:rPr>
-        <w:t>(stack) == 0</w:t>
+      <w:r>
+        <w:rPr>
+          <w:rFonts w:ascii="Arial" w:hAnsi="Arial" w:cs="Arial"/>
+          <w:b/>
+          <w:color w:val="C00000"/>
+          <w:sz w:val="21"/>
+          <w:szCs w:val="21"/>
+          <w:highlight w:val="yellow"/>
+          <w:shd w:val="clear" w:color="auto" w:fill="FFFFFF"/>
+        </w:rPr>
+        <w:t xml:space="preserve">10. Write a program that simulates memory allocation by finding contiguous available blocks in a </w:t>
+      </w:r>
+      <w:r>
+        <w:rPr>
+          <w:rFonts w:ascii="Arial" w:hAnsi="Arial" w:cs="Arial"/>
+          <w:b/>
+          <w:color w:val="C00000"/>
+          <w:sz w:val="21"/>
+          <w:szCs w:val="21"/>
+          <w:highlight w:val="yellow"/>
+          <w:shd w:val="clear" w:color="auto" w:fill="FFFFFF"/>
+        </w:rPr>
+        <w:pgNum/>
+      </w:r>
+      <w:proofErr w:type="spellStart"/>
+      <w:r>
+        <w:rPr>
+          <w:rFonts w:ascii="Arial" w:hAnsi="Arial" w:cs="Arial"/>
+          <w:b/>
+          <w:color w:val="C00000"/>
+          <w:sz w:val="21"/>
+          <w:szCs w:val="21"/>
+          <w:highlight w:val="yellow"/>
+          <w:shd w:val="clear" w:color="auto" w:fill="FFFFFF"/>
+        </w:rPr>
+        <w:t>oolean</w:t>
+      </w:r>
+      <w:proofErr w:type="spellEnd"/>
+      <w:r>
+        <w:rPr>
+          <w:rFonts w:ascii="Arial" w:hAnsi="Arial" w:cs="Arial"/>
+          <w:b/>
+          <w:color w:val="C00000"/>
+          <w:sz w:val="21"/>
+          <w:szCs w:val="21"/>
+          <w:highlight w:val="yellow"/>
+          <w:shd w:val="clear" w:color="auto" w:fill="FFFFFF"/>
+        </w:rPr>
+        <w:t xml:space="preserve"> array and marking them as used.</w:t>
       </w:r>
     </w:p>
     <w:p>
@@ -3627,6 +4402,7 @@
           <w:color w:val="1F1F1F"/>
           <w:sz w:val="21"/>
           <w:szCs w:val="21"/>
+          <w:shd w:val="clear" w:color="auto" w:fill="FFFFFF"/>
         </w:rPr>
       </w:pPr>
       <w:r>
@@ -3635,135 +4411,213 @@
           <w:color w:val="1F1F1F"/>
           <w:sz w:val="21"/>
           <w:szCs w:val="21"/>
-        </w:rPr>
-        <w:t># Example</w:t>
-      </w:r>
-      <w:r>
-        <w:rPr>
-          <w:rFonts w:ascii="Arial" w:hAnsi="Arial" w:cs="Arial"/>
-          <w:color w:val="1F1F1F"/>
-          <w:sz w:val="21"/>
-          <w:szCs w:val="21"/>
-        </w:rPr>
-        <w:br/>
-      </w:r>
-      <w:r>
-        <w:rPr>
-          <w:rFonts w:ascii="Arial" w:hAnsi="Arial" w:cs="Arial"/>
-          <w:color w:val="1F1F1F"/>
-          <w:sz w:val="21"/>
-          <w:szCs w:val="21"/>
-        </w:rPr>
-        <w:t>expr = "{[()]}"</w:t>
-      </w:r>
-      <w:r>
-        <w:rPr>
-          <w:rFonts w:ascii="Arial" w:hAnsi="Arial" w:cs="Arial"/>
-          <w:color w:val="1F1F1F"/>
-          <w:sz w:val="21"/>
-          <w:szCs w:val="21"/>
-        </w:rPr>
-        <w:br/>
-      </w:r>
-      <w:r>
-        <w:rPr>
-          <w:rFonts w:ascii="Arial" w:hAnsi="Arial" w:cs="Arial"/>
-          <w:color w:val="1F1F1F"/>
-          <w:sz w:val="21"/>
-          <w:szCs w:val="21"/>
-        </w:rPr>
-        <w:t xml:space="preserve">if </w:t>
-      </w:r>
-      <w:proofErr w:type="spellStart"/>
-      <w:r>
-        <w:rPr>
-          <w:rFonts w:ascii="Arial" w:hAnsi="Arial" w:cs="Arial"/>
-          <w:color w:val="1F1F1F"/>
-          <w:sz w:val="21"/>
-          <w:szCs w:val="21"/>
-        </w:rPr>
-        <w:t>is_balanced</w:t>
-      </w:r>
-      <w:proofErr w:type="spellEnd"/>
-      <w:r>
-        <w:rPr>
-          <w:rFonts w:ascii="Arial" w:hAnsi="Arial" w:cs="Arial"/>
-          <w:color w:val="1F1F1F"/>
-          <w:sz w:val="21"/>
-          <w:szCs w:val="21"/>
-        </w:rPr>
-        <w:t>(expr) == True:</w:t>
-      </w:r>
-      <w:r>
-        <w:rPr>
-          <w:rFonts w:ascii="Arial" w:hAnsi="Arial" w:cs="Arial"/>
-          <w:color w:val="1F1F1F"/>
-          <w:sz w:val="21"/>
-          <w:szCs w:val="21"/>
-        </w:rPr>
-        <w:br/>
-      </w:r>
-      <w:r>
-        <w:rPr>
-          <w:rFonts w:ascii="Arial" w:hAnsi="Arial" w:cs="Arial"/>
-          <w:color w:val="1F1F1F"/>
-          <w:sz w:val="21"/>
-          <w:szCs w:val="21"/>
-        </w:rPr>
-        <w:t xml:space="preserve">    print("Balanced")</w:t>
-      </w:r>
-      <w:r>
-        <w:rPr>
-          <w:rFonts w:ascii="Arial" w:hAnsi="Arial" w:cs="Arial"/>
-          <w:color w:val="1F1F1F"/>
-          <w:sz w:val="21"/>
-          <w:szCs w:val="21"/>
-        </w:rPr>
-        <w:br/>
-      </w:r>
-      <w:r>
-        <w:rPr>
-          <w:rFonts w:ascii="Arial" w:hAnsi="Arial" w:cs="Arial"/>
-          <w:color w:val="1F1F1F"/>
-          <w:sz w:val="21"/>
-          <w:szCs w:val="21"/>
-        </w:rPr>
-        <w:t>else:</w:t>
-      </w:r>
-      <w:r>
-        <w:rPr>
-          <w:rFonts w:ascii="Arial" w:hAnsi="Arial" w:cs="Arial"/>
-          <w:color w:val="1F1F1F"/>
-          <w:sz w:val="21"/>
-          <w:szCs w:val="21"/>
-        </w:rPr>
-        <w:br/>
-      </w:r>
-      <w:r>
-        <w:rPr>
-          <w:rFonts w:ascii="Arial" w:hAnsi="Arial" w:cs="Arial"/>
-          <w:color w:val="1F1F1F"/>
-          <w:sz w:val="21"/>
-          <w:szCs w:val="21"/>
-        </w:rPr>
-        <w:t xml:space="preserve">    print("Imbalanced")</w:t>
-      </w:r>
-      <w:r>
-        <w:rPr>
-          <w:rFonts w:ascii="Arial" w:hAnsi="Arial" w:cs="Arial"/>
-          <w:color w:val="1F1F1F"/>
-          <w:sz w:val="21"/>
-          <w:szCs w:val="21"/>
-        </w:rPr>
-        <w:br/>
+          <w:shd w:val="clear" w:color="auto" w:fill="FFFFFF"/>
+        </w:rPr>
+        <w:t>D</w:t>
+      </w:r>
+      <w:r>
+        <w:rPr>
+          <w:rFonts w:ascii="Arial" w:hAnsi="Arial" w:cs="Arial"/>
+          <w:color w:val="1F1F1F"/>
+          <w:sz w:val="21"/>
+          <w:szCs w:val="21"/>
+          <w:shd w:val="clear" w:color="auto" w:fill="FFFFFF"/>
+        </w:rPr>
+        <w:t xml:space="preserve">ef </w:t>
+      </w:r>
+      <w:proofErr w:type="spellStart"/>
+      <w:r>
+        <w:rPr>
+          <w:rFonts w:ascii="Arial" w:hAnsi="Arial" w:cs="Arial"/>
+          <w:color w:val="1F1F1F"/>
+          <w:sz w:val="21"/>
+          <w:szCs w:val="21"/>
+          <w:shd w:val="clear" w:color="auto" w:fill="FFFFFF"/>
+        </w:rPr>
+        <w:t>allocate_memory</w:t>
+      </w:r>
+      <w:proofErr w:type="spellEnd"/>
+      <w:r>
+        <w:rPr>
+          <w:rFonts w:ascii="Arial" w:hAnsi="Arial" w:cs="Arial"/>
+          <w:color w:val="1F1F1F"/>
+          <w:sz w:val="21"/>
+          <w:szCs w:val="21"/>
+          <w:shd w:val="clear" w:color="auto" w:fill="FFFFFF"/>
+        </w:rPr>
+        <w:t>(memory, size):</w:t>
+      </w:r>
+      <w:r>
+        <w:rPr>
+          <w:rFonts w:ascii="Arial" w:hAnsi="Arial" w:cs="Arial"/>
+          <w:color w:val="1F1F1F"/>
+          <w:sz w:val="21"/>
+          <w:szCs w:val="21"/>
+          <w:shd w:val="clear" w:color="auto" w:fill="FFFFFF"/>
+        </w:rPr>
+        <w:br/>
+      </w:r>
+      <w:r>
+        <w:rPr>
+          <w:rFonts w:ascii="Arial" w:hAnsi="Arial" w:cs="Arial"/>
+          <w:color w:val="1F1F1F"/>
+          <w:sz w:val="21"/>
+          <w:szCs w:val="21"/>
+          <w:shd w:val="clear" w:color="auto" w:fill="FFFFFF"/>
+        </w:rPr>
+        <w:t xml:space="preserve">    n = </w:t>
+      </w:r>
+      <w:proofErr w:type="spellStart"/>
+      <w:r>
+        <w:rPr>
+          <w:rFonts w:ascii="Arial" w:hAnsi="Arial" w:cs="Arial"/>
+          <w:color w:val="1F1F1F"/>
+          <w:sz w:val="21"/>
+          <w:szCs w:val="21"/>
+          <w:shd w:val="clear" w:color="auto" w:fill="FFFFFF"/>
+        </w:rPr>
+        <w:t>len</w:t>
+      </w:r>
+      <w:proofErr w:type="spellEnd"/>
+      <w:r>
+        <w:rPr>
+          <w:rFonts w:ascii="Arial" w:hAnsi="Arial" w:cs="Arial"/>
+          <w:color w:val="1F1F1F"/>
+          <w:sz w:val="21"/>
+          <w:szCs w:val="21"/>
+          <w:shd w:val="clear" w:color="auto" w:fill="FFFFFF"/>
+        </w:rPr>
+        <w:t>(memory)</w:t>
+      </w:r>
+      <w:r>
+        <w:rPr>
+          <w:rFonts w:ascii="Arial" w:hAnsi="Arial" w:cs="Arial"/>
+          <w:color w:val="1F1F1F"/>
+          <w:sz w:val="21"/>
+          <w:szCs w:val="21"/>
+          <w:shd w:val="clear" w:color="auto" w:fill="FFFFFF"/>
+        </w:rPr>
+        <w:br/>
+      </w:r>
+      <w:r>
+        <w:rPr>
+          <w:rFonts w:ascii="Arial" w:hAnsi="Arial" w:cs="Arial"/>
+          <w:color w:val="1F1F1F"/>
+          <w:sz w:val="21"/>
+          <w:szCs w:val="21"/>
+          <w:shd w:val="clear" w:color="auto" w:fill="FFFFFF"/>
+        </w:rPr>
+        <w:t xml:space="preserve">    for </w:t>
+      </w:r>
+      <w:r>
+        <w:rPr>
+          <w:rFonts w:ascii="Arial" w:hAnsi="Arial" w:cs="Arial"/>
+          <w:color w:val="1F1F1F"/>
+          <w:sz w:val="21"/>
+          <w:szCs w:val="21"/>
+          <w:shd w:val="clear" w:color="auto" w:fill="FFFFFF"/>
+        </w:rPr>
+        <w:t>I</w:t>
+      </w:r>
+      <w:r>
+        <w:rPr>
+          <w:rFonts w:ascii="Arial" w:hAnsi="Arial" w:cs="Arial"/>
+          <w:color w:val="1F1F1F"/>
+          <w:sz w:val="21"/>
+          <w:szCs w:val="21"/>
+          <w:shd w:val="clear" w:color="auto" w:fill="FFFFFF"/>
+        </w:rPr>
+        <w:t xml:space="preserve"> in range(n </w:t>
+      </w:r>
+      <w:r>
+        <w:rPr>
+          <w:rFonts w:ascii="Arial" w:hAnsi="Arial" w:cs="Arial"/>
+          <w:color w:val="1F1F1F"/>
+          <w:sz w:val="21"/>
+          <w:szCs w:val="21"/>
+          <w:shd w:val="clear" w:color="auto" w:fill="FFFFFF"/>
+        </w:rPr>
+        <w:t>–</w:t>
+      </w:r>
+      <w:r>
+        <w:rPr>
+          <w:rFonts w:ascii="Arial" w:hAnsi="Arial" w:cs="Arial"/>
+          <w:color w:val="1F1F1F"/>
+          <w:sz w:val="21"/>
+          <w:szCs w:val="21"/>
+          <w:shd w:val="clear" w:color="auto" w:fill="FFFFFF"/>
+        </w:rPr>
+        <w:t xml:space="preserve"> size + 1):</w:t>
+      </w:r>
+      <w:r>
+        <w:rPr>
+          <w:rFonts w:ascii="Arial" w:hAnsi="Arial" w:cs="Arial"/>
+          <w:color w:val="1F1F1F"/>
+          <w:sz w:val="21"/>
+          <w:szCs w:val="21"/>
+          <w:shd w:val="clear" w:color="auto" w:fill="FFFFFF"/>
+        </w:rPr>
+        <w:br/>
+      </w:r>
+      <w:r>
+        <w:rPr>
+          <w:rFonts w:ascii="Arial" w:hAnsi="Arial" w:cs="Arial"/>
+          <w:color w:val="1F1F1F"/>
+          <w:sz w:val="21"/>
+          <w:szCs w:val="21"/>
+          <w:shd w:val="clear" w:color="auto" w:fill="FFFFFF"/>
+        </w:rPr>
+        <w:lastRenderedPageBreak/>
+        <w:t xml:space="preserve">        </w:t>
+      </w:r>
+      <w:proofErr w:type="spellStart"/>
+      <w:r>
+        <w:rPr>
+          <w:rFonts w:ascii="Arial" w:hAnsi="Arial" w:cs="Arial"/>
+          <w:color w:val="1F1F1F"/>
+          <w:sz w:val="21"/>
+          <w:szCs w:val="21"/>
+          <w:shd w:val="clear" w:color="auto" w:fill="FFFFFF"/>
+        </w:rPr>
+        <w:t>can_allocate</w:t>
+      </w:r>
+      <w:proofErr w:type="spellEnd"/>
+      <w:r>
+        <w:rPr>
+          <w:rFonts w:ascii="Arial" w:hAnsi="Arial" w:cs="Arial"/>
+          <w:color w:val="1F1F1F"/>
+          <w:sz w:val="21"/>
+          <w:szCs w:val="21"/>
+          <w:shd w:val="clear" w:color="auto" w:fill="FFFFFF"/>
+        </w:rPr>
+        <w:t xml:space="preserve"> = True</w:t>
+      </w:r>
+      <w:r>
+        <w:rPr>
+          <w:rFonts w:ascii="Arial" w:hAnsi="Arial" w:cs="Arial"/>
+          <w:color w:val="1F1F1F"/>
+          <w:sz w:val="21"/>
+          <w:szCs w:val="21"/>
+          <w:shd w:val="clear" w:color="auto" w:fill="FFFFFF"/>
+        </w:rPr>
+        <w:br/>
+      </w:r>
+      <w:r>
+        <w:rPr>
+          <w:rFonts w:ascii="Arial" w:hAnsi="Arial" w:cs="Arial"/>
+          <w:color w:val="1F1F1F"/>
+          <w:sz w:val="21"/>
+          <w:szCs w:val="21"/>
+          <w:shd w:val="clear" w:color="auto" w:fill="FFFFFF"/>
+        </w:rPr>
+        <w:t xml:space="preserve">        # check continuous block</w:t>
       </w:r>
     </w:p>
     <w:p>
       <w:pPr>
         <w:rPr>
           <w:rFonts w:ascii="Arial" w:hAnsi="Arial" w:cs="Arial"/>
-          <w:b/>
-          <w:color w:val="C00000"/>
+          <w:color w:val="1F1F1F"/>
           <w:sz w:val="21"/>
           <w:szCs w:val="21"/>
           <w:shd w:val="clear" w:color="auto" w:fill="FFFFFF"/>
@@ -3772,41 +4626,356 @@
       <w:r>
         <w:rPr>
           <w:rFonts w:ascii="Arial" w:hAnsi="Arial" w:cs="Arial"/>
-          <w:b/>
-          <w:color w:val="C00000"/>
-          <w:sz w:val="21"/>
-          <w:szCs w:val="21"/>
-          <w:highlight w:val="yellow"/>
-          <w:shd w:val="clear" w:color="auto" w:fill="FFFFFF"/>
-        </w:rPr>
-        <w:lastRenderedPageBreak/>
-        <w:t xml:space="preserve">10. Write a program that simulates memory allocation by finding contiguous available blocks in a </w:t>
-      </w:r>
-      <w:proofErr w:type="spellStart"/>
-      <w:r>
-        <w:rPr>
-          <w:rFonts w:ascii="Arial" w:hAnsi="Arial" w:cs="Arial"/>
-          <w:b/>
-          <w:color w:val="C00000"/>
-          <w:sz w:val="21"/>
-          <w:szCs w:val="21"/>
-          <w:highlight w:val="yellow"/>
-          <w:shd w:val="clear" w:color="auto" w:fill="FFFFFF"/>
-        </w:rPr>
-        <w:t>boolean</w:t>
-      </w:r>
-      <w:proofErr w:type="spellEnd"/>
-      <w:r>
-        <w:rPr>
-          <w:rFonts w:ascii="Arial" w:hAnsi="Arial" w:cs="Arial"/>
-          <w:b/>
-          <w:color w:val="C00000"/>
-          <w:sz w:val="21"/>
-          <w:szCs w:val="21"/>
-          <w:highlight w:val="yellow"/>
-          <w:shd w:val="clear" w:color="auto" w:fill="FFFFFF"/>
-        </w:rPr>
-        <w:t xml:space="preserve"> array and marking them as used.</w:t>
+          <w:color w:val="1F1F1F"/>
+          <w:sz w:val="21"/>
+          <w:szCs w:val="21"/>
+          <w:shd w:val="clear" w:color="auto" w:fill="FFFFFF"/>
+        </w:rPr>
+        <w:t xml:space="preserve">        for j in range(</w:t>
+      </w:r>
+      <w:r>
+        <w:rPr>
+          <w:rFonts w:ascii="Arial" w:hAnsi="Arial" w:cs="Arial"/>
+          <w:color w:val="1F1F1F"/>
+          <w:sz w:val="21"/>
+          <w:szCs w:val="21"/>
+          <w:shd w:val="clear" w:color="auto" w:fill="FFFFFF"/>
+        </w:rPr>
+        <w:t>I</w:t>
+      </w:r>
+      <w:r>
+        <w:rPr>
+          <w:rFonts w:ascii="Arial" w:hAnsi="Arial" w:cs="Arial"/>
+          <w:color w:val="1F1F1F"/>
+          <w:sz w:val="21"/>
+          <w:szCs w:val="21"/>
+          <w:shd w:val="clear" w:color="auto" w:fill="FFFFFF"/>
+        </w:rPr>
+        <w:t xml:space="preserve">, </w:t>
+      </w:r>
+      <w:r>
+        <w:rPr>
+          <w:rFonts w:ascii="Arial" w:hAnsi="Arial" w:cs="Arial"/>
+          <w:color w:val="1F1F1F"/>
+          <w:sz w:val="21"/>
+          <w:szCs w:val="21"/>
+          <w:shd w:val="clear" w:color="auto" w:fill="FFFFFF"/>
+        </w:rPr>
+        <w:t>I</w:t>
+      </w:r>
+      <w:r>
+        <w:rPr>
+          <w:rFonts w:ascii="Arial" w:hAnsi="Arial" w:cs="Arial"/>
+          <w:color w:val="1F1F1F"/>
+          <w:sz w:val="21"/>
+          <w:szCs w:val="21"/>
+          <w:shd w:val="clear" w:color="auto" w:fill="FFFFFF"/>
+        </w:rPr>
+        <w:t xml:space="preserve"> + size):</w:t>
+      </w:r>
+      <w:r>
+        <w:rPr>
+          <w:rFonts w:ascii="Arial" w:hAnsi="Arial" w:cs="Arial"/>
+          <w:color w:val="1F1F1F"/>
+          <w:sz w:val="21"/>
+          <w:szCs w:val="21"/>
+          <w:shd w:val="clear" w:color="auto" w:fill="FFFFFF"/>
+        </w:rPr>
+        <w:br/>
+      </w:r>
+      <w:r>
+        <w:rPr>
+          <w:rFonts w:ascii="Arial" w:hAnsi="Arial" w:cs="Arial"/>
+          <w:color w:val="1F1F1F"/>
+          <w:sz w:val="21"/>
+          <w:szCs w:val="21"/>
+          <w:shd w:val="clear" w:color="auto" w:fill="FFFFFF"/>
+        </w:rPr>
+        <w:t xml:space="preserve">            if memory[j] == True:</w:t>
+      </w:r>
+      <w:r>
+        <w:rPr>
+          <w:rFonts w:ascii="Arial" w:hAnsi="Arial" w:cs="Arial"/>
+          <w:color w:val="1F1F1F"/>
+          <w:sz w:val="21"/>
+          <w:szCs w:val="21"/>
+          <w:shd w:val="clear" w:color="auto" w:fill="FFFFFF"/>
+        </w:rPr>
+        <w:br/>
+      </w:r>
+      <w:r>
+        <w:rPr>
+          <w:rFonts w:ascii="Arial" w:hAnsi="Arial" w:cs="Arial"/>
+          <w:color w:val="1F1F1F"/>
+          <w:sz w:val="21"/>
+          <w:szCs w:val="21"/>
+          <w:shd w:val="clear" w:color="auto" w:fill="FFFFFF"/>
+        </w:rPr>
+        <w:t xml:space="preserve">                </w:t>
+      </w:r>
+      <w:proofErr w:type="spellStart"/>
+      <w:r>
+        <w:rPr>
+          <w:rFonts w:ascii="Arial" w:hAnsi="Arial" w:cs="Arial"/>
+          <w:color w:val="1F1F1F"/>
+          <w:sz w:val="21"/>
+          <w:szCs w:val="21"/>
+          <w:shd w:val="clear" w:color="auto" w:fill="FFFFFF"/>
+        </w:rPr>
+        <w:t>can_allocate</w:t>
+      </w:r>
+      <w:proofErr w:type="spellEnd"/>
+      <w:r>
+        <w:rPr>
+          <w:rFonts w:ascii="Arial" w:hAnsi="Arial" w:cs="Arial"/>
+          <w:color w:val="1F1F1F"/>
+          <w:sz w:val="21"/>
+          <w:szCs w:val="21"/>
+          <w:shd w:val="clear" w:color="auto" w:fill="FFFFFF"/>
+        </w:rPr>
+        <w:t xml:space="preserve"> = False</w:t>
+      </w:r>
+      <w:r>
+        <w:rPr>
+          <w:rFonts w:ascii="Arial" w:hAnsi="Arial" w:cs="Arial"/>
+          <w:color w:val="1F1F1F"/>
+          <w:sz w:val="21"/>
+          <w:szCs w:val="21"/>
+          <w:shd w:val="clear" w:color="auto" w:fill="FFFFFF"/>
+        </w:rPr>
+        <w:br/>
+      </w:r>
+      <w:r>
+        <w:rPr>
+          <w:rFonts w:ascii="Arial" w:hAnsi="Arial" w:cs="Arial"/>
+          <w:color w:val="1F1F1F"/>
+          <w:sz w:val="21"/>
+          <w:szCs w:val="21"/>
+          <w:shd w:val="clear" w:color="auto" w:fill="FFFFFF"/>
+        </w:rPr>
+        <w:t xml:space="preserve">                break</w:t>
+      </w:r>
+      <w:r>
+        <w:rPr>
+          <w:rFonts w:ascii="Arial" w:hAnsi="Arial" w:cs="Arial"/>
+          <w:color w:val="1F1F1F"/>
+          <w:sz w:val="21"/>
+          <w:szCs w:val="21"/>
+          <w:shd w:val="clear" w:color="auto" w:fill="FFFFFF"/>
+        </w:rPr>
+        <w:br/>
+      </w:r>
+      <w:r>
+        <w:rPr>
+          <w:rFonts w:ascii="Arial" w:hAnsi="Arial" w:cs="Arial"/>
+          <w:color w:val="1F1F1F"/>
+          <w:sz w:val="21"/>
+          <w:szCs w:val="21"/>
+          <w:shd w:val="clear" w:color="auto" w:fill="FFFFFF"/>
+        </w:rPr>
+        <w:br/>
+      </w:r>
+      <w:r>
+        <w:rPr>
+          <w:rFonts w:ascii="Arial" w:hAnsi="Arial" w:cs="Arial"/>
+          <w:color w:val="1F1F1F"/>
+          <w:sz w:val="21"/>
+          <w:szCs w:val="21"/>
+          <w:shd w:val="clear" w:color="auto" w:fill="FFFFFF"/>
+        </w:rPr>
+        <w:t xml:space="preserve">        # if found free block</w:t>
+      </w:r>
+      <w:r>
+        <w:rPr>
+          <w:rFonts w:ascii="Arial" w:hAnsi="Arial" w:cs="Arial"/>
+          <w:color w:val="1F1F1F"/>
+          <w:sz w:val="21"/>
+          <w:szCs w:val="21"/>
+          <w:shd w:val="clear" w:color="auto" w:fill="FFFFFF"/>
+        </w:rPr>
+        <w:br/>
+      </w:r>
+      <w:r>
+        <w:rPr>
+          <w:rFonts w:ascii="Arial" w:hAnsi="Arial" w:cs="Arial"/>
+          <w:color w:val="1F1F1F"/>
+          <w:sz w:val="21"/>
+          <w:szCs w:val="21"/>
+          <w:shd w:val="clear" w:color="auto" w:fill="FFFFFF"/>
+        </w:rPr>
+        <w:t xml:space="preserve">        if </w:t>
+      </w:r>
+      <w:proofErr w:type="spellStart"/>
+      <w:r>
+        <w:rPr>
+          <w:rFonts w:ascii="Arial" w:hAnsi="Arial" w:cs="Arial"/>
+          <w:color w:val="1F1F1F"/>
+          <w:sz w:val="21"/>
+          <w:szCs w:val="21"/>
+          <w:shd w:val="clear" w:color="auto" w:fill="FFFFFF"/>
+        </w:rPr>
+        <w:t>can_allocate</w:t>
+      </w:r>
+      <w:proofErr w:type="spellEnd"/>
+      <w:r>
+        <w:rPr>
+          <w:rFonts w:ascii="Arial" w:hAnsi="Arial" w:cs="Arial"/>
+          <w:color w:val="1F1F1F"/>
+          <w:sz w:val="21"/>
+          <w:szCs w:val="21"/>
+          <w:shd w:val="clear" w:color="auto" w:fill="FFFFFF"/>
+        </w:rPr>
+        <w:t>:</w:t>
+      </w:r>
+      <w:r>
+        <w:rPr>
+          <w:rFonts w:ascii="Arial" w:hAnsi="Arial" w:cs="Arial"/>
+          <w:color w:val="1F1F1F"/>
+          <w:sz w:val="21"/>
+          <w:szCs w:val="21"/>
+          <w:shd w:val="clear" w:color="auto" w:fill="FFFFFF"/>
+        </w:rPr>
+        <w:br/>
+      </w:r>
+      <w:r>
+        <w:rPr>
+          <w:rFonts w:ascii="Arial" w:hAnsi="Arial" w:cs="Arial"/>
+          <w:color w:val="1F1F1F"/>
+          <w:sz w:val="21"/>
+          <w:szCs w:val="21"/>
+          <w:shd w:val="clear" w:color="auto" w:fill="FFFFFF"/>
+        </w:rPr>
+        <w:t xml:space="preserve">            for j in range(</w:t>
+      </w:r>
+      <w:r>
+        <w:rPr>
+          <w:rFonts w:ascii="Arial" w:hAnsi="Arial" w:cs="Arial"/>
+          <w:color w:val="1F1F1F"/>
+          <w:sz w:val="21"/>
+          <w:szCs w:val="21"/>
+          <w:shd w:val="clear" w:color="auto" w:fill="FFFFFF"/>
+        </w:rPr>
+        <w:t>I</w:t>
+      </w:r>
+      <w:r>
+        <w:rPr>
+          <w:rFonts w:ascii="Arial" w:hAnsi="Arial" w:cs="Arial"/>
+          <w:color w:val="1F1F1F"/>
+          <w:sz w:val="21"/>
+          <w:szCs w:val="21"/>
+          <w:shd w:val="clear" w:color="auto" w:fill="FFFFFF"/>
+        </w:rPr>
+        <w:t xml:space="preserve">, </w:t>
+      </w:r>
+      <w:r>
+        <w:rPr>
+          <w:rFonts w:ascii="Arial" w:hAnsi="Arial" w:cs="Arial"/>
+          <w:color w:val="1F1F1F"/>
+          <w:sz w:val="21"/>
+          <w:szCs w:val="21"/>
+          <w:shd w:val="clear" w:color="auto" w:fill="FFFFFF"/>
+        </w:rPr>
+        <w:t>I</w:t>
+      </w:r>
+      <w:r>
+        <w:rPr>
+          <w:rFonts w:ascii="Arial" w:hAnsi="Arial" w:cs="Arial"/>
+          <w:color w:val="1F1F1F"/>
+          <w:sz w:val="21"/>
+          <w:szCs w:val="21"/>
+          <w:shd w:val="clear" w:color="auto" w:fill="FFFFFF"/>
+        </w:rPr>
+        <w:t xml:space="preserve"> + size):</w:t>
+      </w:r>
+      <w:r>
+        <w:rPr>
+          <w:rFonts w:ascii="Arial" w:hAnsi="Arial" w:cs="Arial"/>
+          <w:color w:val="1F1F1F"/>
+          <w:sz w:val="21"/>
+          <w:szCs w:val="21"/>
+          <w:shd w:val="clear" w:color="auto" w:fill="FFFFFF"/>
+        </w:rPr>
+        <w:br/>
+      </w:r>
+      <w:r>
+        <w:rPr>
+          <w:rFonts w:ascii="Arial" w:hAnsi="Arial" w:cs="Arial"/>
+          <w:color w:val="1F1F1F"/>
+          <w:sz w:val="21"/>
+          <w:szCs w:val="21"/>
+          <w:shd w:val="clear" w:color="auto" w:fill="FFFFFF"/>
+        </w:rPr>
+        <w:t xml:space="preserve">                memory[j] = True</w:t>
+      </w:r>
+      <w:r>
+        <w:rPr>
+          <w:rFonts w:ascii="Arial" w:hAnsi="Arial" w:cs="Arial"/>
+          <w:color w:val="1F1F1F"/>
+          <w:sz w:val="21"/>
+          <w:szCs w:val="21"/>
+          <w:shd w:val="clear" w:color="auto" w:fill="FFFFFF"/>
+        </w:rPr>
+        <w:br/>
+      </w:r>
+      <w:r>
+        <w:rPr>
+          <w:rFonts w:ascii="Arial" w:hAnsi="Arial" w:cs="Arial"/>
+          <w:color w:val="1F1F1F"/>
+          <w:sz w:val="21"/>
+          <w:szCs w:val="21"/>
+          <w:shd w:val="clear" w:color="auto" w:fill="FFFFFF"/>
+        </w:rPr>
+        <w:t xml:space="preserve">            return </w:t>
+      </w:r>
+      <w:r>
+        <w:rPr>
+          <w:rFonts w:ascii="Arial" w:hAnsi="Arial" w:cs="Arial"/>
+          <w:color w:val="1F1F1F"/>
+          <w:sz w:val="21"/>
+          <w:szCs w:val="21"/>
+          <w:shd w:val="clear" w:color="auto" w:fill="FFFFFF"/>
+        </w:rPr>
+        <w:t>I</w:t>
+      </w:r>
+      <w:r>
+        <w:rPr>
+          <w:rFonts w:ascii="Arial" w:hAnsi="Arial" w:cs="Arial"/>
+          <w:color w:val="1F1F1F"/>
+          <w:sz w:val="21"/>
+          <w:szCs w:val="21"/>
+          <w:shd w:val="clear" w:color="auto" w:fill="FFFFFF"/>
+        </w:rPr>
+        <w:t xml:space="preserve">   # starting index of allocation</w:t>
+      </w:r>
+      <w:r>
+        <w:rPr>
+          <w:rFonts w:ascii="Arial" w:hAnsi="Arial" w:cs="Arial"/>
+          <w:color w:val="1F1F1F"/>
+          <w:sz w:val="21"/>
+          <w:szCs w:val="21"/>
+          <w:shd w:val="clear" w:color="auto" w:fill="FFFFFF"/>
+        </w:rPr>
+        <w:br/>
+      </w:r>
+      <w:r>
+        <w:rPr>
+          <w:rFonts w:ascii="Arial" w:hAnsi="Arial" w:cs="Arial"/>
+          <w:color w:val="1F1F1F"/>
+          <w:sz w:val="21"/>
+          <w:szCs w:val="21"/>
+          <w:shd w:val="clear" w:color="auto" w:fill="FFFFFF"/>
+        </w:rPr>
+        <w:t xml:space="preserve">    return -1  # not found</w:t>
+      </w:r>
+      <w:r>
+        <w:rPr>
+          <w:rFonts w:ascii="Arial" w:hAnsi="Arial" w:cs="Arial"/>
+          <w:color w:val="1F1F1F"/>
+          <w:sz w:val="21"/>
+          <w:szCs w:val="21"/>
+          <w:shd w:val="clear" w:color="auto" w:fill="FFFFFF"/>
+        </w:rPr>
+        <w:br/>
       </w:r>
     </w:p>
     <w:p>
@@ -3819,195 +4988,15 @@
           <w:shd w:val="clear" w:color="auto" w:fill="FFFFFF"/>
         </w:rPr>
       </w:pPr>
-      <w:proofErr w:type="spellStart"/>
-      <w:r>
-        <w:rPr>
-          <w:rFonts w:ascii="Arial" w:hAnsi="Arial" w:cs="Arial"/>
-          <w:color w:val="1F1F1F"/>
-          <w:sz w:val="21"/>
-          <w:szCs w:val="21"/>
-          <w:shd w:val="clear" w:color="auto" w:fill="FFFFFF"/>
-        </w:rPr>
-        <w:t>def</w:t>
-      </w:r>
-      <w:proofErr w:type="spellEnd"/>
-      <w:r>
-        <w:rPr>
-          <w:rFonts w:ascii="Arial" w:hAnsi="Arial" w:cs="Arial"/>
-          <w:color w:val="1F1F1F"/>
-          <w:sz w:val="21"/>
-          <w:szCs w:val="21"/>
-          <w:shd w:val="clear" w:color="auto" w:fill="FFFFFF"/>
-        </w:rPr>
-        <w:t xml:space="preserve"> </w:t>
-      </w:r>
-      <w:proofErr w:type="spellStart"/>
-      <w:r>
-        <w:rPr>
-          <w:rFonts w:ascii="Arial" w:hAnsi="Arial" w:cs="Arial"/>
-          <w:color w:val="1F1F1F"/>
-          <w:sz w:val="21"/>
-          <w:szCs w:val="21"/>
-          <w:shd w:val="clear" w:color="auto" w:fill="FFFFFF"/>
-        </w:rPr>
-        <w:t>allocate_memory</w:t>
-      </w:r>
-      <w:proofErr w:type="spellEnd"/>
-      <w:r>
-        <w:rPr>
-          <w:rFonts w:ascii="Arial" w:hAnsi="Arial" w:cs="Arial"/>
-          <w:color w:val="1F1F1F"/>
-          <w:sz w:val="21"/>
-          <w:szCs w:val="21"/>
-          <w:shd w:val="clear" w:color="auto" w:fill="FFFFFF"/>
-        </w:rPr>
-        <w:t>(memory, size):</w:t>
-      </w:r>
-      <w:r>
-        <w:rPr>
-          <w:rFonts w:ascii="Arial" w:hAnsi="Arial" w:cs="Arial"/>
-          <w:color w:val="1F1F1F"/>
-          <w:sz w:val="21"/>
-          <w:szCs w:val="21"/>
-          <w:shd w:val="clear" w:color="auto" w:fill="FFFFFF"/>
-        </w:rPr>
-        <w:br/>
-      </w:r>
-      <w:r>
-        <w:rPr>
-          <w:rFonts w:ascii="Arial" w:hAnsi="Arial" w:cs="Arial"/>
-          <w:color w:val="1F1F1F"/>
-          <w:sz w:val="21"/>
-          <w:szCs w:val="21"/>
-          <w:shd w:val="clear" w:color="auto" w:fill="FFFFFF"/>
-        </w:rPr>
-        <w:t xml:space="preserve">    n = </w:t>
-      </w:r>
-      <w:proofErr w:type="spellStart"/>
-      <w:r>
-        <w:rPr>
-          <w:rFonts w:ascii="Arial" w:hAnsi="Arial" w:cs="Arial"/>
-          <w:color w:val="1F1F1F"/>
-          <w:sz w:val="21"/>
-          <w:szCs w:val="21"/>
-          <w:shd w:val="clear" w:color="auto" w:fill="FFFFFF"/>
-        </w:rPr>
-        <w:t>len</w:t>
-      </w:r>
-      <w:proofErr w:type="spellEnd"/>
-      <w:r>
-        <w:rPr>
-          <w:rFonts w:ascii="Arial" w:hAnsi="Arial" w:cs="Arial"/>
-          <w:color w:val="1F1F1F"/>
-          <w:sz w:val="21"/>
-          <w:szCs w:val="21"/>
-          <w:shd w:val="clear" w:color="auto" w:fill="FFFFFF"/>
-        </w:rPr>
-        <w:t>(memory)</w:t>
-      </w:r>
-      <w:r>
-        <w:rPr>
-          <w:rFonts w:ascii="Arial" w:hAnsi="Arial" w:cs="Arial"/>
-          <w:color w:val="1F1F1F"/>
-          <w:sz w:val="21"/>
-          <w:szCs w:val="21"/>
-          <w:shd w:val="clear" w:color="auto" w:fill="FFFFFF"/>
-        </w:rPr>
-        <w:br/>
-      </w:r>
-      <w:r>
-        <w:rPr>
-          <w:rFonts w:ascii="Arial" w:hAnsi="Arial" w:cs="Arial"/>
-          <w:color w:val="1F1F1F"/>
-          <w:sz w:val="21"/>
-          <w:szCs w:val="21"/>
-          <w:shd w:val="clear" w:color="auto" w:fill="FFFFFF"/>
-        </w:rPr>
-        <w:t xml:space="preserve">    for </w:t>
-      </w:r>
-      <w:proofErr w:type="spellStart"/>
-      <w:r>
-        <w:rPr>
-          <w:rFonts w:ascii="Arial" w:hAnsi="Arial" w:cs="Arial"/>
-          <w:color w:val="1F1F1F"/>
-          <w:sz w:val="21"/>
-          <w:szCs w:val="21"/>
-          <w:shd w:val="clear" w:color="auto" w:fill="FFFFFF"/>
-        </w:rPr>
-        <w:t>i</w:t>
-      </w:r>
-      <w:proofErr w:type="spellEnd"/>
-      <w:r>
-        <w:rPr>
-          <w:rFonts w:ascii="Arial" w:hAnsi="Arial" w:cs="Arial"/>
-          <w:color w:val="1F1F1F"/>
-          <w:sz w:val="21"/>
-          <w:szCs w:val="21"/>
-          <w:shd w:val="clear" w:color="auto" w:fill="FFFFFF"/>
-        </w:rPr>
-        <w:t xml:space="preserve"> in range(n - size + 1):</w:t>
-      </w:r>
-      <w:r>
-        <w:rPr>
-          <w:rFonts w:ascii="Arial" w:hAnsi="Arial" w:cs="Arial"/>
-          <w:color w:val="1F1F1F"/>
-          <w:sz w:val="21"/>
-          <w:szCs w:val="21"/>
-          <w:shd w:val="clear" w:color="auto" w:fill="FFFFFF"/>
-        </w:rPr>
-        <w:br/>
-      </w:r>
-      <w:r>
-        <w:rPr>
-          <w:rFonts w:ascii="Arial" w:hAnsi="Arial" w:cs="Arial"/>
-          <w:color w:val="1F1F1F"/>
-          <w:sz w:val="21"/>
-          <w:szCs w:val="21"/>
-          <w:shd w:val="clear" w:color="auto" w:fill="FFFFFF"/>
-        </w:rPr>
-        <w:t xml:space="preserve">        </w:t>
-      </w:r>
-      <w:proofErr w:type="spellStart"/>
-      <w:r>
-        <w:rPr>
-          <w:rFonts w:ascii="Arial" w:hAnsi="Arial" w:cs="Arial"/>
-          <w:color w:val="1F1F1F"/>
-          <w:sz w:val="21"/>
-          <w:szCs w:val="21"/>
-          <w:shd w:val="clear" w:color="auto" w:fill="FFFFFF"/>
-        </w:rPr>
-        <w:t>can_allocate</w:t>
-      </w:r>
-      <w:proofErr w:type="spellEnd"/>
-      <w:r>
-        <w:rPr>
-          <w:rFonts w:ascii="Arial" w:hAnsi="Arial" w:cs="Arial"/>
-          <w:color w:val="1F1F1F"/>
-          <w:sz w:val="21"/>
-          <w:szCs w:val="21"/>
-          <w:shd w:val="clear" w:color="auto" w:fill="FFFFFF"/>
-        </w:rPr>
-        <w:t xml:space="preserve"> = True</w:t>
-      </w:r>
-      <w:r>
-        <w:rPr>
-          <w:rFonts w:ascii="Arial" w:hAnsi="Arial" w:cs="Arial"/>
-          <w:color w:val="1F1F1F"/>
-          <w:sz w:val="21"/>
-          <w:szCs w:val="21"/>
-          <w:shd w:val="clear" w:color="auto" w:fill="FFFFFF"/>
-        </w:rPr>
-        <w:br/>
-      </w:r>
-      <w:r>
-        <w:rPr>
-          <w:rFonts w:ascii="Arial" w:hAnsi="Arial" w:cs="Arial"/>
-          <w:color w:val="1F1F1F"/>
-          <w:sz w:val="21"/>
-          <w:szCs w:val="21"/>
-          <w:shd w:val="clear" w:color="auto" w:fill="FFFFFF"/>
-        </w:rPr>
-        <w:t xml:space="preserve">        # check continuous block</w:t>
+      <w:r>
+        <w:rPr>
+          <w:rFonts w:ascii="Arial" w:hAnsi="Arial" w:cs="Arial"/>
+          <w:color w:val="1F1F1F"/>
+          <w:sz w:val="21"/>
+          <w:szCs w:val="21"/>
+          <w:shd w:val="clear" w:color="auto" w:fill="FFFFFF"/>
+        </w:rPr>
+        <w:t># Example usage</w:t>
       </w:r>
     </w:p>
     <w:p>
@@ -4028,361 +5017,189 @@
           <w:szCs w:val="21"/>
           <w:shd w:val="clear" w:color="auto" w:fill="FFFFFF"/>
         </w:rPr>
-        <w:t xml:space="preserve">        for j in range(</w:t>
-      </w:r>
-      <w:proofErr w:type="spellStart"/>
-      <w:r>
-        <w:rPr>
-          <w:rFonts w:ascii="Arial" w:hAnsi="Arial" w:cs="Arial"/>
-          <w:color w:val="1F1F1F"/>
-          <w:sz w:val="21"/>
-          <w:szCs w:val="21"/>
-          <w:shd w:val="clear" w:color="auto" w:fill="FFFFFF"/>
-        </w:rPr>
-        <w:t>i</w:t>
-      </w:r>
-      <w:proofErr w:type="spellEnd"/>
-      <w:r>
-        <w:rPr>
-          <w:rFonts w:ascii="Arial" w:hAnsi="Arial" w:cs="Arial"/>
-          <w:color w:val="1F1F1F"/>
-          <w:sz w:val="21"/>
-          <w:szCs w:val="21"/>
-          <w:shd w:val="clear" w:color="auto" w:fill="FFFFFF"/>
-        </w:rPr>
-        <w:t xml:space="preserve">, </w:t>
-      </w:r>
-      <w:proofErr w:type="spellStart"/>
-      <w:r>
-        <w:rPr>
-          <w:rFonts w:ascii="Arial" w:hAnsi="Arial" w:cs="Arial"/>
-          <w:color w:val="1F1F1F"/>
-          <w:sz w:val="21"/>
-          <w:szCs w:val="21"/>
-          <w:shd w:val="clear" w:color="auto" w:fill="FFFFFF"/>
-        </w:rPr>
-        <w:t>i</w:t>
-      </w:r>
-      <w:proofErr w:type="spellEnd"/>
-      <w:r>
-        <w:rPr>
-          <w:rFonts w:ascii="Arial" w:hAnsi="Arial" w:cs="Arial"/>
-          <w:color w:val="1F1F1F"/>
-          <w:sz w:val="21"/>
-          <w:szCs w:val="21"/>
-          <w:shd w:val="clear" w:color="auto" w:fill="FFFFFF"/>
-        </w:rPr>
-        <w:t xml:space="preserve"> + size):</w:t>
-      </w:r>
-      <w:r>
-        <w:rPr>
-          <w:rFonts w:ascii="Arial" w:hAnsi="Arial" w:cs="Arial"/>
-          <w:color w:val="1F1F1F"/>
-          <w:sz w:val="21"/>
-          <w:szCs w:val="21"/>
-          <w:shd w:val="clear" w:color="auto" w:fill="FFFFFF"/>
-        </w:rPr>
-        <w:br/>
-      </w:r>
-      <w:r>
-        <w:rPr>
-          <w:rFonts w:ascii="Arial" w:hAnsi="Arial" w:cs="Arial"/>
-          <w:color w:val="1F1F1F"/>
-          <w:sz w:val="21"/>
-          <w:szCs w:val="21"/>
-          <w:shd w:val="clear" w:color="auto" w:fill="FFFFFF"/>
-        </w:rPr>
-        <w:t xml:space="preserve">            if memory[j] == True:</w:t>
-      </w:r>
-      <w:r>
-        <w:rPr>
-          <w:rFonts w:ascii="Arial" w:hAnsi="Arial" w:cs="Arial"/>
-          <w:color w:val="1F1F1F"/>
-          <w:sz w:val="21"/>
-          <w:szCs w:val="21"/>
-          <w:shd w:val="clear" w:color="auto" w:fill="FFFFFF"/>
-        </w:rPr>
-        <w:br/>
-      </w:r>
-      <w:r>
-        <w:rPr>
-          <w:rFonts w:ascii="Arial" w:hAnsi="Arial" w:cs="Arial"/>
-          <w:color w:val="1F1F1F"/>
-          <w:sz w:val="21"/>
-          <w:szCs w:val="21"/>
-          <w:shd w:val="clear" w:color="auto" w:fill="FFFFFF"/>
-        </w:rPr>
-        <w:t xml:space="preserve">                </w:t>
-      </w:r>
-      <w:proofErr w:type="spellStart"/>
-      <w:r>
-        <w:rPr>
-          <w:rFonts w:ascii="Arial" w:hAnsi="Arial" w:cs="Arial"/>
-          <w:color w:val="1F1F1F"/>
-          <w:sz w:val="21"/>
-          <w:szCs w:val="21"/>
-          <w:shd w:val="clear" w:color="auto" w:fill="FFFFFF"/>
-        </w:rPr>
-        <w:t>can_allocate</w:t>
-      </w:r>
-      <w:proofErr w:type="spellEnd"/>
-      <w:r>
-        <w:rPr>
-          <w:rFonts w:ascii="Arial" w:hAnsi="Arial" w:cs="Arial"/>
-          <w:color w:val="1F1F1F"/>
-          <w:sz w:val="21"/>
-          <w:szCs w:val="21"/>
-          <w:shd w:val="clear" w:color="auto" w:fill="FFFFFF"/>
-        </w:rPr>
-        <w:t xml:space="preserve"> = False</w:t>
-      </w:r>
-      <w:r>
-        <w:rPr>
-          <w:rFonts w:ascii="Arial" w:hAnsi="Arial" w:cs="Arial"/>
-          <w:color w:val="1F1F1F"/>
-          <w:sz w:val="21"/>
-          <w:szCs w:val="21"/>
-          <w:shd w:val="clear" w:color="auto" w:fill="FFFFFF"/>
-        </w:rPr>
-        <w:br/>
-      </w:r>
-      <w:r>
-        <w:rPr>
-          <w:rFonts w:ascii="Arial" w:hAnsi="Arial" w:cs="Arial"/>
-          <w:color w:val="1F1F1F"/>
-          <w:sz w:val="21"/>
-          <w:szCs w:val="21"/>
-          <w:shd w:val="clear" w:color="auto" w:fill="FFFFFF"/>
-        </w:rPr>
-        <w:t xml:space="preserve">                break</w:t>
-      </w:r>
-      <w:r>
-        <w:rPr>
-          <w:rFonts w:ascii="Arial" w:hAnsi="Arial" w:cs="Arial"/>
-          <w:color w:val="1F1F1F"/>
-          <w:sz w:val="21"/>
-          <w:szCs w:val="21"/>
-          <w:shd w:val="clear" w:color="auto" w:fill="FFFFFF"/>
-        </w:rPr>
-        <w:br/>
-      </w:r>
-      <w:r>
-        <w:rPr>
-          <w:rFonts w:ascii="Arial" w:hAnsi="Arial" w:cs="Arial"/>
-          <w:color w:val="1F1F1F"/>
-          <w:sz w:val="21"/>
-          <w:szCs w:val="21"/>
-          <w:shd w:val="clear" w:color="auto" w:fill="FFFFFF"/>
-        </w:rPr>
-        <w:br/>
-      </w:r>
-      <w:r>
-        <w:rPr>
-          <w:rFonts w:ascii="Arial" w:hAnsi="Arial" w:cs="Arial"/>
-          <w:color w:val="1F1F1F"/>
-          <w:sz w:val="21"/>
-          <w:szCs w:val="21"/>
-          <w:shd w:val="clear" w:color="auto" w:fill="FFFFFF"/>
-        </w:rPr>
-        <w:t xml:space="preserve">        # if found free block</w:t>
-      </w:r>
-      <w:r>
-        <w:rPr>
-          <w:rFonts w:ascii="Arial" w:hAnsi="Arial" w:cs="Arial"/>
-          <w:color w:val="1F1F1F"/>
-          <w:sz w:val="21"/>
-          <w:szCs w:val="21"/>
-          <w:shd w:val="clear" w:color="auto" w:fill="FFFFFF"/>
-        </w:rPr>
-        <w:br/>
-      </w:r>
-      <w:r>
-        <w:rPr>
-          <w:rFonts w:ascii="Arial" w:hAnsi="Arial" w:cs="Arial"/>
-          <w:color w:val="1F1F1F"/>
-          <w:sz w:val="21"/>
-          <w:szCs w:val="21"/>
-          <w:shd w:val="clear" w:color="auto" w:fill="FFFFFF"/>
-        </w:rPr>
-        <w:t xml:space="preserve">        if </w:t>
-      </w:r>
-      <w:proofErr w:type="spellStart"/>
-      <w:r>
-        <w:rPr>
-          <w:rFonts w:ascii="Arial" w:hAnsi="Arial" w:cs="Arial"/>
-          <w:color w:val="1F1F1F"/>
-          <w:sz w:val="21"/>
-          <w:szCs w:val="21"/>
-          <w:shd w:val="clear" w:color="auto" w:fill="FFFFFF"/>
-        </w:rPr>
-        <w:t>can_allocate</w:t>
-      </w:r>
-      <w:proofErr w:type="spellEnd"/>
-      <w:r>
-        <w:rPr>
-          <w:rFonts w:ascii="Arial" w:hAnsi="Arial" w:cs="Arial"/>
-          <w:color w:val="1F1F1F"/>
-          <w:sz w:val="21"/>
-          <w:szCs w:val="21"/>
-          <w:shd w:val="clear" w:color="auto" w:fill="FFFFFF"/>
-        </w:rPr>
-        <w:t>:</w:t>
-      </w:r>
-      <w:r>
-        <w:rPr>
-          <w:rFonts w:ascii="Arial" w:hAnsi="Arial" w:cs="Arial"/>
-          <w:color w:val="1F1F1F"/>
-          <w:sz w:val="21"/>
-          <w:szCs w:val="21"/>
-          <w:shd w:val="clear" w:color="auto" w:fill="FFFFFF"/>
-        </w:rPr>
-        <w:br/>
-      </w:r>
-      <w:r>
-        <w:rPr>
-          <w:rFonts w:ascii="Arial" w:hAnsi="Arial" w:cs="Arial"/>
-          <w:color w:val="1F1F1F"/>
-          <w:sz w:val="21"/>
-          <w:szCs w:val="21"/>
-          <w:shd w:val="clear" w:color="auto" w:fill="FFFFFF"/>
-        </w:rPr>
-        <w:t xml:space="preserve">            for j in range(</w:t>
-      </w:r>
-      <w:proofErr w:type="spellStart"/>
-      <w:r>
-        <w:rPr>
-          <w:rFonts w:ascii="Arial" w:hAnsi="Arial" w:cs="Arial"/>
-          <w:color w:val="1F1F1F"/>
-          <w:sz w:val="21"/>
-          <w:szCs w:val="21"/>
-          <w:shd w:val="clear" w:color="auto" w:fill="FFFFFF"/>
-        </w:rPr>
-        <w:t>i</w:t>
-      </w:r>
-      <w:proofErr w:type="spellEnd"/>
-      <w:r>
-        <w:rPr>
-          <w:rFonts w:ascii="Arial" w:hAnsi="Arial" w:cs="Arial"/>
-          <w:color w:val="1F1F1F"/>
-          <w:sz w:val="21"/>
-          <w:szCs w:val="21"/>
-          <w:shd w:val="clear" w:color="auto" w:fill="FFFFFF"/>
-        </w:rPr>
-        <w:t xml:space="preserve">, </w:t>
-      </w:r>
-      <w:proofErr w:type="spellStart"/>
-      <w:r>
-        <w:rPr>
-          <w:rFonts w:ascii="Arial" w:hAnsi="Arial" w:cs="Arial"/>
-          <w:color w:val="1F1F1F"/>
-          <w:sz w:val="21"/>
-          <w:szCs w:val="21"/>
-          <w:shd w:val="clear" w:color="auto" w:fill="FFFFFF"/>
-        </w:rPr>
-        <w:t>i</w:t>
-      </w:r>
-      <w:proofErr w:type="spellEnd"/>
-      <w:r>
-        <w:rPr>
-          <w:rFonts w:ascii="Arial" w:hAnsi="Arial" w:cs="Arial"/>
-          <w:color w:val="1F1F1F"/>
-          <w:sz w:val="21"/>
-          <w:szCs w:val="21"/>
-          <w:shd w:val="clear" w:color="auto" w:fill="FFFFFF"/>
-        </w:rPr>
-        <w:t xml:space="preserve"> + size):</w:t>
-      </w:r>
-      <w:r>
-        <w:rPr>
-          <w:rFonts w:ascii="Arial" w:hAnsi="Arial" w:cs="Arial"/>
-          <w:color w:val="1F1F1F"/>
-          <w:sz w:val="21"/>
-          <w:szCs w:val="21"/>
-          <w:shd w:val="clear" w:color="auto" w:fill="FFFFFF"/>
-        </w:rPr>
-        <w:br/>
-      </w:r>
-      <w:r>
-        <w:rPr>
-          <w:rFonts w:ascii="Arial" w:hAnsi="Arial" w:cs="Arial"/>
-          <w:color w:val="1F1F1F"/>
-          <w:sz w:val="21"/>
-          <w:szCs w:val="21"/>
-          <w:shd w:val="clear" w:color="auto" w:fill="FFFFFF"/>
-        </w:rPr>
-        <w:t xml:space="preserve">                memory[j] = True</w:t>
-      </w:r>
-      <w:r>
-        <w:rPr>
-          <w:rFonts w:ascii="Arial" w:hAnsi="Arial" w:cs="Arial"/>
-          <w:color w:val="1F1F1F"/>
-          <w:sz w:val="21"/>
-          <w:szCs w:val="21"/>
-          <w:shd w:val="clear" w:color="auto" w:fill="FFFFFF"/>
-        </w:rPr>
-        <w:br/>
-      </w:r>
-      <w:r>
-        <w:rPr>
-          <w:rFonts w:ascii="Arial" w:hAnsi="Arial" w:cs="Arial"/>
-          <w:color w:val="1F1F1F"/>
-          <w:sz w:val="21"/>
-          <w:szCs w:val="21"/>
-          <w:shd w:val="clear" w:color="auto" w:fill="FFFFFF"/>
-        </w:rPr>
-        <w:t xml:space="preserve">            return </w:t>
-      </w:r>
-      <w:proofErr w:type="spellStart"/>
-      <w:r>
-        <w:rPr>
-          <w:rFonts w:ascii="Arial" w:hAnsi="Arial" w:cs="Arial"/>
-          <w:color w:val="1F1F1F"/>
-          <w:sz w:val="21"/>
-          <w:szCs w:val="21"/>
-          <w:shd w:val="clear" w:color="auto" w:fill="FFFFFF"/>
-        </w:rPr>
-        <w:t>i</w:t>
-      </w:r>
-      <w:proofErr w:type="spellEnd"/>
-      <w:r>
-        <w:rPr>
-          <w:rFonts w:ascii="Arial" w:hAnsi="Arial" w:cs="Arial"/>
-          <w:color w:val="1F1F1F"/>
-          <w:sz w:val="21"/>
-          <w:szCs w:val="21"/>
-          <w:shd w:val="clear" w:color="auto" w:fill="FFFFFF"/>
-        </w:rPr>
-        <w:t xml:space="preserve">   # starting index of allocation</w:t>
-      </w:r>
-      <w:r>
-        <w:rPr>
-          <w:rFonts w:ascii="Arial" w:hAnsi="Arial" w:cs="Arial"/>
-          <w:color w:val="1F1F1F"/>
-          <w:sz w:val="21"/>
-          <w:szCs w:val="21"/>
-          <w:shd w:val="clear" w:color="auto" w:fill="FFFFFF"/>
-        </w:rPr>
-        <w:br/>
-      </w:r>
-      <w:r>
-        <w:rPr>
-          <w:rFonts w:ascii="Arial" w:hAnsi="Arial" w:cs="Arial"/>
-          <w:color w:val="1F1F1F"/>
-          <w:sz w:val="21"/>
-          <w:szCs w:val="21"/>
-          <w:shd w:val="clear" w:color="auto" w:fill="FFFFFF"/>
-        </w:rPr>
-        <w:t xml:space="preserve">    return -1  # not found</w:t>
-      </w:r>
-      <w:r>
-        <w:rPr>
-          <w:rFonts w:ascii="Arial" w:hAnsi="Arial" w:cs="Arial"/>
-          <w:color w:val="1F1F1F"/>
-          <w:sz w:val="21"/>
-          <w:szCs w:val="21"/>
-          <w:shd w:val="clear" w:color="auto" w:fill="FFFFFF"/>
-        </w:rPr>
-        <w:br/>
+        <w:t>memory = [False, True, False, False]</w:t>
+      </w:r>
+      <w:r>
+        <w:rPr>
+          <w:rFonts w:ascii="Arial" w:hAnsi="Arial" w:cs="Arial"/>
+          <w:color w:val="1F1F1F"/>
+          <w:sz w:val="21"/>
+          <w:szCs w:val="21"/>
+          <w:shd w:val="clear" w:color="auto" w:fill="FFFFFF"/>
+        </w:rPr>
+        <w:br/>
+      </w:r>
+      <w:r>
+        <w:rPr>
+          <w:rFonts w:ascii="Arial" w:hAnsi="Arial" w:cs="Arial"/>
+          <w:color w:val="1F1F1F"/>
+          <w:sz w:val="21"/>
+          <w:szCs w:val="21"/>
+          <w:shd w:val="clear" w:color="auto" w:fill="FFFFFF"/>
+        </w:rPr>
+        <w:t>size = 2</w:t>
+      </w:r>
+      <w:r>
+        <w:rPr>
+          <w:rFonts w:ascii="Arial" w:hAnsi="Arial" w:cs="Arial"/>
+          <w:color w:val="1F1F1F"/>
+          <w:sz w:val="21"/>
+          <w:szCs w:val="21"/>
+          <w:shd w:val="clear" w:color="auto" w:fill="FFFFFF"/>
+        </w:rPr>
+        <w:br/>
+      </w:r>
+      <w:r>
+        <w:rPr>
+          <w:rFonts w:ascii="Arial" w:hAnsi="Arial" w:cs="Arial"/>
+          <w:color w:val="1F1F1F"/>
+          <w:sz w:val="21"/>
+          <w:szCs w:val="21"/>
+          <w:shd w:val="clear" w:color="auto" w:fill="FFFFFF"/>
+        </w:rPr>
+        <w:t xml:space="preserve">index = </w:t>
+      </w:r>
+      <w:proofErr w:type="spellStart"/>
+      <w:r>
+        <w:rPr>
+          <w:rFonts w:ascii="Arial" w:hAnsi="Arial" w:cs="Arial"/>
+          <w:color w:val="1F1F1F"/>
+          <w:sz w:val="21"/>
+          <w:szCs w:val="21"/>
+          <w:shd w:val="clear" w:color="auto" w:fill="FFFFFF"/>
+        </w:rPr>
+        <w:t>allocate_memory</w:t>
+      </w:r>
+      <w:proofErr w:type="spellEnd"/>
+      <w:r>
+        <w:rPr>
+          <w:rFonts w:ascii="Arial" w:hAnsi="Arial" w:cs="Arial"/>
+          <w:color w:val="1F1F1F"/>
+          <w:sz w:val="21"/>
+          <w:szCs w:val="21"/>
+          <w:shd w:val="clear" w:color="auto" w:fill="FFFFFF"/>
+        </w:rPr>
+        <w:t>(memory, size)</w:t>
+      </w:r>
+      <w:r>
+        <w:rPr>
+          <w:rFonts w:ascii="Arial" w:hAnsi="Arial" w:cs="Arial"/>
+          <w:color w:val="1F1F1F"/>
+          <w:sz w:val="21"/>
+          <w:szCs w:val="21"/>
+          <w:shd w:val="clear" w:color="auto" w:fill="FFFFFF"/>
+        </w:rPr>
+        <w:br/>
+      </w:r>
+      <w:r>
+        <w:rPr>
+          <w:rFonts w:ascii="Arial" w:hAnsi="Arial" w:cs="Arial"/>
+          <w:color w:val="1F1F1F"/>
+          <w:sz w:val="21"/>
+          <w:szCs w:val="21"/>
+          <w:shd w:val="clear" w:color="auto" w:fill="FFFFFF"/>
+        </w:rPr>
+        <w:t>print(</w:t>
+      </w:r>
+      <w:r>
+        <w:rPr>
+          <w:rFonts w:ascii="Arial" w:hAnsi="Arial" w:cs="Arial"/>
+          <w:color w:val="1F1F1F"/>
+          <w:sz w:val="21"/>
+          <w:szCs w:val="21"/>
+          <w:shd w:val="clear" w:color="auto" w:fill="FFFFFF"/>
+        </w:rPr>
+        <w:t>“</w:t>
+      </w:r>
+      <w:r>
+        <w:rPr>
+          <w:rFonts w:ascii="Arial" w:hAnsi="Arial" w:cs="Arial"/>
+          <w:color w:val="1F1F1F"/>
+          <w:sz w:val="21"/>
+          <w:szCs w:val="21"/>
+          <w:shd w:val="clear" w:color="auto" w:fill="FFFFFF"/>
+        </w:rPr>
+        <w:t>Allocated at index:</w:t>
+      </w:r>
+      <w:r>
+        <w:rPr>
+          <w:rFonts w:ascii="Arial" w:hAnsi="Arial" w:cs="Arial"/>
+          <w:color w:val="1F1F1F"/>
+          <w:sz w:val="21"/>
+          <w:szCs w:val="21"/>
+          <w:shd w:val="clear" w:color="auto" w:fill="FFFFFF"/>
+        </w:rPr>
+        <w:t>”</w:t>
+      </w:r>
+      <w:r>
+        <w:rPr>
+          <w:rFonts w:ascii="Arial" w:hAnsi="Arial" w:cs="Arial"/>
+          <w:color w:val="1F1F1F"/>
+          <w:sz w:val="21"/>
+          <w:szCs w:val="21"/>
+          <w:shd w:val="clear" w:color="auto" w:fill="FFFFFF"/>
+        </w:rPr>
+        <w:t>, index)</w:t>
+      </w:r>
+      <w:r>
+        <w:rPr>
+          <w:rFonts w:ascii="Arial" w:hAnsi="Arial" w:cs="Arial"/>
+          <w:color w:val="1F1F1F"/>
+          <w:sz w:val="21"/>
+          <w:szCs w:val="21"/>
+          <w:shd w:val="clear" w:color="auto" w:fill="FFFFFF"/>
+        </w:rPr>
+        <w:br/>
+      </w:r>
+      <w:r>
+        <w:rPr>
+          <w:rFonts w:ascii="Arial" w:hAnsi="Arial" w:cs="Arial"/>
+          <w:color w:val="1F1F1F"/>
+          <w:sz w:val="21"/>
+          <w:szCs w:val="21"/>
+          <w:shd w:val="clear" w:color="auto" w:fill="FFFFFF"/>
+        </w:rPr>
+        <w:t>print(</w:t>
+      </w:r>
+      <w:r>
+        <w:rPr>
+          <w:rFonts w:ascii="Arial" w:hAnsi="Arial" w:cs="Arial"/>
+          <w:color w:val="1F1F1F"/>
+          <w:sz w:val="21"/>
+          <w:szCs w:val="21"/>
+          <w:shd w:val="clear" w:color="auto" w:fill="FFFFFF"/>
+        </w:rPr>
+        <w:t>“</w:t>
+      </w:r>
+      <w:r>
+        <w:rPr>
+          <w:rFonts w:ascii="Arial" w:hAnsi="Arial" w:cs="Arial"/>
+          <w:color w:val="1F1F1F"/>
+          <w:sz w:val="21"/>
+          <w:szCs w:val="21"/>
+          <w:shd w:val="clear" w:color="auto" w:fill="FFFFFF"/>
+        </w:rPr>
+        <w:t>Updated memory:</w:t>
+      </w:r>
+      <w:r>
+        <w:rPr>
+          <w:rFonts w:ascii="Arial" w:hAnsi="Arial" w:cs="Arial"/>
+          <w:color w:val="1F1F1F"/>
+          <w:sz w:val="21"/>
+          <w:szCs w:val="21"/>
+          <w:shd w:val="clear" w:color="auto" w:fill="FFFFFF"/>
+        </w:rPr>
+        <w:t>”</w:t>
+      </w:r>
+      <w:r>
+        <w:rPr>
+          <w:rFonts w:ascii="Arial" w:hAnsi="Arial" w:cs="Arial"/>
+          <w:color w:val="1F1F1F"/>
+          <w:sz w:val="21"/>
+          <w:szCs w:val="21"/>
+          <w:shd w:val="clear" w:color="auto" w:fill="FFFFFF"/>
+        </w:rPr>
+        <w:t>, memory)</w:t>
       </w:r>
     </w:p>
     <w:p>
@@ -4392,7 +5209,6 @@
           <w:color w:val="1F1F1F"/>
           <w:sz w:val="21"/>
           <w:szCs w:val="21"/>
-          <w:shd w:val="clear" w:color="auto" w:fill="FFFFFF"/>
         </w:rPr>
       </w:pPr>
       <w:r>
@@ -4401,9 +5217,120 @@
           <w:color w:val="1F1F1F"/>
           <w:sz w:val="21"/>
           <w:szCs w:val="21"/>
-          <w:shd w:val="clear" w:color="auto" w:fill="FFFFFF"/>
-        </w:rPr>
-        <w:t># Example usage</w:t>
+        </w:rPr>
+        <w:br/>
+      </w:r>
+      <w:r>
+        <w:rPr>
+          <w:rFonts w:ascii="Arial" w:hAnsi="Arial" w:cs="Arial"/>
+          <w:b/>
+          <w:color w:val="C00000"/>
+          <w:sz w:val="21"/>
+          <w:szCs w:val="21"/>
+          <w:highlight w:val="yellow"/>
+          <w:shd w:val="clear" w:color="auto" w:fill="FFFFFF"/>
+        </w:rPr>
+        <w:t>11. Draw the recursion tree for calculating the 5</w:t>
+      </w:r>
+      <w:r>
+        <w:rPr>
+          <w:rFonts w:ascii="Arial" w:hAnsi="Arial" w:cs="Arial"/>
+          <w:b/>
+          <w:color w:val="C00000"/>
+          <w:sz w:val="21"/>
+          <w:szCs w:val="21"/>
+          <w:highlight w:val="yellow"/>
+          <w:shd w:val="clear" w:color="auto" w:fill="FFFFFF"/>
+          <w:vertAlign w:val="superscript"/>
+        </w:rPr>
+        <w:t>th</w:t>
+      </w:r>
+      <w:r>
+        <w:rPr>
+          <w:rFonts w:ascii="Arial" w:hAnsi="Arial" w:cs="Arial"/>
+          <w:b/>
+          <w:color w:val="C00000"/>
+          <w:sz w:val="21"/>
+          <w:szCs w:val="21"/>
+          <w:highlight w:val="yellow"/>
+          <w:shd w:val="clear" w:color="auto" w:fill="FFFFFF"/>
+        </w:rPr>
+        <w:t xml:space="preserve"> Fibonacci number and identify the overlapping </w:t>
+      </w:r>
+      <w:proofErr w:type="spellStart"/>
+      <w:r>
+        <w:rPr>
+          <w:rFonts w:ascii="Arial" w:hAnsi="Arial" w:cs="Arial"/>
+          <w:b/>
+          <w:color w:val="C00000"/>
+          <w:sz w:val="21"/>
+          <w:szCs w:val="21"/>
+          <w:highlight w:val="yellow"/>
+          <w:shd w:val="clear" w:color="auto" w:fill="FFFFFF"/>
+        </w:rPr>
+        <w:t>subproblems</w:t>
+      </w:r>
+      <w:proofErr w:type="spellEnd"/>
+      <w:r>
+        <w:rPr>
+          <w:rFonts w:ascii="Arial" w:hAnsi="Arial" w:cs="Arial"/>
+          <w:b/>
+          <w:color w:val="C00000"/>
+          <w:sz w:val="21"/>
+          <w:szCs w:val="21"/>
+          <w:highlight w:val="yellow"/>
+          <w:shd w:val="clear" w:color="auto" w:fill="FFFFFF"/>
+        </w:rPr>
+        <w:t>.</w:t>
+      </w:r>
+      <w:r>
+        <w:rPr>
+          <w:rFonts w:ascii="Arial" w:hAnsi="Arial" w:cs="Arial"/>
+          <w:color w:val="1F1F1F"/>
+          <w:sz w:val="21"/>
+          <w:szCs w:val="21"/>
+          <w:shd w:val="clear" w:color="auto" w:fill="FFFFFF"/>
+        </w:rPr>
+        <w:t xml:space="preserve"> </w:t>
+      </w:r>
+      <w:r>
+        <w:rPr>
+          <w:rFonts w:ascii="Arial" w:hAnsi="Arial" w:cs="Arial"/>
+          <w:color w:val="1F1F1F"/>
+          <w:sz w:val="21"/>
+          <w:szCs w:val="21"/>
+          <w:shd w:val="clear" w:color="auto" w:fill="FFFFFF"/>
+        </w:rPr>
+        <w:br/>
+      </w:r>
+      <w:r>
+        <w:rPr>
+          <w:rFonts w:ascii="Arial" w:hAnsi="Arial" w:cs="Arial"/>
+          <w:color w:val="1F1F1F"/>
+          <w:sz w:val="21"/>
+          <w:szCs w:val="21"/>
+        </w:rPr>
+        <w:br/>
+      </w:r>
+      <w:proofErr w:type="spellStart"/>
+      <w:r>
+        <w:rPr>
+          <w:rFonts w:ascii="Arial" w:hAnsi="Arial" w:cs="Arial"/>
+          <w:color w:val="1F1F1F"/>
+          <w:sz w:val="21"/>
+          <w:szCs w:val="21"/>
+        </w:rPr>
+        <w:t>def</w:t>
+      </w:r>
+      <w:proofErr w:type="spellEnd"/>
+      <w:r>
+        <w:rPr>
+          <w:rFonts w:ascii="Arial" w:hAnsi="Arial" w:cs="Arial"/>
+          <w:color w:val="1F1F1F"/>
+          <w:sz w:val="21"/>
+          <w:szCs w:val="21"/>
+        </w:rPr>
+        <w:t xml:space="preserve"> fib(n):</w:t>
       </w:r>
     </w:p>
     <w:p>
@@ -4413,7 +5340,6 @@
           <w:color w:val="1F1F1F"/>
           <w:sz w:val="21"/>
           <w:szCs w:val="21"/>
-          <w:shd w:val="clear" w:color="auto" w:fill="FFFFFF"/>
         </w:rPr>
       </w:pPr>
       <w:r>
@@ -4422,111 +5348,8 @@
           <w:color w:val="1F1F1F"/>
           <w:sz w:val="21"/>
           <w:szCs w:val="21"/>
-          <w:shd w:val="clear" w:color="auto" w:fill="FFFFFF"/>
-        </w:rPr>
-        <w:t>memory = [False, True, False, False]</w:t>
-      </w:r>
-      <w:r>
-        <w:rPr>
-          <w:rFonts w:ascii="Arial" w:hAnsi="Arial" w:cs="Arial"/>
-          <w:color w:val="1F1F1F"/>
-          <w:sz w:val="21"/>
-          <w:szCs w:val="21"/>
-          <w:shd w:val="clear" w:color="auto" w:fill="FFFFFF"/>
-        </w:rPr>
-        <w:br/>
-      </w:r>
-      <w:r>
-        <w:rPr>
-          <w:rFonts w:ascii="Arial" w:hAnsi="Arial" w:cs="Arial"/>
-          <w:color w:val="1F1F1F"/>
-          <w:sz w:val="21"/>
-          <w:szCs w:val="21"/>
-          <w:shd w:val="clear" w:color="auto" w:fill="FFFFFF"/>
-        </w:rPr>
-        <w:t>size = 2</w:t>
-      </w:r>
-      <w:r>
-        <w:rPr>
-          <w:rFonts w:ascii="Arial" w:hAnsi="Arial" w:cs="Arial"/>
-          <w:color w:val="1F1F1F"/>
-          <w:sz w:val="21"/>
-          <w:szCs w:val="21"/>
-          <w:shd w:val="clear" w:color="auto" w:fill="FFFFFF"/>
-        </w:rPr>
-        <w:br/>
-      </w:r>
-      <w:r>
-        <w:rPr>
-          <w:rFonts w:ascii="Arial" w:hAnsi="Arial" w:cs="Arial"/>
-          <w:color w:val="1F1F1F"/>
-          <w:sz w:val="21"/>
-          <w:szCs w:val="21"/>
-          <w:shd w:val="clear" w:color="auto" w:fill="FFFFFF"/>
-        </w:rPr>
-        <w:t xml:space="preserve">index = </w:t>
-      </w:r>
-      <w:proofErr w:type="spellStart"/>
-      <w:r>
-        <w:rPr>
-          <w:rFonts w:ascii="Arial" w:hAnsi="Arial" w:cs="Arial"/>
-          <w:color w:val="1F1F1F"/>
-          <w:sz w:val="21"/>
-          <w:szCs w:val="21"/>
-          <w:shd w:val="clear" w:color="auto" w:fill="FFFFFF"/>
-        </w:rPr>
-        <w:t>allocate_memory</w:t>
-      </w:r>
-      <w:proofErr w:type="spellEnd"/>
-      <w:r>
-        <w:rPr>
-          <w:rFonts w:ascii="Arial" w:hAnsi="Arial" w:cs="Arial"/>
-          <w:color w:val="1F1F1F"/>
-          <w:sz w:val="21"/>
-          <w:szCs w:val="21"/>
-          <w:shd w:val="clear" w:color="auto" w:fill="FFFFFF"/>
-        </w:rPr>
-        <w:t>(memory, size)</w:t>
-      </w:r>
-      <w:r>
-        <w:rPr>
-          <w:rFonts w:ascii="Arial" w:hAnsi="Arial" w:cs="Arial"/>
-          <w:color w:val="1F1F1F"/>
-          <w:sz w:val="21"/>
-          <w:szCs w:val="21"/>
-          <w:shd w:val="clear" w:color="auto" w:fill="FFFFFF"/>
-        </w:rPr>
-        <w:br/>
-      </w:r>
-      <w:r>
-        <w:rPr>
-          <w:rFonts w:ascii="Arial" w:hAnsi="Arial" w:cs="Arial"/>
-          <w:color w:val="1F1F1F"/>
-          <w:sz w:val="21"/>
-          <w:szCs w:val="21"/>
-          <w:shd w:val="clear" w:color="auto" w:fill="FFFFFF"/>
-        </w:rPr>
-        <w:t>print("Allocated at index:", index)</w:t>
-      </w:r>
-      <w:r>
-        <w:rPr>
-          <w:rFonts w:ascii="Arial" w:hAnsi="Arial" w:cs="Arial"/>
-          <w:color w:val="1F1F1F"/>
-          <w:sz w:val="21"/>
-          <w:szCs w:val="21"/>
-          <w:shd w:val="clear" w:color="auto" w:fill="FFFFFF"/>
-        </w:rPr>
-        <w:br/>
-      </w:r>
-      <w:r>
-        <w:rPr>
-          <w:rFonts w:ascii="Arial" w:hAnsi="Arial" w:cs="Arial"/>
-          <w:color w:val="1F1F1F"/>
-          <w:sz w:val="21"/>
-          <w:szCs w:val="21"/>
-          <w:shd w:val="clear" w:color="auto" w:fill="FFFFFF"/>
-        </w:rPr>
-        <w:t>print("Updated memory:", memory)</w:t>
+        </w:rPr>
+        <w:t xml:space="preserve">    if n &lt;= 1:</w:t>
       </w:r>
     </w:p>
     <w:p>
@@ -4545,94 +5368,7 @@
           <w:sz w:val="21"/>
           <w:szCs w:val="21"/>
         </w:rPr>
-        <w:br/>
-      </w:r>
-      <w:r>
-        <w:rPr>
-          <w:rFonts w:ascii="Arial" w:hAnsi="Arial" w:cs="Arial"/>
-          <w:b/>
-          <w:color w:val="C00000"/>
-          <w:sz w:val="21"/>
-          <w:szCs w:val="21"/>
-          <w:highlight w:val="yellow"/>
-          <w:shd w:val="clear" w:color="auto" w:fill="FFFFFF"/>
-        </w:rPr>
-        <w:t xml:space="preserve">11. Draw the recursion tree for calculating the 5th Fibonacci number and identify the overlapping </w:t>
-      </w:r>
-      <w:proofErr w:type="spellStart"/>
-      <w:r>
-        <w:rPr>
-          <w:rFonts w:ascii="Arial" w:hAnsi="Arial" w:cs="Arial"/>
-          <w:b/>
-          <w:color w:val="C00000"/>
-          <w:sz w:val="21"/>
-          <w:szCs w:val="21"/>
-          <w:highlight w:val="yellow"/>
-          <w:shd w:val="clear" w:color="auto" w:fill="FFFFFF"/>
-        </w:rPr>
-        <w:t>subproblems</w:t>
-      </w:r>
-      <w:proofErr w:type="spellEnd"/>
-      <w:r>
-        <w:rPr>
-          <w:rFonts w:ascii="Arial" w:hAnsi="Arial" w:cs="Arial"/>
-          <w:b/>
-          <w:color w:val="C00000"/>
-          <w:sz w:val="21"/>
-          <w:szCs w:val="21"/>
-          <w:highlight w:val="yellow"/>
-          <w:shd w:val="clear" w:color="auto" w:fill="FFFFFF"/>
-        </w:rPr>
-        <w:t>.</w:t>
-      </w:r>
-      <w:r>
-        <w:rPr>
-          <w:rFonts w:ascii="Arial" w:hAnsi="Arial" w:cs="Arial"/>
-          <w:color w:val="1F1F1F"/>
-          <w:sz w:val="21"/>
-          <w:szCs w:val="21"/>
-          <w:shd w:val="clear" w:color="auto" w:fill="FFFFFF"/>
-        </w:rPr>
-        <w:t xml:space="preserve"> </w:t>
-      </w:r>
-      <w:r>
-        <w:rPr>
-          <w:rFonts w:ascii="Arial" w:hAnsi="Arial" w:cs="Arial"/>
-          <w:color w:val="1F1F1F"/>
-          <w:sz w:val="21"/>
-          <w:szCs w:val="21"/>
-          <w:shd w:val="clear" w:color="auto" w:fill="FFFFFF"/>
-        </w:rPr>
-        <w:br/>
-      </w:r>
-      <w:r>
-        <w:rPr>
-          <w:rFonts w:ascii="Arial" w:hAnsi="Arial" w:cs="Arial"/>
-          <w:color w:val="1F1F1F"/>
-          <w:sz w:val="21"/>
-          <w:szCs w:val="21"/>
-        </w:rPr>
-        <w:br/>
-      </w:r>
-      <w:proofErr w:type="spellStart"/>
-      <w:r>
-        <w:rPr>
-          <w:rFonts w:ascii="Arial" w:hAnsi="Arial" w:cs="Arial"/>
-          <w:color w:val="1F1F1F"/>
-          <w:sz w:val="21"/>
-          <w:szCs w:val="21"/>
-        </w:rPr>
-        <w:t>def</w:t>
-      </w:r>
-      <w:proofErr w:type="spellEnd"/>
-      <w:r>
-        <w:rPr>
-          <w:rFonts w:ascii="Arial" w:hAnsi="Arial" w:cs="Arial"/>
-          <w:color w:val="1F1F1F"/>
-          <w:sz w:val="21"/>
-          <w:szCs w:val="21"/>
-        </w:rPr>
-        <w:t xml:space="preserve"> fib(n):</w:t>
+        <w:t xml:space="preserve">        return n</w:t>
       </w:r>
     </w:p>
     <w:p>
@@ -4651,16 +5387,33 @@
           <w:sz w:val="21"/>
           <w:szCs w:val="21"/>
         </w:rPr>
-        <w:t xml:space="preserve">    if n &lt;= 1:</w:t>
+        <w:t xml:space="preserve">    a = 0</w:t>
+      </w:r>
+      <w:r>
+        <w:rPr>
+          <w:rFonts w:ascii="Arial" w:hAnsi="Arial" w:cs="Arial"/>
+          <w:color w:val="1F1F1F"/>
+          <w:sz w:val="21"/>
+          <w:szCs w:val="21"/>
+        </w:rPr>
+        <w:br/>
+      </w:r>
+      <w:r>
+        <w:rPr>
+          <w:rFonts w:ascii="Arial" w:hAnsi="Arial" w:cs="Arial"/>
+          <w:color w:val="1F1F1F"/>
+          <w:sz w:val="21"/>
+          <w:szCs w:val="21"/>
+        </w:rPr>
+        <w:t xml:space="preserve">    b = 1</w:t>
       </w:r>
     </w:p>
     <w:p>
       <w:pPr>
         <w:rPr>
-          <w:rFonts w:ascii="Arial" w:hAnsi="Arial" w:cs="Arial"/>
-          <w:color w:val="1F1F1F"/>
-          <w:sz w:val="21"/>
-          <w:szCs w:val="21"/>
+          <w:rFonts w:ascii="Times New Roman" w:eastAsia="Times New Roman" w:hAnsi="Times New Roman" w:cs="Times New Roman"/>
+          <w:sz w:val="24"/>
+          <w:szCs w:val="24"/>
         </w:rPr>
       </w:pPr>
       <w:r>
@@ -4670,7 +5423,149 @@
           <w:sz w:val="21"/>
           <w:szCs w:val="21"/>
         </w:rPr>
-        <w:t xml:space="preserve">        return n</w:t>
+        <w:t xml:space="preserve">    for </w:t>
+      </w:r>
+      <w:r>
+        <w:rPr>
+          <w:rFonts w:ascii="Arial" w:hAnsi="Arial" w:cs="Arial"/>
+          <w:color w:val="1F1F1F"/>
+          <w:sz w:val="21"/>
+          <w:szCs w:val="21"/>
+        </w:rPr>
+        <w:t>I</w:t>
+      </w:r>
+      <w:r>
+        <w:rPr>
+          <w:rFonts w:ascii="Arial" w:hAnsi="Arial" w:cs="Arial"/>
+          <w:color w:val="1F1F1F"/>
+          <w:sz w:val="21"/>
+          <w:szCs w:val="21"/>
+        </w:rPr>
+        <w:t xml:space="preserve"> in </w:t>
+      </w:r>
+      <w:proofErr w:type="gramStart"/>
+      <w:r>
+        <w:rPr>
+          <w:rFonts w:ascii="Arial" w:hAnsi="Arial" w:cs="Arial"/>
+          <w:color w:val="1F1F1F"/>
+          <w:sz w:val="21"/>
+          <w:szCs w:val="21"/>
+        </w:rPr>
+        <w:t>range(</w:t>
+      </w:r>
+      <w:proofErr w:type="gramEnd"/>
+      <w:r>
+        <w:rPr>
+          <w:rFonts w:ascii="Arial" w:hAnsi="Arial" w:cs="Arial"/>
+          <w:color w:val="1F1F1F"/>
+          <w:sz w:val="21"/>
+          <w:szCs w:val="21"/>
+        </w:rPr>
+        <w:t>2, n + 1):</w:t>
+      </w:r>
+      <w:r>
+        <w:rPr>
+          <w:rFonts w:ascii="Arial" w:hAnsi="Arial" w:cs="Arial"/>
+          <w:color w:val="1F1F1F"/>
+          <w:sz w:val="21"/>
+          <w:szCs w:val="21"/>
+        </w:rPr>
+        <w:t xml:space="preserve">     </w:t>
+      </w:r>
+      <w:r>
+        <w:rPr>
+          <w:rFonts w:ascii="Arial" w:hAnsi="Arial" w:cs="Arial"/>
+          <w:b/>
+          <w:color w:val="C00000"/>
+          <w:sz w:val="21"/>
+          <w:szCs w:val="21"/>
+        </w:rPr>
+        <w:t>Example: like C++:</w:t>
+      </w:r>
+      <w:r>
+        <w:rPr>
+          <w:rFonts w:ascii="Arial" w:hAnsi="Arial" w:cs="Arial"/>
+          <w:color w:val="C00000"/>
+          <w:sz w:val="21"/>
+          <w:szCs w:val="21"/>
+        </w:rPr>
+        <w:t xml:space="preserve"> </w:t>
+      </w:r>
+      <w:r>
+        <w:rPr>
+          <w:rFonts w:ascii="Times New Roman" w:eastAsia="Times New Roman" w:hAnsi="Times New Roman" w:cs="Times New Roman"/>
+          <w:sz w:val="24"/>
+          <w:szCs w:val="24"/>
+        </w:rPr>
+        <w:t xml:space="preserve"> for (</w:t>
+      </w:r>
+      <w:proofErr w:type="spellStart"/>
+      <w:r>
+        <w:rPr>
+          <w:rFonts w:ascii="Times New Roman" w:eastAsia="Times New Roman" w:hAnsi="Times New Roman" w:cs="Times New Roman"/>
+          <w:sz w:val="24"/>
+          <w:szCs w:val="24"/>
+        </w:rPr>
+        <w:t>int</w:t>
+      </w:r>
+      <w:proofErr w:type="spellEnd"/>
+      <w:r>
+        <w:rPr>
+          <w:rFonts w:ascii="Times New Roman" w:eastAsia="Times New Roman" w:hAnsi="Times New Roman" w:cs="Times New Roman"/>
+          <w:sz w:val="24"/>
+          <w:szCs w:val="24"/>
+        </w:rPr>
+        <w:t xml:space="preserve"> </w:t>
+      </w:r>
+      <w:r>
+        <w:rPr>
+          <w:rFonts w:ascii="Times New Roman" w:eastAsia="Times New Roman" w:hAnsi="Times New Roman" w:cs="Times New Roman"/>
+          <w:sz w:val="24"/>
+          <w:szCs w:val="24"/>
+        </w:rPr>
+        <w:t>I</w:t>
+      </w:r>
+      <w:r>
+        <w:rPr>
+          <w:rFonts w:ascii="Times New Roman" w:eastAsia="Times New Roman" w:hAnsi="Times New Roman" w:cs="Times New Roman"/>
+          <w:sz w:val="24"/>
+          <w:szCs w:val="24"/>
+        </w:rPr>
+        <w:t xml:space="preserve"> = 2; </w:t>
+      </w:r>
+      <w:r>
+        <w:rPr>
+          <w:rFonts w:ascii="Times New Roman" w:eastAsia="Times New Roman" w:hAnsi="Times New Roman" w:cs="Times New Roman"/>
+          <w:sz w:val="24"/>
+          <w:szCs w:val="24"/>
+        </w:rPr>
+        <w:t>I</w:t>
+      </w:r>
+      <w:r>
+        <w:rPr>
+          <w:rFonts w:ascii="Times New Roman" w:eastAsia="Times New Roman" w:hAnsi="Times New Roman" w:cs="Times New Roman"/>
+          <w:sz w:val="24"/>
+          <w:szCs w:val="24"/>
+        </w:rPr>
+        <w:t xml:space="preserve"> &lt;= n; </w:t>
+      </w:r>
+      <w:proofErr w:type="spellStart"/>
+      <w:r>
+        <w:rPr>
+          <w:rFonts w:ascii="Times New Roman" w:eastAsia="Times New Roman" w:hAnsi="Times New Roman" w:cs="Times New Roman"/>
+          <w:sz w:val="24"/>
+          <w:szCs w:val="24"/>
+        </w:rPr>
+        <w:t>i</w:t>
+      </w:r>
+      <w:proofErr w:type="spellEnd"/>
+      <w:r>
+        <w:rPr>
+          <w:rFonts w:ascii="Times New Roman" w:eastAsia="Times New Roman" w:hAnsi="Times New Roman" w:cs="Times New Roman"/>
+          <w:sz w:val="24"/>
+          <w:szCs w:val="24"/>
+        </w:rPr>
+        <w:t>++)</w:t>
       </w:r>
     </w:p>
     <w:p>
@@ -4689,33 +5584,52 @@
           <w:sz w:val="21"/>
           <w:szCs w:val="21"/>
         </w:rPr>
-        <w:t xml:space="preserve">    a = 0</w:t>
-      </w:r>
-      <w:r>
-        <w:rPr>
-          <w:rFonts w:ascii="Arial" w:hAnsi="Arial" w:cs="Arial"/>
-          <w:color w:val="1F1F1F"/>
-          <w:sz w:val="21"/>
-          <w:szCs w:val="21"/>
-        </w:rPr>
-        <w:br/>
-      </w:r>
-      <w:r>
-        <w:rPr>
-          <w:rFonts w:ascii="Arial" w:hAnsi="Arial" w:cs="Arial"/>
-          <w:color w:val="1F1F1F"/>
-          <w:sz w:val="21"/>
-          <w:szCs w:val="21"/>
-        </w:rPr>
-        <w:t xml:space="preserve">    b = 1</w:t>
+        <w:t xml:space="preserve">        temp = a + b</w:t>
+      </w:r>
+      <w:r>
+        <w:rPr>
+          <w:rFonts w:ascii="Arial" w:hAnsi="Arial" w:cs="Arial"/>
+          <w:color w:val="1F1F1F"/>
+          <w:sz w:val="21"/>
+          <w:szCs w:val="21"/>
+        </w:rPr>
+        <w:br/>
+      </w:r>
+      <w:r>
+        <w:rPr>
+          <w:rFonts w:ascii="Arial" w:hAnsi="Arial" w:cs="Arial"/>
+          <w:color w:val="1F1F1F"/>
+          <w:sz w:val="21"/>
+          <w:szCs w:val="21"/>
+        </w:rPr>
+        <w:t xml:space="preserve">        a = b</w:t>
+      </w:r>
+      <w:r>
+        <w:rPr>
+          <w:rFonts w:ascii="Arial" w:hAnsi="Arial" w:cs="Arial"/>
+          <w:color w:val="1F1F1F"/>
+          <w:sz w:val="21"/>
+          <w:szCs w:val="21"/>
+        </w:rPr>
+        <w:br/>
+      </w:r>
+      <w:r>
+        <w:rPr>
+          <w:rFonts w:ascii="Arial" w:hAnsi="Arial" w:cs="Arial"/>
+          <w:color w:val="1F1F1F"/>
+          <w:sz w:val="21"/>
+          <w:szCs w:val="21"/>
+        </w:rPr>
+        <w:t xml:space="preserve">        b = temp</w:t>
       </w:r>
     </w:p>
     <w:p>
       <w:pPr>
         <w:rPr>
-          <w:rFonts w:ascii="Times New Roman" w:eastAsia="Times New Roman" w:hAnsi="Times New Roman" w:cs="Times New Roman"/>
-          <w:sz w:val="24"/>
-          <w:szCs w:val="24"/>
+          <w:rFonts w:ascii="Arial" w:hAnsi="Arial" w:cs="Arial"/>
+          <w:color w:val="1F1F1F"/>
+          <w:sz w:val="21"/>
+          <w:szCs w:val="21"/>
         </w:rPr>
       </w:pPr>
       <w:r>
@@ -4725,155 +5639,7 @@
           <w:sz w:val="21"/>
           <w:szCs w:val="21"/>
         </w:rPr>
-        <w:t xml:space="preserve">    for </w:t>
-      </w:r>
-      <w:proofErr w:type="spellStart"/>
-      <w:r>
-        <w:rPr>
-          <w:rFonts w:ascii="Arial" w:hAnsi="Arial" w:cs="Arial"/>
-          <w:color w:val="1F1F1F"/>
-          <w:sz w:val="21"/>
-          <w:szCs w:val="21"/>
-        </w:rPr>
-        <w:t>i</w:t>
-      </w:r>
-      <w:proofErr w:type="spellEnd"/>
-      <w:r>
-        <w:rPr>
-          <w:rFonts w:ascii="Arial" w:hAnsi="Arial" w:cs="Arial"/>
-          <w:color w:val="1F1F1F"/>
-          <w:sz w:val="21"/>
-          <w:szCs w:val="21"/>
-        </w:rPr>
-        <w:t xml:space="preserve"> in </w:t>
-      </w:r>
-      <w:proofErr w:type="gramStart"/>
-      <w:r>
-        <w:rPr>
-          <w:rFonts w:ascii="Arial" w:hAnsi="Arial" w:cs="Arial"/>
-          <w:color w:val="1F1F1F"/>
-          <w:sz w:val="21"/>
-          <w:szCs w:val="21"/>
-        </w:rPr>
-        <w:t>range(</w:t>
-      </w:r>
-      <w:proofErr w:type="gramEnd"/>
-      <w:r>
-        <w:rPr>
-          <w:rFonts w:ascii="Arial" w:hAnsi="Arial" w:cs="Arial"/>
-          <w:color w:val="1F1F1F"/>
-          <w:sz w:val="21"/>
-          <w:szCs w:val="21"/>
-        </w:rPr>
-        <w:t>2, n + 1):</w:t>
-      </w:r>
-      <w:r>
-        <w:rPr>
-          <w:rFonts w:ascii="Arial" w:hAnsi="Arial" w:cs="Arial"/>
-          <w:color w:val="1F1F1F"/>
-          <w:sz w:val="21"/>
-          <w:szCs w:val="21"/>
-        </w:rPr>
-        <w:t xml:space="preserve">     </w:t>
-      </w:r>
-      <w:r>
-        <w:rPr>
-          <w:rFonts w:ascii="Arial" w:hAnsi="Arial" w:cs="Arial"/>
-          <w:b/>
-          <w:color w:val="C00000"/>
-          <w:sz w:val="21"/>
-          <w:szCs w:val="21"/>
-        </w:rPr>
-        <w:t>Example: like C++:</w:t>
-      </w:r>
-      <w:r>
-        <w:rPr>
-          <w:rFonts w:ascii="Arial" w:hAnsi="Arial" w:cs="Arial"/>
-          <w:color w:val="C00000"/>
-          <w:sz w:val="21"/>
-          <w:szCs w:val="21"/>
-        </w:rPr>
-        <w:t xml:space="preserve"> </w:t>
-      </w:r>
-      <w:r>
-        <w:rPr>
-          <w:rFonts w:ascii="Times New Roman" w:eastAsia="Times New Roman" w:hAnsi="Times New Roman" w:cs="Times New Roman"/>
-          <w:sz w:val="24"/>
-          <w:szCs w:val="24"/>
-        </w:rPr>
-        <w:t xml:space="preserve"> for (</w:t>
-      </w:r>
-      <w:proofErr w:type="spellStart"/>
-      <w:r>
-        <w:rPr>
-          <w:rFonts w:ascii="Times New Roman" w:eastAsia="Times New Roman" w:hAnsi="Times New Roman" w:cs="Times New Roman"/>
-          <w:sz w:val="24"/>
-          <w:szCs w:val="24"/>
-        </w:rPr>
-        <w:t>int</w:t>
-      </w:r>
-      <w:proofErr w:type="spellEnd"/>
-      <w:r>
-        <w:rPr>
-          <w:rFonts w:ascii="Times New Roman" w:eastAsia="Times New Roman" w:hAnsi="Times New Roman" w:cs="Times New Roman"/>
-          <w:sz w:val="24"/>
-          <w:szCs w:val="24"/>
-        </w:rPr>
-        <w:t xml:space="preserve"> </w:t>
-      </w:r>
-      <w:proofErr w:type="spellStart"/>
-      <w:r>
-        <w:rPr>
-          <w:rFonts w:ascii="Times New Roman" w:eastAsia="Times New Roman" w:hAnsi="Times New Roman" w:cs="Times New Roman"/>
-          <w:sz w:val="24"/>
-          <w:szCs w:val="24"/>
-        </w:rPr>
-        <w:t>i</w:t>
-      </w:r>
-      <w:proofErr w:type="spellEnd"/>
-      <w:r>
-        <w:rPr>
-          <w:rFonts w:ascii="Times New Roman" w:eastAsia="Times New Roman" w:hAnsi="Times New Roman" w:cs="Times New Roman"/>
-          <w:sz w:val="24"/>
-          <w:szCs w:val="24"/>
-        </w:rPr>
-        <w:t xml:space="preserve"> = 2; </w:t>
-      </w:r>
-      <w:proofErr w:type="spellStart"/>
-      <w:r>
-        <w:rPr>
-          <w:rFonts w:ascii="Times New Roman" w:eastAsia="Times New Roman" w:hAnsi="Times New Roman" w:cs="Times New Roman"/>
-          <w:sz w:val="24"/>
-          <w:szCs w:val="24"/>
-        </w:rPr>
-        <w:t>i</w:t>
-      </w:r>
-      <w:proofErr w:type="spellEnd"/>
-      <w:r>
-        <w:rPr>
-          <w:rFonts w:ascii="Times New Roman" w:eastAsia="Times New Roman" w:hAnsi="Times New Roman" w:cs="Times New Roman"/>
-          <w:sz w:val="24"/>
-          <w:szCs w:val="24"/>
-        </w:rPr>
-        <w:t xml:space="preserve"> &lt;= n; </w:t>
-      </w:r>
-      <w:proofErr w:type="spellStart"/>
-      <w:r>
-        <w:rPr>
-          <w:rFonts w:ascii="Times New Roman" w:eastAsia="Times New Roman" w:hAnsi="Times New Roman" w:cs="Times New Roman"/>
-          <w:sz w:val="24"/>
-          <w:szCs w:val="24"/>
-        </w:rPr>
-        <w:t>i</w:t>
-      </w:r>
-      <w:proofErr w:type="spellEnd"/>
-      <w:r>
-        <w:rPr>
-          <w:rFonts w:ascii="Times New Roman" w:eastAsia="Times New Roman" w:hAnsi="Times New Roman" w:cs="Times New Roman"/>
-          <w:sz w:val="24"/>
-          <w:szCs w:val="24"/>
-        </w:rPr>
-        <w:t>++)</w:t>
+        <w:t xml:space="preserve">    return b</w:t>
       </w:r>
     </w:p>
     <w:p>
@@ -4892,62 +5658,78 @@
           <w:sz w:val="21"/>
           <w:szCs w:val="21"/>
         </w:rPr>
-        <w:t xml:space="preserve">        temp = a + b</w:t>
-      </w:r>
-      <w:r>
-        <w:rPr>
-          <w:rFonts w:ascii="Arial" w:hAnsi="Arial" w:cs="Arial"/>
-          <w:color w:val="1F1F1F"/>
-          <w:sz w:val="21"/>
-          <w:szCs w:val="21"/>
-        </w:rPr>
-        <w:br/>
-      </w:r>
-      <w:r>
-        <w:rPr>
-          <w:rFonts w:ascii="Arial" w:hAnsi="Arial" w:cs="Arial"/>
-          <w:color w:val="1F1F1F"/>
-          <w:sz w:val="21"/>
-          <w:szCs w:val="21"/>
-        </w:rPr>
-        <w:t xml:space="preserve">        a = b</w:t>
-      </w:r>
-      <w:r>
-        <w:rPr>
-          <w:rFonts w:ascii="Arial" w:hAnsi="Arial" w:cs="Arial"/>
-          <w:color w:val="1F1F1F"/>
-          <w:sz w:val="21"/>
-          <w:szCs w:val="21"/>
-        </w:rPr>
-        <w:br/>
-      </w:r>
-      <w:r>
-        <w:rPr>
-          <w:rFonts w:ascii="Arial" w:hAnsi="Arial" w:cs="Arial"/>
-          <w:color w:val="1F1F1F"/>
-          <w:sz w:val="21"/>
-          <w:szCs w:val="21"/>
-        </w:rPr>
-        <w:t xml:space="preserve">        b = temp</w:t>
+        <w:t>print(</w:t>
+      </w:r>
+      <w:r>
+        <w:rPr>
+          <w:rFonts w:ascii="Arial" w:hAnsi="Arial" w:cs="Arial"/>
+          <w:color w:val="1F1F1F"/>
+          <w:sz w:val="21"/>
+          <w:szCs w:val="21"/>
+        </w:rPr>
+        <w:t>“</w:t>
+      </w:r>
+      <w:proofErr w:type="gramStart"/>
+      <w:r>
+        <w:rPr>
+          <w:rFonts w:ascii="Arial" w:hAnsi="Arial" w:cs="Arial"/>
+          <w:color w:val="1F1F1F"/>
+          <w:sz w:val="21"/>
+          <w:szCs w:val="21"/>
+        </w:rPr>
+        <w:t>F(</w:t>
+      </w:r>
+      <w:proofErr w:type="gramEnd"/>
+      <w:r>
+        <w:rPr>
+          <w:rFonts w:ascii="Arial" w:hAnsi="Arial" w:cs="Arial"/>
+          <w:color w:val="1F1F1F"/>
+          <w:sz w:val="21"/>
+          <w:szCs w:val="21"/>
+        </w:rPr>
+        <w:t>5) =</w:t>
+      </w:r>
+      <w:r>
+        <w:rPr>
+          <w:rFonts w:ascii="Arial" w:hAnsi="Arial" w:cs="Arial"/>
+          <w:color w:val="1F1F1F"/>
+          <w:sz w:val="21"/>
+          <w:szCs w:val="21"/>
+        </w:rPr>
+        <w:t>”</w:t>
+      </w:r>
+      <w:r>
+        <w:rPr>
+          <w:rFonts w:ascii="Arial" w:hAnsi="Arial" w:cs="Arial"/>
+          <w:color w:val="1F1F1F"/>
+          <w:sz w:val="21"/>
+          <w:szCs w:val="21"/>
+        </w:rPr>
+        <w:t>, fib(5))</w:t>
       </w:r>
     </w:p>
     <w:p>
       <w:pPr>
         <w:rPr>
           <w:rFonts w:ascii="Arial" w:hAnsi="Arial" w:cs="Arial"/>
-          <w:color w:val="1F1F1F"/>
-          <w:sz w:val="21"/>
-          <w:szCs w:val="21"/>
+          <w:b/>
+          <w:color w:val="C00000"/>
+          <w:sz w:val="21"/>
+          <w:szCs w:val="21"/>
+          <w:shd w:val="clear" w:color="auto" w:fill="FFFFFF"/>
         </w:rPr>
       </w:pPr>
       <w:r>
         <w:rPr>
           <w:rFonts w:ascii="Arial" w:hAnsi="Arial" w:cs="Arial"/>
-          <w:color w:val="1F1F1F"/>
-          <w:sz w:val="21"/>
-          <w:szCs w:val="21"/>
-        </w:rPr>
-        <w:t xml:space="preserve">    return b</w:t>
+          <w:b/>
+          <w:color w:val="C00000"/>
+          <w:sz w:val="21"/>
+          <w:szCs w:val="21"/>
+          <w:highlight w:val="yellow"/>
+          <w:shd w:val="clear" w:color="auto" w:fill="FFFFFF"/>
+        </w:rPr>
+        <w:t>12. Draw the recursion tree showing all possible paths to make change for the amount 4 using coin denominations of 1, 2, and 3.</w:t>
       </w:r>
     </w:p>
     <w:p>
@@ -4966,52 +5748,44 @@
           <w:sz w:val="21"/>
           <w:szCs w:val="21"/>
         </w:rPr>
-        <w:t>print("</w:t>
-      </w:r>
-      <w:proofErr w:type="gramStart"/>
-      <w:r>
-        <w:rPr>
-          <w:rFonts w:ascii="Arial" w:hAnsi="Arial" w:cs="Arial"/>
-          <w:color w:val="1F1F1F"/>
-          <w:sz w:val="21"/>
-          <w:szCs w:val="21"/>
-        </w:rPr>
-        <w:t>F(</w:t>
-      </w:r>
-      <w:proofErr w:type="gramEnd"/>
-      <w:r>
-        <w:rPr>
-          <w:rFonts w:ascii="Arial" w:hAnsi="Arial" w:cs="Arial"/>
-          <w:color w:val="1F1F1F"/>
-          <w:sz w:val="21"/>
-          <w:szCs w:val="21"/>
-        </w:rPr>
-        <w:t>5) =", fib(5))</w:t>
+        <w:t xml:space="preserve">                                </w:t>
+      </w:r>
+      <w:r>
+        <w:rPr>
+          <w:rFonts w:ascii="Arial" w:hAnsi="Arial" w:cs="Arial"/>
+          <w:color w:val="1F1F1F"/>
+          <w:sz w:val="21"/>
+          <w:szCs w:val="21"/>
+        </w:rPr>
+        <w:t xml:space="preserve">   </w:t>
+      </w:r>
+      <w:r>
+        <w:rPr>
+          <w:rFonts w:ascii="Arial" w:hAnsi="Arial" w:cs="Arial"/>
+          <w:color w:val="1F1F1F"/>
+          <w:sz w:val="21"/>
+          <w:szCs w:val="21"/>
+        </w:rPr>
+        <w:t>4</w:t>
       </w:r>
     </w:p>
     <w:p>
       <w:pPr>
         <w:rPr>
           <w:rFonts w:ascii="Arial" w:hAnsi="Arial" w:cs="Arial"/>
-          <w:b/>
-          <w:color w:val="C00000"/>
-          <w:sz w:val="21"/>
-          <w:szCs w:val="21"/>
-          <w:shd w:val="clear" w:color="auto" w:fill="FFFFFF"/>
+          <w:color w:val="1F1F1F"/>
+          <w:sz w:val="21"/>
+          <w:szCs w:val="21"/>
         </w:rPr>
       </w:pPr>
       <w:r>
         <w:rPr>
           <w:rFonts w:ascii="Arial" w:hAnsi="Arial" w:cs="Arial"/>
-          <w:b/>
-          <w:color w:val="C00000"/>
-          <w:sz w:val="21"/>
-          <w:szCs w:val="21"/>
-          <w:highlight w:val="yellow"/>
-          <w:shd w:val="clear" w:color="auto" w:fill="FFFFFF"/>
-        </w:rPr>
-        <w:lastRenderedPageBreak/>
-        <w:t>12. Draw the recursion tree showing all possible paths to make change for the amount 4 using coin denominations of 1, 2, and 3.</w:t>
+          <w:color w:val="1F1F1F"/>
+          <w:sz w:val="21"/>
+          <w:szCs w:val="21"/>
+        </w:rPr>
+        <w:t xml:space="preserve">               /----------------|----------------\</w:t>
       </w:r>
     </w:p>
     <w:p>
@@ -5030,25 +5804,7 @@
           <w:sz w:val="21"/>
           <w:szCs w:val="21"/>
         </w:rPr>
-        <w:t xml:space="preserve">                                </w:t>
-      </w:r>
-      <w:r>
-        <w:rPr>
-          <w:rFonts w:ascii="Arial" w:hAnsi="Arial" w:cs="Arial"/>
-          <w:color w:val="1F1F1F"/>
-          <w:sz w:val="21"/>
-          <w:szCs w:val="21"/>
-        </w:rPr>
-        <w:t xml:space="preserve">   </w:t>
-      </w:r>
-      <w:r>
-        <w:rPr>
-          <w:rFonts w:ascii="Arial" w:hAnsi="Arial" w:cs="Arial"/>
-          <w:color w:val="1F1F1F"/>
-          <w:sz w:val="21"/>
-          <w:szCs w:val="21"/>
-        </w:rPr>
-        <w:t>4</w:t>
+        <w:t xml:space="preserve">              3                 2                 1</w:t>
       </w:r>
     </w:p>
     <w:p>
@@ -5067,44 +5823,7 @@
           <w:sz w:val="21"/>
           <w:szCs w:val="21"/>
         </w:rPr>
-        <w:t xml:space="preserve">               /----------------|----------------\</w:t>
-      </w:r>
-    </w:p>
-    <w:p>
-      <w:pPr>
-        <w:rPr>
-          <w:rFonts w:ascii="Arial" w:hAnsi="Arial" w:cs="Arial"/>
-          <w:color w:val="1F1F1F"/>
-          <w:sz w:val="21"/>
-          <w:szCs w:val="21"/>
-        </w:rPr>
-      </w:pPr>
-      <w:r>
-        <w:rPr>
-          <w:rFonts w:ascii="Arial" w:hAnsi="Arial" w:cs="Arial"/>
-          <w:color w:val="1F1F1F"/>
-          <w:sz w:val="21"/>
-          <w:szCs w:val="21"/>
-        </w:rPr>
-        <w:t xml:space="preserve">              3                 2                 1</w:t>
-      </w:r>
-    </w:p>
-    <w:p>
-      <w:pPr>
-        <w:rPr>
-          <w:rFonts w:ascii="Arial" w:hAnsi="Arial" w:cs="Arial"/>
-          <w:color w:val="1F1F1F"/>
-          <w:sz w:val="21"/>
-          <w:szCs w:val="21"/>
-        </w:rPr>
-      </w:pPr>
-      <w:r>
-        <w:rPr>
-          <w:rFonts w:ascii="Arial" w:hAnsi="Arial" w:cs="Arial"/>
-          <w:color w:val="1F1F1F"/>
-          <w:sz w:val="21"/>
-          <w:szCs w:val="21"/>
-        </w:rPr>
+        <w:lastRenderedPageBreak/>
         <w:t xml:space="preserve">        /-----|-----\     /-----|-----\     /-----|-----\</w:t>
       </w:r>
     </w:p>
@@ -5591,17 +6310,15 @@
         </w:rPr>
         <w:t>(</w:t>
       </w:r>
-      <w:proofErr w:type="spellStart"/>
-      <w:r>
-        <w:rPr>
-          <w:rFonts w:ascii="Arial" w:hAnsi="Arial" w:cs="Arial"/>
-          <w:color w:val="1F1F1F"/>
-          <w:sz w:val="21"/>
-          <w:szCs w:val="21"/>
-        </w:rPr>
-        <w:t>i</w:t>
-      </w:r>
-      <w:proofErr w:type="spellEnd"/>
+      <w:r>
+        <w:rPr>
+          <w:rFonts w:ascii="Arial" w:hAnsi="Arial" w:cs="Arial"/>
+          <w:color w:val="1F1F1F"/>
+          <w:sz w:val="21"/>
+          <w:szCs w:val="21"/>
+        </w:rPr>
+        <w:t>I</w:t>
+      </w:r>
       <w:r>
         <w:rPr>
           <w:rFonts w:ascii="Arial" w:hAnsi="Arial" w:cs="Arial"/>
@@ -5629,25 +6346,59 @@
         </w:rPr>
         <w:t xml:space="preserve">    if </w:t>
       </w:r>
-      <w:proofErr w:type="spellStart"/>
-      <w:r>
-        <w:rPr>
-          <w:rFonts w:ascii="Arial" w:hAnsi="Arial" w:cs="Arial"/>
-          <w:color w:val="1F1F1F"/>
-          <w:sz w:val="21"/>
-          <w:szCs w:val="21"/>
-        </w:rPr>
-        <w:t>i</w:t>
-      </w:r>
-      <w:proofErr w:type="spellEnd"/>
-      <w:r>
-        <w:rPr>
-          <w:rFonts w:ascii="Arial" w:hAnsi="Arial" w:cs="Arial"/>
-          <w:color w:val="1F1F1F"/>
-          <w:sz w:val="21"/>
-          <w:szCs w:val="21"/>
-        </w:rPr>
-        <w:t xml:space="preserve"> == n - 1 and j == m - 1:</w:t>
+      <w:r>
+        <w:rPr>
+          <w:rFonts w:ascii="Arial" w:hAnsi="Arial" w:cs="Arial"/>
+          <w:color w:val="1F1F1F"/>
+          <w:sz w:val="21"/>
+          <w:szCs w:val="21"/>
+        </w:rPr>
+        <w:t>I</w:t>
+      </w:r>
+      <w:r>
+        <w:rPr>
+          <w:rFonts w:ascii="Arial" w:hAnsi="Arial" w:cs="Arial"/>
+          <w:color w:val="1F1F1F"/>
+          <w:sz w:val="21"/>
+          <w:szCs w:val="21"/>
+        </w:rPr>
+        <w:t xml:space="preserve"> == n </w:t>
+      </w:r>
+      <w:r>
+        <w:rPr>
+          <w:rFonts w:ascii="Arial" w:hAnsi="Arial" w:cs="Arial"/>
+          <w:color w:val="1F1F1F"/>
+          <w:sz w:val="21"/>
+          <w:szCs w:val="21"/>
+        </w:rPr>
+        <w:t>–</w:t>
+      </w:r>
+      <w:r>
+        <w:rPr>
+          <w:rFonts w:ascii="Arial" w:hAnsi="Arial" w:cs="Arial"/>
+          <w:color w:val="1F1F1F"/>
+          <w:sz w:val="21"/>
+          <w:szCs w:val="21"/>
+        </w:rPr>
+        <w:t xml:space="preserve"> 1 and j == m </w:t>
+      </w:r>
+      <w:r>
+        <w:rPr>
+          <w:rFonts w:ascii="Arial" w:hAnsi="Arial" w:cs="Arial"/>
+          <w:color w:val="1F1F1F"/>
+          <w:sz w:val="21"/>
+          <w:szCs w:val="21"/>
+        </w:rPr>
+        <w:t>–</w:t>
+      </w:r>
+      <w:r>
+        <w:rPr>
+          <w:rFonts w:ascii="Arial" w:hAnsi="Arial" w:cs="Arial"/>
+          <w:color w:val="1F1F1F"/>
+          <w:sz w:val="21"/>
+          <w:szCs w:val="21"/>
+        </w:rPr>
+        <w:t xml:space="preserve"> 1:</w:t>
       </w:r>
       <w:r>
         <w:rPr>
@@ -5686,17 +6437,15 @@
         </w:rPr>
         <w:t xml:space="preserve">    if </w:t>
       </w:r>
-      <w:proofErr w:type="spellStart"/>
-      <w:r>
-        <w:rPr>
-          <w:rFonts w:ascii="Arial" w:hAnsi="Arial" w:cs="Arial"/>
-          <w:color w:val="1F1F1F"/>
-          <w:sz w:val="21"/>
-          <w:szCs w:val="21"/>
-        </w:rPr>
-        <w:t>i</w:t>
-      </w:r>
-      <w:proofErr w:type="spellEnd"/>
+      <w:r>
+        <w:rPr>
+          <w:rFonts w:ascii="Arial" w:hAnsi="Arial" w:cs="Arial"/>
+          <w:color w:val="1F1F1F"/>
+          <w:sz w:val="21"/>
+          <w:szCs w:val="21"/>
+        </w:rPr>
+        <w:t>I</w:t>
+      </w:r>
       <w:r>
         <w:rPr>
           <w:rFonts w:ascii="Arial" w:hAnsi="Arial" w:cs="Arial"/>
@@ -5763,17 +6512,15 @@
         </w:rPr>
         <w:t>(</w:t>
       </w:r>
-      <w:proofErr w:type="spellStart"/>
-      <w:r>
-        <w:rPr>
-          <w:rFonts w:ascii="Arial" w:hAnsi="Arial" w:cs="Arial"/>
-          <w:color w:val="1F1F1F"/>
-          <w:sz w:val="21"/>
-          <w:szCs w:val="21"/>
-        </w:rPr>
-        <w:t>i</w:t>
-      </w:r>
-      <w:proofErr w:type="spellEnd"/>
+      <w:r>
+        <w:rPr>
+          <w:rFonts w:ascii="Arial" w:hAnsi="Arial" w:cs="Arial"/>
+          <w:color w:val="1F1F1F"/>
+          <w:sz w:val="21"/>
+          <w:szCs w:val="21"/>
+        </w:rPr>
+        <w:t>I</w:t>
+      </w:r>
       <w:r>
         <w:rPr>
           <w:rFonts w:ascii="Arial" w:hAnsi="Arial" w:cs="Arial"/>
@@ -5821,17 +6568,15 @@
         </w:rPr>
         <w:t>(</w:t>
       </w:r>
-      <w:proofErr w:type="spellStart"/>
-      <w:r>
-        <w:rPr>
-          <w:rFonts w:ascii="Arial" w:hAnsi="Arial" w:cs="Arial"/>
-          <w:color w:val="1F1F1F"/>
-          <w:sz w:val="21"/>
-          <w:szCs w:val="21"/>
-        </w:rPr>
-        <w:t>i</w:t>
-      </w:r>
-      <w:proofErr w:type="spellEnd"/>
+      <w:r>
+        <w:rPr>
+          <w:rFonts w:ascii="Arial" w:hAnsi="Arial" w:cs="Arial"/>
+          <w:color w:val="1F1F1F"/>
+          <w:sz w:val="21"/>
+          <w:szCs w:val="21"/>
+        </w:rPr>
+        <w:t>I</w:t>
+      </w:r>
       <w:r>
         <w:rPr>
           <w:rFonts w:ascii="Arial" w:hAnsi="Arial" w:cs="Arial"/>
@@ -5958,16 +6703,819 @@
           <w:highlight w:val="yellow"/>
           <w:shd w:val="clear" w:color="auto" w:fill="FFFFFF"/>
         </w:rPr>
+        <w:t>14. Trace the step-by-step execution flow and variable states for a loop that determines if the number 7 is prime.</w:t>
+      </w:r>
+    </w:p>
+    <w:p>
+      <w:pPr>
+        <w:pStyle w:val="NormalWeb"/>
+        <w:rPr>
+          <w:rFonts w:ascii="Arial" w:hAnsi="Arial" w:cs="Arial"/>
+          <w:color w:val="1F1F1F"/>
+          <w:sz w:val="21"/>
+          <w:szCs w:val="21"/>
+        </w:rPr>
+      </w:pPr>
+      <w:proofErr w:type="spellStart"/>
+      <w:r>
+        <w:rPr>
+          <w:rFonts w:ascii="Arial" w:hAnsi="Arial" w:cs="Arial"/>
+          <w:color w:val="1F1F1F"/>
+          <w:sz w:val="21"/>
+          <w:szCs w:val="21"/>
+        </w:rPr>
+        <w:t>num</w:t>
+      </w:r>
+      <w:proofErr w:type="spellEnd"/>
+      <w:r>
+        <w:rPr>
+          <w:rFonts w:ascii="Arial" w:hAnsi="Arial" w:cs="Arial"/>
+          <w:color w:val="1F1F1F"/>
+          <w:sz w:val="21"/>
+          <w:szCs w:val="21"/>
+        </w:rPr>
+        <w:t xml:space="preserve"> = 7</w:t>
+      </w:r>
+    </w:p>
+    <w:p>
+      <w:pPr>
+        <w:pStyle w:val="NormalWeb"/>
+        <w:rPr>
+          <w:rFonts w:ascii="Arial" w:hAnsi="Arial" w:cs="Arial"/>
+          <w:color w:val="1F1F1F"/>
+          <w:sz w:val="21"/>
+          <w:szCs w:val="21"/>
+        </w:rPr>
+      </w:pPr>
+      <w:proofErr w:type="spellStart"/>
+      <w:r>
+        <w:rPr>
+          <w:rFonts w:ascii="Arial" w:hAnsi="Arial" w:cs="Arial"/>
+          <w:color w:val="1F1F1F"/>
+          <w:sz w:val="21"/>
+          <w:szCs w:val="21"/>
+        </w:rPr>
+        <w:t>isPrime</w:t>
+      </w:r>
+      <w:proofErr w:type="spellEnd"/>
+      <w:r>
+        <w:rPr>
+          <w:rFonts w:ascii="Arial" w:hAnsi="Arial" w:cs="Arial"/>
+          <w:color w:val="1F1F1F"/>
+          <w:sz w:val="21"/>
+          <w:szCs w:val="21"/>
+        </w:rPr>
+        <w:t xml:space="preserve"> = True</w:t>
+      </w:r>
+    </w:p>
+    <w:p>
+      <w:pPr>
+        <w:pStyle w:val="NormalWeb"/>
+        <w:rPr>
+          <w:rFonts w:ascii="Arial" w:hAnsi="Arial" w:cs="Arial"/>
+          <w:color w:val="1F1F1F"/>
+          <w:sz w:val="21"/>
+          <w:szCs w:val="21"/>
+        </w:rPr>
+      </w:pPr>
+      <w:proofErr w:type="gramStart"/>
+      <w:r>
+        <w:rPr>
+          <w:rFonts w:ascii="Arial" w:hAnsi="Arial" w:cs="Arial"/>
+          <w:color w:val="1F1F1F"/>
+          <w:sz w:val="21"/>
+          <w:szCs w:val="21"/>
+        </w:rPr>
         <w:lastRenderedPageBreak/>
-        <w:t>14. Trace the step-by-step execution flow and variable states for a loop that determines if the number 7 is prime.</w:t>
-      </w:r>
-      <w:r>
-        <w:rPr>
-          <w:rFonts w:ascii="Arial" w:hAnsi="Arial" w:cs="Arial"/>
-          <w:color w:val="1F1F1F"/>
-          <w:sz w:val="21"/>
-          <w:szCs w:val="21"/>
-          <w:shd w:val="clear" w:color="auto" w:fill="FFFFFF"/>
+        <w:t>print(</w:t>
+      </w:r>
+      <w:proofErr w:type="gramEnd"/>
+      <w:r>
+        <w:rPr>
+          <w:rFonts w:ascii="Arial" w:hAnsi="Arial" w:cs="Arial"/>
+          <w:color w:val="1F1F1F"/>
+          <w:sz w:val="21"/>
+          <w:szCs w:val="21"/>
+        </w:rPr>
+        <w:t xml:space="preserve">"Number =", </w:t>
+      </w:r>
+      <w:proofErr w:type="spellStart"/>
+      <w:r>
+        <w:rPr>
+          <w:rFonts w:ascii="Arial" w:hAnsi="Arial" w:cs="Arial"/>
+          <w:color w:val="1F1F1F"/>
+          <w:sz w:val="21"/>
+          <w:szCs w:val="21"/>
+        </w:rPr>
+        <w:t>num</w:t>
+      </w:r>
+      <w:proofErr w:type="spellEnd"/>
+      <w:r>
+        <w:rPr>
+          <w:rFonts w:ascii="Arial" w:hAnsi="Arial" w:cs="Arial"/>
+          <w:color w:val="1F1F1F"/>
+          <w:sz w:val="21"/>
+          <w:szCs w:val="21"/>
+        </w:rPr>
+        <w:t>)</w:t>
+      </w:r>
+    </w:p>
+    <w:p>
+      <w:pPr>
+        <w:pStyle w:val="NormalWeb"/>
+        <w:rPr>
+          <w:rFonts w:ascii="Arial" w:hAnsi="Arial" w:cs="Arial"/>
+          <w:color w:val="1F1F1F"/>
+          <w:sz w:val="21"/>
+          <w:szCs w:val="21"/>
+        </w:rPr>
+      </w:pPr>
+      <w:proofErr w:type="gramStart"/>
+      <w:r>
+        <w:rPr>
+          <w:rFonts w:ascii="Arial" w:hAnsi="Arial" w:cs="Arial"/>
+          <w:color w:val="1F1F1F"/>
+          <w:sz w:val="21"/>
+          <w:szCs w:val="21"/>
+        </w:rPr>
+        <w:t>print(</w:t>
+      </w:r>
+      <w:proofErr w:type="gramEnd"/>
+      <w:r>
+        <w:rPr>
+          <w:rFonts w:ascii="Arial" w:hAnsi="Arial" w:cs="Arial"/>
+          <w:color w:val="1F1F1F"/>
+          <w:sz w:val="21"/>
+          <w:szCs w:val="21"/>
+        </w:rPr>
+        <w:t>)</w:t>
+      </w:r>
+    </w:p>
+    <w:p>
+      <w:pPr>
+        <w:pStyle w:val="NormalWeb"/>
+        <w:rPr>
+          <w:rFonts w:ascii="Arial" w:hAnsi="Arial" w:cs="Arial"/>
+          <w:color w:val="1F1F1F"/>
+          <w:sz w:val="21"/>
+          <w:szCs w:val="21"/>
+        </w:rPr>
+      </w:pPr>
+      <w:r>
+        <w:rPr>
+          <w:rFonts w:ascii="Arial" w:hAnsi="Arial" w:cs="Arial"/>
+          <w:color w:val="1F1F1F"/>
+          <w:sz w:val="21"/>
+          <w:szCs w:val="21"/>
+        </w:rPr>
+        <w:t>print("Step\</w:t>
+      </w:r>
+      <w:proofErr w:type="spellStart"/>
+      <w:r>
+        <w:rPr>
+          <w:rFonts w:ascii="Arial" w:hAnsi="Arial" w:cs="Arial"/>
+          <w:color w:val="1F1F1F"/>
+          <w:sz w:val="21"/>
+          <w:szCs w:val="21"/>
+        </w:rPr>
+        <w:t>ti</w:t>
+      </w:r>
+      <w:proofErr w:type="spellEnd"/>
+      <w:r>
+        <w:rPr>
+          <w:rFonts w:ascii="Arial" w:hAnsi="Arial" w:cs="Arial"/>
+          <w:color w:val="1F1F1F"/>
+          <w:sz w:val="21"/>
+          <w:szCs w:val="21"/>
+        </w:rPr>
+        <w:t>\t7%i\</w:t>
+      </w:r>
+      <w:proofErr w:type="spellStart"/>
+      <w:r>
+        <w:rPr>
+          <w:rFonts w:ascii="Arial" w:hAnsi="Arial" w:cs="Arial"/>
+          <w:color w:val="1F1F1F"/>
+          <w:sz w:val="21"/>
+          <w:szCs w:val="21"/>
+        </w:rPr>
+        <w:t>tisPrime</w:t>
+      </w:r>
+      <w:proofErr w:type="spellEnd"/>
+      <w:r>
+        <w:rPr>
+          <w:rFonts w:ascii="Arial" w:hAnsi="Arial" w:cs="Arial"/>
+          <w:color w:val="1F1F1F"/>
+          <w:sz w:val="21"/>
+          <w:szCs w:val="21"/>
+        </w:rPr>
+        <w:t>")</w:t>
+      </w:r>
+    </w:p>
+    <w:p>
+      <w:pPr>
+        <w:pStyle w:val="NormalWeb"/>
+        <w:rPr>
+          <w:rFonts w:ascii="Arial" w:hAnsi="Arial" w:cs="Arial"/>
+          <w:color w:val="1F1F1F"/>
+          <w:sz w:val="21"/>
+          <w:szCs w:val="21"/>
+        </w:rPr>
+      </w:pPr>
+      <w:proofErr w:type="gramStart"/>
+      <w:r>
+        <w:rPr>
+          <w:rFonts w:ascii="Arial" w:hAnsi="Arial" w:cs="Arial"/>
+          <w:color w:val="1F1F1F"/>
+          <w:sz w:val="21"/>
+          <w:szCs w:val="21"/>
+        </w:rPr>
+        <w:t>print(</w:t>
+      </w:r>
+      <w:proofErr w:type="gramEnd"/>
+      <w:r>
+        <w:rPr>
+          <w:rFonts w:ascii="Arial" w:hAnsi="Arial" w:cs="Arial"/>
+          <w:color w:val="1F1F1F"/>
+          <w:sz w:val="21"/>
+          <w:szCs w:val="21"/>
+        </w:rPr>
+        <w:t>"---</w:t>
+      </w:r>
+      <w:r>
+        <w:rPr>
+          <w:rFonts w:ascii="Arial" w:hAnsi="Arial" w:cs="Arial"/>
+          <w:color w:val="1F1F1F"/>
+          <w:sz w:val="21"/>
+          <w:szCs w:val="21"/>
+        </w:rPr>
+        <w:t>-----------------------------")</w:t>
+      </w:r>
+    </w:p>
+    <w:p>
+      <w:pPr>
+        <w:pStyle w:val="NormalWeb"/>
+        <w:rPr>
+          <w:rFonts w:ascii="Arial" w:hAnsi="Arial" w:cs="Arial"/>
+          <w:color w:val="1F1F1F"/>
+          <w:sz w:val="21"/>
+          <w:szCs w:val="21"/>
+        </w:rPr>
+      </w:pPr>
+      <w:r>
+        <w:rPr>
+          <w:rFonts w:ascii="Arial" w:hAnsi="Arial" w:cs="Arial"/>
+          <w:color w:val="1F1F1F"/>
+          <w:sz w:val="21"/>
+          <w:szCs w:val="21"/>
+        </w:rPr>
+        <w:t>print("Start\t-\t-\</w:t>
+      </w:r>
+      <w:proofErr w:type="spellStart"/>
+      <w:r>
+        <w:rPr>
+          <w:rFonts w:ascii="Arial" w:hAnsi="Arial" w:cs="Arial"/>
+          <w:color w:val="1F1F1F"/>
+          <w:sz w:val="21"/>
+          <w:szCs w:val="21"/>
+        </w:rPr>
+        <w:t>ttrue</w:t>
+      </w:r>
+      <w:proofErr w:type="spellEnd"/>
+      <w:r>
+        <w:rPr>
+          <w:rFonts w:ascii="Arial" w:hAnsi="Arial" w:cs="Arial"/>
+          <w:color w:val="1F1F1F"/>
+          <w:sz w:val="21"/>
+          <w:szCs w:val="21"/>
+        </w:rPr>
+        <w:t>")</w:t>
+      </w:r>
+    </w:p>
+    <w:p>
+      <w:pPr>
+        <w:pStyle w:val="NormalWeb"/>
+        <w:rPr>
+          <w:rFonts w:ascii="Arial" w:hAnsi="Arial" w:cs="Arial"/>
+          <w:color w:val="1F1F1F"/>
+          <w:sz w:val="21"/>
+          <w:szCs w:val="21"/>
+        </w:rPr>
+      </w:pPr>
+      <w:r>
+        <w:rPr>
+          <w:rFonts w:ascii="Arial" w:hAnsi="Arial" w:cs="Arial"/>
+          <w:color w:val="1F1F1F"/>
+          <w:sz w:val="21"/>
+          <w:szCs w:val="21"/>
+        </w:rPr>
+        <w:t>step = 1</w:t>
+      </w:r>
+    </w:p>
+    <w:p>
+      <w:pPr>
+        <w:pStyle w:val="NormalWeb"/>
+        <w:rPr>
+          <w:rFonts w:ascii="Arial" w:hAnsi="Arial" w:cs="Arial"/>
+          <w:color w:val="1F1F1F"/>
+          <w:sz w:val="21"/>
+          <w:szCs w:val="21"/>
+        </w:rPr>
+      </w:pPr>
+      <w:r>
+        <w:rPr>
+          <w:rFonts w:ascii="Arial" w:hAnsi="Arial" w:cs="Arial"/>
+          <w:color w:val="1F1F1F"/>
+          <w:sz w:val="21"/>
+          <w:szCs w:val="21"/>
+        </w:rPr>
+        <w:t xml:space="preserve">for </w:t>
+      </w:r>
+      <w:proofErr w:type="spellStart"/>
+      <w:r>
+        <w:rPr>
+          <w:rFonts w:ascii="Arial" w:hAnsi="Arial" w:cs="Arial"/>
+          <w:color w:val="1F1F1F"/>
+          <w:sz w:val="21"/>
+          <w:szCs w:val="21"/>
+        </w:rPr>
+        <w:t>i</w:t>
+      </w:r>
+      <w:proofErr w:type="spellEnd"/>
+      <w:r>
+        <w:rPr>
+          <w:rFonts w:ascii="Arial" w:hAnsi="Arial" w:cs="Arial"/>
+          <w:color w:val="1F1F1F"/>
+          <w:sz w:val="21"/>
+          <w:szCs w:val="21"/>
+        </w:rPr>
+        <w:t xml:space="preserve"> in </w:t>
+      </w:r>
+      <w:proofErr w:type="gramStart"/>
+      <w:r>
+        <w:rPr>
+          <w:rFonts w:ascii="Arial" w:hAnsi="Arial" w:cs="Arial"/>
+          <w:color w:val="1F1F1F"/>
+          <w:sz w:val="21"/>
+          <w:szCs w:val="21"/>
+        </w:rPr>
+        <w:t>range(</w:t>
+      </w:r>
+      <w:proofErr w:type="gramEnd"/>
+      <w:r>
+        <w:rPr>
+          <w:rFonts w:ascii="Arial" w:hAnsi="Arial" w:cs="Arial"/>
+          <w:color w:val="1F1F1F"/>
+          <w:sz w:val="21"/>
+          <w:szCs w:val="21"/>
+        </w:rPr>
+        <w:t xml:space="preserve">2, </w:t>
+      </w:r>
+      <w:proofErr w:type="spellStart"/>
+      <w:r>
+        <w:rPr>
+          <w:rFonts w:ascii="Arial" w:hAnsi="Arial" w:cs="Arial"/>
+          <w:color w:val="1F1F1F"/>
+          <w:sz w:val="21"/>
+          <w:szCs w:val="21"/>
+        </w:rPr>
+        <w:t>num</w:t>
+      </w:r>
+      <w:proofErr w:type="spellEnd"/>
+      <w:r>
+        <w:rPr>
+          <w:rFonts w:ascii="Arial" w:hAnsi="Arial" w:cs="Arial"/>
+          <w:color w:val="1F1F1F"/>
+          <w:sz w:val="21"/>
+          <w:szCs w:val="21"/>
+        </w:rPr>
+        <w:t>):</w:t>
+      </w:r>
+    </w:p>
+    <w:p>
+      <w:pPr>
+        <w:pStyle w:val="NormalWeb"/>
+        <w:rPr>
+          <w:rFonts w:ascii="Arial" w:hAnsi="Arial" w:cs="Arial"/>
+          <w:color w:val="1F1F1F"/>
+          <w:sz w:val="21"/>
+          <w:szCs w:val="21"/>
+        </w:rPr>
+      </w:pPr>
+      <w:r>
+        <w:rPr>
+          <w:rFonts w:ascii="Arial" w:hAnsi="Arial" w:cs="Arial"/>
+          <w:color w:val="1F1F1F"/>
+          <w:sz w:val="21"/>
+          <w:szCs w:val="21"/>
+        </w:rPr>
+        <w:t xml:space="preserve">    mod = </w:t>
+      </w:r>
+      <w:proofErr w:type="spellStart"/>
+      <w:r>
+        <w:rPr>
+          <w:rFonts w:ascii="Arial" w:hAnsi="Arial" w:cs="Arial"/>
+          <w:color w:val="1F1F1F"/>
+          <w:sz w:val="21"/>
+          <w:szCs w:val="21"/>
+        </w:rPr>
+        <w:t>num</w:t>
+      </w:r>
+      <w:proofErr w:type="spellEnd"/>
+      <w:r>
+        <w:rPr>
+          <w:rFonts w:ascii="Arial" w:hAnsi="Arial" w:cs="Arial"/>
+          <w:color w:val="1F1F1F"/>
+          <w:sz w:val="21"/>
+          <w:szCs w:val="21"/>
+        </w:rPr>
+        <w:t xml:space="preserve"> % </w:t>
+      </w:r>
+      <w:proofErr w:type="spellStart"/>
+      <w:r>
+        <w:rPr>
+          <w:rFonts w:ascii="Arial" w:hAnsi="Arial" w:cs="Arial"/>
+          <w:color w:val="1F1F1F"/>
+          <w:sz w:val="21"/>
+          <w:szCs w:val="21"/>
+        </w:rPr>
+        <w:t>i</w:t>
+      </w:r>
+      <w:proofErr w:type="spellEnd"/>
+    </w:p>
+    <w:p>
+      <w:pPr>
+        <w:pStyle w:val="NormalWeb"/>
+        <w:rPr>
+          <w:rFonts w:ascii="Arial" w:hAnsi="Arial" w:cs="Arial"/>
+          <w:color w:val="1F1F1F"/>
+          <w:sz w:val="21"/>
+          <w:szCs w:val="21"/>
+        </w:rPr>
+      </w:pPr>
+      <w:r>
+        <w:rPr>
+          <w:rFonts w:ascii="Arial" w:hAnsi="Arial" w:cs="Arial"/>
+          <w:color w:val="1F1F1F"/>
+          <w:sz w:val="21"/>
+          <w:szCs w:val="21"/>
+        </w:rPr>
+        <w:t xml:space="preserve">    if mod == 0:</w:t>
+      </w:r>
+    </w:p>
+    <w:p>
+      <w:pPr>
+        <w:pStyle w:val="NormalWeb"/>
+        <w:rPr>
+          <w:rFonts w:ascii="Arial" w:hAnsi="Arial" w:cs="Arial"/>
+          <w:color w:val="1F1F1F"/>
+          <w:sz w:val="21"/>
+          <w:szCs w:val="21"/>
+        </w:rPr>
+      </w:pPr>
+      <w:r>
+        <w:rPr>
+          <w:rFonts w:ascii="Arial" w:hAnsi="Arial" w:cs="Arial"/>
+          <w:color w:val="1F1F1F"/>
+          <w:sz w:val="21"/>
+          <w:szCs w:val="21"/>
+        </w:rPr>
+        <w:t xml:space="preserve">        </w:t>
+      </w:r>
+      <w:proofErr w:type="spellStart"/>
+      <w:r>
+        <w:rPr>
+          <w:rFonts w:ascii="Arial" w:hAnsi="Arial" w:cs="Arial"/>
+          <w:color w:val="1F1F1F"/>
+          <w:sz w:val="21"/>
+          <w:szCs w:val="21"/>
+        </w:rPr>
+        <w:t>isPrime</w:t>
+      </w:r>
+      <w:proofErr w:type="spellEnd"/>
+      <w:r>
+        <w:rPr>
+          <w:rFonts w:ascii="Arial" w:hAnsi="Arial" w:cs="Arial"/>
+          <w:color w:val="1F1F1F"/>
+          <w:sz w:val="21"/>
+          <w:szCs w:val="21"/>
+        </w:rPr>
+        <w:t xml:space="preserve"> = False</w:t>
+      </w:r>
+    </w:p>
+    <w:p>
+      <w:pPr>
+        <w:pStyle w:val="NormalWeb"/>
+        <w:rPr>
+          <w:rFonts w:ascii="Arial" w:hAnsi="Arial" w:cs="Arial"/>
+          <w:color w:val="1F1F1F"/>
+          <w:sz w:val="21"/>
+          <w:szCs w:val="21"/>
+        </w:rPr>
+      </w:pPr>
+      <w:r>
+        <w:rPr>
+          <w:rFonts w:ascii="Arial" w:hAnsi="Arial" w:cs="Arial"/>
+          <w:color w:val="1F1F1F"/>
+          <w:sz w:val="21"/>
+          <w:szCs w:val="21"/>
+        </w:rPr>
+        <w:t xml:space="preserve">    </w:t>
+      </w:r>
+      <w:proofErr w:type="gramStart"/>
+      <w:r>
+        <w:rPr>
+          <w:rFonts w:ascii="Arial" w:hAnsi="Arial" w:cs="Arial"/>
+          <w:color w:val="1F1F1F"/>
+          <w:sz w:val="21"/>
+          <w:szCs w:val="21"/>
+        </w:rPr>
+        <w:t>print(</w:t>
+      </w:r>
+      <w:proofErr w:type="gramEnd"/>
+      <w:r>
+        <w:rPr>
+          <w:rFonts w:ascii="Arial" w:hAnsi="Arial" w:cs="Arial"/>
+          <w:color w:val="1F1F1F"/>
+          <w:sz w:val="21"/>
+          <w:szCs w:val="21"/>
+        </w:rPr>
+        <w:t xml:space="preserve">step, "\t", </w:t>
+      </w:r>
+      <w:proofErr w:type="spellStart"/>
+      <w:r>
+        <w:rPr>
+          <w:rFonts w:ascii="Arial" w:hAnsi="Arial" w:cs="Arial"/>
+          <w:color w:val="1F1F1F"/>
+          <w:sz w:val="21"/>
+          <w:szCs w:val="21"/>
+        </w:rPr>
+        <w:t>i</w:t>
+      </w:r>
+      <w:proofErr w:type="spellEnd"/>
+      <w:r>
+        <w:rPr>
+          <w:rFonts w:ascii="Arial" w:hAnsi="Arial" w:cs="Arial"/>
+          <w:color w:val="1F1F1F"/>
+          <w:sz w:val="21"/>
+          <w:szCs w:val="21"/>
+        </w:rPr>
+        <w:t xml:space="preserve">, "\t", mod, "\t", "true" if </w:t>
+      </w:r>
+      <w:proofErr w:type="spellStart"/>
+      <w:r>
+        <w:rPr>
+          <w:rFonts w:ascii="Arial" w:hAnsi="Arial" w:cs="Arial"/>
+          <w:color w:val="1F1F1F"/>
+          <w:sz w:val="21"/>
+          <w:szCs w:val="21"/>
+        </w:rPr>
+        <w:t>isPrime</w:t>
+      </w:r>
+      <w:proofErr w:type="spellEnd"/>
+      <w:r>
+        <w:rPr>
+          <w:rFonts w:ascii="Arial" w:hAnsi="Arial" w:cs="Arial"/>
+          <w:color w:val="1F1F1F"/>
+          <w:sz w:val="21"/>
+          <w:szCs w:val="21"/>
+        </w:rPr>
+        <w:t xml:space="preserve"> else "false")</w:t>
+      </w:r>
+    </w:p>
+    <w:p>
+      <w:pPr>
+        <w:pStyle w:val="NormalWeb"/>
+        <w:rPr>
+          <w:rFonts w:ascii="Arial" w:hAnsi="Arial" w:cs="Arial"/>
+          <w:color w:val="1F1F1F"/>
+          <w:sz w:val="21"/>
+          <w:szCs w:val="21"/>
+        </w:rPr>
+      </w:pPr>
+      <w:r>
+        <w:rPr>
+          <w:rFonts w:ascii="Arial" w:hAnsi="Arial" w:cs="Arial"/>
+          <w:color w:val="1F1F1F"/>
+          <w:sz w:val="21"/>
+          <w:szCs w:val="21"/>
+        </w:rPr>
+        <w:t xml:space="preserve">    step += 1</w:t>
+      </w:r>
+    </w:p>
+    <w:p>
+      <w:pPr>
+        <w:pStyle w:val="NormalWeb"/>
+        <w:rPr>
+          <w:rFonts w:ascii="Arial" w:hAnsi="Arial" w:cs="Arial"/>
+          <w:color w:val="1F1F1F"/>
+          <w:sz w:val="21"/>
+          <w:szCs w:val="21"/>
+        </w:rPr>
+      </w:pPr>
+      <w:proofErr w:type="gramStart"/>
+      <w:r>
+        <w:rPr>
+          <w:rFonts w:ascii="Arial" w:hAnsi="Arial" w:cs="Arial"/>
+          <w:color w:val="1F1F1F"/>
+          <w:sz w:val="21"/>
+          <w:szCs w:val="21"/>
+        </w:rPr>
+        <w:t>print(</w:t>
+      </w:r>
+      <w:proofErr w:type="gramEnd"/>
+      <w:r>
+        <w:rPr>
+          <w:rFonts w:ascii="Arial" w:hAnsi="Arial" w:cs="Arial"/>
+          <w:color w:val="1F1F1F"/>
+          <w:sz w:val="21"/>
+          <w:szCs w:val="21"/>
+        </w:rPr>
+        <w:t>"--------------------------------")</w:t>
+      </w:r>
+    </w:p>
+    <w:p>
+      <w:pPr>
+        <w:pStyle w:val="NormalWeb"/>
+        <w:rPr>
+          <w:rFonts w:ascii="Arial" w:hAnsi="Arial" w:cs="Arial"/>
+          <w:color w:val="1F1F1F"/>
+          <w:sz w:val="21"/>
+          <w:szCs w:val="21"/>
+        </w:rPr>
+      </w:pPr>
+    </w:p>
+    <w:p>
+      <w:pPr>
+        <w:pStyle w:val="NormalWeb"/>
+        <w:rPr>
+          <w:rFonts w:ascii="Arial" w:hAnsi="Arial" w:cs="Arial"/>
+          <w:color w:val="1F1F1F"/>
+          <w:sz w:val="21"/>
+          <w:szCs w:val="21"/>
+        </w:rPr>
+      </w:pPr>
+      <w:r>
+        <w:rPr>
+          <w:rFonts w:ascii="Arial" w:hAnsi="Arial" w:cs="Arial"/>
+          <w:color w:val="1F1F1F"/>
+          <w:sz w:val="21"/>
+          <w:szCs w:val="21"/>
+        </w:rPr>
+        <w:t xml:space="preserve">if </w:t>
+      </w:r>
+      <w:proofErr w:type="spellStart"/>
+      <w:r>
+        <w:rPr>
+          <w:rFonts w:ascii="Arial" w:hAnsi="Arial" w:cs="Arial"/>
+          <w:color w:val="1F1F1F"/>
+          <w:sz w:val="21"/>
+          <w:szCs w:val="21"/>
+        </w:rPr>
+        <w:t>isPrime</w:t>
+      </w:r>
+      <w:proofErr w:type="spellEnd"/>
+      <w:r>
+        <w:rPr>
+          <w:rFonts w:ascii="Arial" w:hAnsi="Arial" w:cs="Arial"/>
+          <w:color w:val="1F1F1F"/>
+          <w:sz w:val="21"/>
+          <w:szCs w:val="21"/>
+        </w:rPr>
+        <w:t>:</w:t>
+      </w:r>
+    </w:p>
+    <w:p>
+      <w:pPr>
+        <w:pStyle w:val="NormalWeb"/>
+        <w:rPr>
+          <w:rFonts w:ascii="Arial" w:hAnsi="Arial" w:cs="Arial"/>
+          <w:color w:val="1F1F1F"/>
+          <w:sz w:val="21"/>
+          <w:szCs w:val="21"/>
+        </w:rPr>
+      </w:pPr>
+      <w:r>
+        <w:rPr>
+          <w:rFonts w:ascii="Arial" w:hAnsi="Arial" w:cs="Arial"/>
+          <w:color w:val="1F1F1F"/>
+          <w:sz w:val="21"/>
+          <w:szCs w:val="21"/>
+        </w:rPr>
+        <w:t xml:space="preserve">    </w:t>
+      </w:r>
+      <w:proofErr w:type="gramStart"/>
+      <w:r>
+        <w:rPr>
+          <w:rFonts w:ascii="Arial" w:hAnsi="Arial" w:cs="Arial"/>
+          <w:color w:val="1F1F1F"/>
+          <w:sz w:val="21"/>
+          <w:szCs w:val="21"/>
+        </w:rPr>
+        <w:t>print(</w:t>
+      </w:r>
+      <w:proofErr w:type="gramEnd"/>
+      <w:r>
+        <w:rPr>
+          <w:rFonts w:ascii="Arial" w:hAnsi="Arial" w:cs="Arial"/>
+          <w:color w:val="1F1F1F"/>
+          <w:sz w:val="21"/>
+          <w:szCs w:val="21"/>
+        </w:rPr>
+        <w:t>"Final Output: Prime Number")</w:t>
+      </w:r>
+    </w:p>
+    <w:p>
+      <w:pPr>
+        <w:pStyle w:val="NormalWeb"/>
+        <w:rPr>
+          <w:rFonts w:ascii="Arial" w:hAnsi="Arial" w:cs="Arial"/>
+          <w:color w:val="1F1F1F"/>
+          <w:sz w:val="21"/>
+          <w:szCs w:val="21"/>
+        </w:rPr>
+      </w:pPr>
+      <w:r>
+        <w:rPr>
+          <w:rFonts w:ascii="Arial" w:hAnsi="Arial" w:cs="Arial"/>
+          <w:color w:val="1F1F1F"/>
+          <w:sz w:val="21"/>
+          <w:szCs w:val="21"/>
+        </w:rPr>
+        <w:t>else:</w:t>
+      </w:r>
+    </w:p>
+    <w:p>
+      <w:pPr>
+        <w:pStyle w:val="NormalWeb"/>
+        <w:rPr>
+          <w:rFonts w:ascii="Arial" w:hAnsi="Arial" w:cs="Arial"/>
+          <w:color w:val="1F1F1F"/>
+          <w:sz w:val="21"/>
+          <w:szCs w:val="21"/>
+        </w:rPr>
+      </w:pPr>
+      <w:r>
+        <w:rPr>
+          <w:rFonts w:ascii="Arial" w:hAnsi="Arial" w:cs="Arial"/>
+          <w:color w:val="1F1F1F"/>
+          <w:sz w:val="21"/>
+          <w:szCs w:val="21"/>
+        </w:rPr>
+        <w:t xml:space="preserve">    print("Final Output: Not Prime Number")</w:t>
+      </w:r>
+      <w:r>
+        <w:rPr>
+          <w:rFonts w:ascii="Arial" w:hAnsi="Arial" w:cs="Arial"/>
+          <w:color w:val="1F1F1F"/>
+          <w:sz w:val="21"/>
+          <w:szCs w:val="21"/>
+        </w:rPr>
+        <w:br/>
+      </w:r>
+      <w:r>
+        <w:rPr>
+          <w:rFonts w:ascii="Arial" w:hAnsi="Arial" w:cs="Arial"/>
+          <w:color w:val="1F1F1F"/>
+          <w:sz w:val="21"/>
+          <w:szCs w:val="21"/>
+        </w:rPr>
+        <w:br/>
+      </w:r>
+      <w:r>
+        <w:rPr>
+          <w:rFonts w:ascii="Arial" w:hAnsi="Arial" w:cs="Arial"/>
+          <w:color w:val="1F1F1F"/>
+          <w:sz w:val="21"/>
+          <w:szCs w:val="21"/>
+        </w:rPr>
+        <w:br/>
+      </w:r>
+      <w:r>
+        <w:rPr>
+          <w:rFonts w:ascii="Arial" w:hAnsi="Arial" w:cs="Arial"/>
+          <w:color w:val="1F1F1F"/>
+          <w:sz w:val="21"/>
+          <w:szCs w:val="21"/>
+        </w:rPr>
+        <w:br/>
+      </w:r>
+      <w:r>
+        <w:rPr>
+          <w:rFonts w:ascii="Arial" w:hAnsi="Arial" w:cs="Arial"/>
+          <w:color w:val="1F1F1F"/>
+          <w:sz w:val="21"/>
+          <w:szCs w:val="21"/>
+        </w:rPr>
+        <w:br/>
+      </w:r>
+      <w:bookmarkStart w:id="0" w:name="_GoBack"/>
+      <w:bookmarkEnd w:id="0"/>
+      <w:r>
+        <w:rPr>
+          <w:rFonts w:ascii="Arial" w:hAnsi="Arial" w:cs="Arial"/>
+          <w:color w:val="1F1F1F"/>
+          <w:sz w:val="21"/>
+          <w:szCs w:val="21"/>
         </w:rPr>
         <w:br/>
       </w:r>
@@ -6016,17 +7564,15 @@
         </w:rPr>
         <w:t xml:space="preserve">for </w:t>
       </w:r>
-      <w:proofErr w:type="spellStart"/>
-      <w:r>
-        <w:rPr>
-          <w:rFonts w:ascii="Arial" w:hAnsi="Arial" w:cs="Arial"/>
-          <w:color w:val="1F1F1F"/>
-          <w:sz w:val="21"/>
-          <w:szCs w:val="21"/>
-        </w:rPr>
-        <w:t>i</w:t>
-      </w:r>
-      <w:proofErr w:type="spellEnd"/>
+      <w:r>
+        <w:rPr>
+          <w:rFonts w:ascii="Arial" w:hAnsi="Arial" w:cs="Arial"/>
+          <w:color w:val="1F1F1F"/>
+          <w:sz w:val="21"/>
+          <w:szCs w:val="21"/>
+        </w:rPr>
+        <w:t>I</w:t>
+      </w:r>
       <w:r>
         <w:rPr>
           <w:rFonts w:ascii="Arial" w:hAnsi="Arial" w:cs="Arial"/>
@@ -6232,6 +7778,7 @@
                 <w:sz w:val="24"/>
                 <w:szCs w:val="24"/>
               </w:rPr>
+              <w:lastRenderedPageBreak/>
               <w:t>i</w:t>
             </w:r>
             <w:proofErr w:type="spellEnd"/>
@@ -6872,6 +8419,18 @@
           <w:highlight w:val="yellow"/>
           <w:shd w:val="clear" w:color="auto" w:fill="FFFFFF"/>
         </w:rPr>
+        <w:br/>
+      </w:r>
+      <w:r>
+        <w:rPr>
+          <w:rFonts w:ascii="Arial" w:hAnsi="Arial" w:cs="Arial"/>
+          <w:b/>
+          <w:color w:val="C00000"/>
+          <w:sz w:val="21"/>
+          <w:szCs w:val="21"/>
+          <w:highlight w:val="yellow"/>
+          <w:shd w:val="clear" w:color="auto" w:fill="FFFFFF"/>
+        </w:rPr>
         <w:t>15. Track the step-by-step execution path, including low, mid, and high index values, when performing a binary search for the number 14 in the sorted array [3, 8, 14, 22, 35, 41, 56, 78].</w:t>
       </w:r>
       <w:r>
@@ -6884,8 +8443,6 @@
         </w:rPr>
         <w:br/>
       </w:r>
-      <w:bookmarkStart w:id="0" w:name="_GoBack"/>
-      <w:bookmarkEnd w:id="0"/>
       <w:r>
         <w:rPr>
           <w:rFonts w:ascii="Arial" w:hAnsi="Arial" w:cs="Arial"/>
@@ -7398,7 +8955,6 @@
                 <w:sz w:val="24"/>
                 <w:szCs w:val="24"/>
               </w:rPr>
-              <w:lastRenderedPageBreak/>
               <w:t>Iter</w:t>
             </w:r>
             <w:proofErr w:type="spellEnd"/>

--- a/Programming Language/Problem_Solving.docx
+++ b/Programming Language/Problem_Solving.docx
@@ -5,11 +5,7 @@
     <w:p>
       <w:pPr>
         <w:rPr>
-          <w:rFonts w:ascii="Arial" w:hAnsi="Arial" w:cs="Arial"/>
-          <w:color w:val="1F1F1F"/>
-          <w:sz w:val="21"/>
-          <w:szCs w:val="21"/>
-          <w:shd w:val="clear" w:color="auto" w:fill="FFFFFF"/>
+          <w:color w:val="C00000"/>
         </w:rPr>
       </w:pPr>
       <w:r>
@@ -96,384 +92,8 @@
         </w:rPr>
         <w:br/>
       </w:r>
-      <w:r>
-        <w:rPr>
-          <w:rFonts w:ascii="Arial" w:hAnsi="Arial" w:cs="Arial"/>
-          <w:color w:val="1F1F1F"/>
-          <w:sz w:val="21"/>
-          <w:szCs w:val="21"/>
-        </w:rPr>
-        <w:br/>
-      </w:r>
-      <w:r>
-        <w:rPr>
-          <w:rFonts w:ascii="Arial" w:hAnsi="Arial" w:cs="Arial"/>
-          <w:color w:val="1F1F1F"/>
-          <w:sz w:val="21"/>
-          <w:szCs w:val="21"/>
-          <w:shd w:val="clear" w:color="auto" w:fill="FFFFFF"/>
-        </w:rPr>
-        <w:t>Problems:</w:t>
-      </w:r>
-      <w:r>
-        <w:rPr>
-          <w:rFonts w:ascii="Arial" w:hAnsi="Arial" w:cs="Arial"/>
-          <w:color w:val="1F1F1F"/>
-          <w:sz w:val="21"/>
-          <w:szCs w:val="21"/>
-        </w:rPr>
-        <w:br/>
-      </w:r>
-      <w:r>
-        <w:rPr>
-          <w:rFonts w:ascii="Arial" w:hAnsi="Arial" w:cs="Arial"/>
-          <w:color w:val="1F1F1F"/>
-          <w:sz w:val="21"/>
-          <w:szCs w:val="21"/>
-          <w:shd w:val="clear" w:color="auto" w:fill="FFFFFF"/>
-        </w:rPr>
-        <w:t>1. Write a program that asks for a user's birth year and calculates their current age.</w:t>
-      </w:r>
-      <w:r>
-        <w:rPr>
-          <w:rFonts w:ascii="Arial" w:hAnsi="Arial" w:cs="Arial"/>
-          <w:color w:val="1F1F1F"/>
-          <w:sz w:val="21"/>
-          <w:szCs w:val="21"/>
-        </w:rPr>
-        <w:br/>
-      </w:r>
-      <w:r>
-        <w:rPr>
-          <w:rFonts w:ascii="Arial" w:hAnsi="Arial" w:cs="Arial"/>
-          <w:color w:val="1F1F1F"/>
-          <w:sz w:val="21"/>
-          <w:szCs w:val="21"/>
-          <w:shd w:val="clear" w:color="auto" w:fill="FFFFFF"/>
-        </w:rPr>
-        <w:t>2. Write a program that takes a year as input and determines if it is a leap year.</w:t>
-      </w:r>
-      <w:r>
-        <w:rPr>
-          <w:rFonts w:ascii="Arial" w:hAnsi="Arial" w:cs="Arial"/>
-          <w:color w:val="1F1F1F"/>
-          <w:sz w:val="21"/>
-          <w:szCs w:val="21"/>
-        </w:rPr>
-        <w:br/>
-      </w:r>
-      <w:r>
-        <w:rPr>
-          <w:rFonts w:ascii="Arial" w:hAnsi="Arial" w:cs="Arial"/>
-          <w:color w:val="1F1F1F"/>
-          <w:sz w:val="21"/>
-          <w:szCs w:val="21"/>
-          <w:shd w:val="clear" w:color="auto" w:fill="FFFFFF"/>
-        </w:rPr>
-        <w:t>3. Write a program that prints the first 10 numbers of the Fibonacci sequence using a loop.</w:t>
-      </w:r>
-      <w:r>
-        <w:rPr>
-          <w:rFonts w:ascii="Arial" w:hAnsi="Arial" w:cs="Arial"/>
-          <w:color w:val="1F1F1F"/>
-          <w:sz w:val="21"/>
-          <w:szCs w:val="21"/>
-        </w:rPr>
-        <w:br/>
-      </w:r>
-      <w:r>
-        <w:rPr>
-          <w:rFonts w:ascii="Arial" w:hAnsi="Arial" w:cs="Arial"/>
-          <w:color w:val="1F1F1F"/>
-          <w:sz w:val="21"/>
-          <w:szCs w:val="21"/>
-          <w:shd w:val="clear" w:color="auto" w:fill="FFFFFF"/>
-        </w:rPr>
-        <w:t>4. Write a function that takes a list of numbers and returns the maximum value without using built-in math functions.</w:t>
-      </w:r>
-      <w:r>
-        <w:rPr>
-          <w:rFonts w:ascii="Arial" w:hAnsi="Arial" w:cs="Arial"/>
-          <w:color w:val="1F1F1F"/>
-          <w:sz w:val="21"/>
-          <w:szCs w:val="21"/>
-        </w:rPr>
-        <w:br/>
-      </w:r>
-      <w:r>
-        <w:rPr>
-          <w:rFonts w:ascii="Arial" w:hAnsi="Arial" w:cs="Arial"/>
-          <w:color w:val="1F1F1F"/>
-          <w:sz w:val="21"/>
-          <w:szCs w:val="21"/>
-          <w:shd w:val="clear" w:color="auto" w:fill="FFFFFF"/>
-        </w:rPr>
-        <w:t>5. Write a function that takes a string and returns a dictionary or map showing how many times each character appears.</w:t>
-      </w:r>
-      <w:r>
-        <w:rPr>
-          <w:rFonts w:ascii="Arial" w:hAnsi="Arial" w:cs="Arial"/>
-          <w:color w:val="1F1F1F"/>
-          <w:sz w:val="21"/>
-          <w:szCs w:val="21"/>
-        </w:rPr>
-        <w:br/>
-      </w:r>
-      <w:r>
-        <w:rPr>
-          <w:rFonts w:ascii="Arial" w:hAnsi="Arial" w:cs="Arial"/>
-          <w:color w:val="1F1F1F"/>
-          <w:sz w:val="21"/>
-          <w:szCs w:val="21"/>
-          <w:shd w:val="clear" w:color="auto" w:fill="FFFFFF"/>
-        </w:rPr>
-        <w:t>6. Define a Student class with attributes for name, ID, and a list of grades, including a method to calculate the average grade.</w:t>
-      </w:r>
-      <w:r>
-        <w:rPr>
-          <w:rFonts w:ascii="Arial" w:hAnsi="Arial" w:cs="Arial"/>
-          <w:color w:val="1F1F1F"/>
-          <w:sz w:val="21"/>
-          <w:szCs w:val="21"/>
-        </w:rPr>
-        <w:br/>
-      </w:r>
-      <w:r>
-        <w:rPr>
-          <w:rFonts w:ascii="Arial" w:hAnsi="Arial" w:cs="Arial"/>
-          <w:color w:val="1F1F1F"/>
-          <w:sz w:val="21"/>
-          <w:szCs w:val="21"/>
-          <w:shd w:val="clear" w:color="auto" w:fill="FFFFFF"/>
-        </w:rPr>
-        <w:t>7. Implement a linear search function that finds and returns the index of a target name in a list of names.</w:t>
-      </w:r>
-      <w:r>
-        <w:rPr>
-          <w:rFonts w:ascii="Arial" w:hAnsi="Arial" w:cs="Arial"/>
-          <w:color w:val="1F1F1F"/>
-          <w:sz w:val="21"/>
-          <w:szCs w:val="21"/>
-        </w:rPr>
-        <w:br/>
-      </w:r>
-      <w:r>
-        <w:rPr>
-          <w:rFonts w:ascii="Arial" w:hAnsi="Arial" w:cs="Arial"/>
-          <w:color w:val="1F1F1F"/>
-          <w:sz w:val="21"/>
-          <w:szCs w:val="21"/>
-          <w:shd w:val="clear" w:color="auto" w:fill="FFFFFF"/>
-        </w:rPr>
-        <w:t>8. Implement the selection sort algorithm to sort an array of integers in ascending order.</w:t>
-      </w:r>
-      <w:r>
-        <w:rPr>
-          <w:rFonts w:ascii="Arial" w:hAnsi="Arial" w:cs="Arial"/>
-          <w:color w:val="1F1F1F"/>
-          <w:sz w:val="21"/>
-          <w:szCs w:val="21"/>
-        </w:rPr>
-        <w:br/>
-      </w:r>
-      <w:r>
-        <w:rPr>
-          <w:rFonts w:ascii="Arial" w:hAnsi="Arial" w:cs="Arial"/>
-          <w:color w:val="1F1F1F"/>
-          <w:sz w:val="21"/>
-          <w:szCs w:val="21"/>
-          <w:shd w:val="clear" w:color="auto" w:fill="FFFFFF"/>
-        </w:rPr>
-        <w:t>9. Write a program using a stack data structure to check if a string of mathematical parentheses is perfectly balanced.</w:t>
-      </w:r>
-      <w:r>
-        <w:rPr>
-          <w:rFonts w:ascii="Arial" w:hAnsi="Arial" w:cs="Arial"/>
-          <w:color w:val="1F1F1F"/>
-          <w:sz w:val="21"/>
-          <w:szCs w:val="21"/>
-        </w:rPr>
-        <w:br/>
-      </w:r>
-      <w:r>
-        <w:rPr>
-          <w:rFonts w:ascii="Arial" w:hAnsi="Arial" w:cs="Arial"/>
-          <w:color w:val="1F1F1F"/>
-          <w:sz w:val="21"/>
-          <w:szCs w:val="21"/>
-          <w:shd w:val="clear" w:color="auto" w:fill="FFFFFF"/>
-        </w:rPr>
-        <w:t xml:space="preserve">10. Write a program that simulates memory allocation by finding contiguous available blocks in a </w:t>
-      </w:r>
-      <w:proofErr w:type="spellStart"/>
-      <w:r>
-        <w:rPr>
-          <w:rFonts w:ascii="Arial" w:hAnsi="Arial" w:cs="Arial"/>
-          <w:color w:val="1F1F1F"/>
-          <w:sz w:val="21"/>
-          <w:szCs w:val="21"/>
-          <w:shd w:val="clear" w:color="auto" w:fill="FFFFFF"/>
-        </w:rPr>
-        <w:t>boolean</w:t>
-      </w:r>
-      <w:proofErr w:type="spellEnd"/>
-      <w:r>
-        <w:rPr>
-          <w:rFonts w:ascii="Arial" w:hAnsi="Arial" w:cs="Arial"/>
-          <w:color w:val="1F1F1F"/>
-          <w:sz w:val="21"/>
-          <w:szCs w:val="21"/>
-          <w:shd w:val="clear" w:color="auto" w:fill="FFFFFF"/>
-        </w:rPr>
-        <w:t xml:space="preserve"> array and marking them as used.</w:t>
-      </w:r>
-      <w:r>
-        <w:rPr>
-          <w:rFonts w:ascii="Arial" w:hAnsi="Arial" w:cs="Arial"/>
-          <w:color w:val="1F1F1F"/>
-          <w:sz w:val="21"/>
-          <w:szCs w:val="21"/>
-        </w:rPr>
-        <w:br/>
-      </w:r>
-      <w:r>
-        <w:rPr>
-          <w:rFonts w:ascii="Arial" w:hAnsi="Arial" w:cs="Arial"/>
-          <w:color w:val="1F1F1F"/>
-          <w:sz w:val="21"/>
-          <w:szCs w:val="21"/>
-          <w:shd w:val="clear" w:color="auto" w:fill="FFFFFF"/>
-        </w:rPr>
-        <w:t xml:space="preserve">11. Draw the recursion tree for calculating the 5th Fibonacci number and identify the overlapping </w:t>
-      </w:r>
-      <w:proofErr w:type="spellStart"/>
-      <w:r>
-        <w:rPr>
-          <w:rFonts w:ascii="Arial" w:hAnsi="Arial" w:cs="Arial"/>
-          <w:color w:val="1F1F1F"/>
-          <w:sz w:val="21"/>
-          <w:szCs w:val="21"/>
-          <w:shd w:val="clear" w:color="auto" w:fill="FFFFFF"/>
-        </w:rPr>
-        <w:t>subproblems</w:t>
-      </w:r>
-      <w:proofErr w:type="spellEnd"/>
-      <w:r>
-        <w:rPr>
-          <w:rFonts w:ascii="Arial" w:hAnsi="Arial" w:cs="Arial"/>
-          <w:color w:val="1F1F1F"/>
-          <w:sz w:val="21"/>
-          <w:szCs w:val="21"/>
-          <w:shd w:val="clear" w:color="auto" w:fill="FFFFFF"/>
-        </w:rPr>
-        <w:t>.</w:t>
-      </w:r>
-      <w:r>
-        <w:rPr>
-          <w:rFonts w:ascii="Arial" w:hAnsi="Arial" w:cs="Arial"/>
-          <w:color w:val="1F1F1F"/>
-          <w:sz w:val="21"/>
-          <w:szCs w:val="21"/>
-        </w:rPr>
-        <w:br/>
-      </w:r>
-      <w:r>
-        <w:rPr>
-          <w:rFonts w:ascii="Arial" w:hAnsi="Arial" w:cs="Arial"/>
-          <w:color w:val="1F1F1F"/>
-          <w:sz w:val="21"/>
-          <w:szCs w:val="21"/>
-          <w:shd w:val="clear" w:color="auto" w:fill="FFFFFF"/>
-        </w:rPr>
-        <w:t>12. Draw the recursion tree showing all possible paths to make change for the amount 4 using coin denominations of 1, 2, and 3.</w:t>
-      </w:r>
-      <w:r>
-        <w:rPr>
-          <w:rFonts w:ascii="Arial" w:hAnsi="Arial" w:cs="Arial"/>
-          <w:color w:val="1F1F1F"/>
-          <w:sz w:val="21"/>
-          <w:szCs w:val="21"/>
-        </w:rPr>
-        <w:br/>
-      </w:r>
-      <w:r>
-        <w:rPr>
-          <w:rFonts w:ascii="Arial" w:hAnsi="Arial" w:cs="Arial"/>
-          <w:color w:val="1F1F1F"/>
-          <w:sz w:val="21"/>
-          <w:szCs w:val="21"/>
-          <w:shd w:val="clear" w:color="auto" w:fill="FFFFFF"/>
-        </w:rPr>
-        <w:t>13. Draw the recursion tree for the possible paths a robot can take to reach the bottom-right corner of a 3x3 grid, moving only right and down.</w:t>
-      </w:r>
-      <w:r>
-        <w:rPr>
-          <w:rFonts w:ascii="Arial" w:hAnsi="Arial" w:cs="Arial"/>
-          <w:color w:val="1F1F1F"/>
-          <w:sz w:val="21"/>
-          <w:szCs w:val="21"/>
-        </w:rPr>
-        <w:br/>
-      </w:r>
-      <w:r>
-        <w:rPr>
-          <w:rFonts w:ascii="Arial" w:hAnsi="Arial" w:cs="Arial"/>
-          <w:color w:val="1F1F1F"/>
-          <w:sz w:val="21"/>
-          <w:szCs w:val="21"/>
-          <w:shd w:val="clear" w:color="auto" w:fill="FFFFFF"/>
-        </w:rPr>
-        <w:t>14. Trace the step-by-step execution flow and variable states for a loop that determines if the number 7 is prime.</w:t>
-      </w:r>
-      <w:r>
-        <w:rPr>
-          <w:rFonts w:ascii="Arial" w:hAnsi="Arial" w:cs="Arial"/>
-          <w:color w:val="1F1F1F"/>
-          <w:sz w:val="21"/>
-          <w:szCs w:val="21"/>
-        </w:rPr>
-        <w:br/>
-      </w:r>
-      <w:r>
-        <w:rPr>
-          <w:rFonts w:ascii="Arial" w:hAnsi="Arial" w:cs="Arial"/>
-          <w:color w:val="1F1F1F"/>
-          <w:sz w:val="21"/>
-          <w:szCs w:val="21"/>
-          <w:shd w:val="clear" w:color="auto" w:fill="FFFFFF"/>
-        </w:rPr>
-        <w:t>15. Track the step-by-step execution path, including low, mid, and high index values, when performing a binary search for the number 14 in the sorted array [3, 8, 14, 22, 35, 41, 56, 78].</w:t>
-      </w:r>
-      <w:r>
-        <w:rPr>
-          <w:rFonts w:ascii="Arial" w:hAnsi="Arial" w:cs="Arial"/>
-          <w:color w:val="1F1F1F"/>
-          <w:sz w:val="21"/>
-          <w:szCs w:val="21"/>
-          <w:shd w:val="clear" w:color="auto" w:fill="FFFFFF"/>
-        </w:rPr>
-        <w:br/>
-      </w:r>
-    </w:p>
-    <w:p>
-      <w:pPr>
-        <w:rPr>
-          <w:color w:val="C00000"/>
-        </w:rPr>
-      </w:pPr>
-      <w:r>
-        <w:rPr>
-          <w:rFonts w:ascii="Arial" w:hAnsi="Arial" w:cs="Arial"/>
-          <w:b/>
-          <w:color w:val="C00000"/>
-          <w:sz w:val="21"/>
-          <w:szCs w:val="21"/>
-          <w:highlight w:val="yellow"/>
-          <w:u w:val="single"/>
-          <w:shd w:val="clear" w:color="auto" w:fill="FFFFFF"/>
-        </w:rPr>
-        <w:t>Solution:</w:t>
-      </w:r>
+      <w:bookmarkStart w:id="0" w:name="_GoBack"/>
+      <w:bookmarkEnd w:id="0"/>
     </w:p>
     <w:p>
       <w:pPr>
@@ -626,7 +246,6 @@
         <w:br/>
       </w:r>
       <w:r>
-        <w:lastRenderedPageBreak/>
         <w:t xml:space="preserve">    print(year, "is a leap year.")</w:t>
       </w:r>
       <w:r>
@@ -886,6 +505,7 @@
         <w:br/>
       </w:r>
       <w:r>
+        <w:lastRenderedPageBreak/>
         <w:t xml:space="preserve">result = </w:t>
       </w:r>
       <w:proofErr w:type="spellStart"/>
@@ -1214,7 +834,6 @@
           <w:highlight w:val="yellow"/>
           <w:shd w:val="clear" w:color="auto" w:fill="FFFFFF"/>
         </w:rPr>
-        <w:lastRenderedPageBreak/>
         <w:t>6. Define a Student class with attributes for name, ID, and a list of grades, including a method to calculate the average grade.</w:t>
       </w:r>
     </w:p>
@@ -2051,6 +1670,7 @@
           <w:sz w:val="21"/>
           <w:szCs w:val="21"/>
         </w:rPr>
+        <w:lastRenderedPageBreak/>
         <w:br/>
       </w:r>
       <w:r>
@@ -2520,7 +2140,1899 @@
           <w:sz w:val="21"/>
           <w:szCs w:val="21"/>
         </w:rPr>
+        <w:t>D</w:t>
+      </w:r>
+      <w:r>
+        <w:rPr>
+          <w:rFonts w:ascii="Arial" w:hAnsi="Arial" w:cs="Arial"/>
+          <w:color w:val="1F1F1F"/>
+          <w:sz w:val="21"/>
+          <w:szCs w:val="21"/>
+        </w:rPr>
+        <w:t xml:space="preserve">ef </w:t>
+      </w:r>
+      <w:proofErr w:type="spellStart"/>
+      <w:r>
+        <w:rPr>
+          <w:rFonts w:ascii="Arial" w:hAnsi="Arial" w:cs="Arial"/>
+          <w:color w:val="1F1F1F"/>
+          <w:sz w:val="21"/>
+          <w:szCs w:val="21"/>
+        </w:rPr>
+        <w:t>selection_sort</w:t>
+      </w:r>
+      <w:proofErr w:type="spellEnd"/>
+      <w:r>
+        <w:rPr>
+          <w:rFonts w:ascii="Arial" w:hAnsi="Arial" w:cs="Arial"/>
+          <w:color w:val="1F1F1F"/>
+          <w:sz w:val="21"/>
+          <w:szCs w:val="21"/>
+        </w:rPr>
+        <w:t>(</w:t>
+      </w:r>
+      <w:proofErr w:type="spellStart"/>
+      <w:r>
+        <w:rPr>
+          <w:rFonts w:ascii="Arial" w:hAnsi="Arial" w:cs="Arial"/>
+          <w:color w:val="1F1F1F"/>
+          <w:sz w:val="21"/>
+          <w:szCs w:val="21"/>
+        </w:rPr>
+        <w:t>arr</w:t>
+      </w:r>
+      <w:proofErr w:type="spellEnd"/>
+      <w:r>
+        <w:rPr>
+          <w:rFonts w:ascii="Arial" w:hAnsi="Arial" w:cs="Arial"/>
+          <w:color w:val="1F1F1F"/>
+          <w:sz w:val="21"/>
+          <w:szCs w:val="21"/>
+        </w:rPr>
+        <w:t>):</w:t>
+      </w:r>
+    </w:p>
+    <w:p>
+      <w:pPr>
+        <w:rPr>
+          <w:rFonts w:ascii="Arial" w:hAnsi="Arial" w:cs="Arial"/>
+          <w:color w:val="1F1F1F"/>
+          <w:sz w:val="21"/>
+          <w:szCs w:val="21"/>
+        </w:rPr>
+      </w:pPr>
+      <w:r>
+        <w:rPr>
+          <w:rFonts w:ascii="Arial" w:hAnsi="Arial" w:cs="Arial"/>
+          <w:color w:val="1F1F1F"/>
+          <w:sz w:val="21"/>
+          <w:szCs w:val="21"/>
+        </w:rPr>
+        <w:t xml:space="preserve">    n = </w:t>
+      </w:r>
+      <w:proofErr w:type="spellStart"/>
+      <w:r>
+        <w:rPr>
+          <w:rFonts w:ascii="Arial" w:hAnsi="Arial" w:cs="Arial"/>
+          <w:color w:val="1F1F1F"/>
+          <w:sz w:val="21"/>
+          <w:szCs w:val="21"/>
+        </w:rPr>
+        <w:t>len</w:t>
+      </w:r>
+      <w:proofErr w:type="spellEnd"/>
+      <w:r>
+        <w:rPr>
+          <w:rFonts w:ascii="Arial" w:hAnsi="Arial" w:cs="Arial"/>
+          <w:color w:val="1F1F1F"/>
+          <w:sz w:val="21"/>
+          <w:szCs w:val="21"/>
+        </w:rPr>
+        <w:t>(</w:t>
+      </w:r>
+      <w:proofErr w:type="spellStart"/>
+      <w:r>
+        <w:rPr>
+          <w:rFonts w:ascii="Arial" w:hAnsi="Arial" w:cs="Arial"/>
+          <w:color w:val="1F1F1F"/>
+          <w:sz w:val="21"/>
+          <w:szCs w:val="21"/>
+        </w:rPr>
+        <w:t>arr</w:t>
+      </w:r>
+      <w:proofErr w:type="spellEnd"/>
+      <w:r>
+        <w:rPr>
+          <w:rFonts w:ascii="Arial" w:hAnsi="Arial" w:cs="Arial"/>
+          <w:color w:val="1F1F1F"/>
+          <w:sz w:val="21"/>
+          <w:szCs w:val="21"/>
+        </w:rPr>
+        <w:t xml:space="preserve">)   </w:t>
+      </w:r>
+    </w:p>
+    <w:p>
+      <w:pPr>
+        <w:rPr>
+          <w:rFonts w:ascii="Arial" w:hAnsi="Arial" w:cs="Arial"/>
+          <w:color w:val="1F1F1F"/>
+          <w:sz w:val="21"/>
+          <w:szCs w:val="21"/>
+        </w:rPr>
+      </w:pPr>
+      <w:r>
+        <w:rPr>
+          <w:rFonts w:ascii="Arial" w:hAnsi="Arial" w:cs="Arial"/>
+          <w:color w:val="1F1F1F"/>
+          <w:sz w:val="21"/>
+          <w:szCs w:val="21"/>
+        </w:rPr>
+        <w:t xml:space="preserve">    for </w:t>
+      </w:r>
+      <w:r>
+        <w:rPr>
+          <w:rFonts w:ascii="Arial" w:hAnsi="Arial" w:cs="Arial"/>
+          <w:color w:val="1F1F1F"/>
+          <w:sz w:val="21"/>
+          <w:szCs w:val="21"/>
+        </w:rPr>
+        <w:t>I</w:t>
+      </w:r>
+      <w:r>
+        <w:rPr>
+          <w:rFonts w:ascii="Arial" w:hAnsi="Arial" w:cs="Arial"/>
+          <w:color w:val="1F1F1F"/>
+          <w:sz w:val="21"/>
+          <w:szCs w:val="21"/>
+        </w:rPr>
+        <w:t xml:space="preserve"> in range(n </w:t>
+      </w:r>
+      <w:r>
+        <w:rPr>
+          <w:rFonts w:ascii="Arial" w:hAnsi="Arial" w:cs="Arial"/>
+          <w:color w:val="1F1F1F"/>
+          <w:sz w:val="21"/>
+          <w:szCs w:val="21"/>
+        </w:rPr>
+        <w:t>–</w:t>
+      </w:r>
+      <w:r>
+        <w:rPr>
+          <w:rFonts w:ascii="Arial" w:hAnsi="Arial" w:cs="Arial"/>
+          <w:color w:val="1F1F1F"/>
+          <w:sz w:val="21"/>
+          <w:szCs w:val="21"/>
+        </w:rPr>
+        <w:t xml:space="preserve"> 1):</w:t>
+      </w:r>
+      <w:r>
+        <w:rPr>
+          <w:rFonts w:ascii="Arial" w:hAnsi="Arial" w:cs="Arial"/>
+          <w:color w:val="1F1F1F"/>
+          <w:sz w:val="21"/>
+          <w:szCs w:val="21"/>
+        </w:rPr>
+        <w:br/>
+      </w:r>
+      <w:r>
+        <w:rPr>
+          <w:rFonts w:ascii="Arial" w:hAnsi="Arial" w:cs="Arial"/>
+          <w:color w:val="1F1F1F"/>
+          <w:sz w:val="21"/>
+          <w:szCs w:val="21"/>
+        </w:rPr>
+        <w:t xml:space="preserve">        </w:t>
+      </w:r>
+      <w:proofErr w:type="spellStart"/>
+      <w:r>
+        <w:rPr>
+          <w:rFonts w:ascii="Arial" w:hAnsi="Arial" w:cs="Arial"/>
+          <w:color w:val="1F1F1F"/>
+          <w:sz w:val="21"/>
+          <w:szCs w:val="21"/>
+        </w:rPr>
+        <w:t>min_index</w:t>
+      </w:r>
+      <w:proofErr w:type="spellEnd"/>
+      <w:r>
+        <w:rPr>
+          <w:rFonts w:ascii="Arial" w:hAnsi="Arial" w:cs="Arial"/>
+          <w:color w:val="1F1F1F"/>
+          <w:sz w:val="21"/>
+          <w:szCs w:val="21"/>
+        </w:rPr>
+        <w:t xml:space="preserve"> = </w:t>
+      </w:r>
+      <w:r>
+        <w:rPr>
+          <w:rFonts w:ascii="Arial" w:hAnsi="Arial" w:cs="Arial"/>
+          <w:color w:val="1F1F1F"/>
+          <w:sz w:val="21"/>
+          <w:szCs w:val="21"/>
+        </w:rPr>
+        <w:t>I</w:t>
+      </w:r>
+      <w:r>
+        <w:rPr>
+          <w:rFonts w:ascii="Arial" w:hAnsi="Arial" w:cs="Arial"/>
+          <w:color w:val="1F1F1F"/>
+          <w:sz w:val="21"/>
+          <w:szCs w:val="21"/>
+        </w:rPr>
+        <w:t xml:space="preserve">       </w:t>
+      </w:r>
+    </w:p>
+    <w:p>
+      <w:pPr>
+        <w:rPr>
+          <w:rFonts w:ascii="Arial" w:hAnsi="Arial" w:cs="Arial"/>
+          <w:color w:val="1F1F1F"/>
+          <w:sz w:val="21"/>
+          <w:szCs w:val="21"/>
+        </w:rPr>
+      </w:pPr>
+      <w:r>
+        <w:rPr>
+          <w:rFonts w:ascii="Arial" w:hAnsi="Arial" w:cs="Arial"/>
+          <w:color w:val="1F1F1F"/>
+          <w:sz w:val="21"/>
+          <w:szCs w:val="21"/>
+        </w:rPr>
+        <w:t xml:space="preserve">        for j in range(</w:t>
+      </w:r>
+      <w:r>
+        <w:rPr>
+          <w:rFonts w:ascii="Arial" w:hAnsi="Arial" w:cs="Arial"/>
+          <w:color w:val="1F1F1F"/>
+          <w:sz w:val="21"/>
+          <w:szCs w:val="21"/>
+        </w:rPr>
+        <w:t>I</w:t>
+      </w:r>
+      <w:r>
+        <w:rPr>
+          <w:rFonts w:ascii="Arial" w:hAnsi="Arial" w:cs="Arial"/>
+          <w:color w:val="1F1F1F"/>
+          <w:sz w:val="21"/>
+          <w:szCs w:val="21"/>
+        </w:rPr>
+        <w:t xml:space="preserve"> + 1, n):</w:t>
+      </w:r>
+      <w:r>
+        <w:rPr>
+          <w:rFonts w:ascii="Arial" w:hAnsi="Arial" w:cs="Arial"/>
+          <w:color w:val="1F1F1F"/>
+          <w:sz w:val="21"/>
+          <w:szCs w:val="21"/>
+        </w:rPr>
+        <w:br/>
+      </w:r>
+      <w:r>
+        <w:rPr>
+          <w:rFonts w:ascii="Arial" w:hAnsi="Arial" w:cs="Arial"/>
+          <w:color w:val="1F1F1F"/>
+          <w:sz w:val="21"/>
+          <w:szCs w:val="21"/>
+        </w:rPr>
+        <w:t xml:space="preserve">            if </w:t>
+      </w:r>
+      <w:proofErr w:type="spellStart"/>
+      <w:r>
+        <w:rPr>
+          <w:rFonts w:ascii="Arial" w:hAnsi="Arial" w:cs="Arial"/>
+          <w:color w:val="1F1F1F"/>
+          <w:sz w:val="21"/>
+          <w:szCs w:val="21"/>
+        </w:rPr>
+        <w:t>arr</w:t>
+      </w:r>
+      <w:proofErr w:type="spellEnd"/>
+      <w:r>
+        <w:rPr>
+          <w:rFonts w:ascii="Arial" w:hAnsi="Arial" w:cs="Arial"/>
+          <w:color w:val="1F1F1F"/>
+          <w:sz w:val="21"/>
+          <w:szCs w:val="21"/>
+        </w:rPr>
+        <w:t xml:space="preserve">[j] &lt; </w:t>
+      </w:r>
+      <w:proofErr w:type="spellStart"/>
+      <w:r>
+        <w:rPr>
+          <w:rFonts w:ascii="Arial" w:hAnsi="Arial" w:cs="Arial"/>
+          <w:color w:val="1F1F1F"/>
+          <w:sz w:val="21"/>
+          <w:szCs w:val="21"/>
+        </w:rPr>
+        <w:t>arr</w:t>
+      </w:r>
+      <w:proofErr w:type="spellEnd"/>
+      <w:r>
+        <w:rPr>
+          <w:rFonts w:ascii="Arial" w:hAnsi="Arial" w:cs="Arial"/>
+          <w:color w:val="1F1F1F"/>
+          <w:sz w:val="21"/>
+          <w:szCs w:val="21"/>
+        </w:rPr>
+        <w:t>[</w:t>
+      </w:r>
+      <w:proofErr w:type="spellStart"/>
+      <w:r>
+        <w:rPr>
+          <w:rFonts w:ascii="Arial" w:hAnsi="Arial" w:cs="Arial"/>
+          <w:color w:val="1F1F1F"/>
+          <w:sz w:val="21"/>
+          <w:szCs w:val="21"/>
+        </w:rPr>
+        <w:t>min_index</w:t>
+      </w:r>
+      <w:proofErr w:type="spellEnd"/>
+      <w:r>
+        <w:rPr>
+          <w:rFonts w:ascii="Arial" w:hAnsi="Arial" w:cs="Arial"/>
+          <w:color w:val="1F1F1F"/>
+          <w:sz w:val="21"/>
+          <w:szCs w:val="21"/>
+        </w:rPr>
+        <w:t>]:</w:t>
+      </w:r>
+      <w:r>
+        <w:rPr>
+          <w:rFonts w:ascii="Arial" w:hAnsi="Arial" w:cs="Arial"/>
+          <w:color w:val="1F1F1F"/>
+          <w:sz w:val="21"/>
+          <w:szCs w:val="21"/>
+        </w:rPr>
+        <w:br/>
+      </w:r>
+      <w:r>
+        <w:rPr>
+          <w:rFonts w:ascii="Arial" w:hAnsi="Arial" w:cs="Arial"/>
+          <w:color w:val="1F1F1F"/>
+          <w:sz w:val="21"/>
+          <w:szCs w:val="21"/>
+        </w:rPr>
+        <w:t xml:space="preserve">                </w:t>
+      </w:r>
+      <w:proofErr w:type="spellStart"/>
+      <w:r>
+        <w:rPr>
+          <w:rFonts w:ascii="Arial" w:hAnsi="Arial" w:cs="Arial"/>
+          <w:color w:val="1F1F1F"/>
+          <w:sz w:val="21"/>
+          <w:szCs w:val="21"/>
+        </w:rPr>
+        <w:t>min_index</w:t>
+      </w:r>
+      <w:proofErr w:type="spellEnd"/>
+      <w:r>
+        <w:rPr>
+          <w:rFonts w:ascii="Arial" w:hAnsi="Arial" w:cs="Arial"/>
+          <w:color w:val="1F1F1F"/>
+          <w:sz w:val="21"/>
+          <w:szCs w:val="21"/>
+        </w:rPr>
+        <w:t xml:space="preserve"> = j       </w:t>
+      </w:r>
+    </w:p>
+    <w:p>
+      <w:pPr>
+        <w:rPr>
+          <w:rFonts w:ascii="Arial" w:hAnsi="Arial" w:cs="Arial"/>
+          <w:color w:val="1F1F1F"/>
+          <w:sz w:val="21"/>
+          <w:szCs w:val="21"/>
+        </w:rPr>
+      </w:pPr>
+      <w:r>
+        <w:rPr>
+          <w:rFonts w:ascii="Arial" w:hAnsi="Arial" w:cs="Arial"/>
+          <w:color w:val="1F1F1F"/>
+          <w:sz w:val="21"/>
+          <w:szCs w:val="21"/>
+        </w:rPr>
+        <w:t xml:space="preserve">        # swap</w:t>
+      </w:r>
+      <w:r>
+        <w:rPr>
+          <w:rFonts w:ascii="Arial" w:hAnsi="Arial" w:cs="Arial"/>
+          <w:color w:val="1F1F1F"/>
+          <w:sz w:val="21"/>
+          <w:szCs w:val="21"/>
+        </w:rPr>
+        <w:br/>
+      </w:r>
+      <w:r>
+        <w:rPr>
+          <w:rFonts w:ascii="Arial" w:hAnsi="Arial" w:cs="Arial"/>
+          <w:color w:val="1F1F1F"/>
+          <w:sz w:val="21"/>
+          <w:szCs w:val="21"/>
+        </w:rPr>
+        <w:t xml:space="preserve">        </w:t>
+      </w:r>
+      <w:proofErr w:type="spellStart"/>
+      <w:r>
+        <w:rPr>
+          <w:rFonts w:ascii="Arial" w:hAnsi="Arial" w:cs="Arial"/>
+          <w:color w:val="1F1F1F"/>
+          <w:sz w:val="21"/>
+          <w:szCs w:val="21"/>
+        </w:rPr>
+        <w:t>arr</w:t>
+      </w:r>
+      <w:proofErr w:type="spellEnd"/>
+      <w:r>
+        <w:rPr>
+          <w:rFonts w:ascii="Arial" w:hAnsi="Arial" w:cs="Arial"/>
+          <w:color w:val="1F1F1F"/>
+          <w:sz w:val="21"/>
+          <w:szCs w:val="21"/>
+        </w:rPr>
+        <w:t>[</w:t>
+      </w:r>
+      <w:proofErr w:type="spellStart"/>
+      <w:r>
+        <w:rPr>
+          <w:rFonts w:ascii="Arial" w:hAnsi="Arial" w:cs="Arial"/>
+          <w:color w:val="1F1F1F"/>
+          <w:sz w:val="21"/>
+          <w:szCs w:val="21"/>
+        </w:rPr>
+        <w:t>i</w:t>
+      </w:r>
+      <w:proofErr w:type="spellEnd"/>
+      <w:r>
+        <w:rPr>
+          <w:rFonts w:ascii="Arial" w:hAnsi="Arial" w:cs="Arial"/>
+          <w:color w:val="1F1F1F"/>
+          <w:sz w:val="21"/>
+          <w:szCs w:val="21"/>
+        </w:rPr>
+        <w:t xml:space="preserve">], </w:t>
+      </w:r>
+      <w:proofErr w:type="spellStart"/>
+      <w:r>
+        <w:rPr>
+          <w:rFonts w:ascii="Arial" w:hAnsi="Arial" w:cs="Arial"/>
+          <w:color w:val="1F1F1F"/>
+          <w:sz w:val="21"/>
+          <w:szCs w:val="21"/>
+        </w:rPr>
+        <w:t>arr</w:t>
+      </w:r>
+      <w:proofErr w:type="spellEnd"/>
+      <w:r>
+        <w:rPr>
+          <w:rFonts w:ascii="Arial" w:hAnsi="Arial" w:cs="Arial"/>
+          <w:color w:val="1F1F1F"/>
+          <w:sz w:val="21"/>
+          <w:szCs w:val="21"/>
+        </w:rPr>
+        <w:t>[</w:t>
+      </w:r>
+      <w:proofErr w:type="spellStart"/>
+      <w:r>
+        <w:rPr>
+          <w:rFonts w:ascii="Arial" w:hAnsi="Arial" w:cs="Arial"/>
+          <w:color w:val="1F1F1F"/>
+          <w:sz w:val="21"/>
+          <w:szCs w:val="21"/>
+        </w:rPr>
+        <w:t>min_index</w:t>
+      </w:r>
+      <w:proofErr w:type="spellEnd"/>
+      <w:r>
+        <w:rPr>
+          <w:rFonts w:ascii="Arial" w:hAnsi="Arial" w:cs="Arial"/>
+          <w:color w:val="1F1F1F"/>
+          <w:sz w:val="21"/>
+          <w:szCs w:val="21"/>
+        </w:rPr>
+        <w:t xml:space="preserve">] = </w:t>
+      </w:r>
+      <w:proofErr w:type="spellStart"/>
+      <w:r>
+        <w:rPr>
+          <w:rFonts w:ascii="Arial" w:hAnsi="Arial" w:cs="Arial"/>
+          <w:color w:val="1F1F1F"/>
+          <w:sz w:val="21"/>
+          <w:szCs w:val="21"/>
+        </w:rPr>
+        <w:t>arr</w:t>
+      </w:r>
+      <w:proofErr w:type="spellEnd"/>
+      <w:r>
+        <w:rPr>
+          <w:rFonts w:ascii="Arial" w:hAnsi="Arial" w:cs="Arial"/>
+          <w:color w:val="1F1F1F"/>
+          <w:sz w:val="21"/>
+          <w:szCs w:val="21"/>
+        </w:rPr>
+        <w:t>[</w:t>
+      </w:r>
+      <w:proofErr w:type="spellStart"/>
+      <w:r>
+        <w:rPr>
+          <w:rFonts w:ascii="Arial" w:hAnsi="Arial" w:cs="Arial"/>
+          <w:color w:val="1F1F1F"/>
+          <w:sz w:val="21"/>
+          <w:szCs w:val="21"/>
+        </w:rPr>
+        <w:t>min_index</w:t>
+      </w:r>
+      <w:proofErr w:type="spellEnd"/>
+      <w:r>
+        <w:rPr>
+          <w:rFonts w:ascii="Arial" w:hAnsi="Arial" w:cs="Arial"/>
+          <w:color w:val="1F1F1F"/>
+          <w:sz w:val="21"/>
+          <w:szCs w:val="21"/>
+        </w:rPr>
+        <w:t xml:space="preserve">], </w:t>
+      </w:r>
+      <w:proofErr w:type="spellStart"/>
+      <w:r>
+        <w:rPr>
+          <w:rFonts w:ascii="Arial" w:hAnsi="Arial" w:cs="Arial"/>
+          <w:color w:val="1F1F1F"/>
+          <w:sz w:val="21"/>
+          <w:szCs w:val="21"/>
+        </w:rPr>
+        <w:t>arr</w:t>
+      </w:r>
+      <w:proofErr w:type="spellEnd"/>
+      <w:r>
+        <w:rPr>
+          <w:rFonts w:ascii="Arial" w:hAnsi="Arial" w:cs="Arial"/>
+          <w:color w:val="1F1F1F"/>
+          <w:sz w:val="21"/>
+          <w:szCs w:val="21"/>
+        </w:rPr>
+        <w:t>[</w:t>
+      </w:r>
+      <w:proofErr w:type="spellStart"/>
+      <w:r>
+        <w:rPr>
+          <w:rFonts w:ascii="Arial" w:hAnsi="Arial" w:cs="Arial"/>
+          <w:color w:val="1F1F1F"/>
+          <w:sz w:val="21"/>
+          <w:szCs w:val="21"/>
+        </w:rPr>
+        <w:t>i</w:t>
+      </w:r>
+      <w:proofErr w:type="spellEnd"/>
+      <w:r>
+        <w:rPr>
+          <w:rFonts w:ascii="Arial" w:hAnsi="Arial" w:cs="Arial"/>
+          <w:color w:val="1F1F1F"/>
+          <w:sz w:val="21"/>
+          <w:szCs w:val="21"/>
+        </w:rPr>
+        <w:t>]</w:t>
+      </w:r>
+    </w:p>
+    <w:p>
+      <w:pPr>
+        <w:rPr>
+          <w:rFonts w:ascii="Arial" w:hAnsi="Arial" w:cs="Arial"/>
+          <w:color w:val="1F1F1F"/>
+          <w:sz w:val="21"/>
+          <w:szCs w:val="21"/>
+        </w:rPr>
+      </w:pPr>
+      <w:r>
+        <w:rPr>
+          <w:rFonts w:ascii="Arial" w:hAnsi="Arial" w:cs="Arial"/>
+          <w:color w:val="1F1F1F"/>
+          <w:sz w:val="21"/>
+          <w:szCs w:val="21"/>
+        </w:rPr>
+        <w:t xml:space="preserve">    return </w:t>
+      </w:r>
+      <w:proofErr w:type="spellStart"/>
+      <w:r>
+        <w:rPr>
+          <w:rFonts w:ascii="Arial" w:hAnsi="Arial" w:cs="Arial"/>
+          <w:color w:val="1F1F1F"/>
+          <w:sz w:val="21"/>
+          <w:szCs w:val="21"/>
+        </w:rPr>
+        <w:t>arr</w:t>
+      </w:r>
+      <w:proofErr w:type="spellEnd"/>
+    </w:p>
+    <w:p>
+      <w:pPr>
+        <w:rPr>
+          <w:rFonts w:ascii="Arial" w:hAnsi="Arial" w:cs="Arial"/>
+          <w:color w:val="1F1F1F"/>
+          <w:sz w:val="21"/>
+          <w:szCs w:val="21"/>
+        </w:rPr>
+      </w:pPr>
+      <w:r>
+        <w:rPr>
+          <w:rFonts w:ascii="Arial" w:hAnsi="Arial" w:cs="Arial"/>
+          <w:color w:val="1F1F1F"/>
+          <w:sz w:val="21"/>
+          <w:szCs w:val="21"/>
+        </w:rPr>
+        <w:t># Example</w:t>
+      </w:r>
+    </w:p>
+    <w:p>
+      <w:r>
+        <w:rPr>
+          <w:rFonts w:ascii="Arial" w:hAnsi="Arial" w:cs="Arial"/>
+          <w:color w:val="1F1F1F"/>
+          <w:sz w:val="21"/>
+          <w:szCs w:val="21"/>
+        </w:rPr>
+        <w:t>numbers = [10, 20, 3, 40, 2, 1, 90]</w:t>
+      </w:r>
+      <w:r>
+        <w:rPr>
+          <w:rFonts w:ascii="Arial" w:hAnsi="Arial" w:cs="Arial"/>
+          <w:color w:val="1F1F1F"/>
+          <w:sz w:val="21"/>
+          <w:szCs w:val="21"/>
+        </w:rPr>
+        <w:br/>
+      </w:r>
+      <w:proofErr w:type="spellStart"/>
+      <w:r>
+        <w:rPr>
+          <w:rFonts w:ascii="Arial" w:hAnsi="Arial" w:cs="Arial"/>
+          <w:color w:val="1F1F1F"/>
+          <w:sz w:val="21"/>
+          <w:szCs w:val="21"/>
+        </w:rPr>
+        <w:t>sorted_numbers</w:t>
+      </w:r>
+      <w:proofErr w:type="spellEnd"/>
+      <w:r>
+        <w:rPr>
+          <w:rFonts w:ascii="Arial" w:hAnsi="Arial" w:cs="Arial"/>
+          <w:color w:val="1F1F1F"/>
+          <w:sz w:val="21"/>
+          <w:szCs w:val="21"/>
+        </w:rPr>
+        <w:t xml:space="preserve"> = </w:t>
+      </w:r>
+      <w:proofErr w:type="spellStart"/>
+      <w:r>
+        <w:rPr>
+          <w:rFonts w:ascii="Arial" w:hAnsi="Arial" w:cs="Arial"/>
+          <w:color w:val="1F1F1F"/>
+          <w:sz w:val="21"/>
+          <w:szCs w:val="21"/>
+        </w:rPr>
+        <w:t>selection_sort</w:t>
+      </w:r>
+      <w:proofErr w:type="spellEnd"/>
+      <w:r>
+        <w:rPr>
+          <w:rFonts w:ascii="Arial" w:hAnsi="Arial" w:cs="Arial"/>
+          <w:color w:val="1F1F1F"/>
+          <w:sz w:val="21"/>
+          <w:szCs w:val="21"/>
+        </w:rPr>
+        <w:t>(numbers)</w:t>
+      </w:r>
+      <w:r>
+        <w:rPr>
+          <w:rFonts w:ascii="Arial" w:hAnsi="Arial" w:cs="Arial"/>
+          <w:color w:val="1F1F1F"/>
+          <w:sz w:val="21"/>
+          <w:szCs w:val="21"/>
+        </w:rPr>
+        <w:br/>
+      </w:r>
+      <w:r>
+        <w:rPr>
+          <w:rFonts w:ascii="Arial" w:hAnsi="Arial" w:cs="Arial"/>
+          <w:color w:val="1F1F1F"/>
+          <w:sz w:val="21"/>
+          <w:szCs w:val="21"/>
+        </w:rPr>
+        <w:t>print(</w:t>
+      </w:r>
+      <w:proofErr w:type="spellStart"/>
+      <w:r>
+        <w:rPr>
+          <w:rFonts w:ascii="Arial" w:hAnsi="Arial" w:cs="Arial"/>
+          <w:color w:val="1F1F1F"/>
+          <w:sz w:val="21"/>
+          <w:szCs w:val="21"/>
+        </w:rPr>
+        <w:t>sorted_numbers</w:t>
+      </w:r>
+      <w:proofErr w:type="spellEnd"/>
+      <w:r>
+        <w:rPr>
+          <w:rFonts w:ascii="Arial" w:hAnsi="Arial" w:cs="Arial"/>
+          <w:color w:val="1F1F1F"/>
+          <w:sz w:val="21"/>
+          <w:szCs w:val="21"/>
+        </w:rPr>
+        <w:t>)</w:t>
+      </w:r>
+      <w:r>
+        <w:rPr>
+          <w:rFonts w:ascii="Arial" w:hAnsi="Arial" w:cs="Arial"/>
+          <w:color w:val="1F1F1F"/>
+          <w:sz w:val="21"/>
+          <w:szCs w:val="21"/>
+        </w:rPr>
+        <w:br/>
+      </w:r>
+      <w:r>
+        <w:rPr>
+          <w:rFonts w:ascii="Arial" w:hAnsi="Arial" w:cs="Arial"/>
+          <w:color w:val="1F1F1F"/>
+          <w:sz w:val="21"/>
+          <w:szCs w:val="21"/>
+        </w:rPr>
+        <w:br/>
+      </w:r>
+      <w:r>
+        <w:rPr>
+          <w:rFonts w:ascii="Arial" w:hAnsi="Arial" w:cs="Arial"/>
+          <w:b/>
+          <w:color w:val="C00000"/>
+          <w:sz w:val="21"/>
+          <w:szCs w:val="21"/>
+          <w:highlight w:val="yellow"/>
+          <w:shd w:val="clear" w:color="auto" w:fill="FFFFFF"/>
+        </w:rPr>
+        <w:t>9. Write a program using a stack data structure to check if a string of mathematical parentheses is perfectly balanced.</w:t>
+      </w:r>
+    </w:p>
+    <w:p>
+      <w:pPr>
+        <w:rPr>
+          <w:rFonts w:ascii="Arial" w:hAnsi="Arial" w:cs="Arial"/>
+          <w:color w:val="1F1F1F"/>
+          <w:sz w:val="21"/>
+          <w:szCs w:val="21"/>
+        </w:rPr>
+      </w:pPr>
+      <w:r>
+        <w:rPr>
+          <w:rFonts w:ascii="Arial" w:hAnsi="Arial" w:cs="Arial"/>
+          <w:color w:val="1F1F1F"/>
+          <w:sz w:val="21"/>
+          <w:szCs w:val="21"/>
+        </w:rPr>
+        <w:t>D</w:t>
+      </w:r>
+      <w:r>
+        <w:rPr>
+          <w:rFonts w:ascii="Arial" w:hAnsi="Arial" w:cs="Arial"/>
+          <w:color w:val="1F1F1F"/>
+          <w:sz w:val="21"/>
+          <w:szCs w:val="21"/>
+        </w:rPr>
+        <w:t xml:space="preserve">ef </w:t>
+      </w:r>
+      <w:proofErr w:type="spellStart"/>
+      <w:r>
+        <w:rPr>
+          <w:rFonts w:ascii="Arial" w:hAnsi="Arial" w:cs="Arial"/>
+          <w:color w:val="1F1F1F"/>
+          <w:sz w:val="21"/>
+          <w:szCs w:val="21"/>
+        </w:rPr>
+        <w:t>is_balanced</w:t>
+      </w:r>
+      <w:proofErr w:type="spellEnd"/>
+      <w:r>
+        <w:rPr>
+          <w:rFonts w:ascii="Arial" w:hAnsi="Arial" w:cs="Arial"/>
+          <w:color w:val="1F1F1F"/>
+          <w:sz w:val="21"/>
+          <w:szCs w:val="21"/>
+        </w:rPr>
+        <w:t>(s):</w:t>
+      </w:r>
+      <w:r>
+        <w:rPr>
+          <w:rFonts w:ascii="Arial" w:hAnsi="Arial" w:cs="Arial"/>
+          <w:color w:val="1F1F1F"/>
+          <w:sz w:val="21"/>
+          <w:szCs w:val="21"/>
+        </w:rPr>
+        <w:br/>
+      </w:r>
+      <w:r>
+        <w:rPr>
+          <w:rFonts w:ascii="Arial" w:hAnsi="Arial" w:cs="Arial"/>
+          <w:color w:val="1F1F1F"/>
+          <w:sz w:val="21"/>
+          <w:szCs w:val="21"/>
+        </w:rPr>
+        <w:t xml:space="preserve">    stack = []</w:t>
+      </w:r>
+      <w:r>
+        <w:rPr>
+          <w:rFonts w:ascii="Arial" w:hAnsi="Arial" w:cs="Arial"/>
+          <w:color w:val="1F1F1F"/>
+          <w:sz w:val="21"/>
+          <w:szCs w:val="21"/>
+        </w:rPr>
+        <w:br/>
+      </w:r>
+      <w:r>
+        <w:rPr>
+          <w:rFonts w:ascii="Arial" w:hAnsi="Arial" w:cs="Arial"/>
+          <w:color w:val="1F1F1F"/>
+          <w:sz w:val="21"/>
+          <w:szCs w:val="21"/>
+        </w:rPr>
+        <w:t xml:space="preserve">    for </w:t>
+      </w:r>
+      <w:proofErr w:type="spellStart"/>
+      <w:r>
+        <w:rPr>
+          <w:rFonts w:ascii="Arial" w:hAnsi="Arial" w:cs="Arial"/>
+          <w:color w:val="1F1F1F"/>
+          <w:sz w:val="21"/>
+          <w:szCs w:val="21"/>
+        </w:rPr>
+        <w:t>ch</w:t>
+      </w:r>
+      <w:proofErr w:type="spellEnd"/>
+      <w:r>
+        <w:rPr>
+          <w:rFonts w:ascii="Arial" w:hAnsi="Arial" w:cs="Arial"/>
+          <w:color w:val="1F1F1F"/>
+          <w:sz w:val="21"/>
+          <w:szCs w:val="21"/>
+        </w:rPr>
+        <w:t xml:space="preserve"> in s:</w:t>
+      </w:r>
+      <w:r>
+        <w:rPr>
+          <w:rFonts w:ascii="Arial" w:hAnsi="Arial" w:cs="Arial"/>
+          <w:color w:val="1F1F1F"/>
+          <w:sz w:val="21"/>
+          <w:szCs w:val="21"/>
+        </w:rPr>
+        <w:br/>
+      </w:r>
+      <w:r>
+        <w:rPr>
+          <w:rFonts w:ascii="Arial" w:hAnsi="Arial" w:cs="Arial"/>
+          <w:color w:val="1F1F1F"/>
+          <w:sz w:val="21"/>
+          <w:szCs w:val="21"/>
+        </w:rPr>
+        <w:t xml:space="preserve">        if </w:t>
+      </w:r>
+      <w:proofErr w:type="spellStart"/>
+      <w:r>
+        <w:rPr>
+          <w:rFonts w:ascii="Arial" w:hAnsi="Arial" w:cs="Arial"/>
+          <w:color w:val="1F1F1F"/>
+          <w:sz w:val="21"/>
+          <w:szCs w:val="21"/>
+        </w:rPr>
+        <w:t>ch</w:t>
+      </w:r>
+      <w:proofErr w:type="spellEnd"/>
+      <w:r>
+        <w:rPr>
+          <w:rFonts w:ascii="Arial" w:hAnsi="Arial" w:cs="Arial"/>
+          <w:color w:val="1F1F1F"/>
+          <w:sz w:val="21"/>
+          <w:szCs w:val="21"/>
+        </w:rPr>
+        <w:t xml:space="preserve"> == </w:t>
+      </w:r>
+      <w:r>
+        <w:rPr>
+          <w:rFonts w:ascii="Arial" w:hAnsi="Arial" w:cs="Arial"/>
+          <w:color w:val="1F1F1F"/>
+          <w:sz w:val="21"/>
+          <w:szCs w:val="21"/>
+        </w:rPr>
+        <w:t>‘</w:t>
+      </w:r>
+      <w:r>
+        <w:rPr>
+          <w:rFonts w:ascii="Arial" w:hAnsi="Arial" w:cs="Arial"/>
+          <w:color w:val="1F1F1F"/>
+          <w:sz w:val="21"/>
+          <w:szCs w:val="21"/>
+        </w:rPr>
+        <w:t>(</w:t>
+      </w:r>
+      <w:r>
+        <w:rPr>
+          <w:rFonts w:ascii="Arial" w:hAnsi="Arial" w:cs="Arial"/>
+          <w:color w:val="1F1F1F"/>
+          <w:sz w:val="21"/>
+          <w:szCs w:val="21"/>
+        </w:rPr>
+        <w:t>‘</w:t>
+      </w:r>
+      <w:r>
+        <w:rPr>
+          <w:rFonts w:ascii="Arial" w:hAnsi="Arial" w:cs="Arial"/>
+          <w:color w:val="1F1F1F"/>
+          <w:sz w:val="21"/>
+          <w:szCs w:val="21"/>
+        </w:rPr>
+        <w:t xml:space="preserve"> or </w:t>
+      </w:r>
+      <w:proofErr w:type="spellStart"/>
+      <w:r>
+        <w:rPr>
+          <w:rFonts w:ascii="Arial" w:hAnsi="Arial" w:cs="Arial"/>
+          <w:color w:val="1F1F1F"/>
+          <w:sz w:val="21"/>
+          <w:szCs w:val="21"/>
+        </w:rPr>
+        <w:t>ch</w:t>
+      </w:r>
+      <w:proofErr w:type="spellEnd"/>
+      <w:r>
+        <w:rPr>
+          <w:rFonts w:ascii="Arial" w:hAnsi="Arial" w:cs="Arial"/>
+          <w:color w:val="1F1F1F"/>
+          <w:sz w:val="21"/>
+          <w:szCs w:val="21"/>
+        </w:rPr>
+        <w:t xml:space="preserve"> == </w:t>
+      </w:r>
+      <w:r>
+        <w:rPr>
+          <w:rFonts w:ascii="Arial" w:hAnsi="Arial" w:cs="Arial"/>
+          <w:color w:val="1F1F1F"/>
+          <w:sz w:val="21"/>
+          <w:szCs w:val="21"/>
+        </w:rPr>
+        <w:t>‘</w:t>
+      </w:r>
+      <w:r>
+        <w:rPr>
+          <w:rFonts w:ascii="Arial" w:hAnsi="Arial" w:cs="Arial"/>
+          <w:color w:val="1F1F1F"/>
+          <w:sz w:val="21"/>
+          <w:szCs w:val="21"/>
+        </w:rPr>
+        <w:t>{</w:t>
+      </w:r>
+      <w:r>
+        <w:rPr>
+          <w:rFonts w:ascii="Arial" w:hAnsi="Arial" w:cs="Arial"/>
+          <w:color w:val="1F1F1F"/>
+          <w:sz w:val="21"/>
+          <w:szCs w:val="21"/>
+        </w:rPr>
+        <w:t>‘</w:t>
+      </w:r>
+      <w:r>
+        <w:rPr>
+          <w:rFonts w:ascii="Arial" w:hAnsi="Arial" w:cs="Arial"/>
+          <w:color w:val="1F1F1F"/>
+          <w:sz w:val="21"/>
+          <w:szCs w:val="21"/>
+        </w:rPr>
+        <w:t xml:space="preserve"> or </w:t>
+      </w:r>
+      <w:proofErr w:type="spellStart"/>
+      <w:r>
+        <w:rPr>
+          <w:rFonts w:ascii="Arial" w:hAnsi="Arial" w:cs="Arial"/>
+          <w:color w:val="1F1F1F"/>
+          <w:sz w:val="21"/>
+          <w:szCs w:val="21"/>
+        </w:rPr>
+        <w:t>ch</w:t>
+      </w:r>
+      <w:proofErr w:type="spellEnd"/>
+      <w:r>
+        <w:rPr>
+          <w:rFonts w:ascii="Arial" w:hAnsi="Arial" w:cs="Arial"/>
+          <w:color w:val="1F1F1F"/>
+          <w:sz w:val="21"/>
+          <w:szCs w:val="21"/>
+        </w:rPr>
+        <w:t xml:space="preserve"> == </w:t>
+      </w:r>
+      <w:r>
+        <w:rPr>
+          <w:rFonts w:ascii="Arial" w:hAnsi="Arial" w:cs="Arial"/>
+          <w:color w:val="1F1F1F"/>
+          <w:sz w:val="21"/>
+          <w:szCs w:val="21"/>
+        </w:rPr>
+        <w:t>‘</w:t>
+      </w:r>
+      <w:r>
+        <w:rPr>
+          <w:rFonts w:ascii="Arial" w:hAnsi="Arial" w:cs="Arial"/>
+          <w:color w:val="1F1F1F"/>
+          <w:sz w:val="21"/>
+          <w:szCs w:val="21"/>
+        </w:rPr>
+        <w:t>[</w:t>
+      </w:r>
+      <w:r>
+        <w:rPr>
+          <w:rFonts w:ascii="Arial" w:hAnsi="Arial" w:cs="Arial"/>
+          <w:color w:val="1F1F1F"/>
+          <w:sz w:val="21"/>
+          <w:szCs w:val="21"/>
+        </w:rPr>
+        <w:t>‘</w:t>
+      </w:r>
+      <w:r>
+        <w:rPr>
+          <w:rFonts w:ascii="Arial" w:hAnsi="Arial" w:cs="Arial"/>
+          <w:color w:val="1F1F1F"/>
+          <w:sz w:val="21"/>
+          <w:szCs w:val="21"/>
+        </w:rPr>
+        <w:t>:</w:t>
+      </w:r>
+      <w:r>
+        <w:rPr>
+          <w:rFonts w:ascii="Arial" w:hAnsi="Arial" w:cs="Arial"/>
+          <w:color w:val="1F1F1F"/>
+          <w:sz w:val="21"/>
+          <w:szCs w:val="21"/>
+        </w:rPr>
+        <w:br/>
+      </w:r>
+      <w:r>
+        <w:rPr>
+          <w:rFonts w:ascii="Arial" w:hAnsi="Arial" w:cs="Arial"/>
+          <w:color w:val="1F1F1F"/>
+          <w:sz w:val="21"/>
+          <w:szCs w:val="21"/>
+        </w:rPr>
+        <w:t xml:space="preserve">            </w:t>
+      </w:r>
+      <w:proofErr w:type="spellStart"/>
+      <w:r>
+        <w:rPr>
+          <w:rFonts w:ascii="Arial" w:hAnsi="Arial" w:cs="Arial"/>
+          <w:color w:val="1F1F1F"/>
+          <w:sz w:val="21"/>
+          <w:szCs w:val="21"/>
+        </w:rPr>
+        <w:t>stack.append</w:t>
+      </w:r>
+      <w:proofErr w:type="spellEnd"/>
+      <w:r>
+        <w:rPr>
+          <w:rFonts w:ascii="Arial" w:hAnsi="Arial" w:cs="Arial"/>
+          <w:color w:val="1F1F1F"/>
+          <w:sz w:val="21"/>
+          <w:szCs w:val="21"/>
+        </w:rPr>
+        <w:t>(</w:t>
+      </w:r>
+      <w:proofErr w:type="spellStart"/>
+      <w:r>
+        <w:rPr>
+          <w:rFonts w:ascii="Arial" w:hAnsi="Arial" w:cs="Arial"/>
+          <w:color w:val="1F1F1F"/>
+          <w:sz w:val="21"/>
+          <w:szCs w:val="21"/>
+        </w:rPr>
+        <w:t>ch</w:t>
+      </w:r>
+      <w:proofErr w:type="spellEnd"/>
+      <w:r>
+        <w:rPr>
+          <w:rFonts w:ascii="Arial" w:hAnsi="Arial" w:cs="Arial"/>
+          <w:color w:val="1F1F1F"/>
+          <w:sz w:val="21"/>
+          <w:szCs w:val="21"/>
+        </w:rPr>
+        <w:t>)</w:t>
+      </w:r>
+      <w:r>
+        <w:rPr>
+          <w:rFonts w:ascii="Arial" w:hAnsi="Arial" w:cs="Arial"/>
+          <w:color w:val="1F1F1F"/>
+          <w:sz w:val="21"/>
+          <w:szCs w:val="21"/>
+        </w:rPr>
+        <w:br/>
+      </w:r>
+      <w:r>
+        <w:rPr>
+          <w:rFonts w:ascii="Arial" w:hAnsi="Arial" w:cs="Arial"/>
+          <w:color w:val="1F1F1F"/>
+          <w:sz w:val="21"/>
+          <w:szCs w:val="21"/>
+        </w:rPr>
+        <w:t xml:space="preserve">        else:</w:t>
+      </w:r>
+      <w:r>
+        <w:rPr>
+          <w:rFonts w:ascii="Arial" w:hAnsi="Arial" w:cs="Arial"/>
+          <w:color w:val="1F1F1F"/>
+          <w:sz w:val="21"/>
+          <w:szCs w:val="21"/>
+        </w:rPr>
+        <w:br/>
+      </w:r>
+      <w:r>
+        <w:rPr>
+          <w:rFonts w:ascii="Arial" w:hAnsi="Arial" w:cs="Arial"/>
+          <w:color w:val="1F1F1F"/>
+          <w:sz w:val="21"/>
+          <w:szCs w:val="21"/>
+        </w:rPr>
+        <w:t xml:space="preserve">            if not stack:</w:t>
+      </w:r>
+      <w:r>
+        <w:rPr>
+          <w:rFonts w:ascii="Arial" w:hAnsi="Arial" w:cs="Arial"/>
+          <w:color w:val="1F1F1F"/>
+          <w:sz w:val="21"/>
+          <w:szCs w:val="21"/>
+        </w:rPr>
+        <w:br/>
+      </w:r>
+      <w:r>
+        <w:rPr>
+          <w:rFonts w:ascii="Arial" w:hAnsi="Arial" w:cs="Arial"/>
+          <w:color w:val="1F1F1F"/>
+          <w:sz w:val="21"/>
+          <w:szCs w:val="21"/>
+        </w:rPr>
+        <w:t xml:space="preserve">                return False</w:t>
+      </w:r>
+      <w:r>
+        <w:rPr>
+          <w:rFonts w:ascii="Arial" w:hAnsi="Arial" w:cs="Arial"/>
+          <w:color w:val="1F1F1F"/>
+          <w:sz w:val="21"/>
+          <w:szCs w:val="21"/>
+        </w:rPr>
+        <w:br/>
+      </w:r>
+      <w:r>
+        <w:rPr>
+          <w:rFonts w:ascii="Arial" w:hAnsi="Arial" w:cs="Arial"/>
+          <w:color w:val="1F1F1F"/>
+          <w:sz w:val="21"/>
+          <w:szCs w:val="21"/>
+        </w:rPr>
+        <w:t xml:space="preserve">            top = </w:t>
+      </w:r>
+      <w:proofErr w:type="spellStart"/>
+      <w:r>
+        <w:rPr>
+          <w:rFonts w:ascii="Arial" w:hAnsi="Arial" w:cs="Arial"/>
+          <w:color w:val="1F1F1F"/>
+          <w:sz w:val="21"/>
+          <w:szCs w:val="21"/>
+        </w:rPr>
+        <w:t>stack.pop</w:t>
+      </w:r>
+      <w:proofErr w:type="spellEnd"/>
+      <w:r>
+        <w:rPr>
+          <w:rFonts w:ascii="Arial" w:hAnsi="Arial" w:cs="Arial"/>
+          <w:color w:val="1F1F1F"/>
+          <w:sz w:val="21"/>
+          <w:szCs w:val="21"/>
+        </w:rPr>
+        <w:t>()</w:t>
+      </w:r>
+      <w:r>
+        <w:rPr>
+          <w:rFonts w:ascii="Arial" w:hAnsi="Arial" w:cs="Arial"/>
+          <w:color w:val="1F1F1F"/>
+          <w:sz w:val="21"/>
+          <w:szCs w:val="21"/>
+        </w:rPr>
+        <w:br/>
+      </w:r>
+      <w:r>
+        <w:rPr>
+          <w:rFonts w:ascii="Arial" w:hAnsi="Arial" w:cs="Arial"/>
+          <w:color w:val="1F1F1F"/>
+          <w:sz w:val="21"/>
+          <w:szCs w:val="21"/>
+        </w:rPr>
+        <w:t xml:space="preserve">            if (</w:t>
+      </w:r>
+      <w:proofErr w:type="spellStart"/>
+      <w:r>
+        <w:rPr>
+          <w:rFonts w:ascii="Arial" w:hAnsi="Arial" w:cs="Arial"/>
+          <w:color w:val="1F1F1F"/>
+          <w:sz w:val="21"/>
+          <w:szCs w:val="21"/>
+        </w:rPr>
+        <w:t>ch</w:t>
+      </w:r>
+      <w:proofErr w:type="spellEnd"/>
+      <w:r>
+        <w:rPr>
+          <w:rFonts w:ascii="Arial" w:hAnsi="Arial" w:cs="Arial"/>
+          <w:color w:val="1F1F1F"/>
+          <w:sz w:val="21"/>
+          <w:szCs w:val="21"/>
+        </w:rPr>
+        <w:t xml:space="preserve"> == </w:t>
+      </w:r>
+      <w:r>
+        <w:rPr>
+          <w:rFonts w:ascii="Arial" w:hAnsi="Arial" w:cs="Arial"/>
+          <w:color w:val="1F1F1F"/>
+          <w:sz w:val="21"/>
+          <w:szCs w:val="21"/>
+        </w:rPr>
+        <w:t>‘</w:t>
+      </w:r>
+      <w:r>
+        <w:rPr>
+          <w:rFonts w:ascii="Arial" w:hAnsi="Arial" w:cs="Arial"/>
+          <w:color w:val="1F1F1F"/>
+          <w:sz w:val="21"/>
+          <w:szCs w:val="21"/>
+        </w:rPr>
+        <w:t>)</w:t>
+      </w:r>
+      <w:r>
+        <w:rPr>
+          <w:rFonts w:ascii="Arial" w:hAnsi="Arial" w:cs="Arial"/>
+          <w:color w:val="1F1F1F"/>
+          <w:sz w:val="21"/>
+          <w:szCs w:val="21"/>
+        </w:rPr>
+        <w:t>’</w:t>
+      </w:r>
+      <w:r>
+        <w:rPr>
+          <w:rFonts w:ascii="Arial" w:hAnsi="Arial" w:cs="Arial"/>
+          <w:color w:val="1F1F1F"/>
+          <w:sz w:val="21"/>
+          <w:szCs w:val="21"/>
+        </w:rPr>
+        <w:t xml:space="preserve"> and top != </w:t>
+      </w:r>
+      <w:r>
+        <w:rPr>
+          <w:rFonts w:ascii="Arial" w:hAnsi="Arial" w:cs="Arial"/>
+          <w:color w:val="1F1F1F"/>
+          <w:sz w:val="21"/>
+          <w:szCs w:val="21"/>
+        </w:rPr>
+        <w:t>‘</w:t>
+      </w:r>
+      <w:r>
+        <w:rPr>
+          <w:rFonts w:ascii="Arial" w:hAnsi="Arial" w:cs="Arial"/>
+          <w:color w:val="1F1F1F"/>
+          <w:sz w:val="21"/>
+          <w:szCs w:val="21"/>
+        </w:rPr>
+        <w:t>(</w:t>
+      </w:r>
+      <w:r>
+        <w:rPr>
+          <w:rFonts w:ascii="Arial" w:hAnsi="Arial" w:cs="Arial"/>
+          <w:color w:val="1F1F1F"/>
+          <w:sz w:val="21"/>
+          <w:szCs w:val="21"/>
+        </w:rPr>
+        <w:t>‘</w:t>
+      </w:r>
+      <w:r>
+        <w:rPr>
+          <w:rFonts w:ascii="Arial" w:hAnsi="Arial" w:cs="Arial"/>
+          <w:color w:val="1F1F1F"/>
+          <w:sz w:val="21"/>
+          <w:szCs w:val="21"/>
+        </w:rPr>
+        <w:t>) or \</w:t>
+      </w:r>
+      <w:r>
+        <w:rPr>
+          <w:rFonts w:ascii="Arial" w:hAnsi="Arial" w:cs="Arial"/>
+          <w:color w:val="1F1F1F"/>
+          <w:sz w:val="21"/>
+          <w:szCs w:val="21"/>
+        </w:rPr>
+        <w:br/>
+      </w:r>
+      <w:r>
+        <w:rPr>
+          <w:rFonts w:ascii="Arial" w:hAnsi="Arial" w:cs="Arial"/>
+          <w:color w:val="1F1F1F"/>
+          <w:sz w:val="21"/>
+          <w:szCs w:val="21"/>
+        </w:rPr>
         <w:lastRenderedPageBreak/>
+        <w:t xml:space="preserve">               (</w:t>
+      </w:r>
+      <w:proofErr w:type="spellStart"/>
+      <w:r>
+        <w:rPr>
+          <w:rFonts w:ascii="Arial" w:hAnsi="Arial" w:cs="Arial"/>
+          <w:color w:val="1F1F1F"/>
+          <w:sz w:val="21"/>
+          <w:szCs w:val="21"/>
+        </w:rPr>
+        <w:t>ch</w:t>
+      </w:r>
+      <w:proofErr w:type="spellEnd"/>
+      <w:r>
+        <w:rPr>
+          <w:rFonts w:ascii="Arial" w:hAnsi="Arial" w:cs="Arial"/>
+          <w:color w:val="1F1F1F"/>
+          <w:sz w:val="21"/>
+          <w:szCs w:val="21"/>
+        </w:rPr>
+        <w:t xml:space="preserve"> == </w:t>
+      </w:r>
+      <w:r>
+        <w:rPr>
+          <w:rFonts w:ascii="Arial" w:hAnsi="Arial" w:cs="Arial"/>
+          <w:color w:val="1F1F1F"/>
+          <w:sz w:val="21"/>
+          <w:szCs w:val="21"/>
+        </w:rPr>
+        <w:t>‘</w:t>
+      </w:r>
+      <w:r>
+        <w:rPr>
+          <w:rFonts w:ascii="Arial" w:hAnsi="Arial" w:cs="Arial"/>
+          <w:color w:val="1F1F1F"/>
+          <w:sz w:val="21"/>
+          <w:szCs w:val="21"/>
+        </w:rPr>
+        <w:t>}</w:t>
+      </w:r>
+      <w:r>
+        <w:rPr>
+          <w:rFonts w:ascii="Arial" w:hAnsi="Arial" w:cs="Arial"/>
+          <w:color w:val="1F1F1F"/>
+          <w:sz w:val="21"/>
+          <w:szCs w:val="21"/>
+        </w:rPr>
+        <w:t>’</w:t>
+      </w:r>
+      <w:r>
+        <w:rPr>
+          <w:rFonts w:ascii="Arial" w:hAnsi="Arial" w:cs="Arial"/>
+          <w:color w:val="1F1F1F"/>
+          <w:sz w:val="21"/>
+          <w:szCs w:val="21"/>
+        </w:rPr>
+        <w:t xml:space="preserve"> and top != </w:t>
+      </w:r>
+      <w:r>
+        <w:rPr>
+          <w:rFonts w:ascii="Arial" w:hAnsi="Arial" w:cs="Arial"/>
+          <w:color w:val="1F1F1F"/>
+          <w:sz w:val="21"/>
+          <w:szCs w:val="21"/>
+        </w:rPr>
+        <w:t>‘</w:t>
+      </w:r>
+      <w:r>
+        <w:rPr>
+          <w:rFonts w:ascii="Arial" w:hAnsi="Arial" w:cs="Arial"/>
+          <w:color w:val="1F1F1F"/>
+          <w:sz w:val="21"/>
+          <w:szCs w:val="21"/>
+        </w:rPr>
+        <w:t>{</w:t>
+      </w:r>
+      <w:r>
+        <w:rPr>
+          <w:rFonts w:ascii="Arial" w:hAnsi="Arial" w:cs="Arial"/>
+          <w:color w:val="1F1F1F"/>
+          <w:sz w:val="21"/>
+          <w:szCs w:val="21"/>
+        </w:rPr>
+        <w:t>‘</w:t>
+      </w:r>
+      <w:r>
+        <w:rPr>
+          <w:rFonts w:ascii="Arial" w:hAnsi="Arial" w:cs="Arial"/>
+          <w:color w:val="1F1F1F"/>
+          <w:sz w:val="21"/>
+          <w:szCs w:val="21"/>
+        </w:rPr>
+        <w:t>) or \</w:t>
+      </w:r>
+      <w:r>
+        <w:rPr>
+          <w:rFonts w:ascii="Arial" w:hAnsi="Arial" w:cs="Arial"/>
+          <w:color w:val="1F1F1F"/>
+          <w:sz w:val="21"/>
+          <w:szCs w:val="21"/>
+        </w:rPr>
+        <w:br/>
+      </w:r>
+      <w:r>
+        <w:rPr>
+          <w:rFonts w:ascii="Arial" w:hAnsi="Arial" w:cs="Arial"/>
+          <w:color w:val="1F1F1F"/>
+          <w:sz w:val="21"/>
+          <w:szCs w:val="21"/>
+        </w:rPr>
+        <w:t xml:space="preserve">               (</w:t>
+      </w:r>
+      <w:proofErr w:type="spellStart"/>
+      <w:r>
+        <w:rPr>
+          <w:rFonts w:ascii="Arial" w:hAnsi="Arial" w:cs="Arial"/>
+          <w:color w:val="1F1F1F"/>
+          <w:sz w:val="21"/>
+          <w:szCs w:val="21"/>
+        </w:rPr>
+        <w:t>ch</w:t>
+      </w:r>
+      <w:proofErr w:type="spellEnd"/>
+      <w:r>
+        <w:rPr>
+          <w:rFonts w:ascii="Arial" w:hAnsi="Arial" w:cs="Arial"/>
+          <w:color w:val="1F1F1F"/>
+          <w:sz w:val="21"/>
+          <w:szCs w:val="21"/>
+        </w:rPr>
+        <w:t xml:space="preserve"> == </w:t>
+      </w:r>
+      <w:r>
+        <w:rPr>
+          <w:rFonts w:ascii="Arial" w:hAnsi="Arial" w:cs="Arial"/>
+          <w:color w:val="1F1F1F"/>
+          <w:sz w:val="21"/>
+          <w:szCs w:val="21"/>
+        </w:rPr>
+        <w:t>‘</w:t>
+      </w:r>
+      <w:r>
+        <w:rPr>
+          <w:rFonts w:ascii="Arial" w:hAnsi="Arial" w:cs="Arial"/>
+          <w:color w:val="1F1F1F"/>
+          <w:sz w:val="21"/>
+          <w:szCs w:val="21"/>
+        </w:rPr>
+        <w:t>]</w:t>
+      </w:r>
+      <w:r>
+        <w:rPr>
+          <w:rFonts w:ascii="Arial" w:hAnsi="Arial" w:cs="Arial"/>
+          <w:color w:val="1F1F1F"/>
+          <w:sz w:val="21"/>
+          <w:szCs w:val="21"/>
+        </w:rPr>
+        <w:t>’</w:t>
+      </w:r>
+      <w:r>
+        <w:rPr>
+          <w:rFonts w:ascii="Arial" w:hAnsi="Arial" w:cs="Arial"/>
+          <w:color w:val="1F1F1F"/>
+          <w:sz w:val="21"/>
+          <w:szCs w:val="21"/>
+        </w:rPr>
+        <w:t xml:space="preserve"> and top != </w:t>
+      </w:r>
+      <w:r>
+        <w:rPr>
+          <w:rFonts w:ascii="Arial" w:hAnsi="Arial" w:cs="Arial"/>
+          <w:color w:val="1F1F1F"/>
+          <w:sz w:val="21"/>
+          <w:szCs w:val="21"/>
+        </w:rPr>
+        <w:t>‘</w:t>
+      </w:r>
+      <w:r>
+        <w:rPr>
+          <w:rFonts w:ascii="Arial" w:hAnsi="Arial" w:cs="Arial"/>
+          <w:color w:val="1F1F1F"/>
+          <w:sz w:val="21"/>
+          <w:szCs w:val="21"/>
+        </w:rPr>
+        <w:t>[</w:t>
+      </w:r>
+      <w:r>
+        <w:rPr>
+          <w:rFonts w:ascii="Arial" w:hAnsi="Arial" w:cs="Arial"/>
+          <w:color w:val="1F1F1F"/>
+          <w:sz w:val="21"/>
+          <w:szCs w:val="21"/>
+        </w:rPr>
+        <w:t>‘</w:t>
+      </w:r>
+      <w:r>
+        <w:rPr>
+          <w:rFonts w:ascii="Arial" w:hAnsi="Arial" w:cs="Arial"/>
+          <w:color w:val="1F1F1F"/>
+          <w:sz w:val="21"/>
+          <w:szCs w:val="21"/>
+        </w:rPr>
+        <w:t>):</w:t>
+      </w:r>
+      <w:r>
+        <w:rPr>
+          <w:rFonts w:ascii="Arial" w:hAnsi="Arial" w:cs="Arial"/>
+          <w:color w:val="1F1F1F"/>
+          <w:sz w:val="21"/>
+          <w:szCs w:val="21"/>
+        </w:rPr>
+        <w:br/>
+      </w:r>
+      <w:r>
+        <w:rPr>
+          <w:rFonts w:ascii="Arial" w:hAnsi="Arial" w:cs="Arial"/>
+          <w:color w:val="1F1F1F"/>
+          <w:sz w:val="21"/>
+          <w:szCs w:val="21"/>
+        </w:rPr>
+        <w:t xml:space="preserve">                return False</w:t>
+      </w:r>
+      <w:r>
+        <w:rPr>
+          <w:rFonts w:ascii="Arial" w:hAnsi="Arial" w:cs="Arial"/>
+          <w:color w:val="1F1F1F"/>
+          <w:sz w:val="21"/>
+          <w:szCs w:val="21"/>
+        </w:rPr>
+        <w:br/>
+      </w:r>
+      <w:r>
+        <w:rPr>
+          <w:rFonts w:ascii="Arial" w:hAnsi="Arial" w:cs="Arial"/>
+          <w:color w:val="1F1F1F"/>
+          <w:sz w:val="21"/>
+          <w:szCs w:val="21"/>
+        </w:rPr>
+        <w:t xml:space="preserve">    return </w:t>
+      </w:r>
+      <w:proofErr w:type="spellStart"/>
+      <w:r>
+        <w:rPr>
+          <w:rFonts w:ascii="Arial" w:hAnsi="Arial" w:cs="Arial"/>
+          <w:color w:val="1F1F1F"/>
+          <w:sz w:val="21"/>
+          <w:szCs w:val="21"/>
+        </w:rPr>
+        <w:t>len</w:t>
+      </w:r>
+      <w:proofErr w:type="spellEnd"/>
+      <w:r>
+        <w:rPr>
+          <w:rFonts w:ascii="Arial" w:hAnsi="Arial" w:cs="Arial"/>
+          <w:color w:val="1F1F1F"/>
+          <w:sz w:val="21"/>
+          <w:szCs w:val="21"/>
+        </w:rPr>
+        <w:t>(stack) == 0</w:t>
+      </w:r>
+    </w:p>
+    <w:p>
+      <w:pPr>
+        <w:rPr>
+          <w:rFonts w:ascii="Arial" w:hAnsi="Arial" w:cs="Arial"/>
+          <w:color w:val="1F1F1F"/>
+          <w:sz w:val="21"/>
+          <w:szCs w:val="21"/>
+        </w:rPr>
+      </w:pPr>
+      <w:r>
+        <w:rPr>
+          <w:rFonts w:ascii="Arial" w:hAnsi="Arial" w:cs="Arial"/>
+          <w:color w:val="1F1F1F"/>
+          <w:sz w:val="21"/>
+          <w:szCs w:val="21"/>
+        </w:rPr>
+        <w:t># Example</w:t>
+      </w:r>
+      <w:r>
+        <w:rPr>
+          <w:rFonts w:ascii="Arial" w:hAnsi="Arial" w:cs="Arial"/>
+          <w:color w:val="1F1F1F"/>
+          <w:sz w:val="21"/>
+          <w:szCs w:val="21"/>
+        </w:rPr>
+        <w:br/>
+      </w:r>
+      <w:r>
+        <w:rPr>
+          <w:rFonts w:ascii="Arial" w:hAnsi="Arial" w:cs="Arial"/>
+          <w:color w:val="1F1F1F"/>
+          <w:sz w:val="21"/>
+          <w:szCs w:val="21"/>
+        </w:rPr>
+        <w:t xml:space="preserve">expr = </w:t>
+      </w:r>
+      <w:r>
+        <w:rPr>
+          <w:rFonts w:ascii="Arial" w:hAnsi="Arial" w:cs="Arial"/>
+          <w:color w:val="1F1F1F"/>
+          <w:sz w:val="21"/>
+          <w:szCs w:val="21"/>
+        </w:rPr>
+        <w:t>“</w:t>
+      </w:r>
+      <w:r>
+        <w:rPr>
+          <w:rFonts w:ascii="Arial" w:hAnsi="Arial" w:cs="Arial"/>
+          <w:color w:val="1F1F1F"/>
+          <w:sz w:val="21"/>
+          <w:szCs w:val="21"/>
+        </w:rPr>
+        <w:t>{[()]}</w:t>
+      </w:r>
+      <w:r>
+        <w:rPr>
+          <w:rFonts w:ascii="Arial" w:hAnsi="Arial" w:cs="Arial"/>
+          <w:color w:val="1F1F1F"/>
+          <w:sz w:val="21"/>
+          <w:szCs w:val="21"/>
+        </w:rPr>
+        <w:t>”</w:t>
+      </w:r>
+      <w:r>
+        <w:rPr>
+          <w:rFonts w:ascii="Arial" w:hAnsi="Arial" w:cs="Arial"/>
+          <w:color w:val="1F1F1F"/>
+          <w:sz w:val="21"/>
+          <w:szCs w:val="21"/>
+        </w:rPr>
+        <w:br/>
+      </w:r>
+      <w:r>
+        <w:rPr>
+          <w:rFonts w:ascii="Arial" w:hAnsi="Arial" w:cs="Arial"/>
+          <w:color w:val="1F1F1F"/>
+          <w:sz w:val="21"/>
+          <w:szCs w:val="21"/>
+        </w:rPr>
+        <w:t xml:space="preserve">if </w:t>
+      </w:r>
+      <w:proofErr w:type="spellStart"/>
+      <w:r>
+        <w:rPr>
+          <w:rFonts w:ascii="Arial" w:hAnsi="Arial" w:cs="Arial"/>
+          <w:color w:val="1F1F1F"/>
+          <w:sz w:val="21"/>
+          <w:szCs w:val="21"/>
+        </w:rPr>
+        <w:t>is_balanced</w:t>
+      </w:r>
+      <w:proofErr w:type="spellEnd"/>
+      <w:r>
+        <w:rPr>
+          <w:rFonts w:ascii="Arial" w:hAnsi="Arial" w:cs="Arial"/>
+          <w:color w:val="1F1F1F"/>
+          <w:sz w:val="21"/>
+          <w:szCs w:val="21"/>
+        </w:rPr>
+        <w:t>(expr) == True:</w:t>
+      </w:r>
+      <w:r>
+        <w:rPr>
+          <w:rFonts w:ascii="Arial" w:hAnsi="Arial" w:cs="Arial"/>
+          <w:color w:val="1F1F1F"/>
+          <w:sz w:val="21"/>
+          <w:szCs w:val="21"/>
+        </w:rPr>
+        <w:br/>
+      </w:r>
+      <w:r>
+        <w:rPr>
+          <w:rFonts w:ascii="Arial" w:hAnsi="Arial" w:cs="Arial"/>
+          <w:color w:val="1F1F1F"/>
+          <w:sz w:val="21"/>
+          <w:szCs w:val="21"/>
+        </w:rPr>
+        <w:t xml:space="preserve">    print(</w:t>
+      </w:r>
+      <w:r>
+        <w:rPr>
+          <w:rFonts w:ascii="Arial" w:hAnsi="Arial" w:cs="Arial"/>
+          <w:color w:val="1F1F1F"/>
+          <w:sz w:val="21"/>
+          <w:szCs w:val="21"/>
+        </w:rPr>
+        <w:t>“</w:t>
+      </w:r>
+      <w:r>
+        <w:rPr>
+          <w:rFonts w:ascii="Arial" w:hAnsi="Arial" w:cs="Arial"/>
+          <w:color w:val="1F1F1F"/>
+          <w:sz w:val="21"/>
+          <w:szCs w:val="21"/>
+        </w:rPr>
+        <w:t>Balanced</w:t>
+      </w:r>
+      <w:r>
+        <w:rPr>
+          <w:rFonts w:ascii="Arial" w:hAnsi="Arial" w:cs="Arial"/>
+          <w:color w:val="1F1F1F"/>
+          <w:sz w:val="21"/>
+          <w:szCs w:val="21"/>
+        </w:rPr>
+        <w:t>”</w:t>
+      </w:r>
+      <w:r>
+        <w:rPr>
+          <w:rFonts w:ascii="Arial" w:hAnsi="Arial" w:cs="Arial"/>
+          <w:color w:val="1F1F1F"/>
+          <w:sz w:val="21"/>
+          <w:szCs w:val="21"/>
+        </w:rPr>
+        <w:t>)</w:t>
+      </w:r>
+      <w:r>
+        <w:rPr>
+          <w:rFonts w:ascii="Arial" w:hAnsi="Arial" w:cs="Arial"/>
+          <w:color w:val="1F1F1F"/>
+          <w:sz w:val="21"/>
+          <w:szCs w:val="21"/>
+        </w:rPr>
+        <w:br/>
+      </w:r>
+      <w:r>
+        <w:rPr>
+          <w:rFonts w:ascii="Arial" w:hAnsi="Arial" w:cs="Arial"/>
+          <w:color w:val="1F1F1F"/>
+          <w:sz w:val="21"/>
+          <w:szCs w:val="21"/>
+        </w:rPr>
+        <w:t>else:</w:t>
+      </w:r>
+      <w:r>
+        <w:rPr>
+          <w:rFonts w:ascii="Arial" w:hAnsi="Arial" w:cs="Arial"/>
+          <w:color w:val="1F1F1F"/>
+          <w:sz w:val="21"/>
+          <w:szCs w:val="21"/>
+        </w:rPr>
+        <w:br/>
+      </w:r>
+      <w:r>
+        <w:rPr>
+          <w:rFonts w:ascii="Arial" w:hAnsi="Arial" w:cs="Arial"/>
+          <w:color w:val="1F1F1F"/>
+          <w:sz w:val="21"/>
+          <w:szCs w:val="21"/>
+        </w:rPr>
+        <w:t xml:space="preserve">    print(</w:t>
+      </w:r>
+      <w:r>
+        <w:rPr>
+          <w:rFonts w:ascii="Arial" w:hAnsi="Arial" w:cs="Arial"/>
+          <w:color w:val="1F1F1F"/>
+          <w:sz w:val="21"/>
+          <w:szCs w:val="21"/>
+        </w:rPr>
+        <w:t>“</w:t>
+      </w:r>
+      <w:r>
+        <w:rPr>
+          <w:rFonts w:ascii="Arial" w:hAnsi="Arial" w:cs="Arial"/>
+          <w:color w:val="1F1F1F"/>
+          <w:sz w:val="21"/>
+          <w:szCs w:val="21"/>
+        </w:rPr>
+        <w:t>Imbalanced</w:t>
+      </w:r>
+      <w:r>
+        <w:rPr>
+          <w:rFonts w:ascii="Arial" w:hAnsi="Arial" w:cs="Arial"/>
+          <w:color w:val="1F1F1F"/>
+          <w:sz w:val="21"/>
+          <w:szCs w:val="21"/>
+        </w:rPr>
+        <w:t>”</w:t>
+      </w:r>
+      <w:r>
+        <w:rPr>
+          <w:rFonts w:ascii="Arial" w:hAnsi="Arial" w:cs="Arial"/>
+          <w:color w:val="1F1F1F"/>
+          <w:sz w:val="21"/>
+          <w:szCs w:val="21"/>
+        </w:rPr>
+        <w:t>)</w:t>
+      </w:r>
+      <w:r>
+        <w:rPr>
+          <w:rFonts w:ascii="Arial" w:hAnsi="Arial" w:cs="Arial"/>
+          <w:color w:val="1F1F1F"/>
+          <w:sz w:val="21"/>
+          <w:szCs w:val="21"/>
+        </w:rPr>
+        <w:br/>
+      </w:r>
+    </w:p>
+    <w:p>
+      <w:pPr>
+        <w:rPr>
+          <w:rFonts w:ascii="Arial" w:hAnsi="Arial" w:cs="Arial"/>
+          <w:b/>
+          <w:color w:val="C00000"/>
+          <w:sz w:val="21"/>
+          <w:szCs w:val="21"/>
+          <w:shd w:val="clear" w:color="auto" w:fill="FFFFFF"/>
+        </w:rPr>
+      </w:pPr>
+      <w:r>
+        <w:rPr>
+          <w:rFonts w:ascii="Arial" w:hAnsi="Arial" w:cs="Arial"/>
+          <w:b/>
+          <w:color w:val="C00000"/>
+          <w:sz w:val="21"/>
+          <w:szCs w:val="21"/>
+          <w:highlight w:val="yellow"/>
+          <w:shd w:val="clear" w:color="auto" w:fill="FFFFFF"/>
+        </w:rPr>
+        <w:t xml:space="preserve">10. Write a program that simulates memory allocation by finding contiguous available blocks in a </w:t>
+      </w:r>
+      <w:r>
+        <w:rPr>
+          <w:rFonts w:ascii="Arial" w:hAnsi="Arial" w:cs="Arial"/>
+          <w:b/>
+          <w:color w:val="C00000"/>
+          <w:sz w:val="21"/>
+          <w:szCs w:val="21"/>
+          <w:highlight w:val="yellow"/>
+          <w:shd w:val="clear" w:color="auto" w:fill="FFFFFF"/>
+        </w:rPr>
+        <w:pgNum/>
+      </w:r>
+      <w:proofErr w:type="spellStart"/>
+      <w:r>
+        <w:rPr>
+          <w:rFonts w:ascii="Arial" w:hAnsi="Arial" w:cs="Arial"/>
+          <w:b/>
+          <w:color w:val="C00000"/>
+          <w:sz w:val="21"/>
+          <w:szCs w:val="21"/>
+          <w:highlight w:val="yellow"/>
+          <w:shd w:val="clear" w:color="auto" w:fill="FFFFFF"/>
+        </w:rPr>
+        <w:t>oolean</w:t>
+      </w:r>
+      <w:proofErr w:type="spellEnd"/>
+      <w:r>
+        <w:rPr>
+          <w:rFonts w:ascii="Arial" w:hAnsi="Arial" w:cs="Arial"/>
+          <w:b/>
+          <w:color w:val="C00000"/>
+          <w:sz w:val="21"/>
+          <w:szCs w:val="21"/>
+          <w:highlight w:val="yellow"/>
+          <w:shd w:val="clear" w:color="auto" w:fill="FFFFFF"/>
+        </w:rPr>
+        <w:t xml:space="preserve"> array and marking them as used.</w:t>
+      </w:r>
+    </w:p>
+    <w:p>
+      <w:pPr>
+        <w:rPr>
+          <w:rFonts w:ascii="Arial" w:hAnsi="Arial" w:cs="Arial"/>
+          <w:color w:val="1F1F1F"/>
+          <w:sz w:val="21"/>
+          <w:szCs w:val="21"/>
+          <w:shd w:val="clear" w:color="auto" w:fill="FFFFFF"/>
+        </w:rPr>
+      </w:pPr>
+      <w:r>
+        <w:rPr>
+          <w:rFonts w:ascii="Arial" w:hAnsi="Arial" w:cs="Arial"/>
+          <w:color w:val="1F1F1F"/>
+          <w:sz w:val="21"/>
+          <w:szCs w:val="21"/>
+          <w:shd w:val="clear" w:color="auto" w:fill="FFFFFF"/>
+        </w:rPr>
         <w:t>D</w:t>
       </w:r>
       <w:r>
@@ -2529,6 +4041,7 @@
           <w:color w:val="1F1F1F"/>
           <w:sz w:val="21"/>
           <w:szCs w:val="21"/>
+          <w:shd w:val="clear" w:color="auto" w:fill="FFFFFF"/>
         </w:rPr>
         <w:t xml:space="preserve">ef </w:t>
       </w:r>
@@ -2539,38 +4052,184 @@
           <w:color w:val="1F1F1F"/>
           <w:sz w:val="21"/>
           <w:szCs w:val="21"/>
-        </w:rPr>
-        <w:t>selection_sort</w:t>
-      </w:r>
-      <w:proofErr w:type="spellEnd"/>
-      <w:r>
-        <w:rPr>
-          <w:rFonts w:ascii="Arial" w:hAnsi="Arial" w:cs="Arial"/>
-          <w:color w:val="1F1F1F"/>
-          <w:sz w:val="21"/>
-          <w:szCs w:val="21"/>
-        </w:rPr>
-        <w:t>(</w:t>
-      </w:r>
-      <w:proofErr w:type="spellStart"/>
-      <w:r>
-        <w:rPr>
-          <w:rFonts w:ascii="Arial" w:hAnsi="Arial" w:cs="Arial"/>
-          <w:color w:val="1F1F1F"/>
-          <w:sz w:val="21"/>
-          <w:szCs w:val="21"/>
-        </w:rPr>
-        <w:t>arr</w:t>
-      </w:r>
-      <w:proofErr w:type="spellEnd"/>
-      <w:r>
-        <w:rPr>
-          <w:rFonts w:ascii="Arial" w:hAnsi="Arial" w:cs="Arial"/>
-          <w:color w:val="1F1F1F"/>
-          <w:sz w:val="21"/>
-          <w:szCs w:val="21"/>
-        </w:rPr>
-        <w:t>):</w:t>
+          <w:shd w:val="clear" w:color="auto" w:fill="FFFFFF"/>
+        </w:rPr>
+        <w:t>allocate_memory</w:t>
+      </w:r>
+      <w:proofErr w:type="spellEnd"/>
+      <w:r>
+        <w:rPr>
+          <w:rFonts w:ascii="Arial" w:hAnsi="Arial" w:cs="Arial"/>
+          <w:color w:val="1F1F1F"/>
+          <w:sz w:val="21"/>
+          <w:szCs w:val="21"/>
+          <w:shd w:val="clear" w:color="auto" w:fill="FFFFFF"/>
+        </w:rPr>
+        <w:t>(memory, size):</w:t>
+      </w:r>
+      <w:r>
+        <w:rPr>
+          <w:rFonts w:ascii="Arial" w:hAnsi="Arial" w:cs="Arial"/>
+          <w:color w:val="1F1F1F"/>
+          <w:sz w:val="21"/>
+          <w:szCs w:val="21"/>
+          <w:shd w:val="clear" w:color="auto" w:fill="FFFFFF"/>
+        </w:rPr>
+        <w:br/>
+      </w:r>
+      <w:r>
+        <w:rPr>
+          <w:rFonts w:ascii="Arial" w:hAnsi="Arial" w:cs="Arial"/>
+          <w:color w:val="1F1F1F"/>
+          <w:sz w:val="21"/>
+          <w:szCs w:val="21"/>
+          <w:shd w:val="clear" w:color="auto" w:fill="FFFFFF"/>
+        </w:rPr>
+        <w:t xml:space="preserve">    n = </w:t>
+      </w:r>
+      <w:proofErr w:type="spellStart"/>
+      <w:r>
+        <w:rPr>
+          <w:rFonts w:ascii="Arial" w:hAnsi="Arial" w:cs="Arial"/>
+          <w:color w:val="1F1F1F"/>
+          <w:sz w:val="21"/>
+          <w:szCs w:val="21"/>
+          <w:shd w:val="clear" w:color="auto" w:fill="FFFFFF"/>
+        </w:rPr>
+        <w:t>len</w:t>
+      </w:r>
+      <w:proofErr w:type="spellEnd"/>
+      <w:r>
+        <w:rPr>
+          <w:rFonts w:ascii="Arial" w:hAnsi="Arial" w:cs="Arial"/>
+          <w:color w:val="1F1F1F"/>
+          <w:sz w:val="21"/>
+          <w:szCs w:val="21"/>
+          <w:shd w:val="clear" w:color="auto" w:fill="FFFFFF"/>
+        </w:rPr>
+        <w:t>(memory)</w:t>
+      </w:r>
+      <w:r>
+        <w:rPr>
+          <w:rFonts w:ascii="Arial" w:hAnsi="Arial" w:cs="Arial"/>
+          <w:color w:val="1F1F1F"/>
+          <w:sz w:val="21"/>
+          <w:szCs w:val="21"/>
+          <w:shd w:val="clear" w:color="auto" w:fill="FFFFFF"/>
+        </w:rPr>
+        <w:br/>
+      </w:r>
+      <w:r>
+        <w:rPr>
+          <w:rFonts w:ascii="Arial" w:hAnsi="Arial" w:cs="Arial"/>
+          <w:color w:val="1F1F1F"/>
+          <w:sz w:val="21"/>
+          <w:szCs w:val="21"/>
+          <w:shd w:val="clear" w:color="auto" w:fill="FFFFFF"/>
+        </w:rPr>
+        <w:t xml:space="preserve">    for </w:t>
+      </w:r>
+      <w:r>
+        <w:rPr>
+          <w:rFonts w:ascii="Arial" w:hAnsi="Arial" w:cs="Arial"/>
+          <w:color w:val="1F1F1F"/>
+          <w:sz w:val="21"/>
+          <w:szCs w:val="21"/>
+          <w:shd w:val="clear" w:color="auto" w:fill="FFFFFF"/>
+        </w:rPr>
+        <w:t>I</w:t>
+      </w:r>
+      <w:r>
+        <w:rPr>
+          <w:rFonts w:ascii="Arial" w:hAnsi="Arial" w:cs="Arial"/>
+          <w:color w:val="1F1F1F"/>
+          <w:sz w:val="21"/>
+          <w:szCs w:val="21"/>
+          <w:shd w:val="clear" w:color="auto" w:fill="FFFFFF"/>
+        </w:rPr>
+        <w:t xml:space="preserve"> in range(n </w:t>
+      </w:r>
+      <w:r>
+        <w:rPr>
+          <w:rFonts w:ascii="Arial" w:hAnsi="Arial" w:cs="Arial"/>
+          <w:color w:val="1F1F1F"/>
+          <w:sz w:val="21"/>
+          <w:szCs w:val="21"/>
+          <w:shd w:val="clear" w:color="auto" w:fill="FFFFFF"/>
+        </w:rPr>
+        <w:t>–</w:t>
+      </w:r>
+      <w:r>
+        <w:rPr>
+          <w:rFonts w:ascii="Arial" w:hAnsi="Arial" w:cs="Arial"/>
+          <w:color w:val="1F1F1F"/>
+          <w:sz w:val="21"/>
+          <w:szCs w:val="21"/>
+          <w:shd w:val="clear" w:color="auto" w:fill="FFFFFF"/>
+        </w:rPr>
+        <w:t xml:space="preserve"> size + 1):</w:t>
+      </w:r>
+      <w:r>
+        <w:rPr>
+          <w:rFonts w:ascii="Arial" w:hAnsi="Arial" w:cs="Arial"/>
+          <w:color w:val="1F1F1F"/>
+          <w:sz w:val="21"/>
+          <w:szCs w:val="21"/>
+          <w:shd w:val="clear" w:color="auto" w:fill="FFFFFF"/>
+        </w:rPr>
+        <w:br/>
+      </w:r>
+      <w:r>
+        <w:rPr>
+          <w:rFonts w:ascii="Arial" w:hAnsi="Arial" w:cs="Arial"/>
+          <w:color w:val="1F1F1F"/>
+          <w:sz w:val="21"/>
+          <w:szCs w:val="21"/>
+          <w:shd w:val="clear" w:color="auto" w:fill="FFFFFF"/>
+        </w:rPr>
+        <w:t xml:space="preserve">        </w:t>
+      </w:r>
+      <w:proofErr w:type="spellStart"/>
+      <w:r>
+        <w:rPr>
+          <w:rFonts w:ascii="Arial" w:hAnsi="Arial" w:cs="Arial"/>
+          <w:color w:val="1F1F1F"/>
+          <w:sz w:val="21"/>
+          <w:szCs w:val="21"/>
+          <w:shd w:val="clear" w:color="auto" w:fill="FFFFFF"/>
+        </w:rPr>
+        <w:t>can_allocate</w:t>
+      </w:r>
+      <w:proofErr w:type="spellEnd"/>
+      <w:r>
+        <w:rPr>
+          <w:rFonts w:ascii="Arial" w:hAnsi="Arial" w:cs="Arial"/>
+          <w:color w:val="1F1F1F"/>
+          <w:sz w:val="21"/>
+          <w:szCs w:val="21"/>
+          <w:shd w:val="clear" w:color="auto" w:fill="FFFFFF"/>
+        </w:rPr>
+        <w:t xml:space="preserve"> = True</w:t>
+      </w:r>
+      <w:r>
+        <w:rPr>
+          <w:rFonts w:ascii="Arial" w:hAnsi="Arial" w:cs="Arial"/>
+          <w:color w:val="1F1F1F"/>
+          <w:sz w:val="21"/>
+          <w:szCs w:val="21"/>
+          <w:shd w:val="clear" w:color="auto" w:fill="FFFFFF"/>
+        </w:rPr>
+        <w:br/>
+      </w:r>
+      <w:r>
+        <w:rPr>
+          <w:rFonts w:ascii="Arial" w:hAnsi="Arial" w:cs="Arial"/>
+          <w:color w:val="1F1F1F"/>
+          <w:sz w:val="21"/>
+          <w:szCs w:val="21"/>
+          <w:shd w:val="clear" w:color="auto" w:fill="FFFFFF"/>
+        </w:rPr>
+        <w:t xml:space="preserve">        # check continuous block</w:t>
       </w:r>
     </w:p>
     <w:p>
@@ -2580,6 +4239,7 @@
           <w:color w:val="1F1F1F"/>
           <w:sz w:val="21"/>
           <w:szCs w:val="21"/>
+          <w:shd w:val="clear" w:color="auto" w:fill="FFFFFF"/>
         </w:rPr>
       </w:pPr>
       <w:r>
@@ -2588,48 +4248,353 @@
           <w:color w:val="1F1F1F"/>
           <w:sz w:val="21"/>
           <w:szCs w:val="21"/>
-        </w:rPr>
-        <w:t xml:space="preserve">    n = </w:t>
-      </w:r>
-      <w:proofErr w:type="spellStart"/>
-      <w:r>
-        <w:rPr>
-          <w:rFonts w:ascii="Arial" w:hAnsi="Arial" w:cs="Arial"/>
-          <w:color w:val="1F1F1F"/>
-          <w:sz w:val="21"/>
-          <w:szCs w:val="21"/>
-        </w:rPr>
-        <w:t>len</w:t>
-      </w:r>
-      <w:proofErr w:type="spellEnd"/>
-      <w:r>
-        <w:rPr>
-          <w:rFonts w:ascii="Arial" w:hAnsi="Arial" w:cs="Arial"/>
-          <w:color w:val="1F1F1F"/>
-          <w:sz w:val="21"/>
-          <w:szCs w:val="21"/>
-        </w:rPr>
-        <w:t>(</w:t>
-      </w:r>
-      <w:proofErr w:type="spellStart"/>
-      <w:r>
-        <w:rPr>
-          <w:rFonts w:ascii="Arial" w:hAnsi="Arial" w:cs="Arial"/>
-          <w:color w:val="1F1F1F"/>
-          <w:sz w:val="21"/>
-          <w:szCs w:val="21"/>
-        </w:rPr>
-        <w:t>arr</w:t>
-      </w:r>
-      <w:proofErr w:type="spellEnd"/>
-      <w:r>
-        <w:rPr>
-          <w:rFonts w:ascii="Arial" w:hAnsi="Arial" w:cs="Arial"/>
-          <w:color w:val="1F1F1F"/>
-          <w:sz w:val="21"/>
-          <w:szCs w:val="21"/>
-        </w:rPr>
-        <w:t xml:space="preserve">)   </w:t>
+          <w:shd w:val="clear" w:color="auto" w:fill="FFFFFF"/>
+        </w:rPr>
+        <w:t xml:space="preserve">        for j in range(</w:t>
+      </w:r>
+      <w:r>
+        <w:rPr>
+          <w:rFonts w:ascii="Arial" w:hAnsi="Arial" w:cs="Arial"/>
+          <w:color w:val="1F1F1F"/>
+          <w:sz w:val="21"/>
+          <w:szCs w:val="21"/>
+          <w:shd w:val="clear" w:color="auto" w:fill="FFFFFF"/>
+        </w:rPr>
+        <w:t>I</w:t>
+      </w:r>
+      <w:r>
+        <w:rPr>
+          <w:rFonts w:ascii="Arial" w:hAnsi="Arial" w:cs="Arial"/>
+          <w:color w:val="1F1F1F"/>
+          <w:sz w:val="21"/>
+          <w:szCs w:val="21"/>
+          <w:shd w:val="clear" w:color="auto" w:fill="FFFFFF"/>
+        </w:rPr>
+        <w:t xml:space="preserve">, </w:t>
+      </w:r>
+      <w:r>
+        <w:rPr>
+          <w:rFonts w:ascii="Arial" w:hAnsi="Arial" w:cs="Arial"/>
+          <w:color w:val="1F1F1F"/>
+          <w:sz w:val="21"/>
+          <w:szCs w:val="21"/>
+          <w:shd w:val="clear" w:color="auto" w:fill="FFFFFF"/>
+        </w:rPr>
+        <w:t>I</w:t>
+      </w:r>
+      <w:r>
+        <w:rPr>
+          <w:rFonts w:ascii="Arial" w:hAnsi="Arial" w:cs="Arial"/>
+          <w:color w:val="1F1F1F"/>
+          <w:sz w:val="21"/>
+          <w:szCs w:val="21"/>
+          <w:shd w:val="clear" w:color="auto" w:fill="FFFFFF"/>
+        </w:rPr>
+        <w:t xml:space="preserve"> + size):</w:t>
+      </w:r>
+      <w:r>
+        <w:rPr>
+          <w:rFonts w:ascii="Arial" w:hAnsi="Arial" w:cs="Arial"/>
+          <w:color w:val="1F1F1F"/>
+          <w:sz w:val="21"/>
+          <w:szCs w:val="21"/>
+          <w:shd w:val="clear" w:color="auto" w:fill="FFFFFF"/>
+        </w:rPr>
+        <w:br/>
+      </w:r>
+      <w:r>
+        <w:rPr>
+          <w:rFonts w:ascii="Arial" w:hAnsi="Arial" w:cs="Arial"/>
+          <w:color w:val="1F1F1F"/>
+          <w:sz w:val="21"/>
+          <w:szCs w:val="21"/>
+          <w:shd w:val="clear" w:color="auto" w:fill="FFFFFF"/>
+        </w:rPr>
+        <w:t xml:space="preserve">            if memory[j] == True:</w:t>
+      </w:r>
+      <w:r>
+        <w:rPr>
+          <w:rFonts w:ascii="Arial" w:hAnsi="Arial" w:cs="Arial"/>
+          <w:color w:val="1F1F1F"/>
+          <w:sz w:val="21"/>
+          <w:szCs w:val="21"/>
+          <w:shd w:val="clear" w:color="auto" w:fill="FFFFFF"/>
+        </w:rPr>
+        <w:br/>
+      </w:r>
+      <w:r>
+        <w:rPr>
+          <w:rFonts w:ascii="Arial" w:hAnsi="Arial" w:cs="Arial"/>
+          <w:color w:val="1F1F1F"/>
+          <w:sz w:val="21"/>
+          <w:szCs w:val="21"/>
+          <w:shd w:val="clear" w:color="auto" w:fill="FFFFFF"/>
+        </w:rPr>
+        <w:t xml:space="preserve">                </w:t>
+      </w:r>
+      <w:proofErr w:type="spellStart"/>
+      <w:r>
+        <w:rPr>
+          <w:rFonts w:ascii="Arial" w:hAnsi="Arial" w:cs="Arial"/>
+          <w:color w:val="1F1F1F"/>
+          <w:sz w:val="21"/>
+          <w:szCs w:val="21"/>
+          <w:shd w:val="clear" w:color="auto" w:fill="FFFFFF"/>
+        </w:rPr>
+        <w:t>can_allocate</w:t>
+      </w:r>
+      <w:proofErr w:type="spellEnd"/>
+      <w:r>
+        <w:rPr>
+          <w:rFonts w:ascii="Arial" w:hAnsi="Arial" w:cs="Arial"/>
+          <w:color w:val="1F1F1F"/>
+          <w:sz w:val="21"/>
+          <w:szCs w:val="21"/>
+          <w:shd w:val="clear" w:color="auto" w:fill="FFFFFF"/>
+        </w:rPr>
+        <w:t xml:space="preserve"> = False</w:t>
+      </w:r>
+      <w:r>
+        <w:rPr>
+          <w:rFonts w:ascii="Arial" w:hAnsi="Arial" w:cs="Arial"/>
+          <w:color w:val="1F1F1F"/>
+          <w:sz w:val="21"/>
+          <w:szCs w:val="21"/>
+          <w:shd w:val="clear" w:color="auto" w:fill="FFFFFF"/>
+        </w:rPr>
+        <w:br/>
+      </w:r>
+      <w:r>
+        <w:rPr>
+          <w:rFonts w:ascii="Arial" w:hAnsi="Arial" w:cs="Arial"/>
+          <w:color w:val="1F1F1F"/>
+          <w:sz w:val="21"/>
+          <w:szCs w:val="21"/>
+          <w:shd w:val="clear" w:color="auto" w:fill="FFFFFF"/>
+        </w:rPr>
+        <w:t xml:space="preserve">                break</w:t>
+      </w:r>
+      <w:r>
+        <w:rPr>
+          <w:rFonts w:ascii="Arial" w:hAnsi="Arial" w:cs="Arial"/>
+          <w:color w:val="1F1F1F"/>
+          <w:sz w:val="21"/>
+          <w:szCs w:val="21"/>
+          <w:shd w:val="clear" w:color="auto" w:fill="FFFFFF"/>
+        </w:rPr>
+        <w:br/>
+      </w:r>
+      <w:r>
+        <w:rPr>
+          <w:rFonts w:ascii="Arial" w:hAnsi="Arial" w:cs="Arial"/>
+          <w:color w:val="1F1F1F"/>
+          <w:sz w:val="21"/>
+          <w:szCs w:val="21"/>
+          <w:shd w:val="clear" w:color="auto" w:fill="FFFFFF"/>
+        </w:rPr>
+        <w:br/>
+      </w:r>
+      <w:r>
+        <w:rPr>
+          <w:rFonts w:ascii="Arial" w:hAnsi="Arial" w:cs="Arial"/>
+          <w:color w:val="1F1F1F"/>
+          <w:sz w:val="21"/>
+          <w:szCs w:val="21"/>
+          <w:shd w:val="clear" w:color="auto" w:fill="FFFFFF"/>
+        </w:rPr>
+        <w:t xml:space="preserve">        # if found free block</w:t>
+      </w:r>
+      <w:r>
+        <w:rPr>
+          <w:rFonts w:ascii="Arial" w:hAnsi="Arial" w:cs="Arial"/>
+          <w:color w:val="1F1F1F"/>
+          <w:sz w:val="21"/>
+          <w:szCs w:val="21"/>
+          <w:shd w:val="clear" w:color="auto" w:fill="FFFFFF"/>
+        </w:rPr>
+        <w:br/>
+      </w:r>
+      <w:r>
+        <w:rPr>
+          <w:rFonts w:ascii="Arial" w:hAnsi="Arial" w:cs="Arial"/>
+          <w:color w:val="1F1F1F"/>
+          <w:sz w:val="21"/>
+          <w:szCs w:val="21"/>
+          <w:shd w:val="clear" w:color="auto" w:fill="FFFFFF"/>
+        </w:rPr>
+        <w:t xml:space="preserve">        if </w:t>
+      </w:r>
+      <w:proofErr w:type="spellStart"/>
+      <w:r>
+        <w:rPr>
+          <w:rFonts w:ascii="Arial" w:hAnsi="Arial" w:cs="Arial"/>
+          <w:color w:val="1F1F1F"/>
+          <w:sz w:val="21"/>
+          <w:szCs w:val="21"/>
+          <w:shd w:val="clear" w:color="auto" w:fill="FFFFFF"/>
+        </w:rPr>
+        <w:t>can_allocate</w:t>
+      </w:r>
+      <w:proofErr w:type="spellEnd"/>
+      <w:r>
+        <w:rPr>
+          <w:rFonts w:ascii="Arial" w:hAnsi="Arial" w:cs="Arial"/>
+          <w:color w:val="1F1F1F"/>
+          <w:sz w:val="21"/>
+          <w:szCs w:val="21"/>
+          <w:shd w:val="clear" w:color="auto" w:fill="FFFFFF"/>
+        </w:rPr>
+        <w:t>:</w:t>
+      </w:r>
+      <w:r>
+        <w:rPr>
+          <w:rFonts w:ascii="Arial" w:hAnsi="Arial" w:cs="Arial"/>
+          <w:color w:val="1F1F1F"/>
+          <w:sz w:val="21"/>
+          <w:szCs w:val="21"/>
+          <w:shd w:val="clear" w:color="auto" w:fill="FFFFFF"/>
+        </w:rPr>
+        <w:br/>
+      </w:r>
+      <w:r>
+        <w:rPr>
+          <w:rFonts w:ascii="Arial" w:hAnsi="Arial" w:cs="Arial"/>
+          <w:color w:val="1F1F1F"/>
+          <w:sz w:val="21"/>
+          <w:szCs w:val="21"/>
+          <w:shd w:val="clear" w:color="auto" w:fill="FFFFFF"/>
+        </w:rPr>
+        <w:t xml:space="preserve">            for j in range(</w:t>
+      </w:r>
+      <w:r>
+        <w:rPr>
+          <w:rFonts w:ascii="Arial" w:hAnsi="Arial" w:cs="Arial"/>
+          <w:color w:val="1F1F1F"/>
+          <w:sz w:val="21"/>
+          <w:szCs w:val="21"/>
+          <w:shd w:val="clear" w:color="auto" w:fill="FFFFFF"/>
+        </w:rPr>
+        <w:t>I</w:t>
+      </w:r>
+      <w:r>
+        <w:rPr>
+          <w:rFonts w:ascii="Arial" w:hAnsi="Arial" w:cs="Arial"/>
+          <w:color w:val="1F1F1F"/>
+          <w:sz w:val="21"/>
+          <w:szCs w:val="21"/>
+          <w:shd w:val="clear" w:color="auto" w:fill="FFFFFF"/>
+        </w:rPr>
+        <w:t xml:space="preserve">, </w:t>
+      </w:r>
+      <w:r>
+        <w:rPr>
+          <w:rFonts w:ascii="Arial" w:hAnsi="Arial" w:cs="Arial"/>
+          <w:color w:val="1F1F1F"/>
+          <w:sz w:val="21"/>
+          <w:szCs w:val="21"/>
+          <w:shd w:val="clear" w:color="auto" w:fill="FFFFFF"/>
+        </w:rPr>
+        <w:t>I</w:t>
+      </w:r>
+      <w:r>
+        <w:rPr>
+          <w:rFonts w:ascii="Arial" w:hAnsi="Arial" w:cs="Arial"/>
+          <w:color w:val="1F1F1F"/>
+          <w:sz w:val="21"/>
+          <w:szCs w:val="21"/>
+          <w:shd w:val="clear" w:color="auto" w:fill="FFFFFF"/>
+        </w:rPr>
+        <w:t xml:space="preserve"> + size):</w:t>
+      </w:r>
+      <w:r>
+        <w:rPr>
+          <w:rFonts w:ascii="Arial" w:hAnsi="Arial" w:cs="Arial"/>
+          <w:color w:val="1F1F1F"/>
+          <w:sz w:val="21"/>
+          <w:szCs w:val="21"/>
+          <w:shd w:val="clear" w:color="auto" w:fill="FFFFFF"/>
+        </w:rPr>
+        <w:br/>
+      </w:r>
+      <w:r>
+        <w:rPr>
+          <w:rFonts w:ascii="Arial" w:hAnsi="Arial" w:cs="Arial"/>
+          <w:color w:val="1F1F1F"/>
+          <w:sz w:val="21"/>
+          <w:szCs w:val="21"/>
+          <w:shd w:val="clear" w:color="auto" w:fill="FFFFFF"/>
+        </w:rPr>
+        <w:t xml:space="preserve">                memory[j] = True</w:t>
+      </w:r>
+      <w:r>
+        <w:rPr>
+          <w:rFonts w:ascii="Arial" w:hAnsi="Arial" w:cs="Arial"/>
+          <w:color w:val="1F1F1F"/>
+          <w:sz w:val="21"/>
+          <w:szCs w:val="21"/>
+          <w:shd w:val="clear" w:color="auto" w:fill="FFFFFF"/>
+        </w:rPr>
+        <w:br/>
+      </w:r>
+      <w:r>
+        <w:rPr>
+          <w:rFonts w:ascii="Arial" w:hAnsi="Arial" w:cs="Arial"/>
+          <w:color w:val="1F1F1F"/>
+          <w:sz w:val="21"/>
+          <w:szCs w:val="21"/>
+          <w:shd w:val="clear" w:color="auto" w:fill="FFFFFF"/>
+        </w:rPr>
+        <w:t xml:space="preserve">            return </w:t>
+      </w:r>
+      <w:r>
+        <w:rPr>
+          <w:rFonts w:ascii="Arial" w:hAnsi="Arial" w:cs="Arial"/>
+          <w:color w:val="1F1F1F"/>
+          <w:sz w:val="21"/>
+          <w:szCs w:val="21"/>
+          <w:shd w:val="clear" w:color="auto" w:fill="FFFFFF"/>
+        </w:rPr>
+        <w:t>I</w:t>
+      </w:r>
+      <w:r>
+        <w:rPr>
+          <w:rFonts w:ascii="Arial" w:hAnsi="Arial" w:cs="Arial"/>
+          <w:color w:val="1F1F1F"/>
+          <w:sz w:val="21"/>
+          <w:szCs w:val="21"/>
+          <w:shd w:val="clear" w:color="auto" w:fill="FFFFFF"/>
+        </w:rPr>
+        <w:t xml:space="preserve">   # starting index of allocation</w:t>
+      </w:r>
+      <w:r>
+        <w:rPr>
+          <w:rFonts w:ascii="Arial" w:hAnsi="Arial" w:cs="Arial"/>
+          <w:color w:val="1F1F1F"/>
+          <w:sz w:val="21"/>
+          <w:szCs w:val="21"/>
+          <w:shd w:val="clear" w:color="auto" w:fill="FFFFFF"/>
+        </w:rPr>
+        <w:br/>
+      </w:r>
+      <w:r>
+        <w:rPr>
+          <w:rFonts w:ascii="Arial" w:hAnsi="Arial" w:cs="Arial"/>
+          <w:color w:val="1F1F1F"/>
+          <w:sz w:val="21"/>
+          <w:szCs w:val="21"/>
+          <w:shd w:val="clear" w:color="auto" w:fill="FFFFFF"/>
+        </w:rPr>
+        <w:t xml:space="preserve">    return -1  # not found</w:t>
+      </w:r>
+      <w:r>
+        <w:rPr>
+          <w:rFonts w:ascii="Arial" w:hAnsi="Arial" w:cs="Arial"/>
+          <w:color w:val="1F1F1F"/>
+          <w:sz w:val="21"/>
+          <w:szCs w:val="21"/>
+          <w:shd w:val="clear" w:color="auto" w:fill="FFFFFF"/>
+        </w:rPr>
+        <w:br/>
       </w:r>
     </w:p>
     <w:p>
@@ -2639,6 +4604,7 @@
           <w:color w:val="1F1F1F"/>
           <w:sz w:val="21"/>
           <w:szCs w:val="21"/>
+          <w:shd w:val="clear" w:color="auto" w:fill="FFFFFF"/>
         </w:rPr>
       </w:pPr>
       <w:r>
@@ -2647,100 +4613,9 @@
           <w:color w:val="1F1F1F"/>
           <w:sz w:val="21"/>
           <w:szCs w:val="21"/>
-        </w:rPr>
-        <w:t xml:space="preserve">    for </w:t>
-      </w:r>
-      <w:r>
-        <w:rPr>
-          <w:rFonts w:ascii="Arial" w:hAnsi="Arial" w:cs="Arial"/>
-          <w:color w:val="1F1F1F"/>
-          <w:sz w:val="21"/>
-          <w:szCs w:val="21"/>
-        </w:rPr>
-        <w:t>I</w:t>
-      </w:r>
-      <w:r>
-        <w:rPr>
-          <w:rFonts w:ascii="Arial" w:hAnsi="Arial" w:cs="Arial"/>
-          <w:color w:val="1F1F1F"/>
-          <w:sz w:val="21"/>
-          <w:szCs w:val="21"/>
-        </w:rPr>
-        <w:t xml:space="preserve"> in range(n </w:t>
-      </w:r>
-      <w:r>
-        <w:rPr>
-          <w:rFonts w:ascii="Arial" w:hAnsi="Arial" w:cs="Arial"/>
-          <w:color w:val="1F1F1F"/>
-          <w:sz w:val="21"/>
-          <w:szCs w:val="21"/>
-        </w:rPr>
-        <w:t>–</w:t>
-      </w:r>
-      <w:r>
-        <w:rPr>
-          <w:rFonts w:ascii="Arial" w:hAnsi="Arial" w:cs="Arial"/>
-          <w:color w:val="1F1F1F"/>
-          <w:sz w:val="21"/>
-          <w:szCs w:val="21"/>
-        </w:rPr>
-        <w:t xml:space="preserve"> 1):</w:t>
-      </w:r>
-      <w:r>
-        <w:rPr>
-          <w:rFonts w:ascii="Arial" w:hAnsi="Arial" w:cs="Arial"/>
-          <w:color w:val="1F1F1F"/>
-          <w:sz w:val="21"/>
-          <w:szCs w:val="21"/>
-        </w:rPr>
-        <w:br/>
-      </w:r>
-      <w:r>
-        <w:rPr>
-          <w:rFonts w:ascii="Arial" w:hAnsi="Arial" w:cs="Arial"/>
-          <w:color w:val="1F1F1F"/>
-          <w:sz w:val="21"/>
-          <w:szCs w:val="21"/>
-        </w:rPr>
-        <w:t xml:space="preserve">        </w:t>
-      </w:r>
-      <w:proofErr w:type="spellStart"/>
-      <w:r>
-        <w:rPr>
-          <w:rFonts w:ascii="Arial" w:hAnsi="Arial" w:cs="Arial"/>
-          <w:color w:val="1F1F1F"/>
-          <w:sz w:val="21"/>
-          <w:szCs w:val="21"/>
-        </w:rPr>
-        <w:t>min_index</w:t>
-      </w:r>
-      <w:proofErr w:type="spellEnd"/>
-      <w:r>
-        <w:rPr>
-          <w:rFonts w:ascii="Arial" w:hAnsi="Arial" w:cs="Arial"/>
-          <w:color w:val="1F1F1F"/>
-          <w:sz w:val="21"/>
-          <w:szCs w:val="21"/>
-        </w:rPr>
-        <w:t xml:space="preserve"> = </w:t>
-      </w:r>
-      <w:r>
-        <w:rPr>
-          <w:rFonts w:ascii="Arial" w:hAnsi="Arial" w:cs="Arial"/>
-          <w:color w:val="1F1F1F"/>
-          <w:sz w:val="21"/>
-          <w:szCs w:val="21"/>
-        </w:rPr>
-        <w:t>I</w:t>
-      </w:r>
-      <w:r>
-        <w:rPr>
-          <w:rFonts w:ascii="Arial" w:hAnsi="Arial" w:cs="Arial"/>
-          <w:color w:val="1F1F1F"/>
-          <w:sz w:val="21"/>
-          <w:szCs w:val="21"/>
-        </w:rPr>
-        <w:t xml:space="preserve">       </w:t>
+          <w:shd w:val="clear" w:color="auto" w:fill="FFFFFF"/>
+        </w:rPr>
+        <w:t># Example usage</w:t>
       </w:r>
     </w:p>
     <w:p>
@@ -2750,6 +4625,7 @@
           <w:color w:val="1F1F1F"/>
           <w:sz w:val="21"/>
           <w:szCs w:val="21"/>
+          <w:shd w:val="clear" w:color="auto" w:fill="FFFFFF"/>
         </w:rPr>
       </w:pPr>
       <w:r>
@@ -2758,142 +4634,191 @@
           <w:color w:val="1F1F1F"/>
           <w:sz w:val="21"/>
           <w:szCs w:val="21"/>
-        </w:rPr>
-        <w:t xml:space="preserve">        for j in range(</w:t>
-      </w:r>
-      <w:r>
-        <w:rPr>
-          <w:rFonts w:ascii="Arial" w:hAnsi="Arial" w:cs="Arial"/>
-          <w:color w:val="1F1F1F"/>
-          <w:sz w:val="21"/>
-          <w:szCs w:val="21"/>
-        </w:rPr>
-        <w:t>I</w:t>
-      </w:r>
-      <w:r>
-        <w:rPr>
-          <w:rFonts w:ascii="Arial" w:hAnsi="Arial" w:cs="Arial"/>
-          <w:color w:val="1F1F1F"/>
-          <w:sz w:val="21"/>
-          <w:szCs w:val="21"/>
-        </w:rPr>
-        <w:t xml:space="preserve"> + 1, n):</w:t>
-      </w:r>
-      <w:r>
-        <w:rPr>
-          <w:rFonts w:ascii="Arial" w:hAnsi="Arial" w:cs="Arial"/>
-          <w:color w:val="1F1F1F"/>
-          <w:sz w:val="21"/>
-          <w:szCs w:val="21"/>
-        </w:rPr>
-        <w:br/>
-      </w:r>
-      <w:r>
-        <w:rPr>
-          <w:rFonts w:ascii="Arial" w:hAnsi="Arial" w:cs="Arial"/>
-          <w:color w:val="1F1F1F"/>
-          <w:sz w:val="21"/>
-          <w:szCs w:val="21"/>
-        </w:rPr>
-        <w:t xml:space="preserve">            if </w:t>
-      </w:r>
-      <w:proofErr w:type="spellStart"/>
-      <w:r>
-        <w:rPr>
-          <w:rFonts w:ascii="Arial" w:hAnsi="Arial" w:cs="Arial"/>
-          <w:color w:val="1F1F1F"/>
-          <w:sz w:val="21"/>
-          <w:szCs w:val="21"/>
-        </w:rPr>
-        <w:t>arr</w:t>
-      </w:r>
-      <w:proofErr w:type="spellEnd"/>
-      <w:r>
-        <w:rPr>
-          <w:rFonts w:ascii="Arial" w:hAnsi="Arial" w:cs="Arial"/>
-          <w:color w:val="1F1F1F"/>
-          <w:sz w:val="21"/>
-          <w:szCs w:val="21"/>
-        </w:rPr>
-        <w:t xml:space="preserve">[j] &lt; </w:t>
-      </w:r>
-      <w:proofErr w:type="spellStart"/>
-      <w:r>
-        <w:rPr>
-          <w:rFonts w:ascii="Arial" w:hAnsi="Arial" w:cs="Arial"/>
-          <w:color w:val="1F1F1F"/>
-          <w:sz w:val="21"/>
-          <w:szCs w:val="21"/>
-        </w:rPr>
-        <w:t>arr</w:t>
-      </w:r>
-      <w:proofErr w:type="spellEnd"/>
-      <w:r>
-        <w:rPr>
-          <w:rFonts w:ascii="Arial" w:hAnsi="Arial" w:cs="Arial"/>
-          <w:color w:val="1F1F1F"/>
-          <w:sz w:val="21"/>
-          <w:szCs w:val="21"/>
-        </w:rPr>
-        <w:t>[</w:t>
-      </w:r>
-      <w:proofErr w:type="spellStart"/>
-      <w:r>
-        <w:rPr>
-          <w:rFonts w:ascii="Arial" w:hAnsi="Arial" w:cs="Arial"/>
-          <w:color w:val="1F1F1F"/>
-          <w:sz w:val="21"/>
-          <w:szCs w:val="21"/>
-        </w:rPr>
-        <w:t>min_index</w:t>
-      </w:r>
-      <w:proofErr w:type="spellEnd"/>
-      <w:r>
-        <w:rPr>
-          <w:rFonts w:ascii="Arial" w:hAnsi="Arial" w:cs="Arial"/>
-          <w:color w:val="1F1F1F"/>
-          <w:sz w:val="21"/>
-          <w:szCs w:val="21"/>
-        </w:rPr>
-        <w:t>]:</w:t>
-      </w:r>
-      <w:r>
-        <w:rPr>
-          <w:rFonts w:ascii="Arial" w:hAnsi="Arial" w:cs="Arial"/>
-          <w:color w:val="1F1F1F"/>
-          <w:sz w:val="21"/>
-          <w:szCs w:val="21"/>
-        </w:rPr>
-        <w:br/>
-      </w:r>
-      <w:r>
-        <w:rPr>
-          <w:rFonts w:ascii="Arial" w:hAnsi="Arial" w:cs="Arial"/>
-          <w:color w:val="1F1F1F"/>
-          <w:sz w:val="21"/>
-          <w:szCs w:val="21"/>
-        </w:rPr>
-        <w:t xml:space="preserve">                </w:t>
-      </w:r>
-      <w:proofErr w:type="spellStart"/>
-      <w:r>
-        <w:rPr>
-          <w:rFonts w:ascii="Arial" w:hAnsi="Arial" w:cs="Arial"/>
-          <w:color w:val="1F1F1F"/>
-          <w:sz w:val="21"/>
-          <w:szCs w:val="21"/>
-        </w:rPr>
-        <w:t>min_index</w:t>
-      </w:r>
-      <w:proofErr w:type="spellEnd"/>
-      <w:r>
-        <w:rPr>
-          <w:rFonts w:ascii="Arial" w:hAnsi="Arial" w:cs="Arial"/>
-          <w:color w:val="1F1F1F"/>
-          <w:sz w:val="21"/>
-          <w:szCs w:val="21"/>
-        </w:rPr>
-        <w:t xml:space="preserve"> = j       </w:t>
+          <w:shd w:val="clear" w:color="auto" w:fill="FFFFFF"/>
+        </w:rPr>
+        <w:t>memory = [False, True, False, False]</w:t>
+      </w:r>
+      <w:r>
+        <w:rPr>
+          <w:rFonts w:ascii="Arial" w:hAnsi="Arial" w:cs="Arial"/>
+          <w:color w:val="1F1F1F"/>
+          <w:sz w:val="21"/>
+          <w:szCs w:val="21"/>
+          <w:shd w:val="clear" w:color="auto" w:fill="FFFFFF"/>
+        </w:rPr>
+        <w:br/>
+      </w:r>
+      <w:r>
+        <w:rPr>
+          <w:rFonts w:ascii="Arial" w:hAnsi="Arial" w:cs="Arial"/>
+          <w:color w:val="1F1F1F"/>
+          <w:sz w:val="21"/>
+          <w:szCs w:val="21"/>
+          <w:shd w:val="clear" w:color="auto" w:fill="FFFFFF"/>
+        </w:rPr>
+        <w:t>size = 2</w:t>
+      </w:r>
+      <w:r>
+        <w:rPr>
+          <w:rFonts w:ascii="Arial" w:hAnsi="Arial" w:cs="Arial"/>
+          <w:color w:val="1F1F1F"/>
+          <w:sz w:val="21"/>
+          <w:szCs w:val="21"/>
+          <w:shd w:val="clear" w:color="auto" w:fill="FFFFFF"/>
+        </w:rPr>
+        <w:br/>
+      </w:r>
+      <w:r>
+        <w:rPr>
+          <w:rFonts w:ascii="Arial" w:hAnsi="Arial" w:cs="Arial"/>
+          <w:color w:val="1F1F1F"/>
+          <w:sz w:val="21"/>
+          <w:szCs w:val="21"/>
+          <w:shd w:val="clear" w:color="auto" w:fill="FFFFFF"/>
+        </w:rPr>
+        <w:t xml:space="preserve">index = </w:t>
+      </w:r>
+      <w:proofErr w:type="spellStart"/>
+      <w:r>
+        <w:rPr>
+          <w:rFonts w:ascii="Arial" w:hAnsi="Arial" w:cs="Arial"/>
+          <w:color w:val="1F1F1F"/>
+          <w:sz w:val="21"/>
+          <w:szCs w:val="21"/>
+          <w:shd w:val="clear" w:color="auto" w:fill="FFFFFF"/>
+        </w:rPr>
+        <w:t>allocate_memory</w:t>
+      </w:r>
+      <w:proofErr w:type="spellEnd"/>
+      <w:r>
+        <w:rPr>
+          <w:rFonts w:ascii="Arial" w:hAnsi="Arial" w:cs="Arial"/>
+          <w:color w:val="1F1F1F"/>
+          <w:sz w:val="21"/>
+          <w:szCs w:val="21"/>
+          <w:shd w:val="clear" w:color="auto" w:fill="FFFFFF"/>
+        </w:rPr>
+        <w:t>(memory, size)</w:t>
+      </w:r>
+      <w:r>
+        <w:rPr>
+          <w:rFonts w:ascii="Arial" w:hAnsi="Arial" w:cs="Arial"/>
+          <w:color w:val="1F1F1F"/>
+          <w:sz w:val="21"/>
+          <w:szCs w:val="21"/>
+          <w:shd w:val="clear" w:color="auto" w:fill="FFFFFF"/>
+        </w:rPr>
+        <w:br/>
+      </w:r>
+      <w:r>
+        <w:rPr>
+          <w:rFonts w:ascii="Arial" w:hAnsi="Arial" w:cs="Arial"/>
+          <w:color w:val="1F1F1F"/>
+          <w:sz w:val="21"/>
+          <w:szCs w:val="21"/>
+          <w:shd w:val="clear" w:color="auto" w:fill="FFFFFF"/>
+        </w:rPr>
+        <w:t>print(</w:t>
+      </w:r>
+      <w:r>
+        <w:rPr>
+          <w:rFonts w:ascii="Arial" w:hAnsi="Arial" w:cs="Arial"/>
+          <w:color w:val="1F1F1F"/>
+          <w:sz w:val="21"/>
+          <w:szCs w:val="21"/>
+          <w:shd w:val="clear" w:color="auto" w:fill="FFFFFF"/>
+        </w:rPr>
+        <w:t>“</w:t>
+      </w:r>
+      <w:r>
+        <w:rPr>
+          <w:rFonts w:ascii="Arial" w:hAnsi="Arial" w:cs="Arial"/>
+          <w:color w:val="1F1F1F"/>
+          <w:sz w:val="21"/>
+          <w:szCs w:val="21"/>
+          <w:shd w:val="clear" w:color="auto" w:fill="FFFFFF"/>
+        </w:rPr>
+        <w:t>Allocated at index:</w:t>
+      </w:r>
+      <w:r>
+        <w:rPr>
+          <w:rFonts w:ascii="Arial" w:hAnsi="Arial" w:cs="Arial"/>
+          <w:color w:val="1F1F1F"/>
+          <w:sz w:val="21"/>
+          <w:szCs w:val="21"/>
+          <w:shd w:val="clear" w:color="auto" w:fill="FFFFFF"/>
+        </w:rPr>
+        <w:t>”</w:t>
+      </w:r>
+      <w:r>
+        <w:rPr>
+          <w:rFonts w:ascii="Arial" w:hAnsi="Arial" w:cs="Arial"/>
+          <w:color w:val="1F1F1F"/>
+          <w:sz w:val="21"/>
+          <w:szCs w:val="21"/>
+          <w:shd w:val="clear" w:color="auto" w:fill="FFFFFF"/>
+        </w:rPr>
+        <w:t>, index)</w:t>
+      </w:r>
+      <w:r>
+        <w:rPr>
+          <w:rFonts w:ascii="Arial" w:hAnsi="Arial" w:cs="Arial"/>
+          <w:color w:val="1F1F1F"/>
+          <w:sz w:val="21"/>
+          <w:szCs w:val="21"/>
+          <w:shd w:val="clear" w:color="auto" w:fill="FFFFFF"/>
+        </w:rPr>
+        <w:br/>
+      </w:r>
+      <w:r>
+        <w:rPr>
+          <w:rFonts w:ascii="Arial" w:hAnsi="Arial" w:cs="Arial"/>
+          <w:color w:val="1F1F1F"/>
+          <w:sz w:val="21"/>
+          <w:szCs w:val="21"/>
+          <w:shd w:val="clear" w:color="auto" w:fill="FFFFFF"/>
+        </w:rPr>
+        <w:t>print(</w:t>
+      </w:r>
+      <w:r>
+        <w:rPr>
+          <w:rFonts w:ascii="Arial" w:hAnsi="Arial" w:cs="Arial"/>
+          <w:color w:val="1F1F1F"/>
+          <w:sz w:val="21"/>
+          <w:szCs w:val="21"/>
+          <w:shd w:val="clear" w:color="auto" w:fill="FFFFFF"/>
+        </w:rPr>
+        <w:t>“</w:t>
+      </w:r>
+      <w:r>
+        <w:rPr>
+          <w:rFonts w:ascii="Arial" w:hAnsi="Arial" w:cs="Arial"/>
+          <w:color w:val="1F1F1F"/>
+          <w:sz w:val="21"/>
+          <w:szCs w:val="21"/>
+          <w:shd w:val="clear" w:color="auto" w:fill="FFFFFF"/>
+        </w:rPr>
+        <w:t>Updated memory:</w:t>
+      </w:r>
+      <w:r>
+        <w:rPr>
+          <w:rFonts w:ascii="Arial" w:hAnsi="Arial" w:cs="Arial"/>
+          <w:color w:val="1F1F1F"/>
+          <w:sz w:val="21"/>
+          <w:szCs w:val="21"/>
+          <w:shd w:val="clear" w:color="auto" w:fill="FFFFFF"/>
+        </w:rPr>
+        <w:t>”</w:t>
+      </w:r>
+      <w:r>
+        <w:rPr>
+          <w:rFonts w:ascii="Arial" w:hAnsi="Arial" w:cs="Arial"/>
+          <w:color w:val="1F1F1F"/>
+          <w:sz w:val="21"/>
+          <w:szCs w:val="21"/>
+          <w:shd w:val="clear" w:color="auto" w:fill="FFFFFF"/>
+        </w:rPr>
+        <w:t>, memory)</w:t>
       </w:r>
     </w:p>
     <w:p>
@@ -2912,185 +4837,119 @@
           <w:sz w:val="21"/>
           <w:szCs w:val="21"/>
         </w:rPr>
-        <w:t xml:space="preserve">        # swap</w:t>
-      </w:r>
-      <w:r>
-        <w:rPr>
-          <w:rFonts w:ascii="Arial" w:hAnsi="Arial" w:cs="Arial"/>
-          <w:color w:val="1F1F1F"/>
-          <w:sz w:val="21"/>
-          <w:szCs w:val="21"/>
-        </w:rPr>
-        <w:br/>
-      </w:r>
-      <w:r>
-        <w:rPr>
-          <w:rFonts w:ascii="Arial" w:hAnsi="Arial" w:cs="Arial"/>
-          <w:color w:val="1F1F1F"/>
-          <w:sz w:val="21"/>
-          <w:szCs w:val="21"/>
-        </w:rPr>
-        <w:t xml:space="preserve">        </w:t>
-      </w:r>
-      <w:proofErr w:type="spellStart"/>
-      <w:r>
-        <w:rPr>
-          <w:rFonts w:ascii="Arial" w:hAnsi="Arial" w:cs="Arial"/>
-          <w:color w:val="1F1F1F"/>
-          <w:sz w:val="21"/>
-          <w:szCs w:val="21"/>
-        </w:rPr>
-        <w:t>arr</w:t>
-      </w:r>
-      <w:proofErr w:type="spellEnd"/>
-      <w:r>
-        <w:rPr>
-          <w:rFonts w:ascii="Arial" w:hAnsi="Arial" w:cs="Arial"/>
-          <w:color w:val="1F1F1F"/>
-          <w:sz w:val="21"/>
-          <w:szCs w:val="21"/>
-        </w:rPr>
-        <w:t>[</w:t>
-      </w:r>
-      <w:proofErr w:type="spellStart"/>
-      <w:r>
-        <w:rPr>
-          <w:rFonts w:ascii="Arial" w:hAnsi="Arial" w:cs="Arial"/>
-          <w:color w:val="1F1F1F"/>
-          <w:sz w:val="21"/>
-          <w:szCs w:val="21"/>
-        </w:rPr>
-        <w:t>i</w:t>
-      </w:r>
-      <w:proofErr w:type="spellEnd"/>
-      <w:r>
-        <w:rPr>
-          <w:rFonts w:ascii="Arial" w:hAnsi="Arial" w:cs="Arial"/>
-          <w:color w:val="1F1F1F"/>
-          <w:sz w:val="21"/>
-          <w:szCs w:val="21"/>
-        </w:rPr>
-        <w:t xml:space="preserve">], </w:t>
-      </w:r>
-      <w:proofErr w:type="spellStart"/>
-      <w:r>
-        <w:rPr>
-          <w:rFonts w:ascii="Arial" w:hAnsi="Arial" w:cs="Arial"/>
-          <w:color w:val="1F1F1F"/>
-          <w:sz w:val="21"/>
-          <w:szCs w:val="21"/>
-        </w:rPr>
-        <w:t>arr</w:t>
-      </w:r>
-      <w:proofErr w:type="spellEnd"/>
-      <w:r>
-        <w:rPr>
-          <w:rFonts w:ascii="Arial" w:hAnsi="Arial" w:cs="Arial"/>
-          <w:color w:val="1F1F1F"/>
-          <w:sz w:val="21"/>
-          <w:szCs w:val="21"/>
-        </w:rPr>
-        <w:t>[</w:t>
-      </w:r>
-      <w:proofErr w:type="spellStart"/>
-      <w:r>
-        <w:rPr>
-          <w:rFonts w:ascii="Arial" w:hAnsi="Arial" w:cs="Arial"/>
-          <w:color w:val="1F1F1F"/>
-          <w:sz w:val="21"/>
-          <w:szCs w:val="21"/>
-        </w:rPr>
-        <w:t>min_index</w:t>
-      </w:r>
-      <w:proofErr w:type="spellEnd"/>
-      <w:r>
-        <w:rPr>
-          <w:rFonts w:ascii="Arial" w:hAnsi="Arial" w:cs="Arial"/>
-          <w:color w:val="1F1F1F"/>
-          <w:sz w:val="21"/>
-          <w:szCs w:val="21"/>
-        </w:rPr>
-        <w:t xml:space="preserve">] = </w:t>
-      </w:r>
-      <w:proofErr w:type="spellStart"/>
-      <w:r>
-        <w:rPr>
-          <w:rFonts w:ascii="Arial" w:hAnsi="Arial" w:cs="Arial"/>
-          <w:color w:val="1F1F1F"/>
-          <w:sz w:val="21"/>
-          <w:szCs w:val="21"/>
-        </w:rPr>
-        <w:t>arr</w:t>
-      </w:r>
-      <w:proofErr w:type="spellEnd"/>
-      <w:r>
-        <w:rPr>
-          <w:rFonts w:ascii="Arial" w:hAnsi="Arial" w:cs="Arial"/>
-          <w:color w:val="1F1F1F"/>
-          <w:sz w:val="21"/>
-          <w:szCs w:val="21"/>
-        </w:rPr>
-        <w:t>[</w:t>
-      </w:r>
-      <w:proofErr w:type="spellStart"/>
-      <w:r>
-        <w:rPr>
-          <w:rFonts w:ascii="Arial" w:hAnsi="Arial" w:cs="Arial"/>
-          <w:color w:val="1F1F1F"/>
-          <w:sz w:val="21"/>
-          <w:szCs w:val="21"/>
-        </w:rPr>
-        <w:t>min_index</w:t>
-      </w:r>
-      <w:proofErr w:type="spellEnd"/>
-      <w:r>
-        <w:rPr>
-          <w:rFonts w:ascii="Arial" w:hAnsi="Arial" w:cs="Arial"/>
-          <w:color w:val="1F1F1F"/>
-          <w:sz w:val="21"/>
-          <w:szCs w:val="21"/>
-        </w:rPr>
-        <w:t xml:space="preserve">], </w:t>
-      </w:r>
-      <w:proofErr w:type="spellStart"/>
-      <w:r>
-        <w:rPr>
-          <w:rFonts w:ascii="Arial" w:hAnsi="Arial" w:cs="Arial"/>
-          <w:color w:val="1F1F1F"/>
-          <w:sz w:val="21"/>
-          <w:szCs w:val="21"/>
-        </w:rPr>
-        <w:t>arr</w:t>
-      </w:r>
-      <w:proofErr w:type="spellEnd"/>
-      <w:r>
-        <w:rPr>
-          <w:rFonts w:ascii="Arial" w:hAnsi="Arial" w:cs="Arial"/>
-          <w:color w:val="1F1F1F"/>
-          <w:sz w:val="21"/>
-          <w:szCs w:val="21"/>
-        </w:rPr>
-        <w:t>[</w:t>
-      </w:r>
-      <w:proofErr w:type="spellStart"/>
-      <w:r>
-        <w:rPr>
-          <w:rFonts w:ascii="Arial" w:hAnsi="Arial" w:cs="Arial"/>
-          <w:color w:val="1F1F1F"/>
-          <w:sz w:val="21"/>
-          <w:szCs w:val="21"/>
-        </w:rPr>
-        <w:t>i</w:t>
-      </w:r>
-      <w:proofErr w:type="spellEnd"/>
-      <w:r>
-        <w:rPr>
-          <w:rFonts w:ascii="Arial" w:hAnsi="Arial" w:cs="Arial"/>
-          <w:color w:val="1F1F1F"/>
-          <w:sz w:val="21"/>
-          <w:szCs w:val="21"/>
-        </w:rPr>
-        <w:t>]</w:t>
+        <w:br/>
+      </w:r>
+      <w:r>
+        <w:rPr>
+          <w:rFonts w:ascii="Arial" w:hAnsi="Arial" w:cs="Arial"/>
+          <w:b/>
+          <w:color w:val="C00000"/>
+          <w:sz w:val="21"/>
+          <w:szCs w:val="21"/>
+          <w:highlight w:val="yellow"/>
+          <w:shd w:val="clear" w:color="auto" w:fill="FFFFFF"/>
+        </w:rPr>
+        <w:t>11. Draw the recursion tree for calculating the 5</w:t>
+      </w:r>
+      <w:r>
+        <w:rPr>
+          <w:rFonts w:ascii="Arial" w:hAnsi="Arial" w:cs="Arial"/>
+          <w:b/>
+          <w:color w:val="C00000"/>
+          <w:sz w:val="21"/>
+          <w:szCs w:val="21"/>
+          <w:highlight w:val="yellow"/>
+          <w:shd w:val="clear" w:color="auto" w:fill="FFFFFF"/>
+          <w:vertAlign w:val="superscript"/>
+        </w:rPr>
+        <w:t>th</w:t>
+      </w:r>
+      <w:r>
+        <w:rPr>
+          <w:rFonts w:ascii="Arial" w:hAnsi="Arial" w:cs="Arial"/>
+          <w:b/>
+          <w:color w:val="C00000"/>
+          <w:sz w:val="21"/>
+          <w:szCs w:val="21"/>
+          <w:highlight w:val="yellow"/>
+          <w:shd w:val="clear" w:color="auto" w:fill="FFFFFF"/>
+        </w:rPr>
+        <w:t xml:space="preserve"> Fibonacci number and identify the overlapping </w:t>
+      </w:r>
+      <w:proofErr w:type="spellStart"/>
+      <w:r>
+        <w:rPr>
+          <w:rFonts w:ascii="Arial" w:hAnsi="Arial" w:cs="Arial"/>
+          <w:b/>
+          <w:color w:val="C00000"/>
+          <w:sz w:val="21"/>
+          <w:szCs w:val="21"/>
+          <w:highlight w:val="yellow"/>
+          <w:shd w:val="clear" w:color="auto" w:fill="FFFFFF"/>
+        </w:rPr>
+        <w:t>subproblems</w:t>
+      </w:r>
+      <w:proofErr w:type="spellEnd"/>
+      <w:r>
+        <w:rPr>
+          <w:rFonts w:ascii="Arial" w:hAnsi="Arial" w:cs="Arial"/>
+          <w:b/>
+          <w:color w:val="C00000"/>
+          <w:sz w:val="21"/>
+          <w:szCs w:val="21"/>
+          <w:highlight w:val="yellow"/>
+          <w:shd w:val="clear" w:color="auto" w:fill="FFFFFF"/>
+        </w:rPr>
+        <w:t>.</w:t>
+      </w:r>
+      <w:r>
+        <w:rPr>
+          <w:rFonts w:ascii="Arial" w:hAnsi="Arial" w:cs="Arial"/>
+          <w:color w:val="1F1F1F"/>
+          <w:sz w:val="21"/>
+          <w:szCs w:val="21"/>
+          <w:shd w:val="clear" w:color="auto" w:fill="FFFFFF"/>
+        </w:rPr>
+        <w:t xml:space="preserve"> </w:t>
+      </w:r>
+      <w:r>
+        <w:rPr>
+          <w:rFonts w:ascii="Arial" w:hAnsi="Arial" w:cs="Arial"/>
+          <w:color w:val="1F1F1F"/>
+          <w:sz w:val="21"/>
+          <w:szCs w:val="21"/>
+          <w:shd w:val="clear" w:color="auto" w:fill="FFFFFF"/>
+        </w:rPr>
+        <w:br/>
+      </w:r>
+      <w:r>
+        <w:rPr>
+          <w:rFonts w:ascii="Arial" w:hAnsi="Arial" w:cs="Arial"/>
+          <w:color w:val="1F1F1F"/>
+          <w:sz w:val="21"/>
+          <w:szCs w:val="21"/>
+        </w:rPr>
+        <w:br/>
+      </w:r>
+      <w:proofErr w:type="spellStart"/>
+      <w:r>
+        <w:rPr>
+          <w:rFonts w:ascii="Arial" w:hAnsi="Arial" w:cs="Arial"/>
+          <w:color w:val="1F1F1F"/>
+          <w:sz w:val="21"/>
+          <w:szCs w:val="21"/>
+        </w:rPr>
+        <w:t>def</w:t>
+      </w:r>
+      <w:proofErr w:type="spellEnd"/>
+      <w:r>
+        <w:rPr>
+          <w:rFonts w:ascii="Arial" w:hAnsi="Arial" w:cs="Arial"/>
+          <w:color w:val="1F1F1F"/>
+          <w:sz w:val="21"/>
+          <w:szCs w:val="21"/>
+        </w:rPr>
+        <w:t xml:space="preserve"> fib(n):</w:t>
       </w:r>
     </w:p>
     <w:p>
@@ -3109,19 +4968,8 @@
           <w:sz w:val="21"/>
           <w:szCs w:val="21"/>
         </w:rPr>
-        <w:t xml:space="preserve">    return </w:t>
-      </w:r>
-      <w:proofErr w:type="spellStart"/>
-      <w:r>
-        <w:rPr>
-          <w:rFonts w:ascii="Arial" w:hAnsi="Arial" w:cs="Arial"/>
-          <w:color w:val="1F1F1F"/>
-          <w:sz w:val="21"/>
-          <w:szCs w:val="21"/>
-        </w:rPr>
-        <w:t>arr</w:t>
-      </w:r>
-      <w:proofErr w:type="spellEnd"/>
+        <w:t xml:space="preserve">    if n &lt;= 1:</w:t>
+      </w:r>
     </w:p>
     <w:p>
       <w:pPr>
@@ -3139,135 +4987,7 @@
           <w:sz w:val="21"/>
           <w:szCs w:val="21"/>
         </w:rPr>
-        <w:t># Example</w:t>
-      </w:r>
-    </w:p>
-    <w:p>
-      <w:r>
-        <w:rPr>
-          <w:rFonts w:ascii="Arial" w:hAnsi="Arial" w:cs="Arial"/>
-          <w:color w:val="1F1F1F"/>
-          <w:sz w:val="21"/>
-          <w:szCs w:val="21"/>
-        </w:rPr>
-        <w:t>numbers = [10, 20, 3, 40, 2, 1, 90]</w:t>
-      </w:r>
-      <w:r>
-        <w:rPr>
-          <w:rFonts w:ascii="Arial" w:hAnsi="Arial" w:cs="Arial"/>
-          <w:color w:val="1F1F1F"/>
-          <w:sz w:val="21"/>
-          <w:szCs w:val="21"/>
-        </w:rPr>
-        <w:br/>
-      </w:r>
-      <w:proofErr w:type="spellStart"/>
-      <w:r>
-        <w:rPr>
-          <w:rFonts w:ascii="Arial" w:hAnsi="Arial" w:cs="Arial"/>
-          <w:color w:val="1F1F1F"/>
-          <w:sz w:val="21"/>
-          <w:szCs w:val="21"/>
-        </w:rPr>
-        <w:t>sorted_numbers</w:t>
-      </w:r>
-      <w:proofErr w:type="spellEnd"/>
-      <w:r>
-        <w:rPr>
-          <w:rFonts w:ascii="Arial" w:hAnsi="Arial" w:cs="Arial"/>
-          <w:color w:val="1F1F1F"/>
-          <w:sz w:val="21"/>
-          <w:szCs w:val="21"/>
-        </w:rPr>
-        <w:t xml:space="preserve"> = </w:t>
-      </w:r>
-      <w:proofErr w:type="spellStart"/>
-      <w:r>
-        <w:rPr>
-          <w:rFonts w:ascii="Arial" w:hAnsi="Arial" w:cs="Arial"/>
-          <w:color w:val="1F1F1F"/>
-          <w:sz w:val="21"/>
-          <w:szCs w:val="21"/>
-        </w:rPr>
-        <w:t>selection_sort</w:t>
-      </w:r>
-      <w:proofErr w:type="spellEnd"/>
-      <w:r>
-        <w:rPr>
-          <w:rFonts w:ascii="Arial" w:hAnsi="Arial" w:cs="Arial"/>
-          <w:color w:val="1F1F1F"/>
-          <w:sz w:val="21"/>
-          <w:szCs w:val="21"/>
-        </w:rPr>
-        <w:t>(numbers)</w:t>
-      </w:r>
-      <w:r>
-        <w:rPr>
-          <w:rFonts w:ascii="Arial" w:hAnsi="Arial" w:cs="Arial"/>
-          <w:color w:val="1F1F1F"/>
-          <w:sz w:val="21"/>
-          <w:szCs w:val="21"/>
-        </w:rPr>
-        <w:br/>
-      </w:r>
-      <w:r>
-        <w:rPr>
-          <w:rFonts w:ascii="Arial" w:hAnsi="Arial" w:cs="Arial"/>
-          <w:color w:val="1F1F1F"/>
-          <w:sz w:val="21"/>
-          <w:szCs w:val="21"/>
-        </w:rPr>
-        <w:t>print(</w:t>
-      </w:r>
-      <w:proofErr w:type="spellStart"/>
-      <w:r>
-        <w:rPr>
-          <w:rFonts w:ascii="Arial" w:hAnsi="Arial" w:cs="Arial"/>
-          <w:color w:val="1F1F1F"/>
-          <w:sz w:val="21"/>
-          <w:szCs w:val="21"/>
-        </w:rPr>
-        <w:t>sorted_numbers</w:t>
-      </w:r>
-      <w:proofErr w:type="spellEnd"/>
-      <w:r>
-        <w:rPr>
-          <w:rFonts w:ascii="Arial" w:hAnsi="Arial" w:cs="Arial"/>
-          <w:color w:val="1F1F1F"/>
-          <w:sz w:val="21"/>
-          <w:szCs w:val="21"/>
-        </w:rPr>
-        <w:t>)</w:t>
-      </w:r>
-      <w:r>
-        <w:rPr>
-          <w:rFonts w:ascii="Arial" w:hAnsi="Arial" w:cs="Arial"/>
-          <w:color w:val="1F1F1F"/>
-          <w:sz w:val="21"/>
-          <w:szCs w:val="21"/>
-        </w:rPr>
-        <w:br/>
-      </w:r>
-      <w:r>
-        <w:rPr>
-          <w:rFonts w:ascii="Arial" w:hAnsi="Arial" w:cs="Arial"/>
-          <w:color w:val="1F1F1F"/>
-          <w:sz w:val="21"/>
-          <w:szCs w:val="21"/>
-        </w:rPr>
-        <w:br/>
-      </w:r>
-      <w:r>
-        <w:rPr>
-          <w:rFonts w:ascii="Arial" w:hAnsi="Arial" w:cs="Arial"/>
-          <w:b/>
-          <w:color w:val="C00000"/>
-          <w:sz w:val="21"/>
-          <w:szCs w:val="21"/>
-          <w:highlight w:val="yellow"/>
-          <w:shd w:val="clear" w:color="auto" w:fill="FFFFFF"/>
-        </w:rPr>
-        <w:t>9. Write a program using a stack data structure to check if a string of mathematical parentheses is perfectly balanced.</w:t>
+        <w:t xml:space="preserve">        return n</w:t>
       </w:r>
     </w:p>
     <w:p>
@@ -3286,2107 +5006,7 @@
           <w:sz w:val="21"/>
           <w:szCs w:val="21"/>
         </w:rPr>
-        <w:t>D</w:t>
-      </w:r>
-      <w:r>
-        <w:rPr>
-          <w:rFonts w:ascii="Arial" w:hAnsi="Arial" w:cs="Arial"/>
-          <w:color w:val="1F1F1F"/>
-          <w:sz w:val="21"/>
-          <w:szCs w:val="21"/>
-        </w:rPr>
-        <w:t xml:space="preserve">ef </w:t>
-      </w:r>
-      <w:proofErr w:type="spellStart"/>
-      <w:r>
-        <w:rPr>
-          <w:rFonts w:ascii="Arial" w:hAnsi="Arial" w:cs="Arial"/>
-          <w:color w:val="1F1F1F"/>
-          <w:sz w:val="21"/>
-          <w:szCs w:val="21"/>
-        </w:rPr>
-        <w:t>is_balanced</w:t>
-      </w:r>
-      <w:proofErr w:type="spellEnd"/>
-      <w:r>
-        <w:rPr>
-          <w:rFonts w:ascii="Arial" w:hAnsi="Arial" w:cs="Arial"/>
-          <w:color w:val="1F1F1F"/>
-          <w:sz w:val="21"/>
-          <w:szCs w:val="21"/>
-        </w:rPr>
-        <w:t>(s):</w:t>
-      </w:r>
-      <w:r>
-        <w:rPr>
-          <w:rFonts w:ascii="Arial" w:hAnsi="Arial" w:cs="Arial"/>
-          <w:color w:val="1F1F1F"/>
-          <w:sz w:val="21"/>
-          <w:szCs w:val="21"/>
-        </w:rPr>
-        <w:br/>
-      </w:r>
-      <w:r>
-        <w:rPr>
-          <w:rFonts w:ascii="Arial" w:hAnsi="Arial" w:cs="Arial"/>
-          <w:color w:val="1F1F1F"/>
-          <w:sz w:val="21"/>
-          <w:szCs w:val="21"/>
-        </w:rPr>
-        <w:t xml:space="preserve">    stack = []</w:t>
-      </w:r>
-      <w:r>
-        <w:rPr>
-          <w:rFonts w:ascii="Arial" w:hAnsi="Arial" w:cs="Arial"/>
-          <w:color w:val="1F1F1F"/>
-          <w:sz w:val="21"/>
-          <w:szCs w:val="21"/>
-        </w:rPr>
-        <w:br/>
-      </w:r>
-      <w:r>
-        <w:rPr>
-          <w:rFonts w:ascii="Arial" w:hAnsi="Arial" w:cs="Arial"/>
-          <w:color w:val="1F1F1F"/>
-          <w:sz w:val="21"/>
-          <w:szCs w:val="21"/>
-        </w:rPr>
-        <w:t xml:space="preserve">    for </w:t>
-      </w:r>
-      <w:proofErr w:type="spellStart"/>
-      <w:r>
-        <w:rPr>
-          <w:rFonts w:ascii="Arial" w:hAnsi="Arial" w:cs="Arial"/>
-          <w:color w:val="1F1F1F"/>
-          <w:sz w:val="21"/>
-          <w:szCs w:val="21"/>
-        </w:rPr>
-        <w:t>ch</w:t>
-      </w:r>
-      <w:proofErr w:type="spellEnd"/>
-      <w:r>
-        <w:rPr>
-          <w:rFonts w:ascii="Arial" w:hAnsi="Arial" w:cs="Arial"/>
-          <w:color w:val="1F1F1F"/>
-          <w:sz w:val="21"/>
-          <w:szCs w:val="21"/>
-        </w:rPr>
-        <w:t xml:space="preserve"> in s:</w:t>
-      </w:r>
-      <w:r>
-        <w:rPr>
-          <w:rFonts w:ascii="Arial" w:hAnsi="Arial" w:cs="Arial"/>
-          <w:color w:val="1F1F1F"/>
-          <w:sz w:val="21"/>
-          <w:szCs w:val="21"/>
-        </w:rPr>
-        <w:br/>
-      </w:r>
-      <w:r>
-        <w:rPr>
-          <w:rFonts w:ascii="Arial" w:hAnsi="Arial" w:cs="Arial"/>
-          <w:color w:val="1F1F1F"/>
-          <w:sz w:val="21"/>
-          <w:szCs w:val="21"/>
-        </w:rPr>
-        <w:t xml:space="preserve">        if </w:t>
-      </w:r>
-      <w:proofErr w:type="spellStart"/>
-      <w:r>
-        <w:rPr>
-          <w:rFonts w:ascii="Arial" w:hAnsi="Arial" w:cs="Arial"/>
-          <w:color w:val="1F1F1F"/>
-          <w:sz w:val="21"/>
-          <w:szCs w:val="21"/>
-        </w:rPr>
-        <w:t>ch</w:t>
-      </w:r>
-      <w:proofErr w:type="spellEnd"/>
-      <w:r>
-        <w:rPr>
-          <w:rFonts w:ascii="Arial" w:hAnsi="Arial" w:cs="Arial"/>
-          <w:color w:val="1F1F1F"/>
-          <w:sz w:val="21"/>
-          <w:szCs w:val="21"/>
-        </w:rPr>
-        <w:t xml:space="preserve"> == </w:t>
-      </w:r>
-      <w:r>
-        <w:rPr>
-          <w:rFonts w:ascii="Arial" w:hAnsi="Arial" w:cs="Arial"/>
-          <w:color w:val="1F1F1F"/>
-          <w:sz w:val="21"/>
-          <w:szCs w:val="21"/>
-        </w:rPr>
-        <w:t>‘</w:t>
-      </w:r>
-      <w:r>
-        <w:rPr>
-          <w:rFonts w:ascii="Arial" w:hAnsi="Arial" w:cs="Arial"/>
-          <w:color w:val="1F1F1F"/>
-          <w:sz w:val="21"/>
-          <w:szCs w:val="21"/>
-        </w:rPr>
-        <w:t>(</w:t>
-      </w:r>
-      <w:r>
-        <w:rPr>
-          <w:rFonts w:ascii="Arial" w:hAnsi="Arial" w:cs="Arial"/>
-          <w:color w:val="1F1F1F"/>
-          <w:sz w:val="21"/>
-          <w:szCs w:val="21"/>
-        </w:rPr>
-        <w:t>‘</w:t>
-      </w:r>
-      <w:r>
-        <w:rPr>
-          <w:rFonts w:ascii="Arial" w:hAnsi="Arial" w:cs="Arial"/>
-          <w:color w:val="1F1F1F"/>
-          <w:sz w:val="21"/>
-          <w:szCs w:val="21"/>
-        </w:rPr>
-        <w:t xml:space="preserve"> or </w:t>
-      </w:r>
-      <w:proofErr w:type="spellStart"/>
-      <w:r>
-        <w:rPr>
-          <w:rFonts w:ascii="Arial" w:hAnsi="Arial" w:cs="Arial"/>
-          <w:color w:val="1F1F1F"/>
-          <w:sz w:val="21"/>
-          <w:szCs w:val="21"/>
-        </w:rPr>
-        <w:t>ch</w:t>
-      </w:r>
-      <w:proofErr w:type="spellEnd"/>
-      <w:r>
-        <w:rPr>
-          <w:rFonts w:ascii="Arial" w:hAnsi="Arial" w:cs="Arial"/>
-          <w:color w:val="1F1F1F"/>
-          <w:sz w:val="21"/>
-          <w:szCs w:val="21"/>
-        </w:rPr>
-        <w:t xml:space="preserve"> == </w:t>
-      </w:r>
-      <w:r>
-        <w:rPr>
-          <w:rFonts w:ascii="Arial" w:hAnsi="Arial" w:cs="Arial"/>
-          <w:color w:val="1F1F1F"/>
-          <w:sz w:val="21"/>
-          <w:szCs w:val="21"/>
-        </w:rPr>
-        <w:t>‘</w:t>
-      </w:r>
-      <w:r>
-        <w:rPr>
-          <w:rFonts w:ascii="Arial" w:hAnsi="Arial" w:cs="Arial"/>
-          <w:color w:val="1F1F1F"/>
-          <w:sz w:val="21"/>
-          <w:szCs w:val="21"/>
-        </w:rPr>
-        <w:t>{</w:t>
-      </w:r>
-      <w:r>
-        <w:rPr>
-          <w:rFonts w:ascii="Arial" w:hAnsi="Arial" w:cs="Arial"/>
-          <w:color w:val="1F1F1F"/>
-          <w:sz w:val="21"/>
-          <w:szCs w:val="21"/>
-        </w:rPr>
-        <w:t>‘</w:t>
-      </w:r>
-      <w:r>
-        <w:rPr>
-          <w:rFonts w:ascii="Arial" w:hAnsi="Arial" w:cs="Arial"/>
-          <w:color w:val="1F1F1F"/>
-          <w:sz w:val="21"/>
-          <w:szCs w:val="21"/>
-        </w:rPr>
-        <w:t xml:space="preserve"> or </w:t>
-      </w:r>
-      <w:proofErr w:type="spellStart"/>
-      <w:r>
-        <w:rPr>
-          <w:rFonts w:ascii="Arial" w:hAnsi="Arial" w:cs="Arial"/>
-          <w:color w:val="1F1F1F"/>
-          <w:sz w:val="21"/>
-          <w:szCs w:val="21"/>
-        </w:rPr>
-        <w:t>ch</w:t>
-      </w:r>
-      <w:proofErr w:type="spellEnd"/>
-      <w:r>
-        <w:rPr>
-          <w:rFonts w:ascii="Arial" w:hAnsi="Arial" w:cs="Arial"/>
-          <w:color w:val="1F1F1F"/>
-          <w:sz w:val="21"/>
-          <w:szCs w:val="21"/>
-        </w:rPr>
-        <w:t xml:space="preserve"> == </w:t>
-      </w:r>
-      <w:r>
-        <w:rPr>
-          <w:rFonts w:ascii="Arial" w:hAnsi="Arial" w:cs="Arial"/>
-          <w:color w:val="1F1F1F"/>
-          <w:sz w:val="21"/>
-          <w:szCs w:val="21"/>
-        </w:rPr>
-        <w:t>‘</w:t>
-      </w:r>
-      <w:r>
-        <w:rPr>
-          <w:rFonts w:ascii="Arial" w:hAnsi="Arial" w:cs="Arial"/>
-          <w:color w:val="1F1F1F"/>
-          <w:sz w:val="21"/>
-          <w:szCs w:val="21"/>
-        </w:rPr>
-        <w:t>[</w:t>
-      </w:r>
-      <w:r>
-        <w:rPr>
-          <w:rFonts w:ascii="Arial" w:hAnsi="Arial" w:cs="Arial"/>
-          <w:color w:val="1F1F1F"/>
-          <w:sz w:val="21"/>
-          <w:szCs w:val="21"/>
-        </w:rPr>
-        <w:t>‘</w:t>
-      </w:r>
-      <w:r>
-        <w:rPr>
-          <w:rFonts w:ascii="Arial" w:hAnsi="Arial" w:cs="Arial"/>
-          <w:color w:val="1F1F1F"/>
-          <w:sz w:val="21"/>
-          <w:szCs w:val="21"/>
-        </w:rPr>
-        <w:t>:</w:t>
-      </w:r>
-      <w:r>
-        <w:rPr>
-          <w:rFonts w:ascii="Arial" w:hAnsi="Arial" w:cs="Arial"/>
-          <w:color w:val="1F1F1F"/>
-          <w:sz w:val="21"/>
-          <w:szCs w:val="21"/>
-        </w:rPr>
-        <w:br/>
-      </w:r>
-      <w:r>
-        <w:rPr>
-          <w:rFonts w:ascii="Arial" w:hAnsi="Arial" w:cs="Arial"/>
-          <w:color w:val="1F1F1F"/>
-          <w:sz w:val="21"/>
-          <w:szCs w:val="21"/>
-        </w:rPr>
-        <w:t xml:space="preserve">            </w:t>
-      </w:r>
-      <w:proofErr w:type="spellStart"/>
-      <w:r>
-        <w:rPr>
-          <w:rFonts w:ascii="Arial" w:hAnsi="Arial" w:cs="Arial"/>
-          <w:color w:val="1F1F1F"/>
-          <w:sz w:val="21"/>
-          <w:szCs w:val="21"/>
-        </w:rPr>
-        <w:t>stack.append</w:t>
-      </w:r>
-      <w:proofErr w:type="spellEnd"/>
-      <w:r>
-        <w:rPr>
-          <w:rFonts w:ascii="Arial" w:hAnsi="Arial" w:cs="Arial"/>
-          <w:color w:val="1F1F1F"/>
-          <w:sz w:val="21"/>
-          <w:szCs w:val="21"/>
-        </w:rPr>
-        <w:t>(</w:t>
-      </w:r>
-      <w:proofErr w:type="spellStart"/>
-      <w:r>
-        <w:rPr>
-          <w:rFonts w:ascii="Arial" w:hAnsi="Arial" w:cs="Arial"/>
-          <w:color w:val="1F1F1F"/>
-          <w:sz w:val="21"/>
-          <w:szCs w:val="21"/>
-        </w:rPr>
-        <w:t>ch</w:t>
-      </w:r>
-      <w:proofErr w:type="spellEnd"/>
-      <w:r>
-        <w:rPr>
-          <w:rFonts w:ascii="Arial" w:hAnsi="Arial" w:cs="Arial"/>
-          <w:color w:val="1F1F1F"/>
-          <w:sz w:val="21"/>
-          <w:szCs w:val="21"/>
-        </w:rPr>
-        <w:t>)</w:t>
-      </w:r>
-      <w:r>
-        <w:rPr>
-          <w:rFonts w:ascii="Arial" w:hAnsi="Arial" w:cs="Arial"/>
-          <w:color w:val="1F1F1F"/>
-          <w:sz w:val="21"/>
-          <w:szCs w:val="21"/>
-        </w:rPr>
-        <w:br/>
-      </w:r>
-      <w:r>
-        <w:rPr>
-          <w:rFonts w:ascii="Arial" w:hAnsi="Arial" w:cs="Arial"/>
-          <w:color w:val="1F1F1F"/>
-          <w:sz w:val="21"/>
-          <w:szCs w:val="21"/>
-        </w:rPr>
-        <w:t xml:space="preserve">        else:</w:t>
-      </w:r>
-      <w:r>
-        <w:rPr>
-          <w:rFonts w:ascii="Arial" w:hAnsi="Arial" w:cs="Arial"/>
-          <w:color w:val="1F1F1F"/>
-          <w:sz w:val="21"/>
-          <w:szCs w:val="21"/>
-        </w:rPr>
-        <w:br/>
-      </w:r>
-      <w:r>
-        <w:rPr>
-          <w:rFonts w:ascii="Arial" w:hAnsi="Arial" w:cs="Arial"/>
-          <w:color w:val="1F1F1F"/>
-          <w:sz w:val="21"/>
-          <w:szCs w:val="21"/>
-        </w:rPr>
-        <w:t xml:space="preserve">            if not stack:</w:t>
-      </w:r>
-      <w:r>
-        <w:rPr>
-          <w:rFonts w:ascii="Arial" w:hAnsi="Arial" w:cs="Arial"/>
-          <w:color w:val="1F1F1F"/>
-          <w:sz w:val="21"/>
-          <w:szCs w:val="21"/>
-        </w:rPr>
-        <w:br/>
-      </w:r>
-      <w:r>
-        <w:rPr>
-          <w:rFonts w:ascii="Arial" w:hAnsi="Arial" w:cs="Arial"/>
-          <w:color w:val="1F1F1F"/>
-          <w:sz w:val="21"/>
-          <w:szCs w:val="21"/>
-        </w:rPr>
-        <w:t xml:space="preserve">                return False</w:t>
-      </w:r>
-      <w:r>
-        <w:rPr>
-          <w:rFonts w:ascii="Arial" w:hAnsi="Arial" w:cs="Arial"/>
-          <w:color w:val="1F1F1F"/>
-          <w:sz w:val="21"/>
-          <w:szCs w:val="21"/>
-        </w:rPr>
-        <w:br/>
-      </w:r>
-      <w:r>
-        <w:rPr>
-          <w:rFonts w:ascii="Arial" w:hAnsi="Arial" w:cs="Arial"/>
-          <w:color w:val="1F1F1F"/>
-          <w:sz w:val="21"/>
-          <w:szCs w:val="21"/>
-        </w:rPr>
-        <w:t xml:space="preserve">            top = </w:t>
-      </w:r>
-      <w:proofErr w:type="spellStart"/>
-      <w:r>
-        <w:rPr>
-          <w:rFonts w:ascii="Arial" w:hAnsi="Arial" w:cs="Arial"/>
-          <w:color w:val="1F1F1F"/>
-          <w:sz w:val="21"/>
-          <w:szCs w:val="21"/>
-        </w:rPr>
-        <w:t>stack.pop</w:t>
-      </w:r>
-      <w:proofErr w:type="spellEnd"/>
-      <w:r>
-        <w:rPr>
-          <w:rFonts w:ascii="Arial" w:hAnsi="Arial" w:cs="Arial"/>
-          <w:color w:val="1F1F1F"/>
-          <w:sz w:val="21"/>
-          <w:szCs w:val="21"/>
-        </w:rPr>
-        <w:t>()</w:t>
-      </w:r>
-      <w:r>
-        <w:rPr>
-          <w:rFonts w:ascii="Arial" w:hAnsi="Arial" w:cs="Arial"/>
-          <w:color w:val="1F1F1F"/>
-          <w:sz w:val="21"/>
-          <w:szCs w:val="21"/>
-        </w:rPr>
-        <w:br/>
-      </w:r>
-      <w:r>
-        <w:rPr>
-          <w:rFonts w:ascii="Arial" w:hAnsi="Arial" w:cs="Arial"/>
-          <w:color w:val="1F1F1F"/>
-          <w:sz w:val="21"/>
-          <w:szCs w:val="21"/>
-        </w:rPr>
-        <w:t xml:space="preserve">            if (</w:t>
-      </w:r>
-      <w:proofErr w:type="spellStart"/>
-      <w:r>
-        <w:rPr>
-          <w:rFonts w:ascii="Arial" w:hAnsi="Arial" w:cs="Arial"/>
-          <w:color w:val="1F1F1F"/>
-          <w:sz w:val="21"/>
-          <w:szCs w:val="21"/>
-        </w:rPr>
-        <w:t>ch</w:t>
-      </w:r>
-      <w:proofErr w:type="spellEnd"/>
-      <w:r>
-        <w:rPr>
-          <w:rFonts w:ascii="Arial" w:hAnsi="Arial" w:cs="Arial"/>
-          <w:color w:val="1F1F1F"/>
-          <w:sz w:val="21"/>
-          <w:szCs w:val="21"/>
-        </w:rPr>
-        <w:t xml:space="preserve"> == </w:t>
-      </w:r>
-      <w:r>
-        <w:rPr>
-          <w:rFonts w:ascii="Arial" w:hAnsi="Arial" w:cs="Arial"/>
-          <w:color w:val="1F1F1F"/>
-          <w:sz w:val="21"/>
-          <w:szCs w:val="21"/>
-        </w:rPr>
-        <w:t>‘</w:t>
-      </w:r>
-      <w:r>
-        <w:rPr>
-          <w:rFonts w:ascii="Arial" w:hAnsi="Arial" w:cs="Arial"/>
-          <w:color w:val="1F1F1F"/>
-          <w:sz w:val="21"/>
-          <w:szCs w:val="21"/>
-        </w:rPr>
-        <w:t>)</w:t>
-      </w:r>
-      <w:r>
-        <w:rPr>
-          <w:rFonts w:ascii="Arial" w:hAnsi="Arial" w:cs="Arial"/>
-          <w:color w:val="1F1F1F"/>
-          <w:sz w:val="21"/>
-          <w:szCs w:val="21"/>
-        </w:rPr>
-        <w:t>’</w:t>
-      </w:r>
-      <w:r>
-        <w:rPr>
-          <w:rFonts w:ascii="Arial" w:hAnsi="Arial" w:cs="Arial"/>
-          <w:color w:val="1F1F1F"/>
-          <w:sz w:val="21"/>
-          <w:szCs w:val="21"/>
-        </w:rPr>
-        <w:t xml:space="preserve"> and top != </w:t>
-      </w:r>
-      <w:r>
-        <w:rPr>
-          <w:rFonts w:ascii="Arial" w:hAnsi="Arial" w:cs="Arial"/>
-          <w:color w:val="1F1F1F"/>
-          <w:sz w:val="21"/>
-          <w:szCs w:val="21"/>
-        </w:rPr>
-        <w:t>‘</w:t>
-      </w:r>
-      <w:r>
-        <w:rPr>
-          <w:rFonts w:ascii="Arial" w:hAnsi="Arial" w:cs="Arial"/>
-          <w:color w:val="1F1F1F"/>
-          <w:sz w:val="21"/>
-          <w:szCs w:val="21"/>
-        </w:rPr>
-        <w:t>(</w:t>
-      </w:r>
-      <w:r>
-        <w:rPr>
-          <w:rFonts w:ascii="Arial" w:hAnsi="Arial" w:cs="Arial"/>
-          <w:color w:val="1F1F1F"/>
-          <w:sz w:val="21"/>
-          <w:szCs w:val="21"/>
-        </w:rPr>
-        <w:t>‘</w:t>
-      </w:r>
-      <w:r>
-        <w:rPr>
-          <w:rFonts w:ascii="Arial" w:hAnsi="Arial" w:cs="Arial"/>
-          <w:color w:val="1F1F1F"/>
-          <w:sz w:val="21"/>
-          <w:szCs w:val="21"/>
-        </w:rPr>
-        <w:t>) or \</w:t>
-      </w:r>
-      <w:r>
-        <w:rPr>
-          <w:rFonts w:ascii="Arial" w:hAnsi="Arial" w:cs="Arial"/>
-          <w:color w:val="1F1F1F"/>
-          <w:sz w:val="21"/>
-          <w:szCs w:val="21"/>
-        </w:rPr>
-        <w:br/>
-      </w:r>
-      <w:r>
-        <w:rPr>
-          <w:rFonts w:ascii="Arial" w:hAnsi="Arial" w:cs="Arial"/>
-          <w:color w:val="1F1F1F"/>
-          <w:sz w:val="21"/>
-          <w:szCs w:val="21"/>
-        </w:rPr>
-        <w:t xml:space="preserve">               (</w:t>
-      </w:r>
-      <w:proofErr w:type="spellStart"/>
-      <w:r>
-        <w:rPr>
-          <w:rFonts w:ascii="Arial" w:hAnsi="Arial" w:cs="Arial"/>
-          <w:color w:val="1F1F1F"/>
-          <w:sz w:val="21"/>
-          <w:szCs w:val="21"/>
-        </w:rPr>
-        <w:t>ch</w:t>
-      </w:r>
-      <w:proofErr w:type="spellEnd"/>
-      <w:r>
-        <w:rPr>
-          <w:rFonts w:ascii="Arial" w:hAnsi="Arial" w:cs="Arial"/>
-          <w:color w:val="1F1F1F"/>
-          <w:sz w:val="21"/>
-          <w:szCs w:val="21"/>
-        </w:rPr>
-        <w:t xml:space="preserve"> == </w:t>
-      </w:r>
-      <w:r>
-        <w:rPr>
-          <w:rFonts w:ascii="Arial" w:hAnsi="Arial" w:cs="Arial"/>
-          <w:color w:val="1F1F1F"/>
-          <w:sz w:val="21"/>
-          <w:szCs w:val="21"/>
-        </w:rPr>
-        <w:t>‘</w:t>
-      </w:r>
-      <w:r>
-        <w:rPr>
-          <w:rFonts w:ascii="Arial" w:hAnsi="Arial" w:cs="Arial"/>
-          <w:color w:val="1F1F1F"/>
-          <w:sz w:val="21"/>
-          <w:szCs w:val="21"/>
-        </w:rPr>
-        <w:t>}</w:t>
-      </w:r>
-      <w:r>
-        <w:rPr>
-          <w:rFonts w:ascii="Arial" w:hAnsi="Arial" w:cs="Arial"/>
-          <w:color w:val="1F1F1F"/>
-          <w:sz w:val="21"/>
-          <w:szCs w:val="21"/>
-        </w:rPr>
-        <w:t>’</w:t>
-      </w:r>
-      <w:r>
-        <w:rPr>
-          <w:rFonts w:ascii="Arial" w:hAnsi="Arial" w:cs="Arial"/>
-          <w:color w:val="1F1F1F"/>
-          <w:sz w:val="21"/>
-          <w:szCs w:val="21"/>
-        </w:rPr>
-        <w:t xml:space="preserve"> and top != </w:t>
-      </w:r>
-      <w:r>
-        <w:rPr>
-          <w:rFonts w:ascii="Arial" w:hAnsi="Arial" w:cs="Arial"/>
-          <w:color w:val="1F1F1F"/>
-          <w:sz w:val="21"/>
-          <w:szCs w:val="21"/>
-        </w:rPr>
-        <w:t>‘</w:t>
-      </w:r>
-      <w:r>
-        <w:rPr>
-          <w:rFonts w:ascii="Arial" w:hAnsi="Arial" w:cs="Arial"/>
-          <w:color w:val="1F1F1F"/>
-          <w:sz w:val="21"/>
-          <w:szCs w:val="21"/>
-        </w:rPr>
-        <w:t>{</w:t>
-      </w:r>
-      <w:r>
-        <w:rPr>
-          <w:rFonts w:ascii="Arial" w:hAnsi="Arial" w:cs="Arial"/>
-          <w:color w:val="1F1F1F"/>
-          <w:sz w:val="21"/>
-          <w:szCs w:val="21"/>
-        </w:rPr>
-        <w:t>‘</w:t>
-      </w:r>
-      <w:r>
-        <w:rPr>
-          <w:rFonts w:ascii="Arial" w:hAnsi="Arial" w:cs="Arial"/>
-          <w:color w:val="1F1F1F"/>
-          <w:sz w:val="21"/>
-          <w:szCs w:val="21"/>
-        </w:rPr>
-        <w:t>) or \</w:t>
-      </w:r>
-      <w:r>
-        <w:rPr>
-          <w:rFonts w:ascii="Arial" w:hAnsi="Arial" w:cs="Arial"/>
-          <w:color w:val="1F1F1F"/>
-          <w:sz w:val="21"/>
-          <w:szCs w:val="21"/>
-        </w:rPr>
-        <w:br/>
-      </w:r>
-      <w:r>
-        <w:rPr>
-          <w:rFonts w:ascii="Arial" w:hAnsi="Arial" w:cs="Arial"/>
-          <w:color w:val="1F1F1F"/>
-          <w:sz w:val="21"/>
-          <w:szCs w:val="21"/>
-        </w:rPr>
-        <w:t xml:space="preserve">               (</w:t>
-      </w:r>
-      <w:proofErr w:type="spellStart"/>
-      <w:r>
-        <w:rPr>
-          <w:rFonts w:ascii="Arial" w:hAnsi="Arial" w:cs="Arial"/>
-          <w:color w:val="1F1F1F"/>
-          <w:sz w:val="21"/>
-          <w:szCs w:val="21"/>
-        </w:rPr>
-        <w:t>ch</w:t>
-      </w:r>
-      <w:proofErr w:type="spellEnd"/>
-      <w:r>
-        <w:rPr>
-          <w:rFonts w:ascii="Arial" w:hAnsi="Arial" w:cs="Arial"/>
-          <w:color w:val="1F1F1F"/>
-          <w:sz w:val="21"/>
-          <w:szCs w:val="21"/>
-        </w:rPr>
-        <w:t xml:space="preserve"> == </w:t>
-      </w:r>
-      <w:r>
-        <w:rPr>
-          <w:rFonts w:ascii="Arial" w:hAnsi="Arial" w:cs="Arial"/>
-          <w:color w:val="1F1F1F"/>
-          <w:sz w:val="21"/>
-          <w:szCs w:val="21"/>
-        </w:rPr>
-        <w:t>‘</w:t>
-      </w:r>
-      <w:r>
-        <w:rPr>
-          <w:rFonts w:ascii="Arial" w:hAnsi="Arial" w:cs="Arial"/>
-          <w:color w:val="1F1F1F"/>
-          <w:sz w:val="21"/>
-          <w:szCs w:val="21"/>
-        </w:rPr>
-        <w:t>]</w:t>
-      </w:r>
-      <w:r>
-        <w:rPr>
-          <w:rFonts w:ascii="Arial" w:hAnsi="Arial" w:cs="Arial"/>
-          <w:color w:val="1F1F1F"/>
-          <w:sz w:val="21"/>
-          <w:szCs w:val="21"/>
-        </w:rPr>
-        <w:t>’</w:t>
-      </w:r>
-      <w:r>
-        <w:rPr>
-          <w:rFonts w:ascii="Arial" w:hAnsi="Arial" w:cs="Arial"/>
-          <w:color w:val="1F1F1F"/>
-          <w:sz w:val="21"/>
-          <w:szCs w:val="21"/>
-        </w:rPr>
-        <w:t xml:space="preserve"> and top != </w:t>
-      </w:r>
-      <w:r>
-        <w:rPr>
-          <w:rFonts w:ascii="Arial" w:hAnsi="Arial" w:cs="Arial"/>
-          <w:color w:val="1F1F1F"/>
-          <w:sz w:val="21"/>
-          <w:szCs w:val="21"/>
-        </w:rPr>
-        <w:t>‘</w:t>
-      </w:r>
-      <w:r>
-        <w:rPr>
-          <w:rFonts w:ascii="Arial" w:hAnsi="Arial" w:cs="Arial"/>
-          <w:color w:val="1F1F1F"/>
-          <w:sz w:val="21"/>
-          <w:szCs w:val="21"/>
-        </w:rPr>
-        <w:t>[</w:t>
-      </w:r>
-      <w:r>
-        <w:rPr>
-          <w:rFonts w:ascii="Arial" w:hAnsi="Arial" w:cs="Arial"/>
-          <w:color w:val="1F1F1F"/>
-          <w:sz w:val="21"/>
-          <w:szCs w:val="21"/>
-        </w:rPr>
-        <w:t>‘</w:t>
-      </w:r>
-      <w:r>
-        <w:rPr>
-          <w:rFonts w:ascii="Arial" w:hAnsi="Arial" w:cs="Arial"/>
-          <w:color w:val="1F1F1F"/>
-          <w:sz w:val="21"/>
-          <w:szCs w:val="21"/>
-        </w:rPr>
-        <w:t>):</w:t>
-      </w:r>
-      <w:r>
-        <w:rPr>
-          <w:rFonts w:ascii="Arial" w:hAnsi="Arial" w:cs="Arial"/>
-          <w:color w:val="1F1F1F"/>
-          <w:sz w:val="21"/>
-          <w:szCs w:val="21"/>
-        </w:rPr>
-        <w:br/>
-      </w:r>
-      <w:r>
-        <w:rPr>
-          <w:rFonts w:ascii="Arial" w:hAnsi="Arial" w:cs="Arial"/>
-          <w:color w:val="1F1F1F"/>
-          <w:sz w:val="21"/>
-          <w:szCs w:val="21"/>
-        </w:rPr>
-        <w:t xml:space="preserve">                return False</w:t>
-      </w:r>
-      <w:r>
-        <w:rPr>
-          <w:rFonts w:ascii="Arial" w:hAnsi="Arial" w:cs="Arial"/>
-          <w:color w:val="1F1F1F"/>
-          <w:sz w:val="21"/>
-          <w:szCs w:val="21"/>
-        </w:rPr>
-        <w:br/>
-      </w:r>
-      <w:r>
-        <w:rPr>
-          <w:rFonts w:ascii="Arial" w:hAnsi="Arial" w:cs="Arial"/>
-          <w:color w:val="1F1F1F"/>
-          <w:sz w:val="21"/>
-          <w:szCs w:val="21"/>
-        </w:rPr>
-        <w:t xml:space="preserve">    return </w:t>
-      </w:r>
-      <w:proofErr w:type="spellStart"/>
-      <w:r>
-        <w:rPr>
-          <w:rFonts w:ascii="Arial" w:hAnsi="Arial" w:cs="Arial"/>
-          <w:color w:val="1F1F1F"/>
-          <w:sz w:val="21"/>
-          <w:szCs w:val="21"/>
-        </w:rPr>
-        <w:t>len</w:t>
-      </w:r>
-      <w:proofErr w:type="spellEnd"/>
-      <w:r>
-        <w:rPr>
-          <w:rFonts w:ascii="Arial" w:hAnsi="Arial" w:cs="Arial"/>
-          <w:color w:val="1F1F1F"/>
-          <w:sz w:val="21"/>
-          <w:szCs w:val="21"/>
-        </w:rPr>
-        <w:t>(stack) == 0</w:t>
-      </w:r>
-    </w:p>
-    <w:p>
-      <w:pPr>
-        <w:rPr>
-          <w:rFonts w:ascii="Arial" w:hAnsi="Arial" w:cs="Arial"/>
-          <w:color w:val="1F1F1F"/>
-          <w:sz w:val="21"/>
-          <w:szCs w:val="21"/>
-        </w:rPr>
-      </w:pPr>
-      <w:r>
-        <w:rPr>
-          <w:rFonts w:ascii="Arial" w:hAnsi="Arial" w:cs="Arial"/>
-          <w:color w:val="1F1F1F"/>
-          <w:sz w:val="21"/>
-          <w:szCs w:val="21"/>
-        </w:rPr>
-        <w:t># Example</w:t>
-      </w:r>
-      <w:r>
-        <w:rPr>
-          <w:rFonts w:ascii="Arial" w:hAnsi="Arial" w:cs="Arial"/>
-          <w:color w:val="1F1F1F"/>
-          <w:sz w:val="21"/>
-          <w:szCs w:val="21"/>
-        </w:rPr>
-        <w:br/>
-      </w:r>
-      <w:r>
-        <w:rPr>
-          <w:rFonts w:ascii="Arial" w:hAnsi="Arial" w:cs="Arial"/>
-          <w:color w:val="1F1F1F"/>
-          <w:sz w:val="21"/>
-          <w:szCs w:val="21"/>
-        </w:rPr>
-        <w:t xml:space="preserve">expr = </w:t>
-      </w:r>
-      <w:r>
-        <w:rPr>
-          <w:rFonts w:ascii="Arial" w:hAnsi="Arial" w:cs="Arial"/>
-          <w:color w:val="1F1F1F"/>
-          <w:sz w:val="21"/>
-          <w:szCs w:val="21"/>
-        </w:rPr>
-        <w:t>“</w:t>
-      </w:r>
-      <w:r>
-        <w:rPr>
-          <w:rFonts w:ascii="Arial" w:hAnsi="Arial" w:cs="Arial"/>
-          <w:color w:val="1F1F1F"/>
-          <w:sz w:val="21"/>
-          <w:szCs w:val="21"/>
-        </w:rPr>
-        <w:t>{[()]}</w:t>
-      </w:r>
-      <w:r>
-        <w:rPr>
-          <w:rFonts w:ascii="Arial" w:hAnsi="Arial" w:cs="Arial"/>
-          <w:color w:val="1F1F1F"/>
-          <w:sz w:val="21"/>
-          <w:szCs w:val="21"/>
-        </w:rPr>
-        <w:t>”</w:t>
-      </w:r>
-      <w:r>
-        <w:rPr>
-          <w:rFonts w:ascii="Arial" w:hAnsi="Arial" w:cs="Arial"/>
-          <w:color w:val="1F1F1F"/>
-          <w:sz w:val="21"/>
-          <w:szCs w:val="21"/>
-        </w:rPr>
-        <w:br/>
-      </w:r>
-      <w:r>
-        <w:rPr>
-          <w:rFonts w:ascii="Arial" w:hAnsi="Arial" w:cs="Arial"/>
-          <w:color w:val="1F1F1F"/>
-          <w:sz w:val="21"/>
-          <w:szCs w:val="21"/>
-        </w:rPr>
-        <w:t xml:space="preserve">if </w:t>
-      </w:r>
-      <w:proofErr w:type="spellStart"/>
-      <w:r>
-        <w:rPr>
-          <w:rFonts w:ascii="Arial" w:hAnsi="Arial" w:cs="Arial"/>
-          <w:color w:val="1F1F1F"/>
-          <w:sz w:val="21"/>
-          <w:szCs w:val="21"/>
-        </w:rPr>
-        <w:t>is_balanced</w:t>
-      </w:r>
-      <w:proofErr w:type="spellEnd"/>
-      <w:r>
-        <w:rPr>
-          <w:rFonts w:ascii="Arial" w:hAnsi="Arial" w:cs="Arial"/>
-          <w:color w:val="1F1F1F"/>
-          <w:sz w:val="21"/>
-          <w:szCs w:val="21"/>
-        </w:rPr>
-        <w:t>(expr) == True:</w:t>
-      </w:r>
-      <w:r>
-        <w:rPr>
-          <w:rFonts w:ascii="Arial" w:hAnsi="Arial" w:cs="Arial"/>
-          <w:color w:val="1F1F1F"/>
-          <w:sz w:val="21"/>
-          <w:szCs w:val="21"/>
-        </w:rPr>
-        <w:br/>
-      </w:r>
-      <w:r>
-        <w:rPr>
-          <w:rFonts w:ascii="Arial" w:hAnsi="Arial" w:cs="Arial"/>
-          <w:color w:val="1F1F1F"/>
-          <w:sz w:val="21"/>
-          <w:szCs w:val="21"/>
-        </w:rPr>
-        <w:t xml:space="preserve">    print(</w:t>
-      </w:r>
-      <w:r>
-        <w:rPr>
-          <w:rFonts w:ascii="Arial" w:hAnsi="Arial" w:cs="Arial"/>
-          <w:color w:val="1F1F1F"/>
-          <w:sz w:val="21"/>
-          <w:szCs w:val="21"/>
-        </w:rPr>
-        <w:t>“</w:t>
-      </w:r>
-      <w:r>
-        <w:rPr>
-          <w:rFonts w:ascii="Arial" w:hAnsi="Arial" w:cs="Arial"/>
-          <w:color w:val="1F1F1F"/>
-          <w:sz w:val="21"/>
-          <w:szCs w:val="21"/>
-        </w:rPr>
-        <w:t>Balanced</w:t>
-      </w:r>
-      <w:r>
-        <w:rPr>
-          <w:rFonts w:ascii="Arial" w:hAnsi="Arial" w:cs="Arial"/>
-          <w:color w:val="1F1F1F"/>
-          <w:sz w:val="21"/>
-          <w:szCs w:val="21"/>
-        </w:rPr>
-        <w:t>”</w:t>
-      </w:r>
-      <w:r>
-        <w:rPr>
-          <w:rFonts w:ascii="Arial" w:hAnsi="Arial" w:cs="Arial"/>
-          <w:color w:val="1F1F1F"/>
-          <w:sz w:val="21"/>
-          <w:szCs w:val="21"/>
-        </w:rPr>
-        <w:t>)</w:t>
-      </w:r>
-      <w:r>
-        <w:rPr>
-          <w:rFonts w:ascii="Arial" w:hAnsi="Arial" w:cs="Arial"/>
-          <w:color w:val="1F1F1F"/>
-          <w:sz w:val="21"/>
-          <w:szCs w:val="21"/>
-        </w:rPr>
-        <w:br/>
-      </w:r>
-      <w:r>
-        <w:rPr>
-          <w:rFonts w:ascii="Arial" w:hAnsi="Arial" w:cs="Arial"/>
-          <w:color w:val="1F1F1F"/>
-          <w:sz w:val="21"/>
-          <w:szCs w:val="21"/>
-        </w:rPr>
-        <w:t>else:</w:t>
-      </w:r>
-      <w:r>
-        <w:rPr>
-          <w:rFonts w:ascii="Arial" w:hAnsi="Arial" w:cs="Arial"/>
-          <w:color w:val="1F1F1F"/>
-          <w:sz w:val="21"/>
-          <w:szCs w:val="21"/>
-        </w:rPr>
-        <w:br/>
-      </w:r>
-      <w:r>
-        <w:rPr>
-          <w:rFonts w:ascii="Arial" w:hAnsi="Arial" w:cs="Arial"/>
-          <w:color w:val="1F1F1F"/>
-          <w:sz w:val="21"/>
-          <w:szCs w:val="21"/>
-        </w:rPr>
-        <w:t xml:space="preserve">    print(</w:t>
-      </w:r>
-      <w:r>
-        <w:rPr>
-          <w:rFonts w:ascii="Arial" w:hAnsi="Arial" w:cs="Arial"/>
-          <w:color w:val="1F1F1F"/>
-          <w:sz w:val="21"/>
-          <w:szCs w:val="21"/>
-        </w:rPr>
-        <w:t>“</w:t>
-      </w:r>
-      <w:r>
-        <w:rPr>
-          <w:rFonts w:ascii="Arial" w:hAnsi="Arial" w:cs="Arial"/>
-          <w:color w:val="1F1F1F"/>
-          <w:sz w:val="21"/>
-          <w:szCs w:val="21"/>
-        </w:rPr>
-        <w:t>Imbalanced</w:t>
-      </w:r>
-      <w:r>
-        <w:rPr>
-          <w:rFonts w:ascii="Arial" w:hAnsi="Arial" w:cs="Arial"/>
-          <w:color w:val="1F1F1F"/>
-          <w:sz w:val="21"/>
-          <w:szCs w:val="21"/>
-        </w:rPr>
-        <w:t>”</w:t>
-      </w:r>
-      <w:r>
-        <w:rPr>
-          <w:rFonts w:ascii="Arial" w:hAnsi="Arial" w:cs="Arial"/>
-          <w:color w:val="1F1F1F"/>
-          <w:sz w:val="21"/>
-          <w:szCs w:val="21"/>
-        </w:rPr>
-        <w:t>)</w:t>
-      </w:r>
-      <w:r>
-        <w:rPr>
-          <w:rFonts w:ascii="Arial" w:hAnsi="Arial" w:cs="Arial"/>
-          <w:color w:val="1F1F1F"/>
-          <w:sz w:val="21"/>
-          <w:szCs w:val="21"/>
-        </w:rPr>
-        <w:br/>
-      </w:r>
-    </w:p>
-    <w:p>
-      <w:pPr>
-        <w:rPr>
-          <w:rFonts w:ascii="Arial" w:hAnsi="Arial" w:cs="Arial"/>
-          <w:b/>
-          <w:color w:val="C00000"/>
-          <w:sz w:val="21"/>
-          <w:szCs w:val="21"/>
-          <w:shd w:val="clear" w:color="auto" w:fill="FFFFFF"/>
-        </w:rPr>
-      </w:pPr>
-      <w:r>
-        <w:rPr>
-          <w:rFonts w:ascii="Arial" w:hAnsi="Arial" w:cs="Arial"/>
-          <w:b/>
-          <w:color w:val="C00000"/>
-          <w:sz w:val="21"/>
-          <w:szCs w:val="21"/>
-          <w:highlight w:val="yellow"/>
-          <w:shd w:val="clear" w:color="auto" w:fill="FFFFFF"/>
-        </w:rPr>
-        <w:t xml:space="preserve">10. Write a program that simulates memory allocation by finding contiguous available blocks in a </w:t>
-      </w:r>
-      <w:r>
-        <w:rPr>
-          <w:rFonts w:ascii="Arial" w:hAnsi="Arial" w:cs="Arial"/>
-          <w:b/>
-          <w:color w:val="C00000"/>
-          <w:sz w:val="21"/>
-          <w:szCs w:val="21"/>
-          <w:highlight w:val="yellow"/>
-          <w:shd w:val="clear" w:color="auto" w:fill="FFFFFF"/>
-        </w:rPr>
-        <w:pgNum/>
-      </w:r>
-      <w:proofErr w:type="spellStart"/>
-      <w:r>
-        <w:rPr>
-          <w:rFonts w:ascii="Arial" w:hAnsi="Arial" w:cs="Arial"/>
-          <w:b/>
-          <w:color w:val="C00000"/>
-          <w:sz w:val="21"/>
-          <w:szCs w:val="21"/>
-          <w:highlight w:val="yellow"/>
-          <w:shd w:val="clear" w:color="auto" w:fill="FFFFFF"/>
-        </w:rPr>
-        <w:t>oolean</w:t>
-      </w:r>
-      <w:proofErr w:type="spellEnd"/>
-      <w:r>
-        <w:rPr>
-          <w:rFonts w:ascii="Arial" w:hAnsi="Arial" w:cs="Arial"/>
-          <w:b/>
-          <w:color w:val="C00000"/>
-          <w:sz w:val="21"/>
-          <w:szCs w:val="21"/>
-          <w:highlight w:val="yellow"/>
-          <w:shd w:val="clear" w:color="auto" w:fill="FFFFFF"/>
-        </w:rPr>
-        <w:t xml:space="preserve"> array and marking them as used.</w:t>
-      </w:r>
-    </w:p>
-    <w:p>
-      <w:pPr>
-        <w:rPr>
-          <w:rFonts w:ascii="Arial" w:hAnsi="Arial" w:cs="Arial"/>
-          <w:color w:val="1F1F1F"/>
-          <w:sz w:val="21"/>
-          <w:szCs w:val="21"/>
-          <w:shd w:val="clear" w:color="auto" w:fill="FFFFFF"/>
-        </w:rPr>
-      </w:pPr>
-      <w:r>
-        <w:rPr>
-          <w:rFonts w:ascii="Arial" w:hAnsi="Arial" w:cs="Arial"/>
-          <w:color w:val="1F1F1F"/>
-          <w:sz w:val="21"/>
-          <w:szCs w:val="21"/>
-          <w:shd w:val="clear" w:color="auto" w:fill="FFFFFF"/>
-        </w:rPr>
-        <w:t>D</w:t>
-      </w:r>
-      <w:r>
-        <w:rPr>
-          <w:rFonts w:ascii="Arial" w:hAnsi="Arial" w:cs="Arial"/>
-          <w:color w:val="1F1F1F"/>
-          <w:sz w:val="21"/>
-          <w:szCs w:val="21"/>
-          <w:shd w:val="clear" w:color="auto" w:fill="FFFFFF"/>
-        </w:rPr>
-        <w:t xml:space="preserve">ef </w:t>
-      </w:r>
-      <w:proofErr w:type="spellStart"/>
-      <w:r>
-        <w:rPr>
-          <w:rFonts w:ascii="Arial" w:hAnsi="Arial" w:cs="Arial"/>
-          <w:color w:val="1F1F1F"/>
-          <w:sz w:val="21"/>
-          <w:szCs w:val="21"/>
-          <w:shd w:val="clear" w:color="auto" w:fill="FFFFFF"/>
-        </w:rPr>
-        <w:t>allocate_memory</w:t>
-      </w:r>
-      <w:proofErr w:type="spellEnd"/>
-      <w:r>
-        <w:rPr>
-          <w:rFonts w:ascii="Arial" w:hAnsi="Arial" w:cs="Arial"/>
-          <w:color w:val="1F1F1F"/>
-          <w:sz w:val="21"/>
-          <w:szCs w:val="21"/>
-          <w:shd w:val="clear" w:color="auto" w:fill="FFFFFF"/>
-        </w:rPr>
-        <w:t>(memory, size):</w:t>
-      </w:r>
-      <w:r>
-        <w:rPr>
-          <w:rFonts w:ascii="Arial" w:hAnsi="Arial" w:cs="Arial"/>
-          <w:color w:val="1F1F1F"/>
-          <w:sz w:val="21"/>
-          <w:szCs w:val="21"/>
-          <w:shd w:val="clear" w:color="auto" w:fill="FFFFFF"/>
-        </w:rPr>
-        <w:br/>
-      </w:r>
-      <w:r>
-        <w:rPr>
-          <w:rFonts w:ascii="Arial" w:hAnsi="Arial" w:cs="Arial"/>
-          <w:color w:val="1F1F1F"/>
-          <w:sz w:val="21"/>
-          <w:szCs w:val="21"/>
-          <w:shd w:val="clear" w:color="auto" w:fill="FFFFFF"/>
-        </w:rPr>
-        <w:t xml:space="preserve">    n = </w:t>
-      </w:r>
-      <w:proofErr w:type="spellStart"/>
-      <w:r>
-        <w:rPr>
-          <w:rFonts w:ascii="Arial" w:hAnsi="Arial" w:cs="Arial"/>
-          <w:color w:val="1F1F1F"/>
-          <w:sz w:val="21"/>
-          <w:szCs w:val="21"/>
-          <w:shd w:val="clear" w:color="auto" w:fill="FFFFFF"/>
-        </w:rPr>
-        <w:t>len</w:t>
-      </w:r>
-      <w:proofErr w:type="spellEnd"/>
-      <w:r>
-        <w:rPr>
-          <w:rFonts w:ascii="Arial" w:hAnsi="Arial" w:cs="Arial"/>
-          <w:color w:val="1F1F1F"/>
-          <w:sz w:val="21"/>
-          <w:szCs w:val="21"/>
-          <w:shd w:val="clear" w:color="auto" w:fill="FFFFFF"/>
-        </w:rPr>
-        <w:t>(memory)</w:t>
-      </w:r>
-      <w:r>
-        <w:rPr>
-          <w:rFonts w:ascii="Arial" w:hAnsi="Arial" w:cs="Arial"/>
-          <w:color w:val="1F1F1F"/>
-          <w:sz w:val="21"/>
-          <w:szCs w:val="21"/>
-          <w:shd w:val="clear" w:color="auto" w:fill="FFFFFF"/>
-        </w:rPr>
-        <w:br/>
-      </w:r>
-      <w:r>
-        <w:rPr>
-          <w:rFonts w:ascii="Arial" w:hAnsi="Arial" w:cs="Arial"/>
-          <w:color w:val="1F1F1F"/>
-          <w:sz w:val="21"/>
-          <w:szCs w:val="21"/>
-          <w:shd w:val="clear" w:color="auto" w:fill="FFFFFF"/>
-        </w:rPr>
-        <w:t xml:space="preserve">    for </w:t>
-      </w:r>
-      <w:r>
-        <w:rPr>
-          <w:rFonts w:ascii="Arial" w:hAnsi="Arial" w:cs="Arial"/>
-          <w:color w:val="1F1F1F"/>
-          <w:sz w:val="21"/>
-          <w:szCs w:val="21"/>
-          <w:shd w:val="clear" w:color="auto" w:fill="FFFFFF"/>
-        </w:rPr>
-        <w:t>I</w:t>
-      </w:r>
-      <w:r>
-        <w:rPr>
-          <w:rFonts w:ascii="Arial" w:hAnsi="Arial" w:cs="Arial"/>
-          <w:color w:val="1F1F1F"/>
-          <w:sz w:val="21"/>
-          <w:szCs w:val="21"/>
-          <w:shd w:val="clear" w:color="auto" w:fill="FFFFFF"/>
-        </w:rPr>
-        <w:t xml:space="preserve"> in range(n </w:t>
-      </w:r>
-      <w:r>
-        <w:rPr>
-          <w:rFonts w:ascii="Arial" w:hAnsi="Arial" w:cs="Arial"/>
-          <w:color w:val="1F1F1F"/>
-          <w:sz w:val="21"/>
-          <w:szCs w:val="21"/>
-          <w:shd w:val="clear" w:color="auto" w:fill="FFFFFF"/>
-        </w:rPr>
-        <w:t>–</w:t>
-      </w:r>
-      <w:r>
-        <w:rPr>
-          <w:rFonts w:ascii="Arial" w:hAnsi="Arial" w:cs="Arial"/>
-          <w:color w:val="1F1F1F"/>
-          <w:sz w:val="21"/>
-          <w:szCs w:val="21"/>
-          <w:shd w:val="clear" w:color="auto" w:fill="FFFFFF"/>
-        </w:rPr>
-        <w:t xml:space="preserve"> size + 1):</w:t>
-      </w:r>
-      <w:r>
-        <w:rPr>
-          <w:rFonts w:ascii="Arial" w:hAnsi="Arial" w:cs="Arial"/>
-          <w:color w:val="1F1F1F"/>
-          <w:sz w:val="21"/>
-          <w:szCs w:val="21"/>
-          <w:shd w:val="clear" w:color="auto" w:fill="FFFFFF"/>
-        </w:rPr>
-        <w:br/>
-      </w:r>
-      <w:r>
-        <w:rPr>
-          <w:rFonts w:ascii="Arial" w:hAnsi="Arial" w:cs="Arial"/>
-          <w:color w:val="1F1F1F"/>
-          <w:sz w:val="21"/>
-          <w:szCs w:val="21"/>
-          <w:shd w:val="clear" w:color="auto" w:fill="FFFFFF"/>
-        </w:rPr>
         <w:lastRenderedPageBreak/>
-        <w:t xml:space="preserve">        </w:t>
-      </w:r>
-      <w:proofErr w:type="spellStart"/>
-      <w:r>
-        <w:rPr>
-          <w:rFonts w:ascii="Arial" w:hAnsi="Arial" w:cs="Arial"/>
-          <w:color w:val="1F1F1F"/>
-          <w:sz w:val="21"/>
-          <w:szCs w:val="21"/>
-          <w:shd w:val="clear" w:color="auto" w:fill="FFFFFF"/>
-        </w:rPr>
-        <w:t>can_allocate</w:t>
-      </w:r>
-      <w:proofErr w:type="spellEnd"/>
-      <w:r>
-        <w:rPr>
-          <w:rFonts w:ascii="Arial" w:hAnsi="Arial" w:cs="Arial"/>
-          <w:color w:val="1F1F1F"/>
-          <w:sz w:val="21"/>
-          <w:szCs w:val="21"/>
-          <w:shd w:val="clear" w:color="auto" w:fill="FFFFFF"/>
-        </w:rPr>
-        <w:t xml:space="preserve"> = True</w:t>
-      </w:r>
-      <w:r>
-        <w:rPr>
-          <w:rFonts w:ascii="Arial" w:hAnsi="Arial" w:cs="Arial"/>
-          <w:color w:val="1F1F1F"/>
-          <w:sz w:val="21"/>
-          <w:szCs w:val="21"/>
-          <w:shd w:val="clear" w:color="auto" w:fill="FFFFFF"/>
-        </w:rPr>
-        <w:br/>
-      </w:r>
-      <w:r>
-        <w:rPr>
-          <w:rFonts w:ascii="Arial" w:hAnsi="Arial" w:cs="Arial"/>
-          <w:color w:val="1F1F1F"/>
-          <w:sz w:val="21"/>
-          <w:szCs w:val="21"/>
-          <w:shd w:val="clear" w:color="auto" w:fill="FFFFFF"/>
-        </w:rPr>
-        <w:t xml:space="preserve">        # check continuous block</w:t>
-      </w:r>
-    </w:p>
-    <w:p>
-      <w:pPr>
-        <w:rPr>
-          <w:rFonts w:ascii="Arial" w:hAnsi="Arial" w:cs="Arial"/>
-          <w:color w:val="1F1F1F"/>
-          <w:sz w:val="21"/>
-          <w:szCs w:val="21"/>
-          <w:shd w:val="clear" w:color="auto" w:fill="FFFFFF"/>
-        </w:rPr>
-      </w:pPr>
-      <w:r>
-        <w:rPr>
-          <w:rFonts w:ascii="Arial" w:hAnsi="Arial" w:cs="Arial"/>
-          <w:color w:val="1F1F1F"/>
-          <w:sz w:val="21"/>
-          <w:szCs w:val="21"/>
-          <w:shd w:val="clear" w:color="auto" w:fill="FFFFFF"/>
-        </w:rPr>
-        <w:t xml:space="preserve">        for j in range(</w:t>
-      </w:r>
-      <w:r>
-        <w:rPr>
-          <w:rFonts w:ascii="Arial" w:hAnsi="Arial" w:cs="Arial"/>
-          <w:color w:val="1F1F1F"/>
-          <w:sz w:val="21"/>
-          <w:szCs w:val="21"/>
-          <w:shd w:val="clear" w:color="auto" w:fill="FFFFFF"/>
-        </w:rPr>
-        <w:t>I</w:t>
-      </w:r>
-      <w:r>
-        <w:rPr>
-          <w:rFonts w:ascii="Arial" w:hAnsi="Arial" w:cs="Arial"/>
-          <w:color w:val="1F1F1F"/>
-          <w:sz w:val="21"/>
-          <w:szCs w:val="21"/>
-          <w:shd w:val="clear" w:color="auto" w:fill="FFFFFF"/>
-        </w:rPr>
-        <w:t xml:space="preserve">, </w:t>
-      </w:r>
-      <w:r>
-        <w:rPr>
-          <w:rFonts w:ascii="Arial" w:hAnsi="Arial" w:cs="Arial"/>
-          <w:color w:val="1F1F1F"/>
-          <w:sz w:val="21"/>
-          <w:szCs w:val="21"/>
-          <w:shd w:val="clear" w:color="auto" w:fill="FFFFFF"/>
-        </w:rPr>
-        <w:t>I</w:t>
-      </w:r>
-      <w:r>
-        <w:rPr>
-          <w:rFonts w:ascii="Arial" w:hAnsi="Arial" w:cs="Arial"/>
-          <w:color w:val="1F1F1F"/>
-          <w:sz w:val="21"/>
-          <w:szCs w:val="21"/>
-          <w:shd w:val="clear" w:color="auto" w:fill="FFFFFF"/>
-        </w:rPr>
-        <w:t xml:space="preserve"> + size):</w:t>
-      </w:r>
-      <w:r>
-        <w:rPr>
-          <w:rFonts w:ascii="Arial" w:hAnsi="Arial" w:cs="Arial"/>
-          <w:color w:val="1F1F1F"/>
-          <w:sz w:val="21"/>
-          <w:szCs w:val="21"/>
-          <w:shd w:val="clear" w:color="auto" w:fill="FFFFFF"/>
-        </w:rPr>
-        <w:br/>
-      </w:r>
-      <w:r>
-        <w:rPr>
-          <w:rFonts w:ascii="Arial" w:hAnsi="Arial" w:cs="Arial"/>
-          <w:color w:val="1F1F1F"/>
-          <w:sz w:val="21"/>
-          <w:szCs w:val="21"/>
-          <w:shd w:val="clear" w:color="auto" w:fill="FFFFFF"/>
-        </w:rPr>
-        <w:t xml:space="preserve">            if memory[j] == True:</w:t>
-      </w:r>
-      <w:r>
-        <w:rPr>
-          <w:rFonts w:ascii="Arial" w:hAnsi="Arial" w:cs="Arial"/>
-          <w:color w:val="1F1F1F"/>
-          <w:sz w:val="21"/>
-          <w:szCs w:val="21"/>
-          <w:shd w:val="clear" w:color="auto" w:fill="FFFFFF"/>
-        </w:rPr>
-        <w:br/>
-      </w:r>
-      <w:r>
-        <w:rPr>
-          <w:rFonts w:ascii="Arial" w:hAnsi="Arial" w:cs="Arial"/>
-          <w:color w:val="1F1F1F"/>
-          <w:sz w:val="21"/>
-          <w:szCs w:val="21"/>
-          <w:shd w:val="clear" w:color="auto" w:fill="FFFFFF"/>
-        </w:rPr>
-        <w:t xml:space="preserve">                </w:t>
-      </w:r>
-      <w:proofErr w:type="spellStart"/>
-      <w:r>
-        <w:rPr>
-          <w:rFonts w:ascii="Arial" w:hAnsi="Arial" w:cs="Arial"/>
-          <w:color w:val="1F1F1F"/>
-          <w:sz w:val="21"/>
-          <w:szCs w:val="21"/>
-          <w:shd w:val="clear" w:color="auto" w:fill="FFFFFF"/>
-        </w:rPr>
-        <w:t>can_allocate</w:t>
-      </w:r>
-      <w:proofErr w:type="spellEnd"/>
-      <w:r>
-        <w:rPr>
-          <w:rFonts w:ascii="Arial" w:hAnsi="Arial" w:cs="Arial"/>
-          <w:color w:val="1F1F1F"/>
-          <w:sz w:val="21"/>
-          <w:szCs w:val="21"/>
-          <w:shd w:val="clear" w:color="auto" w:fill="FFFFFF"/>
-        </w:rPr>
-        <w:t xml:space="preserve"> = False</w:t>
-      </w:r>
-      <w:r>
-        <w:rPr>
-          <w:rFonts w:ascii="Arial" w:hAnsi="Arial" w:cs="Arial"/>
-          <w:color w:val="1F1F1F"/>
-          <w:sz w:val="21"/>
-          <w:szCs w:val="21"/>
-          <w:shd w:val="clear" w:color="auto" w:fill="FFFFFF"/>
-        </w:rPr>
-        <w:br/>
-      </w:r>
-      <w:r>
-        <w:rPr>
-          <w:rFonts w:ascii="Arial" w:hAnsi="Arial" w:cs="Arial"/>
-          <w:color w:val="1F1F1F"/>
-          <w:sz w:val="21"/>
-          <w:szCs w:val="21"/>
-          <w:shd w:val="clear" w:color="auto" w:fill="FFFFFF"/>
-        </w:rPr>
-        <w:t xml:space="preserve">                break</w:t>
-      </w:r>
-      <w:r>
-        <w:rPr>
-          <w:rFonts w:ascii="Arial" w:hAnsi="Arial" w:cs="Arial"/>
-          <w:color w:val="1F1F1F"/>
-          <w:sz w:val="21"/>
-          <w:szCs w:val="21"/>
-          <w:shd w:val="clear" w:color="auto" w:fill="FFFFFF"/>
-        </w:rPr>
-        <w:br/>
-      </w:r>
-      <w:r>
-        <w:rPr>
-          <w:rFonts w:ascii="Arial" w:hAnsi="Arial" w:cs="Arial"/>
-          <w:color w:val="1F1F1F"/>
-          <w:sz w:val="21"/>
-          <w:szCs w:val="21"/>
-          <w:shd w:val="clear" w:color="auto" w:fill="FFFFFF"/>
-        </w:rPr>
-        <w:br/>
-      </w:r>
-      <w:r>
-        <w:rPr>
-          <w:rFonts w:ascii="Arial" w:hAnsi="Arial" w:cs="Arial"/>
-          <w:color w:val="1F1F1F"/>
-          <w:sz w:val="21"/>
-          <w:szCs w:val="21"/>
-          <w:shd w:val="clear" w:color="auto" w:fill="FFFFFF"/>
-        </w:rPr>
-        <w:t xml:space="preserve">        # if found free block</w:t>
-      </w:r>
-      <w:r>
-        <w:rPr>
-          <w:rFonts w:ascii="Arial" w:hAnsi="Arial" w:cs="Arial"/>
-          <w:color w:val="1F1F1F"/>
-          <w:sz w:val="21"/>
-          <w:szCs w:val="21"/>
-          <w:shd w:val="clear" w:color="auto" w:fill="FFFFFF"/>
-        </w:rPr>
-        <w:br/>
-      </w:r>
-      <w:r>
-        <w:rPr>
-          <w:rFonts w:ascii="Arial" w:hAnsi="Arial" w:cs="Arial"/>
-          <w:color w:val="1F1F1F"/>
-          <w:sz w:val="21"/>
-          <w:szCs w:val="21"/>
-          <w:shd w:val="clear" w:color="auto" w:fill="FFFFFF"/>
-        </w:rPr>
-        <w:t xml:space="preserve">        if </w:t>
-      </w:r>
-      <w:proofErr w:type="spellStart"/>
-      <w:r>
-        <w:rPr>
-          <w:rFonts w:ascii="Arial" w:hAnsi="Arial" w:cs="Arial"/>
-          <w:color w:val="1F1F1F"/>
-          <w:sz w:val="21"/>
-          <w:szCs w:val="21"/>
-          <w:shd w:val="clear" w:color="auto" w:fill="FFFFFF"/>
-        </w:rPr>
-        <w:t>can_allocate</w:t>
-      </w:r>
-      <w:proofErr w:type="spellEnd"/>
-      <w:r>
-        <w:rPr>
-          <w:rFonts w:ascii="Arial" w:hAnsi="Arial" w:cs="Arial"/>
-          <w:color w:val="1F1F1F"/>
-          <w:sz w:val="21"/>
-          <w:szCs w:val="21"/>
-          <w:shd w:val="clear" w:color="auto" w:fill="FFFFFF"/>
-        </w:rPr>
-        <w:t>:</w:t>
-      </w:r>
-      <w:r>
-        <w:rPr>
-          <w:rFonts w:ascii="Arial" w:hAnsi="Arial" w:cs="Arial"/>
-          <w:color w:val="1F1F1F"/>
-          <w:sz w:val="21"/>
-          <w:szCs w:val="21"/>
-          <w:shd w:val="clear" w:color="auto" w:fill="FFFFFF"/>
-        </w:rPr>
-        <w:br/>
-      </w:r>
-      <w:r>
-        <w:rPr>
-          <w:rFonts w:ascii="Arial" w:hAnsi="Arial" w:cs="Arial"/>
-          <w:color w:val="1F1F1F"/>
-          <w:sz w:val="21"/>
-          <w:szCs w:val="21"/>
-          <w:shd w:val="clear" w:color="auto" w:fill="FFFFFF"/>
-        </w:rPr>
-        <w:t xml:space="preserve">            for j in range(</w:t>
-      </w:r>
-      <w:r>
-        <w:rPr>
-          <w:rFonts w:ascii="Arial" w:hAnsi="Arial" w:cs="Arial"/>
-          <w:color w:val="1F1F1F"/>
-          <w:sz w:val="21"/>
-          <w:szCs w:val="21"/>
-          <w:shd w:val="clear" w:color="auto" w:fill="FFFFFF"/>
-        </w:rPr>
-        <w:t>I</w:t>
-      </w:r>
-      <w:r>
-        <w:rPr>
-          <w:rFonts w:ascii="Arial" w:hAnsi="Arial" w:cs="Arial"/>
-          <w:color w:val="1F1F1F"/>
-          <w:sz w:val="21"/>
-          <w:szCs w:val="21"/>
-          <w:shd w:val="clear" w:color="auto" w:fill="FFFFFF"/>
-        </w:rPr>
-        <w:t xml:space="preserve">, </w:t>
-      </w:r>
-      <w:r>
-        <w:rPr>
-          <w:rFonts w:ascii="Arial" w:hAnsi="Arial" w:cs="Arial"/>
-          <w:color w:val="1F1F1F"/>
-          <w:sz w:val="21"/>
-          <w:szCs w:val="21"/>
-          <w:shd w:val="clear" w:color="auto" w:fill="FFFFFF"/>
-        </w:rPr>
-        <w:t>I</w:t>
-      </w:r>
-      <w:r>
-        <w:rPr>
-          <w:rFonts w:ascii="Arial" w:hAnsi="Arial" w:cs="Arial"/>
-          <w:color w:val="1F1F1F"/>
-          <w:sz w:val="21"/>
-          <w:szCs w:val="21"/>
-          <w:shd w:val="clear" w:color="auto" w:fill="FFFFFF"/>
-        </w:rPr>
-        <w:t xml:space="preserve"> + size):</w:t>
-      </w:r>
-      <w:r>
-        <w:rPr>
-          <w:rFonts w:ascii="Arial" w:hAnsi="Arial" w:cs="Arial"/>
-          <w:color w:val="1F1F1F"/>
-          <w:sz w:val="21"/>
-          <w:szCs w:val="21"/>
-          <w:shd w:val="clear" w:color="auto" w:fill="FFFFFF"/>
-        </w:rPr>
-        <w:br/>
-      </w:r>
-      <w:r>
-        <w:rPr>
-          <w:rFonts w:ascii="Arial" w:hAnsi="Arial" w:cs="Arial"/>
-          <w:color w:val="1F1F1F"/>
-          <w:sz w:val="21"/>
-          <w:szCs w:val="21"/>
-          <w:shd w:val="clear" w:color="auto" w:fill="FFFFFF"/>
-        </w:rPr>
-        <w:t xml:space="preserve">                memory[j] = True</w:t>
-      </w:r>
-      <w:r>
-        <w:rPr>
-          <w:rFonts w:ascii="Arial" w:hAnsi="Arial" w:cs="Arial"/>
-          <w:color w:val="1F1F1F"/>
-          <w:sz w:val="21"/>
-          <w:szCs w:val="21"/>
-          <w:shd w:val="clear" w:color="auto" w:fill="FFFFFF"/>
-        </w:rPr>
-        <w:br/>
-      </w:r>
-      <w:r>
-        <w:rPr>
-          <w:rFonts w:ascii="Arial" w:hAnsi="Arial" w:cs="Arial"/>
-          <w:color w:val="1F1F1F"/>
-          <w:sz w:val="21"/>
-          <w:szCs w:val="21"/>
-          <w:shd w:val="clear" w:color="auto" w:fill="FFFFFF"/>
-        </w:rPr>
-        <w:t xml:space="preserve">            return </w:t>
-      </w:r>
-      <w:r>
-        <w:rPr>
-          <w:rFonts w:ascii="Arial" w:hAnsi="Arial" w:cs="Arial"/>
-          <w:color w:val="1F1F1F"/>
-          <w:sz w:val="21"/>
-          <w:szCs w:val="21"/>
-          <w:shd w:val="clear" w:color="auto" w:fill="FFFFFF"/>
-        </w:rPr>
-        <w:t>I</w:t>
-      </w:r>
-      <w:r>
-        <w:rPr>
-          <w:rFonts w:ascii="Arial" w:hAnsi="Arial" w:cs="Arial"/>
-          <w:color w:val="1F1F1F"/>
-          <w:sz w:val="21"/>
-          <w:szCs w:val="21"/>
-          <w:shd w:val="clear" w:color="auto" w:fill="FFFFFF"/>
-        </w:rPr>
-        <w:t xml:space="preserve">   # starting index of allocation</w:t>
-      </w:r>
-      <w:r>
-        <w:rPr>
-          <w:rFonts w:ascii="Arial" w:hAnsi="Arial" w:cs="Arial"/>
-          <w:color w:val="1F1F1F"/>
-          <w:sz w:val="21"/>
-          <w:szCs w:val="21"/>
-          <w:shd w:val="clear" w:color="auto" w:fill="FFFFFF"/>
-        </w:rPr>
-        <w:br/>
-      </w:r>
-      <w:r>
-        <w:rPr>
-          <w:rFonts w:ascii="Arial" w:hAnsi="Arial" w:cs="Arial"/>
-          <w:color w:val="1F1F1F"/>
-          <w:sz w:val="21"/>
-          <w:szCs w:val="21"/>
-          <w:shd w:val="clear" w:color="auto" w:fill="FFFFFF"/>
-        </w:rPr>
-        <w:t xml:space="preserve">    return -1  # not found</w:t>
-      </w:r>
-      <w:r>
-        <w:rPr>
-          <w:rFonts w:ascii="Arial" w:hAnsi="Arial" w:cs="Arial"/>
-          <w:color w:val="1F1F1F"/>
-          <w:sz w:val="21"/>
-          <w:szCs w:val="21"/>
-          <w:shd w:val="clear" w:color="auto" w:fill="FFFFFF"/>
-        </w:rPr>
-        <w:br/>
-      </w:r>
-    </w:p>
-    <w:p>
-      <w:pPr>
-        <w:rPr>
-          <w:rFonts w:ascii="Arial" w:hAnsi="Arial" w:cs="Arial"/>
-          <w:color w:val="1F1F1F"/>
-          <w:sz w:val="21"/>
-          <w:szCs w:val="21"/>
-          <w:shd w:val="clear" w:color="auto" w:fill="FFFFFF"/>
-        </w:rPr>
-      </w:pPr>
-      <w:r>
-        <w:rPr>
-          <w:rFonts w:ascii="Arial" w:hAnsi="Arial" w:cs="Arial"/>
-          <w:color w:val="1F1F1F"/>
-          <w:sz w:val="21"/>
-          <w:szCs w:val="21"/>
-          <w:shd w:val="clear" w:color="auto" w:fill="FFFFFF"/>
-        </w:rPr>
-        <w:t># Example usage</w:t>
-      </w:r>
-    </w:p>
-    <w:p>
-      <w:pPr>
-        <w:rPr>
-          <w:rFonts w:ascii="Arial" w:hAnsi="Arial" w:cs="Arial"/>
-          <w:color w:val="1F1F1F"/>
-          <w:sz w:val="21"/>
-          <w:szCs w:val="21"/>
-          <w:shd w:val="clear" w:color="auto" w:fill="FFFFFF"/>
-        </w:rPr>
-      </w:pPr>
-      <w:r>
-        <w:rPr>
-          <w:rFonts w:ascii="Arial" w:hAnsi="Arial" w:cs="Arial"/>
-          <w:color w:val="1F1F1F"/>
-          <w:sz w:val="21"/>
-          <w:szCs w:val="21"/>
-          <w:shd w:val="clear" w:color="auto" w:fill="FFFFFF"/>
-        </w:rPr>
-        <w:t>memory = [False, True, False, False]</w:t>
-      </w:r>
-      <w:r>
-        <w:rPr>
-          <w:rFonts w:ascii="Arial" w:hAnsi="Arial" w:cs="Arial"/>
-          <w:color w:val="1F1F1F"/>
-          <w:sz w:val="21"/>
-          <w:szCs w:val="21"/>
-          <w:shd w:val="clear" w:color="auto" w:fill="FFFFFF"/>
-        </w:rPr>
-        <w:br/>
-      </w:r>
-      <w:r>
-        <w:rPr>
-          <w:rFonts w:ascii="Arial" w:hAnsi="Arial" w:cs="Arial"/>
-          <w:color w:val="1F1F1F"/>
-          <w:sz w:val="21"/>
-          <w:szCs w:val="21"/>
-          <w:shd w:val="clear" w:color="auto" w:fill="FFFFFF"/>
-        </w:rPr>
-        <w:t>size = 2</w:t>
-      </w:r>
-      <w:r>
-        <w:rPr>
-          <w:rFonts w:ascii="Arial" w:hAnsi="Arial" w:cs="Arial"/>
-          <w:color w:val="1F1F1F"/>
-          <w:sz w:val="21"/>
-          <w:szCs w:val="21"/>
-          <w:shd w:val="clear" w:color="auto" w:fill="FFFFFF"/>
-        </w:rPr>
-        <w:br/>
-      </w:r>
-      <w:r>
-        <w:rPr>
-          <w:rFonts w:ascii="Arial" w:hAnsi="Arial" w:cs="Arial"/>
-          <w:color w:val="1F1F1F"/>
-          <w:sz w:val="21"/>
-          <w:szCs w:val="21"/>
-          <w:shd w:val="clear" w:color="auto" w:fill="FFFFFF"/>
-        </w:rPr>
-        <w:t xml:space="preserve">index = </w:t>
-      </w:r>
-      <w:proofErr w:type="spellStart"/>
-      <w:r>
-        <w:rPr>
-          <w:rFonts w:ascii="Arial" w:hAnsi="Arial" w:cs="Arial"/>
-          <w:color w:val="1F1F1F"/>
-          <w:sz w:val="21"/>
-          <w:szCs w:val="21"/>
-          <w:shd w:val="clear" w:color="auto" w:fill="FFFFFF"/>
-        </w:rPr>
-        <w:t>allocate_memory</w:t>
-      </w:r>
-      <w:proofErr w:type="spellEnd"/>
-      <w:r>
-        <w:rPr>
-          <w:rFonts w:ascii="Arial" w:hAnsi="Arial" w:cs="Arial"/>
-          <w:color w:val="1F1F1F"/>
-          <w:sz w:val="21"/>
-          <w:szCs w:val="21"/>
-          <w:shd w:val="clear" w:color="auto" w:fill="FFFFFF"/>
-        </w:rPr>
-        <w:t>(memory, size)</w:t>
-      </w:r>
-      <w:r>
-        <w:rPr>
-          <w:rFonts w:ascii="Arial" w:hAnsi="Arial" w:cs="Arial"/>
-          <w:color w:val="1F1F1F"/>
-          <w:sz w:val="21"/>
-          <w:szCs w:val="21"/>
-          <w:shd w:val="clear" w:color="auto" w:fill="FFFFFF"/>
-        </w:rPr>
-        <w:br/>
-      </w:r>
-      <w:r>
-        <w:rPr>
-          <w:rFonts w:ascii="Arial" w:hAnsi="Arial" w:cs="Arial"/>
-          <w:color w:val="1F1F1F"/>
-          <w:sz w:val="21"/>
-          <w:szCs w:val="21"/>
-          <w:shd w:val="clear" w:color="auto" w:fill="FFFFFF"/>
-        </w:rPr>
-        <w:t>print(</w:t>
-      </w:r>
-      <w:r>
-        <w:rPr>
-          <w:rFonts w:ascii="Arial" w:hAnsi="Arial" w:cs="Arial"/>
-          <w:color w:val="1F1F1F"/>
-          <w:sz w:val="21"/>
-          <w:szCs w:val="21"/>
-          <w:shd w:val="clear" w:color="auto" w:fill="FFFFFF"/>
-        </w:rPr>
-        <w:t>“</w:t>
-      </w:r>
-      <w:r>
-        <w:rPr>
-          <w:rFonts w:ascii="Arial" w:hAnsi="Arial" w:cs="Arial"/>
-          <w:color w:val="1F1F1F"/>
-          <w:sz w:val="21"/>
-          <w:szCs w:val="21"/>
-          <w:shd w:val="clear" w:color="auto" w:fill="FFFFFF"/>
-        </w:rPr>
-        <w:t>Allocated at index:</w:t>
-      </w:r>
-      <w:r>
-        <w:rPr>
-          <w:rFonts w:ascii="Arial" w:hAnsi="Arial" w:cs="Arial"/>
-          <w:color w:val="1F1F1F"/>
-          <w:sz w:val="21"/>
-          <w:szCs w:val="21"/>
-          <w:shd w:val="clear" w:color="auto" w:fill="FFFFFF"/>
-        </w:rPr>
-        <w:t>”</w:t>
-      </w:r>
-      <w:r>
-        <w:rPr>
-          <w:rFonts w:ascii="Arial" w:hAnsi="Arial" w:cs="Arial"/>
-          <w:color w:val="1F1F1F"/>
-          <w:sz w:val="21"/>
-          <w:szCs w:val="21"/>
-          <w:shd w:val="clear" w:color="auto" w:fill="FFFFFF"/>
-        </w:rPr>
-        <w:t>, index)</w:t>
-      </w:r>
-      <w:r>
-        <w:rPr>
-          <w:rFonts w:ascii="Arial" w:hAnsi="Arial" w:cs="Arial"/>
-          <w:color w:val="1F1F1F"/>
-          <w:sz w:val="21"/>
-          <w:szCs w:val="21"/>
-          <w:shd w:val="clear" w:color="auto" w:fill="FFFFFF"/>
-        </w:rPr>
-        <w:br/>
-      </w:r>
-      <w:r>
-        <w:rPr>
-          <w:rFonts w:ascii="Arial" w:hAnsi="Arial" w:cs="Arial"/>
-          <w:color w:val="1F1F1F"/>
-          <w:sz w:val="21"/>
-          <w:szCs w:val="21"/>
-          <w:shd w:val="clear" w:color="auto" w:fill="FFFFFF"/>
-        </w:rPr>
-        <w:t>print(</w:t>
-      </w:r>
-      <w:r>
-        <w:rPr>
-          <w:rFonts w:ascii="Arial" w:hAnsi="Arial" w:cs="Arial"/>
-          <w:color w:val="1F1F1F"/>
-          <w:sz w:val="21"/>
-          <w:szCs w:val="21"/>
-          <w:shd w:val="clear" w:color="auto" w:fill="FFFFFF"/>
-        </w:rPr>
-        <w:t>“</w:t>
-      </w:r>
-      <w:r>
-        <w:rPr>
-          <w:rFonts w:ascii="Arial" w:hAnsi="Arial" w:cs="Arial"/>
-          <w:color w:val="1F1F1F"/>
-          <w:sz w:val="21"/>
-          <w:szCs w:val="21"/>
-          <w:shd w:val="clear" w:color="auto" w:fill="FFFFFF"/>
-        </w:rPr>
-        <w:t>Updated memory:</w:t>
-      </w:r>
-      <w:r>
-        <w:rPr>
-          <w:rFonts w:ascii="Arial" w:hAnsi="Arial" w:cs="Arial"/>
-          <w:color w:val="1F1F1F"/>
-          <w:sz w:val="21"/>
-          <w:szCs w:val="21"/>
-          <w:shd w:val="clear" w:color="auto" w:fill="FFFFFF"/>
-        </w:rPr>
-        <w:t>”</w:t>
-      </w:r>
-      <w:r>
-        <w:rPr>
-          <w:rFonts w:ascii="Arial" w:hAnsi="Arial" w:cs="Arial"/>
-          <w:color w:val="1F1F1F"/>
-          <w:sz w:val="21"/>
-          <w:szCs w:val="21"/>
-          <w:shd w:val="clear" w:color="auto" w:fill="FFFFFF"/>
-        </w:rPr>
-        <w:t>, memory)</w:t>
-      </w:r>
-    </w:p>
-    <w:p>
-      <w:pPr>
-        <w:rPr>
-          <w:rFonts w:ascii="Arial" w:hAnsi="Arial" w:cs="Arial"/>
-          <w:color w:val="1F1F1F"/>
-          <w:sz w:val="21"/>
-          <w:szCs w:val="21"/>
-        </w:rPr>
-      </w:pPr>
-      <w:r>
-        <w:rPr>
-          <w:rFonts w:ascii="Arial" w:hAnsi="Arial" w:cs="Arial"/>
-          <w:color w:val="1F1F1F"/>
-          <w:sz w:val="21"/>
-          <w:szCs w:val="21"/>
-        </w:rPr>
-        <w:br/>
-      </w:r>
-      <w:r>
-        <w:rPr>
-          <w:rFonts w:ascii="Arial" w:hAnsi="Arial" w:cs="Arial"/>
-          <w:b/>
-          <w:color w:val="C00000"/>
-          <w:sz w:val="21"/>
-          <w:szCs w:val="21"/>
-          <w:highlight w:val="yellow"/>
-          <w:shd w:val="clear" w:color="auto" w:fill="FFFFFF"/>
-        </w:rPr>
-        <w:t>11. Draw the recursion tree for calculating the 5</w:t>
-      </w:r>
-      <w:r>
-        <w:rPr>
-          <w:rFonts w:ascii="Arial" w:hAnsi="Arial" w:cs="Arial"/>
-          <w:b/>
-          <w:color w:val="C00000"/>
-          <w:sz w:val="21"/>
-          <w:szCs w:val="21"/>
-          <w:highlight w:val="yellow"/>
-          <w:shd w:val="clear" w:color="auto" w:fill="FFFFFF"/>
-          <w:vertAlign w:val="superscript"/>
-        </w:rPr>
-        <w:t>th</w:t>
-      </w:r>
-      <w:r>
-        <w:rPr>
-          <w:rFonts w:ascii="Arial" w:hAnsi="Arial" w:cs="Arial"/>
-          <w:b/>
-          <w:color w:val="C00000"/>
-          <w:sz w:val="21"/>
-          <w:szCs w:val="21"/>
-          <w:highlight w:val="yellow"/>
-          <w:shd w:val="clear" w:color="auto" w:fill="FFFFFF"/>
-        </w:rPr>
-        <w:t xml:space="preserve"> Fibonacci number and identify the overlapping </w:t>
-      </w:r>
-      <w:proofErr w:type="spellStart"/>
-      <w:r>
-        <w:rPr>
-          <w:rFonts w:ascii="Arial" w:hAnsi="Arial" w:cs="Arial"/>
-          <w:b/>
-          <w:color w:val="C00000"/>
-          <w:sz w:val="21"/>
-          <w:szCs w:val="21"/>
-          <w:highlight w:val="yellow"/>
-          <w:shd w:val="clear" w:color="auto" w:fill="FFFFFF"/>
-        </w:rPr>
-        <w:t>subproblems</w:t>
-      </w:r>
-      <w:proofErr w:type="spellEnd"/>
-      <w:r>
-        <w:rPr>
-          <w:rFonts w:ascii="Arial" w:hAnsi="Arial" w:cs="Arial"/>
-          <w:b/>
-          <w:color w:val="C00000"/>
-          <w:sz w:val="21"/>
-          <w:szCs w:val="21"/>
-          <w:highlight w:val="yellow"/>
-          <w:shd w:val="clear" w:color="auto" w:fill="FFFFFF"/>
-        </w:rPr>
-        <w:t>.</w:t>
-      </w:r>
-      <w:r>
-        <w:rPr>
-          <w:rFonts w:ascii="Arial" w:hAnsi="Arial" w:cs="Arial"/>
-          <w:color w:val="1F1F1F"/>
-          <w:sz w:val="21"/>
-          <w:szCs w:val="21"/>
-          <w:shd w:val="clear" w:color="auto" w:fill="FFFFFF"/>
-        </w:rPr>
-        <w:t xml:space="preserve"> </w:t>
-      </w:r>
-      <w:r>
-        <w:rPr>
-          <w:rFonts w:ascii="Arial" w:hAnsi="Arial" w:cs="Arial"/>
-          <w:color w:val="1F1F1F"/>
-          <w:sz w:val="21"/>
-          <w:szCs w:val="21"/>
-          <w:shd w:val="clear" w:color="auto" w:fill="FFFFFF"/>
-        </w:rPr>
-        <w:br/>
-      </w:r>
-      <w:r>
-        <w:rPr>
-          <w:rFonts w:ascii="Arial" w:hAnsi="Arial" w:cs="Arial"/>
-          <w:color w:val="1F1F1F"/>
-          <w:sz w:val="21"/>
-          <w:szCs w:val="21"/>
-        </w:rPr>
-        <w:br/>
-      </w:r>
-      <w:proofErr w:type="spellStart"/>
-      <w:r>
-        <w:rPr>
-          <w:rFonts w:ascii="Arial" w:hAnsi="Arial" w:cs="Arial"/>
-          <w:color w:val="1F1F1F"/>
-          <w:sz w:val="21"/>
-          <w:szCs w:val="21"/>
-        </w:rPr>
-        <w:t>def</w:t>
-      </w:r>
-      <w:proofErr w:type="spellEnd"/>
-      <w:r>
-        <w:rPr>
-          <w:rFonts w:ascii="Arial" w:hAnsi="Arial" w:cs="Arial"/>
-          <w:color w:val="1F1F1F"/>
-          <w:sz w:val="21"/>
-          <w:szCs w:val="21"/>
-        </w:rPr>
-        <w:t xml:space="preserve"> fib(n):</w:t>
-      </w:r>
-    </w:p>
-    <w:p>
-      <w:pPr>
-        <w:rPr>
-          <w:rFonts w:ascii="Arial" w:hAnsi="Arial" w:cs="Arial"/>
-          <w:color w:val="1F1F1F"/>
-          <w:sz w:val="21"/>
-          <w:szCs w:val="21"/>
-        </w:rPr>
-      </w:pPr>
-      <w:r>
-        <w:rPr>
-          <w:rFonts w:ascii="Arial" w:hAnsi="Arial" w:cs="Arial"/>
-          <w:color w:val="1F1F1F"/>
-          <w:sz w:val="21"/>
-          <w:szCs w:val="21"/>
-        </w:rPr>
-        <w:t xml:space="preserve">    if n &lt;= 1:</w:t>
-      </w:r>
-    </w:p>
-    <w:p>
-      <w:pPr>
-        <w:rPr>
-          <w:rFonts w:ascii="Arial" w:hAnsi="Arial" w:cs="Arial"/>
-          <w:color w:val="1F1F1F"/>
-          <w:sz w:val="21"/>
-          <w:szCs w:val="21"/>
-        </w:rPr>
-      </w:pPr>
-      <w:r>
-        <w:rPr>
-          <w:rFonts w:ascii="Arial" w:hAnsi="Arial" w:cs="Arial"/>
-          <w:color w:val="1F1F1F"/>
-          <w:sz w:val="21"/>
-          <w:szCs w:val="21"/>
-        </w:rPr>
-        <w:t xml:space="preserve">        return n</w:t>
-      </w:r>
-    </w:p>
-    <w:p>
-      <w:pPr>
-        <w:rPr>
-          <w:rFonts w:ascii="Arial" w:hAnsi="Arial" w:cs="Arial"/>
-          <w:color w:val="1F1F1F"/>
-          <w:sz w:val="21"/>
-          <w:szCs w:val="21"/>
-        </w:rPr>
-      </w:pPr>
-      <w:r>
-        <w:rPr>
-          <w:rFonts w:ascii="Arial" w:hAnsi="Arial" w:cs="Arial"/>
-          <w:color w:val="1F1F1F"/>
-          <w:sz w:val="21"/>
-          <w:szCs w:val="21"/>
-        </w:rPr>
         <w:t xml:space="preserve">    a = 0</w:t>
       </w:r>
       <w:r>
@@ -5823,673 +5443,673 @@
           <w:sz w:val="21"/>
           <w:szCs w:val="21"/>
         </w:rPr>
+        <w:t xml:space="preserve">        /-----|-----\     /-----|-----\     /-----|-----\</w:t>
+      </w:r>
+    </w:p>
+    <w:p>
+      <w:pPr>
+        <w:rPr>
+          <w:rFonts w:ascii="Arial" w:hAnsi="Arial" w:cs="Arial"/>
+          <w:color w:val="1F1F1F"/>
+          <w:sz w:val="21"/>
+          <w:szCs w:val="21"/>
+        </w:rPr>
+      </w:pPr>
+      <w:r>
+        <w:rPr>
+          <w:rFonts w:ascii="Arial" w:hAnsi="Arial" w:cs="Arial"/>
+          <w:color w:val="1F1F1F"/>
+          <w:sz w:val="21"/>
+          <w:szCs w:val="21"/>
+        </w:rPr>
+        <w:t xml:space="preserve">       2      1      0   1      0     -1   0     -1    -2</w:t>
+      </w:r>
+    </w:p>
+    <w:p>
+      <w:pPr>
+        <w:rPr>
+          <w:rFonts w:ascii="Arial" w:hAnsi="Arial" w:cs="Arial"/>
+          <w:color w:val="1F1F1F"/>
+          <w:sz w:val="21"/>
+          <w:szCs w:val="21"/>
+        </w:rPr>
+      </w:pPr>
+      <w:r>
+        <w:rPr>
+          <w:rFonts w:ascii="Arial" w:hAnsi="Arial" w:cs="Arial"/>
+          <w:color w:val="1F1F1F"/>
+          <w:sz w:val="21"/>
+          <w:szCs w:val="21"/>
+        </w:rPr>
+        <w:t xml:space="preserve">   /---|---\   |        /|\</w:t>
+      </w:r>
+    </w:p>
+    <w:p>
+      <w:pPr>
+        <w:rPr>
+          <w:rFonts w:ascii="Arial" w:hAnsi="Arial" w:cs="Arial"/>
+          <w:color w:val="1F1F1F"/>
+          <w:sz w:val="21"/>
+          <w:szCs w:val="21"/>
+        </w:rPr>
+      </w:pPr>
+      <w:r>
+        <w:rPr>
+          <w:rFonts w:ascii="Arial" w:hAnsi="Arial" w:cs="Arial"/>
+          <w:color w:val="1F1F1F"/>
+          <w:sz w:val="21"/>
+          <w:szCs w:val="21"/>
+        </w:rPr>
+        <w:t xml:space="preserve">  1    0   -</w:t>
+      </w:r>
+      <w:proofErr w:type="gramStart"/>
+      <w:r>
+        <w:rPr>
+          <w:rFonts w:ascii="Arial" w:hAnsi="Arial" w:cs="Arial"/>
+          <w:color w:val="1F1F1F"/>
+          <w:sz w:val="21"/>
+          <w:szCs w:val="21"/>
+        </w:rPr>
+        <w:t>1  0</w:t>
+      </w:r>
+      <w:proofErr w:type="gramEnd"/>
+      <w:r>
+        <w:rPr>
+          <w:rFonts w:ascii="Arial" w:hAnsi="Arial" w:cs="Arial"/>
+          <w:color w:val="1F1F1F"/>
+          <w:sz w:val="21"/>
+          <w:szCs w:val="21"/>
+        </w:rPr>
+        <w:t xml:space="preserve">       0 -1 -2</w:t>
+      </w:r>
+    </w:p>
+    <w:p>
+      <w:pPr>
+        <w:rPr>
+          <w:rFonts w:ascii="Arial" w:hAnsi="Arial" w:cs="Arial"/>
+          <w:color w:val="1F1F1F"/>
+          <w:sz w:val="21"/>
+          <w:szCs w:val="21"/>
+        </w:rPr>
+      </w:pPr>
+      <w:r>
+        <w:rPr>
+          <w:rFonts w:ascii="Arial" w:hAnsi="Arial" w:cs="Arial"/>
+          <w:color w:val="1F1F1F"/>
+          <w:sz w:val="21"/>
+          <w:szCs w:val="21"/>
+        </w:rPr>
+        <w:t xml:space="preserve"> /|\</w:t>
+      </w:r>
+    </w:p>
+    <w:p>
+      <w:pPr>
+        <w:rPr>
+          <w:rFonts w:ascii="Arial" w:hAnsi="Arial" w:cs="Arial"/>
+          <w:color w:val="1F1F1F"/>
+          <w:sz w:val="21"/>
+          <w:szCs w:val="21"/>
+        </w:rPr>
+      </w:pPr>
+      <w:r>
+        <w:rPr>
+          <w:rFonts w:ascii="Arial" w:hAnsi="Arial" w:cs="Arial"/>
+          <w:color w:val="1F1F1F"/>
+          <w:sz w:val="21"/>
+          <w:szCs w:val="21"/>
+        </w:rPr>
+        <w:t>0 -1 -2</w:t>
+      </w:r>
+    </w:p>
+    <w:p>
+      <w:pPr>
+        <w:rPr>
+          <w:rFonts w:ascii="Arial" w:hAnsi="Arial" w:cs="Arial"/>
+          <w:color w:val="1F1F1F"/>
+          <w:sz w:val="21"/>
+          <w:szCs w:val="21"/>
+        </w:rPr>
+      </w:pPr>
+    </w:p>
+    <w:p>
+      <w:pPr>
+        <w:rPr>
+          <w:rFonts w:ascii="Arial" w:hAnsi="Arial" w:cs="Arial"/>
+          <w:color w:val="1F1F1F"/>
+          <w:sz w:val="21"/>
+          <w:szCs w:val="21"/>
+        </w:rPr>
+      </w:pPr>
+      <w:proofErr w:type="spellStart"/>
+      <w:r>
+        <w:rPr>
+          <w:rFonts w:ascii="Arial" w:hAnsi="Arial" w:cs="Arial"/>
+          <w:color w:val="1F1F1F"/>
+          <w:sz w:val="21"/>
+          <w:szCs w:val="21"/>
+        </w:rPr>
+        <w:t>def</w:t>
+      </w:r>
+      <w:proofErr w:type="spellEnd"/>
+      <w:r>
+        <w:rPr>
+          <w:rFonts w:ascii="Arial" w:hAnsi="Arial" w:cs="Arial"/>
+          <w:color w:val="1F1F1F"/>
+          <w:sz w:val="21"/>
+          <w:szCs w:val="21"/>
+        </w:rPr>
+        <w:t xml:space="preserve"> </w:t>
+      </w:r>
+      <w:proofErr w:type="spellStart"/>
+      <w:r>
+        <w:rPr>
+          <w:rFonts w:ascii="Arial" w:hAnsi="Arial" w:cs="Arial"/>
+          <w:color w:val="1F1F1F"/>
+          <w:sz w:val="21"/>
+          <w:szCs w:val="21"/>
+        </w:rPr>
+        <w:t>count_ways</w:t>
+      </w:r>
+      <w:proofErr w:type="spellEnd"/>
+      <w:r>
+        <w:rPr>
+          <w:rFonts w:ascii="Arial" w:hAnsi="Arial" w:cs="Arial"/>
+          <w:color w:val="1F1F1F"/>
+          <w:sz w:val="21"/>
+          <w:szCs w:val="21"/>
+        </w:rPr>
+        <w:t>(n):</w:t>
+      </w:r>
+      <w:r>
+        <w:rPr>
+          <w:rFonts w:ascii="Arial" w:hAnsi="Arial" w:cs="Arial"/>
+          <w:color w:val="1F1F1F"/>
+          <w:sz w:val="21"/>
+          <w:szCs w:val="21"/>
+        </w:rPr>
+        <w:br/>
+      </w:r>
+      <w:r>
+        <w:rPr>
+          <w:rFonts w:ascii="Arial" w:hAnsi="Arial" w:cs="Arial"/>
+          <w:color w:val="1F1F1F"/>
+          <w:sz w:val="21"/>
+          <w:szCs w:val="21"/>
+        </w:rPr>
+        <w:t xml:space="preserve">    if n == 0:</w:t>
+      </w:r>
+      <w:r>
+        <w:rPr>
+          <w:rFonts w:ascii="Arial" w:hAnsi="Arial" w:cs="Arial"/>
+          <w:color w:val="1F1F1F"/>
+          <w:sz w:val="21"/>
+          <w:szCs w:val="21"/>
+        </w:rPr>
+        <w:br/>
+      </w:r>
+      <w:r>
+        <w:rPr>
+          <w:rFonts w:ascii="Arial" w:hAnsi="Arial" w:cs="Arial"/>
+          <w:color w:val="1F1F1F"/>
+          <w:sz w:val="21"/>
+          <w:szCs w:val="21"/>
+        </w:rPr>
+        <w:t xml:space="preserve">        return 1</w:t>
+      </w:r>
+      <w:r>
+        <w:rPr>
+          <w:rFonts w:ascii="Arial" w:hAnsi="Arial" w:cs="Arial"/>
+          <w:color w:val="1F1F1F"/>
+          <w:sz w:val="21"/>
+          <w:szCs w:val="21"/>
+        </w:rPr>
+        <w:br/>
+      </w:r>
+      <w:r>
+        <w:rPr>
+          <w:rFonts w:ascii="Arial" w:hAnsi="Arial" w:cs="Arial"/>
+          <w:color w:val="1F1F1F"/>
+          <w:sz w:val="21"/>
+          <w:szCs w:val="21"/>
+        </w:rPr>
+        <w:t xml:space="preserve">    if n &lt; 0:</w:t>
+      </w:r>
+      <w:r>
+        <w:rPr>
+          <w:rFonts w:ascii="Arial" w:hAnsi="Arial" w:cs="Arial"/>
+          <w:color w:val="1F1F1F"/>
+          <w:sz w:val="21"/>
+          <w:szCs w:val="21"/>
+        </w:rPr>
+        <w:br/>
+      </w:r>
+      <w:r>
+        <w:rPr>
+          <w:rFonts w:ascii="Arial" w:hAnsi="Arial" w:cs="Arial"/>
+          <w:color w:val="1F1F1F"/>
+          <w:sz w:val="21"/>
+          <w:szCs w:val="21"/>
+        </w:rPr>
+        <w:t xml:space="preserve">        return 0</w:t>
+      </w:r>
+    </w:p>
+    <w:p>
+      <w:pPr>
+        <w:rPr>
+          <w:rFonts w:ascii="Arial" w:hAnsi="Arial" w:cs="Arial"/>
+          <w:color w:val="1F1F1F"/>
+          <w:sz w:val="21"/>
+          <w:szCs w:val="21"/>
+        </w:rPr>
+      </w:pPr>
+      <w:r>
+        <w:rPr>
+          <w:rFonts w:ascii="Arial" w:hAnsi="Arial" w:cs="Arial"/>
+          <w:color w:val="1F1F1F"/>
+          <w:sz w:val="21"/>
+          <w:szCs w:val="21"/>
+        </w:rPr>
+        <w:t xml:space="preserve">    return </w:t>
+      </w:r>
+      <w:proofErr w:type="spellStart"/>
+      <w:r>
+        <w:rPr>
+          <w:rFonts w:ascii="Arial" w:hAnsi="Arial" w:cs="Arial"/>
+          <w:color w:val="1F1F1F"/>
+          <w:sz w:val="21"/>
+          <w:szCs w:val="21"/>
+        </w:rPr>
+        <w:t>count_ways</w:t>
+      </w:r>
+      <w:proofErr w:type="spellEnd"/>
+      <w:r>
+        <w:rPr>
+          <w:rFonts w:ascii="Arial" w:hAnsi="Arial" w:cs="Arial"/>
+          <w:color w:val="1F1F1F"/>
+          <w:sz w:val="21"/>
+          <w:szCs w:val="21"/>
+        </w:rPr>
+        <w:t xml:space="preserve">(n-1) + </w:t>
+      </w:r>
+      <w:proofErr w:type="spellStart"/>
+      <w:r>
+        <w:rPr>
+          <w:rFonts w:ascii="Arial" w:hAnsi="Arial" w:cs="Arial"/>
+          <w:color w:val="1F1F1F"/>
+          <w:sz w:val="21"/>
+          <w:szCs w:val="21"/>
+        </w:rPr>
+        <w:t>co</w:t>
+      </w:r>
+      <w:r>
+        <w:rPr>
+          <w:rFonts w:ascii="Arial" w:hAnsi="Arial" w:cs="Arial"/>
+          <w:color w:val="1F1F1F"/>
+          <w:sz w:val="21"/>
+          <w:szCs w:val="21"/>
+        </w:rPr>
+        <w:t>unt_ways</w:t>
+      </w:r>
+      <w:proofErr w:type="spellEnd"/>
+      <w:r>
+        <w:rPr>
+          <w:rFonts w:ascii="Arial" w:hAnsi="Arial" w:cs="Arial"/>
+          <w:color w:val="1F1F1F"/>
+          <w:sz w:val="21"/>
+          <w:szCs w:val="21"/>
+        </w:rPr>
+        <w:t xml:space="preserve">(n-2) + </w:t>
+      </w:r>
+      <w:proofErr w:type="spellStart"/>
+      <w:r>
+        <w:rPr>
+          <w:rFonts w:ascii="Arial" w:hAnsi="Arial" w:cs="Arial"/>
+          <w:color w:val="1F1F1F"/>
+          <w:sz w:val="21"/>
+          <w:szCs w:val="21"/>
+        </w:rPr>
+        <w:t>count_ways</w:t>
+      </w:r>
+      <w:proofErr w:type="spellEnd"/>
+      <w:r>
+        <w:rPr>
+          <w:rFonts w:ascii="Arial" w:hAnsi="Arial" w:cs="Arial"/>
+          <w:color w:val="1F1F1F"/>
+          <w:sz w:val="21"/>
+          <w:szCs w:val="21"/>
+        </w:rPr>
+        <w:t>(n-3)</w:t>
+      </w:r>
+    </w:p>
+    <w:p>
+      <w:pPr>
+        <w:rPr>
+          <w:rFonts w:ascii="Arial" w:hAnsi="Arial" w:cs="Arial"/>
+          <w:color w:val="1F1F1F"/>
+          <w:sz w:val="21"/>
+          <w:szCs w:val="21"/>
+        </w:rPr>
+      </w:pPr>
+      <w:r>
+        <w:rPr>
+          <w:rFonts w:ascii="Arial" w:hAnsi="Arial" w:cs="Arial"/>
+          <w:color w:val="1F1F1F"/>
+          <w:sz w:val="21"/>
+          <w:szCs w:val="21"/>
+        </w:rPr>
+        <w:t># Example</w:t>
+      </w:r>
+      <w:r>
+        <w:rPr>
+          <w:rFonts w:ascii="Arial" w:hAnsi="Arial" w:cs="Arial"/>
+          <w:color w:val="1F1F1F"/>
+          <w:sz w:val="21"/>
+          <w:szCs w:val="21"/>
+        </w:rPr>
+        <w:br/>
+      </w:r>
+      <w:r>
+        <w:rPr>
+          <w:rFonts w:ascii="Arial" w:hAnsi="Arial" w:cs="Arial"/>
+          <w:color w:val="1F1F1F"/>
+          <w:sz w:val="21"/>
+          <w:szCs w:val="21"/>
+        </w:rPr>
+        <w:t>print(</w:t>
+      </w:r>
+      <w:proofErr w:type="spellStart"/>
+      <w:r>
+        <w:rPr>
+          <w:rFonts w:ascii="Arial" w:hAnsi="Arial" w:cs="Arial"/>
+          <w:color w:val="1F1F1F"/>
+          <w:sz w:val="21"/>
+          <w:szCs w:val="21"/>
+        </w:rPr>
+        <w:t>count_ways</w:t>
+      </w:r>
+      <w:proofErr w:type="spellEnd"/>
+      <w:r>
+        <w:rPr>
+          <w:rFonts w:ascii="Arial" w:hAnsi="Arial" w:cs="Arial"/>
+          <w:color w:val="1F1F1F"/>
+          <w:sz w:val="21"/>
+          <w:szCs w:val="21"/>
+        </w:rPr>
+        <w:t>(4))</w:t>
+      </w:r>
+    </w:p>
+    <w:p>
+      <w:pPr>
+        <w:rPr>
+          <w:rFonts w:ascii="Arial" w:hAnsi="Arial" w:cs="Arial"/>
+          <w:color w:val="1F1F1F"/>
+          <w:sz w:val="21"/>
+          <w:szCs w:val="21"/>
+        </w:rPr>
+      </w:pPr>
+      <w:r>
+        <w:rPr>
+          <w:rFonts w:ascii="Arial" w:hAnsi="Arial" w:cs="Arial"/>
+          <w:color w:val="1F1F1F"/>
+          <w:sz w:val="21"/>
+          <w:szCs w:val="21"/>
+        </w:rPr>
+        <w:br/>
+      </w:r>
+      <w:r>
+        <w:rPr>
+          <w:rFonts w:ascii="Arial" w:hAnsi="Arial" w:cs="Arial"/>
+          <w:b/>
+          <w:color w:val="C00000"/>
+          <w:sz w:val="21"/>
+          <w:szCs w:val="21"/>
+          <w:highlight w:val="yellow"/>
+          <w:shd w:val="clear" w:color="auto" w:fill="FFFFFF"/>
+        </w:rPr>
+        <w:t>13. Draw the recursion tree for the possible paths a robot can take to reach the bottom-right corner of a 3x3 grid, moving only right and down.</w:t>
+      </w:r>
+      <w:r>
+        <w:rPr>
+          <w:rFonts w:ascii="Arial" w:hAnsi="Arial" w:cs="Arial"/>
+          <w:b/>
+          <w:color w:val="C00000"/>
+          <w:sz w:val="21"/>
+          <w:szCs w:val="21"/>
+          <w:shd w:val="clear" w:color="auto" w:fill="FFFFFF"/>
+        </w:rPr>
+        <w:br/>
+      </w:r>
+      <w:r>
+        <w:rPr>
+          <w:rFonts w:ascii="Arial" w:hAnsi="Arial" w:cs="Arial"/>
+          <w:color w:val="1F1F1F"/>
+          <w:sz w:val="21"/>
+          <w:szCs w:val="21"/>
+          <w:shd w:val="clear" w:color="auto" w:fill="FFFFFF"/>
+        </w:rPr>
+        <w:br/>
+      </w:r>
+      <w:proofErr w:type="spellStart"/>
+      <w:r>
+        <w:rPr>
+          <w:rFonts w:ascii="Arial" w:hAnsi="Arial" w:cs="Arial"/>
+          <w:color w:val="1F1F1F"/>
+          <w:sz w:val="21"/>
+          <w:szCs w:val="21"/>
+        </w:rPr>
+        <w:t>def</w:t>
+      </w:r>
+      <w:proofErr w:type="spellEnd"/>
+      <w:r>
+        <w:rPr>
+          <w:rFonts w:ascii="Arial" w:hAnsi="Arial" w:cs="Arial"/>
+          <w:color w:val="1F1F1F"/>
+          <w:sz w:val="21"/>
+          <w:szCs w:val="21"/>
+        </w:rPr>
+        <w:t xml:space="preserve"> </w:t>
+      </w:r>
+      <w:proofErr w:type="spellStart"/>
+      <w:r>
+        <w:rPr>
+          <w:rFonts w:ascii="Arial" w:hAnsi="Arial" w:cs="Arial"/>
+          <w:color w:val="1F1F1F"/>
+          <w:sz w:val="21"/>
+          <w:szCs w:val="21"/>
+        </w:rPr>
+        <w:t>count_paths</w:t>
+      </w:r>
+      <w:proofErr w:type="spellEnd"/>
+      <w:r>
+        <w:rPr>
+          <w:rFonts w:ascii="Arial" w:hAnsi="Arial" w:cs="Arial"/>
+          <w:color w:val="1F1F1F"/>
+          <w:sz w:val="21"/>
+          <w:szCs w:val="21"/>
+        </w:rPr>
+        <w:t>(</w:t>
+      </w:r>
+      <w:r>
+        <w:rPr>
+          <w:rFonts w:ascii="Arial" w:hAnsi="Arial" w:cs="Arial"/>
+          <w:color w:val="1F1F1F"/>
+          <w:sz w:val="21"/>
+          <w:szCs w:val="21"/>
+        </w:rPr>
+        <w:t>I</w:t>
+      </w:r>
+      <w:r>
+        <w:rPr>
+          <w:rFonts w:ascii="Arial" w:hAnsi="Arial" w:cs="Arial"/>
+          <w:color w:val="1F1F1F"/>
+          <w:sz w:val="21"/>
+          <w:szCs w:val="21"/>
+        </w:rPr>
+        <w:t>, j, n, m):</w:t>
+      </w:r>
+      <w:r>
+        <w:rPr>
+          <w:rFonts w:ascii="Arial" w:hAnsi="Arial" w:cs="Arial"/>
+          <w:color w:val="1F1F1F"/>
+          <w:sz w:val="21"/>
+          <w:szCs w:val="21"/>
+        </w:rPr>
+        <w:br/>
+      </w:r>
+      <w:r>
+        <w:rPr>
+          <w:rFonts w:ascii="Arial" w:hAnsi="Arial" w:cs="Arial"/>
+          <w:color w:val="1F1F1F"/>
+          <w:sz w:val="21"/>
+          <w:szCs w:val="21"/>
+        </w:rPr>
+        <w:t xml:space="preserve">    if </w:t>
+      </w:r>
+      <w:r>
+        <w:rPr>
+          <w:rFonts w:ascii="Arial" w:hAnsi="Arial" w:cs="Arial"/>
+          <w:color w:val="1F1F1F"/>
+          <w:sz w:val="21"/>
+          <w:szCs w:val="21"/>
+        </w:rPr>
+        <w:t>I</w:t>
+      </w:r>
+      <w:r>
+        <w:rPr>
+          <w:rFonts w:ascii="Arial" w:hAnsi="Arial" w:cs="Arial"/>
+          <w:color w:val="1F1F1F"/>
+          <w:sz w:val="21"/>
+          <w:szCs w:val="21"/>
+        </w:rPr>
+        <w:t xml:space="preserve"> == n </w:t>
+      </w:r>
+      <w:r>
+        <w:rPr>
+          <w:rFonts w:ascii="Arial" w:hAnsi="Arial" w:cs="Arial"/>
+          <w:color w:val="1F1F1F"/>
+          <w:sz w:val="21"/>
+          <w:szCs w:val="21"/>
+        </w:rPr>
+        <w:t>–</w:t>
+      </w:r>
+      <w:r>
+        <w:rPr>
+          <w:rFonts w:ascii="Arial" w:hAnsi="Arial" w:cs="Arial"/>
+          <w:color w:val="1F1F1F"/>
+          <w:sz w:val="21"/>
+          <w:szCs w:val="21"/>
+        </w:rPr>
+        <w:t xml:space="preserve"> 1 and j == m </w:t>
+      </w:r>
+      <w:r>
+        <w:rPr>
+          <w:rFonts w:ascii="Arial" w:hAnsi="Arial" w:cs="Arial"/>
+          <w:color w:val="1F1F1F"/>
+          <w:sz w:val="21"/>
+          <w:szCs w:val="21"/>
+        </w:rPr>
+        <w:t>–</w:t>
+      </w:r>
+      <w:r>
+        <w:rPr>
+          <w:rFonts w:ascii="Arial" w:hAnsi="Arial" w:cs="Arial"/>
+          <w:color w:val="1F1F1F"/>
+          <w:sz w:val="21"/>
+          <w:szCs w:val="21"/>
+        </w:rPr>
+        <w:t xml:space="preserve"> 1:</w:t>
+      </w:r>
+      <w:r>
+        <w:rPr>
+          <w:rFonts w:ascii="Arial" w:hAnsi="Arial" w:cs="Arial"/>
+          <w:color w:val="1F1F1F"/>
+          <w:sz w:val="21"/>
+          <w:szCs w:val="21"/>
+        </w:rPr>
+        <w:br/>
+      </w:r>
+      <w:r>
+        <w:rPr>
+          <w:rFonts w:ascii="Arial" w:hAnsi="Arial" w:cs="Arial"/>
+          <w:color w:val="1F1F1F"/>
+          <w:sz w:val="21"/>
+          <w:szCs w:val="21"/>
+        </w:rPr>
+        <w:t xml:space="preserve">        return 1</w:t>
+      </w:r>
+    </w:p>
+    <w:p>
+      <w:pPr>
+        <w:rPr>
+          <w:rFonts w:ascii="Arial" w:hAnsi="Arial" w:cs="Arial"/>
+          <w:color w:val="1F1F1F"/>
+          <w:sz w:val="21"/>
+          <w:szCs w:val="21"/>
+        </w:rPr>
+      </w:pPr>
+      <w:r>
+        <w:rPr>
+          <w:rFonts w:ascii="Arial" w:hAnsi="Arial" w:cs="Arial"/>
+          <w:color w:val="1F1F1F"/>
+          <w:sz w:val="21"/>
+          <w:szCs w:val="21"/>
+        </w:rPr>
+        <w:t xml:space="preserve">    if </w:t>
+      </w:r>
+      <w:r>
+        <w:rPr>
+          <w:rFonts w:ascii="Arial" w:hAnsi="Arial" w:cs="Arial"/>
+          <w:color w:val="1F1F1F"/>
+          <w:sz w:val="21"/>
+          <w:szCs w:val="21"/>
+        </w:rPr>
+        <w:t>I</w:t>
+      </w:r>
+      <w:r>
+        <w:rPr>
+          <w:rFonts w:ascii="Arial" w:hAnsi="Arial" w:cs="Arial"/>
+          <w:color w:val="1F1F1F"/>
+          <w:sz w:val="21"/>
+          <w:szCs w:val="21"/>
+        </w:rPr>
+        <w:t xml:space="preserve"> &gt;= n or j &gt;= m:</w:t>
+      </w:r>
+      <w:r>
+        <w:rPr>
+          <w:rFonts w:ascii="Arial" w:hAnsi="Arial" w:cs="Arial"/>
+          <w:color w:val="1F1F1F"/>
+          <w:sz w:val="21"/>
+          <w:szCs w:val="21"/>
+        </w:rPr>
+        <w:br/>
+      </w:r>
+      <w:r>
+        <w:rPr>
+          <w:rFonts w:ascii="Arial" w:hAnsi="Arial" w:cs="Arial"/>
+          <w:color w:val="1F1F1F"/>
+          <w:sz w:val="21"/>
+          <w:szCs w:val="21"/>
+        </w:rPr>
+        <w:t xml:space="preserve">        return 0</w:t>
+      </w:r>
+    </w:p>
+    <w:p>
+      <w:pPr>
+        <w:rPr>
+          <w:rFonts w:ascii="Arial" w:hAnsi="Arial" w:cs="Arial"/>
+          <w:color w:val="1F1F1F"/>
+          <w:sz w:val="21"/>
+          <w:szCs w:val="21"/>
+        </w:rPr>
+      </w:pPr>
+      <w:r>
+        <w:rPr>
+          <w:rFonts w:ascii="Arial" w:hAnsi="Arial" w:cs="Arial"/>
+          <w:color w:val="1F1F1F"/>
+          <w:sz w:val="21"/>
+          <w:szCs w:val="21"/>
+        </w:rPr>
         <w:lastRenderedPageBreak/>
-        <w:t xml:space="preserve">        /-----|-----\     /-----|-----\     /-----|-----\</w:t>
-      </w:r>
-    </w:p>
-    <w:p>
-      <w:pPr>
-        <w:rPr>
-          <w:rFonts w:ascii="Arial" w:hAnsi="Arial" w:cs="Arial"/>
-          <w:color w:val="1F1F1F"/>
-          <w:sz w:val="21"/>
-          <w:szCs w:val="21"/>
-        </w:rPr>
-      </w:pPr>
-      <w:r>
-        <w:rPr>
-          <w:rFonts w:ascii="Arial" w:hAnsi="Arial" w:cs="Arial"/>
-          <w:color w:val="1F1F1F"/>
-          <w:sz w:val="21"/>
-          <w:szCs w:val="21"/>
-        </w:rPr>
-        <w:t xml:space="preserve">       2      1      0   1      0     -1   0     -1    -2</w:t>
-      </w:r>
-    </w:p>
-    <w:p>
-      <w:pPr>
-        <w:rPr>
-          <w:rFonts w:ascii="Arial" w:hAnsi="Arial" w:cs="Arial"/>
-          <w:color w:val="1F1F1F"/>
-          <w:sz w:val="21"/>
-          <w:szCs w:val="21"/>
-        </w:rPr>
-      </w:pPr>
-      <w:r>
-        <w:rPr>
-          <w:rFonts w:ascii="Arial" w:hAnsi="Arial" w:cs="Arial"/>
-          <w:color w:val="1F1F1F"/>
-          <w:sz w:val="21"/>
-          <w:szCs w:val="21"/>
-        </w:rPr>
-        <w:t xml:space="preserve">   /---|---\   |        /|\</w:t>
-      </w:r>
-    </w:p>
-    <w:p>
-      <w:pPr>
-        <w:rPr>
-          <w:rFonts w:ascii="Arial" w:hAnsi="Arial" w:cs="Arial"/>
-          <w:color w:val="1F1F1F"/>
-          <w:sz w:val="21"/>
-          <w:szCs w:val="21"/>
-        </w:rPr>
-      </w:pPr>
-      <w:r>
-        <w:rPr>
-          <w:rFonts w:ascii="Arial" w:hAnsi="Arial" w:cs="Arial"/>
-          <w:color w:val="1F1F1F"/>
-          <w:sz w:val="21"/>
-          <w:szCs w:val="21"/>
-        </w:rPr>
-        <w:t xml:space="preserve">  1    0   -</w:t>
-      </w:r>
-      <w:proofErr w:type="gramStart"/>
-      <w:r>
-        <w:rPr>
-          <w:rFonts w:ascii="Arial" w:hAnsi="Arial" w:cs="Arial"/>
-          <w:color w:val="1F1F1F"/>
-          <w:sz w:val="21"/>
-          <w:szCs w:val="21"/>
-        </w:rPr>
-        <w:t>1  0</w:t>
-      </w:r>
-      <w:proofErr w:type="gramEnd"/>
-      <w:r>
-        <w:rPr>
-          <w:rFonts w:ascii="Arial" w:hAnsi="Arial" w:cs="Arial"/>
-          <w:color w:val="1F1F1F"/>
-          <w:sz w:val="21"/>
-          <w:szCs w:val="21"/>
-        </w:rPr>
-        <w:t xml:space="preserve">       0 -1 -2</w:t>
-      </w:r>
-    </w:p>
-    <w:p>
-      <w:pPr>
-        <w:rPr>
-          <w:rFonts w:ascii="Arial" w:hAnsi="Arial" w:cs="Arial"/>
-          <w:color w:val="1F1F1F"/>
-          <w:sz w:val="21"/>
-          <w:szCs w:val="21"/>
-        </w:rPr>
-      </w:pPr>
-      <w:r>
-        <w:rPr>
-          <w:rFonts w:ascii="Arial" w:hAnsi="Arial" w:cs="Arial"/>
-          <w:color w:val="1F1F1F"/>
-          <w:sz w:val="21"/>
-          <w:szCs w:val="21"/>
-        </w:rPr>
-        <w:t xml:space="preserve"> /|\</w:t>
-      </w:r>
-    </w:p>
-    <w:p>
-      <w:pPr>
-        <w:rPr>
-          <w:rFonts w:ascii="Arial" w:hAnsi="Arial" w:cs="Arial"/>
-          <w:color w:val="1F1F1F"/>
-          <w:sz w:val="21"/>
-          <w:szCs w:val="21"/>
-        </w:rPr>
-      </w:pPr>
-      <w:r>
-        <w:rPr>
-          <w:rFonts w:ascii="Arial" w:hAnsi="Arial" w:cs="Arial"/>
-          <w:color w:val="1F1F1F"/>
-          <w:sz w:val="21"/>
-          <w:szCs w:val="21"/>
-        </w:rPr>
-        <w:t>0 -1 -2</w:t>
-      </w:r>
-    </w:p>
-    <w:p>
-      <w:pPr>
-        <w:rPr>
-          <w:rFonts w:ascii="Arial" w:hAnsi="Arial" w:cs="Arial"/>
-          <w:color w:val="1F1F1F"/>
-          <w:sz w:val="21"/>
-          <w:szCs w:val="21"/>
-        </w:rPr>
-      </w:pPr>
-    </w:p>
-    <w:p>
-      <w:pPr>
-        <w:rPr>
-          <w:rFonts w:ascii="Arial" w:hAnsi="Arial" w:cs="Arial"/>
-          <w:color w:val="1F1F1F"/>
-          <w:sz w:val="21"/>
-          <w:szCs w:val="21"/>
-        </w:rPr>
-      </w:pPr>
-      <w:proofErr w:type="spellStart"/>
-      <w:r>
-        <w:rPr>
-          <w:rFonts w:ascii="Arial" w:hAnsi="Arial" w:cs="Arial"/>
-          <w:color w:val="1F1F1F"/>
-          <w:sz w:val="21"/>
-          <w:szCs w:val="21"/>
-        </w:rPr>
-        <w:t>def</w:t>
-      </w:r>
-      <w:proofErr w:type="spellEnd"/>
-      <w:r>
-        <w:rPr>
-          <w:rFonts w:ascii="Arial" w:hAnsi="Arial" w:cs="Arial"/>
-          <w:color w:val="1F1F1F"/>
-          <w:sz w:val="21"/>
-          <w:szCs w:val="21"/>
-        </w:rPr>
-        <w:t xml:space="preserve"> </w:t>
-      </w:r>
-      <w:proofErr w:type="spellStart"/>
-      <w:r>
-        <w:rPr>
-          <w:rFonts w:ascii="Arial" w:hAnsi="Arial" w:cs="Arial"/>
-          <w:color w:val="1F1F1F"/>
-          <w:sz w:val="21"/>
-          <w:szCs w:val="21"/>
-        </w:rPr>
-        <w:t>count_ways</w:t>
-      </w:r>
-      <w:proofErr w:type="spellEnd"/>
-      <w:r>
-        <w:rPr>
-          <w:rFonts w:ascii="Arial" w:hAnsi="Arial" w:cs="Arial"/>
-          <w:color w:val="1F1F1F"/>
-          <w:sz w:val="21"/>
-          <w:szCs w:val="21"/>
-        </w:rPr>
-        <w:t>(n):</w:t>
-      </w:r>
-      <w:r>
-        <w:rPr>
-          <w:rFonts w:ascii="Arial" w:hAnsi="Arial" w:cs="Arial"/>
-          <w:color w:val="1F1F1F"/>
-          <w:sz w:val="21"/>
-          <w:szCs w:val="21"/>
-        </w:rPr>
-        <w:br/>
-      </w:r>
-      <w:r>
-        <w:rPr>
-          <w:rFonts w:ascii="Arial" w:hAnsi="Arial" w:cs="Arial"/>
-          <w:color w:val="1F1F1F"/>
-          <w:sz w:val="21"/>
-          <w:szCs w:val="21"/>
-        </w:rPr>
-        <w:t xml:space="preserve">    if n == 0:</w:t>
-      </w:r>
-      <w:r>
-        <w:rPr>
-          <w:rFonts w:ascii="Arial" w:hAnsi="Arial" w:cs="Arial"/>
-          <w:color w:val="1F1F1F"/>
-          <w:sz w:val="21"/>
-          <w:szCs w:val="21"/>
-        </w:rPr>
-        <w:br/>
-      </w:r>
-      <w:r>
-        <w:rPr>
-          <w:rFonts w:ascii="Arial" w:hAnsi="Arial" w:cs="Arial"/>
-          <w:color w:val="1F1F1F"/>
-          <w:sz w:val="21"/>
-          <w:szCs w:val="21"/>
-        </w:rPr>
-        <w:t xml:space="preserve">        return 1</w:t>
-      </w:r>
-      <w:r>
-        <w:rPr>
-          <w:rFonts w:ascii="Arial" w:hAnsi="Arial" w:cs="Arial"/>
-          <w:color w:val="1F1F1F"/>
-          <w:sz w:val="21"/>
-          <w:szCs w:val="21"/>
-        </w:rPr>
-        <w:br/>
-      </w:r>
-      <w:r>
-        <w:rPr>
-          <w:rFonts w:ascii="Arial" w:hAnsi="Arial" w:cs="Arial"/>
-          <w:color w:val="1F1F1F"/>
-          <w:sz w:val="21"/>
-          <w:szCs w:val="21"/>
-        </w:rPr>
-        <w:t xml:space="preserve">    if n &lt; 0:</w:t>
-      </w:r>
-      <w:r>
-        <w:rPr>
-          <w:rFonts w:ascii="Arial" w:hAnsi="Arial" w:cs="Arial"/>
-          <w:color w:val="1F1F1F"/>
-          <w:sz w:val="21"/>
-          <w:szCs w:val="21"/>
-        </w:rPr>
-        <w:br/>
-      </w:r>
-      <w:r>
-        <w:rPr>
-          <w:rFonts w:ascii="Arial" w:hAnsi="Arial" w:cs="Arial"/>
-          <w:color w:val="1F1F1F"/>
-          <w:sz w:val="21"/>
-          <w:szCs w:val="21"/>
-        </w:rPr>
-        <w:t xml:space="preserve">        return 0</w:t>
-      </w:r>
-    </w:p>
-    <w:p>
-      <w:pPr>
-        <w:rPr>
-          <w:rFonts w:ascii="Arial" w:hAnsi="Arial" w:cs="Arial"/>
-          <w:color w:val="1F1F1F"/>
-          <w:sz w:val="21"/>
-          <w:szCs w:val="21"/>
-        </w:rPr>
-      </w:pPr>
-      <w:r>
-        <w:rPr>
-          <w:rFonts w:ascii="Arial" w:hAnsi="Arial" w:cs="Arial"/>
-          <w:color w:val="1F1F1F"/>
-          <w:sz w:val="21"/>
-          <w:szCs w:val="21"/>
-        </w:rPr>
-        <w:t xml:space="preserve">    return </w:t>
-      </w:r>
-      <w:proofErr w:type="spellStart"/>
-      <w:r>
-        <w:rPr>
-          <w:rFonts w:ascii="Arial" w:hAnsi="Arial" w:cs="Arial"/>
-          <w:color w:val="1F1F1F"/>
-          <w:sz w:val="21"/>
-          <w:szCs w:val="21"/>
-        </w:rPr>
-        <w:t>count_ways</w:t>
-      </w:r>
-      <w:proofErr w:type="spellEnd"/>
-      <w:r>
-        <w:rPr>
-          <w:rFonts w:ascii="Arial" w:hAnsi="Arial" w:cs="Arial"/>
-          <w:color w:val="1F1F1F"/>
-          <w:sz w:val="21"/>
-          <w:szCs w:val="21"/>
-        </w:rPr>
-        <w:t xml:space="preserve">(n-1) + </w:t>
-      </w:r>
-      <w:proofErr w:type="spellStart"/>
-      <w:r>
-        <w:rPr>
-          <w:rFonts w:ascii="Arial" w:hAnsi="Arial" w:cs="Arial"/>
-          <w:color w:val="1F1F1F"/>
-          <w:sz w:val="21"/>
-          <w:szCs w:val="21"/>
-        </w:rPr>
-        <w:t>co</w:t>
-      </w:r>
-      <w:r>
-        <w:rPr>
-          <w:rFonts w:ascii="Arial" w:hAnsi="Arial" w:cs="Arial"/>
-          <w:color w:val="1F1F1F"/>
-          <w:sz w:val="21"/>
-          <w:szCs w:val="21"/>
-        </w:rPr>
-        <w:t>unt_ways</w:t>
-      </w:r>
-      <w:proofErr w:type="spellEnd"/>
-      <w:r>
-        <w:rPr>
-          <w:rFonts w:ascii="Arial" w:hAnsi="Arial" w:cs="Arial"/>
-          <w:color w:val="1F1F1F"/>
-          <w:sz w:val="21"/>
-          <w:szCs w:val="21"/>
-        </w:rPr>
-        <w:t xml:space="preserve">(n-2) + </w:t>
-      </w:r>
-      <w:proofErr w:type="spellStart"/>
-      <w:r>
-        <w:rPr>
-          <w:rFonts w:ascii="Arial" w:hAnsi="Arial" w:cs="Arial"/>
-          <w:color w:val="1F1F1F"/>
-          <w:sz w:val="21"/>
-          <w:szCs w:val="21"/>
-        </w:rPr>
-        <w:t>count_ways</w:t>
-      </w:r>
-      <w:proofErr w:type="spellEnd"/>
-      <w:r>
-        <w:rPr>
-          <w:rFonts w:ascii="Arial" w:hAnsi="Arial" w:cs="Arial"/>
-          <w:color w:val="1F1F1F"/>
-          <w:sz w:val="21"/>
-          <w:szCs w:val="21"/>
-        </w:rPr>
-        <w:t>(n-3)</w:t>
-      </w:r>
-    </w:p>
-    <w:p>
-      <w:pPr>
-        <w:rPr>
-          <w:rFonts w:ascii="Arial" w:hAnsi="Arial" w:cs="Arial"/>
-          <w:color w:val="1F1F1F"/>
-          <w:sz w:val="21"/>
-          <w:szCs w:val="21"/>
-        </w:rPr>
-      </w:pPr>
-      <w:r>
-        <w:rPr>
-          <w:rFonts w:ascii="Arial" w:hAnsi="Arial" w:cs="Arial"/>
-          <w:color w:val="1F1F1F"/>
-          <w:sz w:val="21"/>
-          <w:szCs w:val="21"/>
-        </w:rPr>
-        <w:t># Example</w:t>
-      </w:r>
-      <w:r>
-        <w:rPr>
-          <w:rFonts w:ascii="Arial" w:hAnsi="Arial" w:cs="Arial"/>
-          <w:color w:val="1F1F1F"/>
-          <w:sz w:val="21"/>
-          <w:szCs w:val="21"/>
-        </w:rPr>
-        <w:br/>
-      </w:r>
-      <w:r>
-        <w:rPr>
-          <w:rFonts w:ascii="Arial" w:hAnsi="Arial" w:cs="Arial"/>
-          <w:color w:val="1F1F1F"/>
-          <w:sz w:val="21"/>
-          <w:szCs w:val="21"/>
-        </w:rPr>
-        <w:t>print(</w:t>
-      </w:r>
-      <w:proofErr w:type="spellStart"/>
-      <w:r>
-        <w:rPr>
-          <w:rFonts w:ascii="Arial" w:hAnsi="Arial" w:cs="Arial"/>
-          <w:color w:val="1F1F1F"/>
-          <w:sz w:val="21"/>
-          <w:szCs w:val="21"/>
-        </w:rPr>
-        <w:t>count_ways</w:t>
-      </w:r>
-      <w:proofErr w:type="spellEnd"/>
-      <w:r>
-        <w:rPr>
-          <w:rFonts w:ascii="Arial" w:hAnsi="Arial" w:cs="Arial"/>
-          <w:color w:val="1F1F1F"/>
-          <w:sz w:val="21"/>
-          <w:szCs w:val="21"/>
-        </w:rPr>
-        <w:t>(4))</w:t>
-      </w:r>
-    </w:p>
-    <w:p>
-      <w:pPr>
-        <w:rPr>
-          <w:rFonts w:ascii="Arial" w:hAnsi="Arial" w:cs="Arial"/>
-          <w:color w:val="1F1F1F"/>
-          <w:sz w:val="21"/>
-          <w:szCs w:val="21"/>
-        </w:rPr>
-      </w:pPr>
-      <w:r>
-        <w:rPr>
-          <w:rFonts w:ascii="Arial" w:hAnsi="Arial" w:cs="Arial"/>
-          <w:color w:val="1F1F1F"/>
-          <w:sz w:val="21"/>
-          <w:szCs w:val="21"/>
-        </w:rPr>
-        <w:br/>
-      </w:r>
-      <w:r>
-        <w:rPr>
-          <w:rFonts w:ascii="Arial" w:hAnsi="Arial" w:cs="Arial"/>
-          <w:b/>
-          <w:color w:val="C00000"/>
-          <w:sz w:val="21"/>
-          <w:szCs w:val="21"/>
-          <w:highlight w:val="yellow"/>
-          <w:shd w:val="clear" w:color="auto" w:fill="FFFFFF"/>
-        </w:rPr>
-        <w:t>13. Draw the recursion tree for the possible paths a robot can take to reach the bottom-right corner of a 3x3 grid, moving only right and down.</w:t>
-      </w:r>
-      <w:r>
-        <w:rPr>
-          <w:rFonts w:ascii="Arial" w:hAnsi="Arial" w:cs="Arial"/>
-          <w:b/>
-          <w:color w:val="C00000"/>
-          <w:sz w:val="21"/>
-          <w:szCs w:val="21"/>
-          <w:shd w:val="clear" w:color="auto" w:fill="FFFFFF"/>
-        </w:rPr>
-        <w:br/>
-      </w:r>
-      <w:r>
-        <w:rPr>
-          <w:rFonts w:ascii="Arial" w:hAnsi="Arial" w:cs="Arial"/>
-          <w:color w:val="1F1F1F"/>
-          <w:sz w:val="21"/>
-          <w:szCs w:val="21"/>
-          <w:shd w:val="clear" w:color="auto" w:fill="FFFFFF"/>
-        </w:rPr>
-        <w:br/>
-      </w:r>
-      <w:proofErr w:type="spellStart"/>
-      <w:r>
-        <w:rPr>
-          <w:rFonts w:ascii="Arial" w:hAnsi="Arial" w:cs="Arial"/>
-          <w:color w:val="1F1F1F"/>
-          <w:sz w:val="21"/>
-          <w:szCs w:val="21"/>
-        </w:rPr>
-        <w:t>def</w:t>
-      </w:r>
-      <w:proofErr w:type="spellEnd"/>
-      <w:r>
-        <w:rPr>
-          <w:rFonts w:ascii="Arial" w:hAnsi="Arial" w:cs="Arial"/>
-          <w:color w:val="1F1F1F"/>
-          <w:sz w:val="21"/>
-          <w:szCs w:val="21"/>
-        </w:rPr>
-        <w:t xml:space="preserve"> </w:t>
-      </w:r>
-      <w:proofErr w:type="spellStart"/>
-      <w:r>
-        <w:rPr>
-          <w:rFonts w:ascii="Arial" w:hAnsi="Arial" w:cs="Arial"/>
-          <w:color w:val="1F1F1F"/>
-          <w:sz w:val="21"/>
-          <w:szCs w:val="21"/>
-        </w:rPr>
-        <w:t>count_paths</w:t>
-      </w:r>
-      <w:proofErr w:type="spellEnd"/>
-      <w:r>
-        <w:rPr>
-          <w:rFonts w:ascii="Arial" w:hAnsi="Arial" w:cs="Arial"/>
-          <w:color w:val="1F1F1F"/>
-          <w:sz w:val="21"/>
-          <w:szCs w:val="21"/>
-        </w:rPr>
-        <w:t>(</w:t>
-      </w:r>
-      <w:r>
-        <w:rPr>
-          <w:rFonts w:ascii="Arial" w:hAnsi="Arial" w:cs="Arial"/>
-          <w:color w:val="1F1F1F"/>
-          <w:sz w:val="21"/>
-          <w:szCs w:val="21"/>
-        </w:rPr>
-        <w:t>I</w:t>
-      </w:r>
-      <w:r>
-        <w:rPr>
-          <w:rFonts w:ascii="Arial" w:hAnsi="Arial" w:cs="Arial"/>
-          <w:color w:val="1F1F1F"/>
-          <w:sz w:val="21"/>
-          <w:szCs w:val="21"/>
-        </w:rPr>
-        <w:t>, j, n, m):</w:t>
-      </w:r>
-      <w:r>
-        <w:rPr>
-          <w:rFonts w:ascii="Arial" w:hAnsi="Arial" w:cs="Arial"/>
-          <w:color w:val="1F1F1F"/>
-          <w:sz w:val="21"/>
-          <w:szCs w:val="21"/>
-        </w:rPr>
-        <w:br/>
-      </w:r>
-      <w:r>
-        <w:rPr>
-          <w:rFonts w:ascii="Arial" w:hAnsi="Arial" w:cs="Arial"/>
-          <w:color w:val="1F1F1F"/>
-          <w:sz w:val="21"/>
-          <w:szCs w:val="21"/>
-        </w:rPr>
-        <w:t xml:space="preserve">    if </w:t>
-      </w:r>
-      <w:r>
-        <w:rPr>
-          <w:rFonts w:ascii="Arial" w:hAnsi="Arial" w:cs="Arial"/>
-          <w:color w:val="1F1F1F"/>
-          <w:sz w:val="21"/>
-          <w:szCs w:val="21"/>
-        </w:rPr>
-        <w:t>I</w:t>
-      </w:r>
-      <w:r>
-        <w:rPr>
-          <w:rFonts w:ascii="Arial" w:hAnsi="Arial" w:cs="Arial"/>
-          <w:color w:val="1F1F1F"/>
-          <w:sz w:val="21"/>
-          <w:szCs w:val="21"/>
-        </w:rPr>
-        <w:t xml:space="preserve"> == n </w:t>
-      </w:r>
-      <w:r>
-        <w:rPr>
-          <w:rFonts w:ascii="Arial" w:hAnsi="Arial" w:cs="Arial"/>
-          <w:color w:val="1F1F1F"/>
-          <w:sz w:val="21"/>
-          <w:szCs w:val="21"/>
-        </w:rPr>
-        <w:t>–</w:t>
-      </w:r>
-      <w:r>
-        <w:rPr>
-          <w:rFonts w:ascii="Arial" w:hAnsi="Arial" w:cs="Arial"/>
-          <w:color w:val="1F1F1F"/>
-          <w:sz w:val="21"/>
-          <w:szCs w:val="21"/>
-        </w:rPr>
-        <w:t xml:space="preserve"> 1 and j == m </w:t>
-      </w:r>
-      <w:r>
-        <w:rPr>
-          <w:rFonts w:ascii="Arial" w:hAnsi="Arial" w:cs="Arial"/>
-          <w:color w:val="1F1F1F"/>
-          <w:sz w:val="21"/>
-          <w:szCs w:val="21"/>
-        </w:rPr>
-        <w:t>–</w:t>
-      </w:r>
-      <w:r>
-        <w:rPr>
-          <w:rFonts w:ascii="Arial" w:hAnsi="Arial" w:cs="Arial"/>
-          <w:color w:val="1F1F1F"/>
-          <w:sz w:val="21"/>
-          <w:szCs w:val="21"/>
-        </w:rPr>
-        <w:t xml:space="preserve"> 1:</w:t>
-      </w:r>
-      <w:r>
-        <w:rPr>
-          <w:rFonts w:ascii="Arial" w:hAnsi="Arial" w:cs="Arial"/>
-          <w:color w:val="1F1F1F"/>
-          <w:sz w:val="21"/>
-          <w:szCs w:val="21"/>
-        </w:rPr>
-        <w:br/>
-      </w:r>
-      <w:r>
-        <w:rPr>
-          <w:rFonts w:ascii="Arial" w:hAnsi="Arial" w:cs="Arial"/>
-          <w:color w:val="1F1F1F"/>
-          <w:sz w:val="21"/>
-          <w:szCs w:val="21"/>
-        </w:rPr>
-        <w:t xml:space="preserve">        return 1</w:t>
-      </w:r>
-    </w:p>
-    <w:p>
-      <w:pPr>
-        <w:rPr>
-          <w:rFonts w:ascii="Arial" w:hAnsi="Arial" w:cs="Arial"/>
-          <w:color w:val="1F1F1F"/>
-          <w:sz w:val="21"/>
-          <w:szCs w:val="21"/>
-        </w:rPr>
-      </w:pPr>
-      <w:r>
-        <w:rPr>
-          <w:rFonts w:ascii="Arial" w:hAnsi="Arial" w:cs="Arial"/>
-          <w:color w:val="1F1F1F"/>
-          <w:sz w:val="21"/>
-          <w:szCs w:val="21"/>
-        </w:rPr>
-        <w:t xml:space="preserve">    if </w:t>
-      </w:r>
-      <w:r>
-        <w:rPr>
-          <w:rFonts w:ascii="Arial" w:hAnsi="Arial" w:cs="Arial"/>
-          <w:color w:val="1F1F1F"/>
-          <w:sz w:val="21"/>
-          <w:szCs w:val="21"/>
-        </w:rPr>
-        <w:t>I</w:t>
-      </w:r>
-      <w:r>
-        <w:rPr>
-          <w:rFonts w:ascii="Arial" w:hAnsi="Arial" w:cs="Arial"/>
-          <w:color w:val="1F1F1F"/>
-          <w:sz w:val="21"/>
-          <w:szCs w:val="21"/>
-        </w:rPr>
-        <w:t xml:space="preserve"> &gt;= n or j &gt;= m:</w:t>
-      </w:r>
-      <w:r>
-        <w:rPr>
-          <w:rFonts w:ascii="Arial" w:hAnsi="Arial" w:cs="Arial"/>
-          <w:color w:val="1F1F1F"/>
-          <w:sz w:val="21"/>
-          <w:szCs w:val="21"/>
-        </w:rPr>
-        <w:br/>
-      </w:r>
-      <w:r>
-        <w:rPr>
-          <w:rFonts w:ascii="Arial" w:hAnsi="Arial" w:cs="Arial"/>
-          <w:color w:val="1F1F1F"/>
-          <w:sz w:val="21"/>
-          <w:szCs w:val="21"/>
-        </w:rPr>
-        <w:t xml:space="preserve">        return 0</w:t>
-      </w:r>
-    </w:p>
-    <w:p>
-      <w:pPr>
-        <w:rPr>
-          <w:rFonts w:ascii="Arial" w:hAnsi="Arial" w:cs="Arial"/>
-          <w:color w:val="1F1F1F"/>
-          <w:sz w:val="21"/>
-          <w:szCs w:val="21"/>
-        </w:rPr>
-      </w:pPr>
-      <w:r>
-        <w:rPr>
-          <w:rFonts w:ascii="Arial" w:hAnsi="Arial" w:cs="Arial"/>
-          <w:color w:val="1F1F1F"/>
-          <w:sz w:val="21"/>
-          <w:szCs w:val="21"/>
-        </w:rPr>
         <w:t xml:space="preserve">    right = </w:t>
       </w:r>
       <w:proofErr w:type="spellStart"/>
@@ -6786,7 +6406,6 @@
           <w:sz w:val="21"/>
           <w:szCs w:val="21"/>
         </w:rPr>
-        <w:lastRenderedPageBreak/>
         <w:t>print(</w:t>
       </w:r>
       <w:proofErr w:type="gramEnd"/>
@@ -7441,6 +7060,7 @@
           <w:sz w:val="21"/>
           <w:szCs w:val="21"/>
         </w:rPr>
+        <w:lastRenderedPageBreak/>
         <w:t>else:</w:t>
       </w:r>
     </w:p>
@@ -7508,8 +7128,6 @@
         </w:rPr>
         <w:br/>
       </w:r>
-      <w:bookmarkStart w:id="0" w:name="_GoBack"/>
-      <w:bookmarkEnd w:id="0"/>
       <w:r>
         <w:rPr>
           <w:rFonts w:ascii="Arial" w:hAnsi="Arial" w:cs="Arial"/>
@@ -7778,7 +7396,6 @@
                 <w:sz w:val="24"/>
                 <w:szCs w:val="24"/>
               </w:rPr>
-              <w:lastRenderedPageBreak/>
               <w:t>i</w:t>
             </w:r>
             <w:proofErr w:type="spellEnd"/>
@@ -8791,6 +8408,7 @@
         <w:rPr>
           <w:b/>
         </w:rPr>
+        <w:lastRenderedPageBreak/>
         <w:t>target = 14</w:t>
       </w:r>
       <w:r>

--- a/Programming Language/Problem_Solving.docx
+++ b/Programming Language/Problem_Solving.docx
@@ -2961,15 +2961,1561 @@
       <w:r>
         <w:rPr>
           <w:rFonts w:ascii="Arial" w:hAnsi="Arial" w:cs="Arial"/>
+          <w:b/>
+          <w:color w:val="C00000"/>
+          <w:sz w:val="21"/>
+          <w:szCs w:val="21"/>
+          <w:highlight w:val="yellow"/>
+          <w:shd w:val="clear" w:color="auto" w:fill="FFFFFF"/>
+        </w:rPr>
+        <w:t>9. Write a program using a stack data structure to check if a string of mathematical parentheses is perfectly balanced.</w:t>
+      </w:r>
+    </w:p>
+    <w:p>
+      <w:pPr>
+        <w:rPr>
+          <w:rFonts w:ascii="Arial" w:hAnsi="Arial" w:cs="Arial"/>
+          <w:color w:val="1F1F1F"/>
+          <w:sz w:val="21"/>
+          <w:szCs w:val="21"/>
+        </w:rPr>
+      </w:pPr>
+      <w:proofErr w:type="spellStart"/>
+      <w:r>
+        <w:rPr>
+          <w:rFonts w:ascii="Arial" w:hAnsi="Arial" w:cs="Arial"/>
           <w:color w:val="1F1F1F"/>
           <w:sz w:val="21"/>
           <w:szCs w:val="21"/>
         </w:rPr>
         <w:lastRenderedPageBreak/>
+        <w:t>def</w:t>
+      </w:r>
+      <w:proofErr w:type="spellEnd"/>
+      <w:r>
+        <w:rPr>
+          <w:rFonts w:ascii="Arial" w:hAnsi="Arial" w:cs="Arial"/>
+          <w:color w:val="1F1F1F"/>
+          <w:sz w:val="21"/>
+          <w:szCs w:val="21"/>
+        </w:rPr>
+        <w:t xml:space="preserve"> </w:t>
+      </w:r>
+      <w:proofErr w:type="spellStart"/>
+      <w:r>
+        <w:rPr>
+          <w:rFonts w:ascii="Arial" w:hAnsi="Arial" w:cs="Arial"/>
+          <w:color w:val="1F1F1F"/>
+          <w:sz w:val="21"/>
+          <w:szCs w:val="21"/>
+        </w:rPr>
+        <w:t>is_valid</w:t>
+      </w:r>
+      <w:proofErr w:type="spellEnd"/>
+      <w:r>
+        <w:rPr>
+          <w:rFonts w:ascii="Arial" w:hAnsi="Arial" w:cs="Arial"/>
+          <w:color w:val="1F1F1F"/>
+          <w:sz w:val="21"/>
+          <w:szCs w:val="21"/>
+        </w:rPr>
+        <w:t>(s):</w:t>
+      </w:r>
+    </w:p>
+    <w:p>
+      <w:pPr>
+        <w:rPr>
+          <w:rFonts w:ascii="Arial" w:hAnsi="Arial" w:cs="Arial"/>
+          <w:color w:val="1F1F1F"/>
+          <w:sz w:val="21"/>
+          <w:szCs w:val="21"/>
+        </w:rPr>
+      </w:pPr>
+      <w:r>
+        <w:rPr>
+          <w:rFonts w:ascii="Arial" w:hAnsi="Arial" w:cs="Arial"/>
+          <w:color w:val="1F1F1F"/>
+          <w:sz w:val="21"/>
+          <w:szCs w:val="21"/>
+        </w:rPr>
+        <w:t xml:space="preserve">    stack = []</w:t>
+      </w:r>
+    </w:p>
+    <w:p>
+      <w:pPr>
+        <w:rPr>
+          <w:rFonts w:ascii="Arial" w:hAnsi="Arial" w:cs="Arial"/>
+          <w:color w:val="1F1F1F"/>
+          <w:sz w:val="21"/>
+          <w:szCs w:val="21"/>
+        </w:rPr>
+      </w:pPr>
+      <w:r>
+        <w:rPr>
+          <w:rFonts w:ascii="Arial" w:hAnsi="Arial" w:cs="Arial"/>
+          <w:color w:val="1F1F1F"/>
+          <w:sz w:val="21"/>
+          <w:szCs w:val="21"/>
+        </w:rPr>
+        <w:t xml:space="preserve">    pairs =</w:t>
+      </w:r>
+      <w:r>
+        <w:rPr>
+          <w:rFonts w:ascii="Arial" w:hAnsi="Arial" w:cs="Arial"/>
+          <w:color w:val="1F1F1F"/>
+          <w:sz w:val="21"/>
+          <w:szCs w:val="21"/>
+        </w:rPr>
+        <w:t xml:space="preserve"> {')': '(', '}': '{', ']': '['}</w:t>
+      </w:r>
+    </w:p>
+    <w:p>
+      <w:pPr>
+        <w:rPr>
+          <w:rFonts w:ascii="Arial" w:hAnsi="Arial" w:cs="Arial"/>
+          <w:color w:val="1F1F1F"/>
+          <w:sz w:val="21"/>
+          <w:szCs w:val="21"/>
+        </w:rPr>
+      </w:pPr>
+      <w:r>
+        <w:rPr>
+          <w:rFonts w:ascii="Arial" w:hAnsi="Arial" w:cs="Arial"/>
+          <w:color w:val="1F1F1F"/>
+          <w:sz w:val="21"/>
+          <w:szCs w:val="21"/>
+        </w:rPr>
+        <w:t xml:space="preserve">    for char in s:</w:t>
+      </w:r>
+    </w:p>
+    <w:p>
+      <w:pPr>
+        <w:rPr>
+          <w:rFonts w:ascii="Arial" w:hAnsi="Arial" w:cs="Arial"/>
+          <w:color w:val="1F1F1F"/>
+          <w:sz w:val="21"/>
+          <w:szCs w:val="21"/>
+        </w:rPr>
+      </w:pPr>
+      <w:r>
+        <w:rPr>
+          <w:rFonts w:ascii="Arial" w:hAnsi="Arial" w:cs="Arial"/>
+          <w:color w:val="1F1F1F"/>
+          <w:sz w:val="21"/>
+          <w:szCs w:val="21"/>
+        </w:rPr>
+        <w:t xml:space="preserve">        if char in </w:t>
+      </w:r>
+      <w:proofErr w:type="spellStart"/>
+      <w:proofErr w:type="gramStart"/>
+      <w:r>
+        <w:rPr>
+          <w:rFonts w:ascii="Arial" w:hAnsi="Arial" w:cs="Arial"/>
+          <w:color w:val="1F1F1F"/>
+          <w:sz w:val="21"/>
+          <w:szCs w:val="21"/>
+        </w:rPr>
+        <w:t>pairs.values</w:t>
+      </w:r>
+      <w:proofErr w:type="spellEnd"/>
+      <w:proofErr w:type="gramEnd"/>
+      <w:r>
+        <w:rPr>
+          <w:rFonts w:ascii="Arial" w:hAnsi="Arial" w:cs="Arial"/>
+          <w:color w:val="1F1F1F"/>
+          <w:sz w:val="21"/>
+          <w:szCs w:val="21"/>
+        </w:rPr>
+        <w:t>():</w:t>
+      </w:r>
+    </w:p>
+    <w:p>
+      <w:pPr>
+        <w:rPr>
+          <w:rFonts w:ascii="Arial" w:hAnsi="Arial" w:cs="Arial"/>
+          <w:color w:val="1F1F1F"/>
+          <w:sz w:val="21"/>
+          <w:szCs w:val="21"/>
+        </w:rPr>
+      </w:pPr>
+      <w:r>
+        <w:rPr>
+          <w:rFonts w:ascii="Arial" w:hAnsi="Arial" w:cs="Arial"/>
+          <w:color w:val="1F1F1F"/>
+          <w:sz w:val="21"/>
+          <w:szCs w:val="21"/>
+        </w:rPr>
+        <w:t xml:space="preserve">            </w:t>
+      </w:r>
+      <w:proofErr w:type="spellStart"/>
+      <w:proofErr w:type="gramStart"/>
+      <w:r>
+        <w:rPr>
+          <w:rFonts w:ascii="Arial" w:hAnsi="Arial" w:cs="Arial"/>
+          <w:color w:val="1F1F1F"/>
+          <w:sz w:val="21"/>
+          <w:szCs w:val="21"/>
+        </w:rPr>
+        <w:t>stack.append</w:t>
+      </w:r>
+      <w:proofErr w:type="spellEnd"/>
+      <w:proofErr w:type="gramEnd"/>
+      <w:r>
+        <w:rPr>
+          <w:rFonts w:ascii="Arial" w:hAnsi="Arial" w:cs="Arial"/>
+          <w:color w:val="1F1F1F"/>
+          <w:sz w:val="21"/>
+          <w:szCs w:val="21"/>
+        </w:rPr>
+        <w:t>(char)</w:t>
+      </w:r>
+    </w:p>
+    <w:p>
+      <w:pPr>
+        <w:rPr>
+          <w:rFonts w:ascii="Arial" w:hAnsi="Arial" w:cs="Arial"/>
+          <w:color w:val="1F1F1F"/>
+          <w:sz w:val="21"/>
+          <w:szCs w:val="21"/>
+        </w:rPr>
+      </w:pPr>
+      <w:r>
+        <w:rPr>
+          <w:rFonts w:ascii="Arial" w:hAnsi="Arial" w:cs="Arial"/>
+          <w:color w:val="1F1F1F"/>
+          <w:sz w:val="21"/>
+          <w:szCs w:val="21"/>
+        </w:rPr>
+        <w:t xml:space="preserve">        </w:t>
+      </w:r>
+      <w:proofErr w:type="spellStart"/>
+      <w:r>
+        <w:rPr>
+          <w:rFonts w:ascii="Arial" w:hAnsi="Arial" w:cs="Arial"/>
+          <w:color w:val="1F1F1F"/>
+          <w:sz w:val="21"/>
+          <w:szCs w:val="21"/>
+        </w:rPr>
+        <w:t>elif</w:t>
+      </w:r>
+      <w:proofErr w:type="spellEnd"/>
+      <w:r>
+        <w:rPr>
+          <w:rFonts w:ascii="Arial" w:hAnsi="Arial" w:cs="Arial"/>
+          <w:color w:val="1F1F1F"/>
+          <w:sz w:val="21"/>
+          <w:szCs w:val="21"/>
+        </w:rPr>
+        <w:t xml:space="preserve"> char in </w:t>
+      </w:r>
+      <w:proofErr w:type="spellStart"/>
+      <w:proofErr w:type="gramStart"/>
+      <w:r>
+        <w:rPr>
+          <w:rFonts w:ascii="Arial" w:hAnsi="Arial" w:cs="Arial"/>
+          <w:color w:val="1F1F1F"/>
+          <w:sz w:val="21"/>
+          <w:szCs w:val="21"/>
+        </w:rPr>
+        <w:t>pairs.keys</w:t>
+      </w:r>
+      <w:proofErr w:type="spellEnd"/>
+      <w:proofErr w:type="gramEnd"/>
+      <w:r>
+        <w:rPr>
+          <w:rFonts w:ascii="Arial" w:hAnsi="Arial" w:cs="Arial"/>
+          <w:color w:val="1F1F1F"/>
+          <w:sz w:val="21"/>
+          <w:szCs w:val="21"/>
+        </w:rPr>
+        <w:t>():</w:t>
+      </w:r>
+    </w:p>
+    <w:p>
+      <w:pPr>
+        <w:rPr>
+          <w:rFonts w:ascii="Arial" w:hAnsi="Arial" w:cs="Arial"/>
+          <w:color w:val="1F1F1F"/>
+          <w:sz w:val="21"/>
+          <w:szCs w:val="21"/>
+        </w:rPr>
+      </w:pPr>
+      <w:r>
+        <w:rPr>
+          <w:rFonts w:ascii="Arial" w:hAnsi="Arial" w:cs="Arial"/>
+          <w:color w:val="1F1F1F"/>
+          <w:sz w:val="21"/>
+          <w:szCs w:val="21"/>
+        </w:rPr>
+        <w:t xml:space="preserve">            if not stack or </w:t>
+      </w:r>
+      <w:proofErr w:type="spellStart"/>
+      <w:proofErr w:type="gramStart"/>
+      <w:r>
+        <w:rPr>
+          <w:rFonts w:ascii="Arial" w:hAnsi="Arial" w:cs="Arial"/>
+          <w:color w:val="1F1F1F"/>
+          <w:sz w:val="21"/>
+          <w:szCs w:val="21"/>
+        </w:rPr>
+        <w:t>stack.pop</w:t>
+      </w:r>
+      <w:proofErr w:type="spellEnd"/>
+      <w:r>
+        <w:rPr>
+          <w:rFonts w:ascii="Arial" w:hAnsi="Arial" w:cs="Arial"/>
+          <w:color w:val="1F1F1F"/>
+          <w:sz w:val="21"/>
+          <w:szCs w:val="21"/>
+        </w:rPr>
+        <w:t>(</w:t>
+      </w:r>
+      <w:proofErr w:type="gramEnd"/>
+      <w:r>
+        <w:rPr>
+          <w:rFonts w:ascii="Arial" w:hAnsi="Arial" w:cs="Arial"/>
+          <w:color w:val="1F1F1F"/>
+          <w:sz w:val="21"/>
+          <w:szCs w:val="21"/>
+        </w:rPr>
+        <w:t>) != pairs[char]:</w:t>
+      </w:r>
+    </w:p>
+    <w:p>
+      <w:pPr>
+        <w:rPr>
+          <w:rFonts w:ascii="Arial" w:hAnsi="Arial" w:cs="Arial"/>
+          <w:color w:val="1F1F1F"/>
+          <w:sz w:val="21"/>
+          <w:szCs w:val="21"/>
+        </w:rPr>
+      </w:pPr>
+      <w:r>
+        <w:rPr>
+          <w:rFonts w:ascii="Arial" w:hAnsi="Arial" w:cs="Arial"/>
+          <w:color w:val="1F1F1F"/>
+          <w:sz w:val="21"/>
+          <w:szCs w:val="21"/>
+        </w:rPr>
+        <w:t xml:space="preserve">                return False</w:t>
+      </w:r>
+    </w:p>
+    <w:p>
+      <w:pPr>
+        <w:rPr>
+          <w:rFonts w:ascii="Arial" w:hAnsi="Arial" w:cs="Arial"/>
+          <w:color w:val="1F1F1F"/>
+          <w:sz w:val="21"/>
+          <w:szCs w:val="21"/>
+        </w:rPr>
+      </w:pPr>
+      <w:r>
+        <w:rPr>
+          <w:rFonts w:ascii="Arial" w:hAnsi="Arial" w:cs="Arial"/>
+          <w:color w:val="1F1F1F"/>
+          <w:sz w:val="21"/>
+          <w:szCs w:val="21"/>
+        </w:rPr>
+        <w:t xml:space="preserve">    return </w:t>
+      </w:r>
+      <w:proofErr w:type="spellStart"/>
+      <w:r>
+        <w:rPr>
+          <w:rFonts w:ascii="Arial" w:hAnsi="Arial" w:cs="Arial"/>
+          <w:color w:val="1F1F1F"/>
+          <w:sz w:val="21"/>
+          <w:szCs w:val="21"/>
+        </w:rPr>
+        <w:t>len</w:t>
+      </w:r>
+      <w:proofErr w:type="spellEnd"/>
+      <w:r>
+        <w:rPr>
+          <w:rFonts w:ascii="Arial" w:hAnsi="Arial" w:cs="Arial"/>
+          <w:color w:val="1F1F1F"/>
+          <w:sz w:val="21"/>
+          <w:szCs w:val="21"/>
+        </w:rPr>
+        <w:t>(stack) == 0</w:t>
+      </w:r>
+    </w:p>
+    <w:p>
+      <w:pPr>
+        <w:rPr>
+          <w:rFonts w:ascii="Arial" w:hAnsi="Arial" w:cs="Arial"/>
+          <w:color w:val="1F1F1F"/>
+          <w:sz w:val="21"/>
+          <w:szCs w:val="21"/>
+        </w:rPr>
+      </w:pPr>
+    </w:p>
+    <w:p>
+      <w:pPr>
+        <w:rPr>
+          <w:rFonts w:ascii="Arial" w:hAnsi="Arial" w:cs="Arial"/>
+          <w:color w:val="1F1F1F"/>
+          <w:sz w:val="21"/>
+          <w:szCs w:val="21"/>
+        </w:rPr>
+      </w:pPr>
+      <w:r>
+        <w:rPr>
+          <w:rFonts w:ascii="Arial" w:hAnsi="Arial" w:cs="Arial"/>
+          <w:color w:val="1F1F1F"/>
+          <w:sz w:val="21"/>
+          <w:szCs w:val="21"/>
+        </w:rPr>
+        <w:t xml:space="preserve"># </w:t>
+      </w:r>
+      <w:r>
+        <w:rPr>
+          <w:rFonts w:ascii="Segoe UI Symbol" w:hAnsi="Segoe UI Symbol" w:cs="Segoe UI Symbol"/>
+          <w:color w:val="1F1F1F"/>
+          <w:sz w:val="21"/>
+          <w:szCs w:val="21"/>
+        </w:rPr>
+        <w:t>🔹</w:t>
+      </w:r>
+      <w:r>
+        <w:rPr>
+          <w:rFonts w:ascii="Arial" w:hAnsi="Arial" w:cs="Arial"/>
+          <w:color w:val="1F1F1F"/>
+          <w:sz w:val="21"/>
+          <w:szCs w:val="21"/>
+        </w:rPr>
+        <w:t xml:space="preserve"> Test the function</w:t>
+      </w:r>
+    </w:p>
+    <w:p>
+      <w:pPr>
+        <w:rPr>
+          <w:rFonts w:ascii="Arial" w:hAnsi="Arial" w:cs="Arial"/>
+          <w:color w:val="1F1F1F"/>
+          <w:sz w:val="21"/>
+          <w:szCs w:val="21"/>
+        </w:rPr>
+      </w:pPr>
+      <w:r>
+        <w:rPr>
+          <w:rFonts w:ascii="Arial" w:hAnsi="Arial" w:cs="Arial"/>
+          <w:color w:val="1F1F1F"/>
+          <w:sz w:val="21"/>
+          <w:szCs w:val="21"/>
+        </w:rPr>
+        <w:t xml:space="preserve">s = </w:t>
+      </w:r>
+      <w:proofErr w:type="gramStart"/>
+      <w:r>
+        <w:rPr>
+          <w:rFonts w:ascii="Arial" w:hAnsi="Arial" w:cs="Arial"/>
+          <w:color w:val="1F1F1F"/>
+          <w:sz w:val="21"/>
+          <w:szCs w:val="21"/>
+        </w:rPr>
+        <w:t>i</w:t>
+      </w:r>
+      <w:r>
+        <w:rPr>
+          <w:rFonts w:ascii="Arial" w:hAnsi="Arial" w:cs="Arial"/>
+          <w:color w:val="1F1F1F"/>
+          <w:sz w:val="21"/>
+          <w:szCs w:val="21"/>
+        </w:rPr>
+        <w:t>nput(</w:t>
+      </w:r>
+      <w:proofErr w:type="gramEnd"/>
+      <w:r>
+        <w:rPr>
+          <w:rFonts w:ascii="Arial" w:hAnsi="Arial" w:cs="Arial"/>
+          <w:color w:val="1F1F1F"/>
+          <w:sz w:val="21"/>
+          <w:szCs w:val="21"/>
+        </w:rPr>
+        <w:t>"Enter brackets string: ")</w:t>
+      </w:r>
+    </w:p>
+    <w:p>
+      <w:pPr>
+        <w:rPr>
+          <w:rFonts w:ascii="Arial" w:hAnsi="Arial" w:cs="Arial"/>
+          <w:color w:val="1F1F1F"/>
+          <w:sz w:val="21"/>
+          <w:szCs w:val="21"/>
+        </w:rPr>
+      </w:pPr>
+      <w:r>
+        <w:rPr>
+          <w:rFonts w:ascii="Arial" w:hAnsi="Arial" w:cs="Arial"/>
+          <w:color w:val="1F1F1F"/>
+          <w:sz w:val="21"/>
+          <w:szCs w:val="21"/>
+        </w:rPr>
+        <w:t xml:space="preserve">if </w:t>
+      </w:r>
+      <w:proofErr w:type="spellStart"/>
+      <w:r>
+        <w:rPr>
+          <w:rFonts w:ascii="Arial" w:hAnsi="Arial" w:cs="Arial"/>
+          <w:color w:val="1F1F1F"/>
+          <w:sz w:val="21"/>
+          <w:szCs w:val="21"/>
+        </w:rPr>
+        <w:t>is_valid</w:t>
+      </w:r>
+      <w:proofErr w:type="spellEnd"/>
+      <w:r>
+        <w:rPr>
+          <w:rFonts w:ascii="Arial" w:hAnsi="Arial" w:cs="Arial"/>
+          <w:color w:val="1F1F1F"/>
+          <w:sz w:val="21"/>
+          <w:szCs w:val="21"/>
+        </w:rPr>
+        <w:t>(s):</w:t>
+      </w:r>
+    </w:p>
+    <w:p>
+      <w:pPr>
+        <w:rPr>
+          <w:rFonts w:ascii="Arial" w:hAnsi="Arial" w:cs="Arial"/>
+          <w:color w:val="1F1F1F"/>
+          <w:sz w:val="21"/>
+          <w:szCs w:val="21"/>
+        </w:rPr>
+      </w:pPr>
+      <w:r>
+        <w:rPr>
+          <w:rFonts w:ascii="Arial" w:hAnsi="Arial" w:cs="Arial"/>
+          <w:color w:val="1F1F1F"/>
+          <w:sz w:val="21"/>
+          <w:szCs w:val="21"/>
+        </w:rPr>
+        <w:t xml:space="preserve">    </w:t>
+      </w:r>
+      <w:proofErr w:type="gramStart"/>
+      <w:r>
+        <w:rPr>
+          <w:rFonts w:ascii="Arial" w:hAnsi="Arial" w:cs="Arial"/>
+          <w:color w:val="1F1F1F"/>
+          <w:sz w:val="21"/>
+          <w:szCs w:val="21"/>
+        </w:rPr>
+        <w:t>print(</w:t>
+      </w:r>
+      <w:proofErr w:type="gramEnd"/>
+      <w:r>
+        <w:rPr>
+          <w:rFonts w:ascii="Arial" w:hAnsi="Arial" w:cs="Arial"/>
+          <w:color w:val="1F1F1F"/>
+          <w:sz w:val="21"/>
+          <w:szCs w:val="21"/>
+        </w:rPr>
+        <w:t>"Valid Parentheses")</w:t>
+      </w:r>
+    </w:p>
+    <w:p>
+      <w:pPr>
+        <w:rPr>
+          <w:rFonts w:ascii="Arial" w:hAnsi="Arial" w:cs="Arial"/>
+          <w:color w:val="1F1F1F"/>
+          <w:sz w:val="21"/>
+          <w:szCs w:val="21"/>
+        </w:rPr>
+      </w:pPr>
+      <w:r>
+        <w:rPr>
+          <w:rFonts w:ascii="Arial" w:hAnsi="Arial" w:cs="Arial"/>
+          <w:color w:val="1F1F1F"/>
+          <w:sz w:val="21"/>
+          <w:szCs w:val="21"/>
+        </w:rPr>
+        <w:t>else:</w:t>
+      </w:r>
+    </w:p>
+    <w:p>
+      <w:pPr>
+        <w:rPr>
+          <w:rFonts w:ascii="Arial" w:hAnsi="Arial" w:cs="Arial"/>
+          <w:color w:val="1F1F1F"/>
+          <w:sz w:val="21"/>
+          <w:szCs w:val="21"/>
+        </w:rPr>
+      </w:pPr>
+      <w:r>
+        <w:rPr>
+          <w:rFonts w:ascii="Arial" w:hAnsi="Arial" w:cs="Arial"/>
+          <w:color w:val="1F1F1F"/>
+          <w:sz w:val="21"/>
+          <w:szCs w:val="21"/>
+        </w:rPr>
+        <w:t xml:space="preserve">    print("Invalid Parentheses")</w:t>
+      </w:r>
+      <w:r>
+        <w:rPr>
+          <w:rFonts w:ascii="Arial" w:hAnsi="Arial" w:cs="Arial"/>
+          <w:color w:val="1F1F1F"/>
+          <w:sz w:val="21"/>
+          <w:szCs w:val="21"/>
+        </w:rPr>
         <w:br/>
+      </w:r>
+    </w:p>
+    <w:p>
+      <w:pPr>
+        <w:rPr>
+          <w:rFonts w:ascii="Arial" w:hAnsi="Arial" w:cs="Arial"/>
+          <w:b/>
+          <w:color w:val="C00000"/>
+          <w:sz w:val="21"/>
+          <w:szCs w:val="21"/>
+          <w:shd w:val="clear" w:color="auto" w:fill="FFFFFF"/>
+        </w:rPr>
+      </w:pPr>
+      <w:r>
+        <w:rPr>
+          <w:rFonts w:ascii="Arial" w:hAnsi="Arial" w:cs="Arial"/>
+          <w:b/>
+          <w:color w:val="C00000"/>
+          <w:sz w:val="21"/>
+          <w:szCs w:val="21"/>
+          <w:highlight w:val="yellow"/>
+          <w:shd w:val="clear" w:color="auto" w:fill="FFFFFF"/>
+        </w:rPr>
+        <w:t xml:space="preserve">10. Write a program that simulates memory allocation by finding contiguous available blocks in a </w:t>
+      </w:r>
+      <w:proofErr w:type="spellStart"/>
+      <w:r>
+        <w:rPr>
+          <w:rFonts w:ascii="Arial" w:hAnsi="Arial" w:cs="Arial"/>
+          <w:b/>
+          <w:color w:val="C00000"/>
+          <w:sz w:val="21"/>
+          <w:szCs w:val="21"/>
+          <w:highlight w:val="yellow"/>
+          <w:shd w:val="clear" w:color="auto" w:fill="FFFFFF"/>
+        </w:rPr>
+        <w:t>b</w:t>
+      </w:r>
+      <w:r>
+        <w:rPr>
+          <w:rFonts w:ascii="Arial" w:hAnsi="Arial" w:cs="Arial"/>
+          <w:b/>
+          <w:color w:val="C00000"/>
+          <w:sz w:val="21"/>
+          <w:szCs w:val="21"/>
+          <w:highlight w:val="yellow"/>
+          <w:shd w:val="clear" w:color="auto" w:fill="FFFFFF"/>
+        </w:rPr>
+        <w:t>oolean</w:t>
+      </w:r>
+      <w:proofErr w:type="spellEnd"/>
+      <w:r>
+        <w:rPr>
+          <w:rFonts w:ascii="Arial" w:hAnsi="Arial" w:cs="Arial"/>
+          <w:b/>
+          <w:color w:val="C00000"/>
+          <w:sz w:val="21"/>
+          <w:szCs w:val="21"/>
+          <w:highlight w:val="yellow"/>
+          <w:shd w:val="clear" w:color="auto" w:fill="FFFFFF"/>
+        </w:rPr>
+        <w:t xml:space="preserve"> array and marking them as used.</w:t>
+      </w:r>
+    </w:p>
+    <w:p>
+      <w:pPr>
+        <w:rPr>
+          <w:rFonts w:ascii="Arial" w:hAnsi="Arial" w:cs="Arial"/>
+          <w:color w:val="1F1F1F"/>
+          <w:sz w:val="21"/>
+          <w:szCs w:val="21"/>
+          <w:shd w:val="clear" w:color="auto" w:fill="FFFFFF"/>
+        </w:rPr>
+      </w:pPr>
+      <w:proofErr w:type="spellStart"/>
+      <w:r>
+        <w:rPr>
+          <w:rFonts w:ascii="Arial" w:hAnsi="Arial" w:cs="Arial"/>
+          <w:color w:val="1F1F1F"/>
+          <w:sz w:val="21"/>
+          <w:szCs w:val="21"/>
+          <w:shd w:val="clear" w:color="auto" w:fill="FFFFFF"/>
+        </w:rPr>
+        <w:t>def</w:t>
+      </w:r>
+      <w:proofErr w:type="spellEnd"/>
+      <w:r>
+        <w:rPr>
+          <w:rFonts w:ascii="Arial" w:hAnsi="Arial" w:cs="Arial"/>
+          <w:color w:val="1F1F1F"/>
+          <w:sz w:val="21"/>
+          <w:szCs w:val="21"/>
+          <w:shd w:val="clear" w:color="auto" w:fill="FFFFFF"/>
+        </w:rPr>
+        <w:t xml:space="preserve"> </w:t>
+      </w:r>
+      <w:proofErr w:type="spellStart"/>
+      <w:r>
+        <w:rPr>
+          <w:rFonts w:ascii="Arial" w:hAnsi="Arial" w:cs="Arial"/>
+          <w:color w:val="1F1F1F"/>
+          <w:sz w:val="21"/>
+          <w:szCs w:val="21"/>
+          <w:shd w:val="clear" w:color="auto" w:fill="FFFFFF"/>
+        </w:rPr>
+        <w:t>allocate_</w:t>
+      </w:r>
+      <w:proofErr w:type="gramStart"/>
+      <w:r>
+        <w:rPr>
+          <w:rFonts w:ascii="Arial" w:hAnsi="Arial" w:cs="Arial"/>
+          <w:color w:val="1F1F1F"/>
+          <w:sz w:val="21"/>
+          <w:szCs w:val="21"/>
+          <w:shd w:val="clear" w:color="auto" w:fill="FFFFFF"/>
+        </w:rPr>
+        <w:t>memory</w:t>
+      </w:r>
+      <w:proofErr w:type="spellEnd"/>
+      <w:r>
+        <w:rPr>
+          <w:rFonts w:ascii="Arial" w:hAnsi="Arial" w:cs="Arial"/>
+          <w:color w:val="1F1F1F"/>
+          <w:sz w:val="21"/>
+          <w:szCs w:val="21"/>
+          <w:shd w:val="clear" w:color="auto" w:fill="FFFFFF"/>
+        </w:rPr>
+        <w:t>(</w:t>
+      </w:r>
+      <w:proofErr w:type="gramEnd"/>
+      <w:r>
+        <w:rPr>
+          <w:rFonts w:ascii="Arial" w:hAnsi="Arial" w:cs="Arial"/>
+          <w:color w:val="1F1F1F"/>
+          <w:sz w:val="21"/>
+          <w:szCs w:val="21"/>
+          <w:shd w:val="clear" w:color="auto" w:fill="FFFFFF"/>
+        </w:rPr>
+        <w:t>memory, size):</w:t>
+      </w:r>
+    </w:p>
+    <w:p>
+      <w:pPr>
+        <w:rPr>
+          <w:rFonts w:ascii="Arial" w:hAnsi="Arial" w:cs="Arial"/>
+          <w:color w:val="1F1F1F"/>
+          <w:sz w:val="21"/>
+          <w:szCs w:val="21"/>
+          <w:shd w:val="clear" w:color="auto" w:fill="FFFFFF"/>
+        </w:rPr>
+      </w:pPr>
+      <w:r>
+        <w:rPr>
+          <w:rFonts w:ascii="Arial" w:hAnsi="Arial" w:cs="Arial"/>
+          <w:color w:val="1F1F1F"/>
+          <w:sz w:val="21"/>
+          <w:szCs w:val="21"/>
+          <w:shd w:val="clear" w:color="auto" w:fill="FFFFFF"/>
+        </w:rPr>
+        <w:t xml:space="preserve">    n = </w:t>
+      </w:r>
+      <w:proofErr w:type="spellStart"/>
+      <w:r>
+        <w:rPr>
+          <w:rFonts w:ascii="Arial" w:hAnsi="Arial" w:cs="Arial"/>
+          <w:color w:val="1F1F1F"/>
+          <w:sz w:val="21"/>
+          <w:szCs w:val="21"/>
+          <w:shd w:val="clear" w:color="auto" w:fill="FFFFFF"/>
+        </w:rPr>
+        <w:t>len</w:t>
+      </w:r>
+      <w:proofErr w:type="spellEnd"/>
+      <w:r>
+        <w:rPr>
+          <w:rFonts w:ascii="Arial" w:hAnsi="Arial" w:cs="Arial"/>
+          <w:color w:val="1F1F1F"/>
+          <w:sz w:val="21"/>
+          <w:szCs w:val="21"/>
+          <w:shd w:val="clear" w:color="auto" w:fill="FFFFFF"/>
+        </w:rPr>
+        <w:t>(memory)</w:t>
+      </w:r>
+    </w:p>
+    <w:p>
+      <w:pPr>
+        <w:rPr>
+          <w:rFonts w:ascii="Arial" w:hAnsi="Arial" w:cs="Arial"/>
+          <w:color w:val="1F1F1F"/>
+          <w:sz w:val="21"/>
+          <w:szCs w:val="21"/>
+          <w:shd w:val="clear" w:color="auto" w:fill="FFFFFF"/>
+        </w:rPr>
+      </w:pPr>
+      <w:r>
+        <w:rPr>
+          <w:rFonts w:ascii="Arial" w:hAnsi="Arial" w:cs="Arial"/>
+          <w:color w:val="1F1F1F"/>
+          <w:sz w:val="21"/>
+          <w:szCs w:val="21"/>
+          <w:shd w:val="clear" w:color="auto" w:fill="FFFFFF"/>
+        </w:rPr>
+        <w:t xml:space="preserve">    for </w:t>
+      </w:r>
+      <w:proofErr w:type="spellStart"/>
+      <w:r>
+        <w:rPr>
+          <w:rFonts w:ascii="Arial" w:hAnsi="Arial" w:cs="Arial"/>
+          <w:color w:val="1F1F1F"/>
+          <w:sz w:val="21"/>
+          <w:szCs w:val="21"/>
+          <w:shd w:val="clear" w:color="auto" w:fill="FFFFFF"/>
+        </w:rPr>
+        <w:t>i</w:t>
+      </w:r>
+      <w:proofErr w:type="spellEnd"/>
+      <w:r>
+        <w:rPr>
+          <w:rFonts w:ascii="Arial" w:hAnsi="Arial" w:cs="Arial"/>
+          <w:color w:val="1F1F1F"/>
+          <w:sz w:val="21"/>
+          <w:szCs w:val="21"/>
+          <w:shd w:val="clear" w:color="auto" w:fill="FFFFFF"/>
+        </w:rPr>
+        <w:t xml:space="preserve"> in </w:t>
+      </w:r>
+      <w:proofErr w:type="gramStart"/>
+      <w:r>
+        <w:rPr>
+          <w:rFonts w:ascii="Arial" w:hAnsi="Arial" w:cs="Arial"/>
+          <w:color w:val="1F1F1F"/>
+          <w:sz w:val="21"/>
+          <w:szCs w:val="21"/>
+          <w:shd w:val="clear" w:color="auto" w:fill="FFFFFF"/>
+        </w:rPr>
+        <w:t>range(</w:t>
+      </w:r>
+      <w:proofErr w:type="gramEnd"/>
+      <w:r>
+        <w:rPr>
+          <w:rFonts w:ascii="Arial" w:hAnsi="Arial" w:cs="Arial"/>
+          <w:color w:val="1F1F1F"/>
+          <w:sz w:val="21"/>
+          <w:szCs w:val="21"/>
+          <w:shd w:val="clear" w:color="auto" w:fill="FFFFFF"/>
+        </w:rPr>
+        <w:t>n - size + 1):</w:t>
+      </w:r>
+    </w:p>
+    <w:p>
+      <w:pPr>
+        <w:rPr>
+          <w:rFonts w:ascii="Arial" w:hAnsi="Arial" w:cs="Arial"/>
+          <w:color w:val="1F1F1F"/>
+          <w:sz w:val="21"/>
+          <w:szCs w:val="21"/>
+          <w:shd w:val="clear" w:color="auto" w:fill="FFFFFF"/>
+        </w:rPr>
+      </w:pPr>
+      <w:r>
+        <w:rPr>
+          <w:rFonts w:ascii="Arial" w:hAnsi="Arial" w:cs="Arial"/>
+          <w:color w:val="1F1F1F"/>
+          <w:sz w:val="21"/>
+          <w:szCs w:val="21"/>
+          <w:shd w:val="clear" w:color="auto" w:fill="FFFFFF"/>
+        </w:rPr>
+        <w:t xml:space="preserve">        </w:t>
+      </w:r>
+      <w:proofErr w:type="spellStart"/>
+      <w:r>
+        <w:rPr>
+          <w:rFonts w:ascii="Arial" w:hAnsi="Arial" w:cs="Arial"/>
+          <w:color w:val="1F1F1F"/>
+          <w:sz w:val="21"/>
+          <w:szCs w:val="21"/>
+          <w:shd w:val="clear" w:color="auto" w:fill="FFFFFF"/>
+        </w:rPr>
+        <w:t>can_allocate</w:t>
+      </w:r>
+      <w:proofErr w:type="spellEnd"/>
+      <w:r>
+        <w:rPr>
+          <w:rFonts w:ascii="Arial" w:hAnsi="Arial" w:cs="Arial"/>
+          <w:color w:val="1F1F1F"/>
+          <w:sz w:val="21"/>
+          <w:szCs w:val="21"/>
+          <w:shd w:val="clear" w:color="auto" w:fill="FFFFFF"/>
+        </w:rPr>
+        <w:t xml:space="preserve"> = True</w:t>
+      </w:r>
+    </w:p>
+    <w:p>
+      <w:pPr>
+        <w:rPr>
+          <w:rFonts w:ascii="Arial" w:hAnsi="Arial" w:cs="Arial"/>
+          <w:color w:val="1F1F1F"/>
+          <w:sz w:val="21"/>
+          <w:szCs w:val="21"/>
+          <w:shd w:val="clear" w:color="auto" w:fill="FFFFFF"/>
+        </w:rPr>
+      </w:pPr>
+      <w:r>
+        <w:rPr>
+          <w:rFonts w:ascii="Arial" w:hAnsi="Arial" w:cs="Arial"/>
+          <w:color w:val="1F1F1F"/>
+          <w:sz w:val="21"/>
+          <w:szCs w:val="21"/>
+          <w:shd w:val="clear" w:color="auto" w:fill="FFFFFF"/>
+        </w:rPr>
+        <w:t xml:space="preserve">        # check continuous block</w:t>
+      </w:r>
+    </w:p>
+    <w:p>
+      <w:pPr>
+        <w:rPr>
+          <w:rFonts w:ascii="Arial" w:hAnsi="Arial" w:cs="Arial"/>
+          <w:color w:val="1F1F1F"/>
+          <w:sz w:val="21"/>
+          <w:szCs w:val="21"/>
+          <w:shd w:val="clear" w:color="auto" w:fill="FFFFFF"/>
+        </w:rPr>
+      </w:pPr>
+      <w:r>
+        <w:rPr>
+          <w:rFonts w:ascii="Arial" w:hAnsi="Arial" w:cs="Arial"/>
+          <w:color w:val="1F1F1F"/>
+          <w:sz w:val="21"/>
+          <w:szCs w:val="21"/>
+          <w:shd w:val="clear" w:color="auto" w:fill="FFFFFF"/>
+        </w:rPr>
+        <w:t xml:space="preserve">        for j in </w:t>
+      </w:r>
+      <w:proofErr w:type="gramStart"/>
+      <w:r>
+        <w:rPr>
+          <w:rFonts w:ascii="Arial" w:hAnsi="Arial" w:cs="Arial"/>
+          <w:color w:val="1F1F1F"/>
+          <w:sz w:val="21"/>
+          <w:szCs w:val="21"/>
+          <w:shd w:val="clear" w:color="auto" w:fill="FFFFFF"/>
+        </w:rPr>
+        <w:t>range(</w:t>
+      </w:r>
+      <w:proofErr w:type="spellStart"/>
+      <w:proofErr w:type="gramEnd"/>
+      <w:r>
+        <w:rPr>
+          <w:rFonts w:ascii="Arial" w:hAnsi="Arial" w:cs="Arial"/>
+          <w:color w:val="1F1F1F"/>
+          <w:sz w:val="21"/>
+          <w:szCs w:val="21"/>
+          <w:shd w:val="clear" w:color="auto" w:fill="FFFFFF"/>
+        </w:rPr>
+        <w:t>i</w:t>
+      </w:r>
+      <w:proofErr w:type="spellEnd"/>
+      <w:r>
+        <w:rPr>
+          <w:rFonts w:ascii="Arial" w:hAnsi="Arial" w:cs="Arial"/>
+          <w:color w:val="1F1F1F"/>
+          <w:sz w:val="21"/>
+          <w:szCs w:val="21"/>
+          <w:shd w:val="clear" w:color="auto" w:fill="FFFFFF"/>
+        </w:rPr>
+        <w:t xml:space="preserve">, </w:t>
+      </w:r>
+      <w:proofErr w:type="spellStart"/>
+      <w:r>
+        <w:rPr>
+          <w:rFonts w:ascii="Arial" w:hAnsi="Arial" w:cs="Arial"/>
+          <w:color w:val="1F1F1F"/>
+          <w:sz w:val="21"/>
+          <w:szCs w:val="21"/>
+          <w:shd w:val="clear" w:color="auto" w:fill="FFFFFF"/>
+        </w:rPr>
+        <w:t>i</w:t>
+      </w:r>
+      <w:proofErr w:type="spellEnd"/>
+      <w:r>
+        <w:rPr>
+          <w:rFonts w:ascii="Arial" w:hAnsi="Arial" w:cs="Arial"/>
+          <w:color w:val="1F1F1F"/>
+          <w:sz w:val="21"/>
+          <w:szCs w:val="21"/>
+          <w:shd w:val="clear" w:color="auto" w:fill="FFFFFF"/>
+        </w:rPr>
+        <w:t xml:space="preserve"> + size):</w:t>
+      </w:r>
+    </w:p>
+    <w:p>
+      <w:pPr>
+        <w:rPr>
+          <w:rFonts w:ascii="Arial" w:hAnsi="Arial" w:cs="Arial"/>
+          <w:color w:val="1F1F1F"/>
+          <w:sz w:val="21"/>
+          <w:szCs w:val="21"/>
+          <w:shd w:val="clear" w:color="auto" w:fill="FFFFFF"/>
+        </w:rPr>
+      </w:pPr>
+      <w:r>
+        <w:rPr>
+          <w:rFonts w:ascii="Arial" w:hAnsi="Arial" w:cs="Arial"/>
+          <w:color w:val="1F1F1F"/>
+          <w:sz w:val="21"/>
+          <w:szCs w:val="21"/>
+          <w:shd w:val="clear" w:color="auto" w:fill="FFFFFF"/>
+        </w:rPr>
+        <w:t xml:space="preserve">            if memory[j] == True:</w:t>
+      </w:r>
+    </w:p>
+    <w:p>
+      <w:pPr>
+        <w:rPr>
+          <w:rFonts w:ascii="Arial" w:hAnsi="Arial" w:cs="Arial"/>
+          <w:color w:val="1F1F1F"/>
+          <w:sz w:val="21"/>
+          <w:szCs w:val="21"/>
+          <w:shd w:val="clear" w:color="auto" w:fill="FFFFFF"/>
+        </w:rPr>
+      </w:pPr>
+      <w:r>
+        <w:rPr>
+          <w:rFonts w:ascii="Arial" w:hAnsi="Arial" w:cs="Arial"/>
+          <w:color w:val="1F1F1F"/>
+          <w:sz w:val="21"/>
+          <w:szCs w:val="21"/>
+          <w:shd w:val="clear" w:color="auto" w:fill="FFFFFF"/>
+        </w:rPr>
+        <w:t xml:space="preserve">                </w:t>
+      </w:r>
+      <w:proofErr w:type="spellStart"/>
+      <w:r>
+        <w:rPr>
+          <w:rFonts w:ascii="Arial" w:hAnsi="Arial" w:cs="Arial"/>
+          <w:color w:val="1F1F1F"/>
+          <w:sz w:val="21"/>
+          <w:szCs w:val="21"/>
+          <w:shd w:val="clear" w:color="auto" w:fill="FFFFFF"/>
+        </w:rPr>
+        <w:t>can_allocate</w:t>
+      </w:r>
+      <w:proofErr w:type="spellEnd"/>
+      <w:r>
+        <w:rPr>
+          <w:rFonts w:ascii="Arial" w:hAnsi="Arial" w:cs="Arial"/>
+          <w:color w:val="1F1F1F"/>
+          <w:sz w:val="21"/>
+          <w:szCs w:val="21"/>
+          <w:shd w:val="clear" w:color="auto" w:fill="FFFFFF"/>
+        </w:rPr>
+        <w:t xml:space="preserve"> = False</w:t>
+      </w:r>
+    </w:p>
+    <w:p>
+      <w:pPr>
+        <w:rPr>
+          <w:rFonts w:ascii="Arial" w:hAnsi="Arial" w:cs="Arial"/>
+          <w:color w:val="1F1F1F"/>
+          <w:sz w:val="21"/>
+          <w:szCs w:val="21"/>
+          <w:shd w:val="clear" w:color="auto" w:fill="FFFFFF"/>
+        </w:rPr>
+      </w:pPr>
+      <w:r>
+        <w:rPr>
+          <w:rFonts w:ascii="Arial" w:hAnsi="Arial" w:cs="Arial"/>
+          <w:color w:val="1F1F1F"/>
+          <w:sz w:val="21"/>
+          <w:szCs w:val="21"/>
+          <w:shd w:val="clear" w:color="auto" w:fill="FFFFFF"/>
+        </w:rPr>
+        <w:t xml:space="preserve">                break</w:t>
+      </w:r>
+    </w:p>
+    <w:p>
+      <w:pPr>
+        <w:rPr>
+          <w:rFonts w:ascii="Arial" w:hAnsi="Arial" w:cs="Arial"/>
+          <w:color w:val="1F1F1F"/>
+          <w:sz w:val="21"/>
+          <w:szCs w:val="21"/>
+          <w:shd w:val="clear" w:color="auto" w:fill="FFFFFF"/>
+        </w:rPr>
+      </w:pPr>
+      <w:r>
+        <w:rPr>
+          <w:rFonts w:ascii="Arial" w:hAnsi="Arial" w:cs="Arial"/>
+          <w:color w:val="1F1F1F"/>
+          <w:sz w:val="21"/>
+          <w:szCs w:val="21"/>
+          <w:shd w:val="clear" w:color="auto" w:fill="FFFFFF"/>
+        </w:rPr>
+        <w:t xml:space="preserve">        # if found free block</w:t>
+      </w:r>
+    </w:p>
+    <w:p>
+      <w:pPr>
+        <w:rPr>
+          <w:rFonts w:ascii="Arial" w:hAnsi="Arial" w:cs="Arial"/>
+          <w:color w:val="1F1F1F"/>
+          <w:sz w:val="21"/>
+          <w:szCs w:val="21"/>
+          <w:shd w:val="clear" w:color="auto" w:fill="FFFFFF"/>
+        </w:rPr>
+      </w:pPr>
+      <w:r>
+        <w:rPr>
+          <w:rFonts w:ascii="Arial" w:hAnsi="Arial" w:cs="Arial"/>
+          <w:color w:val="1F1F1F"/>
+          <w:sz w:val="21"/>
+          <w:szCs w:val="21"/>
+          <w:shd w:val="clear" w:color="auto" w:fill="FFFFFF"/>
+        </w:rPr>
+        <w:t xml:space="preserve">        if </w:t>
+      </w:r>
+      <w:proofErr w:type="spellStart"/>
+      <w:r>
+        <w:rPr>
+          <w:rFonts w:ascii="Arial" w:hAnsi="Arial" w:cs="Arial"/>
+          <w:color w:val="1F1F1F"/>
+          <w:sz w:val="21"/>
+          <w:szCs w:val="21"/>
+          <w:shd w:val="clear" w:color="auto" w:fill="FFFFFF"/>
+        </w:rPr>
+        <w:t>can_allocate</w:t>
+      </w:r>
+      <w:proofErr w:type="spellEnd"/>
+      <w:r>
+        <w:rPr>
+          <w:rFonts w:ascii="Arial" w:hAnsi="Arial" w:cs="Arial"/>
+          <w:color w:val="1F1F1F"/>
+          <w:sz w:val="21"/>
+          <w:szCs w:val="21"/>
+          <w:shd w:val="clear" w:color="auto" w:fill="FFFFFF"/>
+        </w:rPr>
+        <w:t>:</w:t>
+      </w:r>
+      <w:r>
+        <w:rPr>
+          <w:rFonts w:ascii="Arial" w:hAnsi="Arial" w:cs="Arial"/>
+          <w:color w:val="1F1F1F"/>
+          <w:sz w:val="21"/>
+          <w:szCs w:val="21"/>
+          <w:shd w:val="clear" w:color="auto" w:fill="FFFFFF"/>
+        </w:rPr>
+        <w:br/>
+      </w:r>
+      <w:r>
+        <w:rPr>
+          <w:rFonts w:ascii="Arial" w:hAnsi="Arial" w:cs="Arial"/>
+          <w:color w:val="1F1F1F"/>
+          <w:sz w:val="21"/>
+          <w:szCs w:val="21"/>
+          <w:shd w:val="clear" w:color="auto" w:fill="FFFFFF"/>
+        </w:rPr>
+        <w:t xml:space="preserve">            for j in range(</w:t>
+      </w:r>
+      <w:proofErr w:type="spellStart"/>
+      <w:r>
+        <w:rPr>
+          <w:rFonts w:ascii="Arial" w:hAnsi="Arial" w:cs="Arial"/>
+          <w:color w:val="1F1F1F"/>
+          <w:sz w:val="21"/>
+          <w:szCs w:val="21"/>
+          <w:shd w:val="clear" w:color="auto" w:fill="FFFFFF"/>
+        </w:rPr>
+        <w:t>i</w:t>
+      </w:r>
+      <w:proofErr w:type="spellEnd"/>
+      <w:r>
+        <w:rPr>
+          <w:rFonts w:ascii="Arial" w:hAnsi="Arial" w:cs="Arial"/>
+          <w:color w:val="1F1F1F"/>
+          <w:sz w:val="21"/>
+          <w:szCs w:val="21"/>
+          <w:shd w:val="clear" w:color="auto" w:fill="FFFFFF"/>
+        </w:rPr>
+        <w:t xml:space="preserve">, </w:t>
+      </w:r>
+      <w:proofErr w:type="spellStart"/>
+      <w:r>
+        <w:rPr>
+          <w:rFonts w:ascii="Arial" w:hAnsi="Arial" w:cs="Arial"/>
+          <w:color w:val="1F1F1F"/>
+          <w:sz w:val="21"/>
+          <w:szCs w:val="21"/>
+          <w:shd w:val="clear" w:color="auto" w:fill="FFFFFF"/>
+        </w:rPr>
+        <w:t>i</w:t>
+      </w:r>
+      <w:proofErr w:type="spellEnd"/>
+      <w:r>
+        <w:rPr>
+          <w:rFonts w:ascii="Arial" w:hAnsi="Arial" w:cs="Arial"/>
+          <w:color w:val="1F1F1F"/>
+          <w:sz w:val="21"/>
+          <w:szCs w:val="21"/>
+          <w:shd w:val="clear" w:color="auto" w:fill="FFFFFF"/>
+        </w:rPr>
+        <w:t xml:space="preserve"> + size):</w:t>
+      </w:r>
+    </w:p>
+    <w:p>
+      <w:pPr>
+        <w:rPr>
+          <w:rFonts w:ascii="Arial" w:hAnsi="Arial" w:cs="Arial"/>
+          <w:color w:val="1F1F1F"/>
+          <w:sz w:val="21"/>
+          <w:szCs w:val="21"/>
+          <w:shd w:val="clear" w:color="auto" w:fill="FFFFFF"/>
+        </w:rPr>
+      </w:pPr>
+      <w:r>
+        <w:rPr>
+          <w:rFonts w:ascii="Arial" w:hAnsi="Arial" w:cs="Arial"/>
+          <w:color w:val="1F1F1F"/>
+          <w:sz w:val="21"/>
+          <w:szCs w:val="21"/>
+          <w:shd w:val="clear" w:color="auto" w:fill="FFFFFF"/>
+        </w:rPr>
+        <w:lastRenderedPageBreak/>
+        <w:t xml:space="preserve">                memory[j] = True</w:t>
+      </w:r>
+    </w:p>
+    <w:p>
+      <w:pPr>
+        <w:rPr>
+          <w:rFonts w:ascii="Arial" w:hAnsi="Arial" w:cs="Arial"/>
+          <w:color w:val="1F1F1F"/>
+          <w:sz w:val="21"/>
+          <w:szCs w:val="21"/>
+          <w:shd w:val="clear" w:color="auto" w:fill="FFFFFF"/>
+        </w:rPr>
+      </w:pPr>
+      <w:r>
+        <w:rPr>
+          <w:rFonts w:ascii="Arial" w:hAnsi="Arial" w:cs="Arial"/>
+          <w:color w:val="1F1F1F"/>
+          <w:sz w:val="21"/>
+          <w:szCs w:val="21"/>
+          <w:shd w:val="clear" w:color="auto" w:fill="FFFFFF"/>
+        </w:rPr>
+        <w:t xml:space="preserve">            return </w:t>
+      </w:r>
+      <w:proofErr w:type="spellStart"/>
+      <w:r>
+        <w:rPr>
+          <w:rFonts w:ascii="Arial" w:hAnsi="Arial" w:cs="Arial"/>
+          <w:color w:val="1F1F1F"/>
+          <w:sz w:val="21"/>
+          <w:szCs w:val="21"/>
+          <w:shd w:val="clear" w:color="auto" w:fill="FFFFFF"/>
+        </w:rPr>
+        <w:t>i</w:t>
+      </w:r>
+      <w:proofErr w:type="spellEnd"/>
+      <w:r>
+        <w:rPr>
+          <w:rFonts w:ascii="Arial" w:hAnsi="Arial" w:cs="Arial"/>
+          <w:color w:val="1F1F1F"/>
+          <w:sz w:val="21"/>
+          <w:szCs w:val="21"/>
+          <w:shd w:val="clear" w:color="auto" w:fill="FFFFFF"/>
+        </w:rPr>
+        <w:t xml:space="preserve">  </w:t>
+      </w:r>
+      <w:r>
+        <w:rPr>
+          <w:rFonts w:ascii="Arial" w:hAnsi="Arial" w:cs="Arial"/>
+          <w:color w:val="1F1F1F"/>
+          <w:sz w:val="21"/>
+          <w:szCs w:val="21"/>
+          <w:shd w:val="clear" w:color="auto" w:fill="FFFFFF"/>
+        </w:rPr>
+        <w:t xml:space="preserve"> # starting index of allocation</w:t>
+      </w:r>
+    </w:p>
+    <w:p>
+      <w:pPr>
+        <w:rPr>
+          <w:rFonts w:ascii="Arial" w:hAnsi="Arial" w:cs="Arial"/>
+          <w:color w:val="1F1F1F"/>
+          <w:sz w:val="21"/>
+          <w:szCs w:val="21"/>
+          <w:shd w:val="clear" w:color="auto" w:fill="FFFFFF"/>
+        </w:rPr>
+      </w:pPr>
+      <w:r>
+        <w:rPr>
+          <w:rFonts w:ascii="Arial" w:hAnsi="Arial" w:cs="Arial"/>
+          <w:color w:val="1F1F1F"/>
+          <w:sz w:val="21"/>
+          <w:szCs w:val="21"/>
+          <w:shd w:val="clear" w:color="auto" w:fill="FFFFFF"/>
+        </w:rPr>
+        <w:t xml:space="preserve">    return -</w:t>
+      </w:r>
+      <w:proofErr w:type="gramStart"/>
+      <w:r>
+        <w:rPr>
+          <w:rFonts w:ascii="Arial" w:hAnsi="Arial" w:cs="Arial"/>
+          <w:color w:val="1F1F1F"/>
+          <w:sz w:val="21"/>
+          <w:szCs w:val="21"/>
+          <w:shd w:val="clear" w:color="auto" w:fill="FFFFFF"/>
+        </w:rPr>
+        <w:t>1  #</w:t>
+      </w:r>
+      <w:proofErr w:type="gramEnd"/>
+      <w:r>
+        <w:rPr>
+          <w:rFonts w:ascii="Arial" w:hAnsi="Arial" w:cs="Arial"/>
+          <w:color w:val="1F1F1F"/>
+          <w:sz w:val="21"/>
+          <w:szCs w:val="21"/>
+          <w:shd w:val="clear" w:color="auto" w:fill="FFFFFF"/>
+        </w:rPr>
+        <w:t xml:space="preserve"> not found</w:t>
+      </w:r>
+    </w:p>
+    <w:p>
+      <w:pPr>
+        <w:rPr>
+          <w:rFonts w:ascii="Arial" w:hAnsi="Arial" w:cs="Arial"/>
+          <w:color w:val="1F1F1F"/>
+          <w:sz w:val="21"/>
+          <w:szCs w:val="21"/>
+          <w:shd w:val="clear" w:color="auto" w:fill="FFFFFF"/>
+        </w:rPr>
+      </w:pPr>
+    </w:p>
+    <w:p>
+      <w:pPr>
+        <w:rPr>
+          <w:rFonts w:ascii="Arial" w:hAnsi="Arial" w:cs="Arial"/>
+          <w:color w:val="1F1F1F"/>
+          <w:sz w:val="21"/>
+          <w:szCs w:val="21"/>
+          <w:shd w:val="clear" w:color="auto" w:fill="FFFFFF"/>
+        </w:rPr>
+      </w:pPr>
+      <w:r>
+        <w:rPr>
+          <w:rFonts w:ascii="Arial" w:hAnsi="Arial" w:cs="Arial"/>
+          <w:color w:val="1F1F1F"/>
+          <w:sz w:val="21"/>
+          <w:szCs w:val="21"/>
+          <w:shd w:val="clear" w:color="auto" w:fill="FFFFFF"/>
+        </w:rPr>
+        <w:t># Example usage</w:t>
+      </w:r>
+    </w:p>
+    <w:p>
+      <w:pPr>
+        <w:rPr>
+          <w:rFonts w:ascii="Arial" w:hAnsi="Arial" w:cs="Arial"/>
+          <w:color w:val="1F1F1F"/>
+          <w:sz w:val="21"/>
+          <w:szCs w:val="21"/>
+          <w:shd w:val="clear" w:color="auto" w:fill="FFFFFF"/>
+        </w:rPr>
+      </w:pPr>
+      <w:r>
+        <w:rPr>
+          <w:rFonts w:ascii="Arial" w:hAnsi="Arial" w:cs="Arial"/>
+          <w:color w:val="1F1F1F"/>
+          <w:sz w:val="21"/>
+          <w:szCs w:val="21"/>
+          <w:shd w:val="clear" w:color="auto" w:fill="FFFFFF"/>
+        </w:rPr>
+        <w:t>memory = [False, True, False, False]</w:t>
+      </w:r>
+    </w:p>
+    <w:p>
+      <w:pPr>
+        <w:rPr>
+          <w:rFonts w:ascii="Arial" w:hAnsi="Arial" w:cs="Arial"/>
+          <w:color w:val="1F1F1F"/>
+          <w:sz w:val="21"/>
+          <w:szCs w:val="21"/>
+          <w:shd w:val="clear" w:color="auto" w:fill="FFFFFF"/>
+        </w:rPr>
+      </w:pPr>
+      <w:r>
+        <w:rPr>
+          <w:rFonts w:ascii="Arial" w:hAnsi="Arial" w:cs="Arial"/>
+          <w:color w:val="1F1F1F"/>
+          <w:sz w:val="21"/>
+          <w:szCs w:val="21"/>
+          <w:shd w:val="clear" w:color="auto" w:fill="FFFFFF"/>
+        </w:rPr>
+        <w:t>size = 2</w:t>
       </w:r>
       <w:bookmarkStart w:id="0" w:name="_GoBack"/>
       <w:bookmarkEnd w:id="0"/>
+    </w:p>
+    <w:p>
+      <w:pPr>
+        <w:rPr>
+          <w:rFonts w:ascii="Arial" w:hAnsi="Arial" w:cs="Arial"/>
+          <w:color w:val="1F1F1F"/>
+          <w:sz w:val="21"/>
+          <w:szCs w:val="21"/>
+          <w:shd w:val="clear" w:color="auto" w:fill="FFFFFF"/>
+        </w:rPr>
+      </w:pPr>
+      <w:r>
+        <w:rPr>
+          <w:rFonts w:ascii="Arial" w:hAnsi="Arial" w:cs="Arial"/>
+          <w:color w:val="1F1F1F"/>
+          <w:sz w:val="21"/>
+          <w:szCs w:val="21"/>
+          <w:shd w:val="clear" w:color="auto" w:fill="FFFFFF"/>
+        </w:rPr>
+        <w:t xml:space="preserve">index </w:t>
+      </w:r>
+      <w:r>
+        <w:rPr>
+          <w:rFonts w:ascii="Arial" w:hAnsi="Arial" w:cs="Arial"/>
+          <w:color w:val="1F1F1F"/>
+          <w:sz w:val="21"/>
+          <w:szCs w:val="21"/>
+          <w:shd w:val="clear" w:color="auto" w:fill="FFFFFF"/>
+        </w:rPr>
+        <w:t xml:space="preserve">= </w:t>
+      </w:r>
+      <w:proofErr w:type="spellStart"/>
+      <w:r>
+        <w:rPr>
+          <w:rFonts w:ascii="Arial" w:hAnsi="Arial" w:cs="Arial"/>
+          <w:color w:val="1F1F1F"/>
+          <w:sz w:val="21"/>
+          <w:szCs w:val="21"/>
+          <w:shd w:val="clear" w:color="auto" w:fill="FFFFFF"/>
+        </w:rPr>
+        <w:t>allocate_</w:t>
+      </w:r>
+      <w:proofErr w:type="gramStart"/>
+      <w:r>
+        <w:rPr>
+          <w:rFonts w:ascii="Arial" w:hAnsi="Arial" w:cs="Arial"/>
+          <w:color w:val="1F1F1F"/>
+          <w:sz w:val="21"/>
+          <w:szCs w:val="21"/>
+          <w:shd w:val="clear" w:color="auto" w:fill="FFFFFF"/>
+        </w:rPr>
+        <w:t>memory</w:t>
+      </w:r>
+      <w:proofErr w:type="spellEnd"/>
+      <w:r>
+        <w:rPr>
+          <w:rFonts w:ascii="Arial" w:hAnsi="Arial" w:cs="Arial"/>
+          <w:color w:val="1F1F1F"/>
+          <w:sz w:val="21"/>
+          <w:szCs w:val="21"/>
+          <w:shd w:val="clear" w:color="auto" w:fill="FFFFFF"/>
+        </w:rPr>
+        <w:t>(</w:t>
+      </w:r>
+      <w:proofErr w:type="gramEnd"/>
+      <w:r>
+        <w:rPr>
+          <w:rFonts w:ascii="Arial" w:hAnsi="Arial" w:cs="Arial"/>
+          <w:color w:val="1F1F1F"/>
+          <w:sz w:val="21"/>
+          <w:szCs w:val="21"/>
+          <w:shd w:val="clear" w:color="auto" w:fill="FFFFFF"/>
+        </w:rPr>
+        <w:t>memory, size)</w:t>
+      </w:r>
+    </w:p>
+    <w:p>
+      <w:pPr>
+        <w:rPr>
+          <w:rFonts w:ascii="Arial" w:hAnsi="Arial" w:cs="Arial"/>
+          <w:color w:val="1F1F1F"/>
+          <w:sz w:val="21"/>
+          <w:szCs w:val="21"/>
+          <w:shd w:val="clear" w:color="auto" w:fill="FFFFFF"/>
+        </w:rPr>
+      </w:pPr>
+      <w:r>
+        <w:rPr>
+          <w:rFonts w:ascii="Arial" w:hAnsi="Arial" w:cs="Arial"/>
+          <w:color w:val="1F1F1F"/>
+          <w:sz w:val="21"/>
+          <w:szCs w:val="21"/>
+          <w:shd w:val="clear" w:color="auto" w:fill="FFFFFF"/>
+        </w:rPr>
+        <w:t>#</w:t>
+      </w:r>
+      <w:proofErr w:type="gramStart"/>
+      <w:r>
+        <w:rPr>
+          <w:rFonts w:ascii="Arial" w:hAnsi="Arial" w:cs="Arial"/>
+          <w:color w:val="1F1F1F"/>
+          <w:sz w:val="21"/>
+          <w:szCs w:val="21"/>
+          <w:shd w:val="clear" w:color="auto" w:fill="FFFFFF"/>
+        </w:rPr>
+        <w:t>print(</w:t>
+      </w:r>
+      <w:proofErr w:type="gramEnd"/>
+      <w:r>
+        <w:rPr>
+          <w:rFonts w:ascii="Arial" w:hAnsi="Arial" w:cs="Arial"/>
+          <w:color w:val="1F1F1F"/>
+          <w:sz w:val="21"/>
+          <w:szCs w:val="21"/>
+          <w:shd w:val="clear" w:color="auto" w:fill="FFFFFF"/>
+        </w:rPr>
+        <w:t>"Allocated at index:", index)</w:t>
+      </w:r>
+    </w:p>
+    <w:p>
+      <w:pPr>
+        <w:rPr>
+          <w:rFonts w:ascii="Arial" w:hAnsi="Arial" w:cs="Arial"/>
+          <w:color w:val="1F1F1F"/>
+          <w:sz w:val="21"/>
+          <w:szCs w:val="21"/>
+          <w:shd w:val="clear" w:color="auto" w:fill="FFFFFF"/>
+        </w:rPr>
+      </w:pPr>
+      <w:r>
+        <w:rPr>
+          <w:rFonts w:ascii="Arial" w:hAnsi="Arial" w:cs="Arial"/>
+          <w:color w:val="1F1F1F"/>
+          <w:sz w:val="21"/>
+          <w:szCs w:val="21"/>
+          <w:shd w:val="clear" w:color="auto" w:fill="FFFFFF"/>
+        </w:rPr>
+        <w:t>print("Updated memory:", memory)</w:t>
+      </w:r>
+      <w:r>
+        <w:rPr>
+          <w:rFonts w:ascii="Arial" w:hAnsi="Arial" w:cs="Arial"/>
+          <w:color w:val="1F1F1F"/>
+          <w:sz w:val="21"/>
+          <w:szCs w:val="21"/>
+          <w:shd w:val="clear" w:color="auto" w:fill="FFFFFF"/>
+        </w:rPr>
+        <w:br/>
+      </w:r>
+    </w:p>
+    <w:p>
+      <w:pPr>
+        <w:pStyle w:val="NormalWeb"/>
+      </w:pPr>
+      <w:r>
+        <w:rPr>
+          <w:rFonts w:ascii="Arial" w:hAnsi="Arial" w:cs="Arial"/>
+          <w:color w:val="1F1F1F"/>
+          <w:sz w:val="21"/>
+          <w:szCs w:val="21"/>
+        </w:rPr>
+        <w:br/>
+      </w:r>
       <w:r>
         <w:rPr>
           <w:rFonts w:ascii="Arial" w:hAnsi="Arial" w:cs="Arial"/>
@@ -2980,62 +4526,76 @@
           <w:highlight w:val="yellow"/>
           <w:shd w:val="clear" w:color="auto" w:fill="FFFFFF"/>
         </w:rPr>
-        <w:t>9. Write a program using a stack data structure to check if a string of mathematical parentheses is perfectly balanced.</w:t>
-      </w:r>
-    </w:p>
-    <w:p>
-      <w:pPr>
-        <w:rPr>
-          <w:rFonts w:ascii="Arial" w:hAnsi="Arial" w:cs="Arial"/>
-          <w:color w:val="1F1F1F"/>
-          <w:sz w:val="21"/>
-          <w:szCs w:val="21"/>
-        </w:rPr>
-      </w:pPr>
-      <w:r>
-        <w:rPr>
-          <w:rFonts w:ascii="Arial" w:hAnsi="Arial" w:cs="Arial"/>
-          <w:color w:val="1F1F1F"/>
-          <w:sz w:val="21"/>
-          <w:szCs w:val="21"/>
-        </w:rPr>
-        <w:t>D</w:t>
-      </w:r>
-      <w:r>
-        <w:rPr>
-          <w:rFonts w:ascii="Arial" w:hAnsi="Arial" w:cs="Arial"/>
-          <w:color w:val="1F1F1F"/>
-          <w:sz w:val="21"/>
-          <w:szCs w:val="21"/>
-        </w:rPr>
-        <w:t xml:space="preserve">ef </w:t>
+        <w:t>11. Draw the recursion tree for calculating the 5</w:t>
+      </w:r>
+      <w:r>
+        <w:rPr>
+          <w:rFonts w:ascii="Arial" w:hAnsi="Arial" w:cs="Arial"/>
+          <w:b/>
+          <w:color w:val="C00000"/>
+          <w:sz w:val="21"/>
+          <w:szCs w:val="21"/>
+          <w:highlight w:val="yellow"/>
+          <w:shd w:val="clear" w:color="auto" w:fill="FFFFFF"/>
+          <w:vertAlign w:val="superscript"/>
+        </w:rPr>
+        <w:t>th</w:t>
+      </w:r>
+      <w:r>
+        <w:rPr>
+          <w:rFonts w:ascii="Arial" w:hAnsi="Arial" w:cs="Arial"/>
+          <w:b/>
+          <w:color w:val="C00000"/>
+          <w:sz w:val="21"/>
+          <w:szCs w:val="21"/>
+          <w:highlight w:val="yellow"/>
+          <w:shd w:val="clear" w:color="auto" w:fill="FFFFFF"/>
+        </w:rPr>
+        <w:t xml:space="preserve"> Fibonacci number and identify the overlapping </w:t>
       </w:r>
       <w:proofErr w:type="spellStart"/>
       <w:r>
         <w:rPr>
           <w:rFonts w:ascii="Arial" w:hAnsi="Arial" w:cs="Arial"/>
-          <w:color w:val="1F1F1F"/>
-          <w:sz w:val="21"/>
-          <w:szCs w:val="21"/>
-        </w:rPr>
-        <w:t>is_balanced</w:t>
+          <w:b/>
+          <w:color w:val="C00000"/>
+          <w:sz w:val="21"/>
+          <w:szCs w:val="21"/>
+          <w:highlight w:val="yellow"/>
+          <w:shd w:val="clear" w:color="auto" w:fill="FFFFFF"/>
+        </w:rPr>
+        <w:t>subproblems</w:t>
       </w:r>
       <w:proofErr w:type="spellEnd"/>
       <w:r>
         <w:rPr>
           <w:rFonts w:ascii="Arial" w:hAnsi="Arial" w:cs="Arial"/>
-          <w:color w:val="1F1F1F"/>
-          <w:sz w:val="21"/>
-          <w:szCs w:val="21"/>
-        </w:rPr>
-        <w:t>(s):</w:t>
-      </w:r>
-      <w:r>
-        <w:rPr>
-          <w:rFonts w:ascii="Arial" w:hAnsi="Arial" w:cs="Arial"/>
-          <w:color w:val="1F1F1F"/>
-          <w:sz w:val="21"/>
-          <w:szCs w:val="21"/>
+          <w:b/>
+          <w:color w:val="C00000"/>
+          <w:sz w:val="21"/>
+          <w:szCs w:val="21"/>
+          <w:highlight w:val="yellow"/>
+          <w:shd w:val="clear" w:color="auto" w:fill="FFFFFF"/>
+        </w:rPr>
+        <w:t>.</w:t>
+      </w:r>
+      <w:r>
+        <w:rPr>
+          <w:rFonts w:ascii="Arial" w:hAnsi="Arial" w:cs="Arial"/>
+          <w:color w:val="1F1F1F"/>
+          <w:sz w:val="21"/>
+          <w:szCs w:val="21"/>
+          <w:shd w:val="clear" w:color="auto" w:fill="FFFFFF"/>
+        </w:rPr>
+        <w:t xml:space="preserve"> </w:t>
+      </w:r>
+      <w:r>
+        <w:rPr>
+          <w:rFonts w:ascii="Arial" w:hAnsi="Arial" w:cs="Arial"/>
+          <w:color w:val="1F1F1F"/>
+          <w:sz w:val="21"/>
+          <w:szCs w:val="21"/>
+          <w:shd w:val="clear" w:color="auto" w:fill="FFFFFF"/>
         </w:rPr>
         <w:br/>
       </w:r>
@@ -3046,2083 +4606,15 @@
           <w:sz w:val="21"/>
           <w:szCs w:val="21"/>
         </w:rPr>
-        <w:t xml:space="preserve">    stack = []</w:t>
-      </w:r>
-      <w:r>
-        <w:rPr>
-          <w:rFonts w:ascii="Arial" w:hAnsi="Arial" w:cs="Arial"/>
-          <w:color w:val="1F1F1F"/>
-          <w:sz w:val="21"/>
-          <w:szCs w:val="21"/>
-        </w:rPr>
         <w:br/>
       </w:r>
       <w:r>
-        <w:rPr>
-          <w:rFonts w:ascii="Arial" w:hAnsi="Arial" w:cs="Arial"/>
-          <w:color w:val="1F1F1F"/>
-          <w:sz w:val="21"/>
-          <w:szCs w:val="21"/>
-        </w:rPr>
-        <w:t xml:space="preserve">    for </w:t>
-      </w:r>
-      <w:proofErr w:type="spellStart"/>
-      <w:r>
-        <w:rPr>
-          <w:rFonts w:ascii="Arial" w:hAnsi="Arial" w:cs="Arial"/>
-          <w:color w:val="1F1F1F"/>
-          <w:sz w:val="21"/>
-          <w:szCs w:val="21"/>
-        </w:rPr>
-        <w:t>ch</w:t>
-      </w:r>
-      <w:proofErr w:type="spellEnd"/>
-      <w:r>
-        <w:rPr>
-          <w:rFonts w:ascii="Arial" w:hAnsi="Arial" w:cs="Arial"/>
-          <w:color w:val="1F1F1F"/>
-          <w:sz w:val="21"/>
-          <w:szCs w:val="21"/>
-        </w:rPr>
-        <w:t xml:space="preserve"> in s:</w:t>
-      </w:r>
-      <w:r>
-        <w:rPr>
-          <w:rFonts w:ascii="Arial" w:hAnsi="Arial" w:cs="Arial"/>
-          <w:color w:val="1F1F1F"/>
-          <w:sz w:val="21"/>
-          <w:szCs w:val="21"/>
-        </w:rPr>
-        <w:br/>
-      </w:r>
-      <w:r>
-        <w:rPr>
-          <w:rFonts w:ascii="Arial" w:hAnsi="Arial" w:cs="Arial"/>
-          <w:color w:val="1F1F1F"/>
-          <w:sz w:val="21"/>
-          <w:szCs w:val="21"/>
-        </w:rPr>
-        <w:t xml:space="preserve">        if </w:t>
-      </w:r>
-      <w:proofErr w:type="spellStart"/>
-      <w:r>
-        <w:rPr>
-          <w:rFonts w:ascii="Arial" w:hAnsi="Arial" w:cs="Arial"/>
-          <w:color w:val="1F1F1F"/>
-          <w:sz w:val="21"/>
-          <w:szCs w:val="21"/>
-        </w:rPr>
-        <w:t>ch</w:t>
-      </w:r>
-      <w:proofErr w:type="spellEnd"/>
-      <w:r>
-        <w:rPr>
-          <w:rFonts w:ascii="Arial" w:hAnsi="Arial" w:cs="Arial"/>
-          <w:color w:val="1F1F1F"/>
-          <w:sz w:val="21"/>
-          <w:szCs w:val="21"/>
-        </w:rPr>
-        <w:t xml:space="preserve"> == </w:t>
-      </w:r>
-      <w:r>
-        <w:rPr>
-          <w:rFonts w:ascii="Arial" w:hAnsi="Arial" w:cs="Arial"/>
-          <w:color w:val="1F1F1F"/>
-          <w:sz w:val="21"/>
-          <w:szCs w:val="21"/>
-        </w:rPr>
-        <w:t>‘</w:t>
-      </w:r>
-      <w:r>
-        <w:rPr>
-          <w:rFonts w:ascii="Arial" w:hAnsi="Arial" w:cs="Arial"/>
-          <w:color w:val="1F1F1F"/>
-          <w:sz w:val="21"/>
-          <w:szCs w:val="21"/>
-        </w:rPr>
-        <w:t>(</w:t>
-      </w:r>
-      <w:r>
-        <w:rPr>
-          <w:rFonts w:ascii="Arial" w:hAnsi="Arial" w:cs="Arial"/>
-          <w:color w:val="1F1F1F"/>
-          <w:sz w:val="21"/>
-          <w:szCs w:val="21"/>
-        </w:rPr>
-        <w:t>‘</w:t>
-      </w:r>
-      <w:r>
-        <w:rPr>
-          <w:rFonts w:ascii="Arial" w:hAnsi="Arial" w:cs="Arial"/>
-          <w:color w:val="1F1F1F"/>
-          <w:sz w:val="21"/>
-          <w:szCs w:val="21"/>
-        </w:rPr>
-        <w:t xml:space="preserve"> or </w:t>
-      </w:r>
-      <w:proofErr w:type="spellStart"/>
-      <w:r>
-        <w:rPr>
-          <w:rFonts w:ascii="Arial" w:hAnsi="Arial" w:cs="Arial"/>
-          <w:color w:val="1F1F1F"/>
-          <w:sz w:val="21"/>
-          <w:szCs w:val="21"/>
-        </w:rPr>
-        <w:t>ch</w:t>
-      </w:r>
-      <w:proofErr w:type="spellEnd"/>
-      <w:r>
-        <w:rPr>
-          <w:rFonts w:ascii="Arial" w:hAnsi="Arial" w:cs="Arial"/>
-          <w:color w:val="1F1F1F"/>
-          <w:sz w:val="21"/>
-          <w:szCs w:val="21"/>
-        </w:rPr>
-        <w:t xml:space="preserve"> == </w:t>
-      </w:r>
-      <w:r>
-        <w:rPr>
-          <w:rFonts w:ascii="Arial" w:hAnsi="Arial" w:cs="Arial"/>
-          <w:color w:val="1F1F1F"/>
-          <w:sz w:val="21"/>
-          <w:szCs w:val="21"/>
-        </w:rPr>
-        <w:t>‘</w:t>
-      </w:r>
-      <w:r>
-        <w:rPr>
-          <w:rFonts w:ascii="Arial" w:hAnsi="Arial" w:cs="Arial"/>
-          <w:color w:val="1F1F1F"/>
-          <w:sz w:val="21"/>
-          <w:szCs w:val="21"/>
-        </w:rPr>
-        <w:t>{</w:t>
-      </w:r>
-      <w:r>
-        <w:rPr>
-          <w:rFonts w:ascii="Arial" w:hAnsi="Arial" w:cs="Arial"/>
-          <w:color w:val="1F1F1F"/>
-          <w:sz w:val="21"/>
-          <w:szCs w:val="21"/>
-        </w:rPr>
-        <w:t>‘</w:t>
-      </w:r>
-      <w:r>
-        <w:rPr>
-          <w:rFonts w:ascii="Arial" w:hAnsi="Arial" w:cs="Arial"/>
-          <w:color w:val="1F1F1F"/>
-          <w:sz w:val="21"/>
-          <w:szCs w:val="21"/>
-        </w:rPr>
-        <w:t xml:space="preserve"> or </w:t>
-      </w:r>
-      <w:proofErr w:type="spellStart"/>
-      <w:r>
-        <w:rPr>
-          <w:rFonts w:ascii="Arial" w:hAnsi="Arial" w:cs="Arial"/>
-          <w:color w:val="1F1F1F"/>
-          <w:sz w:val="21"/>
-          <w:szCs w:val="21"/>
-        </w:rPr>
-        <w:t>ch</w:t>
-      </w:r>
-      <w:proofErr w:type="spellEnd"/>
-      <w:r>
-        <w:rPr>
-          <w:rFonts w:ascii="Arial" w:hAnsi="Arial" w:cs="Arial"/>
-          <w:color w:val="1F1F1F"/>
-          <w:sz w:val="21"/>
-          <w:szCs w:val="21"/>
-        </w:rPr>
-        <w:t xml:space="preserve"> == </w:t>
-      </w:r>
-      <w:r>
-        <w:rPr>
-          <w:rFonts w:ascii="Arial" w:hAnsi="Arial" w:cs="Arial"/>
-          <w:color w:val="1F1F1F"/>
-          <w:sz w:val="21"/>
-          <w:szCs w:val="21"/>
-        </w:rPr>
-        <w:t>‘</w:t>
-      </w:r>
-      <w:r>
-        <w:rPr>
-          <w:rFonts w:ascii="Arial" w:hAnsi="Arial" w:cs="Arial"/>
-          <w:color w:val="1F1F1F"/>
-          <w:sz w:val="21"/>
-          <w:szCs w:val="21"/>
-        </w:rPr>
-        <w:t>[</w:t>
-      </w:r>
-      <w:r>
-        <w:rPr>
-          <w:rFonts w:ascii="Arial" w:hAnsi="Arial" w:cs="Arial"/>
-          <w:color w:val="1F1F1F"/>
-          <w:sz w:val="21"/>
-          <w:szCs w:val="21"/>
-        </w:rPr>
-        <w:t>‘</w:t>
-      </w:r>
-      <w:r>
-        <w:rPr>
-          <w:rFonts w:ascii="Arial" w:hAnsi="Arial" w:cs="Arial"/>
-          <w:color w:val="1F1F1F"/>
-          <w:sz w:val="21"/>
-          <w:szCs w:val="21"/>
-        </w:rPr>
-        <w:t>:</w:t>
-      </w:r>
-      <w:r>
-        <w:rPr>
-          <w:rFonts w:ascii="Arial" w:hAnsi="Arial" w:cs="Arial"/>
-          <w:color w:val="1F1F1F"/>
-          <w:sz w:val="21"/>
-          <w:szCs w:val="21"/>
-        </w:rPr>
-        <w:br/>
-      </w:r>
-      <w:r>
-        <w:rPr>
-          <w:rFonts w:ascii="Arial" w:hAnsi="Arial" w:cs="Arial"/>
-          <w:color w:val="1F1F1F"/>
-          <w:sz w:val="21"/>
-          <w:szCs w:val="21"/>
-        </w:rPr>
-        <w:t xml:space="preserve">            </w:t>
-      </w:r>
-      <w:proofErr w:type="spellStart"/>
-      <w:r>
-        <w:rPr>
-          <w:rFonts w:ascii="Arial" w:hAnsi="Arial" w:cs="Arial"/>
-          <w:color w:val="1F1F1F"/>
-          <w:sz w:val="21"/>
-          <w:szCs w:val="21"/>
-        </w:rPr>
-        <w:t>stack.append</w:t>
-      </w:r>
-      <w:proofErr w:type="spellEnd"/>
-      <w:r>
-        <w:rPr>
-          <w:rFonts w:ascii="Arial" w:hAnsi="Arial" w:cs="Arial"/>
-          <w:color w:val="1F1F1F"/>
-          <w:sz w:val="21"/>
-          <w:szCs w:val="21"/>
-        </w:rPr>
-        <w:t>(</w:t>
-      </w:r>
-      <w:proofErr w:type="spellStart"/>
-      <w:r>
-        <w:rPr>
-          <w:rFonts w:ascii="Arial" w:hAnsi="Arial" w:cs="Arial"/>
-          <w:color w:val="1F1F1F"/>
-          <w:sz w:val="21"/>
-          <w:szCs w:val="21"/>
-        </w:rPr>
-        <w:t>ch</w:t>
-      </w:r>
-      <w:proofErr w:type="spellEnd"/>
-      <w:r>
-        <w:rPr>
-          <w:rFonts w:ascii="Arial" w:hAnsi="Arial" w:cs="Arial"/>
-          <w:color w:val="1F1F1F"/>
-          <w:sz w:val="21"/>
-          <w:szCs w:val="21"/>
-        </w:rPr>
-        <w:t>)</w:t>
-      </w:r>
-      <w:r>
-        <w:rPr>
-          <w:rFonts w:ascii="Arial" w:hAnsi="Arial" w:cs="Arial"/>
-          <w:color w:val="1F1F1F"/>
-          <w:sz w:val="21"/>
-          <w:szCs w:val="21"/>
-        </w:rPr>
-        <w:br/>
-      </w:r>
-      <w:r>
-        <w:rPr>
-          <w:rFonts w:ascii="Arial" w:hAnsi="Arial" w:cs="Arial"/>
-          <w:color w:val="1F1F1F"/>
-          <w:sz w:val="21"/>
-          <w:szCs w:val="21"/>
-        </w:rPr>
-        <w:t xml:space="preserve">        else:</w:t>
-      </w:r>
-      <w:r>
-        <w:rPr>
-          <w:rFonts w:ascii="Arial" w:hAnsi="Arial" w:cs="Arial"/>
-          <w:color w:val="1F1F1F"/>
-          <w:sz w:val="21"/>
-          <w:szCs w:val="21"/>
-        </w:rPr>
-        <w:br/>
-      </w:r>
-      <w:r>
-        <w:rPr>
-          <w:rFonts w:ascii="Arial" w:hAnsi="Arial" w:cs="Arial"/>
-          <w:color w:val="1F1F1F"/>
-          <w:sz w:val="21"/>
-          <w:szCs w:val="21"/>
-        </w:rPr>
-        <w:t xml:space="preserve">            if not stack:</w:t>
-      </w:r>
-      <w:r>
-        <w:rPr>
-          <w:rFonts w:ascii="Arial" w:hAnsi="Arial" w:cs="Arial"/>
-          <w:color w:val="1F1F1F"/>
-          <w:sz w:val="21"/>
-          <w:szCs w:val="21"/>
-        </w:rPr>
-        <w:br/>
-      </w:r>
-      <w:r>
-        <w:rPr>
-          <w:rFonts w:ascii="Arial" w:hAnsi="Arial" w:cs="Arial"/>
-          <w:color w:val="1F1F1F"/>
-          <w:sz w:val="21"/>
-          <w:szCs w:val="21"/>
-        </w:rPr>
-        <w:t xml:space="preserve">                return False</w:t>
-      </w:r>
-      <w:r>
-        <w:rPr>
-          <w:rFonts w:ascii="Arial" w:hAnsi="Arial" w:cs="Arial"/>
-          <w:color w:val="1F1F1F"/>
-          <w:sz w:val="21"/>
-          <w:szCs w:val="21"/>
-        </w:rPr>
-        <w:br/>
-      </w:r>
-      <w:r>
-        <w:rPr>
-          <w:rFonts w:ascii="Arial" w:hAnsi="Arial" w:cs="Arial"/>
-          <w:color w:val="1F1F1F"/>
-          <w:sz w:val="21"/>
-          <w:szCs w:val="21"/>
-        </w:rPr>
-        <w:t xml:space="preserve">            top = </w:t>
-      </w:r>
-      <w:proofErr w:type="spellStart"/>
-      <w:r>
-        <w:rPr>
-          <w:rFonts w:ascii="Arial" w:hAnsi="Arial" w:cs="Arial"/>
-          <w:color w:val="1F1F1F"/>
-          <w:sz w:val="21"/>
-          <w:szCs w:val="21"/>
-        </w:rPr>
-        <w:t>stack.pop</w:t>
-      </w:r>
-      <w:proofErr w:type="spellEnd"/>
-      <w:r>
-        <w:rPr>
-          <w:rFonts w:ascii="Arial" w:hAnsi="Arial" w:cs="Arial"/>
-          <w:color w:val="1F1F1F"/>
-          <w:sz w:val="21"/>
-          <w:szCs w:val="21"/>
-        </w:rPr>
-        <w:t>()</w:t>
-      </w:r>
-      <w:r>
-        <w:rPr>
-          <w:rFonts w:ascii="Arial" w:hAnsi="Arial" w:cs="Arial"/>
-          <w:color w:val="1F1F1F"/>
-          <w:sz w:val="21"/>
-          <w:szCs w:val="21"/>
-        </w:rPr>
-        <w:br/>
-      </w:r>
-      <w:r>
-        <w:rPr>
-          <w:rFonts w:ascii="Arial" w:hAnsi="Arial" w:cs="Arial"/>
-          <w:color w:val="1F1F1F"/>
-          <w:sz w:val="21"/>
-          <w:szCs w:val="21"/>
-        </w:rPr>
-        <w:t xml:space="preserve">            if (</w:t>
-      </w:r>
-      <w:proofErr w:type="spellStart"/>
-      <w:r>
-        <w:rPr>
-          <w:rFonts w:ascii="Arial" w:hAnsi="Arial" w:cs="Arial"/>
-          <w:color w:val="1F1F1F"/>
-          <w:sz w:val="21"/>
-          <w:szCs w:val="21"/>
-        </w:rPr>
-        <w:t>ch</w:t>
-      </w:r>
-      <w:proofErr w:type="spellEnd"/>
-      <w:r>
-        <w:rPr>
-          <w:rFonts w:ascii="Arial" w:hAnsi="Arial" w:cs="Arial"/>
-          <w:color w:val="1F1F1F"/>
-          <w:sz w:val="21"/>
-          <w:szCs w:val="21"/>
-        </w:rPr>
-        <w:t xml:space="preserve"> == </w:t>
-      </w:r>
-      <w:r>
-        <w:rPr>
-          <w:rFonts w:ascii="Arial" w:hAnsi="Arial" w:cs="Arial"/>
-          <w:color w:val="1F1F1F"/>
-          <w:sz w:val="21"/>
-          <w:szCs w:val="21"/>
-        </w:rPr>
-        <w:t>‘</w:t>
-      </w:r>
-      <w:r>
-        <w:rPr>
-          <w:rFonts w:ascii="Arial" w:hAnsi="Arial" w:cs="Arial"/>
-          <w:color w:val="1F1F1F"/>
-          <w:sz w:val="21"/>
-          <w:szCs w:val="21"/>
-        </w:rPr>
-        <w:t>)</w:t>
-      </w:r>
-      <w:r>
-        <w:rPr>
-          <w:rFonts w:ascii="Arial" w:hAnsi="Arial" w:cs="Arial"/>
-          <w:color w:val="1F1F1F"/>
-          <w:sz w:val="21"/>
-          <w:szCs w:val="21"/>
-        </w:rPr>
-        <w:t>’</w:t>
-      </w:r>
-      <w:r>
-        <w:rPr>
-          <w:rFonts w:ascii="Arial" w:hAnsi="Arial" w:cs="Arial"/>
-          <w:color w:val="1F1F1F"/>
-          <w:sz w:val="21"/>
-          <w:szCs w:val="21"/>
-        </w:rPr>
-        <w:t xml:space="preserve"> and top != </w:t>
-      </w:r>
-      <w:r>
-        <w:rPr>
-          <w:rFonts w:ascii="Arial" w:hAnsi="Arial" w:cs="Arial"/>
-          <w:color w:val="1F1F1F"/>
-          <w:sz w:val="21"/>
-          <w:szCs w:val="21"/>
-        </w:rPr>
-        <w:t>‘</w:t>
-      </w:r>
-      <w:r>
-        <w:rPr>
-          <w:rFonts w:ascii="Arial" w:hAnsi="Arial" w:cs="Arial"/>
-          <w:color w:val="1F1F1F"/>
-          <w:sz w:val="21"/>
-          <w:szCs w:val="21"/>
-        </w:rPr>
-        <w:t>(</w:t>
-      </w:r>
-      <w:r>
-        <w:rPr>
-          <w:rFonts w:ascii="Arial" w:hAnsi="Arial" w:cs="Arial"/>
-          <w:color w:val="1F1F1F"/>
-          <w:sz w:val="21"/>
-          <w:szCs w:val="21"/>
-        </w:rPr>
-        <w:t>‘</w:t>
-      </w:r>
-      <w:r>
-        <w:rPr>
-          <w:rFonts w:ascii="Arial" w:hAnsi="Arial" w:cs="Arial"/>
-          <w:color w:val="1F1F1F"/>
-          <w:sz w:val="21"/>
-          <w:szCs w:val="21"/>
-        </w:rPr>
-        <w:t>) or \</w:t>
-      </w:r>
-      <w:r>
-        <w:rPr>
-          <w:rFonts w:ascii="Arial" w:hAnsi="Arial" w:cs="Arial"/>
-          <w:color w:val="1F1F1F"/>
-          <w:sz w:val="21"/>
-          <w:szCs w:val="21"/>
-        </w:rPr>
-        <w:br/>
-      </w:r>
-      <w:r>
-        <w:rPr>
-          <w:rFonts w:ascii="Arial" w:hAnsi="Arial" w:cs="Arial"/>
-          <w:color w:val="1F1F1F"/>
-          <w:sz w:val="21"/>
-          <w:szCs w:val="21"/>
-        </w:rPr>
-        <w:t xml:space="preserve">               (</w:t>
-      </w:r>
-      <w:proofErr w:type="spellStart"/>
-      <w:r>
-        <w:rPr>
-          <w:rFonts w:ascii="Arial" w:hAnsi="Arial" w:cs="Arial"/>
-          <w:color w:val="1F1F1F"/>
-          <w:sz w:val="21"/>
-          <w:szCs w:val="21"/>
-        </w:rPr>
-        <w:t>ch</w:t>
-      </w:r>
-      <w:proofErr w:type="spellEnd"/>
-      <w:r>
-        <w:rPr>
-          <w:rFonts w:ascii="Arial" w:hAnsi="Arial" w:cs="Arial"/>
-          <w:color w:val="1F1F1F"/>
-          <w:sz w:val="21"/>
-          <w:szCs w:val="21"/>
-        </w:rPr>
-        <w:t xml:space="preserve"> == </w:t>
-      </w:r>
-      <w:r>
-        <w:rPr>
-          <w:rFonts w:ascii="Arial" w:hAnsi="Arial" w:cs="Arial"/>
-          <w:color w:val="1F1F1F"/>
-          <w:sz w:val="21"/>
-          <w:szCs w:val="21"/>
-        </w:rPr>
-        <w:t>‘</w:t>
-      </w:r>
-      <w:r>
-        <w:rPr>
-          <w:rFonts w:ascii="Arial" w:hAnsi="Arial" w:cs="Arial"/>
-          <w:color w:val="1F1F1F"/>
-          <w:sz w:val="21"/>
-          <w:szCs w:val="21"/>
-        </w:rPr>
-        <w:t>}</w:t>
-      </w:r>
-      <w:r>
-        <w:rPr>
-          <w:rFonts w:ascii="Arial" w:hAnsi="Arial" w:cs="Arial"/>
-          <w:color w:val="1F1F1F"/>
-          <w:sz w:val="21"/>
-          <w:szCs w:val="21"/>
-        </w:rPr>
-        <w:t>’</w:t>
-      </w:r>
-      <w:r>
-        <w:rPr>
-          <w:rFonts w:ascii="Arial" w:hAnsi="Arial" w:cs="Arial"/>
-          <w:color w:val="1F1F1F"/>
-          <w:sz w:val="21"/>
-          <w:szCs w:val="21"/>
-        </w:rPr>
-        <w:t xml:space="preserve"> and top != </w:t>
-      </w:r>
-      <w:r>
-        <w:rPr>
-          <w:rFonts w:ascii="Arial" w:hAnsi="Arial" w:cs="Arial"/>
-          <w:color w:val="1F1F1F"/>
-          <w:sz w:val="21"/>
-          <w:szCs w:val="21"/>
-        </w:rPr>
-        <w:t>‘</w:t>
-      </w:r>
-      <w:r>
-        <w:rPr>
-          <w:rFonts w:ascii="Arial" w:hAnsi="Arial" w:cs="Arial"/>
-          <w:color w:val="1F1F1F"/>
-          <w:sz w:val="21"/>
-          <w:szCs w:val="21"/>
-        </w:rPr>
-        <w:t>{</w:t>
-      </w:r>
-      <w:r>
-        <w:rPr>
-          <w:rFonts w:ascii="Arial" w:hAnsi="Arial" w:cs="Arial"/>
-          <w:color w:val="1F1F1F"/>
-          <w:sz w:val="21"/>
-          <w:szCs w:val="21"/>
-        </w:rPr>
-        <w:t>‘</w:t>
-      </w:r>
-      <w:r>
-        <w:rPr>
-          <w:rFonts w:ascii="Arial" w:hAnsi="Arial" w:cs="Arial"/>
-          <w:color w:val="1F1F1F"/>
-          <w:sz w:val="21"/>
-          <w:szCs w:val="21"/>
-        </w:rPr>
-        <w:t>) or \</w:t>
-      </w:r>
-      <w:r>
-        <w:rPr>
-          <w:rFonts w:ascii="Arial" w:hAnsi="Arial" w:cs="Arial"/>
-          <w:color w:val="1F1F1F"/>
-          <w:sz w:val="21"/>
-          <w:szCs w:val="21"/>
-        </w:rPr>
-        <w:br/>
-      </w:r>
-      <w:r>
-        <w:rPr>
-          <w:rFonts w:ascii="Arial" w:hAnsi="Arial" w:cs="Arial"/>
-          <w:color w:val="1F1F1F"/>
-          <w:sz w:val="21"/>
-          <w:szCs w:val="21"/>
-        </w:rPr>
-        <w:t xml:space="preserve">               (</w:t>
-      </w:r>
-      <w:proofErr w:type="spellStart"/>
-      <w:r>
-        <w:rPr>
-          <w:rFonts w:ascii="Arial" w:hAnsi="Arial" w:cs="Arial"/>
-          <w:color w:val="1F1F1F"/>
-          <w:sz w:val="21"/>
-          <w:szCs w:val="21"/>
-        </w:rPr>
-        <w:t>ch</w:t>
-      </w:r>
-      <w:proofErr w:type="spellEnd"/>
-      <w:r>
-        <w:rPr>
-          <w:rFonts w:ascii="Arial" w:hAnsi="Arial" w:cs="Arial"/>
-          <w:color w:val="1F1F1F"/>
-          <w:sz w:val="21"/>
-          <w:szCs w:val="21"/>
-        </w:rPr>
-        <w:t xml:space="preserve"> == </w:t>
-      </w:r>
-      <w:r>
-        <w:rPr>
-          <w:rFonts w:ascii="Arial" w:hAnsi="Arial" w:cs="Arial"/>
-          <w:color w:val="1F1F1F"/>
-          <w:sz w:val="21"/>
-          <w:szCs w:val="21"/>
-        </w:rPr>
-        <w:t>‘</w:t>
-      </w:r>
-      <w:r>
-        <w:rPr>
-          <w:rFonts w:ascii="Arial" w:hAnsi="Arial" w:cs="Arial"/>
-          <w:color w:val="1F1F1F"/>
-          <w:sz w:val="21"/>
-          <w:szCs w:val="21"/>
-        </w:rPr>
-        <w:t>]</w:t>
-      </w:r>
-      <w:r>
-        <w:rPr>
-          <w:rFonts w:ascii="Arial" w:hAnsi="Arial" w:cs="Arial"/>
-          <w:color w:val="1F1F1F"/>
-          <w:sz w:val="21"/>
-          <w:szCs w:val="21"/>
-        </w:rPr>
-        <w:t>’</w:t>
-      </w:r>
-      <w:r>
-        <w:rPr>
-          <w:rFonts w:ascii="Arial" w:hAnsi="Arial" w:cs="Arial"/>
-          <w:color w:val="1F1F1F"/>
-          <w:sz w:val="21"/>
-          <w:szCs w:val="21"/>
-        </w:rPr>
-        <w:t xml:space="preserve"> and top != </w:t>
-      </w:r>
-      <w:r>
-        <w:rPr>
-          <w:rFonts w:ascii="Arial" w:hAnsi="Arial" w:cs="Arial"/>
-          <w:color w:val="1F1F1F"/>
-          <w:sz w:val="21"/>
-          <w:szCs w:val="21"/>
-        </w:rPr>
-        <w:t>‘</w:t>
-      </w:r>
-      <w:r>
-        <w:rPr>
-          <w:rFonts w:ascii="Arial" w:hAnsi="Arial" w:cs="Arial"/>
-          <w:color w:val="1F1F1F"/>
-          <w:sz w:val="21"/>
-          <w:szCs w:val="21"/>
-        </w:rPr>
-        <w:t>[</w:t>
-      </w:r>
-      <w:r>
-        <w:rPr>
-          <w:rFonts w:ascii="Arial" w:hAnsi="Arial" w:cs="Arial"/>
-          <w:color w:val="1F1F1F"/>
-          <w:sz w:val="21"/>
-          <w:szCs w:val="21"/>
-        </w:rPr>
-        <w:t>‘</w:t>
-      </w:r>
-      <w:r>
-        <w:rPr>
-          <w:rFonts w:ascii="Arial" w:hAnsi="Arial" w:cs="Arial"/>
-          <w:color w:val="1F1F1F"/>
-          <w:sz w:val="21"/>
-          <w:szCs w:val="21"/>
-        </w:rPr>
-        <w:t>):</w:t>
-      </w:r>
-      <w:r>
-        <w:rPr>
-          <w:rFonts w:ascii="Arial" w:hAnsi="Arial" w:cs="Arial"/>
-          <w:color w:val="1F1F1F"/>
-          <w:sz w:val="21"/>
-          <w:szCs w:val="21"/>
-        </w:rPr>
-        <w:br/>
-      </w:r>
-      <w:r>
-        <w:rPr>
-          <w:rFonts w:ascii="Arial" w:hAnsi="Arial" w:cs="Arial"/>
-          <w:color w:val="1F1F1F"/>
-          <w:sz w:val="21"/>
-          <w:szCs w:val="21"/>
-        </w:rPr>
-        <w:t xml:space="preserve">                return False</w:t>
-      </w:r>
-      <w:r>
-        <w:rPr>
-          <w:rFonts w:ascii="Arial" w:hAnsi="Arial" w:cs="Arial"/>
-          <w:color w:val="1F1F1F"/>
-          <w:sz w:val="21"/>
-          <w:szCs w:val="21"/>
-        </w:rPr>
-        <w:br/>
-      </w:r>
-      <w:r>
-        <w:rPr>
-          <w:rFonts w:ascii="Arial" w:hAnsi="Arial" w:cs="Arial"/>
-          <w:color w:val="1F1F1F"/>
-          <w:sz w:val="21"/>
-          <w:szCs w:val="21"/>
-        </w:rPr>
-        <w:t xml:space="preserve">    return </w:t>
-      </w:r>
-      <w:proofErr w:type="spellStart"/>
-      <w:r>
-        <w:rPr>
-          <w:rFonts w:ascii="Arial" w:hAnsi="Arial" w:cs="Arial"/>
-          <w:color w:val="1F1F1F"/>
-          <w:sz w:val="21"/>
-          <w:szCs w:val="21"/>
-        </w:rPr>
-        <w:t>len</w:t>
-      </w:r>
-      <w:proofErr w:type="spellEnd"/>
-      <w:r>
-        <w:rPr>
-          <w:rFonts w:ascii="Arial" w:hAnsi="Arial" w:cs="Arial"/>
-          <w:color w:val="1F1F1F"/>
-          <w:sz w:val="21"/>
-          <w:szCs w:val="21"/>
-        </w:rPr>
-        <w:t>(stack) == 0</w:t>
-      </w:r>
-    </w:p>
-    <w:p>
-      <w:pPr>
-        <w:rPr>
-          <w:rFonts w:ascii="Arial" w:hAnsi="Arial" w:cs="Arial"/>
-          <w:color w:val="1F1F1F"/>
-          <w:sz w:val="21"/>
-          <w:szCs w:val="21"/>
-        </w:rPr>
-      </w:pPr>
-      <w:r>
-        <w:rPr>
-          <w:rFonts w:ascii="Arial" w:hAnsi="Arial" w:cs="Arial"/>
-          <w:color w:val="1F1F1F"/>
-          <w:sz w:val="21"/>
-          <w:szCs w:val="21"/>
-        </w:rPr>
-        <w:t># Example</w:t>
-      </w:r>
-      <w:r>
-        <w:rPr>
-          <w:rFonts w:ascii="Arial" w:hAnsi="Arial" w:cs="Arial"/>
-          <w:color w:val="1F1F1F"/>
-          <w:sz w:val="21"/>
-          <w:szCs w:val="21"/>
-        </w:rPr>
-        <w:br/>
-      </w:r>
-      <w:r>
-        <w:rPr>
-          <w:rFonts w:ascii="Arial" w:hAnsi="Arial" w:cs="Arial"/>
-          <w:color w:val="1F1F1F"/>
-          <w:sz w:val="21"/>
-          <w:szCs w:val="21"/>
-        </w:rPr>
-        <w:t xml:space="preserve">expr = </w:t>
-      </w:r>
-      <w:r>
-        <w:rPr>
-          <w:rFonts w:ascii="Arial" w:hAnsi="Arial" w:cs="Arial"/>
-          <w:color w:val="1F1F1F"/>
-          <w:sz w:val="21"/>
-          <w:szCs w:val="21"/>
-        </w:rPr>
-        <w:t>“</w:t>
-      </w:r>
-      <w:r>
-        <w:rPr>
-          <w:rFonts w:ascii="Arial" w:hAnsi="Arial" w:cs="Arial"/>
-          <w:color w:val="1F1F1F"/>
-          <w:sz w:val="21"/>
-          <w:szCs w:val="21"/>
-        </w:rPr>
-        <w:t>{[()]}</w:t>
-      </w:r>
-      <w:r>
-        <w:rPr>
-          <w:rFonts w:ascii="Arial" w:hAnsi="Arial" w:cs="Arial"/>
-          <w:color w:val="1F1F1F"/>
-          <w:sz w:val="21"/>
-          <w:szCs w:val="21"/>
-        </w:rPr>
-        <w:t>”</w:t>
-      </w:r>
-      <w:r>
-        <w:rPr>
-          <w:rFonts w:ascii="Arial" w:hAnsi="Arial" w:cs="Arial"/>
-          <w:color w:val="1F1F1F"/>
-          <w:sz w:val="21"/>
-          <w:szCs w:val="21"/>
-        </w:rPr>
-        <w:br/>
-      </w:r>
-      <w:r>
-        <w:rPr>
-          <w:rFonts w:ascii="Arial" w:hAnsi="Arial" w:cs="Arial"/>
-          <w:color w:val="1F1F1F"/>
-          <w:sz w:val="21"/>
-          <w:szCs w:val="21"/>
-        </w:rPr>
-        <w:t xml:space="preserve">if </w:t>
-      </w:r>
-      <w:proofErr w:type="spellStart"/>
-      <w:r>
-        <w:rPr>
-          <w:rFonts w:ascii="Arial" w:hAnsi="Arial" w:cs="Arial"/>
-          <w:color w:val="1F1F1F"/>
-          <w:sz w:val="21"/>
-          <w:szCs w:val="21"/>
-        </w:rPr>
-        <w:t>is_balanced</w:t>
-      </w:r>
-      <w:proofErr w:type="spellEnd"/>
-      <w:r>
-        <w:rPr>
-          <w:rFonts w:ascii="Arial" w:hAnsi="Arial" w:cs="Arial"/>
-          <w:color w:val="1F1F1F"/>
-          <w:sz w:val="21"/>
-          <w:szCs w:val="21"/>
-        </w:rPr>
-        <w:t>(expr) == True:</w:t>
-      </w:r>
-      <w:r>
-        <w:rPr>
-          <w:rFonts w:ascii="Arial" w:hAnsi="Arial" w:cs="Arial"/>
-          <w:color w:val="1F1F1F"/>
-          <w:sz w:val="21"/>
-          <w:szCs w:val="21"/>
-        </w:rPr>
-        <w:br/>
-      </w:r>
-      <w:r>
-        <w:rPr>
-          <w:rFonts w:ascii="Arial" w:hAnsi="Arial" w:cs="Arial"/>
-          <w:color w:val="1F1F1F"/>
-          <w:sz w:val="21"/>
-          <w:szCs w:val="21"/>
-        </w:rPr>
-        <w:t xml:space="preserve">    print(</w:t>
-      </w:r>
-      <w:r>
-        <w:rPr>
-          <w:rFonts w:ascii="Arial" w:hAnsi="Arial" w:cs="Arial"/>
-          <w:color w:val="1F1F1F"/>
-          <w:sz w:val="21"/>
-          <w:szCs w:val="21"/>
-        </w:rPr>
-        <w:t>“</w:t>
-      </w:r>
-      <w:r>
-        <w:rPr>
-          <w:rFonts w:ascii="Arial" w:hAnsi="Arial" w:cs="Arial"/>
-          <w:color w:val="1F1F1F"/>
-          <w:sz w:val="21"/>
-          <w:szCs w:val="21"/>
-        </w:rPr>
-        <w:t>Balanced</w:t>
-      </w:r>
-      <w:r>
-        <w:rPr>
-          <w:rFonts w:ascii="Arial" w:hAnsi="Arial" w:cs="Arial"/>
-          <w:color w:val="1F1F1F"/>
-          <w:sz w:val="21"/>
-          <w:szCs w:val="21"/>
-        </w:rPr>
-        <w:t>”</w:t>
-      </w:r>
-      <w:r>
-        <w:rPr>
-          <w:rFonts w:ascii="Arial" w:hAnsi="Arial" w:cs="Arial"/>
-          <w:color w:val="1F1F1F"/>
-          <w:sz w:val="21"/>
-          <w:szCs w:val="21"/>
-        </w:rPr>
-        <w:t>)</w:t>
-      </w:r>
-      <w:r>
-        <w:rPr>
-          <w:rFonts w:ascii="Arial" w:hAnsi="Arial" w:cs="Arial"/>
-          <w:color w:val="1F1F1F"/>
-          <w:sz w:val="21"/>
-          <w:szCs w:val="21"/>
-        </w:rPr>
-        <w:br/>
-      </w:r>
-      <w:r>
-        <w:rPr>
-          <w:rFonts w:ascii="Arial" w:hAnsi="Arial" w:cs="Arial"/>
-          <w:color w:val="1F1F1F"/>
-          <w:sz w:val="21"/>
-          <w:szCs w:val="21"/>
-        </w:rPr>
-        <w:t>else:</w:t>
-      </w:r>
-      <w:r>
-        <w:rPr>
-          <w:rFonts w:ascii="Arial" w:hAnsi="Arial" w:cs="Arial"/>
-          <w:color w:val="1F1F1F"/>
-          <w:sz w:val="21"/>
-          <w:szCs w:val="21"/>
-        </w:rPr>
-        <w:br/>
-      </w:r>
-      <w:r>
-        <w:rPr>
-          <w:rFonts w:ascii="Arial" w:hAnsi="Arial" w:cs="Arial"/>
-          <w:color w:val="1F1F1F"/>
-          <w:sz w:val="21"/>
-          <w:szCs w:val="21"/>
-        </w:rPr>
-        <w:t xml:space="preserve">    print(</w:t>
-      </w:r>
-      <w:r>
-        <w:rPr>
-          <w:rFonts w:ascii="Arial" w:hAnsi="Arial" w:cs="Arial"/>
-          <w:color w:val="1F1F1F"/>
-          <w:sz w:val="21"/>
-          <w:szCs w:val="21"/>
-        </w:rPr>
-        <w:t>“</w:t>
-      </w:r>
-      <w:r>
-        <w:rPr>
-          <w:rFonts w:ascii="Arial" w:hAnsi="Arial" w:cs="Arial"/>
-          <w:color w:val="1F1F1F"/>
-          <w:sz w:val="21"/>
-          <w:szCs w:val="21"/>
-        </w:rPr>
-        <w:t>Imbalanced</w:t>
-      </w:r>
-      <w:r>
-        <w:rPr>
-          <w:rFonts w:ascii="Arial" w:hAnsi="Arial" w:cs="Arial"/>
-          <w:color w:val="1F1F1F"/>
-          <w:sz w:val="21"/>
-          <w:szCs w:val="21"/>
-        </w:rPr>
-        <w:t>”</w:t>
-      </w:r>
-      <w:r>
-        <w:rPr>
-          <w:rFonts w:ascii="Arial" w:hAnsi="Arial" w:cs="Arial"/>
-          <w:color w:val="1F1F1F"/>
-          <w:sz w:val="21"/>
-          <w:szCs w:val="21"/>
-        </w:rPr>
-        <w:t>)</w:t>
-      </w:r>
-      <w:r>
-        <w:rPr>
-          <w:rFonts w:ascii="Arial" w:hAnsi="Arial" w:cs="Arial"/>
-          <w:color w:val="1F1F1F"/>
-          <w:sz w:val="21"/>
-          <w:szCs w:val="21"/>
-        </w:rPr>
-        <w:br/>
-      </w:r>
-    </w:p>
-    <w:p>
-      <w:pPr>
-        <w:rPr>
-          <w:rFonts w:ascii="Arial" w:hAnsi="Arial" w:cs="Arial"/>
-          <w:b/>
-          <w:color w:val="C00000"/>
-          <w:sz w:val="21"/>
-          <w:szCs w:val="21"/>
-          <w:shd w:val="clear" w:color="auto" w:fill="FFFFFF"/>
-        </w:rPr>
-      </w:pPr>
-      <w:r>
-        <w:rPr>
-          <w:rFonts w:ascii="Arial" w:hAnsi="Arial" w:cs="Arial"/>
-          <w:b/>
-          <w:color w:val="C00000"/>
-          <w:sz w:val="21"/>
-          <w:szCs w:val="21"/>
-          <w:highlight w:val="yellow"/>
-          <w:shd w:val="clear" w:color="auto" w:fill="FFFFFF"/>
-        </w:rPr>
-        <w:t xml:space="preserve">10. Write a program that simulates memory allocation by finding contiguous available blocks in a </w:t>
-      </w:r>
-      <w:r>
-        <w:rPr>
-          <w:rFonts w:ascii="Arial" w:hAnsi="Arial" w:cs="Arial"/>
-          <w:b/>
-          <w:color w:val="C00000"/>
-          <w:sz w:val="21"/>
-          <w:szCs w:val="21"/>
-          <w:highlight w:val="yellow"/>
-          <w:shd w:val="clear" w:color="auto" w:fill="FFFFFF"/>
-        </w:rPr>
-        <w:pgNum/>
-      </w:r>
-      <w:proofErr w:type="spellStart"/>
-      <w:r>
-        <w:rPr>
-          <w:rFonts w:ascii="Arial" w:hAnsi="Arial" w:cs="Arial"/>
-          <w:b/>
-          <w:color w:val="C00000"/>
-          <w:sz w:val="21"/>
-          <w:szCs w:val="21"/>
-          <w:highlight w:val="yellow"/>
-          <w:shd w:val="clear" w:color="auto" w:fill="FFFFFF"/>
-        </w:rPr>
-        <w:t>oolean</w:t>
-      </w:r>
-      <w:proofErr w:type="spellEnd"/>
-      <w:r>
-        <w:rPr>
-          <w:rFonts w:ascii="Arial" w:hAnsi="Arial" w:cs="Arial"/>
-          <w:b/>
-          <w:color w:val="C00000"/>
-          <w:sz w:val="21"/>
-          <w:szCs w:val="21"/>
-          <w:highlight w:val="yellow"/>
-          <w:shd w:val="clear" w:color="auto" w:fill="FFFFFF"/>
-        </w:rPr>
-        <w:t xml:space="preserve"> array and marking them as used.</w:t>
-      </w:r>
-    </w:p>
-    <w:p>
-      <w:pPr>
-        <w:rPr>
-          <w:rFonts w:ascii="Arial" w:hAnsi="Arial" w:cs="Arial"/>
-          <w:color w:val="1F1F1F"/>
-          <w:sz w:val="21"/>
-          <w:szCs w:val="21"/>
-          <w:shd w:val="clear" w:color="auto" w:fill="FFFFFF"/>
-        </w:rPr>
-      </w:pPr>
-      <w:r>
-        <w:rPr>
-          <w:rFonts w:ascii="Arial" w:hAnsi="Arial" w:cs="Arial"/>
-          <w:color w:val="1F1F1F"/>
-          <w:sz w:val="21"/>
-          <w:szCs w:val="21"/>
-          <w:shd w:val="clear" w:color="auto" w:fill="FFFFFF"/>
-        </w:rPr>
-        <w:t>D</w:t>
-      </w:r>
-      <w:r>
-        <w:rPr>
-          <w:rFonts w:ascii="Arial" w:hAnsi="Arial" w:cs="Arial"/>
-          <w:color w:val="1F1F1F"/>
-          <w:sz w:val="21"/>
-          <w:szCs w:val="21"/>
-          <w:shd w:val="clear" w:color="auto" w:fill="FFFFFF"/>
-        </w:rPr>
-        <w:t xml:space="preserve">ef </w:t>
-      </w:r>
-      <w:proofErr w:type="spellStart"/>
-      <w:r>
-        <w:rPr>
-          <w:rFonts w:ascii="Arial" w:hAnsi="Arial" w:cs="Arial"/>
-          <w:color w:val="1F1F1F"/>
-          <w:sz w:val="21"/>
-          <w:szCs w:val="21"/>
-          <w:shd w:val="clear" w:color="auto" w:fill="FFFFFF"/>
-        </w:rPr>
-        <w:t>allocate_memory</w:t>
-      </w:r>
-      <w:proofErr w:type="spellEnd"/>
-      <w:r>
-        <w:rPr>
-          <w:rFonts w:ascii="Arial" w:hAnsi="Arial" w:cs="Arial"/>
-          <w:color w:val="1F1F1F"/>
-          <w:sz w:val="21"/>
-          <w:szCs w:val="21"/>
-          <w:shd w:val="clear" w:color="auto" w:fill="FFFFFF"/>
-        </w:rPr>
-        <w:t>(memory, size):</w:t>
-      </w:r>
-      <w:r>
-        <w:rPr>
-          <w:rFonts w:ascii="Arial" w:hAnsi="Arial" w:cs="Arial"/>
-          <w:color w:val="1F1F1F"/>
-          <w:sz w:val="21"/>
-          <w:szCs w:val="21"/>
-          <w:shd w:val="clear" w:color="auto" w:fill="FFFFFF"/>
-        </w:rPr>
-        <w:br/>
-      </w:r>
-      <w:r>
-        <w:rPr>
-          <w:rFonts w:ascii="Arial" w:hAnsi="Arial" w:cs="Arial"/>
-          <w:color w:val="1F1F1F"/>
-          <w:sz w:val="21"/>
-          <w:szCs w:val="21"/>
-          <w:shd w:val="clear" w:color="auto" w:fill="FFFFFF"/>
-        </w:rPr>
-        <w:t xml:space="preserve">    n = </w:t>
-      </w:r>
-      <w:proofErr w:type="spellStart"/>
-      <w:r>
-        <w:rPr>
-          <w:rFonts w:ascii="Arial" w:hAnsi="Arial" w:cs="Arial"/>
-          <w:color w:val="1F1F1F"/>
-          <w:sz w:val="21"/>
-          <w:szCs w:val="21"/>
-          <w:shd w:val="clear" w:color="auto" w:fill="FFFFFF"/>
-        </w:rPr>
-        <w:t>len</w:t>
-      </w:r>
-      <w:proofErr w:type="spellEnd"/>
-      <w:r>
-        <w:rPr>
-          <w:rFonts w:ascii="Arial" w:hAnsi="Arial" w:cs="Arial"/>
-          <w:color w:val="1F1F1F"/>
-          <w:sz w:val="21"/>
-          <w:szCs w:val="21"/>
-          <w:shd w:val="clear" w:color="auto" w:fill="FFFFFF"/>
-        </w:rPr>
-        <w:t>(memory)</w:t>
-      </w:r>
-      <w:r>
-        <w:rPr>
-          <w:rFonts w:ascii="Arial" w:hAnsi="Arial" w:cs="Arial"/>
-          <w:color w:val="1F1F1F"/>
-          <w:sz w:val="21"/>
-          <w:szCs w:val="21"/>
-          <w:shd w:val="clear" w:color="auto" w:fill="FFFFFF"/>
-        </w:rPr>
-        <w:br/>
-      </w:r>
-      <w:r>
-        <w:rPr>
-          <w:rFonts w:ascii="Arial" w:hAnsi="Arial" w:cs="Arial"/>
-          <w:color w:val="1F1F1F"/>
-          <w:sz w:val="21"/>
-          <w:szCs w:val="21"/>
-          <w:shd w:val="clear" w:color="auto" w:fill="FFFFFF"/>
-        </w:rPr>
-        <w:t xml:space="preserve">    for </w:t>
-      </w:r>
-      <w:r>
-        <w:rPr>
-          <w:rFonts w:ascii="Arial" w:hAnsi="Arial" w:cs="Arial"/>
-          <w:color w:val="1F1F1F"/>
-          <w:sz w:val="21"/>
-          <w:szCs w:val="21"/>
-          <w:shd w:val="clear" w:color="auto" w:fill="FFFFFF"/>
-        </w:rPr>
-        <w:t>I</w:t>
-      </w:r>
-      <w:r>
-        <w:rPr>
-          <w:rFonts w:ascii="Arial" w:hAnsi="Arial" w:cs="Arial"/>
-          <w:color w:val="1F1F1F"/>
-          <w:sz w:val="21"/>
-          <w:szCs w:val="21"/>
-          <w:shd w:val="clear" w:color="auto" w:fill="FFFFFF"/>
-        </w:rPr>
-        <w:t xml:space="preserve"> in range(n </w:t>
-      </w:r>
-      <w:r>
-        <w:rPr>
-          <w:rFonts w:ascii="Arial" w:hAnsi="Arial" w:cs="Arial"/>
-          <w:color w:val="1F1F1F"/>
-          <w:sz w:val="21"/>
-          <w:szCs w:val="21"/>
-          <w:shd w:val="clear" w:color="auto" w:fill="FFFFFF"/>
-        </w:rPr>
-        <w:t>–</w:t>
-      </w:r>
-      <w:r>
-        <w:rPr>
-          <w:rFonts w:ascii="Arial" w:hAnsi="Arial" w:cs="Arial"/>
-          <w:color w:val="1F1F1F"/>
-          <w:sz w:val="21"/>
-          <w:szCs w:val="21"/>
-          <w:shd w:val="clear" w:color="auto" w:fill="FFFFFF"/>
-        </w:rPr>
-        <w:t xml:space="preserve"> size + 1):</w:t>
-      </w:r>
-      <w:r>
-        <w:rPr>
-          <w:rFonts w:ascii="Arial" w:hAnsi="Arial" w:cs="Arial"/>
-          <w:color w:val="1F1F1F"/>
-          <w:sz w:val="21"/>
-          <w:szCs w:val="21"/>
-          <w:shd w:val="clear" w:color="auto" w:fill="FFFFFF"/>
-        </w:rPr>
-        <w:br/>
-      </w:r>
-      <w:r>
-        <w:rPr>
-          <w:rFonts w:ascii="Arial" w:hAnsi="Arial" w:cs="Arial"/>
-          <w:color w:val="1F1F1F"/>
-          <w:sz w:val="21"/>
-          <w:szCs w:val="21"/>
-          <w:shd w:val="clear" w:color="auto" w:fill="FFFFFF"/>
-        </w:rPr>
-        <w:t xml:space="preserve">        </w:t>
-      </w:r>
-      <w:proofErr w:type="spellStart"/>
-      <w:r>
-        <w:rPr>
-          <w:rFonts w:ascii="Arial" w:hAnsi="Arial" w:cs="Arial"/>
-          <w:color w:val="1F1F1F"/>
-          <w:sz w:val="21"/>
-          <w:szCs w:val="21"/>
-          <w:shd w:val="clear" w:color="auto" w:fill="FFFFFF"/>
-        </w:rPr>
-        <w:t>can_allocate</w:t>
-      </w:r>
-      <w:proofErr w:type="spellEnd"/>
-      <w:r>
-        <w:rPr>
-          <w:rFonts w:ascii="Arial" w:hAnsi="Arial" w:cs="Arial"/>
-          <w:color w:val="1F1F1F"/>
-          <w:sz w:val="21"/>
-          <w:szCs w:val="21"/>
-          <w:shd w:val="clear" w:color="auto" w:fill="FFFFFF"/>
-        </w:rPr>
-        <w:t xml:space="preserve"> = True</w:t>
-      </w:r>
-      <w:r>
-        <w:rPr>
-          <w:rFonts w:ascii="Arial" w:hAnsi="Arial" w:cs="Arial"/>
-          <w:color w:val="1F1F1F"/>
-          <w:sz w:val="21"/>
-          <w:szCs w:val="21"/>
-          <w:shd w:val="clear" w:color="auto" w:fill="FFFFFF"/>
-        </w:rPr>
-        <w:br/>
-      </w:r>
-      <w:r>
-        <w:rPr>
-          <w:rFonts w:ascii="Arial" w:hAnsi="Arial" w:cs="Arial"/>
-          <w:color w:val="1F1F1F"/>
-          <w:sz w:val="21"/>
-          <w:szCs w:val="21"/>
-          <w:shd w:val="clear" w:color="auto" w:fill="FFFFFF"/>
-        </w:rPr>
-        <w:t xml:space="preserve">        # check continuous block</w:t>
-      </w:r>
-    </w:p>
-    <w:p>
-      <w:pPr>
-        <w:rPr>
-          <w:rFonts w:ascii="Arial" w:hAnsi="Arial" w:cs="Arial"/>
-          <w:color w:val="1F1F1F"/>
-          <w:sz w:val="21"/>
-          <w:szCs w:val="21"/>
-          <w:shd w:val="clear" w:color="auto" w:fill="FFFFFF"/>
-        </w:rPr>
-      </w:pPr>
-      <w:r>
-        <w:rPr>
-          <w:rFonts w:ascii="Arial" w:hAnsi="Arial" w:cs="Arial"/>
-          <w:color w:val="1F1F1F"/>
-          <w:sz w:val="21"/>
-          <w:szCs w:val="21"/>
-          <w:shd w:val="clear" w:color="auto" w:fill="FFFFFF"/>
-        </w:rPr>
-        <w:t xml:space="preserve">        for j in range(</w:t>
-      </w:r>
-      <w:r>
-        <w:rPr>
-          <w:rFonts w:ascii="Arial" w:hAnsi="Arial" w:cs="Arial"/>
-          <w:color w:val="1F1F1F"/>
-          <w:sz w:val="21"/>
-          <w:szCs w:val="21"/>
-          <w:shd w:val="clear" w:color="auto" w:fill="FFFFFF"/>
-        </w:rPr>
-        <w:t>I</w:t>
-      </w:r>
-      <w:r>
-        <w:rPr>
-          <w:rFonts w:ascii="Arial" w:hAnsi="Arial" w:cs="Arial"/>
-          <w:color w:val="1F1F1F"/>
-          <w:sz w:val="21"/>
-          <w:szCs w:val="21"/>
-          <w:shd w:val="clear" w:color="auto" w:fill="FFFFFF"/>
-        </w:rPr>
-        <w:t xml:space="preserve">, </w:t>
-      </w:r>
-      <w:r>
-        <w:rPr>
-          <w:rFonts w:ascii="Arial" w:hAnsi="Arial" w:cs="Arial"/>
-          <w:color w:val="1F1F1F"/>
-          <w:sz w:val="21"/>
-          <w:szCs w:val="21"/>
-          <w:shd w:val="clear" w:color="auto" w:fill="FFFFFF"/>
-        </w:rPr>
-        <w:t>I</w:t>
-      </w:r>
-      <w:r>
-        <w:rPr>
-          <w:rFonts w:ascii="Arial" w:hAnsi="Arial" w:cs="Arial"/>
-          <w:color w:val="1F1F1F"/>
-          <w:sz w:val="21"/>
-          <w:szCs w:val="21"/>
-          <w:shd w:val="clear" w:color="auto" w:fill="FFFFFF"/>
-        </w:rPr>
-        <w:t xml:space="preserve"> + size):</w:t>
-      </w:r>
-      <w:r>
-        <w:rPr>
-          <w:rFonts w:ascii="Arial" w:hAnsi="Arial" w:cs="Arial"/>
-          <w:color w:val="1F1F1F"/>
-          <w:sz w:val="21"/>
-          <w:szCs w:val="21"/>
-          <w:shd w:val="clear" w:color="auto" w:fill="FFFFFF"/>
-        </w:rPr>
-        <w:br/>
-      </w:r>
-      <w:r>
-        <w:rPr>
-          <w:rFonts w:ascii="Arial" w:hAnsi="Arial" w:cs="Arial"/>
-          <w:color w:val="1F1F1F"/>
-          <w:sz w:val="21"/>
-          <w:szCs w:val="21"/>
-          <w:shd w:val="clear" w:color="auto" w:fill="FFFFFF"/>
-        </w:rPr>
-        <w:t xml:space="preserve">            if memory[j] == True:</w:t>
-      </w:r>
-      <w:r>
-        <w:rPr>
-          <w:rFonts w:ascii="Arial" w:hAnsi="Arial" w:cs="Arial"/>
-          <w:color w:val="1F1F1F"/>
-          <w:sz w:val="21"/>
-          <w:szCs w:val="21"/>
-          <w:shd w:val="clear" w:color="auto" w:fill="FFFFFF"/>
-        </w:rPr>
-        <w:br/>
-      </w:r>
-      <w:r>
-        <w:rPr>
-          <w:rFonts w:ascii="Arial" w:hAnsi="Arial" w:cs="Arial"/>
-          <w:color w:val="1F1F1F"/>
-          <w:sz w:val="21"/>
-          <w:szCs w:val="21"/>
-          <w:shd w:val="clear" w:color="auto" w:fill="FFFFFF"/>
-        </w:rPr>
-        <w:t xml:space="preserve">                </w:t>
-      </w:r>
-      <w:proofErr w:type="spellStart"/>
-      <w:r>
-        <w:rPr>
-          <w:rFonts w:ascii="Arial" w:hAnsi="Arial" w:cs="Arial"/>
-          <w:color w:val="1F1F1F"/>
-          <w:sz w:val="21"/>
-          <w:szCs w:val="21"/>
-          <w:shd w:val="clear" w:color="auto" w:fill="FFFFFF"/>
-        </w:rPr>
-        <w:t>can_allocate</w:t>
-      </w:r>
-      <w:proofErr w:type="spellEnd"/>
-      <w:r>
-        <w:rPr>
-          <w:rFonts w:ascii="Arial" w:hAnsi="Arial" w:cs="Arial"/>
-          <w:color w:val="1F1F1F"/>
-          <w:sz w:val="21"/>
-          <w:szCs w:val="21"/>
-          <w:shd w:val="clear" w:color="auto" w:fill="FFFFFF"/>
-        </w:rPr>
-        <w:t xml:space="preserve"> = False</w:t>
-      </w:r>
-      <w:r>
-        <w:rPr>
-          <w:rFonts w:ascii="Arial" w:hAnsi="Arial" w:cs="Arial"/>
-          <w:color w:val="1F1F1F"/>
-          <w:sz w:val="21"/>
-          <w:szCs w:val="21"/>
-          <w:shd w:val="clear" w:color="auto" w:fill="FFFFFF"/>
-        </w:rPr>
-        <w:br/>
-      </w:r>
-      <w:r>
-        <w:rPr>
-          <w:rFonts w:ascii="Arial" w:hAnsi="Arial" w:cs="Arial"/>
-          <w:color w:val="1F1F1F"/>
-          <w:sz w:val="21"/>
-          <w:szCs w:val="21"/>
-          <w:shd w:val="clear" w:color="auto" w:fill="FFFFFF"/>
-        </w:rPr>
-        <w:t xml:space="preserve">                break</w:t>
-      </w:r>
-      <w:r>
-        <w:rPr>
-          <w:rFonts w:ascii="Arial" w:hAnsi="Arial" w:cs="Arial"/>
-          <w:color w:val="1F1F1F"/>
-          <w:sz w:val="21"/>
-          <w:szCs w:val="21"/>
-          <w:shd w:val="clear" w:color="auto" w:fill="FFFFFF"/>
-        </w:rPr>
-        <w:br/>
-      </w:r>
-      <w:r>
-        <w:rPr>
-          <w:rFonts w:ascii="Arial" w:hAnsi="Arial" w:cs="Arial"/>
-          <w:color w:val="1F1F1F"/>
-          <w:sz w:val="21"/>
-          <w:szCs w:val="21"/>
-          <w:shd w:val="clear" w:color="auto" w:fill="FFFFFF"/>
-        </w:rPr>
-        <w:br/>
-      </w:r>
-      <w:r>
-        <w:rPr>
-          <w:rFonts w:ascii="Arial" w:hAnsi="Arial" w:cs="Arial"/>
-          <w:color w:val="1F1F1F"/>
-          <w:sz w:val="21"/>
-          <w:szCs w:val="21"/>
-          <w:shd w:val="clear" w:color="auto" w:fill="FFFFFF"/>
-        </w:rPr>
-        <w:t xml:space="preserve">        # if found free block</w:t>
-      </w:r>
-      <w:r>
-        <w:rPr>
-          <w:rFonts w:ascii="Arial" w:hAnsi="Arial" w:cs="Arial"/>
-          <w:color w:val="1F1F1F"/>
-          <w:sz w:val="21"/>
-          <w:szCs w:val="21"/>
-          <w:shd w:val="clear" w:color="auto" w:fill="FFFFFF"/>
-        </w:rPr>
-        <w:br/>
-      </w:r>
-      <w:r>
-        <w:rPr>
-          <w:rFonts w:ascii="Arial" w:hAnsi="Arial" w:cs="Arial"/>
-          <w:color w:val="1F1F1F"/>
-          <w:sz w:val="21"/>
-          <w:szCs w:val="21"/>
-          <w:shd w:val="clear" w:color="auto" w:fill="FFFFFF"/>
-        </w:rPr>
-        <w:t xml:space="preserve">        if </w:t>
-      </w:r>
-      <w:proofErr w:type="spellStart"/>
-      <w:r>
-        <w:rPr>
-          <w:rFonts w:ascii="Arial" w:hAnsi="Arial" w:cs="Arial"/>
-          <w:color w:val="1F1F1F"/>
-          <w:sz w:val="21"/>
-          <w:szCs w:val="21"/>
-          <w:shd w:val="clear" w:color="auto" w:fill="FFFFFF"/>
-        </w:rPr>
-        <w:t>can_allocate</w:t>
-      </w:r>
-      <w:proofErr w:type="spellEnd"/>
-      <w:r>
-        <w:rPr>
-          <w:rFonts w:ascii="Arial" w:hAnsi="Arial" w:cs="Arial"/>
-          <w:color w:val="1F1F1F"/>
-          <w:sz w:val="21"/>
-          <w:szCs w:val="21"/>
-          <w:shd w:val="clear" w:color="auto" w:fill="FFFFFF"/>
-        </w:rPr>
-        <w:t>:</w:t>
-      </w:r>
-      <w:r>
-        <w:rPr>
-          <w:rFonts w:ascii="Arial" w:hAnsi="Arial" w:cs="Arial"/>
-          <w:color w:val="1F1F1F"/>
-          <w:sz w:val="21"/>
-          <w:szCs w:val="21"/>
-          <w:shd w:val="clear" w:color="auto" w:fill="FFFFFF"/>
-        </w:rPr>
-        <w:br/>
-      </w:r>
-      <w:r>
-        <w:rPr>
-          <w:rFonts w:ascii="Arial" w:hAnsi="Arial" w:cs="Arial"/>
-          <w:color w:val="1F1F1F"/>
-          <w:sz w:val="21"/>
-          <w:szCs w:val="21"/>
-          <w:shd w:val="clear" w:color="auto" w:fill="FFFFFF"/>
-        </w:rPr>
-        <w:t xml:space="preserve">            for j in range(</w:t>
-      </w:r>
-      <w:r>
-        <w:rPr>
-          <w:rFonts w:ascii="Arial" w:hAnsi="Arial" w:cs="Arial"/>
-          <w:color w:val="1F1F1F"/>
-          <w:sz w:val="21"/>
-          <w:szCs w:val="21"/>
-          <w:shd w:val="clear" w:color="auto" w:fill="FFFFFF"/>
-        </w:rPr>
-        <w:t>I</w:t>
-      </w:r>
-      <w:r>
-        <w:rPr>
-          <w:rFonts w:ascii="Arial" w:hAnsi="Arial" w:cs="Arial"/>
-          <w:color w:val="1F1F1F"/>
-          <w:sz w:val="21"/>
-          <w:szCs w:val="21"/>
-          <w:shd w:val="clear" w:color="auto" w:fill="FFFFFF"/>
-        </w:rPr>
-        <w:t xml:space="preserve">, </w:t>
-      </w:r>
-      <w:r>
-        <w:rPr>
-          <w:rFonts w:ascii="Arial" w:hAnsi="Arial" w:cs="Arial"/>
-          <w:color w:val="1F1F1F"/>
-          <w:sz w:val="21"/>
-          <w:szCs w:val="21"/>
-          <w:shd w:val="clear" w:color="auto" w:fill="FFFFFF"/>
-        </w:rPr>
-        <w:t>I</w:t>
-      </w:r>
-      <w:r>
-        <w:rPr>
-          <w:rFonts w:ascii="Arial" w:hAnsi="Arial" w:cs="Arial"/>
-          <w:color w:val="1F1F1F"/>
-          <w:sz w:val="21"/>
-          <w:szCs w:val="21"/>
-          <w:shd w:val="clear" w:color="auto" w:fill="FFFFFF"/>
-        </w:rPr>
-        <w:t xml:space="preserve"> + size):</w:t>
-      </w:r>
-      <w:r>
-        <w:rPr>
-          <w:rFonts w:ascii="Arial" w:hAnsi="Arial" w:cs="Arial"/>
-          <w:color w:val="1F1F1F"/>
-          <w:sz w:val="21"/>
-          <w:szCs w:val="21"/>
-          <w:shd w:val="clear" w:color="auto" w:fill="FFFFFF"/>
-        </w:rPr>
-        <w:br/>
-      </w:r>
-      <w:r>
-        <w:rPr>
-          <w:rFonts w:ascii="Arial" w:hAnsi="Arial" w:cs="Arial"/>
-          <w:color w:val="1F1F1F"/>
-          <w:sz w:val="21"/>
-          <w:szCs w:val="21"/>
-          <w:shd w:val="clear" w:color="auto" w:fill="FFFFFF"/>
-        </w:rPr>
-        <w:t xml:space="preserve">                memory[j] = True</w:t>
-      </w:r>
-      <w:r>
-        <w:rPr>
-          <w:rFonts w:ascii="Arial" w:hAnsi="Arial" w:cs="Arial"/>
-          <w:color w:val="1F1F1F"/>
-          <w:sz w:val="21"/>
-          <w:szCs w:val="21"/>
-          <w:shd w:val="clear" w:color="auto" w:fill="FFFFFF"/>
-        </w:rPr>
-        <w:br/>
-      </w:r>
-      <w:r>
-        <w:rPr>
-          <w:rFonts w:ascii="Arial" w:hAnsi="Arial" w:cs="Arial"/>
-          <w:color w:val="1F1F1F"/>
-          <w:sz w:val="21"/>
-          <w:szCs w:val="21"/>
-          <w:shd w:val="clear" w:color="auto" w:fill="FFFFFF"/>
-        </w:rPr>
-        <w:t xml:space="preserve">            return </w:t>
-      </w:r>
-      <w:r>
-        <w:rPr>
-          <w:rFonts w:ascii="Arial" w:hAnsi="Arial" w:cs="Arial"/>
-          <w:color w:val="1F1F1F"/>
-          <w:sz w:val="21"/>
-          <w:szCs w:val="21"/>
-          <w:shd w:val="clear" w:color="auto" w:fill="FFFFFF"/>
-        </w:rPr>
-        <w:t>I</w:t>
-      </w:r>
-      <w:r>
-        <w:rPr>
-          <w:rFonts w:ascii="Arial" w:hAnsi="Arial" w:cs="Arial"/>
-          <w:color w:val="1F1F1F"/>
-          <w:sz w:val="21"/>
-          <w:szCs w:val="21"/>
-          <w:shd w:val="clear" w:color="auto" w:fill="FFFFFF"/>
-        </w:rPr>
-        <w:t xml:space="preserve">   # starting index of allocation</w:t>
-      </w:r>
-      <w:r>
-        <w:rPr>
-          <w:rFonts w:ascii="Arial" w:hAnsi="Arial" w:cs="Arial"/>
-          <w:color w:val="1F1F1F"/>
-          <w:sz w:val="21"/>
-          <w:szCs w:val="21"/>
-          <w:shd w:val="clear" w:color="auto" w:fill="FFFFFF"/>
-        </w:rPr>
-        <w:br/>
-      </w:r>
-      <w:r>
-        <w:rPr>
-          <w:rFonts w:ascii="Arial" w:hAnsi="Arial" w:cs="Arial"/>
-          <w:color w:val="1F1F1F"/>
-          <w:sz w:val="21"/>
-          <w:szCs w:val="21"/>
-          <w:shd w:val="clear" w:color="auto" w:fill="FFFFFF"/>
-        </w:rPr>
-        <w:t xml:space="preserve">    return -1  # not found</w:t>
-      </w:r>
-      <w:r>
-        <w:rPr>
-          <w:rFonts w:ascii="Arial" w:hAnsi="Arial" w:cs="Arial"/>
-          <w:color w:val="1F1F1F"/>
-          <w:sz w:val="21"/>
-          <w:szCs w:val="21"/>
-          <w:shd w:val="clear" w:color="auto" w:fill="FFFFFF"/>
-        </w:rPr>
-        <w:br/>
-      </w:r>
-    </w:p>
-    <w:p>
-      <w:pPr>
-        <w:rPr>
-          <w:rFonts w:ascii="Arial" w:hAnsi="Arial" w:cs="Arial"/>
-          <w:color w:val="1F1F1F"/>
-          <w:sz w:val="21"/>
-          <w:szCs w:val="21"/>
-          <w:shd w:val="clear" w:color="auto" w:fill="FFFFFF"/>
-        </w:rPr>
-      </w:pPr>
-      <w:r>
-        <w:rPr>
-          <w:rFonts w:ascii="Arial" w:hAnsi="Arial" w:cs="Arial"/>
-          <w:color w:val="1F1F1F"/>
-          <w:sz w:val="21"/>
-          <w:szCs w:val="21"/>
-          <w:shd w:val="clear" w:color="auto" w:fill="FFFFFF"/>
-        </w:rPr>
-        <w:t># Example usage</w:t>
-      </w:r>
-    </w:p>
-    <w:p>
-      <w:pPr>
-        <w:rPr>
-          <w:rFonts w:ascii="Arial" w:hAnsi="Arial" w:cs="Arial"/>
-          <w:color w:val="1F1F1F"/>
-          <w:sz w:val="21"/>
-          <w:szCs w:val="21"/>
-          <w:shd w:val="clear" w:color="auto" w:fill="FFFFFF"/>
-        </w:rPr>
-      </w:pPr>
-      <w:r>
-        <w:rPr>
-          <w:rFonts w:ascii="Arial" w:hAnsi="Arial" w:cs="Arial"/>
-          <w:color w:val="1F1F1F"/>
-          <w:sz w:val="21"/>
-          <w:szCs w:val="21"/>
-          <w:shd w:val="clear" w:color="auto" w:fill="FFFFFF"/>
-        </w:rPr>
-        <w:lastRenderedPageBreak/>
-        <w:t>memory = [False, True, False, False]</w:t>
-      </w:r>
-      <w:r>
-        <w:rPr>
-          <w:rFonts w:ascii="Arial" w:hAnsi="Arial" w:cs="Arial"/>
-          <w:color w:val="1F1F1F"/>
-          <w:sz w:val="21"/>
-          <w:szCs w:val="21"/>
-          <w:shd w:val="clear" w:color="auto" w:fill="FFFFFF"/>
-        </w:rPr>
-        <w:br/>
-      </w:r>
-      <w:r>
-        <w:rPr>
-          <w:rFonts w:ascii="Arial" w:hAnsi="Arial" w:cs="Arial"/>
-          <w:color w:val="1F1F1F"/>
-          <w:sz w:val="21"/>
-          <w:szCs w:val="21"/>
-          <w:shd w:val="clear" w:color="auto" w:fill="FFFFFF"/>
-        </w:rPr>
-        <w:t>size = 2</w:t>
-      </w:r>
-      <w:r>
-        <w:rPr>
-          <w:rFonts w:ascii="Arial" w:hAnsi="Arial" w:cs="Arial"/>
-          <w:color w:val="1F1F1F"/>
-          <w:sz w:val="21"/>
-          <w:szCs w:val="21"/>
-          <w:shd w:val="clear" w:color="auto" w:fill="FFFFFF"/>
-        </w:rPr>
-        <w:br/>
-      </w:r>
-      <w:r>
-        <w:rPr>
-          <w:rFonts w:ascii="Arial" w:hAnsi="Arial" w:cs="Arial"/>
-          <w:color w:val="1F1F1F"/>
-          <w:sz w:val="21"/>
-          <w:szCs w:val="21"/>
-          <w:shd w:val="clear" w:color="auto" w:fill="FFFFFF"/>
-        </w:rPr>
-        <w:t xml:space="preserve">index = </w:t>
-      </w:r>
-      <w:proofErr w:type="spellStart"/>
-      <w:r>
-        <w:rPr>
-          <w:rFonts w:ascii="Arial" w:hAnsi="Arial" w:cs="Arial"/>
-          <w:color w:val="1F1F1F"/>
-          <w:sz w:val="21"/>
-          <w:szCs w:val="21"/>
-          <w:shd w:val="clear" w:color="auto" w:fill="FFFFFF"/>
-        </w:rPr>
-        <w:t>allocate_memory</w:t>
-      </w:r>
-      <w:proofErr w:type="spellEnd"/>
-      <w:r>
-        <w:rPr>
-          <w:rFonts w:ascii="Arial" w:hAnsi="Arial" w:cs="Arial"/>
-          <w:color w:val="1F1F1F"/>
-          <w:sz w:val="21"/>
-          <w:szCs w:val="21"/>
-          <w:shd w:val="clear" w:color="auto" w:fill="FFFFFF"/>
-        </w:rPr>
-        <w:t>(memory, size)</w:t>
-      </w:r>
-      <w:r>
-        <w:rPr>
-          <w:rFonts w:ascii="Arial" w:hAnsi="Arial" w:cs="Arial"/>
-          <w:color w:val="1F1F1F"/>
-          <w:sz w:val="21"/>
-          <w:szCs w:val="21"/>
-          <w:shd w:val="clear" w:color="auto" w:fill="FFFFFF"/>
-        </w:rPr>
-        <w:br/>
-      </w:r>
-      <w:r>
-        <w:rPr>
-          <w:rFonts w:ascii="Arial" w:hAnsi="Arial" w:cs="Arial"/>
-          <w:color w:val="1F1F1F"/>
-          <w:sz w:val="21"/>
-          <w:szCs w:val="21"/>
-          <w:shd w:val="clear" w:color="auto" w:fill="FFFFFF"/>
-        </w:rPr>
-        <w:t>print(</w:t>
-      </w:r>
-      <w:r>
-        <w:rPr>
-          <w:rFonts w:ascii="Arial" w:hAnsi="Arial" w:cs="Arial"/>
-          <w:color w:val="1F1F1F"/>
-          <w:sz w:val="21"/>
-          <w:szCs w:val="21"/>
-          <w:shd w:val="clear" w:color="auto" w:fill="FFFFFF"/>
-        </w:rPr>
-        <w:t>“</w:t>
-      </w:r>
-      <w:r>
-        <w:rPr>
-          <w:rFonts w:ascii="Arial" w:hAnsi="Arial" w:cs="Arial"/>
-          <w:color w:val="1F1F1F"/>
-          <w:sz w:val="21"/>
-          <w:szCs w:val="21"/>
-          <w:shd w:val="clear" w:color="auto" w:fill="FFFFFF"/>
-        </w:rPr>
-        <w:t>Allocated at index:</w:t>
-      </w:r>
-      <w:r>
-        <w:rPr>
-          <w:rFonts w:ascii="Arial" w:hAnsi="Arial" w:cs="Arial"/>
-          <w:color w:val="1F1F1F"/>
-          <w:sz w:val="21"/>
-          <w:szCs w:val="21"/>
-          <w:shd w:val="clear" w:color="auto" w:fill="FFFFFF"/>
-        </w:rPr>
-        <w:t>”</w:t>
-      </w:r>
-      <w:r>
-        <w:rPr>
-          <w:rFonts w:ascii="Arial" w:hAnsi="Arial" w:cs="Arial"/>
-          <w:color w:val="1F1F1F"/>
-          <w:sz w:val="21"/>
-          <w:szCs w:val="21"/>
-          <w:shd w:val="clear" w:color="auto" w:fill="FFFFFF"/>
-        </w:rPr>
-        <w:t>, index)</w:t>
-      </w:r>
-      <w:r>
-        <w:rPr>
-          <w:rFonts w:ascii="Arial" w:hAnsi="Arial" w:cs="Arial"/>
-          <w:color w:val="1F1F1F"/>
-          <w:sz w:val="21"/>
-          <w:szCs w:val="21"/>
-          <w:shd w:val="clear" w:color="auto" w:fill="FFFFFF"/>
-        </w:rPr>
-        <w:br/>
-      </w:r>
-      <w:r>
-        <w:rPr>
-          <w:rFonts w:ascii="Arial" w:hAnsi="Arial" w:cs="Arial"/>
-          <w:color w:val="1F1F1F"/>
-          <w:sz w:val="21"/>
-          <w:szCs w:val="21"/>
-          <w:shd w:val="clear" w:color="auto" w:fill="FFFFFF"/>
-        </w:rPr>
-        <w:t>print(</w:t>
-      </w:r>
-      <w:r>
-        <w:rPr>
-          <w:rFonts w:ascii="Arial" w:hAnsi="Arial" w:cs="Arial"/>
-          <w:color w:val="1F1F1F"/>
-          <w:sz w:val="21"/>
-          <w:szCs w:val="21"/>
-          <w:shd w:val="clear" w:color="auto" w:fill="FFFFFF"/>
-        </w:rPr>
-        <w:t>“</w:t>
-      </w:r>
-      <w:r>
-        <w:rPr>
-          <w:rFonts w:ascii="Arial" w:hAnsi="Arial" w:cs="Arial"/>
-          <w:color w:val="1F1F1F"/>
-          <w:sz w:val="21"/>
-          <w:szCs w:val="21"/>
-          <w:shd w:val="clear" w:color="auto" w:fill="FFFFFF"/>
-        </w:rPr>
-        <w:t>Updated memory:</w:t>
-      </w:r>
-      <w:r>
-        <w:rPr>
-          <w:rFonts w:ascii="Arial" w:hAnsi="Arial" w:cs="Arial"/>
-          <w:color w:val="1F1F1F"/>
-          <w:sz w:val="21"/>
-          <w:szCs w:val="21"/>
-          <w:shd w:val="clear" w:color="auto" w:fill="FFFFFF"/>
-        </w:rPr>
-        <w:t>”</w:t>
-      </w:r>
-      <w:r>
-        <w:rPr>
-          <w:rFonts w:ascii="Arial" w:hAnsi="Arial" w:cs="Arial"/>
-          <w:color w:val="1F1F1F"/>
-          <w:sz w:val="21"/>
-          <w:szCs w:val="21"/>
-          <w:shd w:val="clear" w:color="auto" w:fill="FFFFFF"/>
-        </w:rPr>
-        <w:t>, memory)</w:t>
-      </w:r>
-    </w:p>
-    <w:p>
-      <w:pPr>
-        <w:rPr>
-          <w:rFonts w:ascii="Arial" w:hAnsi="Arial" w:cs="Arial"/>
-          <w:color w:val="1F1F1F"/>
-          <w:sz w:val="21"/>
-          <w:szCs w:val="21"/>
-        </w:rPr>
-      </w:pPr>
-      <w:r>
-        <w:rPr>
-          <w:rFonts w:ascii="Arial" w:hAnsi="Arial" w:cs="Arial"/>
-          <w:color w:val="1F1F1F"/>
-          <w:sz w:val="21"/>
-          <w:szCs w:val="21"/>
-        </w:rPr>
-        <w:br/>
-      </w:r>
-      <w:r>
-        <w:rPr>
-          <w:rFonts w:ascii="Arial" w:hAnsi="Arial" w:cs="Arial"/>
-          <w:b/>
-          <w:color w:val="C00000"/>
-          <w:sz w:val="21"/>
-          <w:szCs w:val="21"/>
-          <w:highlight w:val="yellow"/>
-          <w:shd w:val="clear" w:color="auto" w:fill="FFFFFF"/>
-        </w:rPr>
-        <w:t>11. Draw the recursion tree for calculating the 5</w:t>
-      </w:r>
-      <w:r>
-        <w:rPr>
-          <w:rFonts w:ascii="Arial" w:hAnsi="Arial" w:cs="Arial"/>
-          <w:b/>
-          <w:color w:val="C00000"/>
-          <w:sz w:val="21"/>
-          <w:szCs w:val="21"/>
-          <w:highlight w:val="yellow"/>
-          <w:shd w:val="clear" w:color="auto" w:fill="FFFFFF"/>
-          <w:vertAlign w:val="superscript"/>
-        </w:rPr>
-        <w:t>th</w:t>
-      </w:r>
-      <w:r>
-        <w:rPr>
-          <w:rFonts w:ascii="Arial" w:hAnsi="Arial" w:cs="Arial"/>
-          <w:b/>
-          <w:color w:val="C00000"/>
-          <w:sz w:val="21"/>
-          <w:szCs w:val="21"/>
-          <w:highlight w:val="yellow"/>
-          <w:shd w:val="clear" w:color="auto" w:fill="FFFFFF"/>
-        </w:rPr>
-        <w:t xml:space="preserve"> Fibonacci number and identify the overlapping </w:t>
-      </w:r>
-      <w:proofErr w:type="spellStart"/>
-      <w:r>
-        <w:rPr>
-          <w:rFonts w:ascii="Arial" w:hAnsi="Arial" w:cs="Arial"/>
-          <w:b/>
-          <w:color w:val="C00000"/>
-          <w:sz w:val="21"/>
-          <w:szCs w:val="21"/>
-          <w:highlight w:val="yellow"/>
-          <w:shd w:val="clear" w:color="auto" w:fill="FFFFFF"/>
-        </w:rPr>
-        <w:t>subproblems</w:t>
-      </w:r>
-      <w:proofErr w:type="spellEnd"/>
-      <w:r>
-        <w:rPr>
-          <w:rFonts w:ascii="Arial" w:hAnsi="Arial" w:cs="Arial"/>
-          <w:b/>
-          <w:color w:val="C00000"/>
-          <w:sz w:val="21"/>
-          <w:szCs w:val="21"/>
-          <w:highlight w:val="yellow"/>
-          <w:shd w:val="clear" w:color="auto" w:fill="FFFFFF"/>
-        </w:rPr>
-        <w:t>.</w:t>
-      </w:r>
-      <w:r>
-        <w:rPr>
-          <w:rFonts w:ascii="Arial" w:hAnsi="Arial" w:cs="Arial"/>
-          <w:color w:val="1F1F1F"/>
-          <w:sz w:val="21"/>
-          <w:szCs w:val="21"/>
-          <w:shd w:val="clear" w:color="auto" w:fill="FFFFFF"/>
-        </w:rPr>
-        <w:t xml:space="preserve"> </w:t>
-      </w:r>
-      <w:r>
-        <w:rPr>
-          <w:rFonts w:ascii="Arial" w:hAnsi="Arial" w:cs="Arial"/>
-          <w:color w:val="1F1F1F"/>
-          <w:sz w:val="21"/>
-          <w:szCs w:val="21"/>
-          <w:shd w:val="clear" w:color="auto" w:fill="FFFFFF"/>
-        </w:rPr>
-        <w:br/>
-      </w:r>
-      <w:r>
-        <w:rPr>
-          <w:rFonts w:ascii="Arial" w:hAnsi="Arial" w:cs="Arial"/>
-          <w:color w:val="1F1F1F"/>
-          <w:sz w:val="21"/>
-          <w:szCs w:val="21"/>
-        </w:rPr>
-        <w:br/>
-      </w:r>
-      <w:proofErr w:type="spellStart"/>
-      <w:r>
-        <w:rPr>
-          <w:rFonts w:ascii="Arial" w:hAnsi="Arial" w:cs="Arial"/>
-          <w:color w:val="1F1F1F"/>
-          <w:sz w:val="21"/>
-          <w:szCs w:val="21"/>
-        </w:rPr>
-        <w:t>def</w:t>
-      </w:r>
-      <w:proofErr w:type="spellEnd"/>
-      <w:r>
-        <w:rPr>
-          <w:rFonts w:ascii="Arial" w:hAnsi="Arial" w:cs="Arial"/>
-          <w:color w:val="1F1F1F"/>
-          <w:sz w:val="21"/>
-          <w:szCs w:val="21"/>
-        </w:rPr>
-        <w:t xml:space="preserve"> fib(n):</w:t>
-      </w:r>
-    </w:p>
-    <w:p>
-      <w:pPr>
-        <w:rPr>
-          <w:rFonts w:ascii="Arial" w:hAnsi="Arial" w:cs="Arial"/>
-          <w:color w:val="1F1F1F"/>
-          <w:sz w:val="21"/>
-          <w:szCs w:val="21"/>
-        </w:rPr>
-      </w:pPr>
-      <w:r>
-        <w:rPr>
-          <w:rFonts w:ascii="Arial" w:hAnsi="Arial" w:cs="Arial"/>
-          <w:color w:val="1F1F1F"/>
-          <w:sz w:val="21"/>
-          <w:szCs w:val="21"/>
-        </w:rPr>
-        <w:t xml:space="preserve">    if n &lt;= 1:</w:t>
-      </w:r>
-    </w:p>
-    <w:p>
-      <w:pPr>
-        <w:rPr>
-          <w:rFonts w:ascii="Arial" w:hAnsi="Arial" w:cs="Arial"/>
-          <w:color w:val="1F1F1F"/>
-          <w:sz w:val="21"/>
-          <w:szCs w:val="21"/>
-        </w:rPr>
-      </w:pPr>
-      <w:r>
-        <w:rPr>
-          <w:rFonts w:ascii="Arial" w:hAnsi="Arial" w:cs="Arial"/>
-          <w:color w:val="1F1F1F"/>
-          <w:sz w:val="21"/>
-          <w:szCs w:val="21"/>
-        </w:rPr>
-        <w:t xml:space="preserve">        return n</w:t>
-      </w:r>
-    </w:p>
-    <w:p>
-      <w:pPr>
-        <w:rPr>
-          <w:rFonts w:ascii="Arial" w:hAnsi="Arial" w:cs="Arial"/>
-          <w:color w:val="1F1F1F"/>
-          <w:sz w:val="21"/>
-          <w:szCs w:val="21"/>
-        </w:rPr>
-      </w:pPr>
-      <w:r>
-        <w:rPr>
-          <w:rFonts w:ascii="Arial" w:hAnsi="Arial" w:cs="Arial"/>
-          <w:color w:val="1F1F1F"/>
-          <w:sz w:val="21"/>
-          <w:szCs w:val="21"/>
-        </w:rPr>
-        <w:t xml:space="preserve">    a = 0</w:t>
-      </w:r>
-      <w:r>
-        <w:rPr>
-          <w:rFonts w:ascii="Arial" w:hAnsi="Arial" w:cs="Arial"/>
-          <w:color w:val="1F1F1F"/>
-          <w:sz w:val="21"/>
-          <w:szCs w:val="21"/>
-        </w:rPr>
-        <w:br/>
-      </w:r>
-      <w:r>
-        <w:rPr>
-          <w:rFonts w:ascii="Arial" w:hAnsi="Arial" w:cs="Arial"/>
-          <w:color w:val="1F1F1F"/>
-          <w:sz w:val="21"/>
-          <w:szCs w:val="21"/>
-        </w:rPr>
-        <w:t xml:space="preserve">    b = 1</w:t>
-      </w:r>
-    </w:p>
-    <w:p>
-      <w:pPr>
+        <w:t>The Fibonacci sequence is defined using a recursive relation where each number is the sum of the previous two numbers.</w:t>
+      </w:r>
+    </w:p>
+    <w:p>
+      <w:pPr>
+        <w:spacing w:before="100" w:beforeAutospacing="1" w:after="100" w:afterAutospacing="1" w:line="240" w:lineRule="auto"/>
         <w:rPr>
           <w:rFonts w:ascii="Times New Roman" w:eastAsia="Times New Roman" w:hAnsi="Times New Roman" w:cs="Times New Roman"/>
           <w:sz w:val="24"/>
@@ -5131,120 +4623,47 @@
       </w:pPr>
       <w:r>
         <w:rPr>
-          <w:rFonts w:ascii="Arial" w:hAnsi="Arial" w:cs="Arial"/>
-          <w:color w:val="1F1F1F"/>
-          <w:sz w:val="21"/>
-          <w:szCs w:val="21"/>
-        </w:rPr>
-        <w:t xml:space="preserve">    for </w:t>
-      </w:r>
-      <w:r>
-        <w:rPr>
-          <w:rFonts w:ascii="Arial" w:hAnsi="Arial" w:cs="Arial"/>
-          <w:color w:val="1F1F1F"/>
-          <w:sz w:val="21"/>
-          <w:szCs w:val="21"/>
-        </w:rPr>
-        <w:t>I</w:t>
-      </w:r>
-      <w:r>
-        <w:rPr>
-          <w:rFonts w:ascii="Arial" w:hAnsi="Arial" w:cs="Arial"/>
-          <w:color w:val="1F1F1F"/>
-          <w:sz w:val="21"/>
-          <w:szCs w:val="21"/>
-        </w:rPr>
-        <w:t xml:space="preserve"> in </w:t>
-      </w:r>
-      <w:proofErr w:type="gramStart"/>
-      <w:r>
-        <w:rPr>
-          <w:rFonts w:ascii="Arial" w:hAnsi="Arial" w:cs="Arial"/>
-          <w:color w:val="1F1F1F"/>
-          <w:sz w:val="21"/>
-          <w:szCs w:val="21"/>
-        </w:rPr>
-        <w:t>range(</w:t>
-      </w:r>
-      <w:proofErr w:type="gramEnd"/>
-      <w:r>
-        <w:rPr>
-          <w:rFonts w:ascii="Arial" w:hAnsi="Arial" w:cs="Arial"/>
-          <w:color w:val="1F1F1F"/>
-          <w:sz w:val="21"/>
-          <w:szCs w:val="21"/>
-        </w:rPr>
-        <w:t>2, n + 1):</w:t>
-      </w:r>
-      <w:r>
-        <w:rPr>
-          <w:rFonts w:ascii="Arial" w:hAnsi="Arial" w:cs="Arial"/>
-          <w:color w:val="1F1F1F"/>
-          <w:sz w:val="21"/>
-          <w:szCs w:val="21"/>
-        </w:rPr>
-        <w:t xml:space="preserve">     </w:t>
-      </w:r>
-      <w:r>
-        <w:rPr>
-          <w:rFonts w:ascii="Arial" w:hAnsi="Arial" w:cs="Arial"/>
-          <w:b/>
-          <w:color w:val="C00000"/>
-          <w:sz w:val="21"/>
-          <w:szCs w:val="21"/>
-        </w:rPr>
-        <w:t>Example: like C++:</w:t>
-      </w:r>
-      <w:r>
-        <w:rPr>
-          <w:rFonts w:ascii="Arial" w:hAnsi="Arial" w:cs="Arial"/>
-          <w:color w:val="C00000"/>
-          <w:sz w:val="21"/>
-          <w:szCs w:val="21"/>
-        </w:rPr>
-        <w:t xml:space="preserve"> </w:t>
-      </w:r>
-      <w:r>
-        <w:rPr>
           <w:rFonts w:ascii="Times New Roman" w:eastAsia="Times New Roman" w:hAnsi="Times New Roman" w:cs="Times New Roman"/>
           <w:sz w:val="24"/>
           <w:szCs w:val="24"/>
         </w:rPr>
-        <w:t xml:space="preserve"> for (</w:t>
-      </w:r>
-      <w:proofErr w:type="spellStart"/>
+        <w:t>F(n)=F(n−</w:t>
+      </w:r>
+      <w:proofErr w:type="gramStart"/>
       <w:r>
         <w:rPr>
           <w:rFonts w:ascii="Times New Roman" w:eastAsia="Times New Roman" w:hAnsi="Times New Roman" w:cs="Times New Roman"/>
           <w:sz w:val="24"/>
           <w:szCs w:val="24"/>
         </w:rPr>
-        <w:t>int</w:t>
-      </w:r>
-      <w:proofErr w:type="spellEnd"/>
+        <w:t>1)+</w:t>
+      </w:r>
+      <w:proofErr w:type="gramEnd"/>
       <w:r>
         <w:rPr>
           <w:rFonts w:ascii="Times New Roman" w:eastAsia="Times New Roman" w:hAnsi="Times New Roman" w:cs="Times New Roman"/>
           <w:sz w:val="24"/>
           <w:szCs w:val="24"/>
         </w:rPr>
-        <w:t xml:space="preserve"> </w:t>
-      </w:r>
-      <w:r>
+        <w:t>F(n−2)</w:t>
+      </w:r>
+    </w:p>
+    <w:p>
+      <w:pPr>
+        <w:spacing w:before="100" w:beforeAutospacing="1" w:after="100" w:afterAutospacing="1" w:line="240" w:lineRule="auto"/>
         <w:rPr>
           <w:rFonts w:ascii="Times New Roman" w:eastAsia="Times New Roman" w:hAnsi="Times New Roman" w:cs="Times New Roman"/>
           <w:sz w:val="24"/>
           <w:szCs w:val="24"/>
         </w:rPr>
-        <w:t>I</w:t>
-      </w:r>
+      </w:pPr>
       <w:r>
         <w:rPr>
           <w:rFonts w:ascii="Times New Roman" w:eastAsia="Times New Roman" w:hAnsi="Times New Roman" w:cs="Times New Roman"/>
           <w:sz w:val="24"/>
           <w:szCs w:val="24"/>
         </w:rPr>
-        <w:t xml:space="preserve"> = 2; </w:t>
+        <w:t>Where,</w:t>
       </w:r>
       <w:r>
         <w:rPr>
@@ -5252,7 +4671,8 @@
           <w:sz w:val="24"/>
           <w:szCs w:val="24"/>
         </w:rPr>
-        <w:t>I</w:t>
+        <w:br/>
+        <w:t>F(0) = 0 and F(1) = 1 are the base cases.</w:t>
       </w:r>
       <w:r>
         <w:rPr>
@@ -5260,45 +4680,670 @@
           <w:sz w:val="24"/>
           <w:szCs w:val="24"/>
         </w:rPr>
-        <w:t xml:space="preserve"> &lt;= n; </w:t>
-      </w:r>
-      <w:proofErr w:type="spellStart"/>
+        <w:br/>
+      </w:r>
       <w:r>
         <w:rPr>
           <w:rFonts w:ascii="Times New Roman" w:eastAsia="Times New Roman" w:hAnsi="Times New Roman" w:cs="Times New Roman"/>
           <w:sz w:val="24"/>
           <w:szCs w:val="24"/>
         </w:rPr>
-        <w:t>i</w:t>
+        <w:br/>
+      </w:r>
+      <w:r>
+        <w:t>To calculate Fibonacci(5), the recursive function expands as follows:</w:t>
+      </w:r>
+    </w:p>
+    <w:p>
+      <w:pPr>
+        <w:rPr>
+          <w:rFonts w:ascii="Arial" w:hAnsi="Arial" w:cs="Arial"/>
+          <w:color w:val="1F1F1F"/>
+          <w:sz w:val="21"/>
+          <w:szCs w:val="21"/>
+        </w:rPr>
+      </w:pPr>
+      <w:r>
+        <w:rPr>
+          <w:rFonts w:ascii="Arial" w:hAnsi="Arial" w:cs="Arial"/>
+          <w:color w:val="1F1F1F"/>
+          <w:sz w:val="21"/>
+          <w:szCs w:val="21"/>
+        </w:rPr>
+        <w:t xml:space="preserve">                    </w:t>
+      </w:r>
+      <w:proofErr w:type="gramStart"/>
+      <w:r>
+        <w:rPr>
+          <w:rFonts w:ascii="Arial" w:hAnsi="Arial" w:cs="Arial"/>
+          <w:color w:val="1F1F1F"/>
+          <w:sz w:val="21"/>
+          <w:szCs w:val="21"/>
+        </w:rPr>
+        <w:t>F(</w:t>
+      </w:r>
+      <w:proofErr w:type="gramEnd"/>
+      <w:r>
+        <w:rPr>
+          <w:rFonts w:ascii="Arial" w:hAnsi="Arial" w:cs="Arial"/>
+          <w:color w:val="1F1F1F"/>
+          <w:sz w:val="21"/>
+          <w:szCs w:val="21"/>
+        </w:rPr>
+        <w:t>5)</w:t>
+      </w:r>
+    </w:p>
+    <w:p>
+      <w:pPr>
+        <w:rPr>
+          <w:rFonts w:ascii="Arial" w:hAnsi="Arial" w:cs="Arial"/>
+          <w:color w:val="1F1F1F"/>
+          <w:sz w:val="21"/>
+          <w:szCs w:val="21"/>
+        </w:rPr>
+      </w:pPr>
+      <w:r>
+        <w:rPr>
+          <w:rFonts w:ascii="Arial" w:hAnsi="Arial" w:cs="Arial"/>
+          <w:color w:val="1F1F1F"/>
+          <w:sz w:val="21"/>
+          <w:szCs w:val="21"/>
+        </w:rPr>
+        <w:t xml:space="preserve">                  /      \</w:t>
+      </w:r>
+    </w:p>
+    <w:p>
+      <w:pPr>
+        <w:rPr>
+          <w:rFonts w:ascii="Arial" w:hAnsi="Arial" w:cs="Arial"/>
+          <w:color w:val="1F1F1F"/>
+          <w:sz w:val="21"/>
+          <w:szCs w:val="21"/>
+        </w:rPr>
+      </w:pPr>
+      <w:r>
+        <w:rPr>
+          <w:rFonts w:ascii="Arial" w:hAnsi="Arial" w:cs="Arial"/>
+          <w:color w:val="1F1F1F"/>
+          <w:sz w:val="21"/>
+          <w:szCs w:val="21"/>
+        </w:rPr>
+        <w:t xml:space="preserve">               </w:t>
+      </w:r>
+      <w:proofErr w:type="gramStart"/>
+      <w:r>
+        <w:rPr>
+          <w:rFonts w:ascii="Arial" w:hAnsi="Arial" w:cs="Arial"/>
+          <w:color w:val="1F1F1F"/>
+          <w:sz w:val="21"/>
+          <w:szCs w:val="21"/>
+        </w:rPr>
+        <w:t>F(</w:t>
+      </w:r>
+      <w:proofErr w:type="gramEnd"/>
+      <w:r>
+        <w:rPr>
+          <w:rFonts w:ascii="Arial" w:hAnsi="Arial" w:cs="Arial"/>
+          <w:color w:val="1F1F1F"/>
+          <w:sz w:val="21"/>
+          <w:szCs w:val="21"/>
+        </w:rPr>
+        <w:t>4)      F(3)</w:t>
+      </w:r>
+    </w:p>
+    <w:p>
+      <w:pPr>
+        <w:rPr>
+          <w:rFonts w:ascii="Arial" w:hAnsi="Arial" w:cs="Arial"/>
+          <w:color w:val="1F1F1F"/>
+          <w:sz w:val="21"/>
+          <w:szCs w:val="21"/>
+        </w:rPr>
+      </w:pPr>
+      <w:r>
+        <w:rPr>
+          <w:rFonts w:ascii="Arial" w:hAnsi="Arial" w:cs="Arial"/>
+          <w:color w:val="1F1F1F"/>
+          <w:sz w:val="21"/>
+          <w:szCs w:val="21"/>
+        </w:rPr>
+        <w:t xml:space="preserve">              /    \     /    \</w:t>
+      </w:r>
+    </w:p>
+    <w:p>
+      <w:pPr>
+        <w:rPr>
+          <w:rFonts w:ascii="Arial" w:hAnsi="Arial" w:cs="Arial"/>
+          <w:color w:val="1F1F1F"/>
+          <w:sz w:val="21"/>
+          <w:szCs w:val="21"/>
+        </w:rPr>
+      </w:pPr>
+      <w:r>
+        <w:rPr>
+          <w:rFonts w:ascii="Arial" w:hAnsi="Arial" w:cs="Arial"/>
+          <w:color w:val="1F1F1F"/>
+          <w:sz w:val="21"/>
+          <w:szCs w:val="21"/>
+        </w:rPr>
+        <w:t xml:space="preserve">           </w:t>
+      </w:r>
+      <w:proofErr w:type="gramStart"/>
+      <w:r>
+        <w:rPr>
+          <w:rFonts w:ascii="Arial" w:hAnsi="Arial" w:cs="Arial"/>
+          <w:color w:val="1F1F1F"/>
+          <w:sz w:val="21"/>
+          <w:szCs w:val="21"/>
+        </w:rPr>
+        <w:t>F(</w:t>
+      </w:r>
+      <w:proofErr w:type="gramEnd"/>
+      <w:r>
+        <w:rPr>
+          <w:rFonts w:ascii="Arial" w:hAnsi="Arial" w:cs="Arial"/>
+          <w:color w:val="1F1F1F"/>
+          <w:sz w:val="21"/>
+          <w:szCs w:val="21"/>
+        </w:rPr>
+        <w:t>3)   F(2) F(2)   F(1)</w:t>
+      </w:r>
+    </w:p>
+    <w:p>
+      <w:pPr>
+        <w:rPr>
+          <w:rFonts w:ascii="Arial" w:hAnsi="Arial" w:cs="Arial"/>
+          <w:color w:val="1F1F1F"/>
+          <w:sz w:val="21"/>
+          <w:szCs w:val="21"/>
+        </w:rPr>
+      </w:pPr>
+      <w:r>
+        <w:rPr>
+          <w:rFonts w:ascii="Arial" w:hAnsi="Arial" w:cs="Arial"/>
+          <w:color w:val="1F1F1F"/>
+          <w:sz w:val="21"/>
+          <w:szCs w:val="21"/>
+        </w:rPr>
+        <w:t xml:space="preserve">          /   \    /  \  /  \</w:t>
+      </w:r>
+    </w:p>
+    <w:p>
+      <w:pPr>
+        <w:rPr>
+          <w:rFonts w:ascii="Arial" w:hAnsi="Arial" w:cs="Arial"/>
+          <w:color w:val="1F1F1F"/>
+          <w:sz w:val="21"/>
+          <w:szCs w:val="21"/>
+        </w:rPr>
+      </w:pPr>
+      <w:r>
+        <w:rPr>
+          <w:rFonts w:ascii="Arial" w:hAnsi="Arial" w:cs="Arial"/>
+          <w:color w:val="1F1F1F"/>
+          <w:sz w:val="21"/>
+          <w:szCs w:val="21"/>
+        </w:rPr>
+        <w:t xml:space="preserve">       </w:t>
+      </w:r>
+      <w:proofErr w:type="gramStart"/>
+      <w:r>
+        <w:rPr>
+          <w:rFonts w:ascii="Arial" w:hAnsi="Arial" w:cs="Arial"/>
+          <w:color w:val="1F1F1F"/>
+          <w:sz w:val="21"/>
+          <w:szCs w:val="21"/>
+        </w:rPr>
+        <w:t>F(</w:t>
+      </w:r>
+      <w:proofErr w:type="gramEnd"/>
+      <w:r>
+        <w:rPr>
+          <w:rFonts w:ascii="Arial" w:hAnsi="Arial" w:cs="Arial"/>
+          <w:color w:val="1F1F1F"/>
+          <w:sz w:val="21"/>
+          <w:szCs w:val="21"/>
+        </w:rPr>
+        <w:t>2)  F(1) F(1) F(0) F(1) F(0)</w:t>
+      </w:r>
+    </w:p>
+    <w:p>
+      <w:pPr>
+        <w:rPr>
+          <w:rFonts w:ascii="Arial" w:hAnsi="Arial" w:cs="Arial"/>
+          <w:color w:val="1F1F1F"/>
+          <w:sz w:val="21"/>
+          <w:szCs w:val="21"/>
+        </w:rPr>
+      </w:pPr>
+      <w:r>
+        <w:rPr>
+          <w:rFonts w:ascii="Arial" w:hAnsi="Arial" w:cs="Arial"/>
+          <w:color w:val="1F1F1F"/>
+          <w:sz w:val="21"/>
+          <w:szCs w:val="21"/>
+        </w:rPr>
+        <w:t xml:space="preserve">      /   \</w:t>
+      </w:r>
+    </w:p>
+    <w:p>
+      <w:pPr>
+        <w:rPr>
+          <w:rFonts w:ascii="Arial" w:hAnsi="Arial" w:cs="Arial"/>
+          <w:color w:val="1F1F1F"/>
+          <w:sz w:val="21"/>
+          <w:szCs w:val="21"/>
+        </w:rPr>
+      </w:pPr>
+      <w:r>
+        <w:rPr>
+          <w:rFonts w:ascii="Arial" w:hAnsi="Arial" w:cs="Arial"/>
+          <w:color w:val="1F1F1F"/>
+          <w:sz w:val="21"/>
+          <w:szCs w:val="21"/>
+        </w:rPr>
+        <w:t xml:space="preserve">   F(1)  F(0)</w:t>
+      </w:r>
+      <w:r>
+        <w:rPr>
+          <w:rFonts w:ascii="Arial" w:hAnsi="Arial" w:cs="Arial"/>
+          <w:color w:val="1F1F1F"/>
+          <w:sz w:val="21"/>
+          <w:szCs w:val="21"/>
+        </w:rPr>
+        <w:br/>
+      </w:r>
+    </w:p>
+    <w:p>
+      <w:pPr>
+        <w:rPr>
+          <w:rFonts w:ascii="Arial" w:hAnsi="Arial" w:cs="Arial"/>
+          <w:color w:val="1F1F1F"/>
+          <w:sz w:val="21"/>
+          <w:szCs w:val="21"/>
+        </w:rPr>
+      </w:pPr>
+    </w:p>
+    <w:p>
+      <w:pPr>
+        <w:spacing w:before="100" w:beforeAutospacing="1" w:after="100" w:afterAutospacing="1" w:line="240" w:lineRule="auto"/>
+        <w:outlineLvl w:val="2"/>
+        <w:rPr>
+          <w:rFonts w:ascii="Times New Roman" w:eastAsia="Times New Roman" w:hAnsi="Times New Roman" w:cs="Times New Roman"/>
+          <w:b/>
+          <w:bCs/>
+          <w:color w:val="FF0000"/>
+          <w:sz w:val="27"/>
+          <w:szCs w:val="27"/>
+        </w:rPr>
+      </w:pPr>
+      <w:r>
+        <w:rPr>
+          <w:rFonts w:ascii="Times New Roman" w:eastAsia="Times New Roman" w:hAnsi="Times New Roman" w:cs="Times New Roman"/>
+          <w:b/>
+          <w:bCs/>
+          <w:color w:val="FF0000"/>
+          <w:sz w:val="27"/>
+          <w:szCs w:val="27"/>
+        </w:rPr>
+        <w:lastRenderedPageBreak/>
+        <w:t xml:space="preserve">Overlapping </w:t>
+      </w:r>
+      <w:proofErr w:type="spellStart"/>
+      <w:r>
+        <w:rPr>
+          <w:rFonts w:ascii="Times New Roman" w:eastAsia="Times New Roman" w:hAnsi="Times New Roman" w:cs="Times New Roman"/>
+          <w:b/>
+          <w:bCs/>
+          <w:color w:val="FF0000"/>
+          <w:sz w:val="27"/>
+          <w:szCs w:val="27"/>
+        </w:rPr>
+        <w:t>Subproblem</w:t>
       </w:r>
       <w:proofErr w:type="spellEnd"/>
-      <w:r>
+    </w:p>
+    <w:p>
+      <w:pPr>
+        <w:spacing w:before="100" w:beforeAutospacing="1" w:after="100" w:afterAutospacing="1" w:line="240" w:lineRule="auto"/>
         <w:rPr>
           <w:rFonts w:ascii="Times New Roman" w:eastAsia="Times New Roman" w:hAnsi="Times New Roman" w:cs="Times New Roman"/>
           <w:sz w:val="24"/>
           <w:szCs w:val="24"/>
         </w:rPr>
-        <w:t>++)</w:t>
-      </w:r>
-    </w:p>
-    <w:p>
-      <w:pPr>
-        <w:rPr>
-          <w:rFonts w:ascii="Arial" w:hAnsi="Arial" w:cs="Arial"/>
-          <w:color w:val="1F1F1F"/>
-          <w:sz w:val="21"/>
-          <w:szCs w:val="21"/>
-        </w:rPr>
-      </w:pPr>
-      <w:r>
-        <w:rPr>
-          <w:rFonts w:ascii="Arial" w:hAnsi="Arial" w:cs="Arial"/>
-          <w:color w:val="1F1F1F"/>
-          <w:sz w:val="21"/>
-          <w:szCs w:val="21"/>
-        </w:rPr>
-        <w:t xml:space="preserve">        temp = a + b</w:t>
-      </w:r>
+      </w:pPr>
+      <w:r>
+        <w:rPr>
+          <w:rFonts w:ascii="Times New Roman" w:eastAsia="Times New Roman" w:hAnsi="Times New Roman" w:cs="Times New Roman"/>
+          <w:sz w:val="24"/>
+          <w:szCs w:val="24"/>
+        </w:rPr>
+        <w:t xml:space="preserve">In </w:t>
+      </w:r>
+      <w:proofErr w:type="gramStart"/>
+      <w:r>
+        <w:rPr>
+          <w:rFonts w:ascii="Times New Roman" w:eastAsia="Times New Roman" w:hAnsi="Times New Roman" w:cs="Times New Roman"/>
+          <w:sz w:val="24"/>
+          <w:szCs w:val="24"/>
+        </w:rPr>
+        <w:t>Fibonacci(</w:t>
+      </w:r>
+      <w:proofErr w:type="gramEnd"/>
+      <w:r>
+        <w:rPr>
+          <w:rFonts w:ascii="Times New Roman" w:eastAsia="Times New Roman" w:hAnsi="Times New Roman" w:cs="Times New Roman"/>
+          <w:sz w:val="24"/>
+          <w:szCs w:val="24"/>
+        </w:rPr>
+        <w:t xml:space="preserve">5), the unique </w:t>
+      </w:r>
+      <w:proofErr w:type="spellStart"/>
+      <w:r>
+        <w:rPr>
+          <w:rFonts w:ascii="Times New Roman" w:eastAsia="Times New Roman" w:hAnsi="Times New Roman" w:cs="Times New Roman"/>
+          <w:sz w:val="24"/>
+          <w:szCs w:val="24"/>
+        </w:rPr>
+        <w:t>subproblems</w:t>
+      </w:r>
+      <w:proofErr w:type="spellEnd"/>
+      <w:r>
+        <w:rPr>
+          <w:rFonts w:ascii="Times New Roman" w:eastAsia="Times New Roman" w:hAnsi="Times New Roman" w:cs="Times New Roman"/>
+          <w:sz w:val="24"/>
+          <w:szCs w:val="24"/>
+        </w:rPr>
+        <w:t xml:space="preserve"> are:</w:t>
+      </w:r>
+    </w:p>
+    <w:p>
+      <w:pPr>
+        <w:spacing w:before="100" w:beforeAutospacing="1" w:after="100" w:afterAutospacing="1" w:line="240" w:lineRule="auto"/>
+        <w:rPr>
+          <w:rFonts w:ascii="Times New Roman" w:eastAsia="Times New Roman" w:hAnsi="Times New Roman" w:cs="Times New Roman"/>
+          <w:sz w:val="24"/>
+          <w:szCs w:val="24"/>
+        </w:rPr>
+      </w:pPr>
+      <w:proofErr w:type="gramStart"/>
+      <w:r>
+        <w:rPr>
+          <w:rFonts w:ascii="Times New Roman" w:eastAsia="Times New Roman" w:hAnsi="Times New Roman" w:cs="Times New Roman"/>
+          <w:sz w:val="24"/>
+          <w:szCs w:val="24"/>
+        </w:rPr>
+        <w:t>F(</w:t>
+      </w:r>
+      <w:proofErr w:type="gramEnd"/>
+      <w:r>
+        <w:rPr>
+          <w:rFonts w:ascii="Times New Roman" w:eastAsia="Times New Roman" w:hAnsi="Times New Roman" w:cs="Times New Roman"/>
+          <w:sz w:val="24"/>
+          <w:szCs w:val="24"/>
+        </w:rPr>
+        <w:t xml:space="preserve">0), F(1), F(2), F(3), F(4), F(5) → total </w:t>
+      </w:r>
+      <w:r>
+        <w:rPr>
+          <w:rFonts w:ascii="Times New Roman" w:eastAsia="Times New Roman" w:hAnsi="Times New Roman" w:cs="Times New Roman"/>
+          <w:b/>
+          <w:bCs/>
+          <w:sz w:val="24"/>
+          <w:szCs w:val="24"/>
+        </w:rPr>
+        <w:t xml:space="preserve">6 unique </w:t>
+      </w:r>
+      <w:proofErr w:type="spellStart"/>
+      <w:r>
+        <w:rPr>
+          <w:rFonts w:ascii="Times New Roman" w:eastAsia="Times New Roman" w:hAnsi="Times New Roman" w:cs="Times New Roman"/>
+          <w:b/>
+          <w:bCs/>
+          <w:sz w:val="24"/>
+          <w:szCs w:val="24"/>
+        </w:rPr>
+        <w:t>subproblems</w:t>
+      </w:r>
+      <w:proofErr w:type="spellEnd"/>
+    </w:p>
+    <w:p>
+      <w:pPr>
+        <w:spacing w:before="100" w:beforeAutospacing="1" w:after="100" w:afterAutospacing="1" w:line="240" w:lineRule="auto"/>
+        <w:rPr>
+          <w:rFonts w:ascii="Times New Roman" w:eastAsia="Times New Roman" w:hAnsi="Times New Roman" w:cs="Times New Roman"/>
+          <w:sz w:val="24"/>
+          <w:szCs w:val="24"/>
+        </w:rPr>
+      </w:pPr>
+      <w:r>
+        <w:rPr>
+          <w:rFonts w:ascii="Times New Roman" w:eastAsia="Times New Roman" w:hAnsi="Times New Roman" w:cs="Times New Roman"/>
+          <w:sz w:val="24"/>
+          <w:szCs w:val="24"/>
+        </w:rPr>
+        <w:t>However, from the recursion tree, we can see that:</w:t>
+      </w:r>
+    </w:p>
+    <w:p>
+      <w:pPr>
+        <w:numPr>
+          <w:ilvl w:val="0"/>
+          <w:numId w:val="1"/>
+        </w:numPr>
+        <w:spacing w:before="100" w:beforeAutospacing="1" w:after="100" w:afterAutospacing="1" w:line="240" w:lineRule="auto"/>
+        <w:rPr>
+          <w:rFonts w:ascii="Times New Roman" w:eastAsia="Times New Roman" w:hAnsi="Times New Roman" w:cs="Times New Roman"/>
+          <w:sz w:val="24"/>
+          <w:szCs w:val="24"/>
+        </w:rPr>
+      </w:pPr>
+      <w:proofErr w:type="gramStart"/>
+      <w:r>
+        <w:rPr>
+          <w:rFonts w:ascii="Times New Roman" w:eastAsia="Times New Roman" w:hAnsi="Times New Roman" w:cs="Times New Roman"/>
+          <w:sz w:val="24"/>
+          <w:szCs w:val="24"/>
+        </w:rPr>
+        <w:t>F(</w:t>
+      </w:r>
+      <w:proofErr w:type="gramEnd"/>
+      <w:r>
+        <w:rPr>
+          <w:rFonts w:ascii="Times New Roman" w:eastAsia="Times New Roman" w:hAnsi="Times New Roman" w:cs="Times New Roman"/>
+          <w:sz w:val="24"/>
+          <w:szCs w:val="24"/>
+        </w:rPr>
+        <w:t xml:space="preserve">3) is calculated multiple times </w:t>
+      </w:r>
+    </w:p>
+    <w:p>
+      <w:pPr>
+        <w:numPr>
+          <w:ilvl w:val="0"/>
+          <w:numId w:val="1"/>
+        </w:numPr>
+        <w:spacing w:before="100" w:beforeAutospacing="1" w:after="100" w:afterAutospacing="1" w:line="240" w:lineRule="auto"/>
+        <w:rPr>
+          <w:rFonts w:ascii="Times New Roman" w:eastAsia="Times New Roman" w:hAnsi="Times New Roman" w:cs="Times New Roman"/>
+          <w:sz w:val="24"/>
+          <w:szCs w:val="24"/>
+        </w:rPr>
+      </w:pPr>
+      <w:proofErr w:type="gramStart"/>
+      <w:r>
+        <w:rPr>
+          <w:rFonts w:ascii="Times New Roman" w:eastAsia="Times New Roman" w:hAnsi="Times New Roman" w:cs="Times New Roman"/>
+          <w:sz w:val="24"/>
+          <w:szCs w:val="24"/>
+        </w:rPr>
+        <w:t>F(</w:t>
+      </w:r>
+      <w:proofErr w:type="gramEnd"/>
+      <w:r>
+        <w:rPr>
+          <w:rFonts w:ascii="Times New Roman" w:eastAsia="Times New Roman" w:hAnsi="Times New Roman" w:cs="Times New Roman"/>
+          <w:sz w:val="24"/>
+          <w:szCs w:val="24"/>
+        </w:rPr>
+        <w:t xml:space="preserve">2) is calculated multiple times </w:t>
+      </w:r>
+    </w:p>
+    <w:p>
+      <w:pPr>
+        <w:numPr>
+          <w:ilvl w:val="0"/>
+          <w:numId w:val="1"/>
+        </w:numPr>
+        <w:spacing w:before="100" w:beforeAutospacing="1" w:after="100" w:afterAutospacing="1" w:line="240" w:lineRule="auto"/>
+        <w:rPr>
+          <w:rFonts w:ascii="Times New Roman" w:eastAsia="Times New Roman" w:hAnsi="Times New Roman" w:cs="Times New Roman"/>
+          <w:sz w:val="24"/>
+          <w:szCs w:val="24"/>
+        </w:rPr>
+      </w:pPr>
+      <w:proofErr w:type="gramStart"/>
+      <w:r>
+        <w:rPr>
+          <w:rFonts w:ascii="Times New Roman" w:eastAsia="Times New Roman" w:hAnsi="Times New Roman" w:cs="Times New Roman"/>
+          <w:sz w:val="24"/>
+          <w:szCs w:val="24"/>
+        </w:rPr>
+        <w:t>F(</w:t>
+      </w:r>
+      <w:proofErr w:type="gramEnd"/>
+      <w:r>
+        <w:rPr>
+          <w:rFonts w:ascii="Times New Roman" w:eastAsia="Times New Roman" w:hAnsi="Times New Roman" w:cs="Times New Roman"/>
+          <w:sz w:val="24"/>
+          <w:szCs w:val="24"/>
+        </w:rPr>
+        <w:t xml:space="preserve">1) and F(0) are also repeated </w:t>
+      </w:r>
+    </w:p>
+    <w:p>
+      <w:pPr>
+        <w:spacing w:before="100" w:beforeAutospacing="1" w:after="100" w:afterAutospacing="1" w:line="240" w:lineRule="auto"/>
+        <w:rPr>
+          <w:rFonts w:ascii="Times New Roman" w:eastAsia="Times New Roman" w:hAnsi="Times New Roman" w:cs="Times New Roman"/>
+          <w:sz w:val="24"/>
+          <w:szCs w:val="24"/>
+        </w:rPr>
+      </w:pPr>
+      <w:r>
+        <w:rPr>
+          <w:rFonts w:ascii="Times New Roman" w:eastAsia="Times New Roman" w:hAnsi="Times New Roman" w:cs="Times New Roman"/>
+          <w:sz w:val="24"/>
+          <w:szCs w:val="24"/>
+        </w:rPr>
+        <w:t xml:space="preserve">Although there are only </w:t>
+      </w:r>
+      <w:r>
+        <w:rPr>
+          <w:rFonts w:ascii="Times New Roman" w:eastAsia="Times New Roman" w:hAnsi="Times New Roman" w:cs="Times New Roman"/>
+          <w:b/>
+          <w:bCs/>
+          <w:sz w:val="24"/>
+          <w:szCs w:val="24"/>
+        </w:rPr>
+        <w:t xml:space="preserve">6 unique </w:t>
+      </w:r>
+      <w:proofErr w:type="spellStart"/>
+      <w:r>
+        <w:rPr>
+          <w:rFonts w:ascii="Times New Roman" w:eastAsia="Times New Roman" w:hAnsi="Times New Roman" w:cs="Times New Roman"/>
+          <w:b/>
+          <w:bCs/>
+          <w:sz w:val="24"/>
+          <w:szCs w:val="24"/>
+        </w:rPr>
+        <w:t>subproblems</w:t>
+      </w:r>
+      <w:proofErr w:type="spellEnd"/>
+      <w:r>
+        <w:rPr>
+          <w:rFonts w:ascii="Times New Roman" w:eastAsia="Times New Roman" w:hAnsi="Times New Roman" w:cs="Times New Roman"/>
+          <w:sz w:val="24"/>
+          <w:szCs w:val="24"/>
+        </w:rPr>
+        <w:t>, the total number of function calls grows exponentially (approximately O(2ⁿ)).</w:t>
+      </w:r>
+    </w:p>
+    <w:p>
+      <w:pPr>
+        <w:spacing w:before="100" w:beforeAutospacing="1" w:after="100" w:afterAutospacing="1" w:line="240" w:lineRule="auto"/>
+        <w:rPr>
+          <w:rFonts w:ascii="Times New Roman" w:eastAsia="Times New Roman" w:hAnsi="Times New Roman" w:cs="Times New Roman"/>
+          <w:sz w:val="24"/>
+          <w:szCs w:val="24"/>
+        </w:rPr>
+      </w:pPr>
+      <w:r>
+        <w:rPr>
+          <w:rFonts w:ascii="Times New Roman" w:eastAsia="Times New Roman" w:hAnsi="Times New Roman" w:cs="Times New Roman"/>
+          <w:sz w:val="24"/>
+          <w:szCs w:val="24"/>
+        </w:rPr>
+        <w:t xml:space="preserve">Therefore, the same </w:t>
+      </w:r>
+      <w:proofErr w:type="spellStart"/>
+      <w:r>
+        <w:rPr>
+          <w:rFonts w:ascii="Times New Roman" w:eastAsia="Times New Roman" w:hAnsi="Times New Roman" w:cs="Times New Roman"/>
+          <w:sz w:val="24"/>
+          <w:szCs w:val="24"/>
+        </w:rPr>
+        <w:t>subproblems</w:t>
+      </w:r>
+      <w:proofErr w:type="spellEnd"/>
+      <w:r>
+        <w:rPr>
+          <w:rFonts w:ascii="Times New Roman" w:eastAsia="Times New Roman" w:hAnsi="Times New Roman" w:cs="Times New Roman"/>
+          <w:sz w:val="24"/>
+          <w:szCs w:val="24"/>
+        </w:rPr>
+        <w:t xml:space="preserve"> are solved repeatedly, which indicates the presence of </w:t>
+      </w:r>
+      <w:r>
+        <w:rPr>
+          <w:rFonts w:ascii="Times New Roman" w:eastAsia="Times New Roman" w:hAnsi="Times New Roman" w:cs="Times New Roman"/>
+          <w:b/>
+          <w:bCs/>
+          <w:sz w:val="24"/>
+          <w:szCs w:val="24"/>
+        </w:rPr>
+        <w:t xml:space="preserve">overlapping </w:t>
+      </w:r>
+      <w:proofErr w:type="spellStart"/>
+      <w:r>
+        <w:rPr>
+          <w:rFonts w:ascii="Times New Roman" w:eastAsia="Times New Roman" w:hAnsi="Times New Roman" w:cs="Times New Roman"/>
+          <w:b/>
+          <w:bCs/>
+          <w:sz w:val="24"/>
+          <w:szCs w:val="24"/>
+        </w:rPr>
+        <w:t>subproblems</w:t>
+      </w:r>
+      <w:proofErr w:type="spellEnd"/>
+      <w:r>
+        <w:rPr>
+          <w:rFonts w:ascii="Times New Roman" w:eastAsia="Times New Roman" w:hAnsi="Times New Roman" w:cs="Times New Roman"/>
+          <w:sz w:val="24"/>
+          <w:szCs w:val="24"/>
+        </w:rPr>
+        <w:t>.</w:t>
+      </w:r>
+    </w:p>
+    <w:p>
+      <w:pPr>
+        <w:rPr>
+          <w:rFonts w:ascii="Arial" w:hAnsi="Arial" w:cs="Arial"/>
+          <w:color w:val="1F1F1F"/>
+          <w:sz w:val="21"/>
+          <w:szCs w:val="21"/>
+        </w:rPr>
+      </w:pPr>
       <w:r>
         <w:rPr>
           <w:rFonts w:ascii="Arial" w:hAnsi="Arial" w:cs="Arial"/>
@@ -5308,14 +5353,318 @@
         </w:rPr>
         <w:br/>
       </w:r>
-      <w:r>
-        <w:rPr>
-          <w:rFonts w:ascii="Arial" w:hAnsi="Arial" w:cs="Arial"/>
-          <w:color w:val="1F1F1F"/>
-          <w:sz w:val="21"/>
-          <w:szCs w:val="21"/>
-        </w:rPr>
-        <w:t xml:space="preserve">        a = b</w:t>
+    </w:p>
+    <w:p>
+      <w:pPr>
+        <w:rPr>
+          <w:rFonts w:ascii="Arial" w:hAnsi="Arial" w:cs="Arial"/>
+          <w:b/>
+          <w:color w:val="C00000"/>
+          <w:sz w:val="21"/>
+          <w:szCs w:val="21"/>
+          <w:shd w:val="clear" w:color="auto" w:fill="FFFFFF"/>
+        </w:rPr>
+      </w:pPr>
+      <w:r>
+        <w:rPr>
+          <w:rFonts w:ascii="Arial" w:hAnsi="Arial" w:cs="Arial"/>
+          <w:b/>
+          <w:color w:val="C00000"/>
+          <w:sz w:val="21"/>
+          <w:szCs w:val="21"/>
+          <w:highlight w:val="yellow"/>
+          <w:shd w:val="clear" w:color="auto" w:fill="FFFFFF"/>
+        </w:rPr>
+        <w:t>12. Draw the recursion tree showing all possible paths to make change for the amount 4 using coin denominations of 1, 2, and 3.</w:t>
+      </w:r>
+    </w:p>
+    <w:p>
+      <w:pPr>
+        <w:pStyle w:val="Heading2"/>
+      </w:pPr>
+      <w:r>
+        <w:t>Concept</w:t>
+      </w:r>
+    </w:p>
+    <w:p>
+      <w:pPr>
+        <w:pStyle w:val="NormalWeb"/>
+      </w:pPr>
+      <w:r>
+        <w:t xml:space="preserve">In this problem, we start from the target amount </w:t>
+      </w:r>
+      <w:r>
+        <w:rPr>
+          <w:rStyle w:val="Strong"/>
+        </w:rPr>
+        <w:t>4</w:t>
+      </w:r>
+      <w:r>
+        <w:t xml:space="preserve"> and at each step we subtract one of the available coins (1, 2, or 3).</w:t>
+      </w:r>
+    </w:p>
+    <w:p>
+      <w:pPr>
+        <w:pStyle w:val="NormalWeb"/>
+      </w:pPr>
+      <w:r>
+        <w:t xml:space="preserve">Each node in the recursion tree represents the </w:t>
+      </w:r>
+      <w:r>
+        <w:rPr>
+          <w:rStyle w:val="Strong"/>
+        </w:rPr>
+        <w:t>remaining amount</w:t>
+      </w:r>
+      <w:r>
+        <w:t>.</w:t>
+      </w:r>
+    </w:p>
+    <w:p>
+      <w:pPr>
+        <w:numPr>
+          <w:ilvl w:val="0"/>
+          <w:numId w:val="2"/>
+        </w:numPr>
+        <w:spacing w:before="100" w:beforeAutospacing="1" w:after="100" w:afterAutospacing="1" w:line="240" w:lineRule="auto"/>
+      </w:pPr>
+      <w:r>
+        <w:t xml:space="preserve">If the value becomes </w:t>
+      </w:r>
+      <w:r>
+        <w:rPr>
+          <w:rStyle w:val="Strong"/>
+        </w:rPr>
+        <w:t>0</w:t>
+      </w:r>
+      <w:r>
+        <w:t xml:space="preserve">, it represents a valid solution </w:t>
+      </w:r>
+      <w:r>
+        <w:rPr>
+          <w:rFonts w:ascii="Segoe UI Symbol" w:hAnsi="Segoe UI Symbol" w:cs="Segoe UI Symbol"/>
+        </w:rPr>
+        <w:t>✔</w:t>
+      </w:r>
+      <w:r>
+        <w:t xml:space="preserve"> </w:t>
+      </w:r>
+    </w:p>
+    <w:p>
+      <w:pPr>
+        <w:numPr>
+          <w:ilvl w:val="0"/>
+          <w:numId w:val="2"/>
+        </w:numPr>
+        <w:spacing w:before="100" w:beforeAutospacing="1" w:after="100" w:afterAutospacing="1" w:line="240" w:lineRule="auto"/>
+      </w:pPr>
+      <w:r>
+        <w:t xml:space="preserve">If the value becomes </w:t>
+      </w:r>
+      <w:r>
+        <w:rPr>
+          <w:rStyle w:val="Strong"/>
+        </w:rPr>
+        <w:t>negative</w:t>
+      </w:r>
+      <w:r>
+        <w:t xml:space="preserve">, it represents an invalid path </w:t>
+      </w:r>
+      <w:r>
+        <w:rPr>
+          <w:rFonts w:ascii="Segoe UI Symbol" w:hAnsi="Segoe UI Symbol" w:cs="Segoe UI Symbol"/>
+        </w:rPr>
+        <w:t>✖</w:t>
+      </w:r>
+      <w:r>
+        <w:t xml:space="preserve"> </w:t>
+      </w:r>
+    </w:p>
+    <w:p>
+      <w:pPr>
+        <w:rPr>
+          <w:rFonts w:ascii="Arial" w:hAnsi="Arial" w:cs="Arial"/>
+          <w:color w:val="1F1F1F"/>
+          <w:sz w:val="21"/>
+          <w:szCs w:val="21"/>
+        </w:rPr>
+      </w:pPr>
+      <w:r>
+        <w:rPr>
+          <w:rFonts w:ascii="Arial" w:hAnsi="Arial" w:cs="Arial"/>
+          <w:color w:val="1F1F1F"/>
+          <w:sz w:val="21"/>
+          <w:szCs w:val="21"/>
+        </w:rPr>
+        <w:t xml:space="preserve">                          4</w:t>
+      </w:r>
+    </w:p>
+    <w:p>
+      <w:pPr>
+        <w:rPr>
+          <w:rFonts w:ascii="Arial" w:hAnsi="Arial" w:cs="Arial"/>
+          <w:color w:val="1F1F1F"/>
+          <w:sz w:val="21"/>
+          <w:szCs w:val="21"/>
+        </w:rPr>
+      </w:pPr>
+      <w:r>
+        <w:rPr>
+          <w:rFonts w:ascii="Arial" w:hAnsi="Arial" w:cs="Arial"/>
+          <w:color w:val="1F1F1F"/>
+          <w:sz w:val="21"/>
+          <w:szCs w:val="21"/>
+        </w:rPr>
+        <w:t xml:space="preserve">           /--------------|--------------\</w:t>
+      </w:r>
+    </w:p>
+    <w:p>
+      <w:pPr>
+        <w:rPr>
+          <w:rFonts w:ascii="Arial" w:hAnsi="Arial" w:cs="Arial"/>
+          <w:color w:val="1F1F1F"/>
+          <w:sz w:val="21"/>
+          <w:szCs w:val="21"/>
+        </w:rPr>
+      </w:pPr>
+      <w:r>
+        <w:rPr>
+          <w:rFonts w:ascii="Arial" w:hAnsi="Arial" w:cs="Arial"/>
+          <w:color w:val="1F1F1F"/>
+          <w:sz w:val="21"/>
+          <w:szCs w:val="21"/>
+        </w:rPr>
+        <w:t xml:space="preserve">          3               2               1</w:t>
+      </w:r>
+    </w:p>
+    <w:p>
+      <w:pPr>
+        <w:rPr>
+          <w:rFonts w:ascii="Arial" w:hAnsi="Arial" w:cs="Arial"/>
+          <w:color w:val="1F1F1F"/>
+          <w:sz w:val="21"/>
+          <w:szCs w:val="21"/>
+        </w:rPr>
+      </w:pPr>
+      <w:r>
+        <w:rPr>
+          <w:rFonts w:ascii="Arial" w:hAnsi="Arial" w:cs="Arial"/>
+          <w:color w:val="1F1F1F"/>
+          <w:sz w:val="21"/>
+          <w:szCs w:val="21"/>
+        </w:rPr>
+        <w:t xml:space="preserve">      /---|---\      /---|---\      /---|---\</w:t>
+      </w:r>
+    </w:p>
+    <w:p>
+      <w:pPr>
+        <w:rPr>
+          <w:rFonts w:ascii="Arial" w:hAnsi="Arial" w:cs="Arial"/>
+          <w:color w:val="1F1F1F"/>
+          <w:sz w:val="21"/>
+          <w:szCs w:val="21"/>
+        </w:rPr>
+      </w:pPr>
+      <w:r>
+        <w:rPr>
+          <w:rFonts w:ascii="Arial" w:hAnsi="Arial" w:cs="Arial"/>
+          <w:color w:val="1F1F1F"/>
+          <w:sz w:val="21"/>
+          <w:szCs w:val="21"/>
+        </w:rPr>
+        <w:t xml:space="preserve">     2    1    0    1    0   -1    0   -1   -2</w:t>
+      </w:r>
+    </w:p>
+    <w:p>
+      <w:pPr>
+        <w:rPr>
+          <w:rFonts w:ascii="Arial" w:hAnsi="Arial" w:cs="Arial"/>
+          <w:color w:val="1F1F1F"/>
+          <w:sz w:val="21"/>
+          <w:szCs w:val="21"/>
+        </w:rPr>
+      </w:pPr>
+      <w:r>
+        <w:rPr>
+          <w:rFonts w:ascii="Arial" w:hAnsi="Arial" w:cs="Arial"/>
+          <w:color w:val="1F1F1F"/>
+          <w:sz w:val="21"/>
+          <w:szCs w:val="21"/>
+        </w:rPr>
+        <w:t xml:space="preserve">   / | \  /|\        /|\         /|\</w:t>
+      </w:r>
+    </w:p>
+    <w:p>
+      <w:pPr>
+        <w:rPr>
+          <w:rFonts w:ascii="Arial" w:hAnsi="Arial" w:cs="Arial"/>
+          <w:color w:val="1F1F1F"/>
+          <w:sz w:val="21"/>
+          <w:szCs w:val="21"/>
+        </w:rPr>
+      </w:pPr>
+      <w:r>
+        <w:rPr>
+          <w:rFonts w:ascii="Arial" w:hAnsi="Arial" w:cs="Arial"/>
+          <w:color w:val="1F1F1F"/>
+          <w:sz w:val="21"/>
+          <w:szCs w:val="21"/>
+        </w:rPr>
+        <w:t xml:space="preserve">  </w:t>
+      </w:r>
+      <w:proofErr w:type="gramStart"/>
+      <w:r>
+        <w:rPr>
+          <w:rFonts w:ascii="Arial" w:hAnsi="Arial" w:cs="Arial"/>
+          <w:color w:val="1F1F1F"/>
+          <w:sz w:val="21"/>
+          <w:szCs w:val="21"/>
+        </w:rPr>
+        <w:t>1  0</w:t>
+      </w:r>
+      <w:proofErr w:type="gramEnd"/>
+      <w:r>
+        <w:rPr>
+          <w:rFonts w:ascii="Arial" w:hAnsi="Arial" w:cs="Arial"/>
+          <w:color w:val="1F1F1F"/>
+          <w:sz w:val="21"/>
+          <w:szCs w:val="21"/>
+        </w:rPr>
+        <w:t xml:space="preserve"> -1 0 -1 -2   0 -1       0 -1 -2</w:t>
+      </w:r>
+    </w:p>
+    <w:p>
+      <w:pPr>
+        <w:rPr>
+          <w:rFonts w:ascii="Arial" w:hAnsi="Arial" w:cs="Arial"/>
+          <w:color w:val="1F1F1F"/>
+          <w:sz w:val="21"/>
+          <w:szCs w:val="21"/>
+        </w:rPr>
+      </w:pPr>
+      <w:r>
+        <w:rPr>
+          <w:rFonts w:ascii="Arial" w:hAnsi="Arial" w:cs="Arial"/>
+          <w:color w:val="1F1F1F"/>
+          <w:sz w:val="21"/>
+          <w:szCs w:val="21"/>
+        </w:rPr>
+        <w:t xml:space="preserve"> /|\</w:t>
+      </w:r>
+    </w:p>
+    <w:p>
+      <w:pPr>
+        <w:pStyle w:val="Heading2"/>
+      </w:pPr>
+      <w:r>
+        <w:rPr>
+          <w:rFonts w:ascii="Arial" w:hAnsi="Arial" w:cs="Arial"/>
+          <w:color w:val="1F1F1F"/>
+          <w:sz w:val="21"/>
+          <w:szCs w:val="21"/>
+        </w:rPr>
+        <w:lastRenderedPageBreak/>
+        <w:t>0 -1 -2</w:t>
       </w:r>
       <w:r>
         <w:rPr>
@@ -5333,54 +5682,312 @@
           <w:sz w:val="21"/>
           <w:szCs w:val="21"/>
         </w:rPr>
-        <w:t xml:space="preserve">        b = temp</w:t>
-      </w:r>
-    </w:p>
-    <w:p>
-      <w:pPr>
-        <w:rPr>
-          <w:rFonts w:ascii="Arial" w:hAnsi="Arial" w:cs="Arial"/>
-          <w:color w:val="1F1F1F"/>
-          <w:sz w:val="21"/>
-          <w:szCs w:val="21"/>
-        </w:rPr>
-      </w:pPr>
-      <w:r>
-        <w:rPr>
-          <w:rFonts w:ascii="Arial" w:hAnsi="Arial" w:cs="Arial"/>
-          <w:color w:val="1F1F1F"/>
-          <w:sz w:val="21"/>
-          <w:szCs w:val="21"/>
-        </w:rPr>
-        <w:t xml:space="preserve">    return b</w:t>
-      </w:r>
-    </w:p>
-    <w:p>
-      <w:pPr>
-        <w:rPr>
-          <w:rFonts w:ascii="Arial" w:hAnsi="Arial" w:cs="Arial"/>
-          <w:color w:val="1F1F1F"/>
-          <w:sz w:val="21"/>
-          <w:szCs w:val="21"/>
-        </w:rPr>
-      </w:pPr>
-      <w:r>
-        <w:rPr>
-          <w:rFonts w:ascii="Arial" w:hAnsi="Arial" w:cs="Arial"/>
-          <w:color w:val="1F1F1F"/>
-          <w:sz w:val="21"/>
-          <w:szCs w:val="21"/>
-        </w:rPr>
-        <w:t>print(</w:t>
-      </w:r>
-      <w:r>
-        <w:rPr>
-          <w:rFonts w:ascii="Arial" w:hAnsi="Arial" w:cs="Arial"/>
-          <w:color w:val="1F1F1F"/>
-          <w:sz w:val="21"/>
-          <w:szCs w:val="21"/>
-        </w:rPr>
-        <w:t>“</w:t>
+        <w:br/>
+      </w:r>
+      <w:r>
+        <w:rPr>
+          <w:rFonts w:ascii="Arial" w:hAnsi="Arial" w:cs="Arial"/>
+          <w:color w:val="1F1F1F"/>
+          <w:sz w:val="21"/>
+          <w:szCs w:val="21"/>
+        </w:rPr>
+        <w:br/>
+      </w:r>
+      <w:r>
+        <w:t>Explanation</w:t>
+      </w:r>
+    </w:p>
+    <w:p>
+      <w:pPr>
+        <w:numPr>
+          <w:ilvl w:val="0"/>
+          <w:numId w:val="3"/>
+        </w:numPr>
+        <w:spacing w:before="100" w:beforeAutospacing="1" w:after="100" w:afterAutospacing="1" w:line="240" w:lineRule="auto"/>
+      </w:pPr>
+      <w:r>
+        <w:t xml:space="preserve">We start with the initial amount </w:t>
+      </w:r>
+      <w:r>
+        <w:rPr>
+          <w:rStyle w:val="Strong"/>
+        </w:rPr>
+        <w:t>4</w:t>
+      </w:r>
+      <w:r>
+        <w:t xml:space="preserve">. </w:t>
+      </w:r>
+    </w:p>
+    <w:p>
+      <w:pPr>
+        <w:numPr>
+          <w:ilvl w:val="0"/>
+          <w:numId w:val="3"/>
+        </w:numPr>
+        <w:spacing w:before="100" w:beforeAutospacing="1" w:after="100" w:afterAutospacing="1" w:line="240" w:lineRule="auto"/>
+      </w:pPr>
+      <w:r>
+        <w:t xml:space="preserve">From each node, we subtract: </w:t>
+      </w:r>
+    </w:p>
+    <w:p>
+      <w:pPr>
+        <w:numPr>
+          <w:ilvl w:val="1"/>
+          <w:numId w:val="3"/>
+        </w:numPr>
+        <w:spacing w:before="100" w:beforeAutospacing="1" w:after="100" w:afterAutospacing="1" w:line="240" w:lineRule="auto"/>
+      </w:pPr>
+      <w:r>
+        <w:t xml:space="preserve">1 coin → left branch </w:t>
+      </w:r>
+    </w:p>
+    <w:p>
+      <w:pPr>
+        <w:numPr>
+          <w:ilvl w:val="1"/>
+          <w:numId w:val="3"/>
+        </w:numPr>
+        <w:spacing w:before="100" w:beforeAutospacing="1" w:after="100" w:afterAutospacing="1" w:line="240" w:lineRule="auto"/>
+      </w:pPr>
+      <w:r>
+        <w:t xml:space="preserve">2 coins → middle branch </w:t>
+      </w:r>
+    </w:p>
+    <w:p>
+      <w:pPr>
+        <w:numPr>
+          <w:ilvl w:val="1"/>
+          <w:numId w:val="3"/>
+        </w:numPr>
+        <w:spacing w:before="100" w:beforeAutospacing="1" w:after="100" w:afterAutospacing="1" w:line="240" w:lineRule="auto"/>
+      </w:pPr>
+      <w:r>
+        <w:t xml:space="preserve">3 coins → right branch </w:t>
+      </w:r>
+    </w:p>
+    <w:p>
+      <w:pPr>
+        <w:numPr>
+          <w:ilvl w:val="0"/>
+          <w:numId w:val="3"/>
+        </w:numPr>
+        <w:spacing w:before="100" w:beforeAutospacing="1" w:after="100" w:afterAutospacing="1" w:line="240" w:lineRule="auto"/>
+      </w:pPr>
+      <w:r>
+        <w:t xml:space="preserve">This process continues until: </w:t>
+      </w:r>
+    </w:p>
+    <w:p>
+      <w:pPr>
+        <w:numPr>
+          <w:ilvl w:val="1"/>
+          <w:numId w:val="3"/>
+        </w:numPr>
+        <w:spacing w:before="100" w:beforeAutospacing="1" w:after="100" w:afterAutospacing="1" w:line="240" w:lineRule="auto"/>
+      </w:pPr>
+      <w:r>
+        <w:t xml:space="preserve">We reach </w:t>
+      </w:r>
+      <w:r>
+        <w:rPr>
+          <w:rStyle w:val="Strong"/>
+        </w:rPr>
+        <w:t>0 (valid solution)</w:t>
+      </w:r>
+      <w:r>
+        <w:t xml:space="preserve"> </w:t>
+      </w:r>
+    </w:p>
+    <w:p>
+      <w:pPr>
+        <w:numPr>
+          <w:ilvl w:val="1"/>
+          <w:numId w:val="3"/>
+        </w:numPr>
+        <w:spacing w:before="100" w:beforeAutospacing="1" w:after="100" w:afterAutospacing="1" w:line="240" w:lineRule="auto"/>
+      </w:pPr>
+      <w:r>
+        <w:t xml:space="preserve">Or a </w:t>
+      </w:r>
+      <w:r>
+        <w:rPr>
+          <w:rStyle w:val="Strong"/>
+        </w:rPr>
+        <w:t>negative value (invalid path)</w:t>
+      </w:r>
+    </w:p>
+    <w:p>
+      <w:pPr>
+        <w:pStyle w:val="Heading2"/>
+      </w:pPr>
+      <w:r>
+        <w:rPr>
+          <w:rFonts w:ascii="Arial" w:hAnsi="Arial" w:cs="Arial"/>
+          <w:color w:val="1F1F1F"/>
+          <w:sz w:val="21"/>
+          <w:szCs w:val="21"/>
+        </w:rPr>
+        <w:br/>
+      </w:r>
+      <w:r>
+        <w:rPr>
+          <w:rFonts w:ascii="Arial" w:hAnsi="Arial" w:cs="Arial"/>
+          <w:b/>
+          <w:color w:val="C00000"/>
+          <w:sz w:val="21"/>
+          <w:szCs w:val="21"/>
+          <w:highlight w:val="yellow"/>
+          <w:shd w:val="clear" w:color="auto" w:fill="FFFFFF"/>
+        </w:rPr>
+        <w:t>13. Draw the recursion tree for the possible paths a robot can take to reach the bottom-right corner of a 3x3 grid, moving only right and down.</w:t>
+      </w:r>
+      <w:r>
+        <w:rPr>
+          <w:rFonts w:ascii="Arial" w:hAnsi="Arial" w:cs="Arial"/>
+          <w:b/>
+          <w:color w:val="C00000"/>
+          <w:sz w:val="21"/>
+          <w:szCs w:val="21"/>
+          <w:shd w:val="clear" w:color="auto" w:fill="FFFFFF"/>
+        </w:rPr>
+        <w:br/>
+      </w:r>
+      <w:r>
+        <w:rPr>
+          <w:rFonts w:ascii="Arial" w:hAnsi="Arial" w:cs="Arial"/>
+          <w:color w:val="1F1F1F"/>
+          <w:sz w:val="21"/>
+          <w:szCs w:val="21"/>
+          <w:shd w:val="clear" w:color="auto" w:fill="FFFFFF"/>
+        </w:rPr>
+        <w:br/>
+      </w:r>
+      <w:r>
+        <w:t>Concept</w:t>
+      </w:r>
+    </w:p>
+    <w:p>
+      <w:pPr>
+        <w:pStyle w:val="NormalWeb"/>
+      </w:pPr>
+      <w:r>
+        <w:t>At each position, the robot has two choices:</w:t>
+      </w:r>
+    </w:p>
+    <w:p>
+      <w:pPr>
+        <w:numPr>
+          <w:ilvl w:val="0"/>
+          <w:numId w:val="4"/>
+        </w:numPr>
+        <w:spacing w:before="100" w:beforeAutospacing="1" w:after="100" w:afterAutospacing="1" w:line="240" w:lineRule="auto"/>
+      </w:pPr>
+      <w:r>
+        <w:t xml:space="preserve">Move Right → increases column index </w:t>
+      </w:r>
+    </w:p>
+    <w:p>
+      <w:pPr>
+        <w:numPr>
+          <w:ilvl w:val="0"/>
+          <w:numId w:val="4"/>
+        </w:numPr>
+        <w:spacing w:before="100" w:beforeAutospacing="1" w:after="100" w:afterAutospacing="1" w:line="240" w:lineRule="auto"/>
+      </w:pPr>
+      <w:r>
+        <w:t xml:space="preserve">Move Down → increases row index </w:t>
+      </w:r>
+    </w:p>
+    <w:p>
+      <w:pPr>
+        <w:pStyle w:val="NormalWeb"/>
+      </w:pPr>
+      <w:r>
+        <w:t xml:space="preserve">The process continues until the robot reaches the destination </w:t>
+      </w:r>
+      <w:r>
+        <w:rPr>
+          <w:rStyle w:val="Strong"/>
+        </w:rPr>
+        <w:t>(2,2)</w:t>
+      </w:r>
+      <w:r>
+        <w:t>.</w:t>
+      </w:r>
+    </w:p>
+    <w:p>
+      <w:pPr>
+        <w:pStyle w:val="NormalWeb"/>
+      </w:pPr>
+      <w:r>
+        <w:t xml:space="preserve">Each node represents the </w:t>
+      </w:r>
+      <w:r>
+        <w:rPr>
+          <w:rStyle w:val="Strong"/>
+        </w:rPr>
+        <w:t>current position of the robot</w:t>
+      </w:r>
+      <w:r>
+        <w:t>.</w:t>
+      </w:r>
+    </w:p>
+    <w:p>
+      <w:pPr>
+        <w:rPr>
+          <w:rFonts w:ascii="Arial" w:hAnsi="Arial" w:cs="Arial"/>
+          <w:color w:val="1F1F1F"/>
+          <w:sz w:val="21"/>
+          <w:szCs w:val="21"/>
+        </w:rPr>
+      </w:pPr>
+      <w:r>
+        <w:rPr>
+          <w:rFonts w:ascii="Arial" w:hAnsi="Arial" w:cs="Arial"/>
+          <w:color w:val="1F1F1F"/>
+          <w:sz w:val="21"/>
+          <w:szCs w:val="21"/>
+        </w:rPr>
+        <w:t xml:space="preserve">                (0,0)</w:t>
+      </w:r>
+    </w:p>
+    <w:p>
+      <w:pPr>
+        <w:rPr>
+          <w:rFonts w:ascii="Arial" w:hAnsi="Arial" w:cs="Arial"/>
+          <w:color w:val="1F1F1F"/>
+          <w:sz w:val="21"/>
+          <w:szCs w:val="21"/>
+        </w:rPr>
+      </w:pPr>
+      <w:r>
+        <w:rPr>
+          <w:rFonts w:ascii="Arial" w:hAnsi="Arial" w:cs="Arial"/>
+          <w:color w:val="1F1F1F"/>
+          <w:sz w:val="21"/>
+          <w:szCs w:val="21"/>
+        </w:rPr>
+        <w:t xml:space="preserve">              /       \</w:t>
+      </w:r>
+    </w:p>
+    <w:p>
+      <w:pPr>
+        <w:rPr>
+          <w:rFonts w:ascii="Arial" w:hAnsi="Arial" w:cs="Arial"/>
+          <w:color w:val="1F1F1F"/>
+          <w:sz w:val="21"/>
+          <w:szCs w:val="21"/>
+        </w:rPr>
+      </w:pPr>
+      <w:r>
+        <w:rPr>
+          <w:rFonts w:ascii="Arial" w:hAnsi="Arial" w:cs="Arial"/>
+          <w:color w:val="1F1F1F"/>
+          <w:sz w:val="21"/>
+          <w:szCs w:val="21"/>
+        </w:rPr>
+        <w:t xml:space="preserve">          (0,1)    </w:t>
       </w:r>
       <w:proofErr w:type="gramStart"/>
       <w:r>
@@ -5390,7 +5997,7 @@
           <w:sz w:val="21"/>
           <w:szCs w:val="21"/>
         </w:rPr>
-        <w:t>F(</w:t>
+        <w:t xml:space="preserve">   (</w:t>
       </w:r>
       <w:proofErr w:type="gramEnd"/>
       <w:r>
@@ -5400,39 +6007,273 @@
           <w:sz w:val="21"/>
           <w:szCs w:val="21"/>
         </w:rPr>
-        <w:t>5) =</w:t>
-      </w:r>
-      <w:r>
-        <w:rPr>
-          <w:rFonts w:ascii="Arial" w:hAnsi="Arial" w:cs="Arial"/>
-          <w:color w:val="1F1F1F"/>
-          <w:sz w:val="21"/>
-          <w:szCs w:val="21"/>
-        </w:rPr>
-        <w:t>”</w:t>
-      </w:r>
-      <w:r>
-        <w:rPr>
-          <w:rFonts w:ascii="Arial" w:hAnsi="Arial" w:cs="Arial"/>
-          <w:color w:val="1F1F1F"/>
-          <w:sz w:val="21"/>
-          <w:szCs w:val="21"/>
-        </w:rPr>
-        <w:t>, fib(5))</w:t>
-      </w:r>
-    </w:p>
-    <w:p>
-      <w:pPr>
+        <w:t>1,0)</w:t>
+      </w:r>
+    </w:p>
+    <w:p>
+      <w:pPr>
+        <w:rPr>
+          <w:rFonts w:ascii="Arial" w:hAnsi="Arial" w:cs="Arial"/>
+          <w:color w:val="1F1F1F"/>
+          <w:sz w:val="21"/>
+          <w:szCs w:val="21"/>
+        </w:rPr>
+      </w:pPr>
+      <w:r>
+        <w:rPr>
+          <w:rFonts w:ascii="Arial" w:hAnsi="Arial" w:cs="Arial"/>
+          <w:color w:val="1F1F1F"/>
+          <w:sz w:val="21"/>
+          <w:szCs w:val="21"/>
+        </w:rPr>
+        <w:t xml:space="preserve">          /   \        /   \</w:t>
+      </w:r>
+    </w:p>
+    <w:p>
+      <w:pPr>
+        <w:rPr>
+          <w:rFonts w:ascii="Arial" w:hAnsi="Arial" w:cs="Arial"/>
+          <w:color w:val="1F1F1F"/>
+          <w:sz w:val="21"/>
+          <w:szCs w:val="21"/>
+        </w:rPr>
+      </w:pPr>
+      <w:r>
+        <w:rPr>
+          <w:rFonts w:ascii="Arial" w:hAnsi="Arial" w:cs="Arial"/>
+          <w:color w:val="1F1F1F"/>
+          <w:sz w:val="21"/>
+          <w:szCs w:val="21"/>
+        </w:rPr>
+        <w:t xml:space="preserve">     (0,2</w:t>
+      </w:r>
+      <w:proofErr w:type="gramStart"/>
+      <w:r>
+        <w:rPr>
+          <w:rFonts w:ascii="Arial" w:hAnsi="Arial" w:cs="Arial"/>
+          <w:color w:val="1F1F1F"/>
+          <w:sz w:val="21"/>
+          <w:szCs w:val="21"/>
+        </w:rPr>
+        <w:t>)  (</w:t>
+      </w:r>
+      <w:proofErr w:type="gramEnd"/>
+      <w:r>
+        <w:rPr>
+          <w:rFonts w:ascii="Arial" w:hAnsi="Arial" w:cs="Arial"/>
+          <w:color w:val="1F1F1F"/>
+          <w:sz w:val="21"/>
+          <w:szCs w:val="21"/>
+        </w:rPr>
+        <w:t>1,1)  (1,1)  (2,0)</w:t>
+      </w:r>
+    </w:p>
+    <w:p>
+      <w:pPr>
+        <w:rPr>
+          <w:rFonts w:ascii="Arial" w:hAnsi="Arial" w:cs="Arial"/>
+          <w:color w:val="1F1F1F"/>
+          <w:sz w:val="21"/>
+          <w:szCs w:val="21"/>
+        </w:rPr>
+      </w:pPr>
+      <w:r>
+        <w:rPr>
+          <w:rFonts w:ascii="Arial" w:hAnsi="Arial" w:cs="Arial"/>
+          <w:color w:val="1F1F1F"/>
+          <w:sz w:val="21"/>
+          <w:szCs w:val="21"/>
+        </w:rPr>
+        <w:t xml:space="preserve">        \      / \     / \     \</w:t>
+      </w:r>
+    </w:p>
+    <w:p>
+      <w:pPr>
+        <w:rPr>
+          <w:rFonts w:ascii="Arial" w:hAnsi="Arial" w:cs="Arial"/>
+          <w:color w:val="1F1F1F"/>
+          <w:sz w:val="21"/>
+          <w:szCs w:val="21"/>
+        </w:rPr>
+      </w:pPr>
+      <w:r>
+        <w:rPr>
+          <w:rFonts w:ascii="Arial" w:hAnsi="Arial" w:cs="Arial"/>
+          <w:color w:val="1F1F1F"/>
+          <w:sz w:val="21"/>
+          <w:szCs w:val="21"/>
+        </w:rPr>
+        <w:t xml:space="preserve">       (1,2) (2,</w:t>
+      </w:r>
+      <w:proofErr w:type="gramStart"/>
+      <w:r>
+        <w:rPr>
+          <w:rFonts w:ascii="Arial" w:hAnsi="Arial" w:cs="Arial"/>
+          <w:color w:val="1F1F1F"/>
+          <w:sz w:val="21"/>
+          <w:szCs w:val="21"/>
+        </w:rPr>
+        <w:t>1)(</w:t>
+      </w:r>
+      <w:proofErr w:type="gramEnd"/>
+      <w:r>
+        <w:rPr>
+          <w:rFonts w:ascii="Arial" w:hAnsi="Arial" w:cs="Arial"/>
+          <w:color w:val="1F1F1F"/>
+          <w:sz w:val="21"/>
+          <w:szCs w:val="21"/>
+        </w:rPr>
+        <w:t>2,1)(2,1)  (3,0X)</w:t>
+      </w:r>
+    </w:p>
+    <w:p>
+      <w:pPr>
+        <w:rPr>
+          <w:rFonts w:ascii="Arial" w:hAnsi="Arial" w:cs="Arial"/>
+          <w:color w:val="1F1F1F"/>
+          <w:sz w:val="21"/>
+          <w:szCs w:val="21"/>
+        </w:rPr>
+      </w:pPr>
+      <w:r>
+        <w:rPr>
+          <w:rFonts w:ascii="Arial" w:hAnsi="Arial" w:cs="Arial"/>
+          <w:color w:val="1F1F1F"/>
+          <w:sz w:val="21"/>
+          <w:szCs w:val="21"/>
+        </w:rPr>
+        <w:t xml:space="preserve">           \      |     |</w:t>
+      </w:r>
+    </w:p>
+    <w:p>
+      <w:pPr>
+        <w:rPr>
+          <w:rFonts w:ascii="Arial" w:hAnsi="Arial" w:cs="Arial"/>
+          <w:color w:val="1F1F1F"/>
+          <w:sz w:val="21"/>
+          <w:szCs w:val="21"/>
+        </w:rPr>
+      </w:pPr>
+      <w:r>
+        <w:rPr>
+          <w:rFonts w:ascii="Arial" w:hAnsi="Arial" w:cs="Arial"/>
+          <w:color w:val="1F1F1F"/>
+          <w:sz w:val="21"/>
+          <w:szCs w:val="21"/>
+        </w:rPr>
+        <w:t xml:space="preserve">           (2,2)</w:t>
+      </w:r>
+      <w:r>
+        <w:rPr>
+          <w:rFonts w:ascii="Segoe UI Symbol" w:hAnsi="Segoe UI Symbol" w:cs="Segoe UI Symbol"/>
+          <w:color w:val="1F1F1F"/>
+          <w:sz w:val="21"/>
+          <w:szCs w:val="21"/>
+        </w:rPr>
+        <w:t>✓</w:t>
+      </w:r>
+      <w:r>
+        <w:rPr>
+          <w:rFonts w:ascii="Arial" w:hAnsi="Arial" w:cs="Arial"/>
+          <w:color w:val="1F1F1F"/>
+          <w:sz w:val="21"/>
+          <w:szCs w:val="21"/>
+        </w:rPr>
+        <w:t xml:space="preserve"> (2,2)</w:t>
+      </w:r>
+      <w:r>
+        <w:rPr>
+          <w:rFonts w:ascii="Segoe UI Symbol" w:hAnsi="Segoe UI Symbol" w:cs="Segoe UI Symbol"/>
+          <w:color w:val="1F1F1F"/>
+          <w:sz w:val="21"/>
+          <w:szCs w:val="21"/>
+        </w:rPr>
+        <w:t>✓</w:t>
+      </w:r>
+      <w:r>
+        <w:rPr>
+          <w:rFonts w:ascii="Arial" w:hAnsi="Arial" w:cs="Arial"/>
+          <w:color w:val="1F1F1F"/>
+          <w:sz w:val="21"/>
+          <w:szCs w:val="21"/>
+        </w:rPr>
+        <w:t xml:space="preserve"> (2,2)</w:t>
+      </w:r>
+      <w:r>
+        <w:rPr>
+          <w:rFonts w:ascii="Segoe UI Symbol" w:hAnsi="Segoe UI Symbol" w:cs="Segoe UI Symbol"/>
+          <w:color w:val="1F1F1F"/>
+          <w:sz w:val="21"/>
+          <w:szCs w:val="21"/>
+        </w:rPr>
+        <w:t>✓</w:t>
+      </w:r>
+      <w:r>
+        <w:rPr>
+          <w:rFonts w:ascii="Arial" w:hAnsi="Arial" w:cs="Arial"/>
+          <w:color w:val="1F1F1F"/>
+          <w:sz w:val="21"/>
+          <w:szCs w:val="21"/>
+        </w:rPr>
+        <w:br/>
+      </w:r>
+    </w:p>
+    <w:p>
+      <w:pPr>
+        <w:pStyle w:val="NormalWeb"/>
+        <w:rPr>
+          <w:rFonts w:ascii="Arial" w:hAnsi="Arial" w:cs="Arial"/>
+          <w:color w:val="1F1F1F"/>
+          <w:sz w:val="21"/>
+          <w:szCs w:val="21"/>
+        </w:rPr>
+      </w:pPr>
+    </w:p>
+    <w:p>
+      <w:pPr>
+        <w:pStyle w:val="NormalWeb"/>
+        <w:rPr>
+          <w:rFonts w:ascii="Arial" w:hAnsi="Arial" w:cs="Arial"/>
+          <w:color w:val="1F1F1F"/>
+          <w:sz w:val="21"/>
+          <w:szCs w:val="21"/>
+        </w:rPr>
+      </w:pPr>
+      <w:r>
+        <w:rPr>
+          <w:rFonts w:ascii="Arial" w:hAnsi="Arial" w:cs="Arial"/>
+          <w:color w:val="1F1F1F"/>
+          <w:sz w:val="21"/>
+          <w:szCs w:val="21"/>
+        </w:rPr>
+        <w:lastRenderedPageBreak/>
+        <w:br/>
+      </w:r>
+      <w:r>
+        <w:rPr>
+          <w:rFonts w:ascii="Arial" w:hAnsi="Arial" w:cs="Arial"/>
+          <w:color w:val="1F1F1F"/>
+          <w:sz w:val="21"/>
+          <w:szCs w:val="21"/>
+        </w:rPr>
+        <w:br/>
+      </w:r>
+      <w:r>
         <w:rPr>
           <w:rFonts w:ascii="Arial" w:hAnsi="Arial" w:cs="Arial"/>
           <w:b/>
           <w:color w:val="C00000"/>
           <w:sz w:val="21"/>
           <w:szCs w:val="21"/>
-          <w:shd w:val="clear" w:color="auto" w:fill="FFFFFF"/>
-        </w:rPr>
-      </w:pPr>
-      <w:r>
+          <w:highlight w:val="yellow"/>
+          <w:shd w:val="clear" w:color="auto" w:fill="FFFFFF"/>
+        </w:rPr>
+        <w:t>14. Trace the step-by-step execution flow and variable states for a loop that determines if the number 7 is prime.</w:t>
+      </w:r>
+    </w:p>
+    <w:p>
+      <w:pPr>
+        <w:pStyle w:val="NormalWeb"/>
         <w:rPr>
           <w:rFonts w:ascii="Arial" w:hAnsi="Arial" w:cs="Arial"/>
           <w:b/>
@@ -5442,2008 +6283,51 @@
           <w:highlight w:val="yellow"/>
           <w:shd w:val="clear" w:color="auto" w:fill="FFFFFF"/>
         </w:rPr>
-        <w:t>12. Draw the recursion tree showing all possible paths to make change for the amount 4 using coin denominations of 1, 2, and 3.</w:t>
-      </w:r>
-    </w:p>
-    <w:p>
-      <w:pPr>
-        <w:rPr>
-          <w:rFonts w:ascii="Arial" w:hAnsi="Arial" w:cs="Arial"/>
-          <w:color w:val="1F1F1F"/>
-          <w:sz w:val="21"/>
-          <w:szCs w:val="21"/>
-        </w:rPr>
-      </w:pPr>
-      <w:r>
-        <w:rPr>
-          <w:rFonts w:ascii="Arial" w:hAnsi="Arial" w:cs="Arial"/>
-          <w:color w:val="1F1F1F"/>
-          <w:sz w:val="21"/>
-          <w:szCs w:val="21"/>
-        </w:rPr>
-        <w:t xml:space="preserve">                                </w:t>
-      </w:r>
-      <w:r>
-        <w:rPr>
-          <w:rFonts w:ascii="Arial" w:hAnsi="Arial" w:cs="Arial"/>
-          <w:color w:val="1F1F1F"/>
-          <w:sz w:val="21"/>
-          <w:szCs w:val="21"/>
-        </w:rPr>
-        <w:t xml:space="preserve">   </w:t>
-      </w:r>
-      <w:r>
-        <w:rPr>
-          <w:rFonts w:ascii="Arial" w:hAnsi="Arial" w:cs="Arial"/>
-          <w:color w:val="1F1F1F"/>
-          <w:sz w:val="21"/>
-          <w:szCs w:val="21"/>
-        </w:rPr>
-        <w:t>4</w:t>
-      </w:r>
-    </w:p>
-    <w:p>
-      <w:pPr>
-        <w:rPr>
-          <w:rFonts w:ascii="Arial" w:hAnsi="Arial" w:cs="Arial"/>
-          <w:color w:val="1F1F1F"/>
-          <w:sz w:val="21"/>
-          <w:szCs w:val="21"/>
-        </w:rPr>
-      </w:pPr>
-      <w:r>
-        <w:rPr>
-          <w:rFonts w:ascii="Arial" w:hAnsi="Arial" w:cs="Arial"/>
-          <w:color w:val="1F1F1F"/>
-          <w:sz w:val="21"/>
-          <w:szCs w:val="21"/>
-        </w:rPr>
-        <w:t xml:space="preserve">               /----------------|----------------\</w:t>
-      </w:r>
-    </w:p>
-    <w:p>
-      <w:pPr>
-        <w:rPr>
-          <w:rFonts w:ascii="Arial" w:hAnsi="Arial" w:cs="Arial"/>
-          <w:color w:val="1F1F1F"/>
-          <w:sz w:val="21"/>
-          <w:szCs w:val="21"/>
-        </w:rPr>
-      </w:pPr>
-      <w:r>
-        <w:rPr>
-          <w:rFonts w:ascii="Arial" w:hAnsi="Arial" w:cs="Arial"/>
-          <w:color w:val="1F1F1F"/>
-          <w:sz w:val="21"/>
-          <w:szCs w:val="21"/>
-        </w:rPr>
-        <w:t xml:space="preserve">              3                 2                 1</w:t>
-      </w:r>
-    </w:p>
-    <w:p>
-      <w:pPr>
-        <w:rPr>
-          <w:rFonts w:ascii="Arial" w:hAnsi="Arial" w:cs="Arial"/>
-          <w:color w:val="1F1F1F"/>
-          <w:sz w:val="21"/>
-          <w:szCs w:val="21"/>
-        </w:rPr>
-      </w:pPr>
-      <w:r>
-        <w:rPr>
-          <w:rFonts w:ascii="Arial" w:hAnsi="Arial" w:cs="Arial"/>
-          <w:color w:val="1F1F1F"/>
-          <w:sz w:val="21"/>
-          <w:szCs w:val="21"/>
-        </w:rPr>
-        <w:t xml:space="preserve">        /-----|-----\     /-----|-----\     /-----|-----\</w:t>
-      </w:r>
-    </w:p>
-    <w:p>
-      <w:pPr>
-        <w:rPr>
-          <w:rFonts w:ascii="Arial" w:hAnsi="Arial" w:cs="Arial"/>
-          <w:color w:val="1F1F1F"/>
-          <w:sz w:val="21"/>
-          <w:szCs w:val="21"/>
-        </w:rPr>
-      </w:pPr>
-      <w:r>
-        <w:rPr>
-          <w:rFonts w:ascii="Arial" w:hAnsi="Arial" w:cs="Arial"/>
-          <w:color w:val="1F1F1F"/>
-          <w:sz w:val="21"/>
-          <w:szCs w:val="21"/>
-        </w:rPr>
-        <w:t xml:space="preserve">       2      1      0   1      0     -1   0     -1    -2</w:t>
-      </w:r>
-    </w:p>
-    <w:p>
-      <w:pPr>
-        <w:rPr>
-          <w:rFonts w:ascii="Arial" w:hAnsi="Arial" w:cs="Arial"/>
-          <w:color w:val="1F1F1F"/>
-          <w:sz w:val="21"/>
-          <w:szCs w:val="21"/>
-        </w:rPr>
-      </w:pPr>
-      <w:r>
-        <w:rPr>
-          <w:rFonts w:ascii="Arial" w:hAnsi="Arial" w:cs="Arial"/>
-          <w:color w:val="1F1F1F"/>
-          <w:sz w:val="21"/>
-          <w:szCs w:val="21"/>
-        </w:rPr>
-        <w:t xml:space="preserve">   /---|---\   |        /|\</w:t>
-      </w:r>
-    </w:p>
-    <w:p>
-      <w:pPr>
-        <w:rPr>
-          <w:rFonts w:ascii="Arial" w:hAnsi="Arial" w:cs="Arial"/>
-          <w:color w:val="1F1F1F"/>
-          <w:sz w:val="21"/>
-          <w:szCs w:val="21"/>
-        </w:rPr>
-      </w:pPr>
-      <w:r>
-        <w:rPr>
-          <w:rFonts w:ascii="Arial" w:hAnsi="Arial" w:cs="Arial"/>
-          <w:color w:val="1F1F1F"/>
-          <w:sz w:val="21"/>
-          <w:szCs w:val="21"/>
-        </w:rPr>
-        <w:t xml:space="preserve">  1    0   -</w:t>
-      </w:r>
-      <w:proofErr w:type="gramStart"/>
-      <w:r>
-        <w:rPr>
-          <w:rFonts w:ascii="Arial" w:hAnsi="Arial" w:cs="Arial"/>
-          <w:color w:val="1F1F1F"/>
-          <w:sz w:val="21"/>
-          <w:szCs w:val="21"/>
-        </w:rPr>
-        <w:t>1  0</w:t>
-      </w:r>
-      <w:proofErr w:type="gramEnd"/>
-      <w:r>
-        <w:rPr>
-          <w:rFonts w:ascii="Arial" w:hAnsi="Arial" w:cs="Arial"/>
-          <w:color w:val="1F1F1F"/>
-          <w:sz w:val="21"/>
-          <w:szCs w:val="21"/>
-        </w:rPr>
-        <w:t xml:space="preserve">       0 -1 -2</w:t>
-      </w:r>
-    </w:p>
-    <w:p>
-      <w:pPr>
-        <w:rPr>
-          <w:rFonts w:ascii="Arial" w:hAnsi="Arial" w:cs="Arial"/>
-          <w:color w:val="1F1F1F"/>
-          <w:sz w:val="21"/>
-          <w:szCs w:val="21"/>
-        </w:rPr>
-      </w:pPr>
-      <w:r>
-        <w:rPr>
-          <w:rFonts w:ascii="Arial" w:hAnsi="Arial" w:cs="Arial"/>
-          <w:color w:val="1F1F1F"/>
-          <w:sz w:val="21"/>
-          <w:szCs w:val="21"/>
-        </w:rPr>
-        <w:t xml:space="preserve"> /|\</w:t>
-      </w:r>
-    </w:p>
-    <w:p>
-      <w:pPr>
-        <w:rPr>
-          <w:rFonts w:ascii="Arial" w:hAnsi="Arial" w:cs="Arial"/>
-          <w:color w:val="1F1F1F"/>
-          <w:sz w:val="21"/>
-          <w:szCs w:val="21"/>
-        </w:rPr>
-      </w:pPr>
-      <w:r>
-        <w:rPr>
-          <w:rFonts w:ascii="Arial" w:hAnsi="Arial" w:cs="Arial"/>
-          <w:color w:val="1F1F1F"/>
-          <w:sz w:val="21"/>
-          <w:szCs w:val="21"/>
-        </w:rPr>
-        <w:t>0 -1 -2</w:t>
-      </w:r>
-    </w:p>
-    <w:p>
-      <w:pPr>
-        <w:rPr>
-          <w:rFonts w:ascii="Arial" w:hAnsi="Arial" w:cs="Arial"/>
-          <w:color w:val="1F1F1F"/>
-          <w:sz w:val="21"/>
-          <w:szCs w:val="21"/>
-        </w:rPr>
-      </w:pPr>
-    </w:p>
-    <w:p>
-      <w:pPr>
-        <w:rPr>
-          <w:rFonts w:ascii="Arial" w:hAnsi="Arial" w:cs="Arial"/>
-          <w:color w:val="1F1F1F"/>
-          <w:sz w:val="21"/>
-          <w:szCs w:val="21"/>
-        </w:rPr>
-      </w:pPr>
-      <w:proofErr w:type="spellStart"/>
-      <w:r>
-        <w:rPr>
-          <w:rFonts w:ascii="Arial" w:hAnsi="Arial" w:cs="Arial"/>
-          <w:color w:val="1F1F1F"/>
-          <w:sz w:val="21"/>
-          <w:szCs w:val="21"/>
-        </w:rPr>
-        <w:t>def</w:t>
-      </w:r>
-      <w:proofErr w:type="spellEnd"/>
-      <w:r>
-        <w:rPr>
-          <w:rFonts w:ascii="Arial" w:hAnsi="Arial" w:cs="Arial"/>
-          <w:color w:val="1F1F1F"/>
-          <w:sz w:val="21"/>
-          <w:szCs w:val="21"/>
-        </w:rPr>
-        <w:t xml:space="preserve"> </w:t>
-      </w:r>
-      <w:proofErr w:type="spellStart"/>
-      <w:r>
-        <w:rPr>
-          <w:rFonts w:ascii="Arial" w:hAnsi="Arial" w:cs="Arial"/>
-          <w:color w:val="1F1F1F"/>
-          <w:sz w:val="21"/>
-          <w:szCs w:val="21"/>
-        </w:rPr>
-        <w:t>count_ways</w:t>
-      </w:r>
-      <w:proofErr w:type="spellEnd"/>
-      <w:r>
-        <w:rPr>
-          <w:rFonts w:ascii="Arial" w:hAnsi="Arial" w:cs="Arial"/>
-          <w:color w:val="1F1F1F"/>
-          <w:sz w:val="21"/>
-          <w:szCs w:val="21"/>
-        </w:rPr>
-        <w:t>(n):</w:t>
-      </w:r>
-      <w:r>
-        <w:rPr>
-          <w:rFonts w:ascii="Arial" w:hAnsi="Arial" w:cs="Arial"/>
-          <w:color w:val="1F1F1F"/>
-          <w:sz w:val="21"/>
-          <w:szCs w:val="21"/>
-        </w:rPr>
+      </w:pPr>
+      <w:r>
+        <w:t xml:space="preserve">A number is called </w:t>
+      </w:r>
+      <w:r>
+        <w:rPr>
+          <w:rStyle w:val="Strong"/>
+        </w:rPr>
+        <w:t>prime</w:t>
+      </w:r>
+      <w:r>
+        <w:t xml:space="preserve"> if it is divisible only by 1 and itself.</w:t>
+      </w:r>
+      <w:r>
         <w:br/>
-      </w:r>
-      <w:r>
-        <w:rPr>
-          <w:rFonts w:ascii="Arial" w:hAnsi="Arial" w:cs="Arial"/>
-          <w:color w:val="1F1F1F"/>
-          <w:sz w:val="21"/>
-          <w:szCs w:val="21"/>
-        </w:rPr>
-        <w:t xml:space="preserve">    if n == 0:</w:t>
-      </w:r>
-      <w:r>
-        <w:rPr>
-          <w:rFonts w:ascii="Arial" w:hAnsi="Arial" w:cs="Arial"/>
-          <w:color w:val="1F1F1F"/>
-          <w:sz w:val="21"/>
-          <w:szCs w:val="21"/>
-        </w:rPr>
+        <w:t xml:space="preserve">In this problem, we check whether the number </w:t>
+      </w:r>
+      <w:r>
+        <w:rPr>
+          <w:rStyle w:val="Strong"/>
+        </w:rPr>
+        <w:t>7</w:t>
+      </w:r>
+      <w:r>
+        <w:t xml:space="preserve"> is prime by testing divisibility from 2 to n−1.</w:t>
+      </w:r>
+      <w:r>
         <w:br/>
       </w:r>
       <w:r>
-        <w:rPr>
-          <w:rFonts w:ascii="Arial" w:hAnsi="Arial" w:cs="Arial"/>
-          <w:color w:val="1F1F1F"/>
-          <w:sz w:val="21"/>
-          <w:szCs w:val="21"/>
-        </w:rPr>
-        <w:t xml:space="preserve">        return 1</w:t>
-      </w:r>
-      <w:r>
-        <w:rPr>
-          <w:rFonts w:ascii="Arial" w:hAnsi="Arial" w:cs="Arial"/>
-          <w:color w:val="1F1F1F"/>
-          <w:sz w:val="21"/>
-          <w:szCs w:val="21"/>
-        </w:rPr>
         <w:br/>
-      </w:r>
-      <w:r>
-        <w:rPr>
-          <w:rFonts w:ascii="Arial" w:hAnsi="Arial" w:cs="Arial"/>
-          <w:color w:val="1F1F1F"/>
-          <w:sz w:val="21"/>
-          <w:szCs w:val="21"/>
-        </w:rPr>
-        <w:t xml:space="preserve">    if n &lt; 0:</w:t>
-      </w:r>
-      <w:r>
-        <w:rPr>
-          <w:rFonts w:ascii="Arial" w:hAnsi="Arial" w:cs="Arial"/>
-          <w:color w:val="1F1F1F"/>
-          <w:sz w:val="21"/>
-          <w:szCs w:val="21"/>
-        </w:rPr>
-        <w:br/>
-      </w:r>
-      <w:r>
-        <w:rPr>
-          <w:rFonts w:ascii="Arial" w:hAnsi="Arial" w:cs="Arial"/>
-          <w:color w:val="1F1F1F"/>
-          <w:sz w:val="21"/>
-          <w:szCs w:val="21"/>
-        </w:rPr>
-        <w:t xml:space="preserve">        return 0</w:t>
-      </w:r>
-    </w:p>
-    <w:p>
-      <w:pPr>
-        <w:rPr>
-          <w:rFonts w:ascii="Arial" w:hAnsi="Arial" w:cs="Arial"/>
-          <w:color w:val="1F1F1F"/>
-          <w:sz w:val="21"/>
-          <w:szCs w:val="21"/>
-        </w:rPr>
-      </w:pPr>
-      <w:r>
-        <w:rPr>
-          <w:rFonts w:ascii="Arial" w:hAnsi="Arial" w:cs="Arial"/>
-          <w:color w:val="1F1F1F"/>
-          <w:sz w:val="21"/>
-          <w:szCs w:val="21"/>
-        </w:rPr>
-        <w:lastRenderedPageBreak/>
-        <w:t xml:space="preserve">    return </w:t>
-      </w:r>
-      <w:proofErr w:type="spellStart"/>
-      <w:r>
-        <w:rPr>
-          <w:rFonts w:ascii="Arial" w:hAnsi="Arial" w:cs="Arial"/>
-          <w:color w:val="1F1F1F"/>
-          <w:sz w:val="21"/>
-          <w:szCs w:val="21"/>
-        </w:rPr>
-        <w:t>count_ways</w:t>
-      </w:r>
-      <w:proofErr w:type="spellEnd"/>
-      <w:r>
-        <w:rPr>
-          <w:rFonts w:ascii="Arial" w:hAnsi="Arial" w:cs="Arial"/>
-          <w:color w:val="1F1F1F"/>
-          <w:sz w:val="21"/>
-          <w:szCs w:val="21"/>
-        </w:rPr>
-        <w:t xml:space="preserve">(n-1) + </w:t>
-      </w:r>
-      <w:proofErr w:type="spellStart"/>
-      <w:r>
-        <w:rPr>
-          <w:rFonts w:ascii="Arial" w:hAnsi="Arial" w:cs="Arial"/>
-          <w:color w:val="1F1F1F"/>
-          <w:sz w:val="21"/>
-          <w:szCs w:val="21"/>
-        </w:rPr>
-        <w:t>co</w:t>
-      </w:r>
-      <w:r>
-        <w:rPr>
-          <w:rFonts w:ascii="Arial" w:hAnsi="Arial" w:cs="Arial"/>
-          <w:color w:val="1F1F1F"/>
-          <w:sz w:val="21"/>
-          <w:szCs w:val="21"/>
-        </w:rPr>
-        <w:t>unt_ways</w:t>
-      </w:r>
-      <w:proofErr w:type="spellEnd"/>
-      <w:r>
-        <w:rPr>
-          <w:rFonts w:ascii="Arial" w:hAnsi="Arial" w:cs="Arial"/>
-          <w:color w:val="1F1F1F"/>
-          <w:sz w:val="21"/>
-          <w:szCs w:val="21"/>
-        </w:rPr>
-        <w:t xml:space="preserve">(n-2) + </w:t>
-      </w:r>
-      <w:proofErr w:type="spellStart"/>
-      <w:r>
-        <w:rPr>
-          <w:rFonts w:ascii="Arial" w:hAnsi="Arial" w:cs="Arial"/>
-          <w:color w:val="1F1F1F"/>
-          <w:sz w:val="21"/>
-          <w:szCs w:val="21"/>
-        </w:rPr>
-        <w:t>count_ways</w:t>
-      </w:r>
-      <w:proofErr w:type="spellEnd"/>
-      <w:r>
-        <w:rPr>
-          <w:rFonts w:ascii="Arial" w:hAnsi="Arial" w:cs="Arial"/>
-          <w:color w:val="1F1F1F"/>
-          <w:sz w:val="21"/>
-          <w:szCs w:val="21"/>
-        </w:rPr>
-        <w:t>(n-3)</w:t>
-      </w:r>
-    </w:p>
-    <w:p>
-      <w:pPr>
-        <w:rPr>
-          <w:rFonts w:ascii="Arial" w:hAnsi="Arial" w:cs="Arial"/>
-          <w:color w:val="1F1F1F"/>
-          <w:sz w:val="21"/>
-          <w:szCs w:val="21"/>
-        </w:rPr>
-      </w:pPr>
-      <w:r>
-        <w:rPr>
-          <w:rFonts w:ascii="Arial" w:hAnsi="Arial" w:cs="Arial"/>
-          <w:color w:val="1F1F1F"/>
-          <w:sz w:val="21"/>
-          <w:szCs w:val="21"/>
-        </w:rPr>
-        <w:t># Example</w:t>
-      </w:r>
-      <w:r>
-        <w:rPr>
-          <w:rFonts w:ascii="Arial" w:hAnsi="Arial" w:cs="Arial"/>
-          <w:color w:val="1F1F1F"/>
-          <w:sz w:val="21"/>
-          <w:szCs w:val="21"/>
-        </w:rPr>
-        <w:br/>
-      </w:r>
-      <w:r>
-        <w:rPr>
-          <w:rFonts w:ascii="Arial" w:hAnsi="Arial" w:cs="Arial"/>
-          <w:color w:val="1F1F1F"/>
-          <w:sz w:val="21"/>
-          <w:szCs w:val="21"/>
-        </w:rPr>
-        <w:t>print(</w:t>
-      </w:r>
-      <w:proofErr w:type="spellStart"/>
-      <w:r>
-        <w:rPr>
-          <w:rFonts w:ascii="Arial" w:hAnsi="Arial" w:cs="Arial"/>
-          <w:color w:val="1F1F1F"/>
-          <w:sz w:val="21"/>
-          <w:szCs w:val="21"/>
-        </w:rPr>
-        <w:t>count_ways</w:t>
-      </w:r>
-      <w:proofErr w:type="spellEnd"/>
-      <w:r>
-        <w:rPr>
-          <w:rFonts w:ascii="Arial" w:hAnsi="Arial" w:cs="Arial"/>
-          <w:color w:val="1F1F1F"/>
-          <w:sz w:val="21"/>
-          <w:szCs w:val="21"/>
-        </w:rPr>
-        <w:t>(4))</w:t>
-      </w:r>
-    </w:p>
-    <w:p>
-      <w:pPr>
-        <w:rPr>
-          <w:rFonts w:ascii="Arial" w:hAnsi="Arial" w:cs="Arial"/>
-          <w:color w:val="1F1F1F"/>
-          <w:sz w:val="21"/>
-          <w:szCs w:val="21"/>
-        </w:rPr>
-      </w:pPr>
-      <w:r>
-        <w:rPr>
-          <w:rFonts w:ascii="Arial" w:hAnsi="Arial" w:cs="Arial"/>
-          <w:color w:val="1F1F1F"/>
-          <w:sz w:val="21"/>
-          <w:szCs w:val="21"/>
-        </w:rPr>
-        <w:br/>
-      </w:r>
-      <w:r>
-        <w:rPr>
-          <w:rFonts w:ascii="Arial" w:hAnsi="Arial" w:cs="Arial"/>
-          <w:b/>
-          <w:color w:val="C00000"/>
-          <w:sz w:val="21"/>
-          <w:szCs w:val="21"/>
-          <w:highlight w:val="yellow"/>
-          <w:shd w:val="clear" w:color="auto" w:fill="FFFFFF"/>
-        </w:rPr>
-        <w:t>13. Draw the recursion tree for the possible paths a robot can take to reach the bottom-right corner of a 3x3 grid, moving only right and down.</w:t>
-      </w:r>
-      <w:r>
-        <w:rPr>
-          <w:rFonts w:ascii="Arial" w:hAnsi="Arial" w:cs="Arial"/>
-          <w:b/>
-          <w:color w:val="C00000"/>
-          <w:sz w:val="21"/>
-          <w:szCs w:val="21"/>
-          <w:shd w:val="clear" w:color="auto" w:fill="FFFFFF"/>
-        </w:rPr>
-        <w:br/>
-      </w:r>
-      <w:r>
-        <w:rPr>
-          <w:rFonts w:ascii="Arial" w:hAnsi="Arial" w:cs="Arial"/>
-          <w:color w:val="1F1F1F"/>
-          <w:sz w:val="21"/>
-          <w:szCs w:val="21"/>
-          <w:shd w:val="clear" w:color="auto" w:fill="FFFFFF"/>
-        </w:rPr>
-        <w:br/>
-      </w:r>
-      <w:proofErr w:type="spellStart"/>
-      <w:r>
-        <w:rPr>
-          <w:rFonts w:ascii="Arial" w:hAnsi="Arial" w:cs="Arial"/>
-          <w:color w:val="1F1F1F"/>
-          <w:sz w:val="21"/>
-          <w:szCs w:val="21"/>
-        </w:rPr>
-        <w:t>def</w:t>
-      </w:r>
-      <w:proofErr w:type="spellEnd"/>
-      <w:r>
-        <w:rPr>
-          <w:rFonts w:ascii="Arial" w:hAnsi="Arial" w:cs="Arial"/>
-          <w:color w:val="1F1F1F"/>
-          <w:sz w:val="21"/>
-          <w:szCs w:val="21"/>
-        </w:rPr>
-        <w:t xml:space="preserve"> </w:t>
-      </w:r>
-      <w:proofErr w:type="spellStart"/>
-      <w:r>
-        <w:rPr>
-          <w:rFonts w:ascii="Arial" w:hAnsi="Arial" w:cs="Arial"/>
-          <w:color w:val="1F1F1F"/>
-          <w:sz w:val="21"/>
-          <w:szCs w:val="21"/>
-        </w:rPr>
-        <w:t>count_paths</w:t>
-      </w:r>
-      <w:proofErr w:type="spellEnd"/>
-      <w:r>
-        <w:rPr>
-          <w:rFonts w:ascii="Arial" w:hAnsi="Arial" w:cs="Arial"/>
-          <w:color w:val="1F1F1F"/>
-          <w:sz w:val="21"/>
-          <w:szCs w:val="21"/>
-        </w:rPr>
-        <w:t>(</w:t>
-      </w:r>
-      <w:r>
-        <w:rPr>
-          <w:rFonts w:ascii="Arial" w:hAnsi="Arial" w:cs="Arial"/>
-          <w:color w:val="1F1F1F"/>
-          <w:sz w:val="21"/>
-          <w:szCs w:val="21"/>
-        </w:rPr>
-        <w:t>I</w:t>
-      </w:r>
-      <w:r>
-        <w:rPr>
-          <w:rFonts w:ascii="Arial" w:hAnsi="Arial" w:cs="Arial"/>
-          <w:color w:val="1F1F1F"/>
-          <w:sz w:val="21"/>
-          <w:szCs w:val="21"/>
-        </w:rPr>
-        <w:t>, j, n, m):</w:t>
-      </w:r>
-      <w:r>
-        <w:rPr>
-          <w:rFonts w:ascii="Arial" w:hAnsi="Arial" w:cs="Arial"/>
-          <w:color w:val="1F1F1F"/>
-          <w:sz w:val="21"/>
-          <w:szCs w:val="21"/>
-        </w:rPr>
-        <w:br/>
-      </w:r>
-      <w:r>
-        <w:rPr>
-          <w:rFonts w:ascii="Arial" w:hAnsi="Arial" w:cs="Arial"/>
-          <w:color w:val="1F1F1F"/>
-          <w:sz w:val="21"/>
-          <w:szCs w:val="21"/>
-        </w:rPr>
-        <w:t xml:space="preserve">    if </w:t>
-      </w:r>
-      <w:r>
-        <w:rPr>
-          <w:rFonts w:ascii="Arial" w:hAnsi="Arial" w:cs="Arial"/>
-          <w:color w:val="1F1F1F"/>
-          <w:sz w:val="21"/>
-          <w:szCs w:val="21"/>
-        </w:rPr>
-        <w:t>I</w:t>
-      </w:r>
-      <w:r>
-        <w:rPr>
-          <w:rFonts w:ascii="Arial" w:hAnsi="Arial" w:cs="Arial"/>
-          <w:color w:val="1F1F1F"/>
-          <w:sz w:val="21"/>
-          <w:szCs w:val="21"/>
-        </w:rPr>
-        <w:t xml:space="preserve"> == n </w:t>
-      </w:r>
-      <w:r>
-        <w:rPr>
-          <w:rFonts w:ascii="Arial" w:hAnsi="Arial" w:cs="Arial"/>
-          <w:color w:val="1F1F1F"/>
-          <w:sz w:val="21"/>
-          <w:szCs w:val="21"/>
-        </w:rPr>
-        <w:t>–</w:t>
-      </w:r>
-      <w:r>
-        <w:rPr>
-          <w:rFonts w:ascii="Arial" w:hAnsi="Arial" w:cs="Arial"/>
-          <w:color w:val="1F1F1F"/>
-          <w:sz w:val="21"/>
-          <w:szCs w:val="21"/>
-        </w:rPr>
-        <w:t xml:space="preserve"> 1 and j == m </w:t>
-      </w:r>
-      <w:r>
-        <w:rPr>
-          <w:rFonts w:ascii="Arial" w:hAnsi="Arial" w:cs="Arial"/>
-          <w:color w:val="1F1F1F"/>
-          <w:sz w:val="21"/>
-          <w:szCs w:val="21"/>
-        </w:rPr>
-        <w:t>–</w:t>
-      </w:r>
-      <w:r>
-        <w:rPr>
-          <w:rFonts w:ascii="Arial" w:hAnsi="Arial" w:cs="Arial"/>
-          <w:color w:val="1F1F1F"/>
-          <w:sz w:val="21"/>
-          <w:szCs w:val="21"/>
-        </w:rPr>
-        <w:t xml:space="preserve"> 1:</w:t>
-      </w:r>
-      <w:r>
-        <w:rPr>
-          <w:rFonts w:ascii="Arial" w:hAnsi="Arial" w:cs="Arial"/>
-          <w:color w:val="1F1F1F"/>
-          <w:sz w:val="21"/>
-          <w:szCs w:val="21"/>
-        </w:rPr>
-        <w:br/>
-      </w:r>
-      <w:r>
-        <w:rPr>
-          <w:rFonts w:ascii="Arial" w:hAnsi="Arial" w:cs="Arial"/>
-          <w:color w:val="1F1F1F"/>
-          <w:sz w:val="21"/>
-          <w:szCs w:val="21"/>
-        </w:rPr>
-        <w:t xml:space="preserve">        return 1</w:t>
-      </w:r>
-    </w:p>
-    <w:p>
-      <w:pPr>
-        <w:rPr>
-          <w:rFonts w:ascii="Arial" w:hAnsi="Arial" w:cs="Arial"/>
-          <w:color w:val="1F1F1F"/>
-          <w:sz w:val="21"/>
-          <w:szCs w:val="21"/>
-        </w:rPr>
-      </w:pPr>
-      <w:r>
-        <w:rPr>
-          <w:rFonts w:ascii="Arial" w:hAnsi="Arial" w:cs="Arial"/>
-          <w:color w:val="1F1F1F"/>
-          <w:sz w:val="21"/>
-          <w:szCs w:val="21"/>
-        </w:rPr>
-        <w:t xml:space="preserve">    if </w:t>
-      </w:r>
-      <w:r>
-        <w:rPr>
-          <w:rFonts w:ascii="Arial" w:hAnsi="Arial" w:cs="Arial"/>
-          <w:color w:val="1F1F1F"/>
-          <w:sz w:val="21"/>
-          <w:szCs w:val="21"/>
-        </w:rPr>
-        <w:t>I</w:t>
-      </w:r>
-      <w:r>
-        <w:rPr>
-          <w:rFonts w:ascii="Arial" w:hAnsi="Arial" w:cs="Arial"/>
-          <w:color w:val="1F1F1F"/>
-          <w:sz w:val="21"/>
-          <w:szCs w:val="21"/>
-        </w:rPr>
-        <w:t xml:space="preserve"> &gt;= n or j &gt;= m:</w:t>
-      </w:r>
-      <w:r>
-        <w:rPr>
-          <w:rFonts w:ascii="Arial" w:hAnsi="Arial" w:cs="Arial"/>
-          <w:color w:val="1F1F1F"/>
-          <w:sz w:val="21"/>
-          <w:szCs w:val="21"/>
-        </w:rPr>
-        <w:br/>
-      </w:r>
-      <w:r>
-        <w:rPr>
-          <w:rFonts w:ascii="Arial" w:hAnsi="Arial" w:cs="Arial"/>
-          <w:color w:val="1F1F1F"/>
-          <w:sz w:val="21"/>
-          <w:szCs w:val="21"/>
-        </w:rPr>
-        <w:t xml:space="preserve">        return 0</w:t>
-      </w:r>
-    </w:p>
-    <w:p>
-      <w:pPr>
-        <w:rPr>
-          <w:rFonts w:ascii="Arial" w:hAnsi="Arial" w:cs="Arial"/>
-          <w:color w:val="1F1F1F"/>
-          <w:sz w:val="21"/>
-          <w:szCs w:val="21"/>
-        </w:rPr>
-      </w:pPr>
-      <w:r>
-        <w:rPr>
-          <w:rFonts w:ascii="Arial" w:hAnsi="Arial" w:cs="Arial"/>
-          <w:color w:val="1F1F1F"/>
-          <w:sz w:val="21"/>
-          <w:szCs w:val="21"/>
-        </w:rPr>
-        <w:t xml:space="preserve">    right = </w:t>
-      </w:r>
-      <w:proofErr w:type="spellStart"/>
-      <w:r>
-        <w:rPr>
-          <w:rFonts w:ascii="Arial" w:hAnsi="Arial" w:cs="Arial"/>
-          <w:color w:val="1F1F1F"/>
-          <w:sz w:val="21"/>
-          <w:szCs w:val="21"/>
-        </w:rPr>
-        <w:t>count_paths</w:t>
-      </w:r>
-      <w:proofErr w:type="spellEnd"/>
-      <w:r>
-        <w:rPr>
-          <w:rFonts w:ascii="Arial" w:hAnsi="Arial" w:cs="Arial"/>
-          <w:color w:val="1F1F1F"/>
-          <w:sz w:val="21"/>
-          <w:szCs w:val="21"/>
-        </w:rPr>
-        <w:t>(</w:t>
-      </w:r>
-      <w:r>
-        <w:rPr>
-          <w:rFonts w:ascii="Arial" w:hAnsi="Arial" w:cs="Arial"/>
-          <w:color w:val="1F1F1F"/>
-          <w:sz w:val="21"/>
-          <w:szCs w:val="21"/>
-        </w:rPr>
-        <w:t>I</w:t>
-      </w:r>
-      <w:r>
-        <w:rPr>
-          <w:rFonts w:ascii="Arial" w:hAnsi="Arial" w:cs="Arial"/>
-          <w:color w:val="1F1F1F"/>
-          <w:sz w:val="21"/>
-          <w:szCs w:val="21"/>
-        </w:rPr>
-        <w:t>, j + 1, n, m)</w:t>
-      </w:r>
-      <w:r>
-        <w:rPr>
-          <w:rFonts w:ascii="Arial" w:hAnsi="Arial" w:cs="Arial"/>
-          <w:color w:val="1F1F1F"/>
-          <w:sz w:val="21"/>
-          <w:szCs w:val="21"/>
-        </w:rPr>
-        <w:br/>
-      </w:r>
-      <w:r>
-        <w:rPr>
-          <w:rFonts w:ascii="Arial" w:hAnsi="Arial" w:cs="Arial"/>
-          <w:color w:val="1F1F1F"/>
-          <w:sz w:val="21"/>
-          <w:szCs w:val="21"/>
-        </w:rPr>
-        <w:t xml:space="preserve">    down = </w:t>
-      </w:r>
-      <w:proofErr w:type="spellStart"/>
-      <w:r>
-        <w:rPr>
-          <w:rFonts w:ascii="Arial" w:hAnsi="Arial" w:cs="Arial"/>
-          <w:color w:val="1F1F1F"/>
-          <w:sz w:val="21"/>
-          <w:szCs w:val="21"/>
-        </w:rPr>
-        <w:t>count_paths</w:t>
-      </w:r>
-      <w:proofErr w:type="spellEnd"/>
-      <w:r>
-        <w:rPr>
-          <w:rFonts w:ascii="Arial" w:hAnsi="Arial" w:cs="Arial"/>
-          <w:color w:val="1F1F1F"/>
-          <w:sz w:val="21"/>
-          <w:szCs w:val="21"/>
-        </w:rPr>
-        <w:t>(</w:t>
-      </w:r>
-      <w:r>
-        <w:rPr>
-          <w:rFonts w:ascii="Arial" w:hAnsi="Arial" w:cs="Arial"/>
-          <w:color w:val="1F1F1F"/>
-          <w:sz w:val="21"/>
-          <w:szCs w:val="21"/>
-        </w:rPr>
-        <w:t>I</w:t>
-      </w:r>
-      <w:r>
-        <w:rPr>
-          <w:rFonts w:ascii="Arial" w:hAnsi="Arial" w:cs="Arial"/>
-          <w:color w:val="1F1F1F"/>
-          <w:sz w:val="21"/>
-          <w:szCs w:val="21"/>
-        </w:rPr>
-        <w:t xml:space="preserve"> + 1, j, n, m)</w:t>
-      </w:r>
-    </w:p>
-    <w:p>
-      <w:pPr>
-        <w:pStyle w:val="NormalWeb"/>
-        <w:rPr>
-          <w:rFonts w:ascii="Arial" w:hAnsi="Arial" w:cs="Arial"/>
-          <w:color w:val="1F1F1F"/>
-          <w:sz w:val="21"/>
-          <w:szCs w:val="21"/>
-        </w:rPr>
-      </w:pPr>
-      <w:r>
-        <w:rPr>
-          <w:rFonts w:ascii="Arial" w:hAnsi="Arial" w:cs="Arial"/>
-          <w:color w:val="1F1F1F"/>
-          <w:sz w:val="21"/>
-          <w:szCs w:val="21"/>
-        </w:rPr>
-        <w:t xml:space="preserve">    return right + down</w:t>
-      </w:r>
-      <w:r>
-        <w:rPr>
-          <w:rFonts w:ascii="Arial" w:hAnsi="Arial" w:cs="Arial"/>
-          <w:color w:val="1F1F1F"/>
-          <w:sz w:val="21"/>
-          <w:szCs w:val="21"/>
-        </w:rPr>
-        <w:br/>
-      </w:r>
-      <w:r>
-        <w:rPr>
-          <w:rFonts w:ascii="Arial" w:hAnsi="Arial" w:cs="Arial"/>
-          <w:color w:val="1F1F1F"/>
-          <w:sz w:val="21"/>
-          <w:szCs w:val="21"/>
-        </w:rPr>
-        <w:t>print(</w:t>
-      </w:r>
-      <w:proofErr w:type="spellStart"/>
-      <w:r>
-        <w:rPr>
-          <w:rFonts w:ascii="Arial" w:hAnsi="Arial" w:cs="Arial"/>
-          <w:color w:val="1F1F1F"/>
-          <w:sz w:val="21"/>
-          <w:szCs w:val="21"/>
-        </w:rPr>
-        <w:t>count_paths</w:t>
-      </w:r>
-      <w:proofErr w:type="spellEnd"/>
-      <w:r>
-        <w:rPr>
-          <w:rFonts w:ascii="Arial" w:hAnsi="Arial" w:cs="Arial"/>
-          <w:color w:val="1F1F1F"/>
-          <w:sz w:val="21"/>
-          <w:szCs w:val="21"/>
-        </w:rPr>
-        <w:t>(0, 0, 3, 3))</w:t>
-      </w:r>
-      <w:r>
-        <w:rPr>
-          <w:rFonts w:ascii="Arial" w:hAnsi="Arial" w:cs="Arial"/>
-          <w:color w:val="1F1F1F"/>
-          <w:sz w:val="21"/>
-          <w:szCs w:val="21"/>
-        </w:rPr>
-        <w:br/>
-      </w:r>
-    </w:p>
-    <w:p>
-      <w:pPr>
-        <w:pStyle w:val="NormalWeb"/>
-        <w:rPr>
-          <w:rFonts w:ascii="Arial" w:hAnsi="Arial" w:cs="Arial"/>
-          <w:color w:val="1F1F1F"/>
-          <w:sz w:val="21"/>
-          <w:szCs w:val="21"/>
-        </w:rPr>
-      </w:pPr>
-    </w:p>
-    <w:p>
-      <w:pPr>
-        <w:pStyle w:val="NormalWeb"/>
-        <w:rPr>
-          <w:rFonts w:ascii="Arial" w:hAnsi="Arial" w:cs="Arial"/>
-          <w:color w:val="1F1F1F"/>
-          <w:sz w:val="21"/>
-          <w:szCs w:val="21"/>
-        </w:rPr>
-      </w:pPr>
-      <w:r>
-        <w:rPr>
-          <w:rFonts w:ascii="Arial" w:hAnsi="Arial" w:cs="Arial"/>
-          <w:color w:val="1F1F1F"/>
-          <w:sz w:val="21"/>
-          <w:szCs w:val="21"/>
-        </w:rPr>
-        <w:br/>
-      </w:r>
-      <w:r>
-        <w:rPr>
-          <w:rFonts w:ascii="Arial" w:hAnsi="Arial" w:cs="Arial"/>
-          <w:color w:val="1F1F1F"/>
-          <w:sz w:val="21"/>
-          <w:szCs w:val="21"/>
-        </w:rPr>
-        <w:br/>
-      </w:r>
-      <w:r>
-        <w:rPr>
-          <w:rFonts w:ascii="Arial" w:hAnsi="Arial" w:cs="Arial"/>
-          <w:b/>
-          <w:color w:val="C00000"/>
-          <w:sz w:val="21"/>
-          <w:szCs w:val="21"/>
-          <w:highlight w:val="yellow"/>
-          <w:shd w:val="clear" w:color="auto" w:fill="FFFFFF"/>
-        </w:rPr>
-        <w:t>14. Trace the step-by-step execution flow and variable states for a loop that determines if the number 7 is prime.</w:t>
-      </w:r>
-    </w:p>
-    <w:p>
-      <w:pPr>
-        <w:pStyle w:val="NormalWeb"/>
-        <w:rPr>
-          <w:rFonts w:ascii="Arial" w:hAnsi="Arial" w:cs="Arial"/>
-          <w:color w:val="1F1F1F"/>
-          <w:sz w:val="21"/>
-          <w:szCs w:val="21"/>
-        </w:rPr>
-      </w:pPr>
-      <w:proofErr w:type="spellStart"/>
-      <w:r>
-        <w:rPr>
-          <w:rFonts w:ascii="Arial" w:hAnsi="Arial" w:cs="Arial"/>
-          <w:color w:val="1F1F1F"/>
-          <w:sz w:val="21"/>
-          <w:szCs w:val="21"/>
-        </w:rPr>
-        <w:t>num</w:t>
-      </w:r>
-      <w:proofErr w:type="spellEnd"/>
-      <w:r>
-        <w:rPr>
-          <w:rFonts w:ascii="Arial" w:hAnsi="Arial" w:cs="Arial"/>
-          <w:color w:val="1F1F1F"/>
-          <w:sz w:val="21"/>
-          <w:szCs w:val="21"/>
-        </w:rPr>
-        <w:t xml:space="preserve"> = 7</w:t>
-      </w:r>
-    </w:p>
-    <w:p>
-      <w:pPr>
-        <w:pStyle w:val="NormalWeb"/>
-        <w:rPr>
-          <w:rFonts w:ascii="Arial" w:hAnsi="Arial" w:cs="Arial"/>
-          <w:color w:val="1F1F1F"/>
-          <w:sz w:val="21"/>
-          <w:szCs w:val="21"/>
-        </w:rPr>
-      </w:pPr>
-      <w:proofErr w:type="spellStart"/>
-      <w:r>
-        <w:rPr>
-          <w:rFonts w:ascii="Arial" w:hAnsi="Arial" w:cs="Arial"/>
-          <w:color w:val="1F1F1F"/>
-          <w:sz w:val="21"/>
-          <w:szCs w:val="21"/>
-        </w:rPr>
-        <w:t>isPrime</w:t>
-      </w:r>
-      <w:proofErr w:type="spellEnd"/>
-      <w:r>
-        <w:rPr>
-          <w:rFonts w:ascii="Arial" w:hAnsi="Arial" w:cs="Arial"/>
-          <w:color w:val="1F1F1F"/>
-          <w:sz w:val="21"/>
-          <w:szCs w:val="21"/>
-        </w:rPr>
-        <w:t xml:space="preserve"> = True</w:t>
-      </w:r>
-    </w:p>
-    <w:p>
-      <w:pPr>
-        <w:pStyle w:val="NormalWeb"/>
-        <w:rPr>
-          <w:rFonts w:ascii="Arial" w:hAnsi="Arial" w:cs="Arial"/>
-          <w:color w:val="1F1F1F"/>
-          <w:sz w:val="21"/>
-          <w:szCs w:val="21"/>
-        </w:rPr>
-      </w:pPr>
-      <w:proofErr w:type="gramStart"/>
-      <w:r>
-        <w:rPr>
-          <w:rFonts w:ascii="Arial" w:hAnsi="Arial" w:cs="Arial"/>
-          <w:color w:val="1F1F1F"/>
-          <w:sz w:val="21"/>
-          <w:szCs w:val="21"/>
-        </w:rPr>
-        <w:t>print(</w:t>
-      </w:r>
-      <w:proofErr w:type="gramEnd"/>
-      <w:r>
-        <w:rPr>
-          <w:rFonts w:ascii="Arial" w:hAnsi="Arial" w:cs="Arial"/>
-          <w:color w:val="1F1F1F"/>
-          <w:sz w:val="21"/>
-          <w:szCs w:val="21"/>
-        </w:rPr>
-        <w:t xml:space="preserve">"Number =", </w:t>
-      </w:r>
-      <w:proofErr w:type="spellStart"/>
-      <w:r>
-        <w:rPr>
-          <w:rFonts w:ascii="Arial" w:hAnsi="Arial" w:cs="Arial"/>
-          <w:color w:val="1F1F1F"/>
-          <w:sz w:val="21"/>
-          <w:szCs w:val="21"/>
-        </w:rPr>
-        <w:t>num</w:t>
-      </w:r>
-      <w:proofErr w:type="spellEnd"/>
-      <w:r>
-        <w:rPr>
-          <w:rFonts w:ascii="Arial" w:hAnsi="Arial" w:cs="Arial"/>
-          <w:color w:val="1F1F1F"/>
-          <w:sz w:val="21"/>
-          <w:szCs w:val="21"/>
-        </w:rPr>
-        <w:t>)</w:t>
-      </w:r>
-    </w:p>
-    <w:p>
-      <w:pPr>
-        <w:pStyle w:val="NormalWeb"/>
-        <w:rPr>
-          <w:rFonts w:ascii="Arial" w:hAnsi="Arial" w:cs="Arial"/>
-          <w:color w:val="1F1F1F"/>
-          <w:sz w:val="21"/>
-          <w:szCs w:val="21"/>
-        </w:rPr>
-      </w:pPr>
-      <w:proofErr w:type="gramStart"/>
-      <w:r>
-        <w:rPr>
-          <w:rFonts w:ascii="Arial" w:hAnsi="Arial" w:cs="Arial"/>
-          <w:color w:val="1F1F1F"/>
-          <w:sz w:val="21"/>
-          <w:szCs w:val="21"/>
-        </w:rPr>
-        <w:t>print(</w:t>
-      </w:r>
-      <w:proofErr w:type="gramEnd"/>
-      <w:r>
-        <w:rPr>
-          <w:rFonts w:ascii="Arial" w:hAnsi="Arial" w:cs="Arial"/>
-          <w:color w:val="1F1F1F"/>
-          <w:sz w:val="21"/>
-          <w:szCs w:val="21"/>
-        </w:rPr>
-        <w:t>)</w:t>
-      </w:r>
-    </w:p>
-    <w:p>
-      <w:pPr>
-        <w:pStyle w:val="NormalWeb"/>
-        <w:rPr>
-          <w:rFonts w:ascii="Arial" w:hAnsi="Arial" w:cs="Arial"/>
-          <w:color w:val="1F1F1F"/>
-          <w:sz w:val="21"/>
-          <w:szCs w:val="21"/>
-        </w:rPr>
-      </w:pPr>
-      <w:r>
-        <w:rPr>
-          <w:rFonts w:ascii="Arial" w:hAnsi="Arial" w:cs="Arial"/>
-          <w:color w:val="1F1F1F"/>
-          <w:sz w:val="21"/>
-          <w:szCs w:val="21"/>
-        </w:rPr>
-        <w:t>print("Step\</w:t>
-      </w:r>
-      <w:proofErr w:type="spellStart"/>
-      <w:r>
-        <w:rPr>
-          <w:rFonts w:ascii="Arial" w:hAnsi="Arial" w:cs="Arial"/>
-          <w:color w:val="1F1F1F"/>
-          <w:sz w:val="21"/>
-          <w:szCs w:val="21"/>
-        </w:rPr>
-        <w:t>ti</w:t>
-      </w:r>
-      <w:proofErr w:type="spellEnd"/>
-      <w:r>
-        <w:rPr>
-          <w:rFonts w:ascii="Arial" w:hAnsi="Arial" w:cs="Arial"/>
-          <w:color w:val="1F1F1F"/>
-          <w:sz w:val="21"/>
-          <w:szCs w:val="21"/>
-        </w:rPr>
-        <w:t>\t7%i\</w:t>
-      </w:r>
-      <w:proofErr w:type="spellStart"/>
-      <w:r>
-        <w:rPr>
-          <w:rFonts w:ascii="Arial" w:hAnsi="Arial" w:cs="Arial"/>
-          <w:color w:val="1F1F1F"/>
-          <w:sz w:val="21"/>
-          <w:szCs w:val="21"/>
-        </w:rPr>
-        <w:t>tisPrime</w:t>
-      </w:r>
-      <w:proofErr w:type="spellEnd"/>
-      <w:r>
-        <w:rPr>
-          <w:rFonts w:ascii="Arial" w:hAnsi="Arial" w:cs="Arial"/>
-          <w:color w:val="1F1F1F"/>
-          <w:sz w:val="21"/>
-          <w:szCs w:val="21"/>
-        </w:rPr>
-        <w:t>")</w:t>
-      </w:r>
-    </w:p>
-    <w:p>
-      <w:pPr>
-        <w:pStyle w:val="NormalWeb"/>
-        <w:rPr>
-          <w:rFonts w:ascii="Arial" w:hAnsi="Arial" w:cs="Arial"/>
-          <w:color w:val="1F1F1F"/>
-          <w:sz w:val="21"/>
-          <w:szCs w:val="21"/>
-        </w:rPr>
-      </w:pPr>
-      <w:proofErr w:type="gramStart"/>
-      <w:r>
-        <w:rPr>
-          <w:rFonts w:ascii="Arial" w:hAnsi="Arial" w:cs="Arial"/>
-          <w:color w:val="1F1F1F"/>
-          <w:sz w:val="21"/>
-          <w:szCs w:val="21"/>
-        </w:rPr>
-        <w:t>print(</w:t>
-      </w:r>
-      <w:proofErr w:type="gramEnd"/>
-      <w:r>
-        <w:rPr>
-          <w:rFonts w:ascii="Arial" w:hAnsi="Arial" w:cs="Arial"/>
-          <w:color w:val="1F1F1F"/>
-          <w:sz w:val="21"/>
-          <w:szCs w:val="21"/>
-        </w:rPr>
-        <w:t>"---</w:t>
-      </w:r>
-      <w:r>
-        <w:rPr>
-          <w:rFonts w:ascii="Arial" w:hAnsi="Arial" w:cs="Arial"/>
-          <w:color w:val="1F1F1F"/>
-          <w:sz w:val="21"/>
-          <w:szCs w:val="21"/>
-        </w:rPr>
-        <w:t>-----------------------------")</w:t>
-      </w:r>
-    </w:p>
-    <w:p>
-      <w:pPr>
-        <w:pStyle w:val="NormalWeb"/>
-        <w:rPr>
-          <w:rFonts w:ascii="Arial" w:hAnsi="Arial" w:cs="Arial"/>
-          <w:color w:val="1F1F1F"/>
-          <w:sz w:val="21"/>
-          <w:szCs w:val="21"/>
-        </w:rPr>
-      </w:pPr>
-      <w:r>
-        <w:rPr>
-          <w:rFonts w:ascii="Arial" w:hAnsi="Arial" w:cs="Arial"/>
-          <w:color w:val="1F1F1F"/>
-          <w:sz w:val="21"/>
-          <w:szCs w:val="21"/>
-        </w:rPr>
-        <w:t>print("Start\t-\t-\</w:t>
-      </w:r>
-      <w:proofErr w:type="spellStart"/>
-      <w:r>
-        <w:rPr>
-          <w:rFonts w:ascii="Arial" w:hAnsi="Arial" w:cs="Arial"/>
-          <w:color w:val="1F1F1F"/>
-          <w:sz w:val="21"/>
-          <w:szCs w:val="21"/>
-        </w:rPr>
-        <w:t>ttrue</w:t>
-      </w:r>
-      <w:proofErr w:type="spellEnd"/>
-      <w:r>
-        <w:rPr>
-          <w:rFonts w:ascii="Arial" w:hAnsi="Arial" w:cs="Arial"/>
-          <w:color w:val="1F1F1F"/>
-          <w:sz w:val="21"/>
-          <w:szCs w:val="21"/>
-        </w:rPr>
-        <w:t>")</w:t>
-      </w:r>
-    </w:p>
-    <w:p>
-      <w:pPr>
-        <w:pStyle w:val="NormalWeb"/>
-        <w:rPr>
-          <w:rFonts w:ascii="Arial" w:hAnsi="Arial" w:cs="Arial"/>
-          <w:color w:val="1F1F1F"/>
-          <w:sz w:val="21"/>
-          <w:szCs w:val="21"/>
-        </w:rPr>
-      </w:pPr>
-      <w:r>
-        <w:rPr>
-          <w:rFonts w:ascii="Arial" w:hAnsi="Arial" w:cs="Arial"/>
-          <w:color w:val="1F1F1F"/>
-          <w:sz w:val="21"/>
-          <w:szCs w:val="21"/>
-        </w:rPr>
-        <w:t>step = 1</w:t>
-      </w:r>
-    </w:p>
-    <w:p>
-      <w:pPr>
-        <w:pStyle w:val="NormalWeb"/>
-        <w:rPr>
-          <w:rFonts w:ascii="Arial" w:hAnsi="Arial" w:cs="Arial"/>
-          <w:color w:val="1F1F1F"/>
-          <w:sz w:val="21"/>
-          <w:szCs w:val="21"/>
-        </w:rPr>
-      </w:pPr>
-      <w:r>
-        <w:rPr>
-          <w:rFonts w:ascii="Arial" w:hAnsi="Arial" w:cs="Arial"/>
-          <w:color w:val="1F1F1F"/>
-          <w:sz w:val="21"/>
-          <w:szCs w:val="21"/>
-        </w:rPr>
-        <w:t xml:space="preserve">for </w:t>
-      </w:r>
-      <w:proofErr w:type="spellStart"/>
-      <w:r>
-        <w:rPr>
-          <w:rFonts w:ascii="Arial" w:hAnsi="Arial" w:cs="Arial"/>
-          <w:color w:val="1F1F1F"/>
-          <w:sz w:val="21"/>
-          <w:szCs w:val="21"/>
-        </w:rPr>
-        <w:t>i</w:t>
-      </w:r>
-      <w:proofErr w:type="spellEnd"/>
-      <w:r>
-        <w:rPr>
-          <w:rFonts w:ascii="Arial" w:hAnsi="Arial" w:cs="Arial"/>
-          <w:color w:val="1F1F1F"/>
-          <w:sz w:val="21"/>
-          <w:szCs w:val="21"/>
-        </w:rPr>
-        <w:t xml:space="preserve"> in </w:t>
-      </w:r>
-      <w:proofErr w:type="gramStart"/>
-      <w:r>
-        <w:rPr>
-          <w:rFonts w:ascii="Arial" w:hAnsi="Arial" w:cs="Arial"/>
-          <w:color w:val="1F1F1F"/>
-          <w:sz w:val="21"/>
-          <w:szCs w:val="21"/>
-        </w:rPr>
-        <w:t>range(</w:t>
-      </w:r>
-      <w:proofErr w:type="gramEnd"/>
-      <w:r>
-        <w:rPr>
-          <w:rFonts w:ascii="Arial" w:hAnsi="Arial" w:cs="Arial"/>
-          <w:color w:val="1F1F1F"/>
-          <w:sz w:val="21"/>
-          <w:szCs w:val="21"/>
-        </w:rPr>
-        <w:t xml:space="preserve">2, </w:t>
-      </w:r>
-      <w:proofErr w:type="spellStart"/>
-      <w:r>
-        <w:rPr>
-          <w:rFonts w:ascii="Arial" w:hAnsi="Arial" w:cs="Arial"/>
-          <w:color w:val="1F1F1F"/>
-          <w:sz w:val="21"/>
-          <w:szCs w:val="21"/>
-        </w:rPr>
-        <w:t>num</w:t>
-      </w:r>
-      <w:proofErr w:type="spellEnd"/>
-      <w:r>
-        <w:rPr>
-          <w:rFonts w:ascii="Arial" w:hAnsi="Arial" w:cs="Arial"/>
-          <w:color w:val="1F1F1F"/>
-          <w:sz w:val="21"/>
-          <w:szCs w:val="21"/>
-        </w:rPr>
-        <w:t>):</w:t>
-      </w:r>
-    </w:p>
-    <w:p>
-      <w:pPr>
-        <w:pStyle w:val="NormalWeb"/>
-        <w:rPr>
-          <w:rFonts w:ascii="Arial" w:hAnsi="Arial" w:cs="Arial"/>
-          <w:color w:val="1F1F1F"/>
-          <w:sz w:val="21"/>
-          <w:szCs w:val="21"/>
-        </w:rPr>
-      </w:pPr>
-      <w:r>
-        <w:rPr>
-          <w:rFonts w:ascii="Arial" w:hAnsi="Arial" w:cs="Arial"/>
-          <w:color w:val="1F1F1F"/>
-          <w:sz w:val="21"/>
-          <w:szCs w:val="21"/>
-        </w:rPr>
-        <w:t xml:space="preserve">    mod = </w:t>
-      </w:r>
-      <w:proofErr w:type="spellStart"/>
-      <w:r>
-        <w:rPr>
-          <w:rFonts w:ascii="Arial" w:hAnsi="Arial" w:cs="Arial"/>
-          <w:color w:val="1F1F1F"/>
-          <w:sz w:val="21"/>
-          <w:szCs w:val="21"/>
-        </w:rPr>
-        <w:t>num</w:t>
-      </w:r>
-      <w:proofErr w:type="spellEnd"/>
-      <w:r>
-        <w:rPr>
-          <w:rFonts w:ascii="Arial" w:hAnsi="Arial" w:cs="Arial"/>
-          <w:color w:val="1F1F1F"/>
-          <w:sz w:val="21"/>
-          <w:szCs w:val="21"/>
-        </w:rPr>
-        <w:t xml:space="preserve"> % </w:t>
-      </w:r>
-      <w:proofErr w:type="spellStart"/>
-      <w:r>
-        <w:rPr>
-          <w:rFonts w:ascii="Arial" w:hAnsi="Arial" w:cs="Arial"/>
-          <w:color w:val="1F1F1F"/>
-          <w:sz w:val="21"/>
-          <w:szCs w:val="21"/>
-        </w:rPr>
-        <w:t>i</w:t>
-      </w:r>
-      <w:proofErr w:type="spellEnd"/>
-    </w:p>
-    <w:p>
-      <w:pPr>
-        <w:pStyle w:val="NormalWeb"/>
-        <w:rPr>
-          <w:rFonts w:ascii="Arial" w:hAnsi="Arial" w:cs="Arial"/>
-          <w:color w:val="1F1F1F"/>
-          <w:sz w:val="21"/>
-          <w:szCs w:val="21"/>
-        </w:rPr>
-      </w:pPr>
-      <w:r>
-        <w:rPr>
-          <w:rFonts w:ascii="Arial" w:hAnsi="Arial" w:cs="Arial"/>
-          <w:color w:val="1F1F1F"/>
-          <w:sz w:val="21"/>
-          <w:szCs w:val="21"/>
-        </w:rPr>
-        <w:t xml:space="preserve">    if mod == 0:</w:t>
-      </w:r>
-    </w:p>
-    <w:p>
-      <w:pPr>
-        <w:pStyle w:val="NormalWeb"/>
-        <w:rPr>
-          <w:rFonts w:ascii="Arial" w:hAnsi="Arial" w:cs="Arial"/>
-          <w:color w:val="1F1F1F"/>
-          <w:sz w:val="21"/>
-          <w:szCs w:val="21"/>
-        </w:rPr>
-      </w:pPr>
-      <w:r>
-        <w:rPr>
-          <w:rFonts w:ascii="Arial" w:hAnsi="Arial" w:cs="Arial"/>
-          <w:color w:val="1F1F1F"/>
-          <w:sz w:val="21"/>
-          <w:szCs w:val="21"/>
-        </w:rPr>
-        <w:lastRenderedPageBreak/>
-        <w:t xml:space="preserve">        </w:t>
-      </w:r>
-      <w:proofErr w:type="spellStart"/>
-      <w:r>
-        <w:rPr>
-          <w:rFonts w:ascii="Arial" w:hAnsi="Arial" w:cs="Arial"/>
-          <w:color w:val="1F1F1F"/>
-          <w:sz w:val="21"/>
-          <w:szCs w:val="21"/>
-        </w:rPr>
-        <w:t>isPrime</w:t>
-      </w:r>
-      <w:proofErr w:type="spellEnd"/>
-      <w:r>
-        <w:rPr>
-          <w:rFonts w:ascii="Arial" w:hAnsi="Arial" w:cs="Arial"/>
-          <w:color w:val="1F1F1F"/>
-          <w:sz w:val="21"/>
-          <w:szCs w:val="21"/>
-        </w:rPr>
-        <w:t xml:space="preserve"> = False</w:t>
-      </w:r>
-    </w:p>
-    <w:p>
-      <w:pPr>
-        <w:pStyle w:val="NormalWeb"/>
-        <w:rPr>
-          <w:rFonts w:ascii="Arial" w:hAnsi="Arial" w:cs="Arial"/>
-          <w:color w:val="1F1F1F"/>
-          <w:sz w:val="21"/>
-          <w:szCs w:val="21"/>
-        </w:rPr>
-      </w:pPr>
-      <w:r>
-        <w:rPr>
-          <w:rFonts w:ascii="Arial" w:hAnsi="Arial" w:cs="Arial"/>
-          <w:color w:val="1F1F1F"/>
-          <w:sz w:val="21"/>
-          <w:szCs w:val="21"/>
-        </w:rPr>
-        <w:t xml:space="preserve">    </w:t>
-      </w:r>
-      <w:proofErr w:type="gramStart"/>
-      <w:r>
-        <w:rPr>
-          <w:rFonts w:ascii="Arial" w:hAnsi="Arial" w:cs="Arial"/>
-          <w:color w:val="1F1F1F"/>
-          <w:sz w:val="21"/>
-          <w:szCs w:val="21"/>
-        </w:rPr>
-        <w:t>print(</w:t>
-      </w:r>
-      <w:proofErr w:type="gramEnd"/>
-      <w:r>
-        <w:rPr>
-          <w:rFonts w:ascii="Arial" w:hAnsi="Arial" w:cs="Arial"/>
-          <w:color w:val="1F1F1F"/>
-          <w:sz w:val="21"/>
-          <w:szCs w:val="21"/>
-        </w:rPr>
-        <w:t xml:space="preserve">step, "\t", </w:t>
-      </w:r>
-      <w:proofErr w:type="spellStart"/>
-      <w:r>
-        <w:rPr>
-          <w:rFonts w:ascii="Arial" w:hAnsi="Arial" w:cs="Arial"/>
-          <w:color w:val="1F1F1F"/>
-          <w:sz w:val="21"/>
-          <w:szCs w:val="21"/>
-        </w:rPr>
-        <w:t>i</w:t>
-      </w:r>
-      <w:proofErr w:type="spellEnd"/>
-      <w:r>
-        <w:rPr>
-          <w:rFonts w:ascii="Arial" w:hAnsi="Arial" w:cs="Arial"/>
-          <w:color w:val="1F1F1F"/>
-          <w:sz w:val="21"/>
-          <w:szCs w:val="21"/>
-        </w:rPr>
-        <w:t xml:space="preserve">, "\t", mod, "\t", "true" if </w:t>
-      </w:r>
-      <w:proofErr w:type="spellStart"/>
-      <w:r>
-        <w:rPr>
-          <w:rFonts w:ascii="Arial" w:hAnsi="Arial" w:cs="Arial"/>
-          <w:color w:val="1F1F1F"/>
-          <w:sz w:val="21"/>
-          <w:szCs w:val="21"/>
-        </w:rPr>
-        <w:t>isPrime</w:t>
-      </w:r>
-      <w:proofErr w:type="spellEnd"/>
-      <w:r>
-        <w:rPr>
-          <w:rFonts w:ascii="Arial" w:hAnsi="Arial" w:cs="Arial"/>
-          <w:color w:val="1F1F1F"/>
-          <w:sz w:val="21"/>
-          <w:szCs w:val="21"/>
-        </w:rPr>
-        <w:t xml:space="preserve"> else "false")</w:t>
-      </w:r>
-    </w:p>
-    <w:p>
-      <w:pPr>
-        <w:pStyle w:val="NormalWeb"/>
-        <w:rPr>
-          <w:rFonts w:ascii="Arial" w:hAnsi="Arial" w:cs="Arial"/>
-          <w:color w:val="1F1F1F"/>
-          <w:sz w:val="21"/>
-          <w:szCs w:val="21"/>
-        </w:rPr>
-      </w:pPr>
-      <w:r>
-        <w:rPr>
-          <w:rFonts w:ascii="Arial" w:hAnsi="Arial" w:cs="Arial"/>
-          <w:color w:val="1F1F1F"/>
-          <w:sz w:val="21"/>
-          <w:szCs w:val="21"/>
-        </w:rPr>
-        <w:t xml:space="preserve">    step += 1</w:t>
-      </w:r>
-    </w:p>
-    <w:p>
-      <w:pPr>
-        <w:pStyle w:val="NormalWeb"/>
-        <w:rPr>
-          <w:rFonts w:ascii="Arial" w:hAnsi="Arial" w:cs="Arial"/>
-          <w:color w:val="1F1F1F"/>
-          <w:sz w:val="21"/>
-          <w:szCs w:val="21"/>
-        </w:rPr>
-      </w:pPr>
-      <w:proofErr w:type="gramStart"/>
-      <w:r>
-        <w:rPr>
-          <w:rFonts w:ascii="Arial" w:hAnsi="Arial" w:cs="Arial"/>
-          <w:color w:val="1F1F1F"/>
-          <w:sz w:val="21"/>
-          <w:szCs w:val="21"/>
-        </w:rPr>
-        <w:t>print(</w:t>
-      </w:r>
-      <w:proofErr w:type="gramEnd"/>
-      <w:r>
-        <w:rPr>
-          <w:rFonts w:ascii="Arial" w:hAnsi="Arial" w:cs="Arial"/>
-          <w:color w:val="1F1F1F"/>
-          <w:sz w:val="21"/>
-          <w:szCs w:val="21"/>
-        </w:rPr>
-        <w:t>"--------------------------------")</w:t>
-      </w:r>
-    </w:p>
-    <w:p>
-      <w:pPr>
-        <w:pStyle w:val="NormalWeb"/>
-        <w:rPr>
-          <w:rFonts w:ascii="Arial" w:hAnsi="Arial" w:cs="Arial"/>
-          <w:color w:val="1F1F1F"/>
-          <w:sz w:val="21"/>
-          <w:szCs w:val="21"/>
-        </w:rPr>
-      </w:pPr>
-    </w:p>
-    <w:p>
-      <w:pPr>
-        <w:pStyle w:val="NormalWeb"/>
-        <w:rPr>
-          <w:rFonts w:ascii="Arial" w:hAnsi="Arial" w:cs="Arial"/>
-          <w:color w:val="1F1F1F"/>
-          <w:sz w:val="21"/>
-          <w:szCs w:val="21"/>
-        </w:rPr>
-      </w:pPr>
-      <w:r>
-        <w:rPr>
-          <w:rFonts w:ascii="Arial" w:hAnsi="Arial" w:cs="Arial"/>
-          <w:color w:val="1F1F1F"/>
-          <w:sz w:val="21"/>
-          <w:szCs w:val="21"/>
-        </w:rPr>
-        <w:t xml:space="preserve">if </w:t>
-      </w:r>
-      <w:proofErr w:type="spellStart"/>
-      <w:r>
-        <w:rPr>
-          <w:rFonts w:ascii="Arial" w:hAnsi="Arial" w:cs="Arial"/>
-          <w:color w:val="1F1F1F"/>
-          <w:sz w:val="21"/>
-          <w:szCs w:val="21"/>
-        </w:rPr>
-        <w:t>isPrime</w:t>
-      </w:r>
-      <w:proofErr w:type="spellEnd"/>
-      <w:r>
-        <w:rPr>
-          <w:rFonts w:ascii="Arial" w:hAnsi="Arial" w:cs="Arial"/>
-          <w:color w:val="1F1F1F"/>
-          <w:sz w:val="21"/>
-          <w:szCs w:val="21"/>
-        </w:rPr>
-        <w:t>:</w:t>
-      </w:r>
-    </w:p>
-    <w:p>
-      <w:pPr>
-        <w:pStyle w:val="NormalWeb"/>
-        <w:rPr>
-          <w:rFonts w:ascii="Arial" w:hAnsi="Arial" w:cs="Arial"/>
-          <w:color w:val="1F1F1F"/>
-          <w:sz w:val="21"/>
-          <w:szCs w:val="21"/>
-        </w:rPr>
-      </w:pPr>
-      <w:r>
-        <w:rPr>
-          <w:rFonts w:ascii="Arial" w:hAnsi="Arial" w:cs="Arial"/>
-          <w:color w:val="1F1F1F"/>
-          <w:sz w:val="21"/>
-          <w:szCs w:val="21"/>
-        </w:rPr>
-        <w:t xml:space="preserve">    </w:t>
-      </w:r>
-      <w:proofErr w:type="gramStart"/>
-      <w:r>
-        <w:rPr>
-          <w:rFonts w:ascii="Arial" w:hAnsi="Arial" w:cs="Arial"/>
-          <w:color w:val="1F1F1F"/>
-          <w:sz w:val="21"/>
-          <w:szCs w:val="21"/>
-        </w:rPr>
-        <w:t>print(</w:t>
-      </w:r>
-      <w:proofErr w:type="gramEnd"/>
-      <w:r>
-        <w:rPr>
-          <w:rFonts w:ascii="Arial" w:hAnsi="Arial" w:cs="Arial"/>
-          <w:color w:val="1F1F1F"/>
-          <w:sz w:val="21"/>
-          <w:szCs w:val="21"/>
-        </w:rPr>
-        <w:t>"Final Output: Prime Number")</w:t>
-      </w:r>
-    </w:p>
-    <w:p>
-      <w:pPr>
-        <w:pStyle w:val="NormalWeb"/>
-        <w:rPr>
-          <w:rFonts w:ascii="Arial" w:hAnsi="Arial" w:cs="Arial"/>
-          <w:color w:val="1F1F1F"/>
-          <w:sz w:val="21"/>
-          <w:szCs w:val="21"/>
-        </w:rPr>
-      </w:pPr>
-      <w:r>
-        <w:rPr>
-          <w:rFonts w:ascii="Arial" w:hAnsi="Arial" w:cs="Arial"/>
-          <w:color w:val="1F1F1F"/>
-          <w:sz w:val="21"/>
-          <w:szCs w:val="21"/>
-        </w:rPr>
-        <w:t>else:</w:t>
-      </w:r>
-    </w:p>
-    <w:p>
-      <w:pPr>
-        <w:pStyle w:val="NormalWeb"/>
-        <w:rPr>
-          <w:rFonts w:ascii="Arial" w:hAnsi="Arial" w:cs="Arial"/>
-          <w:color w:val="1F1F1F"/>
-          <w:sz w:val="21"/>
-          <w:szCs w:val="21"/>
-        </w:rPr>
-      </w:pPr>
-      <w:r>
-        <w:rPr>
-          <w:rFonts w:ascii="Arial" w:hAnsi="Arial" w:cs="Arial"/>
-          <w:color w:val="1F1F1F"/>
-          <w:sz w:val="21"/>
-          <w:szCs w:val="21"/>
-        </w:rPr>
-        <w:t xml:space="preserve">    print("Final Output: Not Prime Number")</w:t>
-      </w:r>
-      <w:r>
-        <w:rPr>
-          <w:rFonts w:ascii="Arial" w:hAnsi="Arial" w:cs="Arial"/>
-          <w:color w:val="1F1F1F"/>
-          <w:sz w:val="21"/>
-          <w:szCs w:val="21"/>
-        </w:rPr>
-        <w:br/>
-      </w:r>
-      <w:r>
-        <w:rPr>
-          <w:rFonts w:ascii="Arial" w:hAnsi="Arial" w:cs="Arial"/>
-          <w:color w:val="1F1F1F"/>
-          <w:sz w:val="21"/>
-          <w:szCs w:val="21"/>
-        </w:rPr>
-        <w:br/>
-      </w:r>
-      <w:r>
-        <w:rPr>
-          <w:rFonts w:ascii="Arial" w:hAnsi="Arial" w:cs="Arial"/>
-          <w:color w:val="1F1F1F"/>
-          <w:sz w:val="21"/>
-          <w:szCs w:val="21"/>
-        </w:rPr>
-        <w:br/>
-      </w:r>
-      <w:r>
-        <w:rPr>
-          <w:rFonts w:ascii="Arial" w:hAnsi="Arial" w:cs="Arial"/>
-          <w:color w:val="1F1F1F"/>
-          <w:sz w:val="21"/>
-          <w:szCs w:val="21"/>
-        </w:rPr>
-        <w:br/>
-      </w:r>
-      <w:r>
-        <w:rPr>
-          <w:rFonts w:ascii="Arial" w:hAnsi="Arial" w:cs="Arial"/>
-          <w:color w:val="1F1F1F"/>
-          <w:sz w:val="21"/>
-          <w:szCs w:val="21"/>
-        </w:rPr>
-        <w:br/>
-      </w:r>
-      <w:r>
-        <w:rPr>
-          <w:rFonts w:ascii="Arial" w:hAnsi="Arial" w:cs="Arial"/>
-          <w:color w:val="1F1F1F"/>
-          <w:sz w:val="21"/>
-          <w:szCs w:val="21"/>
-        </w:rPr>
-        <w:br/>
-      </w:r>
-      <w:r>
-        <w:rPr>
-          <w:rFonts w:ascii="Arial" w:hAnsi="Arial" w:cs="Arial"/>
-          <w:color w:val="1F1F1F"/>
-          <w:sz w:val="21"/>
-          <w:szCs w:val="21"/>
-        </w:rPr>
-        <w:t>n = 7</w:t>
-      </w:r>
-      <w:r>
-        <w:rPr>
-          <w:rFonts w:ascii="Arial" w:hAnsi="Arial" w:cs="Arial"/>
-          <w:color w:val="1F1F1F"/>
-          <w:sz w:val="21"/>
-          <w:szCs w:val="21"/>
-        </w:rPr>
-        <w:br/>
-      </w:r>
-      <w:r>
-        <w:rPr>
-          <w:rFonts w:ascii="Arial" w:hAnsi="Arial" w:cs="Arial"/>
-          <w:color w:val="1F1F1F"/>
-          <w:sz w:val="21"/>
-          <w:szCs w:val="21"/>
-        </w:rPr>
-        <w:t>prime = True</w:t>
-      </w:r>
-      <w:r>
-        <w:rPr>
-          <w:rFonts w:ascii="Arial" w:hAnsi="Arial" w:cs="Arial"/>
-          <w:color w:val="1F1F1F"/>
-          <w:sz w:val="21"/>
-          <w:szCs w:val="21"/>
-        </w:rPr>
-        <w:br/>
-      </w:r>
-      <w:r>
-        <w:rPr>
-          <w:rFonts w:ascii="Arial" w:hAnsi="Arial" w:cs="Arial"/>
-          <w:color w:val="1F1F1F"/>
-          <w:sz w:val="21"/>
-          <w:szCs w:val="21"/>
-        </w:rPr>
-        <w:t xml:space="preserve">for </w:t>
-      </w:r>
-      <w:r>
-        <w:rPr>
-          <w:rFonts w:ascii="Arial" w:hAnsi="Arial" w:cs="Arial"/>
-          <w:color w:val="1F1F1F"/>
-          <w:sz w:val="21"/>
-          <w:szCs w:val="21"/>
-        </w:rPr>
-        <w:t>I</w:t>
-      </w:r>
-      <w:r>
-        <w:rPr>
-          <w:rFonts w:ascii="Arial" w:hAnsi="Arial" w:cs="Arial"/>
-          <w:color w:val="1F1F1F"/>
-          <w:sz w:val="21"/>
-          <w:szCs w:val="21"/>
-        </w:rPr>
-        <w:t xml:space="preserve"> in range(2, n):</w:t>
-      </w:r>
-      <w:r>
-        <w:rPr>
-          <w:rFonts w:ascii="Arial" w:hAnsi="Arial" w:cs="Arial"/>
-          <w:color w:val="1F1F1F"/>
-          <w:sz w:val="21"/>
-          <w:szCs w:val="21"/>
-        </w:rPr>
-        <w:br/>
-      </w:r>
-      <w:r>
-        <w:rPr>
-          <w:rFonts w:ascii="Arial" w:hAnsi="Arial" w:cs="Arial"/>
-          <w:color w:val="1F1F1F"/>
-          <w:sz w:val="21"/>
-          <w:szCs w:val="21"/>
-        </w:rPr>
-        <w:t xml:space="preserve">    if n % </w:t>
-      </w:r>
-      <w:proofErr w:type="spellStart"/>
-      <w:r>
-        <w:rPr>
-          <w:rFonts w:ascii="Arial" w:hAnsi="Arial" w:cs="Arial"/>
-          <w:color w:val="1F1F1F"/>
-          <w:sz w:val="21"/>
-          <w:szCs w:val="21"/>
-        </w:rPr>
-        <w:t>i</w:t>
-      </w:r>
-      <w:proofErr w:type="spellEnd"/>
-      <w:r>
-        <w:rPr>
-          <w:rFonts w:ascii="Arial" w:hAnsi="Arial" w:cs="Arial"/>
-          <w:color w:val="1F1F1F"/>
-          <w:sz w:val="21"/>
-          <w:szCs w:val="21"/>
-        </w:rPr>
-        <w:t xml:space="preserve"> == 0:</w:t>
-      </w:r>
-      <w:r>
-        <w:rPr>
-          <w:rFonts w:ascii="Arial" w:hAnsi="Arial" w:cs="Arial"/>
-          <w:color w:val="1F1F1F"/>
-          <w:sz w:val="21"/>
-          <w:szCs w:val="21"/>
-        </w:rPr>
-        <w:br/>
-      </w:r>
-      <w:r>
-        <w:rPr>
-          <w:rFonts w:ascii="Arial" w:hAnsi="Arial" w:cs="Arial"/>
-          <w:color w:val="1F1F1F"/>
-          <w:sz w:val="21"/>
-          <w:szCs w:val="21"/>
-        </w:rPr>
-        <w:t xml:space="preserve">        prime = False</w:t>
-      </w:r>
-      <w:r>
-        <w:rPr>
-          <w:rFonts w:ascii="Arial" w:hAnsi="Arial" w:cs="Arial"/>
-          <w:color w:val="1F1F1F"/>
-          <w:sz w:val="21"/>
-          <w:szCs w:val="21"/>
-        </w:rPr>
-        <w:br/>
-      </w:r>
-      <w:r>
-        <w:rPr>
-          <w:rFonts w:ascii="Arial" w:hAnsi="Arial" w:cs="Arial"/>
-          <w:color w:val="1F1F1F"/>
-          <w:sz w:val="21"/>
-          <w:szCs w:val="21"/>
-        </w:rPr>
-        <w:t xml:space="preserve">        break</w:t>
-      </w:r>
-      <w:r>
-        <w:rPr>
-          <w:rFonts w:ascii="Arial" w:hAnsi="Arial" w:cs="Arial"/>
-          <w:color w:val="1F1F1F"/>
-          <w:sz w:val="21"/>
-          <w:szCs w:val="21"/>
-        </w:rPr>
-        <w:br/>
-      </w:r>
-      <w:r>
-        <w:rPr>
-          <w:rFonts w:ascii="Arial" w:hAnsi="Arial" w:cs="Arial"/>
-          <w:color w:val="1F1F1F"/>
-          <w:sz w:val="21"/>
-          <w:szCs w:val="21"/>
-        </w:rPr>
-        <w:t>if prime:</w:t>
-      </w:r>
-      <w:r>
-        <w:rPr>
-          <w:rFonts w:ascii="Arial" w:hAnsi="Arial" w:cs="Arial"/>
-          <w:color w:val="1F1F1F"/>
-          <w:sz w:val="21"/>
-          <w:szCs w:val="21"/>
-        </w:rPr>
-        <w:br/>
-      </w:r>
-      <w:r>
-        <w:rPr>
-          <w:rFonts w:ascii="Arial" w:hAnsi="Arial" w:cs="Arial"/>
-          <w:color w:val="1F1F1F"/>
-          <w:sz w:val="21"/>
-          <w:szCs w:val="21"/>
-        </w:rPr>
-        <w:t xml:space="preserve">    print("Prime")</w:t>
-      </w:r>
-      <w:r>
-        <w:rPr>
-          <w:rFonts w:ascii="Arial" w:hAnsi="Arial" w:cs="Arial"/>
-          <w:color w:val="1F1F1F"/>
-          <w:sz w:val="21"/>
-          <w:szCs w:val="21"/>
-        </w:rPr>
-        <w:br/>
-      </w:r>
-      <w:r>
-        <w:rPr>
-          <w:rFonts w:ascii="Arial" w:hAnsi="Arial" w:cs="Arial"/>
-          <w:color w:val="1F1F1F"/>
-          <w:sz w:val="21"/>
-          <w:szCs w:val="21"/>
-        </w:rPr>
-        <w:t>else:</w:t>
-      </w:r>
-      <w:r>
-        <w:rPr>
-          <w:rFonts w:ascii="Arial" w:hAnsi="Arial" w:cs="Arial"/>
-          <w:color w:val="1F1F1F"/>
-          <w:sz w:val="21"/>
-          <w:szCs w:val="21"/>
-        </w:rPr>
-        <w:br/>
-      </w:r>
-      <w:r>
-        <w:rPr>
-          <w:rFonts w:ascii="Arial" w:hAnsi="Arial" w:cs="Arial"/>
-          <w:color w:val="1F1F1F"/>
-          <w:sz w:val="21"/>
-          <w:szCs w:val="21"/>
-        </w:rPr>
-        <w:t xml:space="preserve">    print("Not Prime")</w:t>
       </w:r>
     </w:p>
     <w:tbl>
       <w:tblPr>
         <w:tblW w:w="0" w:type="auto"/>
         <w:tblCellSpacing w:w="15" w:type="dxa"/>
+        <w:tblBorders>
+          <w:top w:val="single" w:sz="4" w:space="0" w:color="auto"/>
+          <w:left w:val="single" w:sz="4" w:space="0" w:color="auto"/>
+          <w:bottom w:val="single" w:sz="4" w:space="0" w:color="auto"/>
+          <w:right w:val="single" w:sz="4" w:space="0" w:color="auto"/>
+          <w:insideH w:val="single" w:sz="4" w:space="0" w:color="auto"/>
+          <w:insideV w:val="single" w:sz="4" w:space="0" w:color="auto"/>
+        </w:tblBorders>
         <w:tblCellMar>
           <w:top w:w="15" w:type="dxa"/>
           <w:left w:w="15" w:type="dxa"/>
@@ -7453,9 +6337,11 @@
         <w:tblLook w:val="04A0" w:firstRow="1" w:lastRow="0" w:firstColumn="1" w:lastColumn="0" w:noHBand="0" w:noVBand="1"/>
       </w:tblPr>
       <w:tblGrid>
-        <w:gridCol w:w="195"/>
-        <w:gridCol w:w="861"/>
-        <w:gridCol w:w="1195"/>
+        <w:gridCol w:w="482"/>
+        <w:gridCol w:w="200"/>
+        <w:gridCol w:w="2388"/>
+        <w:gridCol w:w="1327"/>
+        <w:gridCol w:w="1515"/>
       </w:tblGrid>
       <w:tr>
         <w:trPr>
@@ -7489,7 +6375,7 @@
                 <w:sz w:val="24"/>
                 <w:szCs w:val="24"/>
               </w:rPr>
-              <w:t>i</w:t>
+              <w:t>Iter</w:t>
             </w:r>
             <w:proofErr w:type="spellEnd"/>
           </w:p>
@@ -7512,26 +6398,6 @@
                 <w:szCs w:val="24"/>
               </w:rPr>
             </w:pPr>
-            <w:r>
-              <w:rPr>
-                <w:rFonts w:ascii="Times New Roman" w:eastAsia="Times New Roman" w:hAnsi="Times New Roman" w:cs="Times New Roman"/>
-                <w:b/>
-                <w:bCs/>
-                <w:sz w:val="24"/>
-                <w:szCs w:val="24"/>
-              </w:rPr>
-              <w:t xml:space="preserve">    </w:t>
-            </w:r>
-            <w:r>
-              <w:rPr>
-                <w:rFonts w:ascii="Times New Roman" w:eastAsia="Times New Roman" w:hAnsi="Times New Roman" w:cs="Times New Roman"/>
-                <w:b/>
-                <w:bCs/>
-                <w:sz w:val="24"/>
-                <w:szCs w:val="24"/>
-              </w:rPr>
-              <w:t xml:space="preserve">n % </w:t>
-            </w:r>
             <w:proofErr w:type="spellStart"/>
             <w:r>
               <w:rPr>
@@ -7572,8 +6438,9 @@
                 <w:sz w:val="24"/>
                 <w:szCs w:val="24"/>
               </w:rPr>
-              <w:t xml:space="preserve">   </w:t>
-            </w:r>
+              <w:t xml:space="preserve">Condition (7 % </w:t>
+            </w:r>
+            <w:proofErr w:type="spellStart"/>
             <w:r>
               <w:rPr>
                 <w:rFonts w:ascii="Times New Roman" w:eastAsia="Times New Roman" w:hAnsi="Times New Roman" w:cs="Times New Roman"/>
@@ -7582,7 +6449,78 @@
                 <w:sz w:val="24"/>
                 <w:szCs w:val="24"/>
               </w:rPr>
+              <w:t>i</w:t>
+            </w:r>
+            <w:proofErr w:type="spellEnd"/>
+            <w:r>
+              <w:rPr>
+                <w:rFonts w:ascii="Times New Roman" w:eastAsia="Times New Roman" w:hAnsi="Times New Roman" w:cs="Times New Roman"/>
+                <w:b/>
+                <w:bCs/>
+                <w:sz w:val="24"/>
+                <w:szCs w:val="24"/>
+              </w:rPr>
+              <w:t xml:space="preserve"> == 0)</w:t>
+            </w:r>
+          </w:p>
+        </w:tc>
+        <w:tc>
+          <w:tcPr>
+            <w:tcW w:w="0" w:type="auto"/>
+            <w:vAlign w:val="center"/>
+            <w:hideMark/>
+          </w:tcPr>
+          <w:p>
+            <w:pPr>
+              <w:spacing w:after="0" w:line="240" w:lineRule="auto"/>
+              <w:jc w:val="center"/>
+              <w:rPr>
+                <w:rFonts w:ascii="Times New Roman" w:eastAsia="Times New Roman" w:hAnsi="Times New Roman" w:cs="Times New Roman"/>
+                <w:b/>
+                <w:bCs/>
+                <w:sz w:val="24"/>
+                <w:szCs w:val="24"/>
+              </w:rPr>
+            </w:pPr>
+            <w:r>
+              <w:rPr>
+                <w:rFonts w:ascii="Times New Roman" w:eastAsia="Times New Roman" w:hAnsi="Times New Roman" w:cs="Times New Roman"/>
+                <w:b/>
+                <w:bCs/>
+                <w:sz w:val="24"/>
+                <w:szCs w:val="24"/>
+              </w:rPr>
               <w:t>Result</w:t>
+            </w:r>
+          </w:p>
+        </w:tc>
+        <w:tc>
+          <w:tcPr>
+            <w:tcW w:w="0" w:type="auto"/>
+            <w:vAlign w:val="center"/>
+            <w:hideMark/>
+          </w:tcPr>
+          <w:p>
+            <w:pPr>
+              <w:spacing w:after="0" w:line="240" w:lineRule="auto"/>
+              <w:jc w:val="center"/>
+              <w:rPr>
+                <w:rFonts w:ascii="Times New Roman" w:eastAsia="Times New Roman" w:hAnsi="Times New Roman" w:cs="Times New Roman"/>
+                <w:b/>
+                <w:bCs/>
+                <w:sz w:val="24"/>
+                <w:szCs w:val="24"/>
+              </w:rPr>
+            </w:pPr>
+            <w:r>
+              <w:rPr>
+                <w:rFonts w:ascii="Times New Roman" w:eastAsia="Times New Roman" w:hAnsi="Times New Roman" w:cs="Times New Roman"/>
+                <w:b/>
+                <w:bCs/>
+                <w:sz w:val="24"/>
+                <w:szCs w:val="24"/>
+              </w:rPr>
+              <w:t>Flag (Prime?)</w:t>
             </w:r>
           </w:p>
         </w:tc>
@@ -7612,7 +6550,7 @@
                 <w:sz w:val="24"/>
                 <w:szCs w:val="24"/>
               </w:rPr>
-              <w:t>2</w:t>
+              <w:t>1</w:t>
             </w:r>
           </w:p>
         </w:tc>
@@ -7637,23 +6575,7 @@
                 <w:sz w:val="24"/>
                 <w:szCs w:val="24"/>
               </w:rPr>
-              <w:t xml:space="preserve">    </w:t>
-            </w:r>
-            <w:r>
-              <w:rPr>
-                <w:rFonts w:ascii="Times New Roman" w:eastAsia="Times New Roman" w:hAnsi="Times New Roman" w:cs="Times New Roman"/>
-                <w:sz w:val="24"/>
-                <w:szCs w:val="24"/>
-              </w:rPr>
-              <w:t xml:space="preserve">  </w:t>
-            </w:r>
-            <w:r>
-              <w:rPr>
-                <w:rFonts w:ascii="Times New Roman" w:eastAsia="Times New Roman" w:hAnsi="Times New Roman" w:cs="Times New Roman"/>
-                <w:sz w:val="24"/>
-                <w:szCs w:val="24"/>
-              </w:rPr>
-              <w:t>1</w:t>
+              <w:t>2</w:t>
             </w:r>
           </w:p>
         </w:tc>
@@ -7678,15 +6600,57 @@
                 <w:sz w:val="24"/>
                 <w:szCs w:val="24"/>
               </w:rPr>
-              <w:t xml:space="preserve">    </w:t>
-            </w:r>
-            <w:r>
-              <w:rPr>
-                <w:rFonts w:ascii="Times New Roman" w:eastAsia="Times New Roman" w:hAnsi="Times New Roman" w:cs="Times New Roman"/>
-                <w:sz w:val="24"/>
-                <w:szCs w:val="24"/>
-              </w:rPr>
-              <w:t>Continue</w:t>
+              <w:t>7 % 2 ≠ 0</w:t>
+            </w:r>
+          </w:p>
+        </w:tc>
+        <w:tc>
+          <w:tcPr>
+            <w:tcW w:w="0" w:type="auto"/>
+            <w:vAlign w:val="center"/>
+            <w:hideMark/>
+          </w:tcPr>
+          <w:p>
+            <w:pPr>
+              <w:spacing w:after="0" w:line="240" w:lineRule="auto"/>
+              <w:rPr>
+                <w:rFonts w:ascii="Times New Roman" w:eastAsia="Times New Roman" w:hAnsi="Times New Roman" w:cs="Times New Roman"/>
+                <w:sz w:val="24"/>
+                <w:szCs w:val="24"/>
+              </w:rPr>
+            </w:pPr>
+            <w:r>
+              <w:rPr>
+                <w:rFonts w:ascii="Times New Roman" w:eastAsia="Times New Roman" w:hAnsi="Times New Roman" w:cs="Times New Roman"/>
+                <w:sz w:val="24"/>
+                <w:szCs w:val="24"/>
+              </w:rPr>
+              <w:t>Not divisible</w:t>
+            </w:r>
+          </w:p>
+        </w:tc>
+        <w:tc>
+          <w:tcPr>
+            <w:tcW w:w="0" w:type="auto"/>
+            <w:vAlign w:val="center"/>
+            <w:hideMark/>
+          </w:tcPr>
+          <w:p>
+            <w:pPr>
+              <w:spacing w:after="0" w:line="240" w:lineRule="auto"/>
+              <w:rPr>
+                <w:rFonts w:ascii="Times New Roman" w:eastAsia="Times New Roman" w:hAnsi="Times New Roman" w:cs="Times New Roman"/>
+                <w:sz w:val="24"/>
+                <w:szCs w:val="24"/>
+              </w:rPr>
+            </w:pPr>
+            <w:r>
+              <w:rPr>
+                <w:rFonts w:ascii="Times New Roman" w:eastAsia="Times New Roman" w:hAnsi="Times New Roman" w:cs="Times New Roman"/>
+                <w:sz w:val="24"/>
+                <w:szCs w:val="24"/>
+              </w:rPr>
+              <w:t>True</w:t>
             </w:r>
           </w:p>
         </w:tc>
@@ -7716,7 +6680,7 @@
                 <w:sz w:val="24"/>
                 <w:szCs w:val="24"/>
               </w:rPr>
-              <w:t>3</w:t>
+              <w:t>2</w:t>
             </w:r>
           </w:p>
         </w:tc>
@@ -7741,23 +6705,7 @@
                 <w:sz w:val="24"/>
                 <w:szCs w:val="24"/>
               </w:rPr>
-              <w:t xml:space="preserve">    </w:t>
-            </w:r>
-            <w:r>
-              <w:rPr>
-                <w:rFonts w:ascii="Times New Roman" w:eastAsia="Times New Roman" w:hAnsi="Times New Roman" w:cs="Times New Roman"/>
-                <w:sz w:val="24"/>
-                <w:szCs w:val="24"/>
-              </w:rPr>
-              <w:t xml:space="preserve">  </w:t>
-            </w:r>
-            <w:r>
-              <w:rPr>
-                <w:rFonts w:ascii="Times New Roman" w:eastAsia="Times New Roman" w:hAnsi="Times New Roman" w:cs="Times New Roman"/>
-                <w:sz w:val="24"/>
-                <w:szCs w:val="24"/>
-              </w:rPr>
-              <w:t>1</w:t>
+              <w:t>3</w:t>
             </w:r>
           </w:p>
         </w:tc>
@@ -7782,15 +6730,57 @@
                 <w:sz w:val="24"/>
                 <w:szCs w:val="24"/>
               </w:rPr>
-              <w:t xml:space="preserve">    </w:t>
-            </w:r>
-            <w:r>
-              <w:rPr>
-                <w:rFonts w:ascii="Times New Roman" w:eastAsia="Times New Roman" w:hAnsi="Times New Roman" w:cs="Times New Roman"/>
-                <w:sz w:val="24"/>
-                <w:szCs w:val="24"/>
-              </w:rPr>
-              <w:t>Continue</w:t>
+              <w:t>7 % 3 ≠ 0</w:t>
+            </w:r>
+          </w:p>
+        </w:tc>
+        <w:tc>
+          <w:tcPr>
+            <w:tcW w:w="0" w:type="auto"/>
+            <w:vAlign w:val="center"/>
+            <w:hideMark/>
+          </w:tcPr>
+          <w:p>
+            <w:pPr>
+              <w:spacing w:after="0" w:line="240" w:lineRule="auto"/>
+              <w:rPr>
+                <w:rFonts w:ascii="Times New Roman" w:eastAsia="Times New Roman" w:hAnsi="Times New Roman" w:cs="Times New Roman"/>
+                <w:sz w:val="24"/>
+                <w:szCs w:val="24"/>
+              </w:rPr>
+            </w:pPr>
+            <w:r>
+              <w:rPr>
+                <w:rFonts w:ascii="Times New Roman" w:eastAsia="Times New Roman" w:hAnsi="Times New Roman" w:cs="Times New Roman"/>
+                <w:sz w:val="24"/>
+                <w:szCs w:val="24"/>
+              </w:rPr>
+              <w:t>Not divisible</w:t>
+            </w:r>
+          </w:p>
+        </w:tc>
+        <w:tc>
+          <w:tcPr>
+            <w:tcW w:w="0" w:type="auto"/>
+            <w:vAlign w:val="center"/>
+            <w:hideMark/>
+          </w:tcPr>
+          <w:p>
+            <w:pPr>
+              <w:spacing w:after="0" w:line="240" w:lineRule="auto"/>
+              <w:rPr>
+                <w:rFonts w:ascii="Times New Roman" w:eastAsia="Times New Roman" w:hAnsi="Times New Roman" w:cs="Times New Roman"/>
+                <w:sz w:val="24"/>
+                <w:szCs w:val="24"/>
+              </w:rPr>
+            </w:pPr>
+            <w:r>
+              <w:rPr>
+                <w:rFonts w:ascii="Times New Roman" w:eastAsia="Times New Roman" w:hAnsi="Times New Roman" w:cs="Times New Roman"/>
+                <w:sz w:val="24"/>
+                <w:szCs w:val="24"/>
+              </w:rPr>
+              <w:t>True</w:t>
             </w:r>
           </w:p>
         </w:tc>
@@ -7820,7 +6810,7 @@
                 <w:sz w:val="24"/>
                 <w:szCs w:val="24"/>
               </w:rPr>
-              <w:t>4</w:t>
+              <w:t>3</w:t>
             </w:r>
           </w:p>
         </w:tc>
@@ -7845,23 +6835,7 @@
                 <w:sz w:val="24"/>
                 <w:szCs w:val="24"/>
               </w:rPr>
-              <w:t xml:space="preserve">    </w:t>
-            </w:r>
-            <w:r>
-              <w:rPr>
-                <w:rFonts w:ascii="Times New Roman" w:eastAsia="Times New Roman" w:hAnsi="Times New Roman" w:cs="Times New Roman"/>
-                <w:sz w:val="24"/>
-                <w:szCs w:val="24"/>
-              </w:rPr>
-              <w:t xml:space="preserve">  </w:t>
-            </w:r>
-            <w:r>
-              <w:rPr>
-                <w:rFonts w:ascii="Times New Roman" w:eastAsia="Times New Roman" w:hAnsi="Times New Roman" w:cs="Times New Roman"/>
-                <w:sz w:val="24"/>
-                <w:szCs w:val="24"/>
-              </w:rPr>
-              <w:t>3</w:t>
+              <w:t>4</w:t>
             </w:r>
           </w:p>
         </w:tc>
@@ -7886,15 +6860,57 @@
                 <w:sz w:val="24"/>
                 <w:szCs w:val="24"/>
               </w:rPr>
-              <w:t xml:space="preserve">    </w:t>
-            </w:r>
-            <w:r>
-              <w:rPr>
-                <w:rFonts w:ascii="Times New Roman" w:eastAsia="Times New Roman" w:hAnsi="Times New Roman" w:cs="Times New Roman"/>
-                <w:sz w:val="24"/>
-                <w:szCs w:val="24"/>
-              </w:rPr>
-              <w:t>Continue</w:t>
+              <w:t>7 % 4 ≠ 0</w:t>
+            </w:r>
+          </w:p>
+        </w:tc>
+        <w:tc>
+          <w:tcPr>
+            <w:tcW w:w="0" w:type="auto"/>
+            <w:vAlign w:val="center"/>
+            <w:hideMark/>
+          </w:tcPr>
+          <w:p>
+            <w:pPr>
+              <w:spacing w:after="0" w:line="240" w:lineRule="auto"/>
+              <w:rPr>
+                <w:rFonts w:ascii="Times New Roman" w:eastAsia="Times New Roman" w:hAnsi="Times New Roman" w:cs="Times New Roman"/>
+                <w:sz w:val="24"/>
+                <w:szCs w:val="24"/>
+              </w:rPr>
+            </w:pPr>
+            <w:r>
+              <w:rPr>
+                <w:rFonts w:ascii="Times New Roman" w:eastAsia="Times New Roman" w:hAnsi="Times New Roman" w:cs="Times New Roman"/>
+                <w:sz w:val="24"/>
+                <w:szCs w:val="24"/>
+              </w:rPr>
+              <w:t>Not divisible</w:t>
+            </w:r>
+          </w:p>
+        </w:tc>
+        <w:tc>
+          <w:tcPr>
+            <w:tcW w:w="0" w:type="auto"/>
+            <w:vAlign w:val="center"/>
+            <w:hideMark/>
+          </w:tcPr>
+          <w:p>
+            <w:pPr>
+              <w:spacing w:after="0" w:line="240" w:lineRule="auto"/>
+              <w:rPr>
+                <w:rFonts w:ascii="Times New Roman" w:eastAsia="Times New Roman" w:hAnsi="Times New Roman" w:cs="Times New Roman"/>
+                <w:sz w:val="24"/>
+                <w:szCs w:val="24"/>
+              </w:rPr>
+            </w:pPr>
+            <w:r>
+              <w:rPr>
+                <w:rFonts w:ascii="Times New Roman" w:eastAsia="Times New Roman" w:hAnsi="Times New Roman" w:cs="Times New Roman"/>
+                <w:sz w:val="24"/>
+                <w:szCs w:val="24"/>
+              </w:rPr>
+              <w:t>True</w:t>
             </w:r>
           </w:p>
         </w:tc>
@@ -7924,7 +6940,7 @@
                 <w:sz w:val="24"/>
                 <w:szCs w:val="24"/>
               </w:rPr>
-              <w:t>5</w:t>
+              <w:t>4</w:t>
             </w:r>
           </w:p>
         </w:tc>
@@ -7949,23 +6965,7 @@
                 <w:sz w:val="24"/>
                 <w:szCs w:val="24"/>
               </w:rPr>
-              <w:t xml:space="preserve">    </w:t>
-            </w:r>
-            <w:r>
-              <w:rPr>
-                <w:rFonts w:ascii="Times New Roman" w:eastAsia="Times New Roman" w:hAnsi="Times New Roman" w:cs="Times New Roman"/>
-                <w:sz w:val="24"/>
-                <w:szCs w:val="24"/>
-              </w:rPr>
-              <w:t xml:space="preserve">  </w:t>
-            </w:r>
-            <w:r>
-              <w:rPr>
-                <w:rFonts w:ascii="Times New Roman" w:eastAsia="Times New Roman" w:hAnsi="Times New Roman" w:cs="Times New Roman"/>
-                <w:sz w:val="24"/>
-                <w:szCs w:val="24"/>
-              </w:rPr>
-              <w:t>2</w:t>
+              <w:t>5</w:t>
             </w:r>
           </w:p>
         </w:tc>
@@ -7990,15 +6990,57 @@
                 <w:sz w:val="24"/>
                 <w:szCs w:val="24"/>
               </w:rPr>
-              <w:t xml:space="preserve">    </w:t>
-            </w:r>
-            <w:r>
-              <w:rPr>
-                <w:rFonts w:ascii="Times New Roman" w:eastAsia="Times New Roman" w:hAnsi="Times New Roman" w:cs="Times New Roman"/>
-                <w:sz w:val="24"/>
-                <w:szCs w:val="24"/>
-              </w:rPr>
-              <w:t>Continue</w:t>
+              <w:t>7 % 5 ≠ 0</w:t>
+            </w:r>
+          </w:p>
+        </w:tc>
+        <w:tc>
+          <w:tcPr>
+            <w:tcW w:w="0" w:type="auto"/>
+            <w:vAlign w:val="center"/>
+            <w:hideMark/>
+          </w:tcPr>
+          <w:p>
+            <w:pPr>
+              <w:spacing w:after="0" w:line="240" w:lineRule="auto"/>
+              <w:rPr>
+                <w:rFonts w:ascii="Times New Roman" w:eastAsia="Times New Roman" w:hAnsi="Times New Roman" w:cs="Times New Roman"/>
+                <w:sz w:val="24"/>
+                <w:szCs w:val="24"/>
+              </w:rPr>
+            </w:pPr>
+            <w:r>
+              <w:rPr>
+                <w:rFonts w:ascii="Times New Roman" w:eastAsia="Times New Roman" w:hAnsi="Times New Roman" w:cs="Times New Roman"/>
+                <w:sz w:val="24"/>
+                <w:szCs w:val="24"/>
+              </w:rPr>
+              <w:t>Not divisible</w:t>
+            </w:r>
+          </w:p>
+        </w:tc>
+        <w:tc>
+          <w:tcPr>
+            <w:tcW w:w="0" w:type="auto"/>
+            <w:vAlign w:val="center"/>
+            <w:hideMark/>
+          </w:tcPr>
+          <w:p>
+            <w:pPr>
+              <w:spacing w:after="0" w:line="240" w:lineRule="auto"/>
+              <w:rPr>
+                <w:rFonts w:ascii="Times New Roman" w:eastAsia="Times New Roman" w:hAnsi="Times New Roman" w:cs="Times New Roman"/>
+                <w:sz w:val="24"/>
+                <w:szCs w:val="24"/>
+              </w:rPr>
+            </w:pPr>
+            <w:r>
+              <w:rPr>
+                <w:rFonts w:ascii="Times New Roman" w:eastAsia="Times New Roman" w:hAnsi="Times New Roman" w:cs="Times New Roman"/>
+                <w:sz w:val="24"/>
+                <w:szCs w:val="24"/>
+              </w:rPr>
+              <w:t>True</w:t>
             </w:r>
           </w:p>
         </w:tc>
@@ -8028,7 +7070,7 @@
                 <w:sz w:val="24"/>
                 <w:szCs w:val="24"/>
               </w:rPr>
-              <w:t>6</w:t>
+              <w:t>5</w:t>
             </w:r>
           </w:p>
         </w:tc>
@@ -8053,23 +7095,7 @@
                 <w:sz w:val="24"/>
                 <w:szCs w:val="24"/>
               </w:rPr>
-              <w:t xml:space="preserve">    </w:t>
-            </w:r>
-            <w:r>
-              <w:rPr>
-                <w:rFonts w:ascii="Times New Roman" w:eastAsia="Times New Roman" w:hAnsi="Times New Roman" w:cs="Times New Roman"/>
-                <w:sz w:val="24"/>
-                <w:szCs w:val="24"/>
-              </w:rPr>
-              <w:t xml:space="preserve">  </w:t>
-            </w:r>
-            <w:r>
-              <w:rPr>
-                <w:rFonts w:ascii="Times New Roman" w:eastAsia="Times New Roman" w:hAnsi="Times New Roman" w:cs="Times New Roman"/>
-                <w:sz w:val="24"/>
-                <w:szCs w:val="24"/>
-              </w:rPr>
-              <w:t>1</w:t>
+              <w:t>6</w:t>
             </w:r>
           </w:p>
         </w:tc>
@@ -8094,15 +7120,57 @@
                 <w:sz w:val="24"/>
                 <w:szCs w:val="24"/>
               </w:rPr>
-              <w:t xml:space="preserve">    </w:t>
-            </w:r>
-            <w:r>
-              <w:rPr>
-                <w:rFonts w:ascii="Times New Roman" w:eastAsia="Times New Roman" w:hAnsi="Times New Roman" w:cs="Times New Roman"/>
-                <w:sz w:val="24"/>
-                <w:szCs w:val="24"/>
-              </w:rPr>
-              <w:t>Continue</w:t>
+              <w:t>7 % 6 ≠ 0</w:t>
+            </w:r>
+          </w:p>
+        </w:tc>
+        <w:tc>
+          <w:tcPr>
+            <w:tcW w:w="0" w:type="auto"/>
+            <w:vAlign w:val="center"/>
+            <w:hideMark/>
+          </w:tcPr>
+          <w:p>
+            <w:pPr>
+              <w:spacing w:after="0" w:line="240" w:lineRule="auto"/>
+              <w:rPr>
+                <w:rFonts w:ascii="Times New Roman" w:eastAsia="Times New Roman" w:hAnsi="Times New Roman" w:cs="Times New Roman"/>
+                <w:sz w:val="24"/>
+                <w:szCs w:val="24"/>
+              </w:rPr>
+            </w:pPr>
+            <w:r>
+              <w:rPr>
+                <w:rFonts w:ascii="Times New Roman" w:eastAsia="Times New Roman" w:hAnsi="Times New Roman" w:cs="Times New Roman"/>
+                <w:sz w:val="24"/>
+                <w:szCs w:val="24"/>
+              </w:rPr>
+              <w:t>Not divisible</w:t>
+            </w:r>
+          </w:p>
+        </w:tc>
+        <w:tc>
+          <w:tcPr>
+            <w:tcW w:w="0" w:type="auto"/>
+            <w:vAlign w:val="center"/>
+            <w:hideMark/>
+          </w:tcPr>
+          <w:p>
+            <w:pPr>
+              <w:spacing w:after="0" w:line="240" w:lineRule="auto"/>
+              <w:rPr>
+                <w:rFonts w:ascii="Times New Roman" w:eastAsia="Times New Roman" w:hAnsi="Times New Roman" w:cs="Times New Roman"/>
+                <w:sz w:val="24"/>
+                <w:szCs w:val="24"/>
+              </w:rPr>
+            </w:pPr>
+            <w:r>
+              <w:rPr>
+                <w:rFonts w:ascii="Times New Roman" w:eastAsia="Times New Roman" w:hAnsi="Times New Roman" w:cs="Times New Roman"/>
+                <w:sz w:val="24"/>
+                <w:szCs w:val="24"/>
+              </w:rPr>
+              <w:t>True</w:t>
             </w:r>
           </w:p>
         </w:tc>
@@ -8111,13 +7179,6 @@
     <w:p>
       <w:pPr>
         <w:pStyle w:val="NormalWeb"/>
-        <w:rPr>
-          <w:rFonts w:ascii="Arial" w:hAnsi="Arial" w:cs="Arial"/>
-          <w:color w:val="1F1F1F"/>
-          <w:sz w:val="21"/>
-          <w:szCs w:val="21"/>
-          <w:shd w:val="clear" w:color="auto" w:fill="FFFFFF"/>
-        </w:rPr>
       </w:pPr>
       <w:r>
         <w:rPr>
@@ -8143,6 +7204,916 @@
         </w:rPr>
         <w:t>15. Track the step-by-step execution path, including low, mid, and high index values, when performing a binary search for the number 14 in the sorted array [3, 8, 14, 22, 35, 41, 56, 78].</w:t>
       </w:r>
+      <w:r>
+        <w:t xml:space="preserve"> Binary Search is an efficient searching algorithm used on a </w:t>
+      </w:r>
+      <w:r>
+        <w:rPr>
+          <w:b/>
+          <w:bCs/>
+        </w:rPr>
+        <w:t>sorted array</w:t>
+      </w:r>
+      <w:r>
+        <w:t>. It works by repeatedly dividing the search range in half and comparing the middle element with the target value.</w:t>
+      </w:r>
+    </w:p>
+    <w:p>
+      <w:pPr>
+        <w:spacing w:before="100" w:beforeAutospacing="1" w:after="100" w:afterAutospacing="1" w:line="240" w:lineRule="auto"/>
+        <w:rPr>
+          <w:rFonts w:ascii="Times New Roman" w:eastAsia="Times New Roman" w:hAnsi="Times New Roman" w:cs="Times New Roman"/>
+          <w:sz w:val="24"/>
+          <w:szCs w:val="24"/>
+        </w:rPr>
+      </w:pPr>
+      <w:r>
+        <w:rPr>
+          <w:rFonts w:ascii="Times New Roman" w:eastAsia="Times New Roman" w:hAnsi="Times New Roman" w:cs="Times New Roman"/>
+          <w:sz w:val="24"/>
+          <w:szCs w:val="24"/>
+        </w:rPr>
+        <w:t xml:space="preserve">Here, we track the steps to find </w:t>
+      </w:r>
+      <w:r>
+        <w:rPr>
+          <w:rFonts w:ascii="Times New Roman" w:eastAsia="Times New Roman" w:hAnsi="Times New Roman" w:cs="Times New Roman"/>
+          <w:b/>
+          <w:bCs/>
+          <w:sz w:val="24"/>
+          <w:szCs w:val="24"/>
+        </w:rPr>
+        <w:t>14</w:t>
+      </w:r>
+      <w:r>
+        <w:rPr>
+          <w:rFonts w:ascii="Times New Roman" w:eastAsia="Times New Roman" w:hAnsi="Times New Roman" w:cs="Times New Roman"/>
+          <w:sz w:val="24"/>
+          <w:szCs w:val="24"/>
+        </w:rPr>
+        <w:t xml:space="preserve"> in the array:</w:t>
+      </w:r>
+      <w:r>
+        <w:rPr>
+          <w:rFonts w:ascii="Times New Roman" w:eastAsia="Times New Roman" w:hAnsi="Times New Roman" w:cs="Times New Roman"/>
+          <w:sz w:val="24"/>
+          <w:szCs w:val="24"/>
+        </w:rPr>
+        <w:br/>
+        <w:t>[3, 8, 14, 22, 35, 41, 56, 78]</w:t>
+      </w:r>
+    </w:p>
+    <w:tbl>
+      <w:tblPr>
+        <w:tblW w:w="0" w:type="auto"/>
+        <w:tblCellSpacing w:w="15" w:type="dxa"/>
+        <w:tblBorders>
+          <w:top w:val="single" w:sz="4" w:space="0" w:color="auto"/>
+          <w:left w:val="single" w:sz="4" w:space="0" w:color="auto"/>
+          <w:bottom w:val="single" w:sz="4" w:space="0" w:color="auto"/>
+          <w:right w:val="single" w:sz="4" w:space="0" w:color="auto"/>
+          <w:insideH w:val="single" w:sz="4" w:space="0" w:color="auto"/>
+          <w:insideV w:val="single" w:sz="4" w:space="0" w:color="auto"/>
+        </w:tblBorders>
+        <w:tblCellMar>
+          <w:top w:w="15" w:type="dxa"/>
+          <w:left w:w="15" w:type="dxa"/>
+          <w:bottom w:w="15" w:type="dxa"/>
+          <w:right w:w="15" w:type="dxa"/>
+        </w:tblCellMar>
+        <w:tblLook w:val="04A0" w:firstRow="1" w:lastRow="0" w:firstColumn="1" w:lastColumn="0" w:noHBand="0" w:noVBand="1"/>
+      </w:tblPr>
+      <w:tblGrid>
+        <w:gridCol w:w="482"/>
+        <w:gridCol w:w="534"/>
+        <w:gridCol w:w="587"/>
+        <w:gridCol w:w="507"/>
+        <w:gridCol w:w="680"/>
+        <w:gridCol w:w="1922"/>
+        <w:gridCol w:w="1902"/>
+      </w:tblGrid>
+      <w:tr>
+        <w:trPr>
+          <w:tblHeader/>
+          <w:tblCellSpacing w:w="15" w:type="dxa"/>
+        </w:trPr>
+        <w:tc>
+          <w:tcPr>
+            <w:tcW w:w="0" w:type="auto"/>
+            <w:vAlign w:val="center"/>
+            <w:hideMark/>
+          </w:tcPr>
+          <w:p>
+            <w:pPr>
+              <w:spacing w:after="0" w:line="240" w:lineRule="auto"/>
+              <w:jc w:val="center"/>
+              <w:rPr>
+                <w:rFonts w:ascii="Times New Roman" w:eastAsia="Times New Roman" w:hAnsi="Times New Roman" w:cs="Times New Roman"/>
+                <w:b/>
+                <w:bCs/>
+                <w:sz w:val="24"/>
+                <w:szCs w:val="24"/>
+              </w:rPr>
+            </w:pPr>
+            <w:proofErr w:type="spellStart"/>
+            <w:r>
+              <w:rPr>
+                <w:rFonts w:ascii="Times New Roman" w:eastAsia="Times New Roman" w:hAnsi="Times New Roman" w:cs="Times New Roman"/>
+                <w:b/>
+                <w:bCs/>
+                <w:sz w:val="24"/>
+                <w:szCs w:val="24"/>
+              </w:rPr>
+              <w:t>Iter</w:t>
+            </w:r>
+            <w:proofErr w:type="spellEnd"/>
+          </w:p>
+        </w:tc>
+        <w:tc>
+          <w:tcPr>
+            <w:tcW w:w="0" w:type="auto"/>
+            <w:vAlign w:val="center"/>
+            <w:hideMark/>
+          </w:tcPr>
+          <w:p>
+            <w:pPr>
+              <w:spacing w:after="0" w:line="240" w:lineRule="auto"/>
+              <w:jc w:val="center"/>
+              <w:rPr>
+                <w:rFonts w:ascii="Times New Roman" w:eastAsia="Times New Roman" w:hAnsi="Times New Roman" w:cs="Times New Roman"/>
+                <w:b/>
+                <w:bCs/>
+                <w:sz w:val="24"/>
+                <w:szCs w:val="24"/>
+              </w:rPr>
+            </w:pPr>
+            <w:r>
+              <w:rPr>
+                <w:rFonts w:ascii="Times New Roman" w:eastAsia="Times New Roman" w:hAnsi="Times New Roman" w:cs="Times New Roman"/>
+                <w:b/>
+                <w:bCs/>
+                <w:sz w:val="24"/>
+                <w:szCs w:val="24"/>
+              </w:rPr>
+              <w:t>Low</w:t>
+            </w:r>
+          </w:p>
+        </w:tc>
+        <w:tc>
+          <w:tcPr>
+            <w:tcW w:w="0" w:type="auto"/>
+            <w:vAlign w:val="center"/>
+            <w:hideMark/>
+          </w:tcPr>
+          <w:p>
+            <w:pPr>
+              <w:spacing w:after="0" w:line="240" w:lineRule="auto"/>
+              <w:jc w:val="center"/>
+              <w:rPr>
+                <w:rFonts w:ascii="Times New Roman" w:eastAsia="Times New Roman" w:hAnsi="Times New Roman" w:cs="Times New Roman"/>
+                <w:b/>
+                <w:bCs/>
+                <w:sz w:val="24"/>
+                <w:szCs w:val="24"/>
+              </w:rPr>
+            </w:pPr>
+            <w:r>
+              <w:rPr>
+                <w:rFonts w:ascii="Times New Roman" w:eastAsia="Times New Roman" w:hAnsi="Times New Roman" w:cs="Times New Roman"/>
+                <w:b/>
+                <w:bCs/>
+                <w:sz w:val="24"/>
+                <w:szCs w:val="24"/>
+              </w:rPr>
+              <w:t>High</w:t>
+            </w:r>
+          </w:p>
+        </w:tc>
+        <w:tc>
+          <w:tcPr>
+            <w:tcW w:w="0" w:type="auto"/>
+            <w:vAlign w:val="center"/>
+            <w:hideMark/>
+          </w:tcPr>
+          <w:p>
+            <w:pPr>
+              <w:spacing w:after="0" w:line="240" w:lineRule="auto"/>
+              <w:jc w:val="center"/>
+              <w:rPr>
+                <w:rFonts w:ascii="Times New Roman" w:eastAsia="Times New Roman" w:hAnsi="Times New Roman" w:cs="Times New Roman"/>
+                <w:b/>
+                <w:bCs/>
+                <w:sz w:val="24"/>
+                <w:szCs w:val="24"/>
+              </w:rPr>
+            </w:pPr>
+            <w:r>
+              <w:rPr>
+                <w:rFonts w:ascii="Times New Roman" w:eastAsia="Times New Roman" w:hAnsi="Times New Roman" w:cs="Times New Roman"/>
+                <w:b/>
+                <w:bCs/>
+                <w:sz w:val="24"/>
+                <w:szCs w:val="24"/>
+              </w:rPr>
+              <w:t>Mid</w:t>
+            </w:r>
+          </w:p>
+        </w:tc>
+        <w:tc>
+          <w:tcPr>
+            <w:tcW w:w="0" w:type="auto"/>
+            <w:vAlign w:val="center"/>
+            <w:hideMark/>
+          </w:tcPr>
+          <w:p>
+            <w:pPr>
+              <w:spacing w:after="0" w:line="240" w:lineRule="auto"/>
+              <w:jc w:val="center"/>
+              <w:rPr>
+                <w:rFonts w:ascii="Times New Roman" w:eastAsia="Times New Roman" w:hAnsi="Times New Roman" w:cs="Times New Roman"/>
+                <w:b/>
+                <w:bCs/>
+                <w:sz w:val="24"/>
+                <w:szCs w:val="24"/>
+              </w:rPr>
+            </w:pPr>
+            <w:r>
+              <w:rPr>
+                <w:rFonts w:ascii="Times New Roman" w:eastAsia="Times New Roman" w:hAnsi="Times New Roman" w:cs="Times New Roman"/>
+                <w:b/>
+                <w:bCs/>
+                <w:sz w:val="24"/>
+                <w:szCs w:val="24"/>
+              </w:rPr>
+              <w:t>Value</w:t>
+            </w:r>
+          </w:p>
+        </w:tc>
+        <w:tc>
+          <w:tcPr>
+            <w:tcW w:w="0" w:type="auto"/>
+            <w:vAlign w:val="center"/>
+            <w:hideMark/>
+          </w:tcPr>
+          <w:p>
+            <w:pPr>
+              <w:spacing w:after="0" w:line="240" w:lineRule="auto"/>
+              <w:jc w:val="center"/>
+              <w:rPr>
+                <w:rFonts w:ascii="Times New Roman" w:eastAsia="Times New Roman" w:hAnsi="Times New Roman" w:cs="Times New Roman"/>
+                <w:b/>
+                <w:bCs/>
+                <w:sz w:val="24"/>
+                <w:szCs w:val="24"/>
+              </w:rPr>
+            </w:pPr>
+            <w:r>
+              <w:rPr>
+                <w:rFonts w:ascii="Times New Roman" w:eastAsia="Times New Roman" w:hAnsi="Times New Roman" w:cs="Times New Roman"/>
+                <w:b/>
+                <w:bCs/>
+                <w:sz w:val="24"/>
+                <w:szCs w:val="24"/>
+              </w:rPr>
+              <w:t>Logic Check</w:t>
+            </w:r>
+          </w:p>
+        </w:tc>
+        <w:tc>
+          <w:tcPr>
+            <w:tcW w:w="0" w:type="auto"/>
+            <w:vAlign w:val="center"/>
+            <w:hideMark/>
+          </w:tcPr>
+          <w:p>
+            <w:pPr>
+              <w:spacing w:after="0" w:line="240" w:lineRule="auto"/>
+              <w:jc w:val="center"/>
+              <w:rPr>
+                <w:rFonts w:ascii="Times New Roman" w:eastAsia="Times New Roman" w:hAnsi="Times New Roman" w:cs="Times New Roman"/>
+                <w:b/>
+                <w:bCs/>
+                <w:sz w:val="24"/>
+                <w:szCs w:val="24"/>
+              </w:rPr>
+            </w:pPr>
+            <w:r>
+              <w:rPr>
+                <w:rFonts w:ascii="Times New Roman" w:eastAsia="Times New Roman" w:hAnsi="Times New Roman" w:cs="Times New Roman"/>
+                <w:b/>
+                <w:bCs/>
+                <w:sz w:val="24"/>
+                <w:szCs w:val="24"/>
+              </w:rPr>
+              <w:t>Next Action</w:t>
+            </w:r>
+          </w:p>
+        </w:tc>
+      </w:tr>
+      <w:tr>
+        <w:trPr>
+          <w:tblCellSpacing w:w="15" w:type="dxa"/>
+        </w:trPr>
+        <w:tc>
+          <w:tcPr>
+            <w:tcW w:w="0" w:type="auto"/>
+            <w:vAlign w:val="center"/>
+            <w:hideMark/>
+          </w:tcPr>
+          <w:p>
+            <w:pPr>
+              <w:spacing w:after="0" w:line="240" w:lineRule="auto"/>
+              <w:rPr>
+                <w:rFonts w:ascii="Times New Roman" w:eastAsia="Times New Roman" w:hAnsi="Times New Roman" w:cs="Times New Roman"/>
+                <w:sz w:val="24"/>
+                <w:szCs w:val="24"/>
+              </w:rPr>
+            </w:pPr>
+            <w:r>
+              <w:rPr>
+                <w:rFonts w:ascii="Times New Roman" w:eastAsia="Times New Roman" w:hAnsi="Times New Roman" w:cs="Times New Roman"/>
+                <w:sz w:val="24"/>
+                <w:szCs w:val="24"/>
+              </w:rPr>
+              <w:t>1</w:t>
+            </w:r>
+          </w:p>
+        </w:tc>
+        <w:tc>
+          <w:tcPr>
+            <w:tcW w:w="0" w:type="auto"/>
+            <w:vAlign w:val="center"/>
+            <w:hideMark/>
+          </w:tcPr>
+          <w:p>
+            <w:pPr>
+              <w:spacing w:after="0" w:line="240" w:lineRule="auto"/>
+              <w:rPr>
+                <w:rFonts w:ascii="Times New Roman" w:eastAsia="Times New Roman" w:hAnsi="Times New Roman" w:cs="Times New Roman"/>
+                <w:sz w:val="24"/>
+                <w:szCs w:val="24"/>
+              </w:rPr>
+            </w:pPr>
+            <w:r>
+              <w:rPr>
+                <w:rFonts w:ascii="Times New Roman" w:eastAsia="Times New Roman" w:hAnsi="Times New Roman" w:cs="Times New Roman"/>
+                <w:sz w:val="24"/>
+                <w:szCs w:val="24"/>
+              </w:rPr>
+              <w:t>0</w:t>
+            </w:r>
+          </w:p>
+        </w:tc>
+        <w:tc>
+          <w:tcPr>
+            <w:tcW w:w="0" w:type="auto"/>
+            <w:vAlign w:val="center"/>
+            <w:hideMark/>
+          </w:tcPr>
+          <w:p>
+            <w:pPr>
+              <w:spacing w:after="0" w:line="240" w:lineRule="auto"/>
+              <w:rPr>
+                <w:rFonts w:ascii="Times New Roman" w:eastAsia="Times New Roman" w:hAnsi="Times New Roman" w:cs="Times New Roman"/>
+                <w:sz w:val="24"/>
+                <w:szCs w:val="24"/>
+              </w:rPr>
+            </w:pPr>
+            <w:r>
+              <w:rPr>
+                <w:rFonts w:ascii="Times New Roman" w:eastAsia="Times New Roman" w:hAnsi="Times New Roman" w:cs="Times New Roman"/>
+                <w:sz w:val="24"/>
+                <w:szCs w:val="24"/>
+              </w:rPr>
+              <w:t>7</w:t>
+            </w:r>
+          </w:p>
+        </w:tc>
+        <w:tc>
+          <w:tcPr>
+            <w:tcW w:w="0" w:type="auto"/>
+            <w:vAlign w:val="center"/>
+            <w:hideMark/>
+          </w:tcPr>
+          <w:p>
+            <w:pPr>
+              <w:spacing w:after="0" w:line="240" w:lineRule="auto"/>
+              <w:rPr>
+                <w:rFonts w:ascii="Times New Roman" w:eastAsia="Times New Roman" w:hAnsi="Times New Roman" w:cs="Times New Roman"/>
+                <w:sz w:val="24"/>
+                <w:szCs w:val="24"/>
+              </w:rPr>
+            </w:pPr>
+            <w:r>
+              <w:rPr>
+                <w:rFonts w:ascii="Times New Roman" w:eastAsia="Times New Roman" w:hAnsi="Times New Roman" w:cs="Times New Roman"/>
+                <w:sz w:val="24"/>
+                <w:szCs w:val="24"/>
+              </w:rPr>
+              <w:t>3</w:t>
+            </w:r>
+          </w:p>
+        </w:tc>
+        <w:tc>
+          <w:tcPr>
+            <w:tcW w:w="0" w:type="auto"/>
+            <w:vAlign w:val="center"/>
+            <w:hideMark/>
+          </w:tcPr>
+          <w:p>
+            <w:pPr>
+              <w:spacing w:after="0" w:line="240" w:lineRule="auto"/>
+              <w:rPr>
+                <w:rFonts w:ascii="Times New Roman" w:eastAsia="Times New Roman" w:hAnsi="Times New Roman" w:cs="Times New Roman"/>
+                <w:sz w:val="24"/>
+                <w:szCs w:val="24"/>
+              </w:rPr>
+            </w:pPr>
+            <w:r>
+              <w:rPr>
+                <w:rFonts w:ascii="Times New Roman" w:eastAsia="Times New Roman" w:hAnsi="Times New Roman" w:cs="Times New Roman"/>
+                <w:sz w:val="24"/>
+                <w:szCs w:val="24"/>
+              </w:rPr>
+              <w:t>22</w:t>
+            </w:r>
+          </w:p>
+        </w:tc>
+        <w:tc>
+          <w:tcPr>
+            <w:tcW w:w="0" w:type="auto"/>
+            <w:vAlign w:val="center"/>
+            <w:hideMark/>
+          </w:tcPr>
+          <w:p>
+            <w:pPr>
+              <w:spacing w:after="0" w:line="240" w:lineRule="auto"/>
+              <w:rPr>
+                <w:rFonts w:ascii="Times New Roman" w:eastAsia="Times New Roman" w:hAnsi="Times New Roman" w:cs="Times New Roman"/>
+                <w:sz w:val="24"/>
+                <w:szCs w:val="24"/>
+              </w:rPr>
+            </w:pPr>
+            <w:r>
+              <w:rPr>
+                <w:rFonts w:ascii="Times New Roman" w:eastAsia="Times New Roman" w:hAnsi="Times New Roman" w:cs="Times New Roman"/>
+                <w:sz w:val="24"/>
+                <w:szCs w:val="24"/>
+              </w:rPr>
+              <w:t>22 &gt; 14 (Too Big)</w:t>
+            </w:r>
+          </w:p>
+        </w:tc>
+        <w:tc>
+          <w:tcPr>
+            <w:tcW w:w="0" w:type="auto"/>
+            <w:vAlign w:val="center"/>
+            <w:hideMark/>
+          </w:tcPr>
+          <w:p>
+            <w:pPr>
+              <w:spacing w:after="0" w:line="240" w:lineRule="auto"/>
+              <w:rPr>
+                <w:rFonts w:ascii="Times New Roman" w:eastAsia="Times New Roman" w:hAnsi="Times New Roman" w:cs="Times New Roman"/>
+                <w:sz w:val="24"/>
+                <w:szCs w:val="24"/>
+              </w:rPr>
+            </w:pPr>
+            <w:r>
+              <w:rPr>
+                <w:rFonts w:ascii="Times New Roman" w:eastAsia="Times New Roman" w:hAnsi="Times New Roman" w:cs="Times New Roman"/>
+                <w:sz w:val="24"/>
+                <w:szCs w:val="24"/>
+              </w:rPr>
+              <w:t>high = mid − 1 = 2</w:t>
+            </w:r>
+          </w:p>
+        </w:tc>
+      </w:tr>
+      <w:tr>
+        <w:trPr>
+          <w:tblCellSpacing w:w="15" w:type="dxa"/>
+        </w:trPr>
+        <w:tc>
+          <w:tcPr>
+            <w:tcW w:w="0" w:type="auto"/>
+            <w:vAlign w:val="center"/>
+            <w:hideMark/>
+          </w:tcPr>
+          <w:p>
+            <w:pPr>
+              <w:spacing w:after="0" w:line="240" w:lineRule="auto"/>
+              <w:rPr>
+                <w:rFonts w:ascii="Times New Roman" w:eastAsia="Times New Roman" w:hAnsi="Times New Roman" w:cs="Times New Roman"/>
+                <w:sz w:val="24"/>
+                <w:szCs w:val="24"/>
+              </w:rPr>
+            </w:pPr>
+            <w:r>
+              <w:rPr>
+                <w:rFonts w:ascii="Times New Roman" w:eastAsia="Times New Roman" w:hAnsi="Times New Roman" w:cs="Times New Roman"/>
+                <w:sz w:val="24"/>
+                <w:szCs w:val="24"/>
+              </w:rPr>
+              <w:t>2</w:t>
+            </w:r>
+          </w:p>
+        </w:tc>
+        <w:tc>
+          <w:tcPr>
+            <w:tcW w:w="0" w:type="auto"/>
+            <w:vAlign w:val="center"/>
+            <w:hideMark/>
+          </w:tcPr>
+          <w:p>
+            <w:pPr>
+              <w:spacing w:after="0" w:line="240" w:lineRule="auto"/>
+              <w:rPr>
+                <w:rFonts w:ascii="Times New Roman" w:eastAsia="Times New Roman" w:hAnsi="Times New Roman" w:cs="Times New Roman"/>
+                <w:sz w:val="24"/>
+                <w:szCs w:val="24"/>
+              </w:rPr>
+            </w:pPr>
+            <w:r>
+              <w:rPr>
+                <w:rFonts w:ascii="Times New Roman" w:eastAsia="Times New Roman" w:hAnsi="Times New Roman" w:cs="Times New Roman"/>
+                <w:sz w:val="24"/>
+                <w:szCs w:val="24"/>
+              </w:rPr>
+              <w:t>0</w:t>
+            </w:r>
+          </w:p>
+        </w:tc>
+        <w:tc>
+          <w:tcPr>
+            <w:tcW w:w="0" w:type="auto"/>
+            <w:vAlign w:val="center"/>
+            <w:hideMark/>
+          </w:tcPr>
+          <w:p>
+            <w:pPr>
+              <w:spacing w:after="0" w:line="240" w:lineRule="auto"/>
+              <w:rPr>
+                <w:rFonts w:ascii="Times New Roman" w:eastAsia="Times New Roman" w:hAnsi="Times New Roman" w:cs="Times New Roman"/>
+                <w:sz w:val="24"/>
+                <w:szCs w:val="24"/>
+              </w:rPr>
+            </w:pPr>
+            <w:r>
+              <w:rPr>
+                <w:rFonts w:ascii="Times New Roman" w:eastAsia="Times New Roman" w:hAnsi="Times New Roman" w:cs="Times New Roman"/>
+                <w:sz w:val="24"/>
+                <w:szCs w:val="24"/>
+              </w:rPr>
+              <w:t>2</w:t>
+            </w:r>
+          </w:p>
+        </w:tc>
+        <w:tc>
+          <w:tcPr>
+            <w:tcW w:w="0" w:type="auto"/>
+            <w:vAlign w:val="center"/>
+            <w:hideMark/>
+          </w:tcPr>
+          <w:p>
+            <w:pPr>
+              <w:spacing w:after="0" w:line="240" w:lineRule="auto"/>
+              <w:rPr>
+                <w:rFonts w:ascii="Times New Roman" w:eastAsia="Times New Roman" w:hAnsi="Times New Roman" w:cs="Times New Roman"/>
+                <w:sz w:val="24"/>
+                <w:szCs w:val="24"/>
+              </w:rPr>
+            </w:pPr>
+            <w:r>
+              <w:rPr>
+                <w:rFonts w:ascii="Times New Roman" w:eastAsia="Times New Roman" w:hAnsi="Times New Roman" w:cs="Times New Roman"/>
+                <w:sz w:val="24"/>
+                <w:szCs w:val="24"/>
+              </w:rPr>
+              <w:t>1</w:t>
+            </w:r>
+          </w:p>
+        </w:tc>
+        <w:tc>
+          <w:tcPr>
+            <w:tcW w:w="0" w:type="auto"/>
+            <w:vAlign w:val="center"/>
+            <w:hideMark/>
+          </w:tcPr>
+          <w:p>
+            <w:pPr>
+              <w:spacing w:after="0" w:line="240" w:lineRule="auto"/>
+              <w:rPr>
+                <w:rFonts w:ascii="Times New Roman" w:eastAsia="Times New Roman" w:hAnsi="Times New Roman" w:cs="Times New Roman"/>
+                <w:sz w:val="24"/>
+                <w:szCs w:val="24"/>
+              </w:rPr>
+            </w:pPr>
+            <w:r>
+              <w:rPr>
+                <w:rFonts w:ascii="Times New Roman" w:eastAsia="Times New Roman" w:hAnsi="Times New Roman" w:cs="Times New Roman"/>
+                <w:sz w:val="24"/>
+                <w:szCs w:val="24"/>
+              </w:rPr>
+              <w:t>8</w:t>
+            </w:r>
+          </w:p>
+        </w:tc>
+        <w:tc>
+          <w:tcPr>
+            <w:tcW w:w="0" w:type="auto"/>
+            <w:vAlign w:val="center"/>
+            <w:hideMark/>
+          </w:tcPr>
+          <w:p>
+            <w:pPr>
+              <w:spacing w:after="0" w:line="240" w:lineRule="auto"/>
+              <w:rPr>
+                <w:rFonts w:ascii="Times New Roman" w:eastAsia="Times New Roman" w:hAnsi="Times New Roman" w:cs="Times New Roman"/>
+                <w:sz w:val="24"/>
+                <w:szCs w:val="24"/>
+              </w:rPr>
+            </w:pPr>
+            <w:r>
+              <w:rPr>
+                <w:rFonts w:ascii="Times New Roman" w:eastAsia="Times New Roman" w:hAnsi="Times New Roman" w:cs="Times New Roman"/>
+                <w:sz w:val="24"/>
+                <w:szCs w:val="24"/>
+              </w:rPr>
+              <w:t>8 &lt; 14 (Too Small)</w:t>
+            </w:r>
+          </w:p>
+        </w:tc>
+        <w:tc>
+          <w:tcPr>
+            <w:tcW w:w="0" w:type="auto"/>
+            <w:vAlign w:val="center"/>
+            <w:hideMark/>
+          </w:tcPr>
+          <w:p>
+            <w:pPr>
+              <w:spacing w:after="0" w:line="240" w:lineRule="auto"/>
+              <w:rPr>
+                <w:rFonts w:ascii="Times New Roman" w:eastAsia="Times New Roman" w:hAnsi="Times New Roman" w:cs="Times New Roman"/>
+                <w:sz w:val="24"/>
+                <w:szCs w:val="24"/>
+              </w:rPr>
+            </w:pPr>
+            <w:r>
+              <w:rPr>
+                <w:rFonts w:ascii="Times New Roman" w:eastAsia="Times New Roman" w:hAnsi="Times New Roman" w:cs="Times New Roman"/>
+                <w:sz w:val="24"/>
+                <w:szCs w:val="24"/>
+              </w:rPr>
+              <w:t>low = mid + 1 = 2</w:t>
+            </w:r>
+          </w:p>
+        </w:tc>
+      </w:tr>
+      <w:tr>
+        <w:trPr>
+          <w:tblCellSpacing w:w="15" w:type="dxa"/>
+        </w:trPr>
+        <w:tc>
+          <w:tcPr>
+            <w:tcW w:w="0" w:type="auto"/>
+            <w:vAlign w:val="center"/>
+            <w:hideMark/>
+          </w:tcPr>
+          <w:p>
+            <w:pPr>
+              <w:spacing w:after="0" w:line="240" w:lineRule="auto"/>
+              <w:rPr>
+                <w:rFonts w:ascii="Times New Roman" w:eastAsia="Times New Roman" w:hAnsi="Times New Roman" w:cs="Times New Roman"/>
+                <w:sz w:val="24"/>
+                <w:szCs w:val="24"/>
+              </w:rPr>
+            </w:pPr>
+            <w:r>
+              <w:rPr>
+                <w:rFonts w:ascii="Times New Roman" w:eastAsia="Times New Roman" w:hAnsi="Times New Roman" w:cs="Times New Roman"/>
+                <w:sz w:val="24"/>
+                <w:szCs w:val="24"/>
+              </w:rPr>
+              <w:t>3</w:t>
+            </w:r>
+          </w:p>
+        </w:tc>
+        <w:tc>
+          <w:tcPr>
+            <w:tcW w:w="0" w:type="auto"/>
+            <w:vAlign w:val="center"/>
+            <w:hideMark/>
+          </w:tcPr>
+          <w:p>
+            <w:pPr>
+              <w:spacing w:after="0" w:line="240" w:lineRule="auto"/>
+              <w:rPr>
+                <w:rFonts w:ascii="Times New Roman" w:eastAsia="Times New Roman" w:hAnsi="Times New Roman" w:cs="Times New Roman"/>
+                <w:sz w:val="24"/>
+                <w:szCs w:val="24"/>
+              </w:rPr>
+            </w:pPr>
+            <w:r>
+              <w:rPr>
+                <w:rFonts w:ascii="Times New Roman" w:eastAsia="Times New Roman" w:hAnsi="Times New Roman" w:cs="Times New Roman"/>
+                <w:sz w:val="24"/>
+                <w:szCs w:val="24"/>
+              </w:rPr>
+              <w:t>2</w:t>
+            </w:r>
+          </w:p>
+        </w:tc>
+        <w:tc>
+          <w:tcPr>
+            <w:tcW w:w="0" w:type="auto"/>
+            <w:vAlign w:val="center"/>
+            <w:hideMark/>
+          </w:tcPr>
+          <w:p>
+            <w:pPr>
+              <w:spacing w:after="0" w:line="240" w:lineRule="auto"/>
+              <w:rPr>
+                <w:rFonts w:ascii="Times New Roman" w:eastAsia="Times New Roman" w:hAnsi="Times New Roman" w:cs="Times New Roman"/>
+                <w:sz w:val="24"/>
+                <w:szCs w:val="24"/>
+              </w:rPr>
+            </w:pPr>
+            <w:r>
+              <w:rPr>
+                <w:rFonts w:ascii="Times New Roman" w:eastAsia="Times New Roman" w:hAnsi="Times New Roman" w:cs="Times New Roman"/>
+                <w:sz w:val="24"/>
+                <w:szCs w:val="24"/>
+              </w:rPr>
+              <w:t>2</w:t>
+            </w:r>
+          </w:p>
+        </w:tc>
+        <w:tc>
+          <w:tcPr>
+            <w:tcW w:w="0" w:type="auto"/>
+            <w:vAlign w:val="center"/>
+            <w:hideMark/>
+          </w:tcPr>
+          <w:p>
+            <w:pPr>
+              <w:spacing w:after="0" w:line="240" w:lineRule="auto"/>
+              <w:rPr>
+                <w:rFonts w:ascii="Times New Roman" w:eastAsia="Times New Roman" w:hAnsi="Times New Roman" w:cs="Times New Roman"/>
+                <w:sz w:val="24"/>
+                <w:szCs w:val="24"/>
+              </w:rPr>
+            </w:pPr>
+            <w:r>
+              <w:rPr>
+                <w:rFonts w:ascii="Times New Roman" w:eastAsia="Times New Roman" w:hAnsi="Times New Roman" w:cs="Times New Roman"/>
+                <w:sz w:val="24"/>
+                <w:szCs w:val="24"/>
+              </w:rPr>
+              <w:t>2</w:t>
+            </w:r>
+          </w:p>
+        </w:tc>
+        <w:tc>
+          <w:tcPr>
+            <w:tcW w:w="0" w:type="auto"/>
+            <w:vAlign w:val="center"/>
+            <w:hideMark/>
+          </w:tcPr>
+          <w:p>
+            <w:pPr>
+              <w:spacing w:after="0" w:line="240" w:lineRule="auto"/>
+              <w:rPr>
+                <w:rFonts w:ascii="Times New Roman" w:eastAsia="Times New Roman" w:hAnsi="Times New Roman" w:cs="Times New Roman"/>
+                <w:sz w:val="24"/>
+                <w:szCs w:val="24"/>
+              </w:rPr>
+            </w:pPr>
+            <w:r>
+              <w:rPr>
+                <w:rFonts w:ascii="Times New Roman" w:eastAsia="Times New Roman" w:hAnsi="Times New Roman" w:cs="Times New Roman"/>
+                <w:sz w:val="24"/>
+                <w:szCs w:val="24"/>
+              </w:rPr>
+              <w:t>14</w:t>
+            </w:r>
+          </w:p>
+        </w:tc>
+        <w:tc>
+          <w:tcPr>
+            <w:tcW w:w="0" w:type="auto"/>
+            <w:vAlign w:val="center"/>
+            <w:hideMark/>
+          </w:tcPr>
+          <w:p>
+            <w:pPr>
+              <w:spacing w:after="0" w:line="240" w:lineRule="auto"/>
+              <w:rPr>
+                <w:rFonts w:ascii="Times New Roman" w:eastAsia="Times New Roman" w:hAnsi="Times New Roman" w:cs="Times New Roman"/>
+                <w:sz w:val="24"/>
+                <w:szCs w:val="24"/>
+              </w:rPr>
+            </w:pPr>
+            <w:r>
+              <w:rPr>
+                <w:rFonts w:ascii="Times New Roman" w:eastAsia="Times New Roman" w:hAnsi="Times New Roman" w:cs="Times New Roman"/>
+                <w:sz w:val="24"/>
+                <w:szCs w:val="24"/>
+              </w:rPr>
+              <w:t>14 == 14 (Match)</w:t>
+            </w:r>
+          </w:p>
+        </w:tc>
+        <w:tc>
+          <w:tcPr>
+            <w:tcW w:w="0" w:type="auto"/>
+            <w:vAlign w:val="center"/>
+            <w:hideMark/>
+          </w:tcPr>
+          <w:p>
+            <w:pPr>
+              <w:spacing w:after="0" w:line="240" w:lineRule="auto"/>
+              <w:rPr>
+                <w:rFonts w:ascii="Times New Roman" w:eastAsia="Times New Roman" w:hAnsi="Times New Roman" w:cs="Times New Roman"/>
+                <w:sz w:val="24"/>
+                <w:szCs w:val="24"/>
+              </w:rPr>
+            </w:pPr>
+            <w:r>
+              <w:rPr>
+                <w:rFonts w:ascii="Times New Roman" w:eastAsia="Times New Roman" w:hAnsi="Times New Roman" w:cs="Times New Roman"/>
+                <w:sz w:val="24"/>
+                <w:szCs w:val="24"/>
+              </w:rPr>
+              <w:t>Break</w:t>
+            </w:r>
+          </w:p>
+        </w:tc>
+      </w:tr>
+    </w:tbl>
+    <w:p>
+      <w:pPr>
+        <w:pStyle w:val="NormalWeb"/>
+        <w:rPr>
+          <w:rFonts w:ascii="Arial" w:hAnsi="Arial" w:cs="Arial"/>
+          <w:b/>
+          <w:color w:val="C00000"/>
+          <w:sz w:val="21"/>
+          <w:szCs w:val="21"/>
+          <w:shd w:val="clear" w:color="auto" w:fill="FFFFFF"/>
+        </w:rPr>
+      </w:pPr>
+    </w:p>
+    <w:p>
+      <w:pPr>
+        <w:pStyle w:val="NormalWeb"/>
+        <w:rPr>
+          <w:rFonts w:ascii="Arial" w:hAnsi="Arial" w:cs="Arial"/>
+          <w:b/>
+          <w:color w:val="C00000"/>
+          <w:sz w:val="21"/>
+          <w:szCs w:val="21"/>
+          <w:shd w:val="clear" w:color="auto" w:fill="FFFFFF"/>
+        </w:rPr>
+      </w:pPr>
+    </w:p>
+    <w:p>
+      <w:pPr>
+        <w:pStyle w:val="NormalWeb"/>
+        <w:rPr>
+          <w:rFonts w:ascii="Arial" w:hAnsi="Arial" w:cs="Arial"/>
+          <w:b/>
+          <w:color w:val="C00000"/>
+          <w:sz w:val="21"/>
+          <w:szCs w:val="21"/>
+          <w:shd w:val="clear" w:color="auto" w:fill="FFFFFF"/>
+        </w:rPr>
+      </w:pPr>
+    </w:p>
+    <w:p>
+      <w:pPr>
+        <w:pStyle w:val="NormalWeb"/>
+        <w:rPr>
+          <w:rFonts w:ascii="Arial" w:hAnsi="Arial" w:cs="Arial"/>
+          <w:b/>
+          <w:color w:val="C00000"/>
+          <w:sz w:val="21"/>
+          <w:szCs w:val="21"/>
+          <w:shd w:val="clear" w:color="auto" w:fill="FFFFFF"/>
+        </w:rPr>
+      </w:pPr>
+    </w:p>
+    <w:p>
+      <w:pPr>
+        <w:pStyle w:val="NormalWeb"/>
+        <w:rPr>
+          <w:rFonts w:ascii="Arial" w:hAnsi="Arial" w:cs="Arial"/>
+          <w:color w:val="1F1F1F"/>
+          <w:sz w:val="21"/>
+          <w:szCs w:val="21"/>
+          <w:shd w:val="clear" w:color="auto" w:fill="FFFFFF"/>
+        </w:rPr>
+      </w:pPr>
       <w:r>
         <w:rPr>
           <w:rFonts w:ascii="Arial" w:hAnsi="Arial" w:cs="Arial"/>
@@ -9635,6 +9606,619 @@
     </w:sectPr>
   </w:body>
 </w:document>
+</file>
+
+<file path=word/numbering.xml><?xml version="1.0" encoding="utf-8"?>
+<w:numbering xmlns:wpc="http://schemas.microsoft.com/office/word/2010/wordprocessingCanvas" xmlns:cx="http://schemas.microsoft.com/office/drawing/2014/chartex" xmlns:mc="http://schemas.openxmlformats.org/markup-compatibility/2006" xmlns:o="urn:schemas-microsoft-com:office:office" xmlns:r="http://schemas.openxmlformats.org/officeDocument/2006/relationships" xmlns:m="http://schemas.openxmlformats.org/officeDocument/2006/math" xmlns:v="urn:schemas-microsoft-com:vml" xmlns:wp14="http://schemas.microsoft.com/office/word/2010/wordprocessingDrawing" xmlns:wp="http://schemas.openxmlformats.org/drawingml/2006/wordprocessingDrawing" xmlns:w10="urn:schemas-microsoft-com:office:word" xmlns:w="http://schemas.openxmlformats.org/wordprocessingml/2006/main" xmlns:w14="http://schemas.microsoft.com/office/word/2010/wordml" xmlns:w15="http://schemas.microsoft.com/office/word/2012/wordml" xmlns:w16se="http://schemas.microsoft.com/office/word/2015/wordml/symex" xmlns:wpg="http://schemas.microsoft.com/office/word/2010/wordprocessingGroup" xmlns:wpi="http://schemas.microsoft.com/office/word/2010/wordprocessingInk" xmlns:wne="http://schemas.microsoft.com/office/word/2006/wordml" xmlns:wps="http://schemas.microsoft.com/office/word/2010/wordprocessingShape" mc:Ignorable="w14 w15 w16se wp14">
+  <w:abstractNum w:abstractNumId="0" w15:restartNumberingAfterBreak="0">
+    <w:nsid w:val="171537E3"/>
+    <w:multiLevelType w:val="multilevel"/>
+    <w:tmpl w:val="6B3421BC"/>
+    <w:lvl w:ilvl="0">
+      <w:start w:val="1"/>
+      <w:numFmt w:val="bullet"/>
+      <w:lvlText w:val=""/>
+      <w:lvlJc w:val="left"/>
+      <w:pPr>
+        <w:tabs>
+          <w:tab w:val="num" w:pos="720"/>
+        </w:tabs>
+        <w:ind w:left="720" w:hanging="360"/>
+      </w:pPr>
+      <w:rPr>
+        <w:rFonts w:ascii="Symbol" w:hAnsi="Symbol" w:hint="default"/>
+        <w:sz w:val="20"/>
+      </w:rPr>
+    </w:lvl>
+    <w:lvl w:ilvl="1" w:tentative="1">
+      <w:start w:val="1"/>
+      <w:numFmt w:val="bullet"/>
+      <w:lvlText w:val="o"/>
+      <w:lvlJc w:val="left"/>
+      <w:pPr>
+        <w:tabs>
+          <w:tab w:val="num" w:pos="1440"/>
+        </w:tabs>
+        <w:ind w:left="1440" w:hanging="360"/>
+      </w:pPr>
+      <w:rPr>
+        <w:rFonts w:ascii="Courier New" w:hAnsi="Courier New" w:hint="default"/>
+        <w:sz w:val="20"/>
+      </w:rPr>
+    </w:lvl>
+    <w:lvl w:ilvl="2" w:tentative="1">
+      <w:start w:val="1"/>
+      <w:numFmt w:val="bullet"/>
+      <w:lvlText w:val=""/>
+      <w:lvlJc w:val="left"/>
+      <w:pPr>
+        <w:tabs>
+          <w:tab w:val="num" w:pos="2160"/>
+        </w:tabs>
+        <w:ind w:left="2160" w:hanging="360"/>
+      </w:pPr>
+      <w:rPr>
+        <w:rFonts w:ascii="Wingdings" w:hAnsi="Wingdings" w:hint="default"/>
+        <w:sz w:val="20"/>
+      </w:rPr>
+    </w:lvl>
+    <w:lvl w:ilvl="3" w:tentative="1">
+      <w:start w:val="1"/>
+      <w:numFmt w:val="bullet"/>
+      <w:lvlText w:val=""/>
+      <w:lvlJc w:val="left"/>
+      <w:pPr>
+        <w:tabs>
+          <w:tab w:val="num" w:pos="2880"/>
+        </w:tabs>
+        <w:ind w:left="2880" w:hanging="360"/>
+      </w:pPr>
+      <w:rPr>
+        <w:rFonts w:ascii="Wingdings" w:hAnsi="Wingdings" w:hint="default"/>
+        <w:sz w:val="20"/>
+      </w:rPr>
+    </w:lvl>
+    <w:lvl w:ilvl="4" w:tentative="1">
+      <w:start w:val="1"/>
+      <w:numFmt w:val="bullet"/>
+      <w:lvlText w:val=""/>
+      <w:lvlJc w:val="left"/>
+      <w:pPr>
+        <w:tabs>
+          <w:tab w:val="num" w:pos="3600"/>
+        </w:tabs>
+        <w:ind w:left="3600" w:hanging="360"/>
+      </w:pPr>
+      <w:rPr>
+        <w:rFonts w:ascii="Wingdings" w:hAnsi="Wingdings" w:hint="default"/>
+        <w:sz w:val="20"/>
+      </w:rPr>
+    </w:lvl>
+    <w:lvl w:ilvl="5" w:tentative="1">
+      <w:start w:val="1"/>
+      <w:numFmt w:val="bullet"/>
+      <w:lvlText w:val=""/>
+      <w:lvlJc w:val="left"/>
+      <w:pPr>
+        <w:tabs>
+          <w:tab w:val="num" w:pos="4320"/>
+        </w:tabs>
+        <w:ind w:left="4320" w:hanging="360"/>
+      </w:pPr>
+      <w:rPr>
+        <w:rFonts w:ascii="Wingdings" w:hAnsi="Wingdings" w:hint="default"/>
+        <w:sz w:val="20"/>
+      </w:rPr>
+    </w:lvl>
+    <w:lvl w:ilvl="6" w:tentative="1">
+      <w:start w:val="1"/>
+      <w:numFmt w:val="bullet"/>
+      <w:lvlText w:val=""/>
+      <w:lvlJc w:val="left"/>
+      <w:pPr>
+        <w:tabs>
+          <w:tab w:val="num" w:pos="5040"/>
+        </w:tabs>
+        <w:ind w:left="5040" w:hanging="360"/>
+      </w:pPr>
+      <w:rPr>
+        <w:rFonts w:ascii="Wingdings" w:hAnsi="Wingdings" w:hint="default"/>
+        <w:sz w:val="20"/>
+      </w:rPr>
+    </w:lvl>
+    <w:lvl w:ilvl="7" w:tentative="1">
+      <w:start w:val="1"/>
+      <w:numFmt w:val="bullet"/>
+      <w:lvlText w:val=""/>
+      <w:lvlJc w:val="left"/>
+      <w:pPr>
+        <w:tabs>
+          <w:tab w:val="num" w:pos="5760"/>
+        </w:tabs>
+        <w:ind w:left="5760" w:hanging="360"/>
+      </w:pPr>
+      <w:rPr>
+        <w:rFonts w:ascii="Wingdings" w:hAnsi="Wingdings" w:hint="default"/>
+        <w:sz w:val="20"/>
+      </w:rPr>
+    </w:lvl>
+    <w:lvl w:ilvl="8" w:tentative="1">
+      <w:start w:val="1"/>
+      <w:numFmt w:val="bullet"/>
+      <w:lvlText w:val=""/>
+      <w:lvlJc w:val="left"/>
+      <w:pPr>
+        <w:tabs>
+          <w:tab w:val="num" w:pos="6480"/>
+        </w:tabs>
+        <w:ind w:left="6480" w:hanging="360"/>
+      </w:pPr>
+      <w:rPr>
+        <w:rFonts w:ascii="Wingdings" w:hAnsi="Wingdings" w:hint="default"/>
+        <w:sz w:val="20"/>
+      </w:rPr>
+    </w:lvl>
+  </w:abstractNum>
+  <w:abstractNum w:abstractNumId="1" w15:restartNumberingAfterBreak="0">
+    <w:nsid w:val="1B6B0591"/>
+    <w:multiLevelType w:val="multilevel"/>
+    <w:tmpl w:val="90C0B908"/>
+    <w:lvl w:ilvl="0">
+      <w:start w:val="1"/>
+      <w:numFmt w:val="bullet"/>
+      <w:lvlText w:val=""/>
+      <w:lvlJc w:val="left"/>
+      <w:pPr>
+        <w:tabs>
+          <w:tab w:val="num" w:pos="720"/>
+        </w:tabs>
+        <w:ind w:left="720" w:hanging="360"/>
+      </w:pPr>
+      <w:rPr>
+        <w:rFonts w:ascii="Symbol" w:hAnsi="Symbol" w:hint="default"/>
+        <w:sz w:val="20"/>
+      </w:rPr>
+    </w:lvl>
+    <w:lvl w:ilvl="1">
+      <w:start w:val="1"/>
+      <w:numFmt w:val="bullet"/>
+      <w:lvlText w:val="o"/>
+      <w:lvlJc w:val="left"/>
+      <w:pPr>
+        <w:tabs>
+          <w:tab w:val="num" w:pos="1440"/>
+        </w:tabs>
+        <w:ind w:left="1440" w:hanging="360"/>
+      </w:pPr>
+      <w:rPr>
+        <w:rFonts w:ascii="Courier New" w:hAnsi="Courier New" w:hint="default"/>
+        <w:sz w:val="20"/>
+      </w:rPr>
+    </w:lvl>
+    <w:lvl w:ilvl="2" w:tentative="1">
+      <w:start w:val="1"/>
+      <w:numFmt w:val="bullet"/>
+      <w:lvlText w:val=""/>
+      <w:lvlJc w:val="left"/>
+      <w:pPr>
+        <w:tabs>
+          <w:tab w:val="num" w:pos="2160"/>
+        </w:tabs>
+        <w:ind w:left="2160" w:hanging="360"/>
+      </w:pPr>
+      <w:rPr>
+        <w:rFonts w:ascii="Wingdings" w:hAnsi="Wingdings" w:hint="default"/>
+        <w:sz w:val="20"/>
+      </w:rPr>
+    </w:lvl>
+    <w:lvl w:ilvl="3" w:tentative="1">
+      <w:start w:val="1"/>
+      <w:numFmt w:val="bullet"/>
+      <w:lvlText w:val=""/>
+      <w:lvlJc w:val="left"/>
+      <w:pPr>
+        <w:tabs>
+          <w:tab w:val="num" w:pos="2880"/>
+        </w:tabs>
+        <w:ind w:left="2880" w:hanging="360"/>
+      </w:pPr>
+      <w:rPr>
+        <w:rFonts w:ascii="Wingdings" w:hAnsi="Wingdings" w:hint="default"/>
+        <w:sz w:val="20"/>
+      </w:rPr>
+    </w:lvl>
+    <w:lvl w:ilvl="4" w:tentative="1">
+      <w:start w:val="1"/>
+      <w:numFmt w:val="bullet"/>
+      <w:lvlText w:val=""/>
+      <w:lvlJc w:val="left"/>
+      <w:pPr>
+        <w:tabs>
+          <w:tab w:val="num" w:pos="3600"/>
+        </w:tabs>
+        <w:ind w:left="3600" w:hanging="360"/>
+      </w:pPr>
+      <w:rPr>
+        <w:rFonts w:ascii="Wingdings" w:hAnsi="Wingdings" w:hint="default"/>
+        <w:sz w:val="20"/>
+      </w:rPr>
+    </w:lvl>
+    <w:lvl w:ilvl="5" w:tentative="1">
+      <w:start w:val="1"/>
+      <w:numFmt w:val="bullet"/>
+      <w:lvlText w:val=""/>
+      <w:lvlJc w:val="left"/>
+      <w:pPr>
+        <w:tabs>
+          <w:tab w:val="num" w:pos="4320"/>
+        </w:tabs>
+        <w:ind w:left="4320" w:hanging="360"/>
+      </w:pPr>
+      <w:rPr>
+        <w:rFonts w:ascii="Wingdings" w:hAnsi="Wingdings" w:hint="default"/>
+        <w:sz w:val="20"/>
+      </w:rPr>
+    </w:lvl>
+    <w:lvl w:ilvl="6" w:tentative="1">
+      <w:start w:val="1"/>
+      <w:numFmt w:val="bullet"/>
+      <w:lvlText w:val=""/>
+      <w:lvlJc w:val="left"/>
+      <w:pPr>
+        <w:tabs>
+          <w:tab w:val="num" w:pos="5040"/>
+        </w:tabs>
+        <w:ind w:left="5040" w:hanging="360"/>
+      </w:pPr>
+      <w:rPr>
+        <w:rFonts w:ascii="Wingdings" w:hAnsi="Wingdings" w:hint="default"/>
+        <w:sz w:val="20"/>
+      </w:rPr>
+    </w:lvl>
+    <w:lvl w:ilvl="7" w:tentative="1">
+      <w:start w:val="1"/>
+      <w:numFmt w:val="bullet"/>
+      <w:lvlText w:val=""/>
+      <w:lvlJc w:val="left"/>
+      <w:pPr>
+        <w:tabs>
+          <w:tab w:val="num" w:pos="5760"/>
+        </w:tabs>
+        <w:ind w:left="5760" w:hanging="360"/>
+      </w:pPr>
+      <w:rPr>
+        <w:rFonts w:ascii="Wingdings" w:hAnsi="Wingdings" w:hint="default"/>
+        <w:sz w:val="20"/>
+      </w:rPr>
+    </w:lvl>
+    <w:lvl w:ilvl="8" w:tentative="1">
+      <w:start w:val="1"/>
+      <w:numFmt w:val="bullet"/>
+      <w:lvlText w:val=""/>
+      <w:lvlJc w:val="left"/>
+      <w:pPr>
+        <w:tabs>
+          <w:tab w:val="num" w:pos="6480"/>
+        </w:tabs>
+        <w:ind w:left="6480" w:hanging="360"/>
+      </w:pPr>
+      <w:rPr>
+        <w:rFonts w:ascii="Wingdings" w:hAnsi="Wingdings" w:hint="default"/>
+        <w:sz w:val="20"/>
+      </w:rPr>
+    </w:lvl>
+  </w:abstractNum>
+  <w:abstractNum w:abstractNumId="2" w15:restartNumberingAfterBreak="0">
+    <w:nsid w:val="4AFE28D9"/>
+    <w:multiLevelType w:val="multilevel"/>
+    <w:tmpl w:val="79681270"/>
+    <w:lvl w:ilvl="0">
+      <w:start w:val="1"/>
+      <w:numFmt w:val="bullet"/>
+      <w:lvlText w:val=""/>
+      <w:lvlJc w:val="left"/>
+      <w:pPr>
+        <w:tabs>
+          <w:tab w:val="num" w:pos="720"/>
+        </w:tabs>
+        <w:ind w:left="720" w:hanging="360"/>
+      </w:pPr>
+      <w:rPr>
+        <w:rFonts w:ascii="Symbol" w:hAnsi="Symbol" w:hint="default"/>
+        <w:sz w:val="20"/>
+      </w:rPr>
+    </w:lvl>
+    <w:lvl w:ilvl="1" w:tentative="1">
+      <w:start w:val="1"/>
+      <w:numFmt w:val="bullet"/>
+      <w:lvlText w:val="o"/>
+      <w:lvlJc w:val="left"/>
+      <w:pPr>
+        <w:tabs>
+          <w:tab w:val="num" w:pos="1440"/>
+        </w:tabs>
+        <w:ind w:left="1440" w:hanging="360"/>
+      </w:pPr>
+      <w:rPr>
+        <w:rFonts w:ascii="Courier New" w:hAnsi="Courier New" w:hint="default"/>
+        <w:sz w:val="20"/>
+      </w:rPr>
+    </w:lvl>
+    <w:lvl w:ilvl="2" w:tentative="1">
+      <w:start w:val="1"/>
+      <w:numFmt w:val="bullet"/>
+      <w:lvlText w:val=""/>
+      <w:lvlJc w:val="left"/>
+      <w:pPr>
+        <w:tabs>
+          <w:tab w:val="num" w:pos="2160"/>
+        </w:tabs>
+        <w:ind w:left="2160" w:hanging="360"/>
+      </w:pPr>
+      <w:rPr>
+        <w:rFonts w:ascii="Wingdings" w:hAnsi="Wingdings" w:hint="default"/>
+        <w:sz w:val="20"/>
+      </w:rPr>
+    </w:lvl>
+    <w:lvl w:ilvl="3" w:tentative="1">
+      <w:start w:val="1"/>
+      <w:numFmt w:val="bullet"/>
+      <w:lvlText w:val=""/>
+      <w:lvlJc w:val="left"/>
+      <w:pPr>
+        <w:tabs>
+          <w:tab w:val="num" w:pos="2880"/>
+        </w:tabs>
+        <w:ind w:left="2880" w:hanging="360"/>
+      </w:pPr>
+      <w:rPr>
+        <w:rFonts w:ascii="Wingdings" w:hAnsi="Wingdings" w:hint="default"/>
+        <w:sz w:val="20"/>
+      </w:rPr>
+    </w:lvl>
+    <w:lvl w:ilvl="4" w:tentative="1">
+      <w:start w:val="1"/>
+      <w:numFmt w:val="bullet"/>
+      <w:lvlText w:val=""/>
+      <w:lvlJc w:val="left"/>
+      <w:pPr>
+        <w:tabs>
+          <w:tab w:val="num" w:pos="3600"/>
+        </w:tabs>
+        <w:ind w:left="3600" w:hanging="360"/>
+      </w:pPr>
+      <w:rPr>
+        <w:rFonts w:ascii="Wingdings" w:hAnsi="Wingdings" w:hint="default"/>
+        <w:sz w:val="20"/>
+      </w:rPr>
+    </w:lvl>
+    <w:lvl w:ilvl="5" w:tentative="1">
+      <w:start w:val="1"/>
+      <w:numFmt w:val="bullet"/>
+      <w:lvlText w:val=""/>
+      <w:lvlJc w:val="left"/>
+      <w:pPr>
+        <w:tabs>
+          <w:tab w:val="num" w:pos="4320"/>
+        </w:tabs>
+        <w:ind w:left="4320" w:hanging="360"/>
+      </w:pPr>
+      <w:rPr>
+        <w:rFonts w:ascii="Wingdings" w:hAnsi="Wingdings" w:hint="default"/>
+        <w:sz w:val="20"/>
+      </w:rPr>
+    </w:lvl>
+    <w:lvl w:ilvl="6" w:tentative="1">
+      <w:start w:val="1"/>
+      <w:numFmt w:val="bullet"/>
+      <w:lvlText w:val=""/>
+      <w:lvlJc w:val="left"/>
+      <w:pPr>
+        <w:tabs>
+          <w:tab w:val="num" w:pos="5040"/>
+        </w:tabs>
+        <w:ind w:left="5040" w:hanging="360"/>
+      </w:pPr>
+      <w:rPr>
+        <w:rFonts w:ascii="Wingdings" w:hAnsi="Wingdings" w:hint="default"/>
+        <w:sz w:val="20"/>
+      </w:rPr>
+    </w:lvl>
+    <w:lvl w:ilvl="7" w:tentative="1">
+      <w:start w:val="1"/>
+      <w:numFmt w:val="bullet"/>
+      <w:lvlText w:val=""/>
+      <w:lvlJc w:val="left"/>
+      <w:pPr>
+        <w:tabs>
+          <w:tab w:val="num" w:pos="5760"/>
+        </w:tabs>
+        <w:ind w:left="5760" w:hanging="360"/>
+      </w:pPr>
+      <w:rPr>
+        <w:rFonts w:ascii="Wingdings" w:hAnsi="Wingdings" w:hint="default"/>
+        <w:sz w:val="20"/>
+      </w:rPr>
+    </w:lvl>
+    <w:lvl w:ilvl="8" w:tentative="1">
+      <w:start w:val="1"/>
+      <w:numFmt w:val="bullet"/>
+      <w:lvlText w:val=""/>
+      <w:lvlJc w:val="left"/>
+      <w:pPr>
+        <w:tabs>
+          <w:tab w:val="num" w:pos="6480"/>
+        </w:tabs>
+        <w:ind w:left="6480" w:hanging="360"/>
+      </w:pPr>
+      <w:rPr>
+        <w:rFonts w:ascii="Wingdings" w:hAnsi="Wingdings" w:hint="default"/>
+        <w:sz w:val="20"/>
+      </w:rPr>
+    </w:lvl>
+  </w:abstractNum>
+  <w:abstractNum w:abstractNumId="3" w15:restartNumberingAfterBreak="0">
+    <w:nsid w:val="5C0912A0"/>
+    <w:multiLevelType w:val="multilevel"/>
+    <w:tmpl w:val="661497DC"/>
+    <w:lvl w:ilvl="0">
+      <w:start w:val="1"/>
+      <w:numFmt w:val="bullet"/>
+      <w:lvlText w:val=""/>
+      <w:lvlJc w:val="left"/>
+      <w:pPr>
+        <w:tabs>
+          <w:tab w:val="num" w:pos="720"/>
+        </w:tabs>
+        <w:ind w:left="720" w:hanging="360"/>
+      </w:pPr>
+      <w:rPr>
+        <w:rFonts w:ascii="Symbol" w:hAnsi="Symbol" w:hint="default"/>
+        <w:sz w:val="20"/>
+      </w:rPr>
+    </w:lvl>
+    <w:lvl w:ilvl="1" w:tentative="1">
+      <w:start w:val="1"/>
+      <w:numFmt w:val="bullet"/>
+      <w:lvlText w:val="o"/>
+      <w:lvlJc w:val="left"/>
+      <w:pPr>
+        <w:tabs>
+          <w:tab w:val="num" w:pos="1440"/>
+        </w:tabs>
+        <w:ind w:left="1440" w:hanging="360"/>
+      </w:pPr>
+      <w:rPr>
+        <w:rFonts w:ascii="Courier New" w:hAnsi="Courier New" w:hint="default"/>
+        <w:sz w:val="20"/>
+      </w:rPr>
+    </w:lvl>
+    <w:lvl w:ilvl="2" w:tentative="1">
+      <w:start w:val="1"/>
+      <w:numFmt w:val="bullet"/>
+      <w:lvlText w:val=""/>
+      <w:lvlJc w:val="left"/>
+      <w:pPr>
+        <w:tabs>
+          <w:tab w:val="num" w:pos="2160"/>
+        </w:tabs>
+        <w:ind w:left="2160" w:hanging="360"/>
+      </w:pPr>
+      <w:rPr>
+        <w:rFonts w:ascii="Wingdings" w:hAnsi="Wingdings" w:hint="default"/>
+        <w:sz w:val="20"/>
+      </w:rPr>
+    </w:lvl>
+    <w:lvl w:ilvl="3" w:tentative="1">
+      <w:start w:val="1"/>
+      <w:numFmt w:val="bullet"/>
+      <w:lvlText w:val=""/>
+      <w:lvlJc w:val="left"/>
+      <w:pPr>
+        <w:tabs>
+          <w:tab w:val="num" w:pos="2880"/>
+        </w:tabs>
+        <w:ind w:left="2880" w:hanging="360"/>
+      </w:pPr>
+      <w:rPr>
+        <w:rFonts w:ascii="Wingdings" w:hAnsi="Wingdings" w:hint="default"/>
+        <w:sz w:val="20"/>
+      </w:rPr>
+    </w:lvl>
+    <w:lvl w:ilvl="4" w:tentative="1">
+      <w:start w:val="1"/>
+      <w:numFmt w:val="bullet"/>
+      <w:lvlText w:val=""/>
+      <w:lvlJc w:val="left"/>
+      <w:pPr>
+        <w:tabs>
+          <w:tab w:val="num" w:pos="3600"/>
+        </w:tabs>
+        <w:ind w:left="3600" w:hanging="360"/>
+      </w:pPr>
+      <w:rPr>
+        <w:rFonts w:ascii="Wingdings" w:hAnsi="Wingdings" w:hint="default"/>
+        <w:sz w:val="20"/>
+      </w:rPr>
+    </w:lvl>
+    <w:lvl w:ilvl="5" w:tentative="1">
+      <w:start w:val="1"/>
+      <w:numFmt w:val="bullet"/>
+      <w:lvlText w:val=""/>
+      <w:lvlJc w:val="left"/>
+      <w:pPr>
+        <w:tabs>
+          <w:tab w:val="num" w:pos="4320"/>
+        </w:tabs>
+        <w:ind w:left="4320" w:hanging="360"/>
+      </w:pPr>
+      <w:rPr>
+        <w:rFonts w:ascii="Wingdings" w:hAnsi="Wingdings" w:hint="default"/>
+        <w:sz w:val="20"/>
+      </w:rPr>
+    </w:lvl>
+    <w:lvl w:ilvl="6" w:tentative="1">
+      <w:start w:val="1"/>
+      <w:numFmt w:val="bullet"/>
+      <w:lvlText w:val=""/>
+      <w:lvlJc w:val="left"/>
+      <w:pPr>
+        <w:tabs>
+          <w:tab w:val="num" w:pos="5040"/>
+        </w:tabs>
+        <w:ind w:left="5040" w:hanging="360"/>
+      </w:pPr>
+      <w:rPr>
+        <w:rFonts w:ascii="Wingdings" w:hAnsi="Wingdings" w:hint="default"/>
+        <w:sz w:val="20"/>
+      </w:rPr>
+    </w:lvl>
+    <w:lvl w:ilvl="7" w:tentative="1">
+      <w:start w:val="1"/>
+      <w:numFmt w:val="bullet"/>
+      <w:lvlText w:val=""/>
+      <w:lvlJc w:val="left"/>
+      <w:pPr>
+        <w:tabs>
+          <w:tab w:val="num" w:pos="5760"/>
+        </w:tabs>
+        <w:ind w:left="5760" w:hanging="360"/>
+      </w:pPr>
+      <w:rPr>
+        <w:rFonts w:ascii="Wingdings" w:hAnsi="Wingdings" w:hint="default"/>
+        <w:sz w:val="20"/>
+      </w:rPr>
+    </w:lvl>
+    <w:lvl w:ilvl="8" w:tentative="1">
+      <w:start w:val="1"/>
+      <w:numFmt w:val="bullet"/>
+      <w:lvlText w:val=""/>
+      <w:lvlJc w:val="left"/>
+      <w:pPr>
+        <w:tabs>
+          <w:tab w:val="num" w:pos="6480"/>
+        </w:tabs>
+        <w:ind w:left="6480" w:hanging="360"/>
+      </w:pPr>
+      <w:rPr>
+        <w:rFonts w:ascii="Wingdings" w:hAnsi="Wingdings" w:hint="default"/>
+        <w:sz w:val="20"/>
+      </w:rPr>
+    </w:lvl>
+  </w:abstractNum>
+  <w:num w:numId="1">
+    <w:abstractNumId w:val="2"/>
+  </w:num>
+  <w:num w:numId="2">
+    <w:abstractNumId w:val="3"/>
+  </w:num>
+  <w:num w:numId="3">
+    <w:abstractNumId w:val="1"/>
+  </w:num>
+  <w:num w:numId="4">
+    <w:abstractNumId w:val="0"/>
+  </w:num>
+</w:numbering>
 </file>
 
 <file path=word/styles.xml><?xml version="1.0" encoding="utf-8"?>
@@ -10031,6 +10615,48 @@
     <w:name w:val="Normal"/>
     <w:qFormat/>
   </w:style>
+  <w:style w:type="paragraph" w:styleId="Heading2">
+    <w:name w:val="heading 2"/>
+    <w:basedOn w:val="Normal"/>
+    <w:next w:val="Normal"/>
+    <w:link w:val="Heading2Char"/>
+    <w:uiPriority w:val="9"/>
+    <w:semiHidden/>
+    <w:unhideWhenUsed/>
+    <w:qFormat/>
+    <w:rsid w:val="00834CCA"/>
+    <w:pPr>
+      <w:keepNext/>
+      <w:keepLines/>
+      <w:spacing w:before="40" w:after="0"/>
+      <w:outlineLvl w:val="1"/>
+    </w:pPr>
+    <w:rPr>
+      <w:rFonts w:asciiTheme="majorHAnsi" w:eastAsiaTheme="majorEastAsia" w:hAnsiTheme="majorHAnsi" w:cstheme="majorBidi"/>
+      <w:color w:val="2E74B5" w:themeColor="accent1" w:themeShade="BF"/>
+      <w:sz w:val="26"/>
+      <w:szCs w:val="26"/>
+    </w:rPr>
+  </w:style>
+  <w:style w:type="paragraph" w:styleId="Heading3">
+    <w:name w:val="heading 3"/>
+    <w:basedOn w:val="Normal"/>
+    <w:link w:val="Heading3Char"/>
+    <w:uiPriority w:val="9"/>
+    <w:qFormat/>
+    <w:rsid w:val="007F5E75"/>
+    <w:pPr>
+      <w:spacing w:before="100" w:beforeAutospacing="1" w:after="100" w:afterAutospacing="1" w:line="240" w:lineRule="auto"/>
+      <w:outlineLvl w:val="2"/>
+    </w:pPr>
+    <w:rPr>
+      <w:rFonts w:ascii="Times New Roman" w:eastAsia="Times New Roman" w:hAnsi="Times New Roman" w:cs="Times New Roman"/>
+      <w:b/>
+      <w:bCs/>
+      <w:sz w:val="27"/>
+      <w:szCs w:val="27"/>
+    </w:rPr>
+  </w:style>
   <w:style w:type="character" w:default="1" w:styleId="DefaultParagraphFont">
     <w:name w:val="Default Paragraph Font"/>
     <w:uiPriority w:val="1"/>
@@ -10077,7 +10703,6 @@
     <w:name w:val="Normal (Web)"/>
     <w:basedOn w:val="Normal"/>
     <w:uiPriority w:val="99"/>
-    <w:semiHidden/>
     <w:unhideWhenUsed/>
     <w:rsid w:val="00A9740D"/>
     <w:pPr>
@@ -10103,6 +10728,75 @@
     <w:name w:val="ͼj"/>
     <w:basedOn w:val="DefaultParagraphFont"/>
     <w:rsid w:val="00BE553E"/>
+  </w:style>
+  <w:style w:type="character" w:customStyle="1" w:styleId="katex-mathml">
+    <w:name w:val="katex-mathml"/>
+    <w:basedOn w:val="DefaultParagraphFont"/>
+    <w:rsid w:val="00FE1325"/>
+  </w:style>
+  <w:style w:type="character" w:customStyle="1" w:styleId="mord">
+    <w:name w:val="mord"/>
+    <w:basedOn w:val="DefaultParagraphFont"/>
+    <w:rsid w:val="00FE1325"/>
+  </w:style>
+  <w:style w:type="character" w:customStyle="1" w:styleId="mopen">
+    <w:name w:val="mopen"/>
+    <w:basedOn w:val="DefaultParagraphFont"/>
+    <w:rsid w:val="00FE1325"/>
+  </w:style>
+  <w:style w:type="character" w:customStyle="1" w:styleId="mclose">
+    <w:name w:val="mclose"/>
+    <w:basedOn w:val="DefaultParagraphFont"/>
+    <w:rsid w:val="00FE1325"/>
+  </w:style>
+  <w:style w:type="character" w:customStyle="1" w:styleId="mrel">
+    <w:name w:val="mrel"/>
+    <w:basedOn w:val="DefaultParagraphFont"/>
+    <w:rsid w:val="00FE1325"/>
+  </w:style>
+  <w:style w:type="character" w:customStyle="1" w:styleId="mbin">
+    <w:name w:val="mbin"/>
+    <w:basedOn w:val="DefaultParagraphFont"/>
+    <w:rsid w:val="00FE1325"/>
+  </w:style>
+  <w:style w:type="character" w:customStyle="1" w:styleId="Heading3Char">
+    <w:name w:val="Heading 3 Char"/>
+    <w:basedOn w:val="DefaultParagraphFont"/>
+    <w:link w:val="Heading3"/>
+    <w:uiPriority w:val="9"/>
+    <w:rsid w:val="007F5E75"/>
+    <w:rPr>
+      <w:rFonts w:ascii="Times New Roman" w:eastAsia="Times New Roman" w:hAnsi="Times New Roman" w:cs="Times New Roman"/>
+      <w:b/>
+      <w:bCs/>
+      <w:sz w:val="27"/>
+      <w:szCs w:val="27"/>
+    </w:rPr>
+  </w:style>
+  <w:style w:type="character" w:styleId="Strong">
+    <w:name w:val="Strong"/>
+    <w:basedOn w:val="DefaultParagraphFont"/>
+    <w:uiPriority w:val="22"/>
+    <w:qFormat/>
+    <w:rsid w:val="007F5E75"/>
+    <w:rPr>
+      <w:b/>
+      <w:bCs/>
+    </w:rPr>
+  </w:style>
+  <w:style w:type="character" w:customStyle="1" w:styleId="Heading2Char">
+    <w:name w:val="Heading 2 Char"/>
+    <w:basedOn w:val="DefaultParagraphFont"/>
+    <w:link w:val="Heading2"/>
+    <w:uiPriority w:val="9"/>
+    <w:semiHidden/>
+    <w:rsid w:val="00834CCA"/>
+    <w:rPr>
+      <w:rFonts w:asciiTheme="majorHAnsi" w:eastAsiaTheme="majorEastAsia" w:hAnsiTheme="majorHAnsi" w:cstheme="majorBidi"/>
+      <w:color w:val="2E74B5" w:themeColor="accent1" w:themeShade="BF"/>
+      <w:sz w:val="26"/>
+      <w:szCs w:val="26"/>
+    </w:rPr>
   </w:style>
 </w:styles>
 </file>

--- a/Programming Language/Problem_Solving.docx
+++ b/Programming Language/Problem_Solving.docx
@@ -4351,8 +4351,6 @@
         </w:rPr>
         <w:t>size = 2</w:t>
       </w:r>
-      <w:bookmarkStart w:id="0" w:name="_GoBack"/>
-      <w:bookmarkEnd w:id="0"/>
     </w:p>
     <w:p>
       <w:pPr>
@@ -5921,7 +5919,20 @@
         <w:pStyle w:val="NormalWeb"/>
       </w:pPr>
       <w:r>
-        <w:t xml:space="preserve">Each node represents the </w:t>
+        <w:t xml:space="preserve">Each node </w:t>
+      </w:r>
+      <w:proofErr w:type="spellStart"/>
+      <w:r>
+        <w:t>represe</w:t>
+      </w:r>
+      <w:proofErr w:type="spellEnd"/>
+      <w:r>
+        <w:t xml:space="preserve"> </w:t>
+      </w:r>
+      <w:bookmarkStart w:id="0" w:name="_GoBack"/>
+      <w:bookmarkEnd w:id="0"/>
+      <w:r>
+        <w:t xml:space="preserve">nts the </w:t>
       </w:r>
       <w:r>
         <w:rPr>

--- a/Programming Language/Problem_Solving.docx
+++ b/Programming Language/Problem_Solving.docx
@@ -5929,10 +5929,13 @@
       <w:r>
         <w:t xml:space="preserve"> </w:t>
       </w:r>
-      <w:bookmarkStart w:id="0" w:name="_GoBack"/>
-      <w:bookmarkEnd w:id="0"/>
-      <w:r>
-        <w:t xml:space="preserve">nts the </w:t>
+      <w:proofErr w:type="spellStart"/>
+      <w:r>
+        <w:t>nts</w:t>
+      </w:r>
+      <w:proofErr w:type="spellEnd"/>
+      <w:r>
+        <w:t xml:space="preserve"> the </w:t>
       </w:r>
       <w:r>
         <w:rPr>
@@ -6325,6 +6328,18 @@
       </w:r>
       <w:r>
         <w:br/>
+      </w:r>
+      <w:r>
+        <w:rPr>
+          <w:rFonts w:ascii="Arial" w:hAnsi="Arial" w:cs="Arial"/>
+          <w:b/>
+          <w:color w:val="C00000"/>
+          <w:sz w:val="21"/>
+          <w:szCs w:val="21"/>
+          <w:highlight w:val="yellow"/>
+          <w:shd w:val="clear" w:color="auto" w:fill="FFFFFF"/>
+        </w:rPr>
+        <w:t xml:space="preserve">  </w:t>
       </w:r>
     </w:p>
     <w:tbl>
@@ -7201,6 +7216,18 @@
           <w:highlight w:val="yellow"/>
           <w:shd w:val="clear" w:color="auto" w:fill="FFFFFF"/>
         </w:rPr>
+        <w:t xml:space="preserve"> </w:t>
+      </w:r>
+      <w:r>
+        <w:rPr>
+          <w:rFonts w:ascii="Arial" w:hAnsi="Arial" w:cs="Arial"/>
+          <w:b/>
+          <w:color w:val="C00000"/>
+          <w:sz w:val="21"/>
+          <w:szCs w:val="21"/>
+          <w:highlight w:val="yellow"/>
+          <w:shd w:val="clear" w:color="auto" w:fill="FFFFFF"/>
+        </w:rPr>
         <w:br/>
       </w:r>
       <w:r>
@@ -7271,7 +7298,17 @@
           <w:szCs w:val="24"/>
         </w:rPr>
         <w:br/>
-        <w:t>[3, 8, 14, 22, 35, 41, 56, 78]</w:t>
+        <w:t>[3, 8</w:t>
+      </w:r>
+      <w:bookmarkStart w:id="0" w:name="_GoBack"/>
+      <w:bookmarkEnd w:id="0"/>
+      <w:r>
+        <w:rPr>
+          <w:rFonts w:ascii="Times New Roman" w:eastAsia="Times New Roman" w:hAnsi="Times New Roman" w:cs="Times New Roman"/>
+          <w:sz w:val="24"/>
+          <w:szCs w:val="24"/>
+        </w:rPr>
+        <w:t>, 14, 22, 35, 41, 56, 78]</w:t>
       </w:r>
     </w:p>
     <w:tbl>
